--- a/documents/Ekologiya/Бизнес-процесс_Экологическое_сопровождение.docx
+++ b/documents/Ekologiya/Бизнес-процесс_Экологическое_сопровождение.docx
@@ -109,6 +109,7 @@
     </w:p>
     <w:p>
       <w:pPr>
+        <w:keepNext/>
         <w:spacing w:after="80" w:before="200"/>
         <w:jc w:val="left"/>
       </w:pPr>
@@ -217,6 +218,7 @@
     </w:p>
     <w:p>
       <w:pPr>
+        <w:keepNext/>
         <w:spacing w:after="80" w:before="200"/>
         <w:jc w:val="left"/>
       </w:pPr>
@@ -454,6 +456,7 @@
     </w:p>
     <w:p>
       <w:pPr>
+        <w:keepNext/>
         <w:spacing w:after="80" w:before="200"/>
         <w:jc w:val="left"/>
       </w:pPr>
@@ -851,6 +854,7 @@
     </w:tbl>
     <w:p>
       <w:pPr>
+        <w:keepNext/>
         <w:spacing w:after="80" w:before="200"/>
         <w:jc w:val="left"/>
       </w:pPr>
@@ -872,7 +876,7 @@
           <w:b w:val="0"/>
           <w:i w:val="0"/>
         </w:rPr>
-        <w:t>– категория объекта НВОС по каждой площадке (II, III или IV) — определяет объём документов и отчётности (ветвление на этапе 6);</w:t>
+        <w:t>– категория объекта НВОС по каждой площадке (II, III или IV) — определяет объём документов и отчётности (ветвление на этапе 8);</w:t>
       </w:r>
     </w:p>
     <w:p>
@@ -927,7 +931,7 @@
       <w:r>
         <w:drawing>
           <wp:inline xmlns:a="http://schemas.openxmlformats.org/drawingml/2006/main" xmlns:pic="http://schemas.openxmlformats.org/drawingml/2006/picture">
-            <wp:extent cx="6120000" cy="8405783"/>
+            <wp:extent cx="6120000" cy="8650093"/>
             <wp:docPr id="1" name="Picture 1"/>
             <wp:cNvGraphicFramePr>
               <a:graphicFrameLocks noChangeAspect="1"/>
@@ -936,7 +940,7 @@
               <a:graphicData uri="http://schemas.openxmlformats.org/drawingml/2006/picture">
                 <pic:pic>
                   <pic:nvPicPr>
-                    <pic:cNvPr id="0" name="flow.png"/>
+                    <pic:cNvPr id="0" name="swim1.png"/>
                     <pic:cNvPicPr/>
                   </pic:nvPicPr>
                   <pic:blipFill>
@@ -948,7 +952,95 @@
                   <pic:spPr>
                     <a:xfrm>
                       <a:off x="0" y="0"/>
-                      <a:ext cx="6120000" cy="8405783"/>
+                      <a:ext cx="6120000" cy="8650093"/>
+                    </a:xfrm>
+                    <a:prstGeom prst="rect"/>
+                  </pic:spPr>
+                </pic:pic>
+              </a:graphicData>
+            </a:graphic>
+          </wp:inline>
+        </w:drawing>
+      </w:r>
+    </w:p>
+    <w:p>
+      <w:r>
+        <w:br w:type="page"/>
+      </w:r>
+    </w:p>
+    <w:p>
+      <w:pPr>
+        <w:jc w:val="center"/>
+      </w:pPr>
+      <w:r>
+        <w:drawing>
+          <wp:inline xmlns:a="http://schemas.openxmlformats.org/drawingml/2006/main" xmlns:pic="http://schemas.openxmlformats.org/drawingml/2006/picture">
+            <wp:extent cx="6120000" cy="8650093"/>
+            <wp:docPr id="2" name="Picture 2"/>
+            <wp:cNvGraphicFramePr>
+              <a:graphicFrameLocks noChangeAspect="1"/>
+            </wp:cNvGraphicFramePr>
+            <a:graphic>
+              <a:graphicData uri="http://schemas.openxmlformats.org/drawingml/2006/picture">
+                <pic:pic>
+                  <pic:nvPicPr>
+                    <pic:cNvPr id="0" name="swim2.png"/>
+                    <pic:cNvPicPr/>
+                  </pic:nvPicPr>
+                  <pic:blipFill>
+                    <a:blip r:embed="rId10"/>
+                    <a:stretch>
+                      <a:fillRect/>
+                    </a:stretch>
+                  </pic:blipFill>
+                  <pic:spPr>
+                    <a:xfrm>
+                      <a:off x="0" y="0"/>
+                      <a:ext cx="6120000" cy="8650093"/>
+                    </a:xfrm>
+                    <a:prstGeom prst="rect"/>
+                  </pic:spPr>
+                </pic:pic>
+              </a:graphicData>
+            </a:graphic>
+          </wp:inline>
+        </w:drawing>
+      </w:r>
+    </w:p>
+    <w:p>
+      <w:r>
+        <w:br w:type="page"/>
+      </w:r>
+    </w:p>
+    <w:p>
+      <w:pPr>
+        <w:jc w:val="center"/>
+      </w:pPr>
+      <w:r>
+        <w:drawing>
+          <wp:inline xmlns:a="http://schemas.openxmlformats.org/drawingml/2006/main" xmlns:pic="http://schemas.openxmlformats.org/drawingml/2006/picture">
+            <wp:extent cx="6120000" cy="8650093"/>
+            <wp:docPr id="3" name="Picture 3"/>
+            <wp:cNvGraphicFramePr>
+              <a:graphicFrameLocks noChangeAspect="1"/>
+            </wp:cNvGraphicFramePr>
+            <a:graphic>
+              <a:graphicData uri="http://schemas.openxmlformats.org/drawingml/2006/picture">
+                <pic:pic>
+                  <pic:nvPicPr>
+                    <pic:cNvPr id="0" name="swim3.png"/>
+                    <pic:cNvPicPr/>
+                  </pic:nvPicPr>
+                  <pic:blipFill>
+                    <a:blip r:embed="rId11"/>
+                    <a:stretch>
+                      <a:fillRect/>
+                    </a:stretch>
+                  </pic:blipFill>
+                  <pic:spPr>
+                    <a:xfrm>
+                      <a:off x="0" y="0"/>
+                      <a:ext cx="6120000" cy="8650093"/>
                     </a:xfrm>
                     <a:prstGeom prst="rect"/>
                   </pic:spPr>
@@ -1135,7 +1227,7 @@
                 <w:i w:val="0"/>
                 <w:sz w:val="22"/>
               </w:rPr>
-              <w:t>Назначение ответственных лиц</w:t>
+              <w:t>Подготовка проекта приказа о назначении ответственных</w:t>
             </w:r>
           </w:p>
           <w:p>
@@ -1205,25 +1297,7 @@
                 <w:i w:val="0"/>
                 <w:sz w:val="22"/>
               </w:rPr>
-              <w:t>- за эксплуатацию ГОУ (п. 2 Правил, приказ № 498).</w:t>
-            </w:r>
-          </w:p>
-          <w:p>
-            <w:pPr>
-              <w:jc w:val="left"/>
-            </w:pPr>
-          </w:p>
-          <w:p>
-            <w:pPr>
-              <w:jc w:val="left"/>
-            </w:pPr>
-            <w:r>
-              <w:rPr>
-                <w:b w:val="0"/>
-                <w:i w:val="0"/>
-                <w:sz w:val="22"/>
-              </w:rPr>
-              <w:t>ГД подписывает приказ. Приказ актуализируется при кадровых изменениях.</w:t>
+              <w:t>- за эксплуатацию ГОУ (приказ Минприроды № 498).</w:t>
             </w:r>
           </w:p>
         </w:tc>
@@ -1242,20 +1316,7 @@
                 <w:i w:val="0"/>
                 <w:sz w:val="22"/>
               </w:rPr>
-              <w:t>Эколог /</w:t>
-            </w:r>
-          </w:p>
-          <w:p>
-            <w:pPr>
-              <w:jc w:val="left"/>
-            </w:pPr>
-            <w:r>
-              <w:rPr>
-                <w:b w:val="0"/>
-                <w:i w:val="0"/>
-                <w:sz w:val="22"/>
-              </w:rPr>
-              <w:t>ГД</w:t>
+              <w:t>Начальник ООТиПБ (эколог)</w:t>
             </w:r>
           </w:p>
         </w:tc>
@@ -1293,7 +1354,7 @@
                 <w:i w:val="0"/>
                 <w:sz w:val="22"/>
               </w:rPr>
-              <w:t>Приказ о назначении ответственных</w:t>
+              <w:t>Проект приказа</w:t>
             </w:r>
           </w:p>
         </w:tc>
@@ -1333,56 +1394,25 @@
                 <w:i w:val="0"/>
                 <w:sz w:val="22"/>
               </w:rPr>
-              <w:t>Обучение ответственных лиц</w:t>
-            </w:r>
-          </w:p>
-          <w:p>
-            <w:pPr>
-              <w:jc w:val="left"/>
-            </w:pPr>
-          </w:p>
-          <w:p>
-            <w:pPr>
-              <w:jc w:val="left"/>
-            </w:pPr>
-            <w:r>
-              <w:rPr>
-                <w:b w:val="0"/>
-                <w:i w:val="0"/>
-                <w:sz w:val="22"/>
-              </w:rPr>
-              <w:t>- Руководители и специалисты, принимающие решения по деятельности, оказывающей НВОС, — подготовка в области охраны окружающей среды и экологической безопасности (ст. 73 7-ФЗ).</w:t>
-            </w:r>
-          </w:p>
-          <w:p>
-            <w:pPr>
-              <w:jc w:val="left"/>
-            </w:pPr>
-            <w:r>
-              <w:rPr>
-                <w:b w:val="0"/>
-                <w:i w:val="0"/>
-                <w:sz w:val="22"/>
-              </w:rPr>
-              <w:t>- Лица, допущенные к обращению с отходами I–IV классов, — профессиональная подготовка (ст. 15 89-ФЗ).</w:t>
-            </w:r>
-          </w:p>
-          <w:p>
-            <w:pPr>
-              <w:jc w:val="left"/>
-            </w:pPr>
-          </w:p>
-          <w:p>
-            <w:pPr>
-              <w:jc w:val="left"/>
-            </w:pPr>
-            <w:r>
-              <w:rPr>
-                <w:b w:val="0"/>
-                <w:i w:val="0"/>
-                <w:sz w:val="22"/>
-              </w:rPr>
-              <w:t>ОУП организует обучение в образовательной организации с лицензией.</w:t>
+              <w:t>Подписание приказа</w:t>
+            </w:r>
+          </w:p>
+          <w:p>
+            <w:pPr>
+              <w:jc w:val="left"/>
+            </w:pPr>
+          </w:p>
+          <w:p>
+            <w:pPr>
+              <w:jc w:val="left"/>
+            </w:pPr>
+            <w:r>
+              <w:rPr>
+                <w:b w:val="0"/>
+                <w:i w:val="0"/>
+                <w:sz w:val="22"/>
+              </w:rPr>
+              <w:t>ГД рассматривает и подписывает приказ. В случае несогласия проект возвращается на доработку (этап 1). Приказ актуализируется при кадровых изменениях.</w:t>
             </w:r>
           </w:p>
         </w:tc>
@@ -1401,20 +1431,7 @@
                 <w:i w:val="0"/>
                 <w:sz w:val="22"/>
               </w:rPr>
-              <w:t>ОУП /</w:t>
-            </w:r>
-          </w:p>
-          <w:p>
-            <w:pPr>
-              <w:jc w:val="left"/>
-            </w:pPr>
-            <w:r>
-              <w:rPr>
-                <w:b w:val="0"/>
-                <w:i w:val="0"/>
-                <w:sz w:val="22"/>
-              </w:rPr>
-              <w:t>Эколог</w:t>
+              <w:t>Генеральный директор</w:t>
             </w:r>
           </w:p>
         </w:tc>
@@ -1433,7 +1450,7 @@
                 <w:i w:val="0"/>
                 <w:sz w:val="22"/>
               </w:rPr>
-              <w:t>До допуска к работе</w:t>
+              <w:t>2 раб. дня</w:t>
             </w:r>
           </w:p>
         </w:tc>
@@ -1452,7 +1469,7 @@
                 <w:i w:val="0"/>
                 <w:sz w:val="22"/>
               </w:rPr>
-              <w:t>Удостоверения о повышении квалификации, свидетельства</w:t>
+              <w:t>Подписанный приказ</w:t>
             </w:r>
           </w:p>
         </w:tc>
@@ -1492,77 +1509,56 @@
                 <w:i w:val="0"/>
                 <w:sz w:val="22"/>
               </w:rPr>
-              <w:t>Сбор исходных данных по каждой площадке</w:t>
-            </w:r>
-          </w:p>
-          <w:p>
-            <w:pPr>
-              <w:jc w:val="left"/>
-            </w:pPr>
-          </w:p>
-          <w:p>
-            <w:pPr>
-              <w:jc w:val="left"/>
-            </w:pPr>
-            <w:r>
-              <w:rPr>
-                <w:b w:val="0"/>
-                <w:i w:val="0"/>
-                <w:sz w:val="22"/>
-              </w:rPr>
-              <w:t>- перечень техпроцессов и оборудования (окрасочные камеры, участки композитов, раскрой, ЧПУ, лазерная резка, сварка);</w:t>
-            </w:r>
-          </w:p>
-          <w:p>
-            <w:pPr>
-              <w:jc w:val="left"/>
-            </w:pPr>
-            <w:r>
-              <w:rPr>
-                <w:b w:val="0"/>
-                <w:i w:val="0"/>
-                <w:sz w:val="22"/>
-              </w:rPr>
-              <w:t>- перечень и годовой расход материалов (ЛКМ, клеи, смолы, препреги, растворители) с паспортами безопасности;</w:t>
-            </w:r>
-          </w:p>
-          <w:p>
-            <w:pPr>
-              <w:jc w:val="left"/>
-            </w:pPr>
-            <w:r>
-              <w:rPr>
-                <w:b w:val="0"/>
-                <w:i w:val="0"/>
-                <w:sz w:val="22"/>
-              </w:rPr>
-              <w:t>- вентиляционные системы и выбросы (схемы, паспорта);</w:t>
-            </w:r>
-          </w:p>
-          <w:p>
-            <w:pPr>
-              <w:jc w:val="left"/>
-            </w:pPr>
-            <w:r>
-              <w:rPr>
-                <w:b w:val="0"/>
-                <w:i w:val="0"/>
-                <w:sz w:val="22"/>
-              </w:rPr>
-              <w:t>- договоры аренды: кто обеспечивает вывоз отходов, водоотведение;</w:t>
-            </w:r>
-          </w:p>
-          <w:p>
-            <w:pPr>
-              <w:jc w:val="left"/>
-            </w:pPr>
-            <w:r>
-              <w:rPr>
-                <w:b w:val="0"/>
-                <w:i w:val="0"/>
-                <w:sz w:val="22"/>
-              </w:rPr>
-              <w:t>- перечень образующихся отходов по участкам.</w:t>
+              <w:t>Обучение ответственных лиц</w:t>
+            </w:r>
+          </w:p>
+          <w:p>
+            <w:pPr>
+              <w:jc w:val="left"/>
+            </w:pPr>
+          </w:p>
+          <w:p>
+            <w:pPr>
+              <w:jc w:val="left"/>
+            </w:pPr>
+            <w:r>
+              <w:rPr>
+                <w:b w:val="0"/>
+                <w:i w:val="0"/>
+                <w:sz w:val="22"/>
+              </w:rPr>
+              <w:t>- руководители и специалисты, принимающие решения по деятельности, оказывающей НВОС, — подготовка в области охраны окружающей среды и экологической безопасности (ст. 73 7-ФЗ);</w:t>
+            </w:r>
+          </w:p>
+          <w:p>
+            <w:pPr>
+              <w:jc w:val="left"/>
+            </w:pPr>
+            <w:r>
+              <w:rPr>
+                <w:b w:val="0"/>
+                <w:i w:val="0"/>
+                <w:sz w:val="22"/>
+              </w:rPr>
+              <w:t>- лица, допущенные к обращению с отходами I–IV классов, — профессиональная подготовка (ст. 15 89-ФЗ).</w:t>
+            </w:r>
+          </w:p>
+          <w:p>
+            <w:pPr>
+              <w:jc w:val="left"/>
+            </w:pPr>
+          </w:p>
+          <w:p>
+            <w:pPr>
+              <w:jc w:val="left"/>
+            </w:pPr>
+            <w:r>
+              <w:rPr>
+                <w:b w:val="0"/>
+                <w:i w:val="0"/>
+                <w:sz w:val="22"/>
+              </w:rPr>
+              <w:t>ОУП организует обучение в образовательной организации с лицензией.</w:t>
             </w:r>
           </w:p>
         </w:tc>
@@ -1581,7 +1577,7 @@
                 <w:i w:val="0"/>
                 <w:sz w:val="22"/>
               </w:rPr>
-              <w:t>ОГТ, СГИ, руководители подразделений / Эколог</w:t>
+              <w:t>ОУП</w:t>
             </w:r>
           </w:p>
         </w:tc>
@@ -1600,7 +1596,7 @@
                 <w:i w:val="0"/>
                 <w:sz w:val="22"/>
               </w:rPr>
-              <w:t>20 раб. дней</w:t>
+              <w:t>До допуска к работе</w:t>
             </w:r>
           </w:p>
         </w:tc>
@@ -1619,7 +1615,7 @@
                 <w:i w:val="0"/>
                 <w:sz w:val="22"/>
               </w:rPr>
-              <w:t>Реестр исходных данных по площадкам</w:t>
+              <w:t>Удостоверения, свидетельства</w:t>
             </w:r>
           </w:p>
         </w:tc>
@@ -1659,43 +1655,95 @@
                 <w:i w:val="0"/>
                 <w:sz w:val="22"/>
               </w:rPr>
-              <w:t>Инвентаризация стационарных источников и выбросов</w:t>
-            </w:r>
-          </w:p>
-          <w:p>
-            <w:pPr>
-              <w:jc w:val="left"/>
-            </w:pPr>
-          </w:p>
-          <w:p>
-            <w:pPr>
-              <w:jc w:val="left"/>
-            </w:pPr>
-            <w:r>
-              <w:rPr>
-                <w:b w:val="0"/>
-                <w:i w:val="0"/>
-                <w:sz w:val="22"/>
-              </w:rPr>
-              <w:t>Проводится по приказу Минприроды № 871 (своими силами или подрядчиком). Выявляются источники, перечень загрязняющих веществ, их классы опасности и массы выбросов.</w:t>
-            </w:r>
-          </w:p>
-          <w:p>
-            <w:pPr>
-              <w:jc w:val="left"/>
-            </w:pPr>
-          </w:p>
-          <w:p>
-            <w:pPr>
-              <w:jc w:val="left"/>
-            </w:pPr>
-            <w:r>
-              <w:rPr>
-                <w:b w:val="0"/>
-                <w:i w:val="0"/>
-                <w:sz w:val="22"/>
-              </w:rPr>
-              <w:t>Повторяется при изменении техпроцессов, замене оборудования, сырья (по этапу 13).</w:t>
+              <w:t>Сбор исходных данных по каждой площадке</w:t>
+            </w:r>
+          </w:p>
+          <w:p>
+            <w:pPr>
+              <w:jc w:val="left"/>
+            </w:pPr>
+          </w:p>
+          <w:p>
+            <w:pPr>
+              <w:jc w:val="left"/>
+            </w:pPr>
+            <w:r>
+              <w:rPr>
+                <w:b w:val="0"/>
+                <w:i w:val="0"/>
+                <w:sz w:val="22"/>
+              </w:rPr>
+              <w:t>- техпроцессы и оборудование (окрасочные камеры, участки композитов, раскрой, ЧПУ, лазерная резка, сварка);</w:t>
+            </w:r>
+          </w:p>
+          <w:p>
+            <w:pPr>
+              <w:jc w:val="left"/>
+            </w:pPr>
+            <w:r>
+              <w:rPr>
+                <w:b w:val="0"/>
+                <w:i w:val="0"/>
+                <w:sz w:val="22"/>
+              </w:rPr>
+              <w:t>- перечень и годовой расход материалов (ЛКМ, клеи, смолы, препреги, растворители) с паспортами безопасности;</w:t>
+            </w:r>
+          </w:p>
+          <w:p>
+            <w:pPr>
+              <w:jc w:val="left"/>
+            </w:pPr>
+            <w:r>
+              <w:rPr>
+                <w:b w:val="0"/>
+                <w:i w:val="0"/>
+                <w:sz w:val="22"/>
+              </w:rPr>
+              <w:t>- вентиляционные системы (схемы, паспорта);</w:t>
+            </w:r>
+          </w:p>
+          <w:p>
+            <w:pPr>
+              <w:jc w:val="left"/>
+            </w:pPr>
+            <w:r>
+              <w:rPr>
+                <w:b w:val="0"/>
+                <w:i w:val="0"/>
+                <w:sz w:val="22"/>
+              </w:rPr>
+              <w:t>- договоры аренды: кто обеспечивает вывоз отходов, водоотведение;</w:t>
+            </w:r>
+          </w:p>
+          <w:p>
+            <w:pPr>
+              <w:jc w:val="left"/>
+            </w:pPr>
+            <w:r>
+              <w:rPr>
+                <w:b w:val="0"/>
+                <w:i w:val="0"/>
+                <w:sz w:val="22"/>
+              </w:rPr>
+              <w:t>- перечень образующихся отходов по участкам.</w:t>
+            </w:r>
+          </w:p>
+          <w:p>
+            <w:pPr>
+              <w:jc w:val="left"/>
+            </w:pPr>
+          </w:p>
+          <w:p>
+            <w:pPr>
+              <w:jc w:val="left"/>
+            </w:pPr>
+            <w:r>
+              <w:rPr>
+                <w:b w:val="0"/>
+                <w:i w:val="0"/>
+                <w:sz w:val="22"/>
+              </w:rPr>
+              <w:t>Данные передаются экологу.</w:t>
             </w:r>
           </w:p>
         </w:tc>
@@ -1714,7 +1762,7 @@
                 <w:i w:val="0"/>
                 <w:sz w:val="22"/>
               </w:rPr>
-              <w:t>Эколог / подрядчик</w:t>
+              <w:t>ОГТ, СГИ, руководители подразделений</w:t>
             </w:r>
           </w:p>
         </w:tc>
@@ -1733,7 +1781,7 @@
                 <w:i w:val="0"/>
                 <w:sz w:val="22"/>
               </w:rPr>
-              <w:t>1–2 мес.</w:t>
+              <w:t>20 раб. дней</w:t>
             </w:r>
           </w:p>
         </w:tc>
@@ -1752,7 +1800,7 @@
                 <w:i w:val="0"/>
                 <w:sz w:val="22"/>
               </w:rPr>
-              <w:t>Отчёт об инвентаризации источников выбросов</w:t>
+              <w:t>Реестр исходных данных по площадкам</w:t>
             </w:r>
           </w:p>
         </w:tc>
@@ -1792,61 +1840,43 @@
                 <w:i w:val="0"/>
                 <w:sz w:val="22"/>
               </w:rPr>
-              <w:t>Определение категории объекта НВОС и постановка на государственный учёт</w:t>
-            </w:r>
-          </w:p>
-          <w:p>
-            <w:pPr>
-              <w:jc w:val="left"/>
-            </w:pPr>
-          </w:p>
-          <w:p>
-            <w:pPr>
-              <w:jc w:val="left"/>
-            </w:pPr>
-            <w:r>
-              <w:rPr>
-                <w:b w:val="0"/>
-                <w:i w:val="0"/>
-                <w:sz w:val="22"/>
-              </w:rPr>
-              <w:t>Категория (I–IV) определяется по критериям ПП РФ № 2398. Заявка подаётся через личный кабинет природопользователя Росприроднадзора. Каждая площадка с самостоятельным производством — отдельный объект НВОС.</w:t>
-            </w:r>
-          </w:p>
-          <w:p>
-            <w:pPr>
-              <w:jc w:val="left"/>
-            </w:pPr>
-          </w:p>
-          <w:p>
-            <w:pPr>
-              <w:jc w:val="left"/>
-            </w:pPr>
-            <w:r>
-              <w:rPr>
-                <w:b w:val="0"/>
-                <w:i w:val="0"/>
-                <w:sz w:val="22"/>
-              </w:rPr>
-              <w:t>Срок постановки на учёт — не позднее 6 месяцев со дня начала эксплуатации объекта (ст. 69.2 7-ФЗ). При изменении сведений — актуализация в сроки ст. 69.2 7-ФЗ.</w:t>
-            </w:r>
-          </w:p>
-          <w:p>
-            <w:pPr>
-              <w:jc w:val="left"/>
-            </w:pPr>
-          </w:p>
-          <w:p>
-            <w:pPr>
-              <w:jc w:val="left"/>
-            </w:pPr>
-            <w:r>
-              <w:rPr>
-                <w:b w:val="0"/>
-                <w:i w:val="0"/>
-                <w:sz w:val="22"/>
-              </w:rPr>
-              <w:t>Надзор: II категория — Росприроднадзор; III категория — региональный орган (для г. Москвы — Департамент природопользования и охраны окружающей среды).</w:t>
+              <w:t>Инвентаризация стационарных источников и выбросов</w:t>
+            </w:r>
+          </w:p>
+          <w:p>
+            <w:pPr>
+              <w:jc w:val="left"/>
+            </w:pPr>
+          </w:p>
+          <w:p>
+            <w:pPr>
+              <w:jc w:val="left"/>
+            </w:pPr>
+            <w:r>
+              <w:rPr>
+                <w:b w:val="0"/>
+                <w:i w:val="0"/>
+                <w:sz w:val="22"/>
+              </w:rPr>
+              <w:t>По приказу Минприроды № 871 (своими силами или подрядчиком): источники, перечень загрязняющих веществ, классы опасности, массы выбросов.</w:t>
+            </w:r>
+          </w:p>
+          <w:p>
+            <w:pPr>
+              <w:jc w:val="left"/>
+            </w:pPr>
+          </w:p>
+          <w:p>
+            <w:pPr>
+              <w:jc w:val="left"/>
+            </w:pPr>
+            <w:r>
+              <w:rPr>
+                <w:b w:val="0"/>
+                <w:i w:val="0"/>
+                <w:sz w:val="22"/>
+              </w:rPr>
+              <w:t>Повторяется при изменении техпроцессов, оборудования, сырья (вход из этапа 19, соединитель «2»).</w:t>
             </w:r>
           </w:p>
         </w:tc>
@@ -1865,7 +1895,7 @@
                 <w:i w:val="0"/>
                 <w:sz w:val="22"/>
               </w:rPr>
-              <w:t>Эколог</w:t>
+              <w:t>Начальник ООТиПБ (эколог) / подрядчик</w:t>
             </w:r>
           </w:p>
         </w:tc>
@@ -1884,7 +1914,7 @@
                 <w:i w:val="0"/>
                 <w:sz w:val="22"/>
               </w:rPr>
-              <w:t>1 мес. после этапа 4</w:t>
+              <w:t>1–2 мес.</w:t>
             </w:r>
           </w:p>
         </w:tc>
@@ -1903,7 +1933,7 @@
                 <w:i w:val="0"/>
                 <w:sz w:val="22"/>
               </w:rPr>
-              <w:t>Свидетельство о постановке на учёт (код объекта, категория)</w:t>
+              <w:t>Отчёт об инвентаризации</w:t>
             </w:r>
           </w:p>
         </w:tc>
@@ -1943,143 +1973,61 @@
                 <w:i w:val="0"/>
                 <w:sz w:val="22"/>
               </w:rPr>
-              <w:t>Нормирование в зависимости от категории объекта</w:t>
-            </w:r>
-          </w:p>
-          <w:p>
-            <w:pPr>
-              <w:jc w:val="left"/>
-            </w:pPr>
-          </w:p>
-          <w:p>
-            <w:pPr>
-              <w:jc w:val="left"/>
-            </w:pPr>
-            <w:r>
-              <w:rPr>
-                <w:b w:val="0"/>
-                <w:i w:val="0"/>
-                <w:sz w:val="22"/>
-              </w:rPr>
-              <w:t xml:space="preserve">6а. </w:t>
-            </w:r>
-            <w:r>
-              <w:rPr>
-                <w:b/>
-                <w:i w:val="0"/>
-                <w:sz w:val="22"/>
-              </w:rPr>
-              <w:t>II категория:</w:t>
-            </w:r>
-            <w:r>
-              <w:rPr>
-                <w:b w:val="0"/>
-                <w:i w:val="0"/>
-                <w:sz w:val="22"/>
-              </w:rPr>
-              <w:t xml:space="preserve"> расчёт нормативов допустимых выбросов (НДВ, приказ № 581), нормативов образования отходов и лимитов на их размещение (НООЛР, ст. 18 89-ФЗ); подача </w:t>
-            </w:r>
-            <w:r>
-              <w:rPr>
-                <w:b/>
-                <w:i w:val="0"/>
-                <w:sz w:val="22"/>
-              </w:rPr>
-              <w:t>декларации о воздействии на окружающую среду</w:t>
-            </w:r>
-            <w:r>
-              <w:rPr>
-                <w:b w:val="0"/>
-                <w:i w:val="0"/>
-                <w:sz w:val="22"/>
-              </w:rPr>
-              <w:t xml:space="preserve"> (ст. 31.2 7-ФЗ) — на 7 лет. Декларацию подписывает ГД.</w:t>
-            </w:r>
-          </w:p>
-          <w:p>
-            <w:pPr>
-              <w:jc w:val="left"/>
-            </w:pPr>
-          </w:p>
-          <w:p>
-            <w:pPr>
-              <w:jc w:val="left"/>
-            </w:pPr>
-            <w:r>
-              <w:rPr>
-                <w:b w:val="0"/>
-                <w:i w:val="0"/>
-                <w:sz w:val="22"/>
-              </w:rPr>
-              <w:t xml:space="preserve">6б. </w:t>
-            </w:r>
-            <w:r>
-              <w:rPr>
-                <w:b/>
-                <w:i w:val="0"/>
-                <w:sz w:val="22"/>
-              </w:rPr>
-              <w:t>III категория:</w:t>
-            </w:r>
-            <w:r>
-              <w:rPr>
-                <w:b w:val="0"/>
-                <w:i w:val="0"/>
-                <w:sz w:val="22"/>
-              </w:rPr>
-              <w:t xml:space="preserve"> НДВ рассчитываются только для веществ I–II класса опасности, обладающих канцерогенными, мутагенными свойствами, при их наличии в выбросах (ст. 22 96-ФЗ). Для композитного производства — проверить формальдегид, фенол, стирол, эпихлоргидрин.</w:t>
-            </w:r>
-          </w:p>
-          <w:p>
-            <w:pPr>
-              <w:jc w:val="left"/>
-            </w:pPr>
-          </w:p>
-          <w:p>
-            <w:pPr>
-              <w:jc w:val="left"/>
-            </w:pPr>
-            <w:r>
-              <w:rPr>
-                <w:b w:val="0"/>
-                <w:i w:val="0"/>
-                <w:sz w:val="22"/>
-              </w:rPr>
-              <w:t xml:space="preserve">6в. </w:t>
-            </w:r>
-            <w:r>
-              <w:rPr>
-                <w:b/>
-                <w:i w:val="0"/>
-                <w:sz w:val="22"/>
-              </w:rPr>
-              <w:t>IV категория:</w:t>
-            </w:r>
-            <w:r>
-              <w:rPr>
-                <w:b w:val="0"/>
-                <w:i w:val="0"/>
-                <w:sz w:val="22"/>
-              </w:rPr>
-              <w:t xml:space="preserve"> нормирование выбросов не требуется; обязанности по отходам, плате и отчётности по отходам сохраняются.</w:t>
-            </w:r>
-          </w:p>
-          <w:p>
-            <w:pPr>
-              <w:jc w:val="left"/>
-            </w:pPr>
-          </w:p>
-          <w:p>
-            <w:pPr>
-              <w:jc w:val="left"/>
-            </w:pPr>
-            <w:r>
-              <w:rPr>
-                <w:b w:val="0"/>
-                <w:i w:val="0"/>
-                <w:sz w:val="22"/>
-              </w:rPr>
-              <w:t>Дополнительно: проверка наличия установленной санитарно-защитной зоны (ПП РФ № 222) — для площадок в технопарках запрашивается у арендодателя.</w:t>
+              <w:t>Определение категории объекта НВОС и постановка на государственный учёт</w:t>
+            </w:r>
+          </w:p>
+          <w:p>
+            <w:pPr>
+              <w:jc w:val="left"/>
+            </w:pPr>
+          </w:p>
+          <w:p>
+            <w:pPr>
+              <w:jc w:val="left"/>
+            </w:pPr>
+            <w:r>
+              <w:rPr>
+                <w:b w:val="0"/>
+                <w:i w:val="0"/>
+                <w:sz w:val="22"/>
+              </w:rPr>
+              <w:t>Категория (I–IV) — по критериям ПП РФ № 2398. Заявка — через личный кабинет природопользователя Росприроднадзора. Каждая площадка с самостоятельным производством — отдельный объект НВОС.</w:t>
+            </w:r>
+          </w:p>
+          <w:p>
+            <w:pPr>
+              <w:jc w:val="left"/>
+            </w:pPr>
+          </w:p>
+          <w:p>
+            <w:pPr>
+              <w:jc w:val="left"/>
+            </w:pPr>
+            <w:r>
+              <w:rPr>
+                <w:b w:val="0"/>
+                <w:i w:val="0"/>
+                <w:sz w:val="22"/>
+              </w:rPr>
+              <w:t>Срок — не позднее 6 месяцев со дня начала эксплуатации (ст. 69.2 7-ФЗ). При изменении сведений — актуализация.</w:t>
+            </w:r>
+          </w:p>
+          <w:p>
+            <w:pPr>
+              <w:jc w:val="left"/>
+            </w:pPr>
+          </w:p>
+          <w:p>
+            <w:pPr>
+              <w:jc w:val="left"/>
+            </w:pPr>
+            <w:r>
+              <w:rPr>
+                <w:b w:val="0"/>
+                <w:i w:val="0"/>
+                <w:sz w:val="22"/>
+              </w:rPr>
+              <w:t>Надзор: II категория — Росприроднадзор; III категория — региональный орган (для г. Москвы — Департамент природопользования и охраны окружающей среды).</w:t>
             </w:r>
           </w:p>
         </w:tc>
@@ -2098,7 +2046,7 @@
                 <w:i w:val="0"/>
                 <w:sz w:val="22"/>
               </w:rPr>
-              <w:t>Эколог / подрядчик / ГД (II кат.)</w:t>
+              <w:t>Начальник ООТиПБ (эколог)</w:t>
             </w:r>
           </w:p>
         </w:tc>
@@ -2117,7 +2065,7 @@
                 <w:i w:val="0"/>
                 <w:sz w:val="22"/>
               </w:rPr>
-              <w:t>2–4 мес.</w:t>
+              <w:t>1 мес.</w:t>
             </w:r>
           </w:p>
         </w:tc>
@@ -2136,7 +2084,7 @@
                 <w:i w:val="0"/>
                 <w:sz w:val="22"/>
               </w:rPr>
-              <w:t>Утверждённые нормативы; декларация о воздействии (II кат.)</w:t>
+              <w:t>Свидетельство о постановке на учёт (код, категория)</w:t>
             </w:r>
           </w:p>
         </w:tc>
@@ -2176,64 +2124,117 @@
                 <w:i w:val="0"/>
                 <w:sz w:val="22"/>
               </w:rPr>
-              <w:t>Паспортизация и учёт отходов</w:t>
-            </w:r>
-          </w:p>
-          <w:p>
-            <w:pPr>
-              <w:jc w:val="left"/>
-            </w:pPr>
-          </w:p>
-          <w:p>
-            <w:pPr>
-              <w:jc w:val="left"/>
-            </w:pPr>
-            <w:r>
-              <w:rPr>
-                <w:b w:val="0"/>
-                <w:i w:val="0"/>
-                <w:sz w:val="22"/>
-              </w:rPr>
-              <w:t>- отнесение каждого вида отходов к коду ФККО (приказ № 242);</w:t>
-            </w:r>
-          </w:p>
-          <w:p>
-            <w:pPr>
-              <w:jc w:val="left"/>
-            </w:pPr>
-            <w:r>
-              <w:rPr>
-                <w:b w:val="0"/>
-                <w:i w:val="0"/>
-                <w:sz w:val="22"/>
-              </w:rPr>
-              <w:t>- паспорта на отходы I–IV классов опасности (приказ № 1026), утверждает ГД;</w:t>
-            </w:r>
-          </w:p>
-          <w:p>
-            <w:pPr>
-              <w:jc w:val="left"/>
-            </w:pPr>
-            <w:r>
-              <w:rPr>
-                <w:b w:val="0"/>
-                <w:i w:val="0"/>
-                <w:sz w:val="22"/>
-              </w:rPr>
-              <w:t>- для отходов, отсутствующих в ФККО, — подтверждение класса опасности (приказ № 536, при необходимости — биотестирование);</w:t>
-            </w:r>
-          </w:p>
-          <w:p>
-            <w:pPr>
-              <w:jc w:val="left"/>
-            </w:pPr>
-            <w:r>
-              <w:rPr>
-                <w:b w:val="0"/>
-                <w:i w:val="0"/>
-                <w:sz w:val="22"/>
-              </w:rPr>
-              <w:t>- учёт в области обращения с отходами по каждому подразделению (приказ № 1028): данные учёта — ежеквартально, обобщённые — за год.</w:t>
+              <w:t>Нормирование по категории объекта</w:t>
+            </w:r>
+          </w:p>
+          <w:p>
+            <w:pPr>
+              <w:jc w:val="left"/>
+            </w:pPr>
+          </w:p>
+          <w:p>
+            <w:pPr>
+              <w:jc w:val="left"/>
+            </w:pPr>
+            <w:r>
+              <w:rPr>
+                <w:b w:val="0"/>
+                <w:i w:val="0"/>
+                <w:sz w:val="22"/>
+              </w:rPr>
+              <w:t xml:space="preserve">- </w:t>
+            </w:r>
+            <w:r>
+              <w:rPr>
+                <w:b/>
+                <w:i w:val="0"/>
+                <w:sz w:val="22"/>
+              </w:rPr>
+              <w:t>II категория:</w:t>
+            </w:r>
+            <w:r>
+              <w:rPr>
+                <w:b w:val="0"/>
+                <w:i w:val="0"/>
+                <w:sz w:val="22"/>
+              </w:rPr>
+              <w:t xml:space="preserve"> нормативы допустимых выбросов (НДВ, приказ № 581), нормативы образования отходов и лимиты на их размещение (НООЛР, ст. 18 89-ФЗ), декларация о воздействии на окружающую среду (ст. 31.2 7-ФЗ);</w:t>
+            </w:r>
+          </w:p>
+          <w:p>
+            <w:pPr>
+              <w:jc w:val="left"/>
+            </w:pPr>
+            <w:r>
+              <w:rPr>
+                <w:b w:val="0"/>
+                <w:i w:val="0"/>
+                <w:sz w:val="22"/>
+              </w:rPr>
+              <w:t xml:space="preserve">- </w:t>
+            </w:r>
+            <w:r>
+              <w:rPr>
+                <w:b/>
+                <w:i w:val="0"/>
+                <w:sz w:val="22"/>
+              </w:rPr>
+              <w:t>III категория:</w:t>
+            </w:r>
+            <w:r>
+              <w:rPr>
+                <w:b w:val="0"/>
+                <w:i w:val="0"/>
+                <w:sz w:val="22"/>
+              </w:rPr>
+              <w:t xml:space="preserve"> НДВ только для веществ I–II класса опасности, обладающих канцерогенными, мутагенными свойствами, при их наличии в выбросах (ст. 22 96-ФЗ). Для композитного производства проверить формальдегид, фенол, стирол, эпихлоргидрин;</w:t>
+            </w:r>
+          </w:p>
+          <w:p>
+            <w:pPr>
+              <w:jc w:val="left"/>
+            </w:pPr>
+            <w:r>
+              <w:rPr>
+                <w:b w:val="0"/>
+                <w:i w:val="0"/>
+                <w:sz w:val="22"/>
+              </w:rPr>
+              <w:t xml:space="preserve">- </w:t>
+            </w:r>
+            <w:r>
+              <w:rPr>
+                <w:b/>
+                <w:i w:val="0"/>
+                <w:sz w:val="22"/>
+              </w:rPr>
+              <w:t>IV категория:</w:t>
+            </w:r>
+            <w:r>
+              <w:rPr>
+                <w:b w:val="0"/>
+                <w:i w:val="0"/>
+                <w:sz w:val="22"/>
+              </w:rPr>
+              <w:t xml:space="preserve"> нормирование выбросов не требуется.</w:t>
+            </w:r>
+          </w:p>
+          <w:p>
+            <w:pPr>
+              <w:jc w:val="left"/>
+            </w:pPr>
+          </w:p>
+          <w:p>
+            <w:pPr>
+              <w:jc w:val="left"/>
+            </w:pPr>
+            <w:r>
+              <w:rPr>
+                <w:b w:val="0"/>
+                <w:i w:val="0"/>
+                <w:sz w:val="22"/>
+              </w:rPr>
+              <w:t>Дополнительно: наличие санитарно-защитной зоны (ПП РФ № 222) — для площадок в технопарках запрашивается у арендодателя.</w:t>
             </w:r>
           </w:p>
         </w:tc>
@@ -2252,7 +2253,7 @@
                 <w:i w:val="0"/>
                 <w:sz w:val="22"/>
               </w:rPr>
-              <w:t>Эколог / ГД</w:t>
+              <w:t>Начальник ООТиПБ (эколог) / подрядчик</w:t>
             </w:r>
           </w:p>
         </w:tc>
@@ -2271,7 +2272,7 @@
                 <w:i w:val="0"/>
                 <w:sz w:val="22"/>
               </w:rPr>
-              <w:t>1 мес.; учёт — постоянно</w:t>
+              <w:t>2–4 мес.</w:t>
             </w:r>
           </w:p>
         </w:tc>
@@ -2290,7 +2291,7 @@
                 <w:i w:val="0"/>
                 <w:sz w:val="22"/>
               </w:rPr>
-              <w:t>Паспорта отходов, таблицы учёта</w:t>
+              <w:t>Расчёты нормативов, проект декларации (II кат.)</w:t>
             </w:r>
           </w:p>
         </w:tc>
@@ -2330,111 +2331,25 @@
                 <w:i w:val="0"/>
                 <w:sz w:val="22"/>
               </w:rPr>
-              <w:t>Оборудование мест (площадок) накопления отходов</w:t>
-            </w:r>
-          </w:p>
-          <w:p>
-            <w:pPr>
-              <w:jc w:val="left"/>
-            </w:pPr>
-          </w:p>
-          <w:p>
-            <w:pPr>
-              <w:jc w:val="left"/>
-            </w:pPr>
-            <w:r>
-              <w:rPr>
-                <w:b w:val="0"/>
-                <w:i w:val="0"/>
-                <w:sz w:val="22"/>
-              </w:rPr>
-              <w:t>- раздельное накопление по видам и классам опасности;</w:t>
-            </w:r>
-          </w:p>
-          <w:p>
-            <w:pPr>
-              <w:jc w:val="left"/>
-            </w:pPr>
-            <w:r>
-              <w:rPr>
-                <w:b w:val="0"/>
-                <w:i w:val="0"/>
-                <w:sz w:val="22"/>
-              </w:rPr>
-              <w:t>- твёрдое покрытие, защита от осадков, маркировка ёмкостей;</w:t>
-            </w:r>
-          </w:p>
-          <w:p>
-            <w:pPr>
-              <w:jc w:val="left"/>
-            </w:pPr>
-            <w:r>
-              <w:rPr>
-                <w:b w:val="0"/>
-                <w:i w:val="0"/>
-                <w:sz w:val="22"/>
-              </w:rPr>
-              <w:t>- ртутные лампы, аккумуляторы — в отдельной закрытой таре;</w:t>
-            </w:r>
-          </w:p>
-          <w:p>
-            <w:pPr>
-              <w:jc w:val="left"/>
-            </w:pPr>
-            <w:r>
-              <w:rPr>
-                <w:b w:val="0"/>
-                <w:i w:val="0"/>
-                <w:sz w:val="22"/>
-              </w:rPr>
-              <w:t>- требования СанПиН 2.1.3684-21;</w:t>
-            </w:r>
-          </w:p>
-          <w:p>
-            <w:pPr>
-              <w:jc w:val="left"/>
-            </w:pPr>
-            <w:r>
-              <w:rPr>
-                <w:b w:val="0"/>
-                <w:i w:val="0"/>
-                <w:sz w:val="22"/>
-              </w:rPr>
-              <w:t xml:space="preserve">- срок накопления — </w:t>
-            </w:r>
-            <w:r>
-              <w:rPr>
-                <w:b/>
-                <w:i w:val="0"/>
-                <w:sz w:val="22"/>
-              </w:rPr>
-              <w:t>не более 11 месяцев</w:t>
-            </w:r>
-            <w:r>
-              <w:rPr>
-                <w:b w:val="0"/>
-                <w:i w:val="0"/>
-                <w:sz w:val="22"/>
-              </w:rPr>
-              <w:t xml:space="preserve"> (ст. 1 89-ФЗ).</w:t>
-            </w:r>
-          </w:p>
-          <w:p>
-            <w:pPr>
-              <w:jc w:val="left"/>
-            </w:pPr>
-          </w:p>
-          <w:p>
-            <w:pPr>
-              <w:jc w:val="left"/>
-            </w:pPr>
-            <w:r>
-              <w:rPr>
-                <w:b w:val="0"/>
-                <w:i w:val="0"/>
-                <w:sz w:val="22"/>
-              </w:rPr>
-              <w:t>Схема мест накопления согласуется с арендодателем.</w:t>
+              <w:t>Объект II категории?</w:t>
+            </w:r>
+          </w:p>
+          <w:p>
+            <w:pPr>
+              <w:jc w:val="left"/>
+            </w:pPr>
+          </w:p>
+          <w:p>
+            <w:pPr>
+              <w:jc w:val="left"/>
+            </w:pPr>
+            <w:r>
+              <w:rPr>
+                <w:b w:val="0"/>
+                <w:i w:val="0"/>
+                <w:sz w:val="22"/>
+              </w:rPr>
+              <w:t>Если да — декларация о воздействии передаётся на подпись ГД (этап 9). Если нет — переход к этапу 10.</w:t>
             </w:r>
           </w:p>
         </w:tc>
@@ -2453,7 +2368,7 @@
                 <w:i w:val="0"/>
                 <w:sz w:val="22"/>
               </w:rPr>
-              <w:t>СГИ, руководители подразделений / Эколог</w:t>
+              <w:t>Начальник ООТиПБ (эколог)</w:t>
             </w:r>
           </w:p>
         </w:tc>
@@ -2472,7 +2387,7 @@
                 <w:i w:val="0"/>
                 <w:sz w:val="22"/>
               </w:rPr>
-              <w:t>1 мес.</w:t>
+              <w:t>-</w:t>
             </w:r>
           </w:p>
         </w:tc>
@@ -2491,7 +2406,7 @@
                 <w:i w:val="0"/>
                 <w:sz w:val="22"/>
               </w:rPr>
-              <w:t>Оборудованные места накопления, схема размещения</w:t>
+              <w:t>-</w:t>
             </w:r>
           </w:p>
         </w:tc>
@@ -2531,82 +2446,25 @@
                 <w:i w:val="0"/>
                 <w:sz w:val="22"/>
               </w:rPr>
-              <w:t>Заключение договоров на передачу отходов</w:t>
-            </w:r>
-          </w:p>
-          <w:p>
-            <w:pPr>
-              <w:jc w:val="left"/>
-            </w:pPr>
-          </w:p>
-          <w:p>
-            <w:pPr>
-              <w:jc w:val="left"/>
-            </w:pPr>
-            <w:r>
-              <w:rPr>
-                <w:b w:val="0"/>
-                <w:i w:val="0"/>
-                <w:sz w:val="22"/>
-              </w:rPr>
-              <w:t>- ТКО — только региональному оператору по обращению с ТКО (ст. 24.7 89-ФЗ);</w:t>
-            </w:r>
-          </w:p>
-          <w:p>
-            <w:pPr>
-              <w:jc w:val="left"/>
-            </w:pPr>
-            <w:r>
-              <w:rPr>
-                <w:b w:val="0"/>
-                <w:i w:val="0"/>
-                <w:sz w:val="22"/>
-              </w:rPr>
-              <w:t>- отходы I–II классов (в т.ч. ртутные лампы) — федеральному оператору через ФГИС ОПВК (ст. 14.2–14.4 89-ФЗ);</w:t>
-            </w:r>
-          </w:p>
-          <w:p>
-            <w:pPr>
-              <w:jc w:val="left"/>
-            </w:pPr>
-            <w:r>
-              <w:rPr>
-                <w:b w:val="0"/>
-                <w:i w:val="0"/>
-                <w:sz w:val="22"/>
-              </w:rPr>
-              <w:t>- отходы III–IV классов — организациям с лицензией (ст. 9 89-ФЗ); эколог проверяет наличие в лицензии конкретных кодов ФККО и видов работ по реестру лицензий Росприроднадзора;</w:t>
-            </w:r>
-          </w:p>
-          <w:p>
-            <w:pPr>
-              <w:jc w:val="left"/>
-            </w:pPr>
-            <w:r>
-              <w:rPr>
-                <w:b w:val="0"/>
-                <w:i w:val="0"/>
-                <w:sz w:val="22"/>
-              </w:rPr>
-              <w:t>- лом металлов — организациям с лицензией на заготовку лома.</w:t>
-            </w:r>
-          </w:p>
-          <w:p>
-            <w:pPr>
-              <w:jc w:val="left"/>
-            </w:pPr>
-          </w:p>
-          <w:p>
-            <w:pPr>
-              <w:jc w:val="left"/>
-            </w:pPr>
-            <w:r>
-              <w:rPr>
-                <w:b w:val="0"/>
-                <w:i w:val="0"/>
-                <w:sz w:val="22"/>
-              </w:rPr>
-              <w:t>Сохраняются акты приёма-передачи, документы о транспортировании. Договоры подписывает ГД.</w:t>
+              <w:t>Подписание декларации о воздействии на окружающую среду</w:t>
+            </w:r>
+          </w:p>
+          <w:p>
+            <w:pPr>
+              <w:jc w:val="left"/>
+            </w:pPr>
+          </w:p>
+          <w:p>
+            <w:pPr>
+              <w:jc w:val="left"/>
+            </w:pPr>
+            <w:r>
+              <w:rPr>
+                <w:b w:val="0"/>
+                <w:i w:val="0"/>
+                <w:sz w:val="22"/>
+              </w:rPr>
+              <w:t>Декларация подаётся в Росприроднадзор на 7 лет (ст. 31.2 7-ФЗ). Повторная подача — при изменении технологических процессов и объёмов выбросов.</w:t>
             </w:r>
           </w:p>
         </w:tc>
@@ -2625,7 +2483,7 @@
                 <w:i w:val="0"/>
                 <w:sz w:val="22"/>
               </w:rPr>
-              <w:t>Закупки, юр. служба / Эколог / ГД</w:t>
+              <w:t>Генеральный директор</w:t>
             </w:r>
           </w:p>
         </w:tc>
@@ -2644,7 +2502,7 @@
                 <w:i w:val="0"/>
                 <w:sz w:val="22"/>
               </w:rPr>
-              <w:t>1 мес.</w:t>
+              <w:t>2 раб. дня</w:t>
             </w:r>
           </w:p>
         </w:tc>
@@ -2663,7 +2521,7 @@
                 <w:i w:val="0"/>
                 <w:sz w:val="22"/>
               </w:rPr>
-              <w:t>Действующие договоры, акты передачи отходов</w:t>
+              <w:t>Декларация подана</w:t>
             </w:r>
           </w:p>
         </w:tc>
@@ -2703,43 +2561,64 @@
                 <w:i w:val="0"/>
                 <w:sz w:val="22"/>
               </w:rPr>
-              <w:t>Разработка и утверждение программы ПЭК</w:t>
-            </w:r>
-          </w:p>
-          <w:p>
-            <w:pPr>
-              <w:jc w:val="left"/>
-            </w:pPr>
-          </w:p>
-          <w:p>
-            <w:pPr>
-              <w:jc w:val="left"/>
-            </w:pPr>
-            <w:r>
-              <w:rPr>
-                <w:b w:val="0"/>
-                <w:i w:val="0"/>
-                <w:sz w:val="22"/>
-              </w:rPr>
-              <w:t>Обязательна для объектов I–III категорий (ст. 67 7-ФЗ). Содержание — по приказу № 109: инвентаризационные данные, план-график контроля выбросов, контроль обращения с отходами, контроль работы ГОУ.</w:t>
-            </w:r>
-          </w:p>
-          <w:p>
-            <w:pPr>
-              <w:jc w:val="left"/>
-            </w:pPr>
-          </w:p>
-          <w:p>
-            <w:pPr>
-              <w:jc w:val="left"/>
-            </w:pPr>
-            <w:r>
-              <w:rPr>
-                <w:b w:val="0"/>
-                <w:i w:val="0"/>
-                <w:sz w:val="22"/>
-              </w:rPr>
-              <w:t>Для инструментальных замеров — договор с аккредитованной испытательной лабораторией. Программу утверждает ГД.</w:t>
+              <w:t>Паспортизация и учёт отходов</w:t>
+            </w:r>
+          </w:p>
+          <w:p>
+            <w:pPr>
+              <w:jc w:val="left"/>
+            </w:pPr>
+          </w:p>
+          <w:p>
+            <w:pPr>
+              <w:jc w:val="left"/>
+            </w:pPr>
+            <w:r>
+              <w:rPr>
+                <w:b w:val="0"/>
+                <w:i w:val="0"/>
+                <w:sz w:val="22"/>
+              </w:rPr>
+              <w:t>- отнесение каждого вида отходов к коду ФККО (приказ № 242);</w:t>
+            </w:r>
+          </w:p>
+          <w:p>
+            <w:pPr>
+              <w:jc w:val="left"/>
+            </w:pPr>
+            <w:r>
+              <w:rPr>
+                <w:b w:val="0"/>
+                <w:i w:val="0"/>
+                <w:sz w:val="22"/>
+              </w:rPr>
+              <w:t>- проекты паспортов отходов I–IV классов опасности (приказ № 1026);</w:t>
+            </w:r>
+          </w:p>
+          <w:p>
+            <w:pPr>
+              <w:jc w:val="left"/>
+            </w:pPr>
+            <w:r>
+              <w:rPr>
+                <w:b w:val="0"/>
+                <w:i w:val="0"/>
+                <w:sz w:val="22"/>
+              </w:rPr>
+              <w:t>- для отходов, отсутствующих в ФККО, — подтверждение класса опасности (приказ № 536, при необходимости — биотестирование);</w:t>
+            </w:r>
+          </w:p>
+          <w:p>
+            <w:pPr>
+              <w:jc w:val="left"/>
+            </w:pPr>
+            <w:r>
+              <w:rPr>
+                <w:b w:val="0"/>
+                <w:i w:val="0"/>
+                <w:sz w:val="22"/>
+              </w:rPr>
+              <w:t>- учёт в области обращения с отходами по каждому подразделению (приказ № 1028): данные — ежеквартально, обобщённые — за год.</w:t>
             </w:r>
           </w:p>
         </w:tc>
@@ -2758,7 +2637,7 @@
                 <w:i w:val="0"/>
                 <w:sz w:val="22"/>
               </w:rPr>
-              <w:t>Эколог / ГД</w:t>
+              <w:t>Начальник ООТиПБ (эколог)</w:t>
             </w:r>
           </w:p>
         </w:tc>
@@ -2777,7 +2656,7 @@
                 <w:i w:val="0"/>
                 <w:sz w:val="22"/>
               </w:rPr>
-              <w:t>1 мес.</w:t>
+              <w:t>1 мес.; учёт — постоянно</w:t>
             </w:r>
           </w:p>
         </w:tc>
@@ -2796,7 +2675,7 @@
                 <w:i w:val="0"/>
                 <w:sz w:val="22"/>
               </w:rPr>
-              <w:t>Утверждённая программа ПЭК, договор с лабораторией</w:t>
+              <w:t>Проекты паспортов, таблицы учёта</w:t>
             </w:r>
           </w:p>
         </w:tc>
@@ -2836,25 +2715,111 @@
                 <w:i w:val="0"/>
                 <w:sz w:val="22"/>
               </w:rPr>
-              <w:t>Эксплуатация газоочистных и пылеулавливающих установок (ГОУ)</w:t>
-            </w:r>
-          </w:p>
-          <w:p>
-            <w:pPr>
-              <w:jc w:val="left"/>
-            </w:pPr>
-          </w:p>
-          <w:p>
-            <w:pPr>
-              <w:jc w:val="left"/>
-            </w:pPr>
-            <w:r>
-              <w:rPr>
-                <w:b w:val="0"/>
-                <w:i w:val="0"/>
-                <w:sz w:val="22"/>
-              </w:rPr>
-              <w:t>Фильтры окрасочных камер, системы аспирации участков механической обработки композитов. По приказу № 498: паспорт ГОУ, журнал учёта работы, замена фильтров по регламенту, проверка эффективности; эксплуатация технологического оборудования при неработающей ГОУ не допускается.</w:t>
+              <w:t>Оборудование мест (площадок) накопления отходов</w:t>
+            </w:r>
+          </w:p>
+          <w:p>
+            <w:pPr>
+              <w:jc w:val="left"/>
+            </w:pPr>
+          </w:p>
+          <w:p>
+            <w:pPr>
+              <w:jc w:val="left"/>
+            </w:pPr>
+            <w:r>
+              <w:rPr>
+                <w:b w:val="0"/>
+                <w:i w:val="0"/>
+                <w:sz w:val="22"/>
+              </w:rPr>
+              <w:t>- раздельное накопление по видам и классам опасности;</w:t>
+            </w:r>
+          </w:p>
+          <w:p>
+            <w:pPr>
+              <w:jc w:val="left"/>
+            </w:pPr>
+            <w:r>
+              <w:rPr>
+                <w:b w:val="0"/>
+                <w:i w:val="0"/>
+                <w:sz w:val="22"/>
+              </w:rPr>
+              <w:t>- твёрдое покрытие, защита от осадков, маркировка ёмкостей;</w:t>
+            </w:r>
+          </w:p>
+          <w:p>
+            <w:pPr>
+              <w:jc w:val="left"/>
+            </w:pPr>
+            <w:r>
+              <w:rPr>
+                <w:b w:val="0"/>
+                <w:i w:val="0"/>
+                <w:sz w:val="22"/>
+              </w:rPr>
+              <w:t>- ртутные лампы, аккумуляторы — в отдельной закрытой таре;</w:t>
+            </w:r>
+          </w:p>
+          <w:p>
+            <w:pPr>
+              <w:jc w:val="left"/>
+            </w:pPr>
+            <w:r>
+              <w:rPr>
+                <w:b w:val="0"/>
+                <w:i w:val="0"/>
+                <w:sz w:val="22"/>
+              </w:rPr>
+              <w:t>- требования СанПиН 2.1.3684-21;</w:t>
+            </w:r>
+          </w:p>
+          <w:p>
+            <w:pPr>
+              <w:jc w:val="left"/>
+            </w:pPr>
+            <w:r>
+              <w:rPr>
+                <w:b w:val="0"/>
+                <w:i w:val="0"/>
+                <w:sz w:val="22"/>
+              </w:rPr>
+              <w:t xml:space="preserve">- срок накопления — </w:t>
+            </w:r>
+            <w:r>
+              <w:rPr>
+                <w:b/>
+                <w:i w:val="0"/>
+                <w:sz w:val="22"/>
+              </w:rPr>
+              <w:t>не более 11 месяцев</w:t>
+            </w:r>
+            <w:r>
+              <w:rPr>
+                <w:b w:val="0"/>
+                <w:i w:val="0"/>
+                <w:sz w:val="22"/>
+              </w:rPr>
+              <w:t xml:space="preserve"> (ст. 1 89-ФЗ).</w:t>
+            </w:r>
+          </w:p>
+          <w:p>
+            <w:pPr>
+              <w:jc w:val="left"/>
+            </w:pPr>
+          </w:p>
+          <w:p>
+            <w:pPr>
+              <w:jc w:val="left"/>
+            </w:pPr>
+            <w:r>
+              <w:rPr>
+                <w:b w:val="0"/>
+                <w:i w:val="0"/>
+                <w:sz w:val="22"/>
+              </w:rPr>
+              <w:t>Схема мест накопления согласуется с арендодателем.</w:t>
             </w:r>
           </w:p>
         </w:tc>
@@ -2873,7 +2838,7 @@
                 <w:i w:val="0"/>
                 <w:sz w:val="22"/>
               </w:rPr>
-              <w:t>СГИ / Эколог</w:t>
+              <w:t>ОГТ, СГИ, руководители подразделений</w:t>
             </w:r>
           </w:p>
         </w:tc>
@@ -2892,7 +2857,7 @@
                 <w:i w:val="0"/>
                 <w:sz w:val="22"/>
               </w:rPr>
-              <w:t>Постоянно</w:t>
+              <w:t>1 мес.</w:t>
             </w:r>
           </w:p>
         </w:tc>
@@ -2911,7 +2876,7 @@
                 <w:i w:val="0"/>
                 <w:sz w:val="22"/>
               </w:rPr>
-              <w:t>Паспорта и журналы ГОУ, акты проверки эффективности</w:t>
+              <w:t>Оборудованные места накопления</w:t>
             </w:r>
           </w:p>
         </w:tc>
@@ -2951,64 +2916,77 @@
                 <w:i w:val="0"/>
                 <w:sz w:val="22"/>
               </w:rPr>
-              <w:t>Текущий контроль</w:t>
-            </w:r>
-          </w:p>
-          <w:p>
-            <w:pPr>
-              <w:jc w:val="left"/>
-            </w:pPr>
-          </w:p>
-          <w:p>
-            <w:pPr>
-              <w:jc w:val="left"/>
-            </w:pPr>
-            <w:r>
-              <w:rPr>
-                <w:b w:val="0"/>
-                <w:i w:val="0"/>
-                <w:sz w:val="22"/>
-              </w:rPr>
-              <w:t>- ежемесячно: сбор данных учёта отходов от подразделений, контроль вывоза и сроков накопления;</w:t>
-            </w:r>
-          </w:p>
-          <w:p>
-            <w:pPr>
-              <w:jc w:val="left"/>
-            </w:pPr>
-            <w:r>
-              <w:rPr>
-                <w:b w:val="0"/>
-                <w:i w:val="0"/>
-                <w:sz w:val="22"/>
-              </w:rPr>
-              <w:t>- по графику ПЭК: замеры выбросов, контроль ГОУ;</w:t>
-            </w:r>
-          </w:p>
-          <w:p>
-            <w:pPr>
-              <w:jc w:val="left"/>
-            </w:pPr>
-            <w:r>
-              <w:rPr>
-                <w:b w:val="0"/>
-                <w:i w:val="0"/>
-                <w:sz w:val="22"/>
-              </w:rPr>
-              <w:t>- ежеквартально: обход площадок, выдача предписаний руководителям подразделений;</w:t>
-            </w:r>
-          </w:p>
-          <w:p>
-            <w:pPr>
-              <w:jc w:val="left"/>
-            </w:pPr>
-            <w:r>
-              <w:rPr>
-                <w:b w:val="0"/>
-                <w:i w:val="0"/>
-                <w:sz w:val="22"/>
-              </w:rPr>
-              <w:t>- ежеквартально: краткая справка ГД о состоянии и отклонениях.</w:t>
+              <w:t>Подготовка договоров на передачу отходов</w:t>
+            </w:r>
+          </w:p>
+          <w:p>
+            <w:pPr>
+              <w:jc w:val="left"/>
+            </w:pPr>
+          </w:p>
+          <w:p>
+            <w:pPr>
+              <w:jc w:val="left"/>
+            </w:pPr>
+            <w:r>
+              <w:rPr>
+                <w:b w:val="0"/>
+                <w:i w:val="0"/>
+                <w:sz w:val="22"/>
+              </w:rPr>
+              <w:t>- ТКО — только региональному оператору (ст. 24.7 89-ФЗ);</w:t>
+            </w:r>
+          </w:p>
+          <w:p>
+            <w:pPr>
+              <w:jc w:val="left"/>
+            </w:pPr>
+            <w:r>
+              <w:rPr>
+                <w:b w:val="0"/>
+                <w:i w:val="0"/>
+                <w:sz w:val="22"/>
+              </w:rPr>
+              <w:t>- отходы I–II классов (в т.ч. ртутные лампы) — федеральному оператору через ФГИС ОПВК (ст. 14.2–14.4 89-ФЗ);</w:t>
+            </w:r>
+          </w:p>
+          <w:p>
+            <w:pPr>
+              <w:jc w:val="left"/>
+            </w:pPr>
+            <w:r>
+              <w:rPr>
+                <w:b w:val="0"/>
+                <w:i w:val="0"/>
+                <w:sz w:val="22"/>
+              </w:rPr>
+              <w:t>- отходы III–IV классов — организациям с лицензией (ст. 9 89-ФЗ); эколог проверяет наличие в лицензии кодов ФККО и видов работ;</w:t>
+            </w:r>
+          </w:p>
+          <w:p>
+            <w:pPr>
+              <w:jc w:val="left"/>
+            </w:pPr>
+            <w:r>
+              <w:rPr>
+                <w:b w:val="0"/>
+                <w:i w:val="0"/>
+                <w:sz w:val="22"/>
+              </w:rPr>
+              <w:t>- лом металлов — организациям с лицензией на заготовку лома;</w:t>
+            </w:r>
+          </w:p>
+          <w:p>
+            <w:pPr>
+              <w:jc w:val="left"/>
+            </w:pPr>
+            <w:r>
+              <w:rPr>
+                <w:b w:val="0"/>
+                <w:i w:val="0"/>
+                <w:sz w:val="22"/>
+              </w:rPr>
+              <w:t>- договор с аккредитованной лабораторией для замеров по программе ПЭК.</w:t>
             </w:r>
           </w:p>
         </w:tc>
@@ -3027,7 +3005,7 @@
                 <w:i w:val="0"/>
                 <w:sz w:val="22"/>
               </w:rPr>
-              <w:t>Эколог</w:t>
+              <w:t>Закупки, юридическая служба</w:t>
             </w:r>
           </w:p>
         </w:tc>
@@ -3046,7 +3024,7 @@
                 <w:i w:val="0"/>
                 <w:sz w:val="22"/>
               </w:rPr>
-              <w:t>Ежемесячно / ежеквартально</w:t>
+              <w:t>1 мес.</w:t>
             </w:r>
           </w:p>
         </w:tc>
@@ -3065,7 +3043,7 @@
                 <w:i w:val="0"/>
                 <w:sz w:val="22"/>
               </w:rPr>
-              <w:t>Журналы, предписания, справка ГД</w:t>
+              <w:t>Проекты договоров</w:t>
             </w:r>
           </w:p>
         </w:tc>
@@ -3105,59 +3083,25 @@
                 <w:i w:val="0"/>
                 <w:sz w:val="22"/>
               </w:rPr>
-              <w:t>Управление изменениями</w:t>
-            </w:r>
-          </w:p>
-          <w:p>
-            <w:pPr>
-              <w:jc w:val="left"/>
-            </w:pPr>
-          </w:p>
-          <w:p>
-            <w:pPr>
-              <w:jc w:val="left"/>
-            </w:pPr>
-            <w:r>
-              <w:rPr>
-                <w:b w:val="0"/>
-                <w:i w:val="0"/>
-                <w:sz w:val="22"/>
-              </w:rPr>
-              <w:t xml:space="preserve">При вводе нового оборудования, техпроцесса, материала, переезде или открытии площадки ОГТ/СГИ </w:t>
-            </w:r>
-            <w:r>
-              <w:rPr>
-                <w:b/>
-                <w:i w:val="0"/>
-                <w:sz w:val="22"/>
-              </w:rPr>
-              <w:t>до внедрения</w:t>
-            </w:r>
-            <w:r>
-              <w:rPr>
-                <w:b w:val="0"/>
-                <w:i w:val="0"/>
-                <w:sz w:val="22"/>
-              </w:rPr>
-              <w:t xml:space="preserve"> уведомляют эколога. Эколог оценивает влияние и запускает: повторную инвентаризацию (этап 4), актуализацию сведений об объекте НВОС (этап 5), корректировку нормативов, паспортов отходов, программы ПЭК.</w:t>
-            </w:r>
-          </w:p>
-          <w:p>
-            <w:pPr>
-              <w:jc w:val="left"/>
-            </w:pPr>
-          </w:p>
-          <w:p>
-            <w:pPr>
-              <w:jc w:val="left"/>
-            </w:pPr>
-            <w:r>
-              <w:rPr>
-                <w:b w:val="0"/>
-                <w:i w:val="0"/>
-                <w:sz w:val="22"/>
-              </w:rPr>
-              <w:t>Если изменений нет — переход к этапу 14.</w:t>
+              <w:t>Подписание договоров, утверждение паспортов отходов</w:t>
+            </w:r>
+          </w:p>
+          <w:p>
+            <w:pPr>
+              <w:jc w:val="left"/>
+            </w:pPr>
+          </w:p>
+          <w:p>
+            <w:pPr>
+              <w:jc w:val="left"/>
+            </w:pPr>
+            <w:r>
+              <w:rPr>
+                <w:b w:val="0"/>
+                <w:i w:val="0"/>
+                <w:sz w:val="22"/>
+              </w:rPr>
+              <w:t>ГД подписывает договоры и утверждает паспорта отходов. Сохраняются акты приёма-передачи и документы о транспортировании отходов.</w:t>
             </w:r>
           </w:p>
         </w:tc>
@@ -3176,7 +3120,7 @@
                 <w:i w:val="0"/>
                 <w:sz w:val="22"/>
               </w:rPr>
-              <w:t>ОГТ, СГИ / Эколог</w:t>
+              <w:t>Генеральный директор</w:t>
             </w:r>
           </w:p>
         </w:tc>
@@ -3195,7 +3139,7 @@
                 <w:i w:val="0"/>
                 <w:sz w:val="22"/>
               </w:rPr>
-              <w:t>До ввода изменений</w:t>
+              <w:t>3 раб. дня</w:t>
             </w:r>
           </w:p>
         </w:tc>
@@ -3214,7 +3158,7 @@
                 <w:i w:val="0"/>
                 <w:sz w:val="22"/>
               </w:rPr>
-              <w:t>Актуализированные документы</w:t>
+              <w:t>Действующие договоры, утверждённые паспорта</w:t>
             </w:r>
           </w:p>
         </w:tc>
@@ -3254,82 +3198,25 @@
                 <w:i w:val="0"/>
                 <w:sz w:val="22"/>
               </w:rPr>
-              <w:t>Расчёт и внесение платы за НВОС</w:t>
-            </w:r>
-          </w:p>
-          <w:p>
-            <w:pPr>
-              <w:jc w:val="left"/>
-            </w:pPr>
-          </w:p>
-          <w:p>
-            <w:pPr>
-              <w:jc w:val="left"/>
-            </w:pPr>
-            <w:r>
-              <w:rPr>
-                <w:b w:val="0"/>
-                <w:i w:val="0"/>
-                <w:sz w:val="22"/>
-              </w:rPr>
-              <w:t>Плата за выбросы и размещение отходов (ст. 16–16.5 7-ФЗ, ПП РФ № 255, № 913):</w:t>
-            </w:r>
-          </w:p>
-          <w:p>
-            <w:pPr>
-              <w:jc w:val="left"/>
-            </w:pPr>
-            <w:r>
-              <w:rPr>
-                <w:b w:val="0"/>
-                <w:i w:val="0"/>
-                <w:sz w:val="22"/>
-              </w:rPr>
-              <w:t>- квартальные авансовые платежи — до 20-го числа месяца, следующего за I, II, III кварталами (не вносятся субъектами МСП);</w:t>
-            </w:r>
-          </w:p>
-          <w:p>
-            <w:pPr>
-              <w:jc w:val="left"/>
-            </w:pPr>
-            <w:r>
-              <w:rPr>
-                <w:b w:val="0"/>
-                <w:i w:val="0"/>
-                <w:sz w:val="22"/>
-              </w:rPr>
-              <w:t>- годовая плата — до 1 марта следующего года;</w:t>
-            </w:r>
-          </w:p>
-          <w:p>
-            <w:pPr>
-              <w:jc w:val="left"/>
-            </w:pPr>
-            <w:r>
-              <w:rPr>
-                <w:b w:val="0"/>
-                <w:i w:val="0"/>
-                <w:sz w:val="22"/>
-              </w:rPr>
-              <w:t>- декларация о плате — до 10 марта (подписывает ГД).</w:t>
-            </w:r>
-          </w:p>
-          <w:p>
-            <w:pPr>
-              <w:jc w:val="left"/>
-            </w:pPr>
-          </w:p>
-          <w:p>
-            <w:pPr>
-              <w:jc w:val="left"/>
-            </w:pPr>
-            <w:r>
-              <w:rPr>
-                <w:b w:val="0"/>
-                <w:i w:val="0"/>
-                <w:sz w:val="22"/>
-              </w:rPr>
-              <w:t>Плату за размещение ТКО вносит региональный оператор.</w:t>
+              <w:t>Разработка программы ПЭК</w:t>
+            </w:r>
+          </w:p>
+          <w:p>
+            <w:pPr>
+              <w:jc w:val="left"/>
+            </w:pPr>
+          </w:p>
+          <w:p>
+            <w:pPr>
+              <w:jc w:val="left"/>
+            </w:pPr>
+            <w:r>
+              <w:rPr>
+                <w:b w:val="0"/>
+                <w:i w:val="0"/>
+                <w:sz w:val="22"/>
+              </w:rPr>
+              <w:t>Обязательна для объектов I–III категорий (ст. 67 7-ФЗ). Содержание — по приказу № 109: инвентаризационные данные, план-график контроля выбросов, контроль обращения с отходами, контроль работы ГОУ.</w:t>
             </w:r>
           </w:p>
         </w:tc>
@@ -3348,7 +3235,7 @@
                 <w:i w:val="0"/>
                 <w:sz w:val="22"/>
               </w:rPr>
-              <w:t>Эколог (расчёт) / Бухгалтерия (оплата) / ГД</w:t>
+              <w:t>Начальник ООТиПБ (эколог)</w:t>
             </w:r>
           </w:p>
         </w:tc>
@@ -3367,7 +3254,7 @@
                 <w:i w:val="0"/>
                 <w:sz w:val="22"/>
               </w:rPr>
-              <w:t>По календарю (Приложение 1)</w:t>
+              <w:t>1 мес.</w:t>
             </w:r>
           </w:p>
         </w:tc>
@@ -3386,7 +3273,7 @@
                 <w:i w:val="0"/>
                 <w:sz w:val="22"/>
               </w:rPr>
-              <w:t>Платёжные поручения, декларация о плате</w:t>
+              <w:t>Проект программы ПЭК</w:t>
             </w:r>
           </w:p>
         </w:tc>
@@ -3426,25 +3313,25 @@
                 <w:i w:val="0"/>
                 <w:sz w:val="22"/>
               </w:rPr>
-              <w:t>Обязательная отчётность</w:t>
-            </w:r>
-          </w:p>
-          <w:p>
-            <w:pPr>
-              <w:jc w:val="left"/>
-            </w:pPr>
-          </w:p>
-          <w:p>
-            <w:pPr>
-              <w:jc w:val="left"/>
-            </w:pPr>
-            <w:r>
-              <w:rPr>
-                <w:b w:val="0"/>
-                <w:i w:val="0"/>
-                <w:sz w:val="22"/>
-              </w:rPr>
-              <w:t>Подготовка и сдача отчётности по календарю (Приложение 1): 2-ТП (воздух), 2-ТП (отходы), отчёт ПЭК, декларация о плате, отчётность РОП (при наличии обязанности), 2-ТП (водхоз) — при водопользовании.</w:t>
+              <w:t>Утверждение программы ПЭК</w:t>
+            </w:r>
+          </w:p>
+          <w:p>
+            <w:pPr>
+              <w:jc w:val="left"/>
+            </w:pPr>
+          </w:p>
+          <w:p>
+            <w:pPr>
+              <w:jc w:val="left"/>
+            </w:pPr>
+            <w:r>
+              <w:rPr>
+                <w:b w:val="0"/>
+                <w:i w:val="0"/>
+                <w:sz w:val="22"/>
+              </w:rPr>
+              <w:t>В случае неутверждения программа возвращается на доработку (этап 14).</w:t>
             </w:r>
           </w:p>
         </w:tc>
@@ -3463,7 +3350,7 @@
                 <w:i w:val="0"/>
                 <w:sz w:val="22"/>
               </w:rPr>
-              <w:t>Эколог / ГД</w:t>
+              <w:t>Генеральный директор</w:t>
             </w:r>
           </w:p>
         </w:tc>
@@ -3482,7 +3369,7 @@
                 <w:i w:val="0"/>
                 <w:sz w:val="22"/>
               </w:rPr>
-              <w:t>По календарю (Приложение 1)</w:t>
+              <w:t>2 раб. дня</w:t>
             </w:r>
           </w:p>
         </w:tc>
@@ -3501,7 +3388,7 @@
                 <w:i w:val="0"/>
                 <w:sz w:val="22"/>
               </w:rPr>
-              <w:t>Отчётность сдана, квитанции о приёме</w:t>
+              <w:t>Утверждённая программа ПЭК</w:t>
             </w:r>
           </w:p>
         </w:tc>
@@ -3541,43 +3428,25 @@
                 <w:i w:val="0"/>
                 <w:sz w:val="22"/>
               </w:rPr>
-              <w:t>Годовой анализ и доклад ГД</w:t>
-            </w:r>
-          </w:p>
-          <w:p>
-            <w:pPr>
-              <w:jc w:val="left"/>
-            </w:pPr>
-          </w:p>
-          <w:p>
-            <w:pPr>
-              <w:jc w:val="left"/>
-            </w:pPr>
-            <w:r>
-              <w:rPr>
-                <w:b w:val="0"/>
-                <w:i w:val="0"/>
-                <w:sz w:val="22"/>
-              </w:rPr>
-              <w:t>Эколог готовит доклад: выполнение обязательств, результаты ПЭК, проверки и предписания, затраты, риски; проект плана природоохранных мероприятий и бюджета на следующий год (обучение, замеры, вывоз отходов, плата, разработка документации).</w:t>
-            </w:r>
-          </w:p>
-          <w:p>
-            <w:pPr>
-              <w:jc w:val="left"/>
-            </w:pPr>
-          </w:p>
-          <w:p>
-            <w:pPr>
-              <w:jc w:val="left"/>
-            </w:pPr>
-            <w:r>
-              <w:rPr>
-                <w:b w:val="0"/>
-                <w:i w:val="0"/>
-                <w:sz w:val="22"/>
-              </w:rPr>
-              <w:t>ГД утверждает план и бюджет. Процесс повторяется со следующего отчётного периода (этап 12).</w:t>
+              <w:t>Эксплуатация газоочистных и пылеулавливающих установок (ГОУ)</w:t>
+            </w:r>
+          </w:p>
+          <w:p>
+            <w:pPr>
+              <w:jc w:val="left"/>
+            </w:pPr>
+          </w:p>
+          <w:p>
+            <w:pPr>
+              <w:jc w:val="left"/>
+            </w:pPr>
+            <w:r>
+              <w:rPr>
+                <w:b w:val="0"/>
+                <w:i w:val="0"/>
+                <w:sz w:val="22"/>
+              </w:rPr>
+              <w:t>Фильтры окрасочных камер, аспирация участков обработки композитов. По приказу № 498: паспорт ГОУ, журнал учёта работы, замена фильтров по регламенту, проверка эффективности. Работа оборудования при неработающей ГОУ не допускается.</w:t>
             </w:r>
           </w:p>
         </w:tc>
@@ -3596,7 +3465,7 @@
                 <w:i w:val="0"/>
                 <w:sz w:val="22"/>
               </w:rPr>
-              <w:t>Эколог / ГД</w:t>
+              <w:t>ОГТ, СГИ, руководители подразделений</w:t>
             </w:r>
           </w:p>
         </w:tc>
@@ -3615,7 +3484,7 @@
                 <w:i w:val="0"/>
                 <w:sz w:val="22"/>
               </w:rPr>
-              <w:t>До 15 апреля</w:t>
+              <w:t>Постоянно</w:t>
             </w:r>
           </w:p>
         </w:tc>
@@ -3634,7 +3503,7 @@
                 <w:i w:val="0"/>
                 <w:sz w:val="22"/>
               </w:rPr>
-              <w:t>Утверждённые план мероприятий и бюджет</w:t>
+              <w:t>Паспорта и журналы ГОУ, акты проверки</w:t>
             </w:r>
           </w:p>
         </w:tc>
@@ -3674,33 +3543,69 @@
                 <w:i w:val="0"/>
                 <w:sz w:val="22"/>
               </w:rPr>
-              <w:t>Проверки контрольных (надзорных) органов</w:t>
-            </w:r>
-            <w:r>
-              <w:rPr>
-                <w:b w:val="0"/>
-                <w:i w:val="0"/>
-                <w:sz w:val="22"/>
-              </w:rPr>
-              <w:t xml:space="preserve"> (по событию)</w:t>
-            </w:r>
-          </w:p>
-          <w:p>
-            <w:pPr>
-              <w:jc w:val="left"/>
-            </w:pPr>
-          </w:p>
-          <w:p>
-            <w:pPr>
-              <w:jc w:val="left"/>
-            </w:pPr>
-            <w:r>
-              <w:rPr>
-                <w:b w:val="0"/>
-                <w:i w:val="0"/>
-                <w:sz w:val="22"/>
-              </w:rPr>
-              <w:t>При поступлении решения о проверке или запроса — эколог уведомляет ГД в день поступления, готовит документы, сопровождает проверку. По предписаниям — план устранения с ответственными и сроками, утверждает ГД.</w:t>
+              <w:t>Текущий контроль</w:t>
+            </w:r>
+          </w:p>
+          <w:p>
+            <w:pPr>
+              <w:jc w:val="left"/>
+            </w:pPr>
+          </w:p>
+          <w:p>
+            <w:pPr>
+              <w:jc w:val="left"/>
+            </w:pPr>
+            <w:r>
+              <w:rPr>
+                <w:b w:val="0"/>
+                <w:i w:val="0"/>
+                <w:sz w:val="22"/>
+              </w:rPr>
+              <w:t>- ежемесячно: сбор данных учёта отходов, контроль вывоза и сроков накопления;</w:t>
+            </w:r>
+          </w:p>
+          <w:p>
+            <w:pPr>
+              <w:jc w:val="left"/>
+            </w:pPr>
+            <w:r>
+              <w:rPr>
+                <w:b w:val="0"/>
+                <w:i w:val="0"/>
+                <w:sz w:val="22"/>
+              </w:rPr>
+              <w:t>- по графику ПЭК: замеры выбросов, контроль ГОУ;</w:t>
+            </w:r>
+          </w:p>
+          <w:p>
+            <w:pPr>
+              <w:jc w:val="left"/>
+            </w:pPr>
+            <w:r>
+              <w:rPr>
+                <w:b w:val="0"/>
+                <w:i w:val="0"/>
+                <w:sz w:val="22"/>
+              </w:rPr>
+              <w:t>- ежеквартально: обход площадок, предписания руководителям подразделений, справка ГД.</w:t>
+            </w:r>
+          </w:p>
+          <w:p>
+            <w:pPr>
+              <w:jc w:val="left"/>
+            </w:pPr>
+          </w:p>
+          <w:p>
+            <w:pPr>
+              <w:jc w:val="left"/>
+            </w:pPr>
+            <w:r>
+              <w:rPr>
+                <w:b w:val="0"/>
+                <w:i w:val="0"/>
+                <w:sz w:val="22"/>
+              </w:rPr>
+              <w:t>Вход из этапа 26 (соединитель «4») — начало следующего отчётного периода.</w:t>
             </w:r>
           </w:p>
         </w:tc>
@@ -3719,7 +3624,7 @@
                 <w:i w:val="0"/>
                 <w:sz w:val="22"/>
               </w:rPr>
-              <w:t>Эколог / ГД</w:t>
+              <w:t>Начальник ООТиПБ (эколог)</w:t>
             </w:r>
           </w:p>
         </w:tc>
@@ -3738,7 +3643,7 @@
                 <w:i w:val="0"/>
                 <w:sz w:val="22"/>
               </w:rPr>
-              <w:t>В сроки, указанные в запросе / предписании</w:t>
+              <w:t>Ежемесячно / ежеквартально</w:t>
             </w:r>
           </w:p>
         </w:tc>
@@ -3757,7 +3662,1636 @@
                 <w:i w:val="0"/>
                 <w:sz w:val="22"/>
               </w:rPr>
-              <w:t>Акт проверки, план устранения нарушений</w:t>
+              <w:t>Журналы, предписания, справка ГД</w:t>
+            </w:r>
+          </w:p>
+        </w:tc>
+      </w:tr>
+      <w:tr>
+        <w:tc>
+          <w:tcPr>
+            <w:tcW w:type="dxa" w:w="567"/>
+          </w:tcPr>
+          <w:p>
+            <w:pPr>
+              <w:jc w:val="left"/>
+            </w:pPr>
+            <w:r/>
+            <w:r>
+              <w:rPr>
+                <w:b w:val="0"/>
+                <w:i w:val="0"/>
+                <w:sz w:val="22"/>
+              </w:rPr>
+              <w:t>18.</w:t>
+            </w:r>
+          </w:p>
+        </w:tc>
+        <w:tc>
+          <w:tcPr>
+            <w:tcW w:type="dxa" w:w="4876"/>
+          </w:tcPr>
+          <w:p>
+            <w:pPr>
+              <w:jc w:val="left"/>
+            </w:pPr>
+            <w:r/>
+            <w:r>
+              <w:rPr>
+                <w:b/>
+                <w:i w:val="0"/>
+                <w:sz w:val="22"/>
+              </w:rPr>
+              <w:t>Изменения в производстве?</w:t>
+            </w:r>
+          </w:p>
+          <w:p>
+            <w:pPr>
+              <w:jc w:val="left"/>
+            </w:pPr>
+          </w:p>
+          <w:p>
+            <w:pPr>
+              <w:jc w:val="left"/>
+            </w:pPr>
+            <w:r>
+              <w:rPr>
+                <w:b w:val="0"/>
+                <w:i w:val="0"/>
+                <w:sz w:val="22"/>
+              </w:rPr>
+              <w:t xml:space="preserve">ОГТ и СГИ </w:t>
+            </w:r>
+            <w:r>
+              <w:rPr>
+                <w:b/>
+                <w:i w:val="0"/>
+                <w:sz w:val="22"/>
+              </w:rPr>
+              <w:t>до внедрения</w:t>
+            </w:r>
+            <w:r>
+              <w:rPr>
+                <w:b w:val="0"/>
+                <w:i w:val="0"/>
+                <w:sz w:val="22"/>
+              </w:rPr>
+              <w:t xml:space="preserve"> уведомляют эколога о новом оборудовании, техпроцессе, материале, переезде или открытии площадки. Если изменения есть — этап 19; если нет — этап 20.</w:t>
+            </w:r>
+          </w:p>
+        </w:tc>
+        <w:tc>
+          <w:tcPr>
+            <w:tcW w:type="dxa" w:w="1474"/>
+          </w:tcPr>
+          <w:p>
+            <w:pPr>
+              <w:jc w:val="left"/>
+            </w:pPr>
+            <w:r/>
+            <w:r>
+              <w:rPr>
+                <w:b w:val="0"/>
+                <w:i w:val="0"/>
+                <w:sz w:val="22"/>
+              </w:rPr>
+              <w:t>Начальник ООТиПБ (эколог)</w:t>
+            </w:r>
+          </w:p>
+        </w:tc>
+        <w:tc>
+          <w:tcPr>
+            <w:tcW w:type="dxa" w:w="1247"/>
+          </w:tcPr>
+          <w:p>
+            <w:pPr>
+              <w:jc w:val="left"/>
+            </w:pPr>
+            <w:r/>
+            <w:r>
+              <w:rPr>
+                <w:b w:val="0"/>
+                <w:i w:val="0"/>
+                <w:sz w:val="22"/>
+              </w:rPr>
+              <w:t>-</w:t>
+            </w:r>
+          </w:p>
+        </w:tc>
+        <w:tc>
+          <w:tcPr>
+            <w:tcW w:type="dxa" w:w="1928"/>
+          </w:tcPr>
+          <w:p>
+            <w:pPr>
+              <w:jc w:val="left"/>
+            </w:pPr>
+            <w:r/>
+            <w:r>
+              <w:rPr>
+                <w:b w:val="0"/>
+                <w:i w:val="0"/>
+                <w:sz w:val="22"/>
+              </w:rPr>
+              <w:t>-</w:t>
+            </w:r>
+          </w:p>
+        </w:tc>
+      </w:tr>
+      <w:tr>
+        <w:tc>
+          <w:tcPr>
+            <w:tcW w:type="dxa" w:w="567"/>
+          </w:tcPr>
+          <w:p>
+            <w:pPr>
+              <w:jc w:val="left"/>
+            </w:pPr>
+            <w:r/>
+            <w:r>
+              <w:rPr>
+                <w:b w:val="0"/>
+                <w:i w:val="0"/>
+                <w:sz w:val="22"/>
+              </w:rPr>
+              <w:t>19.</w:t>
+            </w:r>
+          </w:p>
+        </w:tc>
+        <w:tc>
+          <w:tcPr>
+            <w:tcW w:type="dxa" w:w="4876"/>
+          </w:tcPr>
+          <w:p>
+            <w:pPr>
+              <w:jc w:val="left"/>
+            </w:pPr>
+            <w:r/>
+            <w:r>
+              <w:rPr>
+                <w:b/>
+                <w:i w:val="0"/>
+                <w:sz w:val="22"/>
+              </w:rPr>
+              <w:t>Управление изменениями</w:t>
+            </w:r>
+          </w:p>
+          <w:p>
+            <w:pPr>
+              <w:jc w:val="left"/>
+            </w:pPr>
+          </w:p>
+          <w:p>
+            <w:pPr>
+              <w:jc w:val="left"/>
+            </w:pPr>
+            <w:r>
+              <w:rPr>
+                <w:b w:val="0"/>
+                <w:i w:val="0"/>
+                <w:sz w:val="22"/>
+              </w:rPr>
+              <w:t>ОГТ/СГИ предоставляют данные по изменению; эколог оценивает влияние. Процесс возвращается к этапу 5 (соединитель «2»): повторная инвентаризация, актуализация сведений об объекте НВОС, нормативов, паспортов отходов, программы ПЭК.</w:t>
+            </w:r>
+          </w:p>
+        </w:tc>
+        <w:tc>
+          <w:tcPr>
+            <w:tcW w:type="dxa" w:w="1474"/>
+          </w:tcPr>
+          <w:p>
+            <w:pPr>
+              <w:jc w:val="left"/>
+            </w:pPr>
+            <w:r/>
+            <w:r>
+              <w:rPr>
+                <w:b w:val="0"/>
+                <w:i w:val="0"/>
+                <w:sz w:val="22"/>
+              </w:rPr>
+              <w:t>ОГТ, СГИ / эколог</w:t>
+            </w:r>
+          </w:p>
+        </w:tc>
+        <w:tc>
+          <w:tcPr>
+            <w:tcW w:type="dxa" w:w="1247"/>
+          </w:tcPr>
+          <w:p>
+            <w:pPr>
+              <w:jc w:val="left"/>
+            </w:pPr>
+            <w:r/>
+            <w:r>
+              <w:rPr>
+                <w:b w:val="0"/>
+                <w:i w:val="0"/>
+                <w:sz w:val="22"/>
+              </w:rPr>
+              <w:t>До ввода изменений</w:t>
+            </w:r>
+          </w:p>
+        </w:tc>
+        <w:tc>
+          <w:tcPr>
+            <w:tcW w:type="dxa" w:w="1928"/>
+          </w:tcPr>
+          <w:p>
+            <w:pPr>
+              <w:jc w:val="left"/>
+            </w:pPr>
+            <w:r/>
+            <w:r>
+              <w:rPr>
+                <w:b w:val="0"/>
+                <w:i w:val="0"/>
+                <w:sz w:val="22"/>
+              </w:rPr>
+              <w:t>Актуализированные документы</w:t>
+            </w:r>
+          </w:p>
+        </w:tc>
+      </w:tr>
+      <w:tr>
+        <w:tc>
+          <w:tcPr>
+            <w:tcW w:type="dxa" w:w="567"/>
+          </w:tcPr>
+          <w:p>
+            <w:pPr>
+              <w:jc w:val="left"/>
+            </w:pPr>
+            <w:r/>
+            <w:r>
+              <w:rPr>
+                <w:b w:val="0"/>
+                <w:i w:val="0"/>
+                <w:sz w:val="22"/>
+              </w:rPr>
+              <w:t>20.</w:t>
+            </w:r>
+          </w:p>
+        </w:tc>
+        <w:tc>
+          <w:tcPr>
+            <w:tcW w:type="dxa" w:w="4876"/>
+          </w:tcPr>
+          <w:p>
+            <w:pPr>
+              <w:jc w:val="left"/>
+            </w:pPr>
+            <w:r/>
+            <w:r>
+              <w:rPr>
+                <w:b/>
+                <w:i w:val="0"/>
+                <w:sz w:val="22"/>
+              </w:rPr>
+              <w:t>Расчёт платы за НВОС</w:t>
+            </w:r>
+          </w:p>
+          <w:p>
+            <w:pPr>
+              <w:jc w:val="left"/>
+            </w:pPr>
+          </w:p>
+          <w:p>
+            <w:pPr>
+              <w:jc w:val="left"/>
+            </w:pPr>
+            <w:r>
+              <w:rPr>
+                <w:b w:val="0"/>
+                <w:i w:val="0"/>
+                <w:sz w:val="22"/>
+              </w:rPr>
+              <w:t>Плата за выбросы и размещение отходов (ст. 16–16.5 7-ФЗ, ПП РФ № 255, № 913). Плату за размещение ТКО вносит региональный оператор.</w:t>
+            </w:r>
+          </w:p>
+        </w:tc>
+        <w:tc>
+          <w:tcPr>
+            <w:tcW w:type="dxa" w:w="1474"/>
+          </w:tcPr>
+          <w:p>
+            <w:pPr>
+              <w:jc w:val="left"/>
+            </w:pPr>
+            <w:r/>
+            <w:r>
+              <w:rPr>
+                <w:b w:val="0"/>
+                <w:i w:val="0"/>
+                <w:sz w:val="22"/>
+              </w:rPr>
+              <w:t>Начальник ООТиПБ (эколог)</w:t>
+            </w:r>
+          </w:p>
+        </w:tc>
+        <w:tc>
+          <w:tcPr>
+            <w:tcW w:type="dxa" w:w="1247"/>
+          </w:tcPr>
+          <w:p>
+            <w:pPr>
+              <w:jc w:val="left"/>
+            </w:pPr>
+            <w:r/>
+            <w:r>
+              <w:rPr>
+                <w:b w:val="0"/>
+                <w:i w:val="0"/>
+                <w:sz w:val="22"/>
+              </w:rPr>
+              <w:t>По календарю (Прил. 1)</w:t>
+            </w:r>
+          </w:p>
+        </w:tc>
+        <w:tc>
+          <w:tcPr>
+            <w:tcW w:type="dxa" w:w="1928"/>
+          </w:tcPr>
+          <w:p>
+            <w:pPr>
+              <w:jc w:val="left"/>
+            </w:pPr>
+            <w:r/>
+            <w:r>
+              <w:rPr>
+                <w:b w:val="0"/>
+                <w:i w:val="0"/>
+                <w:sz w:val="22"/>
+              </w:rPr>
+              <w:t>Расчёт платы</w:t>
+            </w:r>
+          </w:p>
+        </w:tc>
+      </w:tr>
+      <w:tr>
+        <w:tc>
+          <w:tcPr>
+            <w:tcW w:type="dxa" w:w="567"/>
+          </w:tcPr>
+          <w:p>
+            <w:pPr>
+              <w:jc w:val="left"/>
+            </w:pPr>
+            <w:r/>
+            <w:r>
+              <w:rPr>
+                <w:b w:val="0"/>
+                <w:i w:val="0"/>
+                <w:sz w:val="22"/>
+              </w:rPr>
+              <w:t>21.</w:t>
+            </w:r>
+          </w:p>
+        </w:tc>
+        <w:tc>
+          <w:tcPr>
+            <w:tcW w:type="dxa" w:w="4876"/>
+          </w:tcPr>
+          <w:p>
+            <w:pPr>
+              <w:jc w:val="left"/>
+            </w:pPr>
+            <w:r/>
+            <w:r>
+              <w:rPr>
+                <w:b/>
+                <w:i w:val="0"/>
+                <w:sz w:val="22"/>
+              </w:rPr>
+              <w:t>Внесение платы за НВОС</w:t>
+            </w:r>
+          </w:p>
+          <w:p>
+            <w:pPr>
+              <w:jc w:val="left"/>
+            </w:pPr>
+          </w:p>
+          <w:p>
+            <w:pPr>
+              <w:jc w:val="left"/>
+            </w:pPr>
+            <w:r>
+              <w:rPr>
+                <w:b w:val="0"/>
+                <w:i w:val="0"/>
+                <w:sz w:val="22"/>
+              </w:rPr>
+              <w:t>- авансовые платежи — до 20-го числа месяца, следующего за I, II, III кварталами (не вносятся субъектами МСП);</w:t>
+            </w:r>
+          </w:p>
+          <w:p>
+            <w:pPr>
+              <w:jc w:val="left"/>
+            </w:pPr>
+            <w:r>
+              <w:rPr>
+                <w:b w:val="0"/>
+                <w:i w:val="0"/>
+                <w:sz w:val="22"/>
+              </w:rPr>
+              <w:t>- годовая плата — до 1 марта следующего года.</w:t>
+            </w:r>
+          </w:p>
+        </w:tc>
+        <w:tc>
+          <w:tcPr>
+            <w:tcW w:type="dxa" w:w="1474"/>
+          </w:tcPr>
+          <w:p>
+            <w:pPr>
+              <w:jc w:val="left"/>
+            </w:pPr>
+            <w:r/>
+            <w:r>
+              <w:rPr>
+                <w:b w:val="0"/>
+                <w:i w:val="0"/>
+                <w:sz w:val="22"/>
+              </w:rPr>
+              <w:t>Бухгалтерия</w:t>
+            </w:r>
+          </w:p>
+        </w:tc>
+        <w:tc>
+          <w:tcPr>
+            <w:tcW w:type="dxa" w:w="1247"/>
+          </w:tcPr>
+          <w:p>
+            <w:pPr>
+              <w:jc w:val="left"/>
+            </w:pPr>
+            <w:r/>
+            <w:r>
+              <w:rPr>
+                <w:b w:val="0"/>
+                <w:i w:val="0"/>
+                <w:sz w:val="22"/>
+              </w:rPr>
+              <w:t>По календарю (Прил. 1)</w:t>
+            </w:r>
+          </w:p>
+        </w:tc>
+        <w:tc>
+          <w:tcPr>
+            <w:tcW w:type="dxa" w:w="1928"/>
+          </w:tcPr>
+          <w:p>
+            <w:pPr>
+              <w:jc w:val="left"/>
+            </w:pPr>
+            <w:r/>
+            <w:r>
+              <w:rPr>
+                <w:b w:val="0"/>
+                <w:i w:val="0"/>
+                <w:sz w:val="22"/>
+              </w:rPr>
+              <w:t>Платёжные поручения</w:t>
+            </w:r>
+          </w:p>
+        </w:tc>
+      </w:tr>
+      <w:tr>
+        <w:tc>
+          <w:tcPr>
+            <w:tcW w:type="dxa" w:w="567"/>
+          </w:tcPr>
+          <w:p>
+            <w:pPr>
+              <w:jc w:val="left"/>
+            </w:pPr>
+            <w:r/>
+            <w:r>
+              <w:rPr>
+                <w:b w:val="0"/>
+                <w:i w:val="0"/>
+                <w:sz w:val="22"/>
+              </w:rPr>
+              <w:t>22.</w:t>
+            </w:r>
+          </w:p>
+        </w:tc>
+        <w:tc>
+          <w:tcPr>
+            <w:tcW w:type="dxa" w:w="4876"/>
+          </w:tcPr>
+          <w:p>
+            <w:pPr>
+              <w:jc w:val="left"/>
+            </w:pPr>
+            <w:r/>
+            <w:r>
+              <w:rPr>
+                <w:b/>
+                <w:i w:val="0"/>
+                <w:sz w:val="22"/>
+              </w:rPr>
+              <w:t>Подготовка обязательной отчётности</w:t>
+            </w:r>
+          </w:p>
+          <w:p>
+            <w:pPr>
+              <w:jc w:val="left"/>
+            </w:pPr>
+          </w:p>
+          <w:p>
+            <w:pPr>
+              <w:jc w:val="left"/>
+            </w:pPr>
+            <w:r>
+              <w:rPr>
+                <w:b w:val="0"/>
+                <w:i w:val="0"/>
+                <w:sz w:val="22"/>
+              </w:rPr>
+              <w:t>2-ТП (воздух), 2-ТП (отходы), декларация о плате, отчёт ПЭК, отчётность РОП (при наличии обязанности), 2-ТП (водхоз) — при водопользовании.</w:t>
+            </w:r>
+          </w:p>
+        </w:tc>
+        <w:tc>
+          <w:tcPr>
+            <w:tcW w:type="dxa" w:w="1474"/>
+          </w:tcPr>
+          <w:p>
+            <w:pPr>
+              <w:jc w:val="left"/>
+            </w:pPr>
+            <w:r/>
+            <w:r>
+              <w:rPr>
+                <w:b w:val="0"/>
+                <w:i w:val="0"/>
+                <w:sz w:val="22"/>
+              </w:rPr>
+              <w:t>Начальник ООТиПБ (эколог)</w:t>
+            </w:r>
+          </w:p>
+        </w:tc>
+        <w:tc>
+          <w:tcPr>
+            <w:tcW w:type="dxa" w:w="1247"/>
+          </w:tcPr>
+          <w:p>
+            <w:pPr>
+              <w:jc w:val="left"/>
+            </w:pPr>
+            <w:r/>
+            <w:r>
+              <w:rPr>
+                <w:b w:val="0"/>
+                <w:i w:val="0"/>
+                <w:sz w:val="22"/>
+              </w:rPr>
+              <w:t>По календарю (Прил. 1)</w:t>
+            </w:r>
+          </w:p>
+        </w:tc>
+        <w:tc>
+          <w:tcPr>
+            <w:tcW w:type="dxa" w:w="1928"/>
+          </w:tcPr>
+          <w:p>
+            <w:pPr>
+              <w:jc w:val="left"/>
+            </w:pPr>
+            <w:r/>
+            <w:r>
+              <w:rPr>
+                <w:b w:val="0"/>
+                <w:i w:val="0"/>
+                <w:sz w:val="22"/>
+              </w:rPr>
+              <w:t>Комплект отчётности</w:t>
+            </w:r>
+          </w:p>
+        </w:tc>
+      </w:tr>
+      <w:tr>
+        <w:tc>
+          <w:tcPr>
+            <w:tcW w:type="dxa" w:w="567"/>
+          </w:tcPr>
+          <w:p>
+            <w:pPr>
+              <w:jc w:val="left"/>
+            </w:pPr>
+            <w:r/>
+            <w:r>
+              <w:rPr>
+                <w:b w:val="0"/>
+                <w:i w:val="0"/>
+                <w:sz w:val="22"/>
+              </w:rPr>
+              <w:t>23.</w:t>
+            </w:r>
+          </w:p>
+        </w:tc>
+        <w:tc>
+          <w:tcPr>
+            <w:tcW w:type="dxa" w:w="4876"/>
+          </w:tcPr>
+          <w:p>
+            <w:pPr>
+              <w:jc w:val="left"/>
+            </w:pPr>
+            <w:r/>
+            <w:r>
+              <w:rPr>
+                <w:b/>
+                <w:i w:val="0"/>
+                <w:sz w:val="22"/>
+              </w:rPr>
+              <w:t>Подписание отчётности</w:t>
+            </w:r>
+          </w:p>
+          <w:p>
+            <w:pPr>
+              <w:jc w:val="left"/>
+            </w:pPr>
+          </w:p>
+          <w:p>
+            <w:pPr>
+              <w:jc w:val="left"/>
+            </w:pPr>
+            <w:r>
+              <w:rPr>
+                <w:b w:val="0"/>
+                <w:i w:val="0"/>
+                <w:sz w:val="22"/>
+              </w:rPr>
+              <w:t>ГД подписывает отчётность (электронной подписью). Эколог направляет её через личный кабинет природопользователя и хранит квитанции о приёме.</w:t>
+            </w:r>
+          </w:p>
+        </w:tc>
+        <w:tc>
+          <w:tcPr>
+            <w:tcW w:type="dxa" w:w="1474"/>
+          </w:tcPr>
+          <w:p>
+            <w:pPr>
+              <w:jc w:val="left"/>
+            </w:pPr>
+            <w:r/>
+            <w:r>
+              <w:rPr>
+                <w:b w:val="0"/>
+                <w:i w:val="0"/>
+                <w:sz w:val="22"/>
+              </w:rPr>
+              <w:t>Генеральный директор</w:t>
+            </w:r>
+          </w:p>
+        </w:tc>
+        <w:tc>
+          <w:tcPr>
+            <w:tcW w:type="dxa" w:w="1247"/>
+          </w:tcPr>
+          <w:p>
+            <w:pPr>
+              <w:jc w:val="left"/>
+            </w:pPr>
+            <w:r/>
+            <w:r>
+              <w:rPr>
+                <w:b w:val="0"/>
+                <w:i w:val="0"/>
+                <w:sz w:val="22"/>
+              </w:rPr>
+              <w:t>1 раб. день</w:t>
+            </w:r>
+          </w:p>
+        </w:tc>
+        <w:tc>
+          <w:tcPr>
+            <w:tcW w:type="dxa" w:w="1928"/>
+          </w:tcPr>
+          <w:p>
+            <w:pPr>
+              <w:jc w:val="left"/>
+            </w:pPr>
+            <w:r/>
+            <w:r>
+              <w:rPr>
+                <w:b w:val="0"/>
+                <w:i w:val="0"/>
+                <w:sz w:val="22"/>
+              </w:rPr>
+              <w:t>Отчётность сдана</w:t>
+            </w:r>
+          </w:p>
+        </w:tc>
+      </w:tr>
+      <w:tr>
+        <w:tc>
+          <w:tcPr>
+            <w:tcW w:type="dxa" w:w="567"/>
+          </w:tcPr>
+          <w:p>
+            <w:pPr>
+              <w:jc w:val="left"/>
+            </w:pPr>
+            <w:r/>
+            <w:r>
+              <w:rPr>
+                <w:b w:val="0"/>
+                <w:i w:val="0"/>
+                <w:sz w:val="22"/>
+              </w:rPr>
+              <w:t>24.</w:t>
+            </w:r>
+          </w:p>
+        </w:tc>
+        <w:tc>
+          <w:tcPr>
+            <w:tcW w:type="dxa" w:w="4876"/>
+          </w:tcPr>
+          <w:p>
+            <w:pPr>
+              <w:jc w:val="left"/>
+            </w:pPr>
+            <w:r/>
+            <w:r>
+              <w:rPr>
+                <w:b/>
+                <w:i w:val="0"/>
+                <w:sz w:val="22"/>
+              </w:rPr>
+              <w:t>Годовой доклад, проект плана и бюджета</w:t>
+            </w:r>
+          </w:p>
+          <w:p>
+            <w:pPr>
+              <w:jc w:val="left"/>
+            </w:pPr>
+          </w:p>
+          <w:p>
+            <w:pPr>
+              <w:jc w:val="left"/>
+            </w:pPr>
+            <w:r>
+              <w:rPr>
+                <w:b w:val="0"/>
+                <w:i w:val="0"/>
+                <w:sz w:val="22"/>
+              </w:rPr>
+              <w:t>Выполнение обязательств, результаты ПЭК, проверки и предписания, затраты, риски; проект плана природоохранных мероприятий и бюджета на следующий год (обучение, замеры, вывоз отходов, плата, разработка документации).</w:t>
+            </w:r>
+          </w:p>
+        </w:tc>
+        <w:tc>
+          <w:tcPr>
+            <w:tcW w:type="dxa" w:w="1474"/>
+          </w:tcPr>
+          <w:p>
+            <w:pPr>
+              <w:jc w:val="left"/>
+            </w:pPr>
+            <w:r/>
+            <w:r>
+              <w:rPr>
+                <w:b w:val="0"/>
+                <w:i w:val="0"/>
+                <w:sz w:val="22"/>
+              </w:rPr>
+              <w:t>Начальник ООТиПБ (эколог)</w:t>
+            </w:r>
+          </w:p>
+        </w:tc>
+        <w:tc>
+          <w:tcPr>
+            <w:tcW w:type="dxa" w:w="1247"/>
+          </w:tcPr>
+          <w:p>
+            <w:pPr>
+              <w:jc w:val="left"/>
+            </w:pPr>
+            <w:r/>
+            <w:r>
+              <w:rPr>
+                <w:b w:val="0"/>
+                <w:i w:val="0"/>
+                <w:sz w:val="22"/>
+              </w:rPr>
+              <w:t>До 15 апреля</w:t>
+            </w:r>
+          </w:p>
+        </w:tc>
+        <w:tc>
+          <w:tcPr>
+            <w:tcW w:type="dxa" w:w="1928"/>
+          </w:tcPr>
+          <w:p>
+            <w:pPr>
+              <w:jc w:val="left"/>
+            </w:pPr>
+            <w:r/>
+            <w:r>
+              <w:rPr>
+                <w:b w:val="0"/>
+                <w:i w:val="0"/>
+                <w:sz w:val="22"/>
+              </w:rPr>
+              <w:t>Доклад, проект плана и бюджета</w:t>
+            </w:r>
+          </w:p>
+        </w:tc>
+      </w:tr>
+      <w:tr>
+        <w:tc>
+          <w:tcPr>
+            <w:tcW w:type="dxa" w:w="567"/>
+          </w:tcPr>
+          <w:p>
+            <w:pPr>
+              <w:jc w:val="left"/>
+            </w:pPr>
+            <w:r/>
+            <w:r>
+              <w:rPr>
+                <w:b w:val="0"/>
+                <w:i w:val="0"/>
+                <w:sz w:val="22"/>
+              </w:rPr>
+              <w:t>25.</w:t>
+            </w:r>
+          </w:p>
+        </w:tc>
+        <w:tc>
+          <w:tcPr>
+            <w:tcW w:type="dxa" w:w="4876"/>
+          </w:tcPr>
+          <w:p>
+            <w:pPr>
+              <w:jc w:val="left"/>
+            </w:pPr>
+            <w:r/>
+            <w:r>
+              <w:rPr>
+                <w:b/>
+                <w:i w:val="0"/>
+                <w:sz w:val="22"/>
+              </w:rPr>
+              <w:t>Утверждение плана и бюджета</w:t>
+            </w:r>
+          </w:p>
+          <w:p>
+            <w:pPr>
+              <w:jc w:val="left"/>
+            </w:pPr>
+          </w:p>
+          <w:p>
+            <w:pPr>
+              <w:jc w:val="left"/>
+            </w:pPr>
+            <w:r>
+              <w:rPr>
+                <w:b w:val="0"/>
+                <w:i w:val="0"/>
+                <w:sz w:val="22"/>
+              </w:rPr>
+              <w:t>В случае неутверждения — доработка (этап 24).</w:t>
+            </w:r>
+          </w:p>
+        </w:tc>
+        <w:tc>
+          <w:tcPr>
+            <w:tcW w:type="dxa" w:w="1474"/>
+          </w:tcPr>
+          <w:p>
+            <w:pPr>
+              <w:jc w:val="left"/>
+            </w:pPr>
+            <w:r/>
+            <w:r>
+              <w:rPr>
+                <w:b w:val="0"/>
+                <w:i w:val="0"/>
+                <w:sz w:val="22"/>
+              </w:rPr>
+              <w:t>Генеральный директор</w:t>
+            </w:r>
+          </w:p>
+        </w:tc>
+        <w:tc>
+          <w:tcPr>
+            <w:tcW w:type="dxa" w:w="1247"/>
+          </w:tcPr>
+          <w:p>
+            <w:pPr>
+              <w:jc w:val="left"/>
+            </w:pPr>
+            <w:r/>
+            <w:r>
+              <w:rPr>
+                <w:b w:val="0"/>
+                <w:i w:val="0"/>
+                <w:sz w:val="22"/>
+              </w:rPr>
+              <w:t>5 раб. дней</w:t>
+            </w:r>
+          </w:p>
+        </w:tc>
+        <w:tc>
+          <w:tcPr>
+            <w:tcW w:type="dxa" w:w="1928"/>
+          </w:tcPr>
+          <w:p>
+            <w:pPr>
+              <w:jc w:val="left"/>
+            </w:pPr>
+            <w:r/>
+            <w:r>
+              <w:rPr>
+                <w:b w:val="0"/>
+                <w:i w:val="0"/>
+                <w:sz w:val="22"/>
+              </w:rPr>
+              <w:t>Утверждённые план и бюджет</w:t>
+            </w:r>
+          </w:p>
+        </w:tc>
+      </w:tr>
+      <w:tr>
+        <w:tc>
+          <w:tcPr>
+            <w:tcW w:type="dxa" w:w="567"/>
+          </w:tcPr>
+          <w:p>
+            <w:pPr>
+              <w:jc w:val="left"/>
+            </w:pPr>
+            <w:r/>
+            <w:r>
+              <w:rPr>
+                <w:b w:val="0"/>
+                <w:i w:val="0"/>
+                <w:sz w:val="22"/>
+              </w:rPr>
+              <w:t>26.</w:t>
+            </w:r>
+          </w:p>
+        </w:tc>
+        <w:tc>
+          <w:tcPr>
+            <w:tcW w:type="dxa" w:w="4876"/>
+          </w:tcPr>
+          <w:p>
+            <w:pPr>
+              <w:jc w:val="left"/>
+            </w:pPr>
+            <w:r/>
+            <w:r>
+              <w:rPr>
+                <w:b/>
+                <w:i w:val="0"/>
+                <w:sz w:val="22"/>
+              </w:rPr>
+              <w:t>Деятельность продолжается?</w:t>
+            </w:r>
+          </w:p>
+          <w:p>
+            <w:pPr>
+              <w:jc w:val="left"/>
+            </w:pPr>
+          </w:p>
+          <w:p>
+            <w:pPr>
+              <w:jc w:val="left"/>
+            </w:pPr>
+            <w:r>
+              <w:rPr>
+                <w:b w:val="0"/>
+                <w:i w:val="0"/>
+                <w:sz w:val="22"/>
+              </w:rPr>
+              <w:t>Если да — переход к этапу 17 (соединитель «4»), следующий отчётный период. Если эксплуатация объекта (площадки) прекращается — этап 27.</w:t>
+            </w:r>
+          </w:p>
+        </w:tc>
+        <w:tc>
+          <w:tcPr>
+            <w:tcW w:type="dxa" w:w="1474"/>
+          </w:tcPr>
+          <w:p>
+            <w:pPr>
+              <w:jc w:val="left"/>
+            </w:pPr>
+            <w:r/>
+            <w:r>
+              <w:rPr>
+                <w:b w:val="0"/>
+                <w:i w:val="0"/>
+                <w:sz w:val="22"/>
+              </w:rPr>
+              <w:t>Генеральный директор</w:t>
+            </w:r>
+          </w:p>
+        </w:tc>
+        <w:tc>
+          <w:tcPr>
+            <w:tcW w:type="dxa" w:w="1247"/>
+          </w:tcPr>
+          <w:p>
+            <w:pPr>
+              <w:jc w:val="left"/>
+            </w:pPr>
+            <w:r/>
+            <w:r>
+              <w:rPr>
+                <w:b w:val="0"/>
+                <w:i w:val="0"/>
+                <w:sz w:val="22"/>
+              </w:rPr>
+              <w:t>-</w:t>
+            </w:r>
+          </w:p>
+        </w:tc>
+        <w:tc>
+          <w:tcPr>
+            <w:tcW w:type="dxa" w:w="1928"/>
+          </w:tcPr>
+          <w:p>
+            <w:pPr>
+              <w:jc w:val="left"/>
+            </w:pPr>
+            <w:r/>
+            <w:r>
+              <w:rPr>
+                <w:b w:val="0"/>
+                <w:i w:val="0"/>
+                <w:sz w:val="22"/>
+              </w:rPr>
+              <w:t>-</w:t>
+            </w:r>
+          </w:p>
+        </w:tc>
+      </w:tr>
+      <w:tr>
+        <w:tc>
+          <w:tcPr>
+            <w:tcW w:type="dxa" w:w="567"/>
+          </w:tcPr>
+          <w:p>
+            <w:pPr>
+              <w:jc w:val="left"/>
+            </w:pPr>
+            <w:r/>
+            <w:r>
+              <w:rPr>
+                <w:b w:val="0"/>
+                <w:i w:val="0"/>
+                <w:sz w:val="22"/>
+              </w:rPr>
+              <w:t>27.</w:t>
+            </w:r>
+          </w:p>
+        </w:tc>
+        <w:tc>
+          <w:tcPr>
+            <w:tcW w:type="dxa" w:w="4876"/>
+          </w:tcPr>
+          <w:p>
+            <w:pPr>
+              <w:jc w:val="left"/>
+            </w:pPr>
+            <w:r/>
+            <w:r>
+              <w:rPr>
+                <w:b/>
+                <w:i w:val="0"/>
+                <w:sz w:val="22"/>
+              </w:rPr>
+              <w:t>Снятие объекта НВОС с государственного учёта</w:t>
+            </w:r>
+          </w:p>
+          <w:p>
+            <w:pPr>
+              <w:jc w:val="left"/>
+            </w:pPr>
+          </w:p>
+          <w:p>
+            <w:pPr>
+              <w:jc w:val="left"/>
+            </w:pPr>
+            <w:r>
+              <w:rPr>
+                <w:b w:val="0"/>
+                <w:i w:val="0"/>
+                <w:sz w:val="22"/>
+              </w:rPr>
+              <w:t>При прекращении эксплуатации объекта (ст. 69.2 7-ФЗ), с передачей отчётности за неполный период.</w:t>
+            </w:r>
+          </w:p>
+        </w:tc>
+        <w:tc>
+          <w:tcPr>
+            <w:tcW w:type="dxa" w:w="1474"/>
+          </w:tcPr>
+          <w:p>
+            <w:pPr>
+              <w:jc w:val="left"/>
+            </w:pPr>
+            <w:r/>
+            <w:r>
+              <w:rPr>
+                <w:b w:val="0"/>
+                <w:i w:val="0"/>
+                <w:sz w:val="22"/>
+              </w:rPr>
+              <w:t>Начальник ООТиПБ (эколог)</w:t>
+            </w:r>
+          </w:p>
+        </w:tc>
+        <w:tc>
+          <w:tcPr>
+            <w:tcW w:type="dxa" w:w="1247"/>
+          </w:tcPr>
+          <w:p>
+            <w:pPr>
+              <w:jc w:val="left"/>
+            </w:pPr>
+            <w:r/>
+            <w:r>
+              <w:rPr>
+                <w:b w:val="0"/>
+                <w:i w:val="0"/>
+                <w:sz w:val="22"/>
+              </w:rPr>
+              <w:t>По факту прекращения</w:t>
+            </w:r>
+          </w:p>
+        </w:tc>
+        <w:tc>
+          <w:tcPr>
+            <w:tcW w:type="dxa" w:w="1928"/>
+          </w:tcPr>
+          <w:p>
+            <w:pPr>
+              <w:jc w:val="left"/>
+            </w:pPr>
+            <w:r/>
+            <w:r>
+              <w:rPr>
+                <w:b w:val="0"/>
+                <w:i w:val="0"/>
+                <w:sz w:val="22"/>
+              </w:rPr>
+              <w:t>Объект снят с учёта. Конец процесса</w:t>
+            </w:r>
+          </w:p>
+        </w:tc>
+      </w:tr>
+      <w:tr>
+        <w:tc>
+          <w:tcPr>
+            <w:tcW w:type="dxa" w:w="567"/>
+          </w:tcPr>
+          <w:p>
+            <w:pPr>
+              <w:jc w:val="left"/>
+            </w:pPr>
+            <w:r/>
+            <w:r>
+              <w:rPr>
+                <w:b w:val="0"/>
+                <w:i w:val="0"/>
+                <w:sz w:val="22"/>
+              </w:rPr>
+              <w:t>28.</w:t>
+            </w:r>
+          </w:p>
+        </w:tc>
+        <w:tc>
+          <w:tcPr>
+            <w:tcW w:type="dxa" w:w="4876"/>
+          </w:tcPr>
+          <w:p>
+            <w:pPr>
+              <w:jc w:val="left"/>
+            </w:pPr>
+            <w:r/>
+            <w:r>
+              <w:rPr>
+                <w:b/>
+                <w:i w:val="0"/>
+                <w:sz w:val="22"/>
+              </w:rPr>
+              <w:t>Подготовка документов, сопровождение проверки</w:t>
+            </w:r>
+            <w:r>
+              <w:rPr>
+                <w:b w:val="0"/>
+                <w:i w:val="0"/>
+                <w:sz w:val="22"/>
+              </w:rPr>
+              <w:t xml:space="preserve"> (процесс по событию)</w:t>
+            </w:r>
+          </w:p>
+          <w:p>
+            <w:pPr>
+              <w:jc w:val="left"/>
+            </w:pPr>
+          </w:p>
+          <w:p>
+            <w:pPr>
+              <w:jc w:val="left"/>
+            </w:pPr>
+            <w:r>
+              <w:rPr>
+                <w:b w:val="0"/>
+                <w:i w:val="0"/>
+                <w:sz w:val="22"/>
+              </w:rPr>
+              <w:t>При поступлении решения о проверке или запроса контрольного (надзорного) органа эколог в день поступления уведомляет ГД, готовит документы, сопровождает проверку.</w:t>
+            </w:r>
+          </w:p>
+        </w:tc>
+        <w:tc>
+          <w:tcPr>
+            <w:tcW w:type="dxa" w:w="1474"/>
+          </w:tcPr>
+          <w:p>
+            <w:pPr>
+              <w:jc w:val="left"/>
+            </w:pPr>
+            <w:r/>
+            <w:r>
+              <w:rPr>
+                <w:b w:val="0"/>
+                <w:i w:val="0"/>
+                <w:sz w:val="22"/>
+              </w:rPr>
+              <w:t>Начальник ООТиПБ (эколог)</w:t>
+            </w:r>
+          </w:p>
+        </w:tc>
+        <w:tc>
+          <w:tcPr>
+            <w:tcW w:type="dxa" w:w="1247"/>
+          </w:tcPr>
+          <w:p>
+            <w:pPr>
+              <w:jc w:val="left"/>
+            </w:pPr>
+            <w:r/>
+            <w:r>
+              <w:rPr>
+                <w:b w:val="0"/>
+                <w:i w:val="0"/>
+                <w:sz w:val="22"/>
+              </w:rPr>
+              <w:t>В срок, указанный в запросе</w:t>
+            </w:r>
+          </w:p>
+        </w:tc>
+        <w:tc>
+          <w:tcPr>
+            <w:tcW w:type="dxa" w:w="1928"/>
+          </w:tcPr>
+          <w:p>
+            <w:pPr>
+              <w:jc w:val="left"/>
+            </w:pPr>
+            <w:r/>
+            <w:r>
+              <w:rPr>
+                <w:b w:val="0"/>
+                <w:i w:val="0"/>
+                <w:sz w:val="22"/>
+              </w:rPr>
+              <w:t>Акт проверки / ответ на запрос</w:t>
+            </w:r>
+          </w:p>
+        </w:tc>
+      </w:tr>
+      <w:tr>
+        <w:tc>
+          <w:tcPr>
+            <w:tcW w:type="dxa" w:w="567"/>
+          </w:tcPr>
+          <w:p>
+            <w:pPr>
+              <w:jc w:val="left"/>
+            </w:pPr>
+            <w:r/>
+            <w:r>
+              <w:rPr>
+                <w:b w:val="0"/>
+                <w:i w:val="0"/>
+                <w:sz w:val="22"/>
+              </w:rPr>
+              <w:t>29.</w:t>
+            </w:r>
+          </w:p>
+        </w:tc>
+        <w:tc>
+          <w:tcPr>
+            <w:tcW w:type="dxa" w:w="4876"/>
+          </w:tcPr>
+          <w:p>
+            <w:pPr>
+              <w:jc w:val="left"/>
+            </w:pPr>
+            <w:r/>
+            <w:r>
+              <w:rPr>
+                <w:b/>
+                <w:i w:val="0"/>
+                <w:sz w:val="22"/>
+              </w:rPr>
+              <w:t>Утверждение плана устранения нарушений</w:t>
+            </w:r>
+          </w:p>
+          <w:p>
+            <w:pPr>
+              <w:jc w:val="left"/>
+            </w:pPr>
+          </w:p>
+          <w:p>
+            <w:pPr>
+              <w:jc w:val="left"/>
+            </w:pPr>
+            <w:r>
+              <w:rPr>
+                <w:b w:val="0"/>
+                <w:i w:val="0"/>
+                <w:sz w:val="22"/>
+              </w:rPr>
+              <w:t>При выдаче предписания — план мероприятий с ответственными и сроками.</w:t>
+            </w:r>
+          </w:p>
+        </w:tc>
+        <w:tc>
+          <w:tcPr>
+            <w:tcW w:type="dxa" w:w="1474"/>
+          </w:tcPr>
+          <w:p>
+            <w:pPr>
+              <w:jc w:val="left"/>
+            </w:pPr>
+            <w:r/>
+            <w:r>
+              <w:rPr>
+                <w:b w:val="0"/>
+                <w:i w:val="0"/>
+                <w:sz w:val="22"/>
+              </w:rPr>
+              <w:t>Генеральный директор</w:t>
+            </w:r>
+          </w:p>
+        </w:tc>
+        <w:tc>
+          <w:tcPr>
+            <w:tcW w:type="dxa" w:w="1247"/>
+          </w:tcPr>
+          <w:p>
+            <w:pPr>
+              <w:jc w:val="left"/>
+            </w:pPr>
+            <w:r/>
+            <w:r>
+              <w:rPr>
+                <w:b w:val="0"/>
+                <w:i w:val="0"/>
+                <w:sz w:val="22"/>
+              </w:rPr>
+              <w:t>3 раб. дня</w:t>
+            </w:r>
+          </w:p>
+        </w:tc>
+        <w:tc>
+          <w:tcPr>
+            <w:tcW w:type="dxa" w:w="1928"/>
+          </w:tcPr>
+          <w:p>
+            <w:pPr>
+              <w:jc w:val="left"/>
+            </w:pPr>
+            <w:r/>
+            <w:r>
+              <w:rPr>
+                <w:b w:val="0"/>
+                <w:i w:val="0"/>
+                <w:sz w:val="22"/>
+              </w:rPr>
+              <w:t>Утверждённый план</w:t>
+            </w:r>
+          </w:p>
+        </w:tc>
+      </w:tr>
+      <w:tr>
+        <w:tc>
+          <w:tcPr>
+            <w:tcW w:type="dxa" w:w="567"/>
+          </w:tcPr>
+          <w:p>
+            <w:pPr>
+              <w:jc w:val="left"/>
+            </w:pPr>
+            <w:r/>
+            <w:r>
+              <w:rPr>
+                <w:b w:val="0"/>
+                <w:i w:val="0"/>
+                <w:sz w:val="22"/>
+              </w:rPr>
+              <w:t>30.</w:t>
+            </w:r>
+          </w:p>
+        </w:tc>
+        <w:tc>
+          <w:tcPr>
+            <w:tcW w:type="dxa" w:w="4876"/>
+          </w:tcPr>
+          <w:p>
+            <w:pPr>
+              <w:jc w:val="left"/>
+            </w:pPr>
+            <w:r/>
+            <w:r>
+              <w:rPr>
+                <w:b/>
+                <w:i w:val="0"/>
+                <w:sz w:val="22"/>
+              </w:rPr>
+              <w:t>Устранение нарушений</w:t>
+            </w:r>
+          </w:p>
+        </w:tc>
+        <w:tc>
+          <w:tcPr>
+            <w:tcW w:type="dxa" w:w="1474"/>
+          </w:tcPr>
+          <w:p>
+            <w:pPr>
+              <w:jc w:val="left"/>
+            </w:pPr>
+            <w:r/>
+            <w:r>
+              <w:rPr>
+                <w:b w:val="0"/>
+                <w:i w:val="0"/>
+                <w:sz w:val="22"/>
+              </w:rPr>
+              <w:t>ОГТ, СГИ, руководители подразделений</w:t>
+            </w:r>
+          </w:p>
+        </w:tc>
+        <w:tc>
+          <w:tcPr>
+            <w:tcW w:type="dxa" w:w="1247"/>
+          </w:tcPr>
+          <w:p>
+            <w:pPr>
+              <w:jc w:val="left"/>
+            </w:pPr>
+            <w:r/>
+            <w:r>
+              <w:rPr>
+                <w:b w:val="0"/>
+                <w:i w:val="0"/>
+                <w:sz w:val="22"/>
+              </w:rPr>
+              <w:t>По плану</w:t>
+            </w:r>
+          </w:p>
+        </w:tc>
+        <w:tc>
+          <w:tcPr>
+            <w:tcW w:type="dxa" w:w="1928"/>
+          </w:tcPr>
+          <w:p>
+            <w:pPr>
+              <w:jc w:val="left"/>
+            </w:pPr>
+            <w:r/>
+            <w:r>
+              <w:rPr>
+                <w:b w:val="0"/>
+                <w:i w:val="0"/>
+                <w:sz w:val="22"/>
+              </w:rPr>
+              <w:t>Нарушения устранены</w:t>
+            </w:r>
+          </w:p>
+        </w:tc>
+      </w:tr>
+      <w:tr>
+        <w:tc>
+          <w:tcPr>
+            <w:tcW w:type="dxa" w:w="567"/>
+          </w:tcPr>
+          <w:p>
+            <w:pPr>
+              <w:jc w:val="left"/>
+            </w:pPr>
+            <w:r/>
+            <w:r>
+              <w:rPr>
+                <w:b w:val="0"/>
+                <w:i w:val="0"/>
+                <w:sz w:val="22"/>
+              </w:rPr>
+              <w:t>31.</w:t>
+            </w:r>
+          </w:p>
+        </w:tc>
+        <w:tc>
+          <w:tcPr>
+            <w:tcW w:type="dxa" w:w="4876"/>
+          </w:tcPr>
+          <w:p>
+            <w:pPr>
+              <w:jc w:val="left"/>
+            </w:pPr>
+            <w:r/>
+            <w:r>
+              <w:rPr>
+                <w:b/>
+                <w:i w:val="0"/>
+                <w:sz w:val="22"/>
+              </w:rPr>
+              <w:t>Отчёт об исполнении предписания</w:t>
+            </w:r>
+          </w:p>
+          <w:p>
+            <w:pPr>
+              <w:jc w:val="left"/>
+            </w:pPr>
+          </w:p>
+          <w:p>
+            <w:pPr>
+              <w:jc w:val="left"/>
+            </w:pPr>
+            <w:r>
+              <w:rPr>
+                <w:b w:val="0"/>
+                <w:i w:val="0"/>
+                <w:sz w:val="22"/>
+              </w:rPr>
+              <w:t>Направляется в контрольный (надзорный) орган с подтверждающими документами.</w:t>
+            </w:r>
+          </w:p>
+        </w:tc>
+        <w:tc>
+          <w:tcPr>
+            <w:tcW w:type="dxa" w:w="1474"/>
+          </w:tcPr>
+          <w:p>
+            <w:pPr>
+              <w:jc w:val="left"/>
+            </w:pPr>
+            <w:r/>
+            <w:r>
+              <w:rPr>
+                <w:b w:val="0"/>
+                <w:i w:val="0"/>
+                <w:sz w:val="22"/>
+              </w:rPr>
+              <w:t>Начальник ООТиПБ (эколог)</w:t>
+            </w:r>
+          </w:p>
+        </w:tc>
+        <w:tc>
+          <w:tcPr>
+            <w:tcW w:type="dxa" w:w="1247"/>
+          </w:tcPr>
+          <w:p>
+            <w:pPr>
+              <w:jc w:val="left"/>
+            </w:pPr>
+            <w:r/>
+            <w:r>
+              <w:rPr>
+                <w:b w:val="0"/>
+                <w:i w:val="0"/>
+                <w:sz w:val="22"/>
+              </w:rPr>
+              <w:t>В срок предписания</w:t>
+            </w:r>
+          </w:p>
+        </w:tc>
+        <w:tc>
+          <w:tcPr>
+            <w:tcW w:type="dxa" w:w="1928"/>
+          </w:tcPr>
+          <w:p>
+            <w:pPr>
+              <w:jc w:val="left"/>
+            </w:pPr>
+            <w:r/>
+            <w:r>
+              <w:rPr>
+                <w:b w:val="0"/>
+                <w:i w:val="0"/>
+                <w:sz w:val="22"/>
+              </w:rPr>
+              <w:t>Предписание исполнено. Конец процесса</w:t>
             </w:r>
           </w:p>
         </w:tc>
@@ -5737,7 +7271,7 @@
                 <w:i w:val="0"/>
                 <w:sz w:val="22"/>
               </w:rPr>
-              <w:t>1</w:t>
+              <w:t>2</w:t>
             </w:r>
           </w:p>
         </w:tc>
@@ -5815,7 +7349,7 @@
                 <w:i w:val="0"/>
                 <w:sz w:val="22"/>
               </w:rPr>
-              <w:t>2</w:t>
+              <w:t>3</w:t>
             </w:r>
           </w:p>
         </w:tc>
@@ -5893,7 +7427,7 @@
                 <w:i w:val="0"/>
                 <w:sz w:val="22"/>
               </w:rPr>
-              <w:t>6</w:t>
+              <w:t>9</w:t>
             </w:r>
           </w:p>
         </w:tc>
@@ -5971,7 +7505,7 @@
                 <w:i w:val="0"/>
                 <w:sz w:val="22"/>
               </w:rPr>
-              <w:t>7</w:t>
+              <w:t>13</w:t>
             </w:r>
           </w:p>
         </w:tc>
@@ -6049,7 +7583,7 @@
                 <w:i w:val="0"/>
                 <w:sz w:val="22"/>
               </w:rPr>
-              <w:t>9, 10</w:t>
+              <w:t>13</w:t>
             </w:r>
           </w:p>
         </w:tc>
@@ -6127,7 +7661,7 @@
                 <w:i w:val="0"/>
                 <w:sz w:val="22"/>
               </w:rPr>
-              <w:t>10</w:t>
+              <w:t>15</w:t>
             </w:r>
           </w:p>
         </w:tc>
@@ -6205,7 +7739,7 @@
                 <w:i w:val="0"/>
                 <w:sz w:val="22"/>
               </w:rPr>
-              <w:t>14, 15</w:t>
+              <w:t>23</w:t>
             </w:r>
           </w:p>
         </w:tc>
@@ -6283,7 +7817,7 @@
                 <w:i w:val="0"/>
                 <w:sz w:val="22"/>
               </w:rPr>
-              <w:t>16</w:t>
+              <w:t>25, 26</w:t>
             </w:r>
           </w:p>
         </w:tc>
@@ -6361,7 +7895,7 @@
                 <w:i w:val="0"/>
                 <w:sz w:val="22"/>
               </w:rPr>
-              <w:t>17</w:t>
+              <w:t>29</w:t>
             </w:r>
           </w:p>
         </w:tc>

--- a/documents/Ekologiya/Бизнес-процесс_Экологическое_сопровождение.docx
+++ b/documents/Ekologiya/Бизнес-процесс_Экологическое_сопровождение.docx
@@ -283,7 +283,7 @@
           <w:i w:val="0"/>
           <w:sz w:val="26"/>
         </w:rPr>
-        <w:t>– Постановление Правительства РФ от 31.12.2020 № 2398 (критерии отнесения объектов к I–IV категориям НВОС);</w:t>
+        <w:t>– Постановление Правительства РФ от 29.05.2026 № 636 (критерии отнесения объектов к I–IV категориям НВОС; действует с 01.09.2026, заменило ПП РФ № 2398);</w:t>
       </w:r>
     </w:p>
     <w:p>
@@ -367,7 +367,7 @@
           <w:i w:val="0"/>
           <w:sz w:val="26"/>
         </w:rPr>
-        <w:t>– Приказ Минприроды России от 08.12.2020 № 1026 (паспортизация отходов I–IV классов опасности);</w:t>
+        <w:t>– Приказ Минприроды России от 15.05.2026 № 286 (порядок паспортизации и типовые формы паспортов отходов I–IV классов; с 01.09.2026, заменил приказ № 1026);</w:t>
       </w:r>
     </w:p>
     <w:p>
@@ -381,7 +381,7 @@
           <w:i w:val="0"/>
           <w:sz w:val="26"/>
         </w:rPr>
-        <w:t>– Приказ Минприроды России от 08.12.2020 № 1028 (учёт в области обращения с отходами);</w:t>
+        <w:t>– Приказ Минприроды России от 16.04.2026 № 227 (порядок учёта в области обращения с отходами; с 01.09.2026, заменил приказ № 1028);</w:t>
       </w:r>
     </w:p>
     <w:p>
@@ -395,7 +395,35 @@
           <w:i w:val="0"/>
           <w:sz w:val="26"/>
         </w:rPr>
-        <w:t>– Приказ Минприроды России от 04.12.2014 № 536 (критерии отнесения отходов к классам опасности);</w:t>
+        <w:t>– Приказ Минприроды России от 31.03.2025 № 158 (критерии отнесения отходов к I–V классам опасности; с 01.09.2025, заменил приказ № 536); приказ Минприроды России от 23.04.2026 № 246 (порядок подтверждения класса опасности; с 01.09.2026, заменил приказ № 1027);</w:t>
+      </w:r>
+    </w:p>
+    <w:p>
+      <w:pPr>
+        <w:ind w:left="425" w:hanging="283"/>
+        <w:jc w:val="both"/>
+      </w:pPr>
+      <w:r>
+        <w:rPr>
+          <w:b w:val="0"/>
+          <w:i w:val="0"/>
+          <w:sz w:val="26"/>
+        </w:rPr>
+        <w:t>– Приказ Минприроды России от 07.12.2020 № 1021 и от 08.12.2020 № 1029 (разработка и утверждение нормативов образования отходов и лимитов на их размещение);</w:t>
+      </w:r>
+    </w:p>
+    <w:p>
+      <w:pPr>
+        <w:ind w:left="425" w:hanging="283"/>
+        <w:jc w:val="both"/>
+      </w:pPr>
+      <w:r>
+        <w:rPr>
+          <w:b w:val="0"/>
+          <w:i w:val="0"/>
+          <w:sz w:val="26"/>
+        </w:rPr>
+        <w:t>– Приказы Минприроды России от 26.11.2025 № 651 и от 28.11.2025 № 662 (мероприятия и план мероприятий по снижению выбросов в периоды неблагоприятных метеоусловий, НМУ; с 01.03.2026);</w:t>
       </w:r>
     </w:p>
     <w:p>
@@ -451,7 +479,7 @@
           <w:i w:val="0"/>
           <w:sz w:val="26"/>
         </w:rPr>
-        <w:t>– Кодекс РФ об административных правонарушениях (гл. 8), Уголовный кодекс РФ (гл. 26).</w:t>
+        <w:t>– Кодекс РФ об административных правонарушениях (гл. 8, ст. 13.19), Уголовный кодекс РФ (гл. 26).</w:t>
       </w:r>
     </w:p>
     <w:p>
@@ -876,7 +904,48 @@
           <w:b w:val="0"/>
           <w:i w:val="0"/>
         </w:rPr>
-        <w:t>– категория объекта НВОС по каждой площадке (II, III или IV) — определяет объём документов и отчётности (ветвление на этапе 8);</w:t>
+        <w:t xml:space="preserve">– категория объекта НВОС по каждой площадке (II, III или IV) — определяет объём документов и отчётности (ветвление на этапе 8). Процесс ведётся </w:t>
+      </w:r>
+      <w:r>
+        <w:rPr>
+          <w:b/>
+          <w:i w:val="0"/>
+        </w:rPr>
+        <w:t>по каждому объекту НВОС отдельно</w:t>
+      </w:r>
+      <w:r>
+        <w:rPr>
+          <w:b w:val="0"/>
+          <w:i w:val="0"/>
+        </w:rPr>
+        <w:t xml:space="preserve"> (Руднево-16, Руднево-7, Машково, Внуково — при наличии собственного производства);</w:t>
+      </w:r>
+    </w:p>
+    <w:p>
+      <w:pPr>
+        <w:ind w:left="425" w:hanging="283"/>
+        <w:jc w:val="both"/>
+      </w:pPr>
+      <w:r>
+        <w:rPr>
+          <w:b w:val="0"/>
+          <w:i w:val="0"/>
+        </w:rPr>
+        <w:t xml:space="preserve">– </w:t>
+      </w:r>
+      <w:r>
+        <w:rPr>
+          <w:b/>
+          <w:i w:val="0"/>
+        </w:rPr>
+        <w:t>поднадзорность объекта</w:t>
+      </w:r>
+      <w:r>
+        <w:rPr>
+          <w:b w:val="0"/>
+          <w:i w:val="0"/>
+        </w:rPr>
+        <w:t xml:space="preserve"> (федеральный надзор — Росприроднадзор или региональный) — указывается в сведениях об объекте в реестре НВОС; для площадок на территории ОЭЗ «Технополис Москва» проверить по реестру, а не принимать по умолчанию;</w:t>
       </w:r>
     </w:p>
     <w:p>
@@ -917,6 +986,685 @@
           <w:i w:val="0"/>
         </w:rPr>
         <w:t>– статус Общества как субъекта МСП (при численности более 250 человек Общество не является МСП и обязано вносить квартальные авансовые платежи за НВОС).</w:t>
+      </w:r>
+    </w:p>
+    <w:p>
+      <w:pPr>
+        <w:keepNext/>
+        <w:spacing w:after="80" w:before="200"/>
+        <w:jc w:val="left"/>
+      </w:pPr>
+      <w:r>
+        <w:rPr>
+          <w:b/>
+          <w:i w:val="0"/>
+        </w:rPr>
+        <w:t>5. Первоочередные действия (IV квартал 2026 г.)</w:t>
+      </w:r>
+    </w:p>
+    <w:tbl>
+      <w:tblPr>
+        <w:tblW w:type="auto" w:w="0"/>
+        <w:jc w:val="center"/>
+        <w:tblLayout w:type="fixed"/>
+        <w:tblLook w:firstColumn="1" w:firstRow="1" w:lastColumn="0" w:lastRow="0" w:noHBand="0" w:noVBand="1" w:val="04A0"/>
+        <w:tblBorders>
+          <w:top w:val="single" w:sz="4" w:space="0" w:color="auto"/>
+          <w:left w:val="single" w:sz="4" w:space="0" w:color="auto"/>
+          <w:bottom w:val="single" w:sz="4" w:space="0" w:color="auto"/>
+          <w:right w:val="single" w:sz="4" w:space="0" w:color="auto"/>
+          <w:insideH w:val="single" w:sz="4" w:space="0" w:color="auto"/>
+          <w:insideV w:val="single" w:sz="4" w:space="0" w:color="auto"/>
+        </w:tblBorders>
+        <w:tblLayout w:type="fixed"/>
+      </w:tblPr>
+      <w:tblGrid>
+        <w:gridCol w:w="567"/>
+        <w:gridCol w:w="5386"/>
+        <w:gridCol w:w="1984"/>
+        <w:gridCol w:w="1701"/>
+      </w:tblGrid>
+      <w:tr>
+        <w:trPr>
+          <w:tblHeader w:val="true"/>
+        </w:trPr>
+        <w:tc>
+          <w:tcPr>
+            <w:tcW w:type="dxa" w:w="567"/>
+            <w:shd w:val="clear" w:color="auto" w:fill="D9D9D9"/>
+          </w:tcPr>
+          <w:p>
+            <w:pPr>
+              <w:jc w:val="center"/>
+            </w:pPr>
+            <w:r/>
+            <w:r>
+              <w:rPr>
+                <w:b/>
+                <w:sz w:val="22"/>
+              </w:rPr>
+              <w:t>№</w:t>
+            </w:r>
+          </w:p>
+        </w:tc>
+        <w:tc>
+          <w:tcPr>
+            <w:tcW w:type="dxa" w:w="5386"/>
+            <w:shd w:val="clear" w:color="auto" w:fill="D9D9D9"/>
+          </w:tcPr>
+          <w:p>
+            <w:pPr>
+              <w:jc w:val="center"/>
+            </w:pPr>
+            <w:r/>
+            <w:r>
+              <w:rPr>
+                <w:b/>
+                <w:sz w:val="22"/>
+              </w:rPr>
+              <w:t>Действие</w:t>
+            </w:r>
+          </w:p>
+        </w:tc>
+        <w:tc>
+          <w:tcPr>
+            <w:tcW w:type="dxa" w:w="1984"/>
+            <w:shd w:val="clear" w:color="auto" w:fill="D9D9D9"/>
+          </w:tcPr>
+          <w:p>
+            <w:pPr>
+              <w:jc w:val="center"/>
+            </w:pPr>
+            <w:r/>
+            <w:r>
+              <w:rPr>
+                <w:b/>
+                <w:sz w:val="22"/>
+              </w:rPr>
+              <w:t>Основание</w:t>
+            </w:r>
+          </w:p>
+        </w:tc>
+        <w:tc>
+          <w:tcPr>
+            <w:tcW w:type="dxa" w:w="1701"/>
+            <w:shd w:val="clear" w:color="auto" w:fill="D9D9D9"/>
+          </w:tcPr>
+          <w:p>
+            <w:pPr>
+              <w:jc w:val="center"/>
+            </w:pPr>
+            <w:r/>
+            <w:r>
+              <w:rPr>
+                <w:b/>
+                <w:sz w:val="22"/>
+              </w:rPr>
+              <w:t>Срок</w:t>
+            </w:r>
+          </w:p>
+        </w:tc>
+      </w:tr>
+      <w:tr>
+        <w:tc>
+          <w:tcPr>
+            <w:tcW w:type="dxa" w:w="567"/>
+          </w:tcPr>
+          <w:p>
+            <w:pPr>
+              <w:jc w:val="left"/>
+            </w:pPr>
+            <w:r/>
+            <w:r>
+              <w:rPr>
+                <w:b w:val="0"/>
+                <w:i w:val="0"/>
+                <w:sz w:val="22"/>
+              </w:rPr>
+              <w:t>1</w:t>
+            </w:r>
+          </w:p>
+        </w:tc>
+        <w:tc>
+          <w:tcPr>
+            <w:tcW w:type="dxa" w:w="5386"/>
+          </w:tcPr>
+          <w:p>
+            <w:pPr>
+              <w:jc w:val="left"/>
+            </w:pPr>
+            <w:r/>
+            <w:r>
+              <w:rPr>
+                <w:b w:val="0"/>
+                <w:i w:val="0"/>
+                <w:sz w:val="22"/>
+              </w:rPr>
+              <w:t>Проверить категорию каждого объекта НВОС по новым критериям и подать заявление о корректировке сведений</w:t>
+            </w:r>
+          </w:p>
+        </w:tc>
+        <w:tc>
+          <w:tcPr>
+            <w:tcW w:type="dxa" w:w="1984"/>
+          </w:tcPr>
+          <w:p>
+            <w:pPr>
+              <w:jc w:val="left"/>
+            </w:pPr>
+            <w:r/>
+            <w:r>
+              <w:rPr>
+                <w:b w:val="0"/>
+                <w:i w:val="0"/>
+                <w:sz w:val="22"/>
+              </w:rPr>
+              <w:t>ПП РФ № 636</w:t>
+            </w:r>
+          </w:p>
+        </w:tc>
+        <w:tc>
+          <w:tcPr>
+            <w:tcW w:type="dxa" w:w="1701"/>
+          </w:tcPr>
+          <w:p>
+            <w:pPr>
+              <w:jc w:val="left"/>
+            </w:pPr>
+            <w:r/>
+            <w:r>
+              <w:rPr>
+                <w:b w:val="0"/>
+                <w:i w:val="0"/>
+                <w:sz w:val="22"/>
+              </w:rPr>
+              <w:t>до 01.12.2026</w:t>
+            </w:r>
+          </w:p>
+        </w:tc>
+      </w:tr>
+      <w:tr>
+        <w:tc>
+          <w:tcPr>
+            <w:tcW w:type="dxa" w:w="567"/>
+          </w:tcPr>
+          <w:p>
+            <w:pPr>
+              <w:jc w:val="left"/>
+            </w:pPr>
+            <w:r/>
+            <w:r>
+              <w:rPr>
+                <w:b w:val="0"/>
+                <w:i w:val="0"/>
+                <w:sz w:val="22"/>
+              </w:rPr>
+              <w:t>2</w:t>
+            </w:r>
+          </w:p>
+        </w:tc>
+        <w:tc>
+          <w:tcPr>
+            <w:tcW w:type="dxa" w:w="5386"/>
+          </w:tcPr>
+          <w:p>
+            <w:pPr>
+              <w:jc w:val="left"/>
+            </w:pPr>
+            <w:r/>
+            <w:r>
+              <w:rPr>
+                <w:b w:val="0"/>
+                <w:i w:val="0"/>
+                <w:sz w:val="22"/>
+              </w:rPr>
+              <w:t>Внести авансовый платёж за НВОС за III квартал 2026 г.</w:t>
+            </w:r>
+          </w:p>
+        </w:tc>
+        <w:tc>
+          <w:tcPr>
+            <w:tcW w:type="dxa" w:w="1984"/>
+          </w:tcPr>
+          <w:p>
+            <w:pPr>
+              <w:jc w:val="left"/>
+            </w:pPr>
+            <w:r/>
+            <w:r>
+              <w:rPr>
+                <w:b w:val="0"/>
+                <w:i w:val="0"/>
+                <w:sz w:val="22"/>
+              </w:rPr>
+              <w:t>ст. 16.4 7-ФЗ</w:t>
+            </w:r>
+          </w:p>
+        </w:tc>
+        <w:tc>
+          <w:tcPr>
+            <w:tcW w:type="dxa" w:w="1701"/>
+          </w:tcPr>
+          <w:p>
+            <w:pPr>
+              <w:jc w:val="left"/>
+            </w:pPr>
+            <w:r/>
+            <w:r>
+              <w:rPr>
+                <w:b w:val="0"/>
+                <w:i w:val="0"/>
+                <w:sz w:val="22"/>
+              </w:rPr>
+              <w:t>до 20.10.2026</w:t>
+            </w:r>
+          </w:p>
+        </w:tc>
+      </w:tr>
+      <w:tr>
+        <w:tc>
+          <w:tcPr>
+            <w:tcW w:type="dxa" w:w="567"/>
+          </w:tcPr>
+          <w:p>
+            <w:pPr>
+              <w:jc w:val="left"/>
+            </w:pPr>
+            <w:r/>
+            <w:r>
+              <w:rPr>
+                <w:b w:val="0"/>
+                <w:i w:val="0"/>
+                <w:sz w:val="22"/>
+              </w:rPr>
+              <w:t>3</w:t>
+            </w:r>
+          </w:p>
+        </w:tc>
+        <w:tc>
+          <w:tcPr>
+            <w:tcW w:type="dxa" w:w="5386"/>
+          </w:tcPr>
+          <w:p>
+            <w:pPr>
+              <w:jc w:val="left"/>
+            </w:pPr>
+            <w:r/>
+            <w:r>
+              <w:rPr>
+                <w:b w:val="0"/>
+                <w:i w:val="0"/>
+                <w:sz w:val="22"/>
+              </w:rPr>
+              <w:t>Перевести учёт отходов на порядок приказа № 227 (с 01.09.2026), обобщить данные за сентябрь</w:t>
+            </w:r>
+          </w:p>
+        </w:tc>
+        <w:tc>
+          <w:tcPr>
+            <w:tcW w:type="dxa" w:w="1984"/>
+          </w:tcPr>
+          <w:p>
+            <w:pPr>
+              <w:jc w:val="left"/>
+            </w:pPr>
+            <w:r/>
+            <w:r>
+              <w:rPr>
+                <w:b w:val="0"/>
+                <w:i w:val="0"/>
+                <w:sz w:val="22"/>
+              </w:rPr>
+              <w:t>приказ № 227</w:t>
+            </w:r>
+          </w:p>
+        </w:tc>
+        <w:tc>
+          <w:tcPr>
+            <w:tcW w:type="dxa" w:w="1701"/>
+          </w:tcPr>
+          <w:p>
+            <w:pPr>
+              <w:jc w:val="left"/>
+            </w:pPr>
+            <w:r/>
+            <w:r>
+              <w:rPr>
+                <w:b w:val="0"/>
+                <w:i w:val="0"/>
+                <w:sz w:val="22"/>
+              </w:rPr>
+              <w:t>до 31.10.2026</w:t>
+            </w:r>
+          </w:p>
+        </w:tc>
+      </w:tr>
+      <w:tr>
+        <w:tc>
+          <w:tcPr>
+            <w:tcW w:type="dxa" w:w="567"/>
+          </w:tcPr>
+          <w:p>
+            <w:pPr>
+              <w:jc w:val="left"/>
+            </w:pPr>
+            <w:r/>
+            <w:r>
+              <w:rPr>
+                <w:b w:val="0"/>
+                <w:i w:val="0"/>
+                <w:sz w:val="22"/>
+              </w:rPr>
+              <w:t>4</w:t>
+            </w:r>
+          </w:p>
+        </w:tc>
+        <w:tc>
+          <w:tcPr>
+            <w:tcW w:type="dxa" w:w="5386"/>
+          </w:tcPr>
+          <w:p>
+            <w:pPr>
+              <w:jc w:val="left"/>
+            </w:pPr>
+            <w:r/>
+            <w:r>
+              <w:rPr>
+                <w:b w:val="0"/>
+                <w:i w:val="0"/>
+                <w:sz w:val="22"/>
+              </w:rPr>
+              <w:t>Новые и переоформляемые паспорта отходов — по формам приказа № 286</w:t>
+            </w:r>
+          </w:p>
+        </w:tc>
+        <w:tc>
+          <w:tcPr>
+            <w:tcW w:type="dxa" w:w="1984"/>
+          </w:tcPr>
+          <w:p>
+            <w:pPr>
+              <w:jc w:val="left"/>
+            </w:pPr>
+            <w:r/>
+            <w:r>
+              <w:rPr>
+                <w:b w:val="0"/>
+                <w:i w:val="0"/>
+                <w:sz w:val="22"/>
+              </w:rPr>
+              <w:t>приказ № 286</w:t>
+            </w:r>
+          </w:p>
+        </w:tc>
+        <w:tc>
+          <w:tcPr>
+            <w:tcW w:type="dxa" w:w="1701"/>
+          </w:tcPr>
+          <w:p>
+            <w:pPr>
+              <w:jc w:val="left"/>
+            </w:pPr>
+            <w:r/>
+            <w:r>
+              <w:rPr>
+                <w:b w:val="0"/>
+                <w:i w:val="0"/>
+                <w:sz w:val="22"/>
+              </w:rPr>
+              <w:t>постоянно</w:t>
+            </w:r>
+          </w:p>
+        </w:tc>
+      </w:tr>
+      <w:tr>
+        <w:tc>
+          <w:tcPr>
+            <w:tcW w:type="dxa" w:w="567"/>
+          </w:tcPr>
+          <w:p>
+            <w:pPr>
+              <w:jc w:val="left"/>
+            </w:pPr>
+            <w:r/>
+            <w:r>
+              <w:rPr>
+                <w:b w:val="0"/>
+                <w:i w:val="0"/>
+                <w:sz w:val="22"/>
+              </w:rPr>
+              <w:t>5</w:t>
+            </w:r>
+          </w:p>
+        </w:tc>
+        <w:tc>
+          <w:tcPr>
+            <w:tcW w:type="dxa" w:w="5386"/>
+          </w:tcPr>
+          <w:p>
+            <w:pPr>
+              <w:jc w:val="left"/>
+            </w:pPr>
+            <w:r/>
+            <w:r>
+              <w:rPr>
+                <w:b w:val="0"/>
+                <w:i w:val="0"/>
+                <w:sz w:val="22"/>
+              </w:rPr>
+              <w:t>Проверить наличие плана мероприятий при НМУ по новым требованиям</w:t>
+            </w:r>
+          </w:p>
+        </w:tc>
+        <w:tc>
+          <w:tcPr>
+            <w:tcW w:type="dxa" w:w="1984"/>
+          </w:tcPr>
+          <w:p>
+            <w:pPr>
+              <w:jc w:val="left"/>
+            </w:pPr>
+            <w:r/>
+            <w:r>
+              <w:rPr>
+                <w:b w:val="0"/>
+                <w:i w:val="0"/>
+                <w:sz w:val="22"/>
+              </w:rPr>
+              <w:t>приказы № 651, № 662</w:t>
+            </w:r>
+          </w:p>
+        </w:tc>
+        <w:tc>
+          <w:tcPr>
+            <w:tcW w:type="dxa" w:w="1701"/>
+          </w:tcPr>
+          <w:p>
+            <w:pPr>
+              <w:jc w:val="left"/>
+            </w:pPr>
+            <w:r/>
+            <w:r>
+              <w:rPr>
+                <w:b w:val="0"/>
+                <w:i w:val="0"/>
+                <w:sz w:val="22"/>
+              </w:rPr>
+              <w:t>до 31.12.2026</w:t>
+            </w:r>
+          </w:p>
+        </w:tc>
+      </w:tr>
+      <w:tr>
+        <w:tc>
+          <w:tcPr>
+            <w:tcW w:type="dxa" w:w="567"/>
+          </w:tcPr>
+          <w:p>
+            <w:pPr>
+              <w:jc w:val="left"/>
+            </w:pPr>
+            <w:r/>
+            <w:r>
+              <w:rPr>
+                <w:b w:val="0"/>
+                <w:i w:val="0"/>
+                <w:sz w:val="22"/>
+              </w:rPr>
+              <w:t>6</w:t>
+            </w:r>
+          </w:p>
+        </w:tc>
+        <w:tc>
+          <w:tcPr>
+            <w:tcW w:type="dxa" w:w="5386"/>
+          </w:tcPr>
+          <w:p>
+            <w:pPr>
+              <w:jc w:val="left"/>
+            </w:pPr>
+            <w:r/>
+            <w:r>
+              <w:rPr>
+                <w:b w:val="0"/>
+                <w:i w:val="0"/>
+                <w:sz w:val="22"/>
+              </w:rPr>
+              <w:t>Сверить договоры аренды по распределению обязанностей (отходы, водоотведение, вентиляция)</w:t>
+            </w:r>
+          </w:p>
+        </w:tc>
+        <w:tc>
+          <w:tcPr>
+            <w:tcW w:type="dxa" w:w="1984"/>
+          </w:tcPr>
+          <w:p>
+            <w:pPr>
+              <w:jc w:val="left"/>
+            </w:pPr>
+            <w:r/>
+            <w:r>
+              <w:rPr>
+                <w:b w:val="0"/>
+                <w:i w:val="0"/>
+                <w:sz w:val="22"/>
+              </w:rPr>
+              <w:t>ст. 4 89-ФЗ</w:t>
+            </w:r>
+          </w:p>
+        </w:tc>
+        <w:tc>
+          <w:tcPr>
+            <w:tcW w:type="dxa" w:w="1701"/>
+          </w:tcPr>
+          <w:p>
+            <w:pPr>
+              <w:jc w:val="left"/>
+            </w:pPr>
+            <w:r/>
+            <w:r>
+              <w:rPr>
+                <w:b w:val="0"/>
+                <w:i w:val="0"/>
+                <w:sz w:val="22"/>
+              </w:rPr>
+              <w:t>до 31.12.2026</w:t>
+            </w:r>
+          </w:p>
+        </w:tc>
+      </w:tr>
+      <w:tr>
+        <w:tc>
+          <w:tcPr>
+            <w:tcW w:type="dxa" w:w="567"/>
+          </w:tcPr>
+          <w:p>
+            <w:pPr>
+              <w:jc w:val="left"/>
+            </w:pPr>
+            <w:r/>
+            <w:r>
+              <w:rPr>
+                <w:b w:val="0"/>
+                <w:i w:val="0"/>
+                <w:sz w:val="22"/>
+              </w:rPr>
+              <w:t>7</w:t>
+            </w:r>
+          </w:p>
+        </w:tc>
+        <w:tc>
+          <w:tcPr>
+            <w:tcW w:type="dxa" w:w="5386"/>
+          </w:tcPr>
+          <w:p>
+            <w:pPr>
+              <w:jc w:val="left"/>
+            </w:pPr>
+            <w:r/>
+            <w:r>
+              <w:rPr>
+                <w:b w:val="0"/>
+                <w:i w:val="0"/>
+                <w:sz w:val="22"/>
+              </w:rPr>
+              <w:t>Подготовить отчётность за 2026 г. (декларация о плате — по новой форме)</w:t>
+            </w:r>
+          </w:p>
+        </w:tc>
+        <w:tc>
+          <w:tcPr>
+            <w:tcW w:type="dxa" w:w="1984"/>
+          </w:tcPr>
+          <w:p>
+            <w:pPr>
+              <w:jc w:val="left"/>
+            </w:pPr>
+            <w:r/>
+            <w:r>
+              <w:rPr>
+                <w:b w:val="0"/>
+                <w:i w:val="0"/>
+                <w:sz w:val="22"/>
+              </w:rPr>
+              <w:t>Приложение 1</w:t>
+            </w:r>
+          </w:p>
+        </w:tc>
+        <w:tc>
+          <w:tcPr>
+            <w:tcW w:type="dxa" w:w="1701"/>
+          </w:tcPr>
+          <w:p>
+            <w:pPr>
+              <w:jc w:val="left"/>
+            </w:pPr>
+            <w:r/>
+            <w:r>
+              <w:rPr>
+                <w:b w:val="0"/>
+                <w:i w:val="0"/>
+                <w:sz w:val="22"/>
+              </w:rPr>
+              <w:t>январь–март 2027</w:t>
+            </w:r>
+          </w:p>
+        </w:tc>
+      </w:tr>
+    </w:tbl>
+    <w:p>
+      <w:pPr>
+        <w:spacing w:after="0" w:before="120"/>
+        <w:ind w:firstLine="709"/>
+        <w:jc w:val="both"/>
+      </w:pPr>
+      <w:r>
+        <w:rPr>
+          <w:b w:val="0"/>
+          <w:i w:val="0"/>
+          <w:sz w:val="26"/>
+        </w:rPr>
+        <w:t>Сроки этапов в разделе «Описание блок-схемы», не установленные законом, являются внутренними нормативами Общества и утверждаются приказом.</w:t>
       </w:r>
     </w:p>
     <w:p>
@@ -1991,7 +2739,7 @@
                 <w:i w:val="0"/>
                 <w:sz w:val="22"/>
               </w:rPr>
-              <w:t>Категория (I–IV) — по критериям ПП РФ № 2398. Заявка — через личный кабинет природопользователя Росприроднадзора. Каждая площадка с самостоятельным производством — отдельный объект НВОС.</w:t>
+              <w:t>Категория (I–IV) — по критериям ПП РФ № 636 (с 01.09.2026). Заявка — через личный кабинет природопользователя Росприроднадзора. Каждая площадка с самостоятельным производством — отдельный объект НВОС.</w:t>
             </w:r>
           </w:p>
           <w:p>
@@ -2023,11 +2771,37 @@
             </w:pPr>
             <w:r>
               <w:rPr>
-                <w:b w:val="0"/>
-                <w:i w:val="0"/>
-                <w:sz w:val="22"/>
-              </w:rPr>
-              <w:t>Надзор: II категория — Росприроднадзор; III категория — региональный орган (для г. Москвы — Департамент природопользования и охраны окружающей среды).</w:t>
+                <w:b/>
+                <w:i w:val="0"/>
+                <w:sz w:val="22"/>
+              </w:rPr>
+              <w:t>С 01.09.2026 действуют новые критерии (ПП РФ № 636).</w:t>
+            </w:r>
+            <w:r>
+              <w:rPr>
+                <w:b w:val="0"/>
+                <w:i w:val="0"/>
+                <w:sz w:val="22"/>
+              </w:rPr>
+              <w:t xml:space="preserve"> По уже учтённым объектам до 01.12.2026 подать в ЛК природопользователя заявление о корректировке сведений; при неподаче Росприроднадзор направляет уведомление, затем категория корректируется надзорным органом самостоятельно.</w:t>
+            </w:r>
+          </w:p>
+          <w:p>
+            <w:pPr>
+              <w:jc w:val="left"/>
+            </w:pPr>
+          </w:p>
+          <w:p>
+            <w:pPr>
+              <w:jc w:val="left"/>
+            </w:pPr>
+            <w:r>
+              <w:rPr>
+                <w:b w:val="0"/>
+                <w:i w:val="0"/>
+                <w:sz w:val="22"/>
+              </w:rPr>
+              <w:t>Орган надзора (федеральный / региональный) — по сведениям реестра НВОС.</w:t>
             </w:r>
           </w:p>
         </w:tc>
@@ -2158,7 +2932,7 @@
                 <w:i w:val="0"/>
                 <w:sz w:val="22"/>
               </w:rPr>
-              <w:t xml:space="preserve"> нормативы допустимых выбросов (НДВ, приказ № 581), нормативы образования отходов и лимиты на их размещение (НООЛР, ст. 18 89-ФЗ), декларация о воздействии на окружающую среду (ст. 31.2 7-ФЗ);</w:t>
+              <w:t xml:space="preserve"> нормативы допустимых выбросов (НДВ, приказ № 581) — прилагаются к декларации о воздействии на окружающую среду (ст. 31.2 7-ФЗ); нормативы образования отходов и лимиты на их размещение (НООЛР, ст. 18 89-ФЗ, приказы № 1021, № 1029) — утверждаются территориальным органом Росприроднадзора;</w:t>
             </w:r>
           </w:p>
           <w:p>
@@ -2217,6 +2991,32 @@
                 <w:sz w:val="22"/>
               </w:rPr>
               <w:t xml:space="preserve"> нормирование выбросов не требуется.</w:t>
+            </w:r>
+          </w:p>
+          <w:p>
+            <w:pPr>
+              <w:jc w:val="left"/>
+            </w:pPr>
+          </w:p>
+          <w:p>
+            <w:pPr>
+              <w:jc w:val="left"/>
+            </w:pPr>
+            <w:r>
+              <w:rPr>
+                <w:b/>
+                <w:i w:val="0"/>
+                <w:sz w:val="22"/>
+              </w:rPr>
+              <w:t>План мероприятий при НМУ</w:t>
+            </w:r>
+            <w:r>
+              <w:rPr>
+                <w:b w:val="0"/>
+                <w:i w:val="0"/>
+                <w:sz w:val="22"/>
+              </w:rPr>
+              <w:t xml:space="preserve"> (приказы № 651, № 662, с 01.03.2026) — для объектов I–III категорий, имеющих источники выбросов.</w:t>
             </w:r>
           </w:p>
           <w:p>
@@ -2592,33 +3392,33 @@
                 <w:i w:val="0"/>
                 <w:sz w:val="22"/>
               </w:rPr>
-              <w:t>- проекты паспортов отходов I–IV классов опасности (приказ № 1026);</w:t>
-            </w:r>
-          </w:p>
-          <w:p>
-            <w:pPr>
-              <w:jc w:val="left"/>
-            </w:pPr>
-            <w:r>
-              <w:rPr>
-                <w:b w:val="0"/>
-                <w:i w:val="0"/>
-                <w:sz w:val="22"/>
-              </w:rPr>
-              <w:t>- для отходов, отсутствующих в ФККО, — подтверждение класса опасности (приказ № 536, при необходимости — биотестирование);</w:t>
-            </w:r>
-          </w:p>
-          <w:p>
-            <w:pPr>
-              <w:jc w:val="left"/>
-            </w:pPr>
-            <w:r>
-              <w:rPr>
-                <w:b w:val="0"/>
-                <w:i w:val="0"/>
-                <w:sz w:val="22"/>
-              </w:rPr>
-              <w:t>- учёт в области обращения с отходами по каждому подразделению (приказ № 1028): данные — ежеквартально, обобщённые — за год.</w:t>
+              <w:t>- проекты паспортов отходов I–IV классов опасности по новым типовым формам (приказ № 286, с 01.09.2026). Ранее оформленные паспорта продолжают действовать; переоформление — при изменении состава, свойств отходов или адреса места образования;</w:t>
+            </w:r>
+          </w:p>
+          <w:p>
+            <w:pPr>
+              <w:jc w:val="left"/>
+            </w:pPr>
+            <w:r>
+              <w:rPr>
+                <w:b w:val="0"/>
+                <w:i w:val="0"/>
+                <w:sz w:val="22"/>
+              </w:rPr>
+              <w:t>- для отходов, отсутствующих в ФККО, — отнесение к классу по критериям приказа № 158 и подтверждение класса опасности по приказу № 246; для отходов V класса паспорт не составляется, класс подтверждается;</w:t>
+            </w:r>
+          </w:p>
+          <w:p>
+            <w:pPr>
+              <w:jc w:val="left"/>
+            </w:pPr>
+            <w:r>
+              <w:rPr>
+                <w:b w:val="0"/>
+                <w:i w:val="0"/>
+                <w:sz w:val="22"/>
+              </w:rPr>
+              <w:t>- учёт в области обращения с отходами (приказ № 227, с 01.09.2026) — отдельно по каждому объекту НВОС и по Обществу в целом; обобщение — за месяц, квартал, полугодие и год, не позднее последнего дня месяца, следующего за периодом.</w:t>
             </w:r>
           </w:p>
         </w:tc>
@@ -3200,23 +4000,31 @@
               </w:rPr>
               <w:t>Разработка программы ПЭК</w:t>
             </w:r>
-          </w:p>
-          <w:p>
-            <w:pPr>
-              <w:jc w:val="left"/>
-            </w:pPr>
-          </w:p>
-          <w:p>
-            <w:pPr>
-              <w:jc w:val="left"/>
-            </w:pPr>
-            <w:r>
-              <w:rPr>
-                <w:b w:val="0"/>
-                <w:i w:val="0"/>
-                <w:sz w:val="22"/>
-              </w:rPr>
-              <w:t>Обязательна для объектов I–III категорий (ст. 67 7-ФЗ). Содержание — по приказу № 109: инвентаризационные данные, план-график контроля выбросов, контроль обращения с отходами, контроль работы ГОУ.</w:t>
+            <w:r>
+              <w:rPr>
+                <w:b w:val="0"/>
+                <w:i w:val="0"/>
+                <w:sz w:val="22"/>
+              </w:rPr>
+              <w:t xml:space="preserve"> (только объекты I–III категорий)</w:t>
+            </w:r>
+          </w:p>
+          <w:p>
+            <w:pPr>
+              <w:jc w:val="left"/>
+            </w:pPr>
+          </w:p>
+          <w:p>
+            <w:pPr>
+              <w:jc w:val="left"/>
+            </w:pPr>
+            <w:r>
+              <w:rPr>
+                <w:b w:val="0"/>
+                <w:i w:val="0"/>
+                <w:sz w:val="22"/>
+              </w:rPr>
+              <w:t>Обязательна для объектов I–III категорий (ст. 67 7-ФЗ); для IV категории не требуется. Содержание — по приказу № 109: инвентаризационные данные, план-график контроля выбросов, контроль обращения с отходами, контроль работы ГОУ.</w:t>
             </w:r>
           </w:p>
         </w:tc>
@@ -3587,7 +4395,36 @@
                 <w:i w:val="0"/>
                 <w:sz w:val="22"/>
               </w:rPr>
-              <w:t>- ежеквартально: обход площадок, предписания руководителям подразделений, справка ГД.</w:t>
+              <w:t>- ежеквартально: обход площадок, предписания руководителям подразделений, справка ГД;</w:t>
+            </w:r>
+          </w:p>
+          <w:p>
+            <w:pPr>
+              <w:jc w:val="left"/>
+            </w:pPr>
+            <w:r>
+              <w:rPr>
+                <w:b w:val="0"/>
+                <w:i w:val="0"/>
+                <w:sz w:val="22"/>
+              </w:rPr>
+              <w:t xml:space="preserve">- ведение </w:t>
+            </w:r>
+            <w:r>
+              <w:rPr>
+                <w:b/>
+                <w:i w:val="0"/>
+                <w:sz w:val="22"/>
+              </w:rPr>
+              <w:t>реестра сроков</w:t>
+            </w:r>
+            <w:r>
+              <w:rPr>
+                <w:b w:val="0"/>
+                <w:i w:val="0"/>
+                <w:sz w:val="22"/>
+              </w:rPr>
+              <w:t>: договоры и лицензии подрядчиков, паспорта отходов, удостоверения об обучении, декларация о воздействии (7 лет), НООЛР, программа ПЭК, договор с лабораторией.</w:t>
             </w:r>
           </w:p>
           <w:p>
@@ -3720,7 +4557,7 @@
                 <w:i w:val="0"/>
                 <w:sz w:val="22"/>
               </w:rPr>
-              <w:t xml:space="preserve">ОГТ и СГИ </w:t>
+              <w:t xml:space="preserve">Проверка в цикле — контрольная; основной механизм — по событию: ОГТ и СГИ </w:t>
             </w:r>
             <w:r>
               <w:rPr>
@@ -3728,7 +4565,7 @@
                 <w:i w:val="0"/>
                 <w:sz w:val="22"/>
               </w:rPr>
-              <w:t>до внедрения</w:t>
+              <w:t>на стадии планирования, до внедрения</w:t>
             </w:r>
             <w:r>
               <w:rPr>
@@ -3966,7 +4803,23 @@
                 <w:i w:val="0"/>
                 <w:sz w:val="22"/>
               </w:rPr>
-              <w:t>Плата за выбросы и размещение отходов (ст. 16–16.5 7-ФЗ, ПП РФ № 255, № 913). Плату за размещение ТКО вносит региональный оператор.</w:t>
+              <w:t xml:space="preserve">Плата за выбросы и размещение отходов (ст. 16–16.5 7-ФЗ, ПП РФ № 255, № 913). Освобождение действует, только если </w:t>
+            </w:r>
+            <w:r>
+              <w:rPr>
+                <w:b/>
+                <w:i w:val="0"/>
+                <w:sz w:val="22"/>
+              </w:rPr>
+              <w:t>все</w:t>
+            </w:r>
+            <w:r>
+              <w:rPr>
+                <w:b w:val="0"/>
+                <w:i w:val="0"/>
+                <w:sz w:val="22"/>
+              </w:rPr>
+              <w:t xml:space="preserve"> объекты Общества относятся к IV категории (ст. 16.1 7-ФЗ). Плату за размещение ТКО вносит региональный оператор.</w:t>
             </w:r>
           </w:p>
         </w:tc>
@@ -4324,7 +5177,7 @@
                 <w:i w:val="0"/>
                 <w:sz w:val="22"/>
               </w:rPr>
-              <w:t>ГД подписывает отчётность (электронной подписью). Эколог направляет её через личный кабинет природопользователя и хранит квитанции о приёме.</w:t>
+              <w:t>ГД подписывает отчётность (электронной подписью) либо выдаёт машиночитаемую доверенность (МЧД) ответственному лицу. Эколог направляет её через личный кабинет природопользователя и хранит квитанции о приёме.</w:t>
             </w:r>
           </w:p>
         </w:tc>
@@ -5640,7 +6493,7 @@
                 <w:i w:val="0"/>
                 <w:sz w:val="22"/>
               </w:rPr>
-              <w:t>89-ФЗ, форма Росстата</w:t>
+              <w:t>форма — приказ Росстата от 06.11.2025 № 614</w:t>
             </w:r>
           </w:p>
         </w:tc>
@@ -5874,7 +6727,7 @@
                 <w:i w:val="0"/>
                 <w:sz w:val="22"/>
               </w:rPr>
-              <w:t>Декларация о плате за НВОС</w:t>
+              <w:t>Декларация о плате за НВОС (за 2026 г. — по новой форме)</w:t>
             </w:r>
           </w:p>
         </w:tc>
@@ -5971,7 +6824,7 @@
                 <w:i w:val="0"/>
                 <w:sz w:val="22"/>
               </w:rPr>
-              <w:t>Отчёт об организации и о результатах ПЭК</w:t>
+              <w:t>Отчёт об организации и о результатах ПЭК (для III категории включает сведения об образовании, утилизации, обезвреживании, размещении отходов)</w:t>
             </w:r>
           </w:p>
         </w:tc>
@@ -6028,7 +6881,7 @@
                 <w:i w:val="0"/>
                 <w:sz w:val="22"/>
               </w:rPr>
-              <w:t>ст. 67 7-ФЗ, приказ № 109</w:t>
+              <w:t>ст. 67 7-ФЗ, приказ № 109; п. 5 ст. 18 89-ФЗ</w:t>
             </w:r>
           </w:p>
         </w:tc>
@@ -6049,7 +6902,7 @@
                 <w:i w:val="0"/>
                 <w:sz w:val="22"/>
               </w:rPr>
-              <w:t>до 1 апреля</w:t>
+              <w:t>апрель (сроки — по действующим постановлениям о РОП, сверять ежегодно)</w:t>
             </w:r>
           </w:p>
         </w:tc>
@@ -6068,7 +6921,7 @@
                 <w:i w:val="0"/>
                 <w:sz w:val="22"/>
               </w:rPr>
-              <w:t>Декларация о количестве выпущенных товаров/упаковки; отчёт о выполнении нормативов утилизации</w:t>
+              <w:t>Отчётность РОП о массе товаров и упаковки, о выполнении нормативов утилизации; экологический сбор</w:t>
             </w:r>
           </w:p>
         </w:tc>
@@ -6087,7 +6940,7 @@
                 <w:i w:val="0"/>
                 <w:sz w:val="22"/>
               </w:rPr>
-              <w:t>Производители товаров и упаковки, на которых распространяется РОП</w:t>
+              <w:t>Производители товаров и упаковки (норматив утилизации упаковки 2026 — 75 %, с 2027 — 100 %)</w:t>
             </w:r>
           </w:p>
         </w:tc>
@@ -6106,7 +6959,7 @@
                 <w:i w:val="0"/>
                 <w:sz w:val="22"/>
               </w:rPr>
-              <w:t>Росприроднадзор</w:t>
+              <w:t>Росприроднадзор / бюджет</w:t>
             </w:r>
           </w:p>
         </w:tc>
@@ -6125,7 +6978,7 @@
                 <w:i w:val="0"/>
                 <w:sz w:val="22"/>
               </w:rPr>
-              <w:t>ст. 24.2 89-ФЗ</w:t>
+              <w:t>ст. 24.2, 24.5 89-ФЗ</w:t>
             </w:r>
           </w:p>
         </w:tc>
@@ -6146,7 +6999,33 @@
                 <w:i w:val="0"/>
                 <w:sz w:val="22"/>
               </w:rPr>
-              <w:t>до 15 апреля</w:t>
+              <w:t>до 20 апреля,</w:t>
+            </w:r>
+          </w:p>
+          <w:p>
+            <w:pPr>
+              <w:jc w:val="left"/>
+            </w:pPr>
+            <w:r>
+              <w:rPr>
+                <w:b w:val="0"/>
+                <w:i w:val="0"/>
+                <w:sz w:val="22"/>
+              </w:rPr>
+              <w:t>20 июля,</w:t>
+            </w:r>
+          </w:p>
+          <w:p>
+            <w:pPr>
+              <w:jc w:val="left"/>
+            </w:pPr>
+            <w:r>
+              <w:rPr>
+                <w:b w:val="0"/>
+                <w:i w:val="0"/>
+                <w:sz w:val="22"/>
+              </w:rPr>
+              <w:t>20 октября</w:t>
             </w:r>
           </w:p>
         </w:tc>
@@ -6165,7 +7044,7 @@
                 <w:i w:val="0"/>
                 <w:sz w:val="22"/>
               </w:rPr>
-              <w:t>Экологический сбор</w:t>
+              <w:t>Квартальные авансовые платежи за НВОС</w:t>
             </w:r>
           </w:p>
         </w:tc>
@@ -6184,7 +7063,7 @@
                 <w:i w:val="0"/>
                 <w:sz w:val="22"/>
               </w:rPr>
-              <w:t>То же (при невыполнении нормативов утилизации самостоятельно)</w:t>
+              <w:t>Объекты I–III категорий, кроме субъектов МСП</w:t>
             </w:r>
           </w:p>
         </w:tc>
@@ -6222,7 +7101,7 @@
                 <w:i w:val="0"/>
                 <w:sz w:val="22"/>
               </w:rPr>
-              <w:t>ст. 24.5 89-ФЗ</w:t>
+              <w:t>ст. 16.4 7-ФЗ</w:t>
             </w:r>
           </w:p>
         </w:tc>
@@ -6243,33 +7122,7 @@
                 <w:i w:val="0"/>
                 <w:sz w:val="22"/>
               </w:rPr>
-              <w:t>до 20 апреля,</w:t>
-            </w:r>
-          </w:p>
-          <w:p>
-            <w:pPr>
-              <w:jc w:val="left"/>
-            </w:pPr>
-            <w:r>
-              <w:rPr>
-                <w:b w:val="0"/>
-                <w:i w:val="0"/>
-                <w:sz w:val="22"/>
-              </w:rPr>
-              <w:t>20 июля,</w:t>
-            </w:r>
-          </w:p>
-          <w:p>
-            <w:pPr>
-              <w:jc w:val="left"/>
-            </w:pPr>
-            <w:r>
-              <w:rPr>
-                <w:b w:val="0"/>
-                <w:i w:val="0"/>
-                <w:sz w:val="22"/>
-              </w:rPr>
-              <w:t>20 октября</w:t>
+              <w:t>до последнего дня месяца, следующего за месяцем / кварталом / полугодием / годом</w:t>
             </w:r>
           </w:p>
         </w:tc>
@@ -6288,7 +7141,7 @@
                 <w:i w:val="0"/>
                 <w:sz w:val="22"/>
               </w:rPr>
-              <w:t>Квартальные авансовые платежи за НВОС</w:t>
+              <w:t>Обобщение данных учёта в области обращения с отходами</w:t>
             </w:r>
           </w:p>
         </w:tc>
@@ -6307,7 +7160,7 @@
                 <w:i w:val="0"/>
                 <w:sz w:val="22"/>
               </w:rPr>
-              <w:t>Объекты I–III категорий, кроме субъектов МСП</w:t>
+              <w:t>Все, у кого образуются отходы</w:t>
             </w:r>
           </w:p>
         </w:tc>
@@ -6326,7 +7179,7 @@
                 <w:i w:val="0"/>
                 <w:sz w:val="22"/>
               </w:rPr>
-              <w:t>Бюджет</w:t>
+              <w:t>Хранятся в Обществе</w:t>
             </w:r>
           </w:p>
         </w:tc>
@@ -6345,7 +7198,7 @@
                 <w:i w:val="0"/>
                 <w:sz w:val="22"/>
               </w:rPr>
-              <w:t>ст. 16.4 7-ФЗ</w:t>
+              <w:t>приказ № 227</w:t>
             </w:r>
           </w:p>
         </w:tc>
@@ -6366,7 +7219,7 @@
                 <w:i w:val="0"/>
                 <w:sz w:val="22"/>
               </w:rPr>
-              <w:t>ежеквартально / по итогам года</w:t>
+              <w:t>до 01.12.2026 (однократно)</w:t>
             </w:r>
           </w:p>
         </w:tc>
@@ -6385,7 +7238,7 @@
                 <w:i w:val="0"/>
                 <w:sz w:val="22"/>
               </w:rPr>
-              <w:t>Данные учёта в области обращения с отходами</w:t>
+              <w:t>Заявление о корректировке сведений об объектах НВОС по новым критериям</w:t>
             </w:r>
           </w:p>
         </w:tc>
@@ -6404,7 +7257,7 @@
                 <w:i w:val="0"/>
                 <w:sz w:val="22"/>
               </w:rPr>
-              <w:t>Все, у кого образуются отходы</w:t>
+              <w:t>Все объекты, поставленные на учёт</w:t>
             </w:r>
           </w:p>
         </w:tc>
@@ -6423,7 +7276,7 @@
                 <w:i w:val="0"/>
                 <w:sz w:val="22"/>
               </w:rPr>
-              <w:t>Хранятся в Обществе</w:t>
+              <w:t>ЛК природопользователя</w:t>
             </w:r>
           </w:p>
         </w:tc>
@@ -6442,7 +7295,7 @@
                 <w:i w:val="0"/>
                 <w:sz w:val="22"/>
               </w:rPr>
-              <w:t>приказ № 1028</w:t>
+              <w:t>ПП РФ № 636</w:t>
             </w:r>
           </w:p>
         </w:tc>
@@ -6852,6 +7705,183 @@
                 <w:i w:val="0"/>
                 <w:sz w:val="22"/>
               </w:rPr>
+              <w:t>ст. 8.46 КоАП</w:t>
+            </w:r>
+          </w:p>
+        </w:tc>
+        <w:tc>
+          <w:tcPr>
+            <w:tcW w:type="dxa" w:w="4876"/>
+          </w:tcPr>
+          <w:p>
+            <w:pPr>
+              <w:jc w:val="left"/>
+            </w:pPr>
+            <w:r/>
+            <w:r>
+              <w:rPr>
+                <w:b w:val="0"/>
+                <w:i w:val="0"/>
+                <w:sz w:val="22"/>
+              </w:rPr>
+              <w:t>Неподача (несвоевременная подача) заявки на постановку объекта НВОС на учёт, сведений для актуализации</w:t>
+            </w:r>
+          </w:p>
+        </w:tc>
+        <w:tc>
+          <w:tcPr>
+            <w:tcW w:type="dxa" w:w="2948"/>
+          </w:tcPr>
+          <w:p>
+            <w:pPr>
+              <w:jc w:val="left"/>
+            </w:pPr>
+            <w:r/>
+            <w:r>
+              <w:rPr>
+                <w:b w:val="0"/>
+                <w:i w:val="0"/>
+                <w:sz w:val="22"/>
+              </w:rPr>
+              <w:t>30 000 – 100 000 руб.</w:t>
+            </w:r>
+          </w:p>
+        </w:tc>
+      </w:tr>
+      <w:tr>
+        <w:tc>
+          <w:tcPr>
+            <w:tcW w:type="dxa" w:w="1814"/>
+          </w:tcPr>
+          <w:p>
+            <w:pPr>
+              <w:jc w:val="left"/>
+            </w:pPr>
+            <w:r/>
+            <w:r>
+              <w:rPr>
+                <w:b w:val="0"/>
+                <w:i w:val="0"/>
+                <w:sz w:val="22"/>
+              </w:rPr>
+              <w:t>ч. 1 ст. 13.19 КоАП</w:t>
+            </w:r>
+          </w:p>
+        </w:tc>
+        <w:tc>
+          <w:tcPr>
+            <w:tcW w:type="dxa" w:w="4876"/>
+          </w:tcPr>
+          <w:p>
+            <w:pPr>
+              <w:jc w:val="left"/>
+            </w:pPr>
+            <w:r/>
+            <w:r>
+              <w:rPr>
+                <w:b w:val="0"/>
+                <w:i w:val="0"/>
+                <w:sz w:val="22"/>
+              </w:rPr>
+              <w:t>Непредставление форм статистической отчётности (2-ТП)</w:t>
+            </w:r>
+          </w:p>
+        </w:tc>
+        <w:tc>
+          <w:tcPr>
+            <w:tcW w:type="dxa" w:w="2948"/>
+          </w:tcPr>
+          <w:p>
+            <w:pPr>
+              <w:jc w:val="left"/>
+            </w:pPr>
+            <w:r/>
+            <w:r>
+              <w:rPr>
+                <w:b w:val="0"/>
+                <w:i w:val="0"/>
+                <w:sz w:val="22"/>
+              </w:rPr>
+              <w:t>20 000 – 70 000 руб.; повторно — 100 000 – 150 000 руб.</w:t>
+            </w:r>
+          </w:p>
+        </w:tc>
+      </w:tr>
+      <w:tr>
+        <w:tc>
+          <w:tcPr>
+            <w:tcW w:type="dxa" w:w="1814"/>
+          </w:tcPr>
+          <w:p>
+            <w:pPr>
+              <w:jc w:val="left"/>
+            </w:pPr>
+            <w:r/>
+            <w:r>
+              <w:rPr>
+                <w:b w:val="0"/>
+                <w:i w:val="0"/>
+                <w:sz w:val="22"/>
+              </w:rPr>
+              <w:t>ст. 8.5.1, 8.41.1 КоАП</w:t>
+            </w:r>
+          </w:p>
+        </w:tc>
+        <w:tc>
+          <w:tcPr>
+            <w:tcW w:type="dxa" w:w="4876"/>
+          </w:tcPr>
+          <w:p>
+            <w:pPr>
+              <w:jc w:val="left"/>
+            </w:pPr>
+            <w:r/>
+            <w:r>
+              <w:rPr>
+                <w:b w:val="0"/>
+                <w:i w:val="0"/>
+                <w:sz w:val="22"/>
+              </w:rPr>
+              <w:t>Отчётность по РОП, неуплата экологического сбора (ред. ФЗ от 20.02.2026 № 31-ФЗ)</w:t>
+            </w:r>
+          </w:p>
+        </w:tc>
+        <w:tc>
+          <w:tcPr>
+            <w:tcW w:type="dxa" w:w="2948"/>
+          </w:tcPr>
+          <w:p>
+            <w:pPr>
+              <w:jc w:val="left"/>
+            </w:pPr>
+            <w:r/>
+            <w:r>
+              <w:rPr>
+                <w:b w:val="0"/>
+                <w:i w:val="0"/>
+                <w:sz w:val="22"/>
+              </w:rPr>
+              <w:t>8.5.1 — 70 000 – 150 000 руб.; 8.41.1 — трёхкратный размер сбора, не менее 500 000 руб.</w:t>
+            </w:r>
+          </w:p>
+        </w:tc>
+      </w:tr>
+      <w:tr>
+        <w:tc>
+          <w:tcPr>
+            <w:tcW w:type="dxa" w:w="1814"/>
+          </w:tcPr>
+          <w:p>
+            <w:pPr>
+              <w:jc w:val="left"/>
+            </w:pPr>
+            <w:r/>
+            <w:r>
+              <w:rPr>
+                <w:b w:val="0"/>
+                <w:i w:val="0"/>
+                <w:sz w:val="22"/>
+              </w:rPr>
               <w:t>ст. 8.41 КоАП</w:t>
             </w:r>
           </w:p>
@@ -7085,7 +8115,7 @@
           <w:i w:val="0"/>
           <w:sz w:val="26"/>
         </w:rPr>
-        <w:t>Должностные лица (ГД и назначенные ответственные) несут самостоятельную административную ответственность по тем же статьям. Штрафы на юридическое лицо и на должностное лицо назначаются одновременно.</w:t>
+        <w:t>Должностные лица (ГД и назначенные ответственные) несут самостоятельную административную ответственность по тем же статьям. Штрафы на юридическое лицо и на должностное лицо назначаются одновременно. Размеры указаны по редакции КоАП на дату документа; при изменениях КоАП приложение актуализируется.</w:t>
       </w:r>
     </w:p>
     <w:p>

--- a/documents/Ekologiya/Бизнес-процесс_Экологическое_сопровождение.docx
+++ b/documents/Ekologiya/Бизнес-процесс_Экологическое_сопровождение.docx
@@ -479,7 +479,21 @@
           <w:i w:val="0"/>
           <w:sz w:val="26"/>
         </w:rPr>
-        <w:t>– Кодекс РФ об административных правонарушениях (гл. 8, ст. 13.19), Уголовный кодекс РФ (гл. 26).</w:t>
+        <w:t>– Правила холодного водоснабжения и водоотведения, утв. ПП РФ от 29.07.2013 № 644 (декларация о составе и свойствах сточных вод);</w:t>
+      </w:r>
+    </w:p>
+    <w:p>
+      <w:pPr>
+        <w:ind w:left="425" w:hanging="283"/>
+        <w:jc w:val="both"/>
+      </w:pPr>
+      <w:r>
+        <w:rPr>
+          <w:b w:val="0"/>
+          <w:i w:val="0"/>
+          <w:sz w:val="26"/>
+        </w:rPr>
+        <w:t>– Кодекс РФ об административных правонарушениях (гл. 8, ст. 13.19, 19.7), Уголовный кодекс РФ (гл. 26).</w:t>
       </w:r>
     </w:p>
     <w:p>
@@ -985,6 +999,46 @@
           <w:b w:val="0"/>
           <w:i w:val="0"/>
         </w:rPr>
+        <w:t>– I категория для производства интерьеров не характерна (требует комплексного экологического разрешения) и в процесс не включена; при её присвоении процесс пересматривается;</w:t>
+      </w:r>
+    </w:p>
+    <w:p>
+      <w:pPr>
+        <w:ind w:left="425" w:hanging="283"/>
+        <w:jc w:val="both"/>
+      </w:pPr>
+      <w:r>
+        <w:rPr>
+          <w:b w:val="0"/>
+          <w:i w:val="0"/>
+        </w:rPr>
+        <w:t xml:space="preserve">– </w:t>
+      </w:r>
+      <w:r>
+        <w:rPr>
+          <w:b/>
+          <w:i w:val="0"/>
+        </w:rPr>
+        <w:t>водоотведение</w:t>
+      </w:r>
+      <w:r>
+        <w:rPr>
+          <w:b w:val="0"/>
+          <w:i w:val="0"/>
+        </w:rPr>
+        <w:t>: кто является абонентом по договору водоотведения (Общество или арендодатель) и есть ли производственные стоки (гидрофильтры окрасочных камер, мойки). При среднесуточном сбросе от 30 м³/сут с объекта абонент ежегодно подаёт в водоканал декларацию о составе и свойствах сточных вод (Правила № 644); при её отсутствии к плате за негативное воздействие на систему водоотведения применяется коэффициент 2;</w:t>
+      </w:r>
+    </w:p>
+    <w:p>
+      <w:pPr>
+        <w:ind w:left="425" w:hanging="283"/>
+        <w:jc w:val="both"/>
+      </w:pPr>
+      <w:r>
+        <w:rPr>
+          <w:b w:val="0"/>
+          <w:i w:val="0"/>
+        </w:rPr>
         <w:t>– статус Общества как субъекта МСП (при численности более 250 человек Общество не является МСП и обязано вносить квартальные авансовые платежи за НВОС).</w:t>
       </w:r>
     </w:p>
@@ -1608,6 +1662,84 @@
                 <w:i w:val="0"/>
                 <w:sz w:val="22"/>
               </w:rPr>
+              <w:t>Проверить, требуется ли от Общества декларация о составе и свойствах сточных вод (абонент, объём сброса)</w:t>
+            </w:r>
+          </w:p>
+        </w:tc>
+        <w:tc>
+          <w:tcPr>
+            <w:tcW w:type="dxa" w:w="1984"/>
+          </w:tcPr>
+          <w:p>
+            <w:pPr>
+              <w:jc w:val="left"/>
+            </w:pPr>
+            <w:r/>
+            <w:r>
+              <w:rPr>
+                <w:b w:val="0"/>
+                <w:i w:val="0"/>
+                <w:sz w:val="22"/>
+              </w:rPr>
+              <w:t>Правила № 644</w:t>
+            </w:r>
+          </w:p>
+        </w:tc>
+        <w:tc>
+          <w:tcPr>
+            <w:tcW w:type="dxa" w:w="1701"/>
+          </w:tcPr>
+          <w:p>
+            <w:pPr>
+              <w:jc w:val="left"/>
+            </w:pPr>
+            <w:r/>
+            <w:r>
+              <w:rPr>
+                <w:b w:val="0"/>
+                <w:i w:val="0"/>
+                <w:sz w:val="22"/>
+              </w:rPr>
+              <w:t>до 01.11.2026</w:t>
+            </w:r>
+          </w:p>
+        </w:tc>
+      </w:tr>
+      <w:tr>
+        <w:tc>
+          <w:tcPr>
+            <w:tcW w:type="dxa" w:w="567"/>
+          </w:tcPr>
+          <w:p>
+            <w:pPr>
+              <w:jc w:val="left"/>
+            </w:pPr>
+            <w:r/>
+            <w:r>
+              <w:rPr>
+                <w:b w:val="0"/>
+                <w:i w:val="0"/>
+                <w:sz w:val="22"/>
+              </w:rPr>
+              <w:t>8</w:t>
+            </w:r>
+          </w:p>
+        </w:tc>
+        <w:tc>
+          <w:tcPr>
+            <w:tcW w:type="dxa" w:w="5386"/>
+          </w:tcPr>
+          <w:p>
+            <w:pPr>
+              <w:jc w:val="left"/>
+            </w:pPr>
+            <w:r/>
+            <w:r>
+              <w:rPr>
+                <w:b w:val="0"/>
+                <w:i w:val="0"/>
+                <w:sz w:val="22"/>
+              </w:rPr>
               <w:t>Подготовить отчётность за 2026 г. (декларация о плате — по новой форме)</w:t>
             </w:r>
           </w:p>
@@ -1664,7 +1796,474 @@
           <w:i w:val="0"/>
           <w:sz w:val="26"/>
         </w:rPr>
-        <w:t>Сроки этапов в разделе «Описание блок-схемы», не установленные законом, являются внутренними нормативами Общества и утверждаются приказом.</w:t>
+        <w:t>Сроки этапов в разделе «Описание блок-схемы», не установленные законом, являются внутренними нормативами Общества и утверждаются приказом. Этап 3 (обучение) выполняется параллельно с этапами 4–7: при вводе нового объекта этапы 4–6 должны укладываться в 6 месяцев со дня начала эксплуатации (срок постановки на учёт, ст. 69.2 7-ФЗ).</w:t>
+      </w:r>
+    </w:p>
+    <w:p>
+      <w:pPr>
+        <w:keepNext/>
+        <w:spacing w:after="80" w:before="200"/>
+        <w:jc w:val="left"/>
+      </w:pPr>
+      <w:r>
+        <w:rPr>
+          <w:b/>
+          <w:i w:val="0"/>
+        </w:rPr>
+        <w:t>6. Показатели результативности и пересмотр процесса</w:t>
+      </w:r>
+    </w:p>
+    <w:tbl>
+      <w:tblPr>
+        <w:tblW w:type="auto" w:w="0"/>
+        <w:jc w:val="center"/>
+        <w:tblLayout w:type="fixed"/>
+        <w:tblLook w:firstColumn="1" w:firstRow="1" w:lastColumn="0" w:lastRow="0" w:noHBand="0" w:noVBand="1" w:val="04A0"/>
+        <w:tblBorders>
+          <w:top w:val="single" w:sz="4" w:space="0" w:color="auto"/>
+          <w:left w:val="single" w:sz="4" w:space="0" w:color="auto"/>
+          <w:bottom w:val="single" w:sz="4" w:space="0" w:color="auto"/>
+          <w:right w:val="single" w:sz="4" w:space="0" w:color="auto"/>
+          <w:insideH w:val="single" w:sz="4" w:space="0" w:color="auto"/>
+          <w:insideV w:val="single" w:sz="4" w:space="0" w:color="auto"/>
+        </w:tblBorders>
+        <w:tblLayout w:type="fixed"/>
+      </w:tblPr>
+      <w:tblGrid>
+        <w:gridCol w:w="5102"/>
+        <w:gridCol w:w="2268"/>
+        <w:gridCol w:w="2268"/>
+      </w:tblGrid>
+      <w:tr>
+        <w:trPr>
+          <w:tblHeader w:val="true"/>
+        </w:trPr>
+        <w:tc>
+          <w:tcPr>
+            <w:tcW w:type="dxa" w:w="5102"/>
+            <w:shd w:val="clear" w:color="auto" w:fill="D9D9D9"/>
+          </w:tcPr>
+          <w:p>
+            <w:pPr>
+              <w:jc w:val="center"/>
+            </w:pPr>
+            <w:r/>
+            <w:r>
+              <w:rPr>
+                <w:b/>
+                <w:sz w:val="22"/>
+              </w:rPr>
+              <w:t>Показатель</w:t>
+            </w:r>
+          </w:p>
+        </w:tc>
+        <w:tc>
+          <w:tcPr>
+            <w:tcW w:type="dxa" w:w="2268"/>
+            <w:shd w:val="clear" w:color="auto" w:fill="D9D9D9"/>
+          </w:tcPr>
+          <w:p>
+            <w:pPr>
+              <w:jc w:val="center"/>
+            </w:pPr>
+            <w:r/>
+            <w:r>
+              <w:rPr>
+                <w:b/>
+                <w:sz w:val="22"/>
+              </w:rPr>
+              <w:t>Целевое значение</w:t>
+            </w:r>
+          </w:p>
+        </w:tc>
+        <w:tc>
+          <w:tcPr>
+            <w:tcW w:type="dxa" w:w="2268"/>
+            <w:shd w:val="clear" w:color="auto" w:fill="D9D9D9"/>
+          </w:tcPr>
+          <w:p>
+            <w:pPr>
+              <w:jc w:val="center"/>
+            </w:pPr>
+            <w:r/>
+            <w:r>
+              <w:rPr>
+                <w:b/>
+                <w:sz w:val="22"/>
+              </w:rPr>
+              <w:t>Периодичность</w:t>
+            </w:r>
+          </w:p>
+        </w:tc>
+      </w:tr>
+      <w:tr>
+        <w:tc>
+          <w:tcPr>
+            <w:tcW w:type="dxa" w:w="5102"/>
+          </w:tcPr>
+          <w:p>
+            <w:pPr>
+              <w:jc w:val="left"/>
+            </w:pPr>
+            <w:r/>
+            <w:r>
+              <w:rPr>
+                <w:b w:val="0"/>
+                <w:i w:val="0"/>
+                <w:sz w:val="22"/>
+              </w:rPr>
+              <w:t>Отчётность и платежи, сданные/внесённые в срок</w:t>
+            </w:r>
+          </w:p>
+        </w:tc>
+        <w:tc>
+          <w:tcPr>
+            <w:tcW w:type="dxa" w:w="2268"/>
+          </w:tcPr>
+          <w:p>
+            <w:pPr>
+              <w:jc w:val="left"/>
+            </w:pPr>
+            <w:r/>
+            <w:r>
+              <w:rPr>
+                <w:b w:val="0"/>
+                <w:i w:val="0"/>
+                <w:sz w:val="22"/>
+              </w:rPr>
+              <w:t>100 %</w:t>
+            </w:r>
+          </w:p>
+        </w:tc>
+        <w:tc>
+          <w:tcPr>
+            <w:tcW w:type="dxa" w:w="2268"/>
+          </w:tcPr>
+          <w:p>
+            <w:pPr>
+              <w:jc w:val="left"/>
+            </w:pPr>
+            <w:r/>
+            <w:r>
+              <w:rPr>
+                <w:b w:val="0"/>
+                <w:i w:val="0"/>
+                <w:sz w:val="22"/>
+              </w:rPr>
+              <w:t>ежеквартально</w:t>
+            </w:r>
+          </w:p>
+        </w:tc>
+      </w:tr>
+      <w:tr>
+        <w:tc>
+          <w:tcPr>
+            <w:tcW w:type="dxa" w:w="5102"/>
+          </w:tcPr>
+          <w:p>
+            <w:pPr>
+              <w:jc w:val="left"/>
+            </w:pPr>
+            <w:r/>
+            <w:r>
+              <w:rPr>
+                <w:b w:val="0"/>
+                <w:i w:val="0"/>
+                <w:sz w:val="22"/>
+              </w:rPr>
+              <w:t>Штрафы и предписания надзорных органов</w:t>
+            </w:r>
+          </w:p>
+        </w:tc>
+        <w:tc>
+          <w:tcPr>
+            <w:tcW w:type="dxa" w:w="2268"/>
+          </w:tcPr>
+          <w:p>
+            <w:pPr>
+              <w:jc w:val="left"/>
+            </w:pPr>
+            <w:r/>
+            <w:r>
+              <w:rPr>
+                <w:b w:val="0"/>
+                <w:i w:val="0"/>
+                <w:sz w:val="22"/>
+              </w:rPr>
+              <w:t>0</w:t>
+            </w:r>
+          </w:p>
+        </w:tc>
+        <w:tc>
+          <w:tcPr>
+            <w:tcW w:type="dxa" w:w="2268"/>
+          </w:tcPr>
+          <w:p>
+            <w:pPr>
+              <w:jc w:val="left"/>
+            </w:pPr>
+            <w:r/>
+            <w:r>
+              <w:rPr>
+                <w:b w:val="0"/>
+                <w:i w:val="0"/>
+                <w:sz w:val="22"/>
+              </w:rPr>
+              <w:t>ежегодно</w:t>
+            </w:r>
+          </w:p>
+        </w:tc>
+      </w:tr>
+      <w:tr>
+        <w:tc>
+          <w:tcPr>
+            <w:tcW w:type="dxa" w:w="5102"/>
+          </w:tcPr>
+          <w:p>
+            <w:pPr>
+              <w:jc w:val="left"/>
+            </w:pPr>
+            <w:r/>
+            <w:r>
+              <w:rPr>
+                <w:b w:val="0"/>
+                <w:i w:val="0"/>
+                <w:sz w:val="22"/>
+              </w:rPr>
+              <w:t>Отходы с паспортом (I–IV кл.) или подтверждённым классом (V кл.)</w:t>
+            </w:r>
+          </w:p>
+        </w:tc>
+        <w:tc>
+          <w:tcPr>
+            <w:tcW w:type="dxa" w:w="2268"/>
+          </w:tcPr>
+          <w:p>
+            <w:pPr>
+              <w:jc w:val="left"/>
+            </w:pPr>
+            <w:r/>
+            <w:r>
+              <w:rPr>
+                <w:b w:val="0"/>
+                <w:i w:val="0"/>
+                <w:sz w:val="22"/>
+              </w:rPr>
+              <w:t>100 % видов</w:t>
+            </w:r>
+          </w:p>
+        </w:tc>
+        <w:tc>
+          <w:tcPr>
+            <w:tcW w:type="dxa" w:w="2268"/>
+          </w:tcPr>
+          <w:p>
+            <w:pPr>
+              <w:jc w:val="left"/>
+            </w:pPr>
+            <w:r/>
+            <w:r>
+              <w:rPr>
+                <w:b w:val="0"/>
+                <w:i w:val="0"/>
+                <w:sz w:val="22"/>
+              </w:rPr>
+              <w:t>ежеквартально</w:t>
+            </w:r>
+          </w:p>
+        </w:tc>
+      </w:tr>
+      <w:tr>
+        <w:tc>
+          <w:tcPr>
+            <w:tcW w:type="dxa" w:w="5102"/>
+          </w:tcPr>
+          <w:p>
+            <w:pPr>
+              <w:jc w:val="left"/>
+            </w:pPr>
+            <w:r/>
+            <w:r>
+              <w:rPr>
+                <w:b w:val="0"/>
+                <w:i w:val="0"/>
+                <w:sz w:val="22"/>
+              </w:rPr>
+              <w:t>Отходы, накопленные свыше 11 месяцев</w:t>
+            </w:r>
+          </w:p>
+        </w:tc>
+        <w:tc>
+          <w:tcPr>
+            <w:tcW w:type="dxa" w:w="2268"/>
+          </w:tcPr>
+          <w:p>
+            <w:pPr>
+              <w:jc w:val="left"/>
+            </w:pPr>
+            <w:r/>
+            <w:r>
+              <w:rPr>
+                <w:b w:val="0"/>
+                <w:i w:val="0"/>
+                <w:sz w:val="22"/>
+              </w:rPr>
+              <w:t>0</w:t>
+            </w:r>
+          </w:p>
+        </w:tc>
+        <w:tc>
+          <w:tcPr>
+            <w:tcW w:type="dxa" w:w="2268"/>
+          </w:tcPr>
+          <w:p>
+            <w:pPr>
+              <w:jc w:val="left"/>
+            </w:pPr>
+            <w:r/>
+            <w:r>
+              <w:rPr>
+                <w:b w:val="0"/>
+                <w:i w:val="0"/>
+                <w:sz w:val="22"/>
+              </w:rPr>
+              <w:t>ежемесячно</w:t>
+            </w:r>
+          </w:p>
+        </w:tc>
+      </w:tr>
+      <w:tr>
+        <w:tc>
+          <w:tcPr>
+            <w:tcW w:type="dxa" w:w="5102"/>
+          </w:tcPr>
+          <w:p>
+            <w:pPr>
+              <w:jc w:val="left"/>
+            </w:pPr>
+            <w:r/>
+            <w:r>
+              <w:rPr>
+                <w:b w:val="0"/>
+                <w:i w:val="0"/>
+                <w:sz w:val="22"/>
+              </w:rPr>
+              <w:t>Изменения производства, согласованные с экологом до внедрения</w:t>
+            </w:r>
+          </w:p>
+        </w:tc>
+        <w:tc>
+          <w:tcPr>
+            <w:tcW w:type="dxa" w:w="2268"/>
+          </w:tcPr>
+          <w:p>
+            <w:pPr>
+              <w:jc w:val="left"/>
+            </w:pPr>
+            <w:r/>
+            <w:r>
+              <w:rPr>
+                <w:b w:val="0"/>
+                <w:i w:val="0"/>
+                <w:sz w:val="22"/>
+              </w:rPr>
+              <w:t>100 %</w:t>
+            </w:r>
+          </w:p>
+        </w:tc>
+        <w:tc>
+          <w:tcPr>
+            <w:tcW w:type="dxa" w:w="2268"/>
+          </w:tcPr>
+          <w:p>
+            <w:pPr>
+              <w:jc w:val="left"/>
+            </w:pPr>
+            <w:r/>
+            <w:r>
+              <w:rPr>
+                <w:b w:val="0"/>
+                <w:i w:val="0"/>
+                <w:sz w:val="22"/>
+              </w:rPr>
+              <w:t>ежеквартально</w:t>
+            </w:r>
+          </w:p>
+        </w:tc>
+      </w:tr>
+      <w:tr>
+        <w:tc>
+          <w:tcPr>
+            <w:tcW w:type="dxa" w:w="5102"/>
+          </w:tcPr>
+          <w:p>
+            <w:pPr>
+              <w:jc w:val="left"/>
+            </w:pPr>
+            <w:r/>
+            <w:r>
+              <w:rPr>
+                <w:b w:val="0"/>
+                <w:i w:val="0"/>
+                <w:sz w:val="22"/>
+              </w:rPr>
+              <w:t>Документы в реестре сроков с истекающим сроком без плана продления</w:t>
+            </w:r>
+          </w:p>
+        </w:tc>
+        <w:tc>
+          <w:tcPr>
+            <w:tcW w:type="dxa" w:w="2268"/>
+          </w:tcPr>
+          <w:p>
+            <w:pPr>
+              <w:jc w:val="left"/>
+            </w:pPr>
+            <w:r/>
+            <w:r>
+              <w:rPr>
+                <w:b w:val="0"/>
+                <w:i w:val="0"/>
+                <w:sz w:val="22"/>
+              </w:rPr>
+              <w:t>0</w:t>
+            </w:r>
+          </w:p>
+        </w:tc>
+        <w:tc>
+          <w:tcPr>
+            <w:tcW w:type="dxa" w:w="2268"/>
+          </w:tcPr>
+          <w:p>
+            <w:pPr>
+              <w:jc w:val="left"/>
+            </w:pPr>
+            <w:r/>
+            <w:r>
+              <w:rPr>
+                <w:b w:val="0"/>
+                <w:i w:val="0"/>
+                <w:sz w:val="22"/>
+              </w:rPr>
+              <w:t>ежемесячно</w:t>
+            </w:r>
+          </w:p>
+        </w:tc>
+      </w:tr>
+    </w:tbl>
+    <w:p>
+      <w:pPr>
+        <w:spacing w:after="0" w:before="120"/>
+        <w:ind w:firstLine="709"/>
+        <w:jc w:val="both"/>
+      </w:pPr>
+      <w:r>
+        <w:rPr>
+          <w:b w:val="0"/>
+          <w:i w:val="0"/>
+          <w:sz w:val="26"/>
+        </w:rPr>
+        <w:t>Процесс пересматривается не реже 1 раза в год (этап 24) и в течение 1 месяца после изменения законодательства, категории объекта или организационной структуры. Записи процесса (паспорта, журналы учёта, акты передачи отходов, отчётность, документы ПЭК) хранятся по номенклатуре дел в сроки, установленные соответствующими актами.</w:t>
       </w:r>
     </w:p>
     <w:p>
@@ -2961,7 +3560,7 @@
                 <w:i w:val="0"/>
                 <w:sz w:val="22"/>
               </w:rPr>
-              <w:t xml:space="preserve"> НДВ только для веществ I–II класса опасности, обладающих канцерогенными, мутагенными свойствами, при их наличии в выбросах (ст. 22 96-ФЗ). Для композитного производства проверить формальдегид, фенол, стирол, эпихлоргидрин;</w:t>
+              <w:t xml:space="preserve"> НДВ только для высокотоксичных веществ и веществ с канцерогенными, мутагенными свойствами (I–II класса опасности) при их наличии в выбросах (ст. 22 7-ФЗ); отдельной процедуры утверждения нормативов органами власти не предусмотрено. Для композитного производства проверить формальдегид, фенол, стирол, эпихлоргидрин;</w:t>
             </w:r>
           </w:p>
           <w:p>
@@ -3264,7 +3863,7 @@
                 <w:i w:val="0"/>
                 <w:sz w:val="22"/>
               </w:rPr>
-              <w:t>Декларация подаётся в Росприроднадзор на 7 лет (ст. 31.2 7-ФЗ). Повторная подача — при изменении технологических процессов и объёмов выбросов.</w:t>
+              <w:t>Декларация подаётся в орган надзора по сведениям реестра НВОС (Росприроднадзор или региональный орган) на 7 лет (ст. 31.2 7-ФЗ). Повторная подача — при изменении технологических процессов и объёмов выбросов.</w:t>
             </w:r>
           </w:p>
         </w:tc>
@@ -3786,6 +4385,19 @@
                 <w:i w:val="0"/>
                 <w:sz w:val="22"/>
               </w:rPr>
+              <w:t>- самовывоз отходов I–IV классов собственным транспортом без лицензии на транспортирование не допускается;</w:t>
+            </w:r>
+          </w:p>
+          <w:p>
+            <w:pPr>
+              <w:jc w:val="left"/>
+            </w:pPr>
+            <w:r>
+              <w:rPr>
+                <w:b w:val="0"/>
+                <w:i w:val="0"/>
+                <w:sz w:val="22"/>
+              </w:rPr>
               <w:t>- договор с аккредитованной лабораторией для замеров по программе ПЭК.</w:t>
             </w:r>
           </w:p>
@@ -5062,7 +5674,7 @@
                 <w:i w:val="0"/>
                 <w:sz w:val="22"/>
               </w:rPr>
-              <w:t>2-ТП (воздух), 2-ТП (отходы), декларация о плате, отчёт ПЭК, отчётность РОП (при наличии обязанности), 2-ТП (водхоз) — при водопользовании.</w:t>
+              <w:t>2-ТП (воздух), 2-ТП (отходы), 4-ОС, декларация о плате, отчёт ПЭК, отчётность РОП (при наличии обязанности), 2-ТП (водхоз) — при водопользовании.</w:t>
             </w:r>
           </w:p>
         </w:tc>
@@ -5637,7 +6249,7 @@
                 <w:i w:val="0"/>
                 <w:sz w:val="22"/>
               </w:rPr>
-              <w:t>При прекращении эксплуатации объекта (ст. 69.2 7-ФЗ), с передачей отчётности за неполный период.</w:t>
+              <w:t>Заявление о снятии с учёта подаётся при прекращении эксплуатации объекта (ст. 69.2 7-ФЗ); плата за НВОС и отчётность — за фактический период эксплуатации.</w:t>
             </w:r>
           </w:p>
         </w:tc>
@@ -6087,7 +6699,7 @@
                 <w:i w:val="0"/>
                 <w:sz w:val="22"/>
               </w:rPr>
-              <w:t>Направляется в контрольный (надзорный) орган с подтверждающими документами.</w:t>
+              <w:t>Направляется в контрольный (надзорный) орган с подтверждающими документами. Если устранение потребовало изменения техпроцесса или документов — запускается этап 19 (управление изменениями).</w:t>
             </w:r>
           </w:p>
         </w:tc>
@@ -6611,7 +7223,7 @@
                 <w:i w:val="0"/>
                 <w:sz w:val="22"/>
               </w:rPr>
-              <w:t>до 1 марта</w:t>
+              <w:t>до 25 января</w:t>
             </w:r>
           </w:p>
         </w:tc>
@@ -6630,7 +7242,7 @@
                 <w:i w:val="0"/>
                 <w:sz w:val="22"/>
               </w:rPr>
-              <w:t>Годовая плата за НВОС</w:t>
+              <w:t>4-ОС (текущие затраты на охрану окружающей среды)</w:t>
             </w:r>
           </w:p>
         </w:tc>
@@ -6649,7 +7261,7 @@
                 <w:i w:val="0"/>
                 <w:sz w:val="22"/>
               </w:rPr>
-              <w:t>Объекты I–III категорий</w:t>
+              <w:t>При затратах на охрану окружающей среды или услугах природоохранного назначения более 100 тыс. руб. в год</w:t>
             </w:r>
           </w:p>
         </w:tc>
@@ -6668,7 +7280,7 @@
                 <w:i w:val="0"/>
                 <w:sz w:val="22"/>
               </w:rPr>
-              <w:t>Бюджет</w:t>
+              <w:t>Росстат</w:t>
             </w:r>
           </w:p>
         </w:tc>
@@ -6687,7 +7299,7 @@
                 <w:i w:val="0"/>
                 <w:sz w:val="22"/>
               </w:rPr>
-              <w:t>ст. 16.4 7-ФЗ</w:t>
+              <w:t>форма Росстата, действующая на отчётный период</w:t>
             </w:r>
           </w:p>
         </w:tc>
@@ -6708,7 +7320,7 @@
                 <w:i w:val="0"/>
                 <w:sz w:val="22"/>
               </w:rPr>
-              <w:t>до 10 марта</w:t>
+              <w:t>до 1 ноября (ежегодно)</w:t>
             </w:r>
           </w:p>
         </w:tc>
@@ -6727,7 +7339,7 @@
                 <w:i w:val="0"/>
                 <w:sz w:val="22"/>
               </w:rPr>
-              <w:t>Декларация о плате за НВОС (за 2026 г. — по новой форме)</w:t>
+              <w:t>Декларация о составе и свойствах сточных вод</w:t>
             </w:r>
           </w:p>
         </w:tc>
@@ -6746,7 +7358,7 @@
                 <w:i w:val="0"/>
                 <w:sz w:val="22"/>
               </w:rPr>
-              <w:t>Объекты I–III категорий</w:t>
+              <w:t>Абонент со среднесуточным сбросом от 30 м³/сут с объекта</w:t>
             </w:r>
           </w:p>
         </w:tc>
@@ -6765,7 +7377,7 @@
                 <w:i w:val="0"/>
                 <w:sz w:val="22"/>
               </w:rPr>
-              <w:t>Росприроднадзор / региональный орган</w:t>
+              <w:t>Организация водопроводно-канализационного хозяйства</w:t>
             </w:r>
           </w:p>
         </w:tc>
@@ -6784,7 +7396,7 @@
                 <w:i w:val="0"/>
                 <w:sz w:val="22"/>
               </w:rPr>
-              <w:t>ст. 16.4 7-ФЗ, ПП № 255</w:t>
+              <w:t>Правила № 644</w:t>
             </w:r>
           </w:p>
         </w:tc>
@@ -6805,7 +7417,7 @@
                 <w:i w:val="0"/>
                 <w:sz w:val="22"/>
               </w:rPr>
-              <w:t>до 25 марта</w:t>
+              <w:t>до 1 марта</w:t>
             </w:r>
           </w:p>
         </w:tc>
@@ -6824,7 +7436,7 @@
                 <w:i w:val="0"/>
                 <w:sz w:val="22"/>
               </w:rPr>
-              <w:t>Отчёт об организации и о результатах ПЭК (для III категории включает сведения об образовании, утилизации, обезвреживании, размещении отходов)</w:t>
+              <w:t>Годовая плата за НВОС</w:t>
             </w:r>
           </w:p>
         </w:tc>
@@ -6862,7 +7474,7 @@
                 <w:i w:val="0"/>
                 <w:sz w:val="22"/>
               </w:rPr>
-              <w:t>Росприроднадзор / региональный орган</w:t>
+              <w:t>Бюджет</w:t>
             </w:r>
           </w:p>
         </w:tc>
@@ -6881,7 +7493,7 @@
                 <w:i w:val="0"/>
                 <w:sz w:val="22"/>
               </w:rPr>
-              <w:t>ст. 67 7-ФЗ, приказ № 109; п. 5 ст. 18 89-ФЗ</w:t>
+              <w:t>ст. 16.4 7-ФЗ</w:t>
             </w:r>
           </w:p>
         </w:tc>
@@ -6902,7 +7514,7 @@
                 <w:i w:val="0"/>
                 <w:sz w:val="22"/>
               </w:rPr>
-              <w:t>апрель (сроки — по действующим постановлениям о РОП, сверять ежегодно)</w:t>
+              <w:t>до 10 марта</w:t>
             </w:r>
           </w:p>
         </w:tc>
@@ -6921,7 +7533,7 @@
                 <w:i w:val="0"/>
                 <w:sz w:val="22"/>
               </w:rPr>
-              <w:t>Отчётность РОП о массе товаров и упаковки, о выполнении нормативов утилизации; экологический сбор</w:t>
+              <w:t>Декларация о плате за НВОС (за 2026 г. — по новой форме)</w:t>
             </w:r>
           </w:p>
         </w:tc>
@@ -6940,7 +7552,7 @@
                 <w:i w:val="0"/>
                 <w:sz w:val="22"/>
               </w:rPr>
-              <w:t>Производители товаров и упаковки (норматив утилизации упаковки 2026 — 75 %, с 2027 — 100 %)</w:t>
+              <w:t>Объекты I–III категорий</w:t>
             </w:r>
           </w:p>
         </w:tc>
@@ -6959,7 +7571,7 @@
                 <w:i w:val="0"/>
                 <w:sz w:val="22"/>
               </w:rPr>
-              <w:t>Росприроднадзор / бюджет</w:t>
+              <w:t>Росприроднадзор / региональный орган</w:t>
             </w:r>
           </w:p>
         </w:tc>
@@ -6978,7 +7590,7 @@
                 <w:i w:val="0"/>
                 <w:sz w:val="22"/>
               </w:rPr>
-              <w:t>ст. 24.2, 24.5 89-ФЗ</w:t>
+              <w:t>ст. 16.4 7-ФЗ, ПП № 255</w:t>
             </w:r>
           </w:p>
         </w:tc>
@@ -6999,33 +7611,7 @@
                 <w:i w:val="0"/>
                 <w:sz w:val="22"/>
               </w:rPr>
-              <w:t>до 20 апреля,</w:t>
-            </w:r>
-          </w:p>
-          <w:p>
-            <w:pPr>
-              <w:jc w:val="left"/>
-            </w:pPr>
-            <w:r>
-              <w:rPr>
-                <w:b w:val="0"/>
-                <w:i w:val="0"/>
-                <w:sz w:val="22"/>
-              </w:rPr>
-              <w:t>20 июля,</w:t>
-            </w:r>
-          </w:p>
-          <w:p>
-            <w:pPr>
-              <w:jc w:val="left"/>
-            </w:pPr>
-            <w:r>
-              <w:rPr>
-                <w:b w:val="0"/>
-                <w:i w:val="0"/>
-                <w:sz w:val="22"/>
-              </w:rPr>
-              <w:t>20 октября</w:t>
+              <w:t>до 25 марта</w:t>
             </w:r>
           </w:p>
         </w:tc>
@@ -7044,7 +7630,7 @@
                 <w:i w:val="0"/>
                 <w:sz w:val="22"/>
               </w:rPr>
-              <w:t>Квартальные авансовые платежи за НВОС</w:t>
+              <w:t>Отчёт об организации и о результатах ПЭК (для III категории включает сведения об образовании, утилизации, обезвреживании, размещении отходов)</w:t>
             </w:r>
           </w:p>
         </w:tc>
@@ -7063,7 +7649,7 @@
                 <w:i w:val="0"/>
                 <w:sz w:val="22"/>
               </w:rPr>
-              <w:t>Объекты I–III категорий, кроме субъектов МСП</w:t>
+              <w:t>Объекты I–III категорий</w:t>
             </w:r>
           </w:p>
         </w:tc>
@@ -7082,7 +7668,7 @@
                 <w:i w:val="0"/>
                 <w:sz w:val="22"/>
               </w:rPr>
-              <w:t>Бюджет</w:t>
+              <w:t>Росприроднадзор / региональный орган</w:t>
             </w:r>
           </w:p>
         </w:tc>
@@ -7101,7 +7687,7 @@
                 <w:i w:val="0"/>
                 <w:sz w:val="22"/>
               </w:rPr>
-              <w:t>ст. 16.4 7-ФЗ</w:t>
+              <w:t>ст. 67 7-ФЗ, приказ № 109; п. 5 ст. 18 89-ФЗ</w:t>
             </w:r>
           </w:p>
         </w:tc>
@@ -7122,7 +7708,7 @@
                 <w:i w:val="0"/>
                 <w:sz w:val="22"/>
               </w:rPr>
-              <w:t>до последнего дня месяца, следующего за месяцем / кварталом / полугодием / годом</w:t>
+              <w:t>апрель (сроки — по действующим постановлениям о РОП, сверять ежегодно)</w:t>
             </w:r>
           </w:p>
         </w:tc>
@@ -7141,7 +7727,7 @@
                 <w:i w:val="0"/>
                 <w:sz w:val="22"/>
               </w:rPr>
-              <w:t>Обобщение данных учёта в области обращения с отходами</w:t>
+              <w:t>Отчётность РОП о массе товаров и упаковки, о выполнении нормативов утилизации; экологический сбор</w:t>
             </w:r>
           </w:p>
         </w:tc>
@@ -7160,7 +7746,7 @@
                 <w:i w:val="0"/>
                 <w:sz w:val="22"/>
               </w:rPr>
-              <w:t>Все, у кого образуются отходы</w:t>
+              <w:t>Производители товаров и упаковки (норматив утилизации упаковки 2026 — 75 %, с 2027 — 100 %)</w:t>
             </w:r>
           </w:p>
         </w:tc>
@@ -7179,7 +7765,7 @@
                 <w:i w:val="0"/>
                 <w:sz w:val="22"/>
               </w:rPr>
-              <w:t>Хранятся в Обществе</w:t>
+              <w:t>Росприроднадзор / бюджет</w:t>
             </w:r>
           </w:p>
         </w:tc>
@@ -7198,7 +7784,7 @@
                 <w:i w:val="0"/>
                 <w:sz w:val="22"/>
               </w:rPr>
-              <w:t>приказ № 227</w:t>
+              <w:t>ст. 24.2, 24.5 89-ФЗ</w:t>
             </w:r>
           </w:p>
         </w:tc>
@@ -7219,7 +7805,33 @@
                 <w:i w:val="0"/>
                 <w:sz w:val="22"/>
               </w:rPr>
-              <w:t>до 01.12.2026 (однократно)</w:t>
+              <w:t>до 20 апреля,</w:t>
+            </w:r>
+          </w:p>
+          <w:p>
+            <w:pPr>
+              <w:jc w:val="left"/>
+            </w:pPr>
+            <w:r>
+              <w:rPr>
+                <w:b w:val="0"/>
+                <w:i w:val="0"/>
+                <w:sz w:val="22"/>
+              </w:rPr>
+              <w:t>20 июля,</w:t>
+            </w:r>
+          </w:p>
+          <w:p>
+            <w:pPr>
+              <w:jc w:val="left"/>
+            </w:pPr>
+            <w:r>
+              <w:rPr>
+                <w:b w:val="0"/>
+                <w:i w:val="0"/>
+                <w:sz w:val="22"/>
+              </w:rPr>
+              <w:t>20 октября</w:t>
             </w:r>
           </w:p>
         </w:tc>
@@ -7238,7 +7850,7 @@
                 <w:i w:val="0"/>
                 <w:sz w:val="22"/>
               </w:rPr>
-              <w:t>Заявление о корректировке сведений об объектах НВОС по новым критериям</w:t>
+              <w:t>Квартальные авансовые платежи за НВОС</w:t>
             </w:r>
           </w:p>
         </w:tc>
@@ -7257,7 +7869,7 @@
                 <w:i w:val="0"/>
                 <w:sz w:val="22"/>
               </w:rPr>
-              <w:t>Все объекты, поставленные на учёт</w:t>
+              <w:t>Объекты I–III категорий, кроме субъектов МСП</w:t>
             </w:r>
           </w:p>
         </w:tc>
@@ -7276,7 +7888,7 @@
                 <w:i w:val="0"/>
                 <w:sz w:val="22"/>
               </w:rPr>
-              <w:t>ЛК природопользователя</w:t>
+              <w:t>Бюджет</w:t>
             </w:r>
           </w:p>
         </w:tc>
@@ -7295,7 +7907,7 @@
                 <w:i w:val="0"/>
                 <w:sz w:val="22"/>
               </w:rPr>
-              <w:t>ПП РФ № 636</w:t>
+              <w:t>ст. 16.4 7-ФЗ</w:t>
             </w:r>
           </w:p>
         </w:tc>
@@ -7316,6 +7928,200 @@
                 <w:i w:val="0"/>
                 <w:sz w:val="22"/>
               </w:rPr>
+              <w:t>до последнего дня месяца, следующего за месяцем / кварталом / полугодием / годом</w:t>
+            </w:r>
+          </w:p>
+        </w:tc>
+        <w:tc>
+          <w:tcPr>
+            <w:tcW w:type="dxa" w:w="2494"/>
+          </w:tcPr>
+          <w:p>
+            <w:pPr>
+              <w:jc w:val="left"/>
+            </w:pPr>
+            <w:r/>
+            <w:r>
+              <w:rPr>
+                <w:b w:val="0"/>
+                <w:i w:val="0"/>
+                <w:sz w:val="22"/>
+              </w:rPr>
+              <w:t>Обобщение данных учёта в области обращения с отходами</w:t>
+            </w:r>
+          </w:p>
+        </w:tc>
+        <w:tc>
+          <w:tcPr>
+            <w:tcW w:type="dxa" w:w="2494"/>
+          </w:tcPr>
+          <w:p>
+            <w:pPr>
+              <w:jc w:val="left"/>
+            </w:pPr>
+            <w:r/>
+            <w:r>
+              <w:rPr>
+                <w:b w:val="0"/>
+                <w:i w:val="0"/>
+                <w:sz w:val="22"/>
+              </w:rPr>
+              <w:t>Все, у кого образуются отходы</w:t>
+            </w:r>
+          </w:p>
+        </w:tc>
+        <w:tc>
+          <w:tcPr>
+            <w:tcW w:type="dxa" w:w="1587"/>
+          </w:tcPr>
+          <w:p>
+            <w:pPr>
+              <w:jc w:val="left"/>
+            </w:pPr>
+            <w:r/>
+            <w:r>
+              <w:rPr>
+                <w:b w:val="0"/>
+                <w:i w:val="0"/>
+                <w:sz w:val="22"/>
+              </w:rPr>
+              <w:t>Хранятся в Обществе</w:t>
+            </w:r>
+          </w:p>
+        </w:tc>
+        <w:tc>
+          <w:tcPr>
+            <w:tcW w:type="dxa" w:w="1587"/>
+          </w:tcPr>
+          <w:p>
+            <w:pPr>
+              <w:jc w:val="left"/>
+            </w:pPr>
+            <w:r/>
+            <w:r>
+              <w:rPr>
+                <w:b w:val="0"/>
+                <w:i w:val="0"/>
+                <w:sz w:val="22"/>
+              </w:rPr>
+              <w:t>приказ № 227</w:t>
+            </w:r>
+          </w:p>
+        </w:tc>
+      </w:tr>
+      <w:tr>
+        <w:tc>
+          <w:tcPr>
+            <w:tcW w:type="dxa" w:w="1474"/>
+          </w:tcPr>
+          <w:p>
+            <w:pPr>
+              <w:jc w:val="left"/>
+            </w:pPr>
+            <w:r/>
+            <w:r>
+              <w:rPr>
+                <w:b w:val="0"/>
+                <w:i w:val="0"/>
+                <w:sz w:val="22"/>
+              </w:rPr>
+              <w:t>до 01.12.2026 (однократно)</w:t>
+            </w:r>
+          </w:p>
+        </w:tc>
+        <w:tc>
+          <w:tcPr>
+            <w:tcW w:type="dxa" w:w="2494"/>
+          </w:tcPr>
+          <w:p>
+            <w:pPr>
+              <w:jc w:val="left"/>
+            </w:pPr>
+            <w:r/>
+            <w:r>
+              <w:rPr>
+                <w:b w:val="0"/>
+                <w:i w:val="0"/>
+                <w:sz w:val="22"/>
+              </w:rPr>
+              <w:t>Заявление о корректировке сведений об объектах НВОС по новым критериям</w:t>
+            </w:r>
+          </w:p>
+        </w:tc>
+        <w:tc>
+          <w:tcPr>
+            <w:tcW w:type="dxa" w:w="2494"/>
+          </w:tcPr>
+          <w:p>
+            <w:pPr>
+              <w:jc w:val="left"/>
+            </w:pPr>
+            <w:r/>
+            <w:r>
+              <w:rPr>
+                <w:b w:val="0"/>
+                <w:i w:val="0"/>
+                <w:sz w:val="22"/>
+              </w:rPr>
+              <w:t>Все объекты, поставленные на учёт</w:t>
+            </w:r>
+          </w:p>
+        </w:tc>
+        <w:tc>
+          <w:tcPr>
+            <w:tcW w:type="dxa" w:w="1587"/>
+          </w:tcPr>
+          <w:p>
+            <w:pPr>
+              <w:jc w:val="left"/>
+            </w:pPr>
+            <w:r/>
+            <w:r>
+              <w:rPr>
+                <w:b w:val="0"/>
+                <w:i w:val="0"/>
+                <w:sz w:val="22"/>
+              </w:rPr>
+              <w:t>ЛК природопользователя</w:t>
+            </w:r>
+          </w:p>
+        </w:tc>
+        <w:tc>
+          <w:tcPr>
+            <w:tcW w:type="dxa" w:w="1587"/>
+          </w:tcPr>
+          <w:p>
+            <w:pPr>
+              <w:jc w:val="left"/>
+            </w:pPr>
+            <w:r/>
+            <w:r>
+              <w:rPr>
+                <w:b w:val="0"/>
+                <w:i w:val="0"/>
+                <w:sz w:val="22"/>
+              </w:rPr>
+              <w:t>ПП РФ № 636</w:t>
+            </w:r>
+          </w:p>
+        </w:tc>
+      </w:tr>
+      <w:tr>
+        <w:tc>
+          <w:tcPr>
+            <w:tcW w:type="dxa" w:w="1474"/>
+          </w:tcPr>
+          <w:p>
+            <w:pPr>
+              <w:jc w:val="left"/>
+            </w:pPr>
+            <w:r/>
+            <w:r>
+              <w:rPr>
+                <w:b w:val="0"/>
+                <w:i w:val="0"/>
+                <w:sz w:val="22"/>
+              </w:rPr>
               <w:t>1 раз в 7 лет</w:t>
             </w:r>
           </w:p>
@@ -7373,7 +8179,7 @@
                 <w:i w:val="0"/>
                 <w:sz w:val="22"/>
               </w:rPr>
-              <w:t>Росприроднадзор</w:t>
+              <w:t>Орган надзора по реестру НВОС</w:t>
             </w:r>
           </w:p>
         </w:tc>
@@ -7862,6 +8668,65 @@
                 <w:sz w:val="22"/>
               </w:rPr>
               <w:t>8.5.1 — 70 000 – 150 000 руб.; 8.41.1 — трёхкратный размер сбора, не менее 500 000 руб.</w:t>
+            </w:r>
+          </w:p>
+        </w:tc>
+      </w:tr>
+      <w:tr>
+        <w:tc>
+          <w:tcPr>
+            <w:tcW w:type="dxa" w:w="1814"/>
+          </w:tcPr>
+          <w:p>
+            <w:pPr>
+              <w:jc w:val="left"/>
+            </w:pPr>
+            <w:r/>
+            <w:r>
+              <w:rPr>
+                <w:b w:val="0"/>
+                <w:i w:val="0"/>
+                <w:sz w:val="22"/>
+              </w:rPr>
+              <w:t>ч. 3 ст. 8.21 КоАП</w:t>
+            </w:r>
+          </w:p>
+        </w:tc>
+        <w:tc>
+          <w:tcPr>
+            <w:tcW w:type="dxa" w:w="4876"/>
+          </w:tcPr>
+          <w:p>
+            <w:pPr>
+              <w:jc w:val="left"/>
+            </w:pPr>
+            <w:r/>
+            <w:r>
+              <w:rPr>
+                <w:b w:val="0"/>
+                <w:i w:val="0"/>
+                <w:sz w:val="22"/>
+              </w:rPr>
+              <w:t>Нарушение правил эксплуатации, неиспользование или использование неисправных ГОУ</w:t>
+            </w:r>
+          </w:p>
+        </w:tc>
+        <w:tc>
+          <w:tcPr>
+            <w:tcW w:type="dxa" w:w="2948"/>
+          </w:tcPr>
+          <w:p>
+            <w:pPr>
+              <w:jc w:val="left"/>
+            </w:pPr>
+            <w:r/>
+            <w:r>
+              <w:rPr>
+                <w:b w:val="0"/>
+                <w:i w:val="0"/>
+                <w:sz w:val="22"/>
+              </w:rPr>
+              <w:t>Административный штраф (размер — по действующей редакции КоАП)</w:t>
             </w:r>
           </w:p>
         </w:tc>

--- a/documents/Ekologiya/Бизнес-процесс_Экологическое_сопровождение.docx
+++ b/documents/Ekologiya/Бизнес-процесс_Экологическое_сопровождение.docx
@@ -728,7 +728,7 @@
                 <w:i w:val="0"/>
                 <w:sz w:val="22"/>
               </w:rPr>
-              <w:t>Эксплуатация ГОУ (окрасочные камеры, вентиляция, аспирация), оборудование мест накопления отходов</w:t>
+              <w:t>Техническое обслуживание и ремонт ГОУ (окрасочные камеры, вентиляция, аспирация), оборудование площадок накопления отходов</w:t>
             </w:r>
           </w:p>
         </w:tc>
@@ -768,7 +768,7 @@
                 <w:i w:val="0"/>
                 <w:sz w:val="22"/>
               </w:rPr>
-              <w:t>Раздельное накопление отходов на участках, передача данных для учёта, исполнение предписаний эколога</w:t>
+              <w:t>Назначаются приказом ответственными за обращение с отходами и соблюдение природоохранных требований на своём участке. Обеспечивают раздельное накопление и перемещение отходов на площадку; ведут первичный учёт (отходы, расход ЛКМ и растворителей) и ежемесячно передают его экологу; не допускают работу оборудования без ГОУ; уведомляют эколога об изменениях и аварийных ситуациях; выполняют мероприятия при НМУ и предписания. Несут дисциплинарную ответственность, как должностные лица — административную (ст. 2.4 КоАП)</w:t>
             </w:r>
           </w:p>
         </w:tc>
@@ -918,7 +918,7 @@
           <w:b w:val="0"/>
           <w:i w:val="0"/>
         </w:rPr>
-        <w:t xml:space="preserve">– категория объекта НВОС по каждой площадке (II, III или IV) — определяет объём документов и отчётности (ветвление на этапе 8). Процесс ведётся </w:t>
+        <w:t xml:space="preserve">– категория объекта НВОС по каждой площадке (II, III или IV) — определяет объём документов и отчётности (ветвление на этапе 9). Процесс ведётся </w:t>
       </w:r>
       <w:r>
         <w:rPr>
@@ -1662,7 +1662,7 @@
                 <w:i w:val="0"/>
                 <w:sz w:val="22"/>
               </w:rPr>
-              <w:t>Проверить, требуется ли от Общества декларация о составе и свойствах сточных вод (абонент, объём сброса)</w:t>
+              <w:t>Внести обязанности руководителей подразделений в приказ и должностные инструкции, ввести формы первичного учёта на участках</w:t>
             </w:r>
           </w:p>
         </w:tc>
@@ -1681,7 +1681,7 @@
                 <w:i w:val="0"/>
                 <w:sz w:val="22"/>
               </w:rPr>
-              <w:t>Правила № 644</w:t>
+              <w:t>ст. 2.4 КоАП; приказ № 227</w:t>
             </w:r>
           </w:p>
         </w:tc>
@@ -1700,7 +1700,7 @@
                 <w:i w:val="0"/>
                 <w:sz w:val="22"/>
               </w:rPr>
-              <w:t>до 01.11.2026</w:t>
+              <w:t>до 30.11.2026</w:t>
             </w:r>
           </w:p>
         </w:tc>
@@ -1722,6 +1722,84 @@
                 <w:sz w:val="22"/>
               </w:rPr>
               <w:t>8</w:t>
+            </w:r>
+          </w:p>
+        </w:tc>
+        <w:tc>
+          <w:tcPr>
+            <w:tcW w:type="dxa" w:w="5386"/>
+          </w:tcPr>
+          <w:p>
+            <w:pPr>
+              <w:jc w:val="left"/>
+            </w:pPr>
+            <w:r/>
+            <w:r>
+              <w:rPr>
+                <w:b w:val="0"/>
+                <w:i w:val="0"/>
+                <w:sz w:val="22"/>
+              </w:rPr>
+              <w:t>Проверить, требуется ли от Общества декларация о составе и свойствах сточных вод (абонент, объём сброса)</w:t>
+            </w:r>
+          </w:p>
+        </w:tc>
+        <w:tc>
+          <w:tcPr>
+            <w:tcW w:type="dxa" w:w="1984"/>
+          </w:tcPr>
+          <w:p>
+            <w:pPr>
+              <w:jc w:val="left"/>
+            </w:pPr>
+            <w:r/>
+            <w:r>
+              <w:rPr>
+                <w:b w:val="0"/>
+                <w:i w:val="0"/>
+                <w:sz w:val="22"/>
+              </w:rPr>
+              <w:t>Правила № 644</w:t>
+            </w:r>
+          </w:p>
+        </w:tc>
+        <w:tc>
+          <w:tcPr>
+            <w:tcW w:type="dxa" w:w="1701"/>
+          </w:tcPr>
+          <w:p>
+            <w:pPr>
+              <w:jc w:val="left"/>
+            </w:pPr>
+            <w:r/>
+            <w:r>
+              <w:rPr>
+                <w:b w:val="0"/>
+                <w:i w:val="0"/>
+                <w:sz w:val="22"/>
+              </w:rPr>
+              <w:t>до 01.11.2026</w:t>
+            </w:r>
+          </w:p>
+        </w:tc>
+      </w:tr>
+      <w:tr>
+        <w:tc>
+          <w:tcPr>
+            <w:tcW w:type="dxa" w:w="567"/>
+          </w:tcPr>
+          <w:p>
+            <w:pPr>
+              <w:jc w:val="left"/>
+            </w:pPr>
+            <w:r/>
+            <w:r>
+              <w:rPr>
+                <w:b w:val="0"/>
+                <w:i w:val="0"/>
+                <w:sz w:val="22"/>
+              </w:rPr>
+              <w:t>9</w:t>
             </w:r>
           </w:p>
         </w:tc>
@@ -1796,7 +1874,7 @@
           <w:i w:val="0"/>
           <w:sz w:val="26"/>
         </w:rPr>
-        <w:t>Сроки этапов в разделе «Описание блок-схемы», не установленные законом, являются внутренними нормативами Общества и утверждаются приказом. Этап 3 (обучение) выполняется параллельно с этапами 4–7: при вводе нового объекта этапы 4–6 должны укладываться в 6 месяцев со дня начала эксплуатации (срок постановки на учёт, ст. 69.2 7-ФЗ).</w:t>
+        <w:t>Сроки этапов в разделе «Описание блок-схемы», не установленные законом, являются внутренними нормативами Общества и утверждаются приказом. Этап 3 (обучение) выполняется параллельно с этапами 4–8: при вводе нового объекта этапы 4–7 должны укладываться в 6 месяцев со дня начала эксплуатации (срок постановки на учёт, ст. 69.2 7-ФЗ).</w:t>
       </w:r>
     </w:p>
     <w:p>
@@ -2148,6 +2226,124 @@
                 <w:i w:val="0"/>
                 <w:sz w:val="22"/>
               </w:rPr>
+              <w:t>Подразделения, представившие данные первичного учёта в срок</w:t>
+            </w:r>
+          </w:p>
+        </w:tc>
+        <w:tc>
+          <w:tcPr>
+            <w:tcW w:type="dxa" w:w="2268"/>
+          </w:tcPr>
+          <w:p>
+            <w:pPr>
+              <w:jc w:val="left"/>
+            </w:pPr>
+            <w:r/>
+            <w:r>
+              <w:rPr>
+                <w:b w:val="0"/>
+                <w:i w:val="0"/>
+                <w:sz w:val="22"/>
+              </w:rPr>
+              <w:t>100 %</w:t>
+            </w:r>
+          </w:p>
+        </w:tc>
+        <w:tc>
+          <w:tcPr>
+            <w:tcW w:type="dxa" w:w="2268"/>
+          </w:tcPr>
+          <w:p>
+            <w:pPr>
+              <w:jc w:val="left"/>
+            </w:pPr>
+            <w:r/>
+            <w:r>
+              <w:rPr>
+                <w:b w:val="0"/>
+                <w:i w:val="0"/>
+                <w:sz w:val="22"/>
+              </w:rPr>
+              <w:t>ежемесячно</w:t>
+            </w:r>
+          </w:p>
+        </w:tc>
+      </w:tr>
+      <w:tr>
+        <w:tc>
+          <w:tcPr>
+            <w:tcW w:type="dxa" w:w="5102"/>
+          </w:tcPr>
+          <w:p>
+            <w:pPr>
+              <w:jc w:val="left"/>
+            </w:pPr>
+            <w:r/>
+            <w:r>
+              <w:rPr>
+                <w:b w:val="0"/>
+                <w:i w:val="0"/>
+                <w:sz w:val="22"/>
+              </w:rPr>
+              <w:t>Случаи работы оборудования без ГОУ</w:t>
+            </w:r>
+          </w:p>
+        </w:tc>
+        <w:tc>
+          <w:tcPr>
+            <w:tcW w:type="dxa" w:w="2268"/>
+          </w:tcPr>
+          <w:p>
+            <w:pPr>
+              <w:jc w:val="left"/>
+            </w:pPr>
+            <w:r/>
+            <w:r>
+              <w:rPr>
+                <w:b w:val="0"/>
+                <w:i w:val="0"/>
+                <w:sz w:val="22"/>
+              </w:rPr>
+              <w:t>0</w:t>
+            </w:r>
+          </w:p>
+        </w:tc>
+        <w:tc>
+          <w:tcPr>
+            <w:tcW w:type="dxa" w:w="2268"/>
+          </w:tcPr>
+          <w:p>
+            <w:pPr>
+              <w:jc w:val="left"/>
+            </w:pPr>
+            <w:r/>
+            <w:r>
+              <w:rPr>
+                <w:b w:val="0"/>
+                <w:i w:val="0"/>
+                <w:sz w:val="22"/>
+              </w:rPr>
+              <w:t>ежемесячно</w:t>
+            </w:r>
+          </w:p>
+        </w:tc>
+      </w:tr>
+      <w:tr>
+        <w:tc>
+          <w:tcPr>
+            <w:tcW w:type="dxa" w:w="5102"/>
+          </w:tcPr>
+          <w:p>
+            <w:pPr>
+              <w:jc w:val="left"/>
+            </w:pPr>
+            <w:r/>
+            <w:r>
+              <w:rPr>
+                <w:b w:val="0"/>
+                <w:i w:val="0"/>
+                <w:sz w:val="22"/>
+              </w:rPr>
               <w:t>Изменения производства, согласованные с экологом до внедрения</w:t>
             </w:r>
           </w:p>
@@ -2263,7 +2459,7 @@
           <w:i w:val="0"/>
           <w:sz w:val="26"/>
         </w:rPr>
-        <w:t>Процесс пересматривается не реже 1 раза в год (этап 24) и в течение 1 месяца после изменения законодательства, категории объекта или организационной структуры. Записи процесса (паспорта, журналы учёта, акты передачи отходов, отчётность, документы ПЭК) хранятся по номенклатуре дел в сроки, установленные соответствующими актами.</w:t>
+        <w:t>Процесс пересматривается не реже 1 раза в год (этап 27) и в течение 1 месяца после изменения законодательства, категории объекта или организационной структуры. Записи процесса (паспорта, журналы учёта, акты передачи отходов, отчётность, документы ПЭК) хранятся по номенклатуре дел в сроки, установленные соответствующими актами.</w:t>
       </w:r>
     </w:p>
     <w:p>
@@ -2405,6 +2601,50 @@
     </w:p>
     <w:p>
       <w:pPr>
+        <w:jc w:val="center"/>
+      </w:pPr>
+      <w:r>
+        <w:drawing>
+          <wp:inline xmlns:a="http://schemas.openxmlformats.org/drawingml/2006/main" xmlns:pic="http://schemas.openxmlformats.org/drawingml/2006/picture">
+            <wp:extent cx="6120000" cy="8650093"/>
+            <wp:docPr id="4" name="Picture 4"/>
+            <wp:cNvGraphicFramePr>
+              <a:graphicFrameLocks noChangeAspect="1"/>
+            </wp:cNvGraphicFramePr>
+            <a:graphic>
+              <a:graphicData uri="http://schemas.openxmlformats.org/drawingml/2006/picture">
+                <pic:pic>
+                  <pic:nvPicPr>
+                    <pic:cNvPr id="0" name="swim4.png"/>
+                    <pic:cNvPicPr/>
+                  </pic:nvPicPr>
+                  <pic:blipFill>
+                    <a:blip r:embed="rId12"/>
+                    <a:stretch>
+                      <a:fillRect/>
+                    </a:stretch>
+                  </pic:blipFill>
+                  <pic:spPr>
+                    <a:xfrm>
+                      <a:off x="0" y="0"/>
+                      <a:ext cx="6120000" cy="8650093"/>
+                    </a:xfrm>
+                    <a:prstGeom prst="rect"/>
+                  </pic:spPr>
+                </pic:pic>
+              </a:graphicData>
+            </a:graphic>
+          </wp:inline>
+        </w:drawing>
+      </w:r>
+    </w:p>
+    <w:p>
+      <w:r>
+        <w:br w:type="page"/>
+      </w:r>
+    </w:p>
+    <w:p>
+      <w:pPr>
         <w:spacing w:after="120" w:before="0"/>
         <w:jc w:val="center"/>
       </w:pPr>
@@ -2631,20 +2871,54 @@
                 <w:i w:val="0"/>
                 <w:sz w:val="22"/>
               </w:rPr>
-              <w:t>- за обращение с отходами (по каждой площадке);</w:t>
-            </w:r>
-          </w:p>
-          <w:p>
-            <w:pPr>
-              <w:jc w:val="left"/>
-            </w:pPr>
-            <w:r>
-              <w:rPr>
-                <w:b w:val="0"/>
-                <w:i w:val="0"/>
-                <w:sz w:val="22"/>
-              </w:rPr>
-              <w:t>- за эксплуатацию ГОУ (приказ Минприроды № 498).</w:t>
+              <w:t xml:space="preserve">- </w:t>
+            </w:r>
+            <w:r>
+              <w:rPr>
+                <w:b/>
+                <w:i w:val="0"/>
+                <w:sz w:val="22"/>
+              </w:rPr>
+              <w:t>за обращение с отходами и соблюдение природоохранных требований на участке — руководители подразделений</w:t>
+            </w:r>
+            <w:r>
+              <w:rPr>
+                <w:b w:val="0"/>
+                <w:i w:val="0"/>
+                <w:sz w:val="22"/>
+              </w:rPr>
+              <w:t xml:space="preserve"> (по каждому участку);</w:t>
+            </w:r>
+          </w:p>
+          <w:p>
+            <w:pPr>
+              <w:jc w:val="left"/>
+            </w:pPr>
+            <w:r>
+              <w:rPr>
+                <w:b w:val="0"/>
+                <w:i w:val="0"/>
+                <w:sz w:val="22"/>
+              </w:rPr>
+              <w:t>- за эксплуатацию ГОУ (приказ Минприроды № 498) — СГИ.</w:t>
+            </w:r>
+          </w:p>
+          <w:p>
+            <w:pPr>
+              <w:jc w:val="left"/>
+            </w:pPr>
+          </w:p>
+          <w:p>
+            <w:pPr>
+              <w:jc w:val="left"/>
+            </w:pPr>
+            <w:r>
+              <w:rPr>
+                <w:b w:val="0"/>
+                <w:i w:val="0"/>
+                <w:sz w:val="22"/>
+              </w:rPr>
+              <w:t>Обязанности руководителей подразделений включаются в их должностные инструкции.</w:t>
             </w:r>
           </w:p>
         </w:tc>
@@ -2701,7 +2975,7 @@
                 <w:i w:val="0"/>
                 <w:sz w:val="22"/>
               </w:rPr>
-              <w:t>Проект приказа</w:t>
+              <w:t>Проект приказа, изменения в должностные инструкции</w:t>
             </w:r>
           </w:p>
         </w:tc>
@@ -2887,25 +3161,25 @@
                 <w:i w:val="0"/>
                 <w:sz w:val="22"/>
               </w:rPr>
-              <w:t>- лица, допущенные к обращению с отходами I–IV классов, — профессиональная подготовка (ст. 15 89-ФЗ).</w:t>
-            </w:r>
-          </w:p>
-          <w:p>
-            <w:pPr>
-              <w:jc w:val="left"/>
-            </w:pPr>
-          </w:p>
-          <w:p>
-            <w:pPr>
-              <w:jc w:val="left"/>
-            </w:pPr>
-            <w:r>
-              <w:rPr>
-                <w:b w:val="0"/>
-                <w:i w:val="0"/>
-                <w:sz w:val="22"/>
-              </w:rPr>
-              <w:t>ОУП организует обучение в образовательной организации с лицензией.</w:t>
+              <w:t>- лица, допущенные к обращению с отходами I–IV классов (в т.ч. назначенные руководители подразделений), — профессиональная подготовка (ст. 15 89-ФЗ).</w:t>
+            </w:r>
+          </w:p>
+          <w:p>
+            <w:pPr>
+              <w:jc w:val="left"/>
+            </w:pPr>
+          </w:p>
+          <w:p>
+            <w:pPr>
+              <w:jc w:val="left"/>
+            </w:pPr>
+            <w:r>
+              <w:rPr>
+                <w:b w:val="0"/>
+                <w:i w:val="0"/>
+                <w:sz w:val="22"/>
+              </w:rPr>
+              <w:t>Выполняется параллельно с этапами 4–8.</w:t>
             </w:r>
           </w:p>
         </w:tc>
@@ -3002,7 +3276,7 @@
                 <w:i w:val="0"/>
                 <w:sz w:val="22"/>
               </w:rPr>
-              <w:t>Сбор исходных данных по каждой площадке</w:t>
+              <w:t>Сбор исходных данных по площадке</w:t>
             </w:r>
           </w:p>
           <w:p>
@@ -3033,64 +3307,33 @@
                 <w:i w:val="0"/>
                 <w:sz w:val="22"/>
               </w:rPr>
-              <w:t>- перечень и годовой расход материалов (ЛКМ, клеи, смолы, препреги, растворители) с паспортами безопасности;</w:t>
-            </w:r>
-          </w:p>
-          <w:p>
-            <w:pPr>
-              <w:jc w:val="left"/>
-            </w:pPr>
-            <w:r>
-              <w:rPr>
-                <w:b w:val="0"/>
-                <w:i w:val="0"/>
-                <w:sz w:val="22"/>
-              </w:rPr>
-              <w:t>- вентиляционные системы (схемы, паспорта);</w:t>
-            </w:r>
-          </w:p>
-          <w:p>
-            <w:pPr>
-              <w:jc w:val="left"/>
-            </w:pPr>
-            <w:r>
-              <w:rPr>
-                <w:b w:val="0"/>
-                <w:i w:val="0"/>
-                <w:sz w:val="22"/>
-              </w:rPr>
-              <w:t>- договоры аренды: кто обеспечивает вывоз отходов, водоотведение;</w:t>
-            </w:r>
-          </w:p>
-          <w:p>
-            <w:pPr>
-              <w:jc w:val="left"/>
-            </w:pPr>
-            <w:r>
-              <w:rPr>
-                <w:b w:val="0"/>
-                <w:i w:val="0"/>
-                <w:sz w:val="22"/>
-              </w:rPr>
-              <w:t>- перечень образующихся отходов по участкам.</w:t>
-            </w:r>
-          </w:p>
-          <w:p>
-            <w:pPr>
-              <w:jc w:val="left"/>
-            </w:pPr>
-          </w:p>
-          <w:p>
-            <w:pPr>
-              <w:jc w:val="left"/>
-            </w:pPr>
-            <w:r>
-              <w:rPr>
-                <w:b w:val="0"/>
-                <w:i w:val="0"/>
-                <w:sz w:val="22"/>
-              </w:rPr>
-              <w:t>Данные передаются экологу.</w:t>
+              <w:t>- нормы расхода материалов (ЛКМ, клеи, смолы, препреги, растворители), паспорта безопасности;</w:t>
+            </w:r>
+          </w:p>
+          <w:p>
+            <w:pPr>
+              <w:jc w:val="left"/>
+            </w:pPr>
+            <w:r>
+              <w:rPr>
+                <w:b w:val="0"/>
+                <w:i w:val="0"/>
+                <w:sz w:val="22"/>
+              </w:rPr>
+              <w:t>- вентиляционные системы и ГОУ (схемы, паспорта);</w:t>
+            </w:r>
+          </w:p>
+          <w:p>
+            <w:pPr>
+              <w:jc w:val="left"/>
+            </w:pPr>
+            <w:r>
+              <w:rPr>
+                <w:b w:val="0"/>
+                <w:i w:val="0"/>
+                <w:sz w:val="22"/>
+              </w:rPr>
+              <w:t>- договоры аренды: кто обеспечивает вывоз отходов, водоотведение.</w:t>
             </w:r>
           </w:p>
         </w:tc>
@@ -3109,7 +3352,7 @@
                 <w:i w:val="0"/>
                 <w:sz w:val="22"/>
               </w:rPr>
-              <w:t>ОГТ, СГИ, руководители подразделений</w:t>
+              <w:t>ОГТ, СГИ</w:t>
             </w:r>
           </w:p>
         </w:tc>
@@ -3147,7 +3390,7 @@
                 <w:i w:val="0"/>
                 <w:sz w:val="22"/>
               </w:rPr>
-              <w:t>Реестр исходных данных по площадкам</w:t>
+              <w:t>Данные по техпроцессам и оборудованию</w:t>
             </w:r>
           </w:p>
         </w:tc>
@@ -3187,43 +3430,69 @@
                 <w:i w:val="0"/>
                 <w:sz w:val="22"/>
               </w:rPr>
-              <w:t>Инвентаризация стационарных источников и выбросов</w:t>
-            </w:r>
-          </w:p>
-          <w:p>
-            <w:pPr>
-              <w:jc w:val="left"/>
-            </w:pPr>
-          </w:p>
-          <w:p>
-            <w:pPr>
-              <w:jc w:val="left"/>
-            </w:pPr>
-            <w:r>
-              <w:rPr>
-                <w:b w:val="0"/>
-                <w:i w:val="0"/>
-                <w:sz w:val="22"/>
-              </w:rPr>
-              <w:t>По приказу Минприроды № 871 (своими силами или подрядчиком): источники, перечень загрязняющих веществ, классы опасности, массы выбросов.</w:t>
-            </w:r>
-          </w:p>
-          <w:p>
-            <w:pPr>
-              <w:jc w:val="left"/>
-            </w:pPr>
-          </w:p>
-          <w:p>
-            <w:pPr>
-              <w:jc w:val="left"/>
-            </w:pPr>
-            <w:r>
-              <w:rPr>
-                <w:b w:val="0"/>
-                <w:i w:val="0"/>
-                <w:sz w:val="22"/>
-              </w:rPr>
-              <w:t>Повторяется при изменении техпроцессов, оборудования, сырья (вход из этапа 19, соединитель «2»).</w:t>
+              <w:t>Сбор данных по участку</w:t>
+            </w:r>
+          </w:p>
+          <w:p>
+            <w:pPr>
+              <w:jc w:val="left"/>
+            </w:pPr>
+          </w:p>
+          <w:p>
+            <w:pPr>
+              <w:jc w:val="left"/>
+            </w:pPr>
+            <w:r>
+              <w:rPr>
+                <w:b w:val="0"/>
+                <w:i w:val="0"/>
+                <w:sz w:val="22"/>
+              </w:rPr>
+              <w:t>- перечень отходов, образующихся на участке, и места их образования;</w:t>
+            </w:r>
+          </w:p>
+          <w:p>
+            <w:pPr>
+              <w:jc w:val="left"/>
+            </w:pPr>
+            <w:r>
+              <w:rPr>
+                <w:b w:val="0"/>
+                <w:i w:val="0"/>
+                <w:sz w:val="22"/>
+              </w:rPr>
+              <w:t>- фактический расход ЛКМ, растворителей, клеев, смол за последний год;</w:t>
+            </w:r>
+          </w:p>
+          <w:p>
+            <w:pPr>
+              <w:jc w:val="left"/>
+            </w:pPr>
+            <w:r>
+              <w:rPr>
+                <w:b w:val="0"/>
+                <w:i w:val="0"/>
+                <w:sz w:val="22"/>
+              </w:rPr>
+              <w:t>- режим работы окрасочных камер и другого оборудования (часы/смены).</w:t>
+            </w:r>
+          </w:p>
+          <w:p>
+            <w:pPr>
+              <w:jc w:val="left"/>
+            </w:pPr>
+          </w:p>
+          <w:p>
+            <w:pPr>
+              <w:jc w:val="left"/>
+            </w:pPr>
+            <w:r>
+              <w:rPr>
+                <w:b w:val="0"/>
+                <w:i w:val="0"/>
+                <w:sz w:val="22"/>
+              </w:rPr>
+              <w:t>Руководитель подразделения подписывает данные и передаёт экологу.</w:t>
             </w:r>
           </w:p>
         </w:tc>
@@ -3242,7 +3511,7 @@
                 <w:i w:val="0"/>
                 <w:sz w:val="22"/>
               </w:rPr>
-              <w:t>Начальник ООТиПБ (эколог) / подрядчик</w:t>
+              <w:t>Руководители подразделений</w:t>
             </w:r>
           </w:p>
         </w:tc>
@@ -3261,7 +3530,7 @@
                 <w:i w:val="0"/>
                 <w:sz w:val="22"/>
               </w:rPr>
-              <w:t>1–2 мес.</w:t>
+              <w:t>20 раб. дней</w:t>
             </w:r>
           </w:p>
         </w:tc>
@@ -3280,7 +3549,7 @@
                 <w:i w:val="0"/>
                 <w:sz w:val="22"/>
               </w:rPr>
-              <w:t>Отчёт об инвентаризации</w:t>
+              <w:t>Сведения по участку</w:t>
             </w:r>
           </w:p>
         </w:tc>
@@ -3320,87 +3589,43 @@
                 <w:i w:val="0"/>
                 <w:sz w:val="22"/>
               </w:rPr>
-              <w:t>Определение категории объекта НВОС и постановка на государственный учёт</w:t>
-            </w:r>
-          </w:p>
-          <w:p>
-            <w:pPr>
-              <w:jc w:val="left"/>
-            </w:pPr>
-          </w:p>
-          <w:p>
-            <w:pPr>
-              <w:jc w:val="left"/>
-            </w:pPr>
-            <w:r>
-              <w:rPr>
-                <w:b w:val="0"/>
-                <w:i w:val="0"/>
-                <w:sz w:val="22"/>
-              </w:rPr>
-              <w:t>Категория (I–IV) — по критериям ПП РФ № 636 (с 01.09.2026). Заявка — через личный кабинет природопользователя Росприроднадзора. Каждая площадка с самостоятельным производством — отдельный объект НВОС.</w:t>
-            </w:r>
-          </w:p>
-          <w:p>
-            <w:pPr>
-              <w:jc w:val="left"/>
-            </w:pPr>
-          </w:p>
-          <w:p>
-            <w:pPr>
-              <w:jc w:val="left"/>
-            </w:pPr>
-            <w:r>
-              <w:rPr>
-                <w:b w:val="0"/>
-                <w:i w:val="0"/>
-                <w:sz w:val="22"/>
-              </w:rPr>
-              <w:t>Срок — не позднее 6 месяцев со дня начала эксплуатации (ст. 69.2 7-ФЗ). При изменении сведений — актуализация.</w:t>
-            </w:r>
-          </w:p>
-          <w:p>
-            <w:pPr>
-              <w:jc w:val="left"/>
-            </w:pPr>
-          </w:p>
-          <w:p>
-            <w:pPr>
-              <w:jc w:val="left"/>
-            </w:pPr>
-            <w:r>
-              <w:rPr>
-                <w:b/>
-                <w:i w:val="0"/>
-                <w:sz w:val="22"/>
-              </w:rPr>
-              <w:t>С 01.09.2026 действуют новые критерии (ПП РФ № 636).</w:t>
-            </w:r>
-            <w:r>
-              <w:rPr>
-                <w:b w:val="0"/>
-                <w:i w:val="0"/>
-                <w:sz w:val="22"/>
-              </w:rPr>
-              <w:t xml:space="preserve"> По уже учтённым объектам до 01.12.2026 подать в ЛК природопользователя заявление о корректировке сведений; при неподаче Росприроднадзор направляет уведомление, затем категория корректируется надзорным органом самостоятельно.</w:t>
-            </w:r>
-          </w:p>
-          <w:p>
-            <w:pPr>
-              <w:jc w:val="left"/>
-            </w:pPr>
-          </w:p>
-          <w:p>
-            <w:pPr>
-              <w:jc w:val="left"/>
-            </w:pPr>
-            <w:r>
-              <w:rPr>
-                <w:b w:val="0"/>
-                <w:i w:val="0"/>
-                <w:sz w:val="22"/>
-              </w:rPr>
-              <w:t>Орган надзора (федеральный / региональный) — по сведениям реестра НВОС.</w:t>
+              <w:t>Инвентаризация стационарных источников и выбросов</w:t>
+            </w:r>
+          </w:p>
+          <w:p>
+            <w:pPr>
+              <w:jc w:val="left"/>
+            </w:pPr>
+          </w:p>
+          <w:p>
+            <w:pPr>
+              <w:jc w:val="left"/>
+            </w:pPr>
+            <w:r>
+              <w:rPr>
+                <w:b w:val="0"/>
+                <w:i w:val="0"/>
+                <w:sz w:val="22"/>
+              </w:rPr>
+              <w:t>По приказу Минприроды № 871 (своими силами или подрядчиком): источники, перечень загрязняющих веществ, классы опасности, массы выбросов.</w:t>
+            </w:r>
+          </w:p>
+          <w:p>
+            <w:pPr>
+              <w:jc w:val="left"/>
+            </w:pPr>
+          </w:p>
+          <w:p>
+            <w:pPr>
+              <w:jc w:val="left"/>
+            </w:pPr>
+            <w:r>
+              <w:rPr>
+                <w:b w:val="0"/>
+                <w:i w:val="0"/>
+                <w:sz w:val="22"/>
+              </w:rPr>
+              <w:t>Повторяется при изменении техпроцессов, оборудования, сырья (вход из этапа 22, соединитель «2»).</w:t>
             </w:r>
           </w:p>
         </w:tc>
@@ -3419,7 +3644,7 @@
                 <w:i w:val="0"/>
                 <w:sz w:val="22"/>
               </w:rPr>
-              <w:t>Начальник ООТиПБ (эколог)</w:t>
+              <w:t>Начальник ООТиПБ (эколог) / подрядчик</w:t>
             </w:r>
           </w:p>
         </w:tc>
@@ -3438,7 +3663,7 @@
                 <w:i w:val="0"/>
                 <w:sz w:val="22"/>
               </w:rPr>
-              <w:t>1 мес.</w:t>
+              <w:t>1–2 мес.</w:t>
             </w:r>
           </w:p>
         </w:tc>
@@ -3457,7 +3682,7 @@
                 <w:i w:val="0"/>
                 <w:sz w:val="22"/>
               </w:rPr>
-              <w:t>Свидетельство о постановке на учёт (код, категория)</w:t>
+              <w:t>Отчёт об инвентаризации</w:t>
             </w:r>
           </w:p>
         </w:tc>
@@ -3497,143 +3722,87 @@
                 <w:i w:val="0"/>
                 <w:sz w:val="22"/>
               </w:rPr>
-              <w:t>Нормирование по категории объекта</w:t>
-            </w:r>
-          </w:p>
-          <w:p>
-            <w:pPr>
-              <w:jc w:val="left"/>
-            </w:pPr>
-          </w:p>
-          <w:p>
-            <w:pPr>
-              <w:jc w:val="left"/>
-            </w:pPr>
-            <w:r>
-              <w:rPr>
-                <w:b w:val="0"/>
-                <w:i w:val="0"/>
-                <w:sz w:val="22"/>
-              </w:rPr>
-              <w:t xml:space="preserve">- </w:t>
-            </w:r>
+              <w:t>Определение категории объекта НВОС и постановка на государственный учёт</w:t>
+            </w:r>
+          </w:p>
+          <w:p>
+            <w:pPr>
+              <w:jc w:val="left"/>
+            </w:pPr>
+          </w:p>
+          <w:p>
+            <w:pPr>
+              <w:jc w:val="left"/>
+            </w:pPr>
+            <w:r>
+              <w:rPr>
+                <w:b w:val="0"/>
+                <w:i w:val="0"/>
+                <w:sz w:val="22"/>
+              </w:rPr>
+              <w:t>Категория (I–IV) — по критериям ПП РФ № 636 (с 01.09.2026). Заявка — через личный кабинет природопользователя Росприроднадзора. Каждая площадка с самостоятельным производством — отдельный объект НВОС.</w:t>
+            </w:r>
+          </w:p>
+          <w:p>
+            <w:pPr>
+              <w:jc w:val="left"/>
+            </w:pPr>
+          </w:p>
+          <w:p>
+            <w:pPr>
+              <w:jc w:val="left"/>
+            </w:pPr>
+            <w:r>
+              <w:rPr>
+                <w:b w:val="0"/>
+                <w:i w:val="0"/>
+                <w:sz w:val="22"/>
+              </w:rPr>
+              <w:t>Срок — не позднее 6 месяцев со дня начала эксплуатации (ст. 69.2 7-ФЗ). При изменении сведений — актуализация.</w:t>
+            </w:r>
+          </w:p>
+          <w:p>
+            <w:pPr>
+              <w:jc w:val="left"/>
+            </w:pPr>
+          </w:p>
+          <w:p>
+            <w:pPr>
+              <w:jc w:val="left"/>
+            </w:pPr>
             <w:r>
               <w:rPr>
                 <w:b/>
                 <w:i w:val="0"/>
                 <w:sz w:val="22"/>
               </w:rPr>
-              <w:t>II категория:</w:t>
-            </w:r>
-            <w:r>
-              <w:rPr>
-                <w:b w:val="0"/>
-                <w:i w:val="0"/>
-                <w:sz w:val="22"/>
-              </w:rPr>
-              <w:t xml:space="preserve"> нормативы допустимых выбросов (НДВ, приказ № 581) — прилагаются к декларации о воздействии на окружающую среду (ст. 31.2 7-ФЗ); нормативы образования отходов и лимиты на их размещение (НООЛР, ст. 18 89-ФЗ, приказы № 1021, № 1029) — утверждаются территориальным органом Росприроднадзора;</w:t>
-            </w:r>
-          </w:p>
-          <w:p>
-            <w:pPr>
-              <w:jc w:val="left"/>
-            </w:pPr>
-            <w:r>
-              <w:rPr>
-                <w:b w:val="0"/>
-                <w:i w:val="0"/>
-                <w:sz w:val="22"/>
-              </w:rPr>
-              <w:t xml:space="preserve">- </w:t>
-            </w:r>
-            <w:r>
-              <w:rPr>
-                <w:b/>
-                <w:i w:val="0"/>
-                <w:sz w:val="22"/>
-              </w:rPr>
-              <w:t>III категория:</w:t>
-            </w:r>
-            <w:r>
-              <w:rPr>
-                <w:b w:val="0"/>
-                <w:i w:val="0"/>
-                <w:sz w:val="22"/>
-              </w:rPr>
-              <w:t xml:space="preserve"> НДВ только для высокотоксичных веществ и веществ с канцерогенными, мутагенными свойствами (I–II класса опасности) при их наличии в выбросах (ст. 22 7-ФЗ); отдельной процедуры утверждения нормативов органами власти не предусмотрено. Для композитного производства проверить формальдегид, фенол, стирол, эпихлоргидрин;</w:t>
-            </w:r>
-          </w:p>
-          <w:p>
-            <w:pPr>
-              <w:jc w:val="left"/>
-            </w:pPr>
-            <w:r>
-              <w:rPr>
-                <w:b w:val="0"/>
-                <w:i w:val="0"/>
-                <w:sz w:val="22"/>
-              </w:rPr>
-              <w:t xml:space="preserve">- </w:t>
-            </w:r>
-            <w:r>
-              <w:rPr>
-                <w:b/>
-                <w:i w:val="0"/>
-                <w:sz w:val="22"/>
-              </w:rPr>
-              <w:t>IV категория:</w:t>
-            </w:r>
-            <w:r>
-              <w:rPr>
-                <w:b w:val="0"/>
-                <w:i w:val="0"/>
-                <w:sz w:val="22"/>
-              </w:rPr>
-              <w:t xml:space="preserve"> нормирование выбросов не требуется.</w:t>
-            </w:r>
-          </w:p>
-          <w:p>
-            <w:pPr>
-              <w:jc w:val="left"/>
-            </w:pPr>
-          </w:p>
-          <w:p>
-            <w:pPr>
-              <w:jc w:val="left"/>
-            </w:pPr>
-            <w:r>
-              <w:rPr>
-                <w:b/>
-                <w:i w:val="0"/>
-                <w:sz w:val="22"/>
-              </w:rPr>
-              <w:t>План мероприятий при НМУ</w:t>
-            </w:r>
-            <w:r>
-              <w:rPr>
-                <w:b w:val="0"/>
-                <w:i w:val="0"/>
-                <w:sz w:val="22"/>
-              </w:rPr>
-              <w:t xml:space="preserve"> (приказы № 651, № 662, с 01.03.2026) — для объектов I–III категорий, имеющих источники выбросов.</w:t>
-            </w:r>
-          </w:p>
-          <w:p>
-            <w:pPr>
-              <w:jc w:val="left"/>
-            </w:pPr>
-          </w:p>
-          <w:p>
-            <w:pPr>
-              <w:jc w:val="left"/>
-            </w:pPr>
-            <w:r>
-              <w:rPr>
-                <w:b w:val="0"/>
-                <w:i w:val="0"/>
-                <w:sz w:val="22"/>
-              </w:rPr>
-              <w:t>Дополнительно: наличие санитарно-защитной зоны (ПП РФ № 222) — для площадок в технопарках запрашивается у арендодателя.</w:t>
+              <w:t>С 01.09.2026 действуют новые критерии (ПП РФ № 636).</w:t>
+            </w:r>
+            <w:r>
+              <w:rPr>
+                <w:b w:val="0"/>
+                <w:i w:val="0"/>
+                <w:sz w:val="22"/>
+              </w:rPr>
+              <w:t xml:space="preserve"> По уже учтённым объектам до 01.12.2026 подать в ЛК природопользователя заявление о корректировке сведений; при неподаче Росприроднадзор направляет уведомление, затем категория корректируется надзорным органом самостоятельно.</w:t>
+            </w:r>
+          </w:p>
+          <w:p>
+            <w:pPr>
+              <w:jc w:val="left"/>
+            </w:pPr>
+          </w:p>
+          <w:p>
+            <w:pPr>
+              <w:jc w:val="left"/>
+            </w:pPr>
+            <w:r>
+              <w:rPr>
+                <w:b w:val="0"/>
+                <w:i w:val="0"/>
+                <w:sz w:val="22"/>
+              </w:rPr>
+              <w:t>Орган надзора (федеральный / региональный) — по сведениям реестра НВОС.</w:t>
             </w:r>
           </w:p>
         </w:tc>
@@ -3652,7 +3821,7 @@
                 <w:i w:val="0"/>
                 <w:sz w:val="22"/>
               </w:rPr>
-              <w:t>Начальник ООТиПБ (эколог) / подрядчик</w:t>
+              <w:t>Начальник ООТиПБ (эколог)</w:t>
             </w:r>
           </w:p>
         </w:tc>
@@ -3671,7 +3840,7 @@
                 <w:i w:val="0"/>
                 <w:sz w:val="22"/>
               </w:rPr>
-              <w:t>2–4 мес.</w:t>
+              <w:t>1 мес.</w:t>
             </w:r>
           </w:p>
         </w:tc>
@@ -3690,7 +3859,7 @@
                 <w:i w:val="0"/>
                 <w:sz w:val="22"/>
               </w:rPr>
-              <w:t>Расчёты нормативов, проект декларации (II кат.)</w:t>
+              <w:t>Свидетельство о постановке на учёт (код, категория)</w:t>
             </w:r>
           </w:p>
         </w:tc>
@@ -3730,25 +3899,143 @@
                 <w:i w:val="0"/>
                 <w:sz w:val="22"/>
               </w:rPr>
-              <w:t>Объект II категории?</w:t>
-            </w:r>
-          </w:p>
-          <w:p>
-            <w:pPr>
-              <w:jc w:val="left"/>
-            </w:pPr>
-          </w:p>
-          <w:p>
-            <w:pPr>
-              <w:jc w:val="left"/>
-            </w:pPr>
-            <w:r>
-              <w:rPr>
-                <w:b w:val="0"/>
-                <w:i w:val="0"/>
-                <w:sz w:val="22"/>
-              </w:rPr>
-              <w:t>Если да — декларация о воздействии передаётся на подпись ГД (этап 9). Если нет — переход к этапу 10.</w:t>
+              <w:t>Нормирование по категории объекта</w:t>
+            </w:r>
+          </w:p>
+          <w:p>
+            <w:pPr>
+              <w:jc w:val="left"/>
+            </w:pPr>
+          </w:p>
+          <w:p>
+            <w:pPr>
+              <w:jc w:val="left"/>
+            </w:pPr>
+            <w:r>
+              <w:rPr>
+                <w:b w:val="0"/>
+                <w:i w:val="0"/>
+                <w:sz w:val="22"/>
+              </w:rPr>
+              <w:t xml:space="preserve">- </w:t>
+            </w:r>
+            <w:r>
+              <w:rPr>
+                <w:b/>
+                <w:i w:val="0"/>
+                <w:sz w:val="22"/>
+              </w:rPr>
+              <w:t>II категория:</w:t>
+            </w:r>
+            <w:r>
+              <w:rPr>
+                <w:b w:val="0"/>
+                <w:i w:val="0"/>
+                <w:sz w:val="22"/>
+              </w:rPr>
+              <w:t xml:space="preserve"> нормативы допустимых выбросов (НДВ, приказ № 581) — прилагаются к декларации о воздействии на окружающую среду (ст. 31.2 7-ФЗ); нормативы образования отходов и лимиты на их размещение (НООЛР, ст. 18 89-ФЗ, приказы № 1021, № 1029) — утверждаются территориальным органом Росприроднадзора;</w:t>
+            </w:r>
+          </w:p>
+          <w:p>
+            <w:pPr>
+              <w:jc w:val="left"/>
+            </w:pPr>
+            <w:r>
+              <w:rPr>
+                <w:b w:val="0"/>
+                <w:i w:val="0"/>
+                <w:sz w:val="22"/>
+              </w:rPr>
+              <w:t xml:space="preserve">- </w:t>
+            </w:r>
+            <w:r>
+              <w:rPr>
+                <w:b/>
+                <w:i w:val="0"/>
+                <w:sz w:val="22"/>
+              </w:rPr>
+              <w:t>III категория:</w:t>
+            </w:r>
+            <w:r>
+              <w:rPr>
+                <w:b w:val="0"/>
+                <w:i w:val="0"/>
+                <w:sz w:val="22"/>
+              </w:rPr>
+              <w:t xml:space="preserve"> НДВ только для высокотоксичных веществ и веществ с канцерогенными, мутагенными свойствами (I–II класса опасности) при их наличии в выбросах (ст. 22 7-ФЗ); отдельной процедуры утверждения нормативов органами власти не предусмотрено. Для композитного производства проверить формальдегид, фенол, стирол, эпихлоргидрин;</w:t>
+            </w:r>
+          </w:p>
+          <w:p>
+            <w:pPr>
+              <w:jc w:val="left"/>
+            </w:pPr>
+            <w:r>
+              <w:rPr>
+                <w:b w:val="0"/>
+                <w:i w:val="0"/>
+                <w:sz w:val="22"/>
+              </w:rPr>
+              <w:t xml:space="preserve">- </w:t>
+            </w:r>
+            <w:r>
+              <w:rPr>
+                <w:b/>
+                <w:i w:val="0"/>
+                <w:sz w:val="22"/>
+              </w:rPr>
+              <w:t>IV категория:</w:t>
+            </w:r>
+            <w:r>
+              <w:rPr>
+                <w:b w:val="0"/>
+                <w:i w:val="0"/>
+                <w:sz w:val="22"/>
+              </w:rPr>
+              <w:t xml:space="preserve"> нормирование выбросов не требуется.</w:t>
+            </w:r>
+          </w:p>
+          <w:p>
+            <w:pPr>
+              <w:jc w:val="left"/>
+            </w:pPr>
+          </w:p>
+          <w:p>
+            <w:pPr>
+              <w:jc w:val="left"/>
+            </w:pPr>
+            <w:r>
+              <w:rPr>
+                <w:b/>
+                <w:i w:val="0"/>
+                <w:sz w:val="22"/>
+              </w:rPr>
+              <w:t>План мероприятий при НМУ</w:t>
+            </w:r>
+            <w:r>
+              <w:rPr>
+                <w:b w:val="0"/>
+                <w:i w:val="0"/>
+                <w:sz w:val="22"/>
+              </w:rPr>
+              <w:t xml:space="preserve"> (приказы № 651, № 662, с 01.03.2026) — для объектов I–III категорий, имеющих источники выбросов. Исполнители мероприятий на участках — руководители подразделений.</w:t>
+            </w:r>
+          </w:p>
+          <w:p>
+            <w:pPr>
+              <w:jc w:val="left"/>
+            </w:pPr>
+          </w:p>
+          <w:p>
+            <w:pPr>
+              <w:jc w:val="left"/>
+            </w:pPr>
+            <w:r>
+              <w:rPr>
+                <w:b w:val="0"/>
+                <w:i w:val="0"/>
+                <w:sz w:val="22"/>
+              </w:rPr>
+              <w:t>Дополнительно: наличие санитарно-защитной зоны (ПП РФ № 222) — для площадок в технопарках запрашивается у арендодателя.</w:t>
             </w:r>
           </w:p>
         </w:tc>
@@ -3767,7 +4054,7 @@
                 <w:i w:val="0"/>
                 <w:sz w:val="22"/>
               </w:rPr>
-              <w:t>Начальник ООТиПБ (эколог)</w:t>
+              <w:t>Начальник ООТиПБ (эколог) / подрядчик</w:t>
             </w:r>
           </w:p>
         </w:tc>
@@ -3786,7 +4073,7 @@
                 <w:i w:val="0"/>
                 <w:sz w:val="22"/>
               </w:rPr>
-              <w:t>-</w:t>
+              <w:t>2–4 мес.</w:t>
             </w:r>
           </w:p>
         </w:tc>
@@ -3805,7 +4092,7 @@
                 <w:i w:val="0"/>
                 <w:sz w:val="22"/>
               </w:rPr>
-              <w:t>-</w:t>
+              <w:t>Расчёты нормативов, план НМУ, проект декларации (II кат.)</w:t>
             </w:r>
           </w:p>
         </w:tc>
@@ -3845,25 +4132,25 @@
                 <w:i w:val="0"/>
                 <w:sz w:val="22"/>
               </w:rPr>
-              <w:t>Подписание декларации о воздействии на окружающую среду</w:t>
-            </w:r>
-          </w:p>
-          <w:p>
-            <w:pPr>
-              <w:jc w:val="left"/>
-            </w:pPr>
-          </w:p>
-          <w:p>
-            <w:pPr>
-              <w:jc w:val="left"/>
-            </w:pPr>
-            <w:r>
-              <w:rPr>
-                <w:b w:val="0"/>
-                <w:i w:val="0"/>
-                <w:sz w:val="22"/>
-              </w:rPr>
-              <w:t>Декларация подаётся в орган надзора по сведениям реестра НВОС (Росприроднадзор или региональный орган) на 7 лет (ст. 31.2 7-ФЗ). Повторная подача — при изменении технологических процессов и объёмов выбросов.</w:t>
+              <w:t>Объект II категории?</w:t>
+            </w:r>
+          </w:p>
+          <w:p>
+            <w:pPr>
+              <w:jc w:val="left"/>
+            </w:pPr>
+          </w:p>
+          <w:p>
+            <w:pPr>
+              <w:jc w:val="left"/>
+            </w:pPr>
+            <w:r>
+              <w:rPr>
+                <w:b w:val="0"/>
+                <w:i w:val="0"/>
+                <w:sz w:val="22"/>
+              </w:rPr>
+              <w:t>Если да — декларация о воздействии передаётся на подпись ГД (этап 10). Если нет — переход к этапу 11.</w:t>
             </w:r>
           </w:p>
         </w:tc>
@@ -3882,7 +4169,7 @@
                 <w:i w:val="0"/>
                 <w:sz w:val="22"/>
               </w:rPr>
-              <w:t>Генеральный директор</w:t>
+              <w:t>Начальник ООТиПБ (эколог)</w:t>
             </w:r>
           </w:p>
         </w:tc>
@@ -3901,7 +4188,7 @@
                 <w:i w:val="0"/>
                 <w:sz w:val="22"/>
               </w:rPr>
-              <w:t>2 раб. дня</w:t>
+              <w:t>-</w:t>
             </w:r>
           </w:p>
         </w:tc>
@@ -3920,7 +4207,7 @@
                 <w:i w:val="0"/>
                 <w:sz w:val="22"/>
               </w:rPr>
-              <w:t>Декларация подана</w:t>
+              <w:t>-</w:t>
             </w:r>
           </w:p>
         </w:tc>
@@ -3960,64 +4247,25 @@
                 <w:i w:val="0"/>
                 <w:sz w:val="22"/>
               </w:rPr>
-              <w:t>Паспортизация и учёт отходов</w:t>
-            </w:r>
-          </w:p>
-          <w:p>
-            <w:pPr>
-              <w:jc w:val="left"/>
-            </w:pPr>
-          </w:p>
-          <w:p>
-            <w:pPr>
-              <w:jc w:val="left"/>
-            </w:pPr>
-            <w:r>
-              <w:rPr>
-                <w:b w:val="0"/>
-                <w:i w:val="0"/>
-                <w:sz w:val="22"/>
-              </w:rPr>
-              <w:t>- отнесение каждого вида отходов к коду ФККО (приказ № 242);</w:t>
-            </w:r>
-          </w:p>
-          <w:p>
-            <w:pPr>
-              <w:jc w:val="left"/>
-            </w:pPr>
-            <w:r>
-              <w:rPr>
-                <w:b w:val="0"/>
-                <w:i w:val="0"/>
-                <w:sz w:val="22"/>
-              </w:rPr>
-              <w:t>- проекты паспортов отходов I–IV классов опасности по новым типовым формам (приказ № 286, с 01.09.2026). Ранее оформленные паспорта продолжают действовать; переоформление — при изменении состава, свойств отходов или адреса места образования;</w:t>
-            </w:r>
-          </w:p>
-          <w:p>
-            <w:pPr>
-              <w:jc w:val="left"/>
-            </w:pPr>
-            <w:r>
-              <w:rPr>
-                <w:b w:val="0"/>
-                <w:i w:val="0"/>
-                <w:sz w:val="22"/>
-              </w:rPr>
-              <w:t>- для отходов, отсутствующих в ФККО, — отнесение к классу по критериям приказа № 158 и подтверждение класса опасности по приказу № 246; для отходов V класса паспорт не составляется, класс подтверждается;</w:t>
-            </w:r>
-          </w:p>
-          <w:p>
-            <w:pPr>
-              <w:jc w:val="left"/>
-            </w:pPr>
-            <w:r>
-              <w:rPr>
-                <w:b w:val="0"/>
-                <w:i w:val="0"/>
-                <w:sz w:val="22"/>
-              </w:rPr>
-              <w:t>- учёт в области обращения с отходами (приказ № 227, с 01.09.2026) — отдельно по каждому объекту НВОС и по Обществу в целом; обобщение — за месяц, квартал, полугодие и год, не позднее последнего дня месяца, следующего за периодом.</w:t>
+              <w:t>Подписание декларации о воздействии на окружающую среду</w:t>
+            </w:r>
+          </w:p>
+          <w:p>
+            <w:pPr>
+              <w:jc w:val="left"/>
+            </w:pPr>
+          </w:p>
+          <w:p>
+            <w:pPr>
+              <w:jc w:val="left"/>
+            </w:pPr>
+            <w:r>
+              <w:rPr>
+                <w:b w:val="0"/>
+                <w:i w:val="0"/>
+                <w:sz w:val="22"/>
+              </w:rPr>
+              <w:t>Декларация подаётся в орган надзора по сведениям реестра НВОС (Росприроднадзор или региональный орган) на 7 лет (ст. 31.2 7-ФЗ). Повторная подача — при изменении технологических процессов и объёмов выбросов.</w:t>
             </w:r>
           </w:p>
         </w:tc>
@@ -4036,7 +4284,7 @@
                 <w:i w:val="0"/>
                 <w:sz w:val="22"/>
               </w:rPr>
-              <w:t>Начальник ООТиПБ (эколог)</w:t>
+              <w:t>Генеральный директор</w:t>
             </w:r>
           </w:p>
         </w:tc>
@@ -4055,7 +4303,7 @@
                 <w:i w:val="0"/>
                 <w:sz w:val="22"/>
               </w:rPr>
-              <w:t>1 мес.; учёт — постоянно</w:t>
+              <w:t>2 раб. дня</w:t>
             </w:r>
           </w:p>
         </w:tc>
@@ -4074,7 +4322,7 @@
                 <w:i w:val="0"/>
                 <w:sz w:val="22"/>
               </w:rPr>
-              <w:t>Проекты паспортов, таблицы учёта</w:t>
+              <w:t>Декларация подана</w:t>
             </w:r>
           </w:p>
         </w:tc>
@@ -4114,111 +4362,77 @@
                 <w:i w:val="0"/>
                 <w:sz w:val="22"/>
               </w:rPr>
-              <w:t>Оборудование мест (площадок) накопления отходов</w:t>
-            </w:r>
-          </w:p>
-          <w:p>
-            <w:pPr>
-              <w:jc w:val="left"/>
-            </w:pPr>
-          </w:p>
-          <w:p>
-            <w:pPr>
-              <w:jc w:val="left"/>
-            </w:pPr>
-            <w:r>
-              <w:rPr>
-                <w:b w:val="0"/>
-                <w:i w:val="0"/>
-                <w:sz w:val="22"/>
-              </w:rPr>
-              <w:t>- раздельное накопление по видам и классам опасности;</w:t>
-            </w:r>
-          </w:p>
-          <w:p>
-            <w:pPr>
-              <w:jc w:val="left"/>
-            </w:pPr>
-            <w:r>
-              <w:rPr>
-                <w:b w:val="0"/>
-                <w:i w:val="0"/>
-                <w:sz w:val="22"/>
-              </w:rPr>
-              <w:t>- твёрдое покрытие, защита от осадков, маркировка ёмкостей;</w:t>
-            </w:r>
-          </w:p>
-          <w:p>
-            <w:pPr>
-              <w:jc w:val="left"/>
-            </w:pPr>
-            <w:r>
-              <w:rPr>
-                <w:b w:val="0"/>
-                <w:i w:val="0"/>
-                <w:sz w:val="22"/>
-              </w:rPr>
-              <w:t>- ртутные лампы, аккумуляторы — в отдельной закрытой таре;</w:t>
-            </w:r>
-          </w:p>
-          <w:p>
-            <w:pPr>
-              <w:jc w:val="left"/>
-            </w:pPr>
-            <w:r>
-              <w:rPr>
-                <w:b w:val="0"/>
-                <w:i w:val="0"/>
-                <w:sz w:val="22"/>
-              </w:rPr>
-              <w:t>- требования СанПиН 2.1.3684-21;</w:t>
-            </w:r>
-          </w:p>
-          <w:p>
-            <w:pPr>
-              <w:jc w:val="left"/>
-            </w:pPr>
-            <w:r>
-              <w:rPr>
-                <w:b w:val="0"/>
-                <w:i w:val="0"/>
-                <w:sz w:val="22"/>
-              </w:rPr>
-              <w:t xml:space="preserve">- срок накопления — </w:t>
-            </w:r>
-            <w:r>
-              <w:rPr>
-                <w:b/>
-                <w:i w:val="0"/>
-                <w:sz w:val="22"/>
-              </w:rPr>
-              <w:t>не более 11 месяцев</w:t>
-            </w:r>
-            <w:r>
-              <w:rPr>
-                <w:b w:val="0"/>
-                <w:i w:val="0"/>
-                <w:sz w:val="22"/>
-              </w:rPr>
-              <w:t xml:space="preserve"> (ст. 1 89-ФЗ).</w:t>
-            </w:r>
-          </w:p>
-          <w:p>
-            <w:pPr>
-              <w:jc w:val="left"/>
-            </w:pPr>
-          </w:p>
-          <w:p>
-            <w:pPr>
-              <w:jc w:val="left"/>
-            </w:pPr>
-            <w:r>
-              <w:rPr>
-                <w:b w:val="0"/>
-                <w:i w:val="0"/>
-                <w:sz w:val="22"/>
-              </w:rPr>
-              <w:t>Схема мест накопления согласуется с арендодателем.</w:t>
+              <w:t>Паспортизация и организация учёта отходов</w:t>
+            </w:r>
+          </w:p>
+          <w:p>
+            <w:pPr>
+              <w:jc w:val="left"/>
+            </w:pPr>
+          </w:p>
+          <w:p>
+            <w:pPr>
+              <w:jc w:val="left"/>
+            </w:pPr>
+            <w:r>
+              <w:rPr>
+                <w:b w:val="0"/>
+                <w:i w:val="0"/>
+                <w:sz w:val="22"/>
+              </w:rPr>
+              <w:t>- отнесение каждого вида отходов к коду ФККО (приказ № 242);</w:t>
+            </w:r>
+          </w:p>
+          <w:p>
+            <w:pPr>
+              <w:jc w:val="left"/>
+            </w:pPr>
+            <w:r>
+              <w:rPr>
+                <w:b w:val="0"/>
+                <w:i w:val="0"/>
+                <w:sz w:val="22"/>
+              </w:rPr>
+              <w:t>- проекты паспортов отходов I–IV классов опасности по новым типовым формам (приказ № 286, с 01.09.2026). Ранее оформленные паспорта продолжают действовать; переоформление — при изменении состава, свойств отходов или адреса места образования;</w:t>
+            </w:r>
+          </w:p>
+          <w:p>
+            <w:pPr>
+              <w:jc w:val="left"/>
+            </w:pPr>
+            <w:r>
+              <w:rPr>
+                <w:b w:val="0"/>
+                <w:i w:val="0"/>
+                <w:sz w:val="22"/>
+              </w:rPr>
+              <w:t>- для отходов, отсутствующих в ФККО, — отнесение к классу по критериям приказа № 158 и подтверждение класса опасности по приказу № 246; для отходов V класса паспорт не составляется, класс подтверждается;</w:t>
+            </w:r>
+          </w:p>
+          <w:p>
+            <w:pPr>
+              <w:jc w:val="left"/>
+            </w:pPr>
+            <w:r>
+              <w:rPr>
+                <w:b w:val="0"/>
+                <w:i w:val="0"/>
+                <w:sz w:val="22"/>
+              </w:rPr>
+              <w:t>- учёт в области обращения с отходами (приказ № 227, с 01.09.2026) — отдельно по каждому объекту НВОС и по Обществу в целом; обобщение — за месяц, квартал, полугодие и год, не позднее последнего дня месяца, следующего за периодом;</w:t>
+            </w:r>
+          </w:p>
+          <w:p>
+            <w:pPr>
+              <w:jc w:val="left"/>
+            </w:pPr>
+            <w:r>
+              <w:rPr>
+                <w:b w:val="0"/>
+                <w:i w:val="0"/>
+                <w:sz w:val="22"/>
+              </w:rPr>
+              <w:t>- формы первичного учёта для подразделений (этап 19).</w:t>
             </w:r>
           </w:p>
         </w:tc>
@@ -4237,7 +4451,7 @@
                 <w:i w:val="0"/>
                 <w:sz w:val="22"/>
               </w:rPr>
-              <w:t>ОГТ, СГИ, руководители подразделений</w:t>
+              <w:t>Начальник ООТиПБ (эколог)</w:t>
             </w:r>
           </w:p>
         </w:tc>
@@ -4256,7 +4470,7 @@
                 <w:i w:val="0"/>
                 <w:sz w:val="22"/>
               </w:rPr>
-              <w:t>1 мес.</w:t>
+              <w:t>1 мес.; учёт — постоянно</w:t>
             </w:r>
           </w:p>
         </w:tc>
@@ -4275,7 +4489,7 @@
                 <w:i w:val="0"/>
                 <w:sz w:val="22"/>
               </w:rPr>
-              <w:t>Оборудованные места накопления</w:t>
+              <w:t>Проекты паспортов, формы учёта</w:t>
             </w:r>
           </w:p>
         </w:tc>
@@ -4315,90 +4529,98 @@
                 <w:i w:val="0"/>
                 <w:sz w:val="22"/>
               </w:rPr>
-              <w:t>Подготовка договоров на передачу отходов</w:t>
-            </w:r>
-          </w:p>
-          <w:p>
-            <w:pPr>
-              <w:jc w:val="left"/>
-            </w:pPr>
-          </w:p>
-          <w:p>
-            <w:pPr>
-              <w:jc w:val="left"/>
-            </w:pPr>
-            <w:r>
-              <w:rPr>
-                <w:b w:val="0"/>
-                <w:i w:val="0"/>
-                <w:sz w:val="22"/>
-              </w:rPr>
-              <w:t>- ТКО — только региональному оператору (ст. 24.7 89-ФЗ);</w:t>
-            </w:r>
-          </w:p>
-          <w:p>
-            <w:pPr>
-              <w:jc w:val="left"/>
-            </w:pPr>
-            <w:r>
-              <w:rPr>
-                <w:b w:val="0"/>
-                <w:i w:val="0"/>
-                <w:sz w:val="22"/>
-              </w:rPr>
-              <w:t>- отходы I–II классов (в т.ч. ртутные лампы) — федеральному оператору через ФГИС ОПВК (ст. 14.2–14.4 89-ФЗ);</w:t>
-            </w:r>
-          </w:p>
-          <w:p>
-            <w:pPr>
-              <w:jc w:val="left"/>
-            </w:pPr>
-            <w:r>
-              <w:rPr>
-                <w:b w:val="0"/>
-                <w:i w:val="0"/>
-                <w:sz w:val="22"/>
-              </w:rPr>
-              <w:t>- отходы III–IV классов — организациям с лицензией (ст. 9 89-ФЗ); эколог проверяет наличие в лицензии кодов ФККО и видов работ;</w:t>
-            </w:r>
-          </w:p>
-          <w:p>
-            <w:pPr>
-              <w:jc w:val="left"/>
-            </w:pPr>
-            <w:r>
-              <w:rPr>
-                <w:b w:val="0"/>
-                <w:i w:val="0"/>
-                <w:sz w:val="22"/>
-              </w:rPr>
-              <w:t>- лом металлов — организациям с лицензией на заготовку лома;</w:t>
-            </w:r>
-          </w:p>
-          <w:p>
-            <w:pPr>
-              <w:jc w:val="left"/>
-            </w:pPr>
-            <w:r>
-              <w:rPr>
-                <w:b w:val="0"/>
-                <w:i w:val="0"/>
-                <w:sz w:val="22"/>
-              </w:rPr>
-              <w:t>- самовывоз отходов I–IV классов собственным транспортом без лицензии на транспортирование не допускается;</w:t>
-            </w:r>
-          </w:p>
-          <w:p>
-            <w:pPr>
-              <w:jc w:val="left"/>
-            </w:pPr>
-            <w:r>
-              <w:rPr>
-                <w:b w:val="0"/>
-                <w:i w:val="0"/>
-                <w:sz w:val="22"/>
-              </w:rPr>
-              <w:t>- договор с аккредитованной лабораторией для замеров по программе ПЭК.</w:t>
+              <w:t>Оборудование мест (площадок) накопления отходов</w:t>
+            </w:r>
+          </w:p>
+          <w:p>
+            <w:pPr>
+              <w:jc w:val="left"/>
+            </w:pPr>
+          </w:p>
+          <w:p>
+            <w:pPr>
+              <w:jc w:val="left"/>
+            </w:pPr>
+            <w:r>
+              <w:rPr>
+                <w:b w:val="0"/>
+                <w:i w:val="0"/>
+                <w:sz w:val="22"/>
+              </w:rPr>
+              <w:t>- твёрдое покрытие, защита от осадков, маркировка ёмкостей;</w:t>
+            </w:r>
+          </w:p>
+          <w:p>
+            <w:pPr>
+              <w:jc w:val="left"/>
+            </w:pPr>
+            <w:r>
+              <w:rPr>
+                <w:b w:val="0"/>
+                <w:i w:val="0"/>
+                <w:sz w:val="22"/>
+              </w:rPr>
+              <w:t>- ртутные лампы, аккумуляторы — в отдельной закрытой таре;</w:t>
+            </w:r>
+          </w:p>
+          <w:p>
+            <w:pPr>
+              <w:jc w:val="left"/>
+            </w:pPr>
+            <w:r>
+              <w:rPr>
+                <w:b w:val="0"/>
+                <w:i w:val="0"/>
+                <w:sz w:val="22"/>
+              </w:rPr>
+              <w:t>- требования СанПиН 2.1.3684-21;</w:t>
+            </w:r>
+          </w:p>
+          <w:p>
+            <w:pPr>
+              <w:jc w:val="left"/>
+            </w:pPr>
+            <w:r>
+              <w:rPr>
+                <w:b w:val="0"/>
+                <w:i w:val="0"/>
+                <w:sz w:val="22"/>
+              </w:rPr>
+              <w:t xml:space="preserve">- срок накопления — </w:t>
+            </w:r>
+            <w:r>
+              <w:rPr>
+                <w:b/>
+                <w:i w:val="0"/>
+                <w:sz w:val="22"/>
+              </w:rPr>
+              <w:t>не более 11 месяцев</w:t>
+            </w:r>
+            <w:r>
+              <w:rPr>
+                <w:b w:val="0"/>
+                <w:i w:val="0"/>
+                <w:sz w:val="22"/>
+              </w:rPr>
+              <w:t xml:space="preserve"> (ст. 1 89-ФЗ).</w:t>
+            </w:r>
+          </w:p>
+          <w:p>
+            <w:pPr>
+              <w:jc w:val="left"/>
+            </w:pPr>
+          </w:p>
+          <w:p>
+            <w:pPr>
+              <w:jc w:val="left"/>
+            </w:pPr>
+            <w:r>
+              <w:rPr>
+                <w:b w:val="0"/>
+                <w:i w:val="0"/>
+                <w:sz w:val="22"/>
+              </w:rPr>
+              <w:t>Схема мест накопления согласуется с арендодателем.</w:t>
             </w:r>
           </w:p>
         </w:tc>
@@ -4417,7 +4639,7 @@
                 <w:i w:val="0"/>
                 <w:sz w:val="22"/>
               </w:rPr>
-              <w:t>Закупки, юридическая служба</w:t>
+              <w:t>ОГТ, СГИ</w:t>
             </w:r>
           </w:p>
         </w:tc>
@@ -4455,7 +4677,7 @@
                 <w:i w:val="0"/>
                 <w:sz w:val="22"/>
               </w:rPr>
-              <w:t>Проекты договоров</w:t>
+              <w:t>Оборудованные площадки накопления</w:t>
             </w:r>
           </w:p>
         </w:tc>
@@ -4495,25 +4717,77 @@
                 <w:i w:val="0"/>
                 <w:sz w:val="22"/>
               </w:rPr>
-              <w:t>Подписание договоров, утверждение паспортов отходов</w:t>
-            </w:r>
-          </w:p>
-          <w:p>
-            <w:pPr>
-              <w:jc w:val="left"/>
-            </w:pPr>
-          </w:p>
-          <w:p>
-            <w:pPr>
-              <w:jc w:val="left"/>
-            </w:pPr>
-            <w:r>
-              <w:rPr>
-                <w:b w:val="0"/>
-                <w:i w:val="0"/>
-                <w:sz w:val="22"/>
-              </w:rPr>
-              <w:t>ГД подписывает договоры и утверждает паспорта отходов. Сохраняются акты приёма-передачи и документы о транспортировании отходов.</w:t>
+              <w:t>Организация раздельного накопления на участке</w:t>
+            </w:r>
+          </w:p>
+          <w:p>
+            <w:pPr>
+              <w:jc w:val="left"/>
+            </w:pPr>
+          </w:p>
+          <w:p>
+            <w:pPr>
+              <w:jc w:val="left"/>
+            </w:pPr>
+            <w:r>
+              <w:rPr>
+                <w:b w:val="0"/>
+                <w:i w:val="0"/>
+                <w:sz w:val="22"/>
+              </w:rPr>
+              <w:t>- ёмкости по видам и классам опасности отходов, маркировка (наименование, код ФККО, класс);</w:t>
+            </w:r>
+          </w:p>
+          <w:p>
+            <w:pPr>
+              <w:jc w:val="left"/>
+            </w:pPr>
+            <w:r>
+              <w:rPr>
+                <w:b w:val="0"/>
+                <w:i w:val="0"/>
+                <w:sz w:val="22"/>
+              </w:rPr>
+              <w:t>- закрытая тара для отходов ЛКМ, растворителей, загрязнённой ветоши;</w:t>
+            </w:r>
+          </w:p>
+          <w:p>
+            <w:pPr>
+              <w:jc w:val="left"/>
+            </w:pPr>
+            <w:r>
+              <w:rPr>
+                <w:b w:val="0"/>
+                <w:i w:val="0"/>
+                <w:sz w:val="22"/>
+              </w:rPr>
+              <w:t>- инструктаж работников участка по обращению с отходами;</w:t>
+            </w:r>
+          </w:p>
+          <w:p>
+            <w:pPr>
+              <w:jc w:val="left"/>
+            </w:pPr>
+            <w:r>
+              <w:rPr>
+                <w:b w:val="0"/>
+                <w:i w:val="0"/>
+                <w:sz w:val="22"/>
+              </w:rPr>
+              <w:t>- регулярное перемещение отходов с участка на площадку накопления;</w:t>
+            </w:r>
+          </w:p>
+          <w:p>
+            <w:pPr>
+              <w:jc w:val="left"/>
+            </w:pPr>
+            <w:r>
+              <w:rPr>
+                <w:b w:val="0"/>
+                <w:i w:val="0"/>
+                <w:sz w:val="22"/>
+              </w:rPr>
+              <w:t>- запрет смешивания отходов и выброса производственных отходов в контейнеры ТКО.</w:t>
             </w:r>
           </w:p>
         </w:tc>
@@ -4532,7 +4806,7 @@
                 <w:i w:val="0"/>
                 <w:sz w:val="22"/>
               </w:rPr>
-              <w:t>Генеральный директор</w:t>
+              <w:t>Руководители подразделений</w:t>
             </w:r>
           </w:p>
         </w:tc>
@@ -4551,7 +4825,7 @@
                 <w:i w:val="0"/>
                 <w:sz w:val="22"/>
               </w:rPr>
-              <w:t>3 раб. дня</w:t>
+              <w:t>1 мес.</w:t>
             </w:r>
           </w:p>
         </w:tc>
@@ -4570,7 +4844,7 @@
                 <w:i w:val="0"/>
                 <w:sz w:val="22"/>
               </w:rPr>
-              <w:t>Действующие договоры, утверждённые паспорта</w:t>
+              <w:t>Раздельное накопление на участке</w:t>
             </w:r>
           </w:p>
         </w:tc>
@@ -4610,33 +4884,90 @@
                 <w:i w:val="0"/>
                 <w:sz w:val="22"/>
               </w:rPr>
-              <w:t>Разработка программы ПЭК</w:t>
-            </w:r>
-            <w:r>
-              <w:rPr>
-                <w:b w:val="0"/>
-                <w:i w:val="0"/>
-                <w:sz w:val="22"/>
-              </w:rPr>
-              <w:t xml:space="preserve"> (только объекты I–III категорий)</w:t>
-            </w:r>
-          </w:p>
-          <w:p>
-            <w:pPr>
-              <w:jc w:val="left"/>
-            </w:pPr>
-          </w:p>
-          <w:p>
-            <w:pPr>
-              <w:jc w:val="left"/>
-            </w:pPr>
-            <w:r>
-              <w:rPr>
-                <w:b w:val="0"/>
-                <w:i w:val="0"/>
-                <w:sz w:val="22"/>
-              </w:rPr>
-              <w:t>Обязательна для объектов I–III категорий (ст. 67 7-ФЗ); для IV категории не требуется. Содержание — по приказу № 109: инвентаризационные данные, план-график контроля выбросов, контроль обращения с отходами, контроль работы ГОУ.</w:t>
+              <w:t>Подготовка договоров на передачу отходов</w:t>
+            </w:r>
+          </w:p>
+          <w:p>
+            <w:pPr>
+              <w:jc w:val="left"/>
+            </w:pPr>
+          </w:p>
+          <w:p>
+            <w:pPr>
+              <w:jc w:val="left"/>
+            </w:pPr>
+            <w:r>
+              <w:rPr>
+                <w:b w:val="0"/>
+                <w:i w:val="0"/>
+                <w:sz w:val="22"/>
+              </w:rPr>
+              <w:t>- ТКО — только региональному оператору (ст. 24.7 89-ФЗ);</w:t>
+            </w:r>
+          </w:p>
+          <w:p>
+            <w:pPr>
+              <w:jc w:val="left"/>
+            </w:pPr>
+            <w:r>
+              <w:rPr>
+                <w:b w:val="0"/>
+                <w:i w:val="0"/>
+                <w:sz w:val="22"/>
+              </w:rPr>
+              <w:t>- отходы I–II классов (в т.ч. ртутные лампы) — федеральному оператору через ФГИС ОПВК (ст. 14.2–14.4 89-ФЗ);</w:t>
+            </w:r>
+          </w:p>
+          <w:p>
+            <w:pPr>
+              <w:jc w:val="left"/>
+            </w:pPr>
+            <w:r>
+              <w:rPr>
+                <w:b w:val="0"/>
+                <w:i w:val="0"/>
+                <w:sz w:val="22"/>
+              </w:rPr>
+              <w:t>- отходы III–IV классов — организациям с лицензией (ст. 9 89-ФЗ); эколог проверяет наличие в лицензии кодов ФККО и видов работ;</w:t>
+            </w:r>
+          </w:p>
+          <w:p>
+            <w:pPr>
+              <w:jc w:val="left"/>
+            </w:pPr>
+            <w:r>
+              <w:rPr>
+                <w:b w:val="0"/>
+                <w:i w:val="0"/>
+                <w:sz w:val="22"/>
+              </w:rPr>
+              <w:t>- лом металлов — организациям с лицензией на заготовку лома;</w:t>
+            </w:r>
+          </w:p>
+          <w:p>
+            <w:pPr>
+              <w:jc w:val="left"/>
+            </w:pPr>
+            <w:r>
+              <w:rPr>
+                <w:b w:val="0"/>
+                <w:i w:val="0"/>
+                <w:sz w:val="22"/>
+              </w:rPr>
+              <w:t>- самовывоз отходов I–IV классов собственным транспортом без лицензии на транспортирование не допускается;</w:t>
+            </w:r>
+          </w:p>
+          <w:p>
+            <w:pPr>
+              <w:jc w:val="left"/>
+            </w:pPr>
+            <w:r>
+              <w:rPr>
+                <w:b w:val="0"/>
+                <w:i w:val="0"/>
+                <w:sz w:val="22"/>
+              </w:rPr>
+              <w:t>- договор с аккредитованной лабораторией для замеров по программе ПЭК.</w:t>
             </w:r>
           </w:p>
         </w:tc>
@@ -4655,7 +4986,7 @@
                 <w:i w:val="0"/>
                 <w:sz w:val="22"/>
               </w:rPr>
-              <w:t>Начальник ООТиПБ (эколог)</w:t>
+              <w:t>Закупки, юридическая служба</w:t>
             </w:r>
           </w:p>
         </w:tc>
@@ -4693,7 +5024,7 @@
                 <w:i w:val="0"/>
                 <w:sz w:val="22"/>
               </w:rPr>
-              <w:t>Проект программы ПЭК</w:t>
+              <w:t>Проекты договоров</w:t>
             </w:r>
           </w:p>
         </w:tc>
@@ -4733,25 +5064,25 @@
                 <w:i w:val="0"/>
                 <w:sz w:val="22"/>
               </w:rPr>
-              <w:t>Утверждение программы ПЭК</w:t>
-            </w:r>
-          </w:p>
-          <w:p>
-            <w:pPr>
-              <w:jc w:val="left"/>
-            </w:pPr>
-          </w:p>
-          <w:p>
-            <w:pPr>
-              <w:jc w:val="left"/>
-            </w:pPr>
-            <w:r>
-              <w:rPr>
-                <w:b w:val="0"/>
-                <w:i w:val="0"/>
-                <w:sz w:val="22"/>
-              </w:rPr>
-              <w:t>В случае неутверждения программа возвращается на доработку (этап 14).</w:t>
+              <w:t>Подписание договоров, утверждение паспортов отходов</w:t>
+            </w:r>
+          </w:p>
+          <w:p>
+            <w:pPr>
+              <w:jc w:val="left"/>
+            </w:pPr>
+          </w:p>
+          <w:p>
+            <w:pPr>
+              <w:jc w:val="left"/>
+            </w:pPr>
+            <w:r>
+              <w:rPr>
+                <w:b w:val="0"/>
+                <w:i w:val="0"/>
+                <w:sz w:val="22"/>
+              </w:rPr>
+              <w:t>ГД подписывает договоры и утверждает паспорта отходов. Сохраняются акты приёма-передачи и документы о транспортировании отходов.</w:t>
             </w:r>
           </w:p>
         </w:tc>
@@ -4789,7 +5120,7 @@
                 <w:i w:val="0"/>
                 <w:sz w:val="22"/>
               </w:rPr>
-              <w:t>2 раб. дня</w:t>
+              <w:t>3 раб. дня</w:t>
             </w:r>
           </w:p>
         </w:tc>
@@ -4808,7 +5139,7 @@
                 <w:i w:val="0"/>
                 <w:sz w:val="22"/>
               </w:rPr>
-              <w:t>Утверждённая программа ПЭК</w:t>
+              <w:t>Действующие договоры, утверждённые паспорта</w:t>
             </w:r>
           </w:p>
         </w:tc>
@@ -4848,25 +5179,33 @@
                 <w:i w:val="0"/>
                 <w:sz w:val="22"/>
               </w:rPr>
-              <w:t>Эксплуатация газоочистных и пылеулавливающих установок (ГОУ)</w:t>
-            </w:r>
-          </w:p>
-          <w:p>
-            <w:pPr>
-              <w:jc w:val="left"/>
-            </w:pPr>
-          </w:p>
-          <w:p>
-            <w:pPr>
-              <w:jc w:val="left"/>
-            </w:pPr>
-            <w:r>
-              <w:rPr>
-                <w:b w:val="0"/>
-                <w:i w:val="0"/>
-                <w:sz w:val="22"/>
-              </w:rPr>
-              <w:t>Фильтры окрасочных камер, аспирация участков обработки композитов. По приказу № 498: паспорт ГОУ, журнал учёта работы, замена фильтров по регламенту, проверка эффективности. Работа оборудования при неработающей ГОУ не допускается.</w:t>
+              <w:t>Разработка программы ПЭК</w:t>
+            </w:r>
+            <w:r>
+              <w:rPr>
+                <w:b w:val="0"/>
+                <w:i w:val="0"/>
+                <w:sz w:val="22"/>
+              </w:rPr>
+              <w:t xml:space="preserve"> (только объекты I–III категорий)</w:t>
+            </w:r>
+          </w:p>
+          <w:p>
+            <w:pPr>
+              <w:jc w:val="left"/>
+            </w:pPr>
+          </w:p>
+          <w:p>
+            <w:pPr>
+              <w:jc w:val="left"/>
+            </w:pPr>
+            <w:r>
+              <w:rPr>
+                <w:b w:val="0"/>
+                <w:i w:val="0"/>
+                <w:sz w:val="22"/>
+              </w:rPr>
+              <w:t>Обязательна для объектов I–III категорий (ст. 67 7-ФЗ); для IV категории не требуется. Содержание — по приказу № 109: инвентаризационные данные, план-график контроля выбросов, контроль обращения с отходами, контроль работы ГОУ. В программе указываются обязанности подразделений по ведению первичных журналов.</w:t>
             </w:r>
           </w:p>
         </w:tc>
@@ -4885,7 +5224,7 @@
                 <w:i w:val="0"/>
                 <w:sz w:val="22"/>
               </w:rPr>
-              <w:t>ОГТ, СГИ, руководители подразделений</w:t>
+              <w:t>Начальник ООТиПБ (эколог)</w:t>
             </w:r>
           </w:p>
         </w:tc>
@@ -4904,7 +5243,7 @@
                 <w:i w:val="0"/>
                 <w:sz w:val="22"/>
               </w:rPr>
-              <w:t>Постоянно</w:t>
+              <w:t>1 мес.</w:t>
             </w:r>
           </w:p>
         </w:tc>
@@ -4923,7 +5262,7 @@
                 <w:i w:val="0"/>
                 <w:sz w:val="22"/>
               </w:rPr>
-              <w:t>Паспорта и журналы ГОУ, акты проверки</w:t>
+              <w:t>Проект программы ПЭК</w:t>
             </w:r>
           </w:p>
         </w:tc>
@@ -4963,98 +5302,25 @@
                 <w:i w:val="0"/>
                 <w:sz w:val="22"/>
               </w:rPr>
-              <w:t>Текущий контроль</w:t>
-            </w:r>
-          </w:p>
-          <w:p>
-            <w:pPr>
-              <w:jc w:val="left"/>
-            </w:pPr>
-          </w:p>
-          <w:p>
-            <w:pPr>
-              <w:jc w:val="left"/>
-            </w:pPr>
-            <w:r>
-              <w:rPr>
-                <w:b w:val="0"/>
-                <w:i w:val="0"/>
-                <w:sz w:val="22"/>
-              </w:rPr>
-              <w:t>- ежемесячно: сбор данных учёта отходов, контроль вывоза и сроков накопления;</w:t>
-            </w:r>
-          </w:p>
-          <w:p>
-            <w:pPr>
-              <w:jc w:val="left"/>
-            </w:pPr>
-            <w:r>
-              <w:rPr>
-                <w:b w:val="0"/>
-                <w:i w:val="0"/>
-                <w:sz w:val="22"/>
-              </w:rPr>
-              <w:t>- по графику ПЭК: замеры выбросов, контроль ГОУ;</w:t>
-            </w:r>
-          </w:p>
-          <w:p>
-            <w:pPr>
-              <w:jc w:val="left"/>
-            </w:pPr>
-            <w:r>
-              <w:rPr>
-                <w:b w:val="0"/>
-                <w:i w:val="0"/>
-                <w:sz w:val="22"/>
-              </w:rPr>
-              <w:t>- ежеквартально: обход площадок, предписания руководителям подразделений, справка ГД;</w:t>
-            </w:r>
-          </w:p>
-          <w:p>
-            <w:pPr>
-              <w:jc w:val="left"/>
-            </w:pPr>
-            <w:r>
-              <w:rPr>
-                <w:b w:val="0"/>
-                <w:i w:val="0"/>
-                <w:sz w:val="22"/>
-              </w:rPr>
-              <w:t xml:space="preserve">- ведение </w:t>
-            </w:r>
-            <w:r>
-              <w:rPr>
-                <w:b/>
-                <w:i w:val="0"/>
-                <w:sz w:val="22"/>
-              </w:rPr>
-              <w:t>реестра сроков</w:t>
-            </w:r>
-            <w:r>
-              <w:rPr>
-                <w:b w:val="0"/>
-                <w:i w:val="0"/>
-                <w:sz w:val="22"/>
-              </w:rPr>
-              <w:t>: договоры и лицензии подрядчиков, паспорта отходов, удостоверения об обучении, декларация о воздействии (7 лет), НООЛР, программа ПЭК, договор с лабораторией.</w:t>
-            </w:r>
-          </w:p>
-          <w:p>
-            <w:pPr>
-              <w:jc w:val="left"/>
-            </w:pPr>
-          </w:p>
-          <w:p>
-            <w:pPr>
-              <w:jc w:val="left"/>
-            </w:pPr>
-            <w:r>
-              <w:rPr>
-                <w:b w:val="0"/>
-                <w:i w:val="0"/>
-                <w:sz w:val="22"/>
-              </w:rPr>
-              <w:t>Вход из этапа 26 (соединитель «4») — начало следующего отчётного периода.</w:t>
+              <w:t>Утверждение программы ПЭК</w:t>
+            </w:r>
+          </w:p>
+          <w:p>
+            <w:pPr>
+              <w:jc w:val="left"/>
+            </w:pPr>
+          </w:p>
+          <w:p>
+            <w:pPr>
+              <w:jc w:val="left"/>
+            </w:pPr>
+            <w:r>
+              <w:rPr>
+                <w:b w:val="0"/>
+                <w:i w:val="0"/>
+                <w:sz w:val="22"/>
+              </w:rPr>
+              <w:t>В случае неутверждения программа возвращается на доработку (этап 16).</w:t>
             </w:r>
           </w:p>
         </w:tc>
@@ -5073,7 +5339,7 @@
                 <w:i w:val="0"/>
                 <w:sz w:val="22"/>
               </w:rPr>
-              <w:t>Начальник ООТиПБ (эколог)</w:t>
+              <w:t>Генеральный директор</w:t>
             </w:r>
           </w:p>
         </w:tc>
@@ -5092,7 +5358,7 @@
                 <w:i w:val="0"/>
                 <w:sz w:val="22"/>
               </w:rPr>
-              <w:t>Ежемесячно / ежеквартально</w:t>
+              <w:t>2 раб. дня</w:t>
             </w:r>
           </w:p>
         </w:tc>
@@ -5111,7 +5377,7 @@
                 <w:i w:val="0"/>
                 <w:sz w:val="22"/>
               </w:rPr>
-              <w:t>Журналы, предписания, справка ГД</w:t>
+              <w:t>Утверждённая программа ПЭК</w:t>
             </w:r>
           </w:p>
         </w:tc>
@@ -5151,41 +5417,25 @@
                 <w:i w:val="0"/>
                 <w:sz w:val="22"/>
               </w:rPr>
-              <w:t>Изменения в производстве?</w:t>
-            </w:r>
-          </w:p>
-          <w:p>
-            <w:pPr>
-              <w:jc w:val="left"/>
-            </w:pPr>
-          </w:p>
-          <w:p>
-            <w:pPr>
-              <w:jc w:val="left"/>
-            </w:pPr>
-            <w:r>
-              <w:rPr>
-                <w:b w:val="0"/>
-                <w:i w:val="0"/>
-                <w:sz w:val="22"/>
-              </w:rPr>
-              <w:t xml:space="preserve">Проверка в цикле — контрольная; основной механизм — по событию: ОГТ и СГИ </w:t>
-            </w:r>
-            <w:r>
-              <w:rPr>
-                <w:b/>
-                <w:i w:val="0"/>
-                <w:sz w:val="22"/>
-              </w:rPr>
-              <w:t>на стадии планирования, до внедрения</w:t>
-            </w:r>
-            <w:r>
-              <w:rPr>
-                <w:b w:val="0"/>
-                <w:i w:val="0"/>
-                <w:sz w:val="22"/>
-              </w:rPr>
-              <w:t xml:space="preserve"> уведомляют эколога о новом оборудовании, техпроцессе, материале, переезде или открытии площадки. Если изменения есть — этап 19; если нет — этап 20.</w:t>
+              <w:t>Техническое обслуживание ГОУ</w:t>
+            </w:r>
+          </w:p>
+          <w:p>
+            <w:pPr>
+              <w:jc w:val="left"/>
+            </w:pPr>
+          </w:p>
+          <w:p>
+            <w:pPr>
+              <w:jc w:val="left"/>
+            </w:pPr>
+            <w:r>
+              <w:rPr>
+                <w:b w:val="0"/>
+                <w:i w:val="0"/>
+                <w:sz w:val="22"/>
+              </w:rPr>
+              <w:t>Фильтры окрасочных камер, аспирация участков обработки композитов. По приказу № 498: паспорт ГОУ, замена фильтров по регламенту, ремонт, проверка эффективности.</w:t>
             </w:r>
           </w:p>
         </w:tc>
@@ -5204,7 +5454,7 @@
                 <w:i w:val="0"/>
                 <w:sz w:val="22"/>
               </w:rPr>
-              <w:t>Начальник ООТиПБ (эколог)</w:t>
+              <w:t>ОГТ, СГИ</w:t>
             </w:r>
           </w:p>
         </w:tc>
@@ -5223,7 +5473,7 @@
                 <w:i w:val="0"/>
                 <w:sz w:val="22"/>
               </w:rPr>
-              <w:t>-</w:t>
+              <w:t>По графику ТО</w:t>
             </w:r>
           </w:p>
         </w:tc>
@@ -5242,7 +5492,7 @@
                 <w:i w:val="0"/>
                 <w:sz w:val="22"/>
               </w:rPr>
-              <w:t>-</w:t>
+              <w:t>Паспорта ГОУ, акты ТО и проверки эффективности</w:t>
             </w:r>
           </w:p>
         </w:tc>
@@ -5282,25 +5532,93 @@
                 <w:i w:val="0"/>
                 <w:sz w:val="22"/>
               </w:rPr>
-              <w:t>Управление изменениями</w:t>
-            </w:r>
-          </w:p>
-          <w:p>
-            <w:pPr>
-              <w:jc w:val="left"/>
-            </w:pPr>
-          </w:p>
-          <w:p>
-            <w:pPr>
-              <w:jc w:val="left"/>
-            </w:pPr>
-            <w:r>
-              <w:rPr>
-                <w:b w:val="0"/>
-                <w:i w:val="0"/>
-                <w:sz w:val="22"/>
-              </w:rPr>
-              <w:t>ОГТ/СГИ предоставляют данные по изменению; эколог оценивает влияние. Процесс возвращается к этапу 5 (соединитель «2»): повторная инвентаризация, актуализация сведений об объекте НВОС, нормативов, паспортов отходов, программы ПЭК.</w:t>
+              <w:t>Первичный учёт и контроль на участке</w:t>
+            </w:r>
+          </w:p>
+          <w:p>
+            <w:pPr>
+              <w:jc w:val="left"/>
+            </w:pPr>
+          </w:p>
+          <w:p>
+            <w:pPr>
+              <w:jc w:val="left"/>
+            </w:pPr>
+            <w:r>
+              <w:rPr>
+                <w:b w:val="0"/>
+                <w:i w:val="0"/>
+                <w:sz w:val="22"/>
+              </w:rPr>
+              <w:t>- ежемесячно (до 5-го числа) — сведения экологу: образование отходов по видам, передача на площадку накопления, расход ЛКМ, растворителей, клеев, смол;</w:t>
+            </w:r>
+          </w:p>
+          <w:p>
+            <w:pPr>
+              <w:jc w:val="left"/>
+            </w:pPr>
+            <w:r>
+              <w:rPr>
+                <w:b w:val="0"/>
+                <w:i w:val="0"/>
+                <w:sz w:val="22"/>
+              </w:rPr>
+              <w:t xml:space="preserve">- ежесменно — журнал работы окрасочных камер и ГОУ; </w:t>
+            </w:r>
+            <w:r>
+              <w:rPr>
+                <w:b/>
+                <w:i w:val="0"/>
+                <w:sz w:val="22"/>
+              </w:rPr>
+              <w:t>запрет работы технологического оборудования при неработающей или неисправной ГОУ</w:t>
+            </w:r>
+            <w:r>
+              <w:rPr>
+                <w:b w:val="0"/>
+                <w:i w:val="0"/>
+                <w:sz w:val="22"/>
+              </w:rPr>
+              <w:t>;</w:t>
+            </w:r>
+          </w:p>
+          <w:p>
+            <w:pPr>
+              <w:jc w:val="left"/>
+            </w:pPr>
+            <w:r>
+              <w:rPr>
+                <w:b w:val="0"/>
+                <w:i w:val="0"/>
+                <w:sz w:val="22"/>
+              </w:rPr>
+              <w:t>- выполнение мероприятий при НМУ по оповещению эколога;</w:t>
+            </w:r>
+          </w:p>
+          <w:p>
+            <w:pPr>
+              <w:jc w:val="left"/>
+            </w:pPr>
+            <w:r>
+              <w:rPr>
+                <w:b w:val="0"/>
+                <w:i w:val="0"/>
+                <w:sz w:val="22"/>
+              </w:rPr>
+              <w:t>- уведомление эколога о новых материалах и изменениях на участке (этап 21);</w:t>
+            </w:r>
+          </w:p>
+          <w:p>
+            <w:pPr>
+              <w:jc w:val="left"/>
+            </w:pPr>
+            <w:r>
+              <w:rPr>
+                <w:b w:val="0"/>
+                <w:i w:val="0"/>
+                <w:sz w:val="22"/>
+              </w:rPr>
+              <w:t>- исполнение предписаний эколога в установленный срок.</w:t>
             </w:r>
           </w:p>
         </w:tc>
@@ -5319,7 +5637,7 @@
                 <w:i w:val="0"/>
                 <w:sz w:val="22"/>
               </w:rPr>
-              <w:t>ОГТ, СГИ / эколог</w:t>
+              <w:t>Руководители подразделений</w:t>
             </w:r>
           </w:p>
         </w:tc>
@@ -5338,7 +5656,7 @@
                 <w:i w:val="0"/>
                 <w:sz w:val="22"/>
               </w:rPr>
-              <w:t>До ввода изменений</w:t>
+              <w:t>Ежемесячно / ежесменно</w:t>
             </w:r>
           </w:p>
         </w:tc>
@@ -5357,7 +5675,7 @@
                 <w:i w:val="0"/>
                 <w:sz w:val="22"/>
               </w:rPr>
-              <w:t>Актуализированные документы</w:t>
+              <w:t>Сведения по участку, журналы работы ГОУ</w:t>
             </w:r>
           </w:p>
         </w:tc>
@@ -5397,25 +5715,64 @@
                 <w:i w:val="0"/>
                 <w:sz w:val="22"/>
               </w:rPr>
-              <w:t>Расчёт платы за НВОС</w:t>
-            </w:r>
-          </w:p>
-          <w:p>
-            <w:pPr>
-              <w:jc w:val="left"/>
-            </w:pPr>
-          </w:p>
-          <w:p>
-            <w:pPr>
-              <w:jc w:val="left"/>
-            </w:pPr>
-            <w:r>
-              <w:rPr>
-                <w:b w:val="0"/>
-                <w:i w:val="0"/>
-                <w:sz w:val="22"/>
-              </w:rPr>
-              <w:t xml:space="preserve">Плата за выбросы и размещение отходов (ст. 16–16.5 7-ФЗ, ПП РФ № 255, № 913). Освобождение действует, только если </w:t>
+              <w:t>Текущий контроль</w:t>
+            </w:r>
+          </w:p>
+          <w:p>
+            <w:pPr>
+              <w:jc w:val="left"/>
+            </w:pPr>
+          </w:p>
+          <w:p>
+            <w:pPr>
+              <w:jc w:val="left"/>
+            </w:pPr>
+            <w:r>
+              <w:rPr>
+                <w:b w:val="0"/>
+                <w:i w:val="0"/>
+                <w:sz w:val="22"/>
+              </w:rPr>
+              <w:t>- ежемесячно: свод данных подразделений, контроль вывоза и сроков накопления;</w:t>
+            </w:r>
+          </w:p>
+          <w:p>
+            <w:pPr>
+              <w:jc w:val="left"/>
+            </w:pPr>
+            <w:r>
+              <w:rPr>
+                <w:b w:val="0"/>
+                <w:i w:val="0"/>
+                <w:sz w:val="22"/>
+              </w:rPr>
+              <w:t>- по графику ПЭК: замеры выбросов, контроль ГОУ;</w:t>
+            </w:r>
+          </w:p>
+          <w:p>
+            <w:pPr>
+              <w:jc w:val="left"/>
+            </w:pPr>
+            <w:r>
+              <w:rPr>
+                <w:b w:val="0"/>
+                <w:i w:val="0"/>
+                <w:sz w:val="22"/>
+              </w:rPr>
+              <w:t>- ежеквартально: обход участков с руководителями подразделений, предписания, справка ГД (с перечнем подразделений, не выполнивших обязанности);</w:t>
+            </w:r>
+          </w:p>
+          <w:p>
+            <w:pPr>
+              <w:jc w:val="left"/>
+            </w:pPr>
+            <w:r>
+              <w:rPr>
+                <w:b w:val="0"/>
+                <w:i w:val="0"/>
+                <w:sz w:val="22"/>
+              </w:rPr>
+              <w:t xml:space="preserve">- ведение </w:t>
             </w:r>
             <w:r>
               <w:rPr>
@@ -5423,15 +5780,33 @@
                 <w:i w:val="0"/>
                 <w:sz w:val="22"/>
               </w:rPr>
-              <w:t>все</w:t>
-            </w:r>
-            <w:r>
-              <w:rPr>
-                <w:b w:val="0"/>
-                <w:i w:val="0"/>
-                <w:sz w:val="22"/>
-              </w:rPr>
-              <w:t xml:space="preserve"> объекты Общества относятся к IV категории (ст. 16.1 7-ФЗ). Плату за размещение ТКО вносит региональный оператор.</w:t>
+              <w:t>реестра сроков</w:t>
+            </w:r>
+            <w:r>
+              <w:rPr>
+                <w:b w:val="0"/>
+                <w:i w:val="0"/>
+                <w:sz w:val="22"/>
+              </w:rPr>
+              <w:t>: договоры и лицензии подрядчиков, паспорта отходов, удостоверения об обучении, декларация о воздействии (7 лет), НООЛР, программа ПЭК, договор с лабораторией.</w:t>
+            </w:r>
+          </w:p>
+          <w:p>
+            <w:pPr>
+              <w:jc w:val="left"/>
+            </w:pPr>
+          </w:p>
+          <w:p>
+            <w:pPr>
+              <w:jc w:val="left"/>
+            </w:pPr>
+            <w:r>
+              <w:rPr>
+                <w:b w:val="0"/>
+                <w:i w:val="0"/>
+                <w:sz w:val="22"/>
+              </w:rPr>
+              <w:t>Вход из этапа 29 (соединитель «4») — начало следующего отчётного периода.</w:t>
             </w:r>
           </w:p>
         </w:tc>
@@ -5469,7 +5844,7 @@
                 <w:i w:val="0"/>
                 <w:sz w:val="22"/>
               </w:rPr>
-              <w:t>По календарю (Прил. 1)</w:t>
+              <w:t>Ежемесячно / ежеквартально</w:t>
             </w:r>
           </w:p>
         </w:tc>
@@ -5488,7 +5863,7 @@
                 <w:i w:val="0"/>
                 <w:sz w:val="22"/>
               </w:rPr>
-              <w:t>Расчёт платы</w:t>
+              <w:t>Свод учёта, предписания, справка ГД</w:t>
             </w:r>
           </w:p>
         </w:tc>
@@ -5528,38 +5903,41 @@
                 <w:i w:val="0"/>
                 <w:sz w:val="22"/>
               </w:rPr>
-              <w:t>Внесение платы за НВОС</w:t>
-            </w:r>
-          </w:p>
-          <w:p>
-            <w:pPr>
-              <w:jc w:val="left"/>
-            </w:pPr>
-          </w:p>
-          <w:p>
-            <w:pPr>
-              <w:jc w:val="left"/>
-            </w:pPr>
-            <w:r>
-              <w:rPr>
-                <w:b w:val="0"/>
-                <w:i w:val="0"/>
-                <w:sz w:val="22"/>
-              </w:rPr>
-              <w:t>- авансовые платежи — до 20-го числа месяца, следующего за I, II, III кварталами (не вносятся субъектами МСП);</w:t>
-            </w:r>
-          </w:p>
-          <w:p>
-            <w:pPr>
-              <w:jc w:val="left"/>
-            </w:pPr>
-            <w:r>
-              <w:rPr>
-                <w:b w:val="0"/>
-                <w:i w:val="0"/>
-                <w:sz w:val="22"/>
-              </w:rPr>
-              <w:t>- годовая плата — до 1 марта следующего года.</w:t>
+              <w:t>Изменения в производстве?</w:t>
+            </w:r>
+          </w:p>
+          <w:p>
+            <w:pPr>
+              <w:jc w:val="left"/>
+            </w:pPr>
+          </w:p>
+          <w:p>
+            <w:pPr>
+              <w:jc w:val="left"/>
+            </w:pPr>
+            <w:r>
+              <w:rPr>
+                <w:b w:val="0"/>
+                <w:i w:val="0"/>
+                <w:sz w:val="22"/>
+              </w:rPr>
+              <w:t xml:space="preserve">Проверка в цикле — контрольная; основной механизм — по событию: ОГТ, СГИ и руководители подразделений </w:t>
+            </w:r>
+            <w:r>
+              <w:rPr>
+                <w:b/>
+                <w:i w:val="0"/>
+                <w:sz w:val="22"/>
+              </w:rPr>
+              <w:t>на стадии планирования, до внедрения</w:t>
+            </w:r>
+            <w:r>
+              <w:rPr>
+                <w:b w:val="0"/>
+                <w:i w:val="0"/>
+                <w:sz w:val="22"/>
+              </w:rPr>
+              <w:t xml:space="preserve"> уведомляют эколога о новом оборудовании, техпроцессе, материале, переезде или открытии площадки. Если изменения есть — этап 22; если нет — этап 23.</w:t>
             </w:r>
           </w:p>
         </w:tc>
@@ -5578,7 +5956,7 @@
                 <w:i w:val="0"/>
                 <w:sz w:val="22"/>
               </w:rPr>
-              <w:t>Бухгалтерия</w:t>
+              <w:t>Начальник ООТиПБ (эколог)</w:t>
             </w:r>
           </w:p>
         </w:tc>
@@ -5597,7 +5975,7 @@
                 <w:i w:val="0"/>
                 <w:sz w:val="22"/>
               </w:rPr>
-              <w:t>По календарю (Прил. 1)</w:t>
+              <w:t>-</w:t>
             </w:r>
           </w:p>
         </w:tc>
@@ -5616,7 +5994,7 @@
                 <w:i w:val="0"/>
                 <w:sz w:val="22"/>
               </w:rPr>
-              <w:t>Платёжные поручения</w:t>
+              <w:t>-</w:t>
             </w:r>
           </w:p>
         </w:tc>
@@ -5656,25 +6034,25 @@
                 <w:i w:val="0"/>
                 <w:sz w:val="22"/>
               </w:rPr>
-              <w:t>Подготовка обязательной отчётности</w:t>
-            </w:r>
-          </w:p>
-          <w:p>
-            <w:pPr>
-              <w:jc w:val="left"/>
-            </w:pPr>
-          </w:p>
-          <w:p>
-            <w:pPr>
-              <w:jc w:val="left"/>
-            </w:pPr>
-            <w:r>
-              <w:rPr>
-                <w:b w:val="0"/>
-                <w:i w:val="0"/>
-                <w:sz w:val="22"/>
-              </w:rPr>
-              <w:t>2-ТП (воздух), 2-ТП (отходы), 4-ОС, декларация о плате, отчёт ПЭК, отчётность РОП (при наличии обязанности), 2-ТП (водхоз) — при водопользовании.</w:t>
+              <w:t>Управление изменениями</w:t>
+            </w:r>
+          </w:p>
+          <w:p>
+            <w:pPr>
+              <w:jc w:val="left"/>
+            </w:pPr>
+          </w:p>
+          <w:p>
+            <w:pPr>
+              <w:jc w:val="left"/>
+            </w:pPr>
+            <w:r>
+              <w:rPr>
+                <w:b w:val="0"/>
+                <w:i w:val="0"/>
+                <w:sz w:val="22"/>
+              </w:rPr>
+              <w:t>ОГТ/СГИ предоставляют данные по изменению; эколог оценивает влияние. Процесс возвращается к этапу 6 (соединитель «2»): повторная инвентаризация, актуализация сведений об объекте НВОС, нормативов, паспортов отходов, программы ПЭК.</w:t>
             </w:r>
           </w:p>
         </w:tc>
@@ -5693,7 +6071,7 @@
                 <w:i w:val="0"/>
                 <w:sz w:val="22"/>
               </w:rPr>
-              <w:t>Начальник ООТиПБ (эколог)</w:t>
+              <w:t>ОГТ, СГИ / эколог</w:t>
             </w:r>
           </w:p>
         </w:tc>
@@ -5712,7 +6090,7 @@
                 <w:i w:val="0"/>
                 <w:sz w:val="22"/>
               </w:rPr>
-              <w:t>По календарю (Прил. 1)</w:t>
+              <w:t>До ввода изменений</w:t>
             </w:r>
           </w:p>
         </w:tc>
@@ -5731,7 +6109,7 @@
                 <w:i w:val="0"/>
                 <w:sz w:val="22"/>
               </w:rPr>
-              <w:t>Комплект отчётности</w:t>
+              <w:t>Актуализированные документы</w:t>
             </w:r>
           </w:p>
         </w:tc>
@@ -5771,25 +6149,41 @@
                 <w:i w:val="0"/>
                 <w:sz w:val="22"/>
               </w:rPr>
-              <w:t>Подписание отчётности</w:t>
-            </w:r>
-          </w:p>
-          <w:p>
-            <w:pPr>
-              <w:jc w:val="left"/>
-            </w:pPr>
-          </w:p>
-          <w:p>
-            <w:pPr>
-              <w:jc w:val="left"/>
-            </w:pPr>
-            <w:r>
-              <w:rPr>
-                <w:b w:val="0"/>
-                <w:i w:val="0"/>
-                <w:sz w:val="22"/>
-              </w:rPr>
-              <w:t>ГД подписывает отчётность (электронной подписью) либо выдаёт машиночитаемую доверенность (МЧД) ответственному лицу. Эколог направляет её через личный кабинет природопользователя и хранит квитанции о приёме.</w:t>
+              <w:t>Расчёт платы за НВОС</w:t>
+            </w:r>
+          </w:p>
+          <w:p>
+            <w:pPr>
+              <w:jc w:val="left"/>
+            </w:pPr>
+          </w:p>
+          <w:p>
+            <w:pPr>
+              <w:jc w:val="left"/>
+            </w:pPr>
+            <w:r>
+              <w:rPr>
+                <w:b w:val="0"/>
+                <w:i w:val="0"/>
+                <w:sz w:val="22"/>
+              </w:rPr>
+              <w:t xml:space="preserve">Плата за выбросы и размещение отходов (ст. 16–16.5 7-ФЗ, ПП РФ № 255, № 913) — на основании данных учёта подразделений (этап 19). Освобождение действует, только если </w:t>
+            </w:r>
+            <w:r>
+              <w:rPr>
+                <w:b/>
+                <w:i w:val="0"/>
+                <w:sz w:val="22"/>
+              </w:rPr>
+              <w:t>все</w:t>
+            </w:r>
+            <w:r>
+              <w:rPr>
+                <w:b w:val="0"/>
+                <w:i w:val="0"/>
+                <w:sz w:val="22"/>
+              </w:rPr>
+              <w:t xml:space="preserve"> объекты Общества относятся к IV категории (ст. 16.1 7-ФЗ). Плату за размещение ТКО вносит региональный оператор.</w:t>
             </w:r>
           </w:p>
         </w:tc>
@@ -5808,7 +6202,7 @@
                 <w:i w:val="0"/>
                 <w:sz w:val="22"/>
               </w:rPr>
-              <w:t>Генеральный директор</w:t>
+              <w:t>Начальник ООТиПБ (эколог)</w:t>
             </w:r>
           </w:p>
         </w:tc>
@@ -5827,7 +6221,7 @@
                 <w:i w:val="0"/>
                 <w:sz w:val="22"/>
               </w:rPr>
-              <w:t>1 раб. день</w:t>
+              <w:t>По календарю (Прил. 1)</w:t>
             </w:r>
           </w:p>
         </w:tc>
@@ -5846,7 +6240,7 @@
                 <w:i w:val="0"/>
                 <w:sz w:val="22"/>
               </w:rPr>
-              <w:t>Отчётность сдана</w:t>
+              <w:t>Расчёт платы</w:t>
             </w:r>
           </w:p>
         </w:tc>
@@ -5886,25 +6280,38 @@
                 <w:i w:val="0"/>
                 <w:sz w:val="22"/>
               </w:rPr>
-              <w:t>Годовой доклад, проект плана и бюджета</w:t>
-            </w:r>
-          </w:p>
-          <w:p>
-            <w:pPr>
-              <w:jc w:val="left"/>
-            </w:pPr>
-          </w:p>
-          <w:p>
-            <w:pPr>
-              <w:jc w:val="left"/>
-            </w:pPr>
-            <w:r>
-              <w:rPr>
-                <w:b w:val="0"/>
-                <w:i w:val="0"/>
-                <w:sz w:val="22"/>
-              </w:rPr>
-              <w:t>Выполнение обязательств, результаты ПЭК, проверки и предписания, затраты, риски; проект плана природоохранных мероприятий и бюджета на следующий год (обучение, замеры, вывоз отходов, плата, разработка документации).</w:t>
+              <w:t>Внесение платы за НВОС</w:t>
+            </w:r>
+          </w:p>
+          <w:p>
+            <w:pPr>
+              <w:jc w:val="left"/>
+            </w:pPr>
+          </w:p>
+          <w:p>
+            <w:pPr>
+              <w:jc w:val="left"/>
+            </w:pPr>
+            <w:r>
+              <w:rPr>
+                <w:b w:val="0"/>
+                <w:i w:val="0"/>
+                <w:sz w:val="22"/>
+              </w:rPr>
+              <w:t>- авансовые платежи — до 20-го числа месяца, следующего за I, II, III кварталами (не вносятся субъектами МСП);</w:t>
+            </w:r>
+          </w:p>
+          <w:p>
+            <w:pPr>
+              <w:jc w:val="left"/>
+            </w:pPr>
+            <w:r>
+              <w:rPr>
+                <w:b w:val="0"/>
+                <w:i w:val="0"/>
+                <w:sz w:val="22"/>
+              </w:rPr>
+              <w:t>- годовая плата — до 1 марта следующего года.</w:t>
             </w:r>
           </w:p>
         </w:tc>
@@ -5923,7 +6330,7 @@
                 <w:i w:val="0"/>
                 <w:sz w:val="22"/>
               </w:rPr>
-              <w:t>Начальник ООТиПБ (эколог)</w:t>
+              <w:t>Бухгалтерия</w:t>
             </w:r>
           </w:p>
         </w:tc>
@@ -5942,7 +6349,7 @@
                 <w:i w:val="0"/>
                 <w:sz w:val="22"/>
               </w:rPr>
-              <w:t>До 15 апреля</w:t>
+              <w:t>По календарю (Прил. 1)</w:t>
             </w:r>
           </w:p>
         </w:tc>
@@ -5961,7 +6368,7 @@
                 <w:i w:val="0"/>
                 <w:sz w:val="22"/>
               </w:rPr>
-              <w:t>Доклад, проект плана и бюджета</w:t>
+              <w:t>Платёжные поручения</w:t>
             </w:r>
           </w:p>
         </w:tc>
@@ -6001,25 +6408,25 @@
                 <w:i w:val="0"/>
                 <w:sz w:val="22"/>
               </w:rPr>
-              <w:t>Утверждение плана и бюджета</w:t>
-            </w:r>
-          </w:p>
-          <w:p>
-            <w:pPr>
-              <w:jc w:val="left"/>
-            </w:pPr>
-          </w:p>
-          <w:p>
-            <w:pPr>
-              <w:jc w:val="left"/>
-            </w:pPr>
-            <w:r>
-              <w:rPr>
-                <w:b w:val="0"/>
-                <w:i w:val="0"/>
-                <w:sz w:val="22"/>
-              </w:rPr>
-              <w:t>В случае неутверждения — доработка (этап 24).</w:t>
+              <w:t>Подготовка обязательной отчётности</w:t>
+            </w:r>
+          </w:p>
+          <w:p>
+            <w:pPr>
+              <w:jc w:val="left"/>
+            </w:pPr>
+          </w:p>
+          <w:p>
+            <w:pPr>
+              <w:jc w:val="left"/>
+            </w:pPr>
+            <w:r>
+              <w:rPr>
+                <w:b w:val="0"/>
+                <w:i w:val="0"/>
+                <w:sz w:val="22"/>
+              </w:rPr>
+              <w:t>2-ТП (воздух), 2-ТП (отходы), 4-ОС, декларация о плате, отчёт ПЭК, отчётность РОП (при наличии обязанности), 2-ТП (водхоз) — при водопользовании.</w:t>
             </w:r>
           </w:p>
         </w:tc>
@@ -6038,7 +6445,7 @@
                 <w:i w:val="0"/>
                 <w:sz w:val="22"/>
               </w:rPr>
-              <w:t>Генеральный директор</w:t>
+              <w:t>Начальник ООТиПБ (эколог)</w:t>
             </w:r>
           </w:p>
         </w:tc>
@@ -6057,7 +6464,7 @@
                 <w:i w:val="0"/>
                 <w:sz w:val="22"/>
               </w:rPr>
-              <w:t>5 раб. дней</w:t>
+              <w:t>По календарю (Прил. 1)</w:t>
             </w:r>
           </w:p>
         </w:tc>
@@ -6076,7 +6483,7 @@
                 <w:i w:val="0"/>
                 <w:sz w:val="22"/>
               </w:rPr>
-              <w:t>Утверждённые план и бюджет</w:t>
+              <w:t>Комплект отчётности</w:t>
             </w:r>
           </w:p>
         </w:tc>
@@ -6116,25 +6523,25 @@
                 <w:i w:val="0"/>
                 <w:sz w:val="22"/>
               </w:rPr>
-              <w:t>Деятельность продолжается?</w:t>
-            </w:r>
-          </w:p>
-          <w:p>
-            <w:pPr>
-              <w:jc w:val="left"/>
-            </w:pPr>
-          </w:p>
-          <w:p>
-            <w:pPr>
-              <w:jc w:val="left"/>
-            </w:pPr>
-            <w:r>
-              <w:rPr>
-                <w:b w:val="0"/>
-                <w:i w:val="0"/>
-                <w:sz w:val="22"/>
-              </w:rPr>
-              <w:t>Если да — переход к этапу 17 (соединитель «4»), следующий отчётный период. Если эксплуатация объекта (площадки) прекращается — этап 27.</w:t>
+              <w:t>Подписание отчётности</w:t>
+            </w:r>
+          </w:p>
+          <w:p>
+            <w:pPr>
+              <w:jc w:val="left"/>
+            </w:pPr>
+          </w:p>
+          <w:p>
+            <w:pPr>
+              <w:jc w:val="left"/>
+            </w:pPr>
+            <w:r>
+              <w:rPr>
+                <w:b w:val="0"/>
+                <w:i w:val="0"/>
+                <w:sz w:val="22"/>
+              </w:rPr>
+              <w:t>ГД подписывает отчётность (электронной подписью) либо выдаёт машиночитаемую доверенность (МЧД) ответственному лицу. Эколог направляет её через личный кабинет природопользователя и хранит квитанции о приёме.</w:t>
             </w:r>
           </w:p>
         </w:tc>
@@ -6172,7 +6579,7 @@
                 <w:i w:val="0"/>
                 <w:sz w:val="22"/>
               </w:rPr>
-              <w:t>-</w:t>
+              <w:t>1 раб. день</w:t>
             </w:r>
           </w:p>
         </w:tc>
@@ -6191,7 +6598,7 @@
                 <w:i w:val="0"/>
                 <w:sz w:val="22"/>
               </w:rPr>
-              <w:t>-</w:t>
+              <w:t>Отчётность сдана</w:t>
             </w:r>
           </w:p>
         </w:tc>
@@ -6231,25 +6638,41 @@
                 <w:i w:val="0"/>
                 <w:sz w:val="22"/>
               </w:rPr>
-              <w:t>Снятие объекта НВОС с государственного учёта</w:t>
-            </w:r>
-          </w:p>
-          <w:p>
-            <w:pPr>
-              <w:jc w:val="left"/>
-            </w:pPr>
-          </w:p>
-          <w:p>
-            <w:pPr>
-              <w:jc w:val="left"/>
-            </w:pPr>
-            <w:r>
-              <w:rPr>
-                <w:b w:val="0"/>
-                <w:i w:val="0"/>
-                <w:sz w:val="22"/>
-              </w:rPr>
-              <w:t>Заявление о снятии с учёта подаётся при прекращении эксплуатации объекта (ст. 69.2 7-ФЗ); плата за НВОС и отчётность — за фактический период эксплуатации.</w:t>
+              <w:t>Годовой доклад, проект плана и бюджета</w:t>
+            </w:r>
+          </w:p>
+          <w:p>
+            <w:pPr>
+              <w:jc w:val="left"/>
+            </w:pPr>
+          </w:p>
+          <w:p>
+            <w:pPr>
+              <w:jc w:val="left"/>
+            </w:pPr>
+            <w:r>
+              <w:rPr>
+                <w:b w:val="0"/>
+                <w:i w:val="0"/>
+                <w:sz w:val="22"/>
+              </w:rPr>
+              <w:t xml:space="preserve">Выполнение обязательств, результаты ПЭК, проверки и предписания, </w:t>
+            </w:r>
+            <w:r>
+              <w:rPr>
+                <w:b/>
+                <w:i w:val="0"/>
+                <w:sz w:val="22"/>
+              </w:rPr>
+              <w:t>результаты по подразделениям</w:t>
+            </w:r>
+            <w:r>
+              <w:rPr>
+                <w:b w:val="0"/>
+                <w:i w:val="0"/>
+                <w:sz w:val="22"/>
+              </w:rPr>
+              <w:t>, затраты, риски; проект плана природоохранных мероприятий и бюджета на следующий год.</w:t>
             </w:r>
           </w:p>
         </w:tc>
@@ -6287,7 +6710,7 @@
                 <w:i w:val="0"/>
                 <w:sz w:val="22"/>
               </w:rPr>
-              <w:t>По факту прекращения</w:t>
+              <w:t>До 15 апреля</w:t>
             </w:r>
           </w:p>
         </w:tc>
@@ -6306,7 +6729,7 @@
                 <w:i w:val="0"/>
                 <w:sz w:val="22"/>
               </w:rPr>
-              <w:t>Объект снят с учёта. Конец процесса</w:t>
+              <w:t>Доклад, проект плана и бюджета</w:t>
             </w:r>
           </w:p>
         </w:tc>
@@ -6346,33 +6769,25 @@
                 <w:i w:val="0"/>
                 <w:sz w:val="22"/>
               </w:rPr>
-              <w:t>Подготовка документов, сопровождение проверки</w:t>
-            </w:r>
-            <w:r>
-              <w:rPr>
-                <w:b w:val="0"/>
-                <w:i w:val="0"/>
-                <w:sz w:val="22"/>
-              </w:rPr>
-              <w:t xml:space="preserve"> (процесс по событию)</w:t>
-            </w:r>
-          </w:p>
-          <w:p>
-            <w:pPr>
-              <w:jc w:val="left"/>
-            </w:pPr>
-          </w:p>
-          <w:p>
-            <w:pPr>
-              <w:jc w:val="left"/>
-            </w:pPr>
-            <w:r>
-              <w:rPr>
-                <w:b w:val="0"/>
-                <w:i w:val="0"/>
-                <w:sz w:val="22"/>
-              </w:rPr>
-              <w:t>При поступлении решения о проверке или запроса контрольного (надзорного) органа эколог в день поступления уведомляет ГД, готовит документы, сопровождает проверку.</w:t>
+              <w:t>Утверждение плана и бюджета</w:t>
+            </w:r>
+          </w:p>
+          <w:p>
+            <w:pPr>
+              <w:jc w:val="left"/>
+            </w:pPr>
+          </w:p>
+          <w:p>
+            <w:pPr>
+              <w:jc w:val="left"/>
+            </w:pPr>
+            <w:r>
+              <w:rPr>
+                <w:b w:val="0"/>
+                <w:i w:val="0"/>
+                <w:sz w:val="22"/>
+              </w:rPr>
+              <w:t>В случае неутверждения — доработка (этап 27).</w:t>
             </w:r>
           </w:p>
         </w:tc>
@@ -6391,7 +6806,7 @@
                 <w:i w:val="0"/>
                 <w:sz w:val="22"/>
               </w:rPr>
-              <w:t>Начальник ООТиПБ (эколог)</w:t>
+              <w:t>Генеральный директор</w:t>
             </w:r>
           </w:p>
         </w:tc>
@@ -6410,7 +6825,7 @@
                 <w:i w:val="0"/>
                 <w:sz w:val="22"/>
               </w:rPr>
-              <w:t>В срок, указанный в запросе</w:t>
+              <w:t>5 раб. дней</w:t>
             </w:r>
           </w:p>
         </w:tc>
@@ -6429,7 +6844,7 @@
                 <w:i w:val="0"/>
                 <w:sz w:val="22"/>
               </w:rPr>
-              <w:t>Акт проверки / ответ на запрос</w:t>
+              <w:t>Утверждённые план и бюджет</w:t>
             </w:r>
           </w:p>
         </w:tc>
@@ -6469,25 +6884,25 @@
                 <w:i w:val="0"/>
                 <w:sz w:val="22"/>
               </w:rPr>
-              <w:t>Утверждение плана устранения нарушений</w:t>
-            </w:r>
-          </w:p>
-          <w:p>
-            <w:pPr>
-              <w:jc w:val="left"/>
-            </w:pPr>
-          </w:p>
-          <w:p>
-            <w:pPr>
-              <w:jc w:val="left"/>
-            </w:pPr>
-            <w:r>
-              <w:rPr>
-                <w:b w:val="0"/>
-                <w:i w:val="0"/>
-                <w:sz w:val="22"/>
-              </w:rPr>
-              <w:t>При выдаче предписания — план мероприятий с ответственными и сроками.</w:t>
+              <w:t>Деятельность продолжается?</w:t>
+            </w:r>
+          </w:p>
+          <w:p>
+            <w:pPr>
+              <w:jc w:val="left"/>
+            </w:pPr>
+          </w:p>
+          <w:p>
+            <w:pPr>
+              <w:jc w:val="left"/>
+            </w:pPr>
+            <w:r>
+              <w:rPr>
+                <w:b w:val="0"/>
+                <w:i w:val="0"/>
+                <w:sz w:val="22"/>
+              </w:rPr>
+              <w:t>Если да — переход к этапу 20 (соединитель «4»), следующий отчётный период. Если эксплуатация объекта (площадки) прекращается — этап 30.</w:t>
             </w:r>
           </w:p>
         </w:tc>
@@ -6525,7 +6940,7 @@
                 <w:i w:val="0"/>
                 <w:sz w:val="22"/>
               </w:rPr>
-              <w:t>3 раб. дня</w:t>
+              <w:t>-</w:t>
             </w:r>
           </w:p>
         </w:tc>
@@ -6544,7 +6959,7 @@
                 <w:i w:val="0"/>
                 <w:sz w:val="22"/>
               </w:rPr>
-              <w:t>Утверждённый план</w:t>
+              <w:t>-</w:t>
             </w:r>
           </w:p>
         </w:tc>
@@ -6584,7 +6999,25 @@
                 <w:i w:val="0"/>
                 <w:sz w:val="22"/>
               </w:rPr>
-              <w:t>Устранение нарушений</w:t>
+              <w:t>Снятие объекта НВОС с государственного учёта</w:t>
+            </w:r>
+          </w:p>
+          <w:p>
+            <w:pPr>
+              <w:jc w:val="left"/>
+            </w:pPr>
+          </w:p>
+          <w:p>
+            <w:pPr>
+              <w:jc w:val="left"/>
+            </w:pPr>
+            <w:r>
+              <w:rPr>
+                <w:b w:val="0"/>
+                <w:i w:val="0"/>
+                <w:sz w:val="22"/>
+              </w:rPr>
+              <w:t>Заявление о снятии с учёта подаётся при прекращении эксплуатации объекта (ст. 69.2 7-ФЗ); плата за НВОС и отчётность — за фактический период эксплуатации.</w:t>
             </w:r>
           </w:p>
         </w:tc>
@@ -6603,7 +7036,7 @@
                 <w:i w:val="0"/>
                 <w:sz w:val="22"/>
               </w:rPr>
-              <w:t>ОГТ, СГИ, руководители подразделений</w:t>
+              <w:t>Начальник ООТиПБ (эколог)</w:t>
             </w:r>
           </w:p>
         </w:tc>
@@ -6622,7 +7055,7 @@
                 <w:i w:val="0"/>
                 <w:sz w:val="22"/>
               </w:rPr>
-              <w:t>По плану</w:t>
+              <w:t>По факту прекращения</w:t>
             </w:r>
           </w:p>
         </w:tc>
@@ -6641,7 +7074,7 @@
                 <w:i w:val="0"/>
                 <w:sz w:val="22"/>
               </w:rPr>
-              <w:t>Нарушения устранены</w:t>
+              <w:t>Объект снят с учёта. Конец процесса</w:t>
             </w:r>
           </w:p>
         </w:tc>
@@ -6681,6 +7114,359 @@
                 <w:i w:val="0"/>
                 <w:sz w:val="22"/>
               </w:rPr>
+              <w:t>Подготовка документов, сопровождение проверки</w:t>
+            </w:r>
+            <w:r>
+              <w:rPr>
+                <w:b w:val="0"/>
+                <w:i w:val="0"/>
+                <w:sz w:val="22"/>
+              </w:rPr>
+              <w:t xml:space="preserve"> (процесс по событию А)</w:t>
+            </w:r>
+          </w:p>
+          <w:p>
+            <w:pPr>
+              <w:jc w:val="left"/>
+            </w:pPr>
+          </w:p>
+          <w:p>
+            <w:pPr>
+              <w:jc w:val="left"/>
+            </w:pPr>
+            <w:r>
+              <w:rPr>
+                <w:b w:val="0"/>
+                <w:i w:val="0"/>
+                <w:sz w:val="22"/>
+              </w:rPr>
+              <w:t>При поступлении решения о проверке или запроса контрольного (надзорного) органа эколог в день поступления уведомляет ГД, готовит документы, сопровождает проверку.</w:t>
+            </w:r>
+          </w:p>
+        </w:tc>
+        <w:tc>
+          <w:tcPr>
+            <w:tcW w:type="dxa" w:w="1474"/>
+          </w:tcPr>
+          <w:p>
+            <w:pPr>
+              <w:jc w:val="left"/>
+            </w:pPr>
+            <w:r/>
+            <w:r>
+              <w:rPr>
+                <w:b w:val="0"/>
+                <w:i w:val="0"/>
+                <w:sz w:val="22"/>
+              </w:rPr>
+              <w:t>Начальник ООТиПБ (эколог)</w:t>
+            </w:r>
+          </w:p>
+        </w:tc>
+        <w:tc>
+          <w:tcPr>
+            <w:tcW w:type="dxa" w:w="1247"/>
+          </w:tcPr>
+          <w:p>
+            <w:pPr>
+              <w:jc w:val="left"/>
+            </w:pPr>
+            <w:r/>
+            <w:r>
+              <w:rPr>
+                <w:b w:val="0"/>
+                <w:i w:val="0"/>
+                <w:sz w:val="22"/>
+              </w:rPr>
+              <w:t>В срок, указанный в запросе</w:t>
+            </w:r>
+          </w:p>
+        </w:tc>
+        <w:tc>
+          <w:tcPr>
+            <w:tcW w:type="dxa" w:w="1928"/>
+          </w:tcPr>
+          <w:p>
+            <w:pPr>
+              <w:jc w:val="left"/>
+            </w:pPr>
+            <w:r/>
+            <w:r>
+              <w:rPr>
+                <w:b w:val="0"/>
+                <w:i w:val="0"/>
+                <w:sz w:val="22"/>
+              </w:rPr>
+              <w:t>Акт проверки / ответ на запрос</w:t>
+            </w:r>
+          </w:p>
+        </w:tc>
+      </w:tr>
+      <w:tr>
+        <w:tc>
+          <w:tcPr>
+            <w:tcW w:type="dxa" w:w="567"/>
+          </w:tcPr>
+          <w:p>
+            <w:pPr>
+              <w:jc w:val="left"/>
+            </w:pPr>
+            <w:r/>
+            <w:r>
+              <w:rPr>
+                <w:b w:val="0"/>
+                <w:i w:val="0"/>
+                <w:sz w:val="22"/>
+              </w:rPr>
+              <w:t>32.</w:t>
+            </w:r>
+          </w:p>
+        </w:tc>
+        <w:tc>
+          <w:tcPr>
+            <w:tcW w:type="dxa" w:w="4876"/>
+          </w:tcPr>
+          <w:p>
+            <w:pPr>
+              <w:jc w:val="left"/>
+            </w:pPr>
+            <w:r/>
+            <w:r>
+              <w:rPr>
+                <w:b/>
+                <w:i w:val="0"/>
+                <w:sz w:val="22"/>
+              </w:rPr>
+              <w:t>Утверждение плана устранения нарушений</w:t>
+            </w:r>
+          </w:p>
+          <w:p>
+            <w:pPr>
+              <w:jc w:val="left"/>
+            </w:pPr>
+          </w:p>
+          <w:p>
+            <w:pPr>
+              <w:jc w:val="left"/>
+            </w:pPr>
+            <w:r>
+              <w:rPr>
+                <w:b w:val="0"/>
+                <w:i w:val="0"/>
+                <w:sz w:val="22"/>
+              </w:rPr>
+              <w:t>При выдаче предписания — план мероприятий с ответственными (в т.ч. руководителями подразделений) и сроками.</w:t>
+            </w:r>
+          </w:p>
+        </w:tc>
+        <w:tc>
+          <w:tcPr>
+            <w:tcW w:type="dxa" w:w="1474"/>
+          </w:tcPr>
+          <w:p>
+            <w:pPr>
+              <w:jc w:val="left"/>
+            </w:pPr>
+            <w:r/>
+            <w:r>
+              <w:rPr>
+                <w:b w:val="0"/>
+                <w:i w:val="0"/>
+                <w:sz w:val="22"/>
+              </w:rPr>
+              <w:t>Генеральный директор</w:t>
+            </w:r>
+          </w:p>
+        </w:tc>
+        <w:tc>
+          <w:tcPr>
+            <w:tcW w:type="dxa" w:w="1247"/>
+          </w:tcPr>
+          <w:p>
+            <w:pPr>
+              <w:jc w:val="left"/>
+            </w:pPr>
+            <w:r/>
+            <w:r>
+              <w:rPr>
+                <w:b w:val="0"/>
+                <w:i w:val="0"/>
+                <w:sz w:val="22"/>
+              </w:rPr>
+              <w:t>3 раб. дня</w:t>
+            </w:r>
+          </w:p>
+        </w:tc>
+        <w:tc>
+          <w:tcPr>
+            <w:tcW w:type="dxa" w:w="1928"/>
+          </w:tcPr>
+          <w:p>
+            <w:pPr>
+              <w:jc w:val="left"/>
+            </w:pPr>
+            <w:r/>
+            <w:r>
+              <w:rPr>
+                <w:b w:val="0"/>
+                <w:i w:val="0"/>
+                <w:sz w:val="22"/>
+              </w:rPr>
+              <w:t>Утверждённый план</w:t>
+            </w:r>
+          </w:p>
+        </w:tc>
+      </w:tr>
+      <w:tr>
+        <w:tc>
+          <w:tcPr>
+            <w:tcW w:type="dxa" w:w="567"/>
+          </w:tcPr>
+          <w:p>
+            <w:pPr>
+              <w:jc w:val="left"/>
+            </w:pPr>
+            <w:r/>
+            <w:r>
+              <w:rPr>
+                <w:b w:val="0"/>
+                <w:i w:val="0"/>
+                <w:sz w:val="22"/>
+              </w:rPr>
+              <w:t>33.</w:t>
+            </w:r>
+          </w:p>
+        </w:tc>
+        <w:tc>
+          <w:tcPr>
+            <w:tcW w:type="dxa" w:w="4876"/>
+          </w:tcPr>
+          <w:p>
+            <w:pPr>
+              <w:jc w:val="left"/>
+            </w:pPr>
+            <w:r/>
+            <w:r>
+              <w:rPr>
+                <w:b/>
+                <w:i w:val="0"/>
+                <w:sz w:val="22"/>
+              </w:rPr>
+              <w:t>Устранение нарушений</w:t>
+            </w:r>
+          </w:p>
+          <w:p>
+            <w:pPr>
+              <w:jc w:val="left"/>
+            </w:pPr>
+          </w:p>
+          <w:p>
+            <w:pPr>
+              <w:jc w:val="left"/>
+            </w:pPr>
+            <w:r>
+              <w:rPr>
+                <w:b w:val="0"/>
+                <w:i w:val="0"/>
+                <w:sz w:val="22"/>
+              </w:rPr>
+              <w:t>Выполнение мероприятий плана на участках; ОГТ, СГИ — в части оборудования и техпроцессов.</w:t>
+            </w:r>
+          </w:p>
+        </w:tc>
+        <w:tc>
+          <w:tcPr>
+            <w:tcW w:type="dxa" w:w="1474"/>
+          </w:tcPr>
+          <w:p>
+            <w:pPr>
+              <w:jc w:val="left"/>
+            </w:pPr>
+            <w:r/>
+            <w:r>
+              <w:rPr>
+                <w:b w:val="0"/>
+                <w:i w:val="0"/>
+                <w:sz w:val="22"/>
+              </w:rPr>
+              <w:t>Руководители подразделений; ОГТ, СГИ</w:t>
+            </w:r>
+          </w:p>
+        </w:tc>
+        <w:tc>
+          <w:tcPr>
+            <w:tcW w:type="dxa" w:w="1247"/>
+          </w:tcPr>
+          <w:p>
+            <w:pPr>
+              <w:jc w:val="left"/>
+            </w:pPr>
+            <w:r/>
+            <w:r>
+              <w:rPr>
+                <w:b w:val="0"/>
+                <w:i w:val="0"/>
+                <w:sz w:val="22"/>
+              </w:rPr>
+              <w:t>По плану</w:t>
+            </w:r>
+          </w:p>
+        </w:tc>
+        <w:tc>
+          <w:tcPr>
+            <w:tcW w:type="dxa" w:w="1928"/>
+          </w:tcPr>
+          <w:p>
+            <w:pPr>
+              <w:jc w:val="left"/>
+            </w:pPr>
+            <w:r/>
+            <w:r>
+              <w:rPr>
+                <w:b w:val="0"/>
+                <w:i w:val="0"/>
+                <w:sz w:val="22"/>
+              </w:rPr>
+              <w:t>Нарушения устранены</w:t>
+            </w:r>
+          </w:p>
+        </w:tc>
+      </w:tr>
+      <w:tr>
+        <w:tc>
+          <w:tcPr>
+            <w:tcW w:type="dxa" w:w="567"/>
+          </w:tcPr>
+          <w:p>
+            <w:pPr>
+              <w:jc w:val="left"/>
+            </w:pPr>
+            <w:r/>
+            <w:r>
+              <w:rPr>
+                <w:b w:val="0"/>
+                <w:i w:val="0"/>
+                <w:sz w:val="22"/>
+              </w:rPr>
+              <w:t>34.</w:t>
+            </w:r>
+          </w:p>
+        </w:tc>
+        <w:tc>
+          <w:tcPr>
+            <w:tcW w:type="dxa" w:w="4876"/>
+          </w:tcPr>
+          <w:p>
+            <w:pPr>
+              <w:jc w:val="left"/>
+            </w:pPr>
+            <w:r/>
+            <w:r>
+              <w:rPr>
+                <w:b/>
+                <w:i w:val="0"/>
+                <w:sz w:val="22"/>
+              </w:rPr>
               <w:t>Отчёт об исполнении предписания</w:t>
             </w:r>
           </w:p>
@@ -6699,7 +7485,7 @@
                 <w:i w:val="0"/>
                 <w:sz w:val="22"/>
               </w:rPr>
-              <w:t>Направляется в контрольный (надзорный) орган с подтверждающими документами. Если устранение потребовало изменения техпроцесса или документов — запускается этап 19 (управление изменениями).</w:t>
+              <w:t>Направляется в контрольный (надзорный) орган с подтверждающими документами. Если устранение потребовало изменения техпроцесса или документов — запускается этап 22 (управление изменениями).</w:t>
             </w:r>
           </w:p>
         </w:tc>
@@ -6756,7 +7542,473 @@
                 <w:i w:val="0"/>
                 <w:sz w:val="22"/>
               </w:rPr>
-              <w:t>Предписание исполнено. Конец процесса</w:t>
+              <w:t>Предписание исполнено</w:t>
+            </w:r>
+          </w:p>
+        </w:tc>
+      </w:tr>
+      <w:tr>
+        <w:tc>
+          <w:tcPr>
+            <w:tcW w:type="dxa" w:w="567"/>
+          </w:tcPr>
+          <w:p>
+            <w:pPr>
+              <w:jc w:val="left"/>
+            </w:pPr>
+            <w:r/>
+            <w:r>
+              <w:rPr>
+                <w:b w:val="0"/>
+                <w:i w:val="0"/>
+                <w:sz w:val="22"/>
+              </w:rPr>
+              <w:t>35.</w:t>
+            </w:r>
+          </w:p>
+        </w:tc>
+        <w:tc>
+          <w:tcPr>
+            <w:tcW w:type="dxa" w:w="4876"/>
+          </w:tcPr>
+          <w:p>
+            <w:pPr>
+              <w:jc w:val="left"/>
+            </w:pPr>
+            <w:r/>
+            <w:r>
+              <w:rPr>
+                <w:b/>
+                <w:i w:val="0"/>
+                <w:sz w:val="22"/>
+              </w:rPr>
+              <w:t>Аварийная ситуация на участке</w:t>
+            </w:r>
+            <w:r>
+              <w:rPr>
+                <w:b w:val="0"/>
+                <w:i w:val="0"/>
+                <w:sz w:val="22"/>
+              </w:rPr>
+              <w:t xml:space="preserve"> (процесс по событию Б)</w:t>
+            </w:r>
+          </w:p>
+          <w:p>
+            <w:pPr>
+              <w:jc w:val="left"/>
+            </w:pPr>
+          </w:p>
+          <w:p>
+            <w:pPr>
+              <w:jc w:val="left"/>
+            </w:pPr>
+            <w:r>
+              <w:rPr>
+                <w:b w:val="0"/>
+                <w:i w:val="0"/>
+                <w:sz w:val="22"/>
+              </w:rPr>
+              <w:t xml:space="preserve">Отказ ГОУ, разлив ЛКМ/растворителей, возгорание, иной аварийный выброс: остановка оборудования, локализация, </w:t>
+            </w:r>
+            <w:r>
+              <w:rPr>
+                <w:b/>
+                <w:i w:val="0"/>
+                <w:sz w:val="22"/>
+              </w:rPr>
+              <w:t>немедленное сообщение экологу и СГИ</w:t>
+            </w:r>
+            <w:r>
+              <w:rPr>
+                <w:b w:val="0"/>
+                <w:i w:val="0"/>
+                <w:sz w:val="22"/>
+              </w:rPr>
+              <w:t>.</w:t>
+            </w:r>
+          </w:p>
+        </w:tc>
+        <w:tc>
+          <w:tcPr>
+            <w:tcW w:type="dxa" w:w="1474"/>
+          </w:tcPr>
+          <w:p>
+            <w:pPr>
+              <w:jc w:val="left"/>
+            </w:pPr>
+            <w:r/>
+            <w:r>
+              <w:rPr>
+                <w:b w:val="0"/>
+                <w:i w:val="0"/>
+                <w:sz w:val="22"/>
+              </w:rPr>
+              <w:t>Руководители подразделений</w:t>
+            </w:r>
+          </w:p>
+        </w:tc>
+        <w:tc>
+          <w:tcPr>
+            <w:tcW w:type="dxa" w:w="1247"/>
+          </w:tcPr>
+          <w:p>
+            <w:pPr>
+              <w:jc w:val="left"/>
+            </w:pPr>
+            <w:r/>
+            <w:r>
+              <w:rPr>
+                <w:b w:val="0"/>
+                <w:i w:val="0"/>
+                <w:sz w:val="22"/>
+              </w:rPr>
+              <w:t>Немедленно</w:t>
+            </w:r>
+          </w:p>
+        </w:tc>
+        <w:tc>
+          <w:tcPr>
+            <w:tcW w:type="dxa" w:w="1928"/>
+          </w:tcPr>
+          <w:p>
+            <w:pPr>
+              <w:jc w:val="left"/>
+            </w:pPr>
+            <w:r/>
+            <w:r>
+              <w:rPr>
+                <w:b w:val="0"/>
+                <w:i w:val="0"/>
+                <w:sz w:val="22"/>
+              </w:rPr>
+              <w:t>Работы остановлены, ситуация локализована</w:t>
+            </w:r>
+          </w:p>
+        </w:tc>
+      </w:tr>
+      <w:tr>
+        <w:tc>
+          <w:tcPr>
+            <w:tcW w:type="dxa" w:w="567"/>
+          </w:tcPr>
+          <w:p>
+            <w:pPr>
+              <w:jc w:val="left"/>
+            </w:pPr>
+            <w:r/>
+            <w:r>
+              <w:rPr>
+                <w:b w:val="0"/>
+                <w:i w:val="0"/>
+                <w:sz w:val="22"/>
+              </w:rPr>
+              <w:t>36.</w:t>
+            </w:r>
+          </w:p>
+        </w:tc>
+        <w:tc>
+          <w:tcPr>
+            <w:tcW w:type="dxa" w:w="4876"/>
+          </w:tcPr>
+          <w:p>
+            <w:pPr>
+              <w:jc w:val="left"/>
+            </w:pPr>
+            <w:r/>
+            <w:r>
+              <w:rPr>
+                <w:b/>
+                <w:i w:val="0"/>
+                <w:sz w:val="22"/>
+              </w:rPr>
+              <w:t>Оценка и информирование органов</w:t>
+            </w:r>
+          </w:p>
+          <w:p>
+            <w:pPr>
+              <w:jc w:val="left"/>
+            </w:pPr>
+          </w:p>
+          <w:p>
+            <w:pPr>
+              <w:jc w:val="left"/>
+            </w:pPr>
+            <w:r>
+              <w:rPr>
+                <w:b w:val="0"/>
+                <w:i w:val="0"/>
+                <w:sz w:val="22"/>
+              </w:rPr>
+              <w:t>Оценка выброса; при аварийном выбросе, вызвавшем загрязнение атмосферного воздуха, которое угрожает или нанесло вред здоровью людей и (или) окружающей среде, — немедленная передача информации в органы Росгидромета и надзора (ст. 30 96-ФЗ). Учёт выброса при расчёте платы. Информирование ГД.</w:t>
+            </w:r>
+          </w:p>
+        </w:tc>
+        <w:tc>
+          <w:tcPr>
+            <w:tcW w:type="dxa" w:w="1474"/>
+          </w:tcPr>
+          <w:p>
+            <w:pPr>
+              <w:jc w:val="left"/>
+            </w:pPr>
+            <w:r/>
+            <w:r>
+              <w:rPr>
+                <w:b w:val="0"/>
+                <w:i w:val="0"/>
+                <w:sz w:val="22"/>
+              </w:rPr>
+              <w:t>Начальник ООТиПБ (эколог)</w:t>
+            </w:r>
+          </w:p>
+        </w:tc>
+        <w:tc>
+          <w:tcPr>
+            <w:tcW w:type="dxa" w:w="1247"/>
+          </w:tcPr>
+          <w:p>
+            <w:pPr>
+              <w:jc w:val="left"/>
+            </w:pPr>
+            <w:r/>
+            <w:r>
+              <w:rPr>
+                <w:b w:val="0"/>
+                <w:i w:val="0"/>
+                <w:sz w:val="22"/>
+              </w:rPr>
+              <w:t>Немедленно / в день события</w:t>
+            </w:r>
+          </w:p>
+        </w:tc>
+        <w:tc>
+          <w:tcPr>
+            <w:tcW w:type="dxa" w:w="1928"/>
+          </w:tcPr>
+          <w:p>
+            <w:pPr>
+              <w:jc w:val="left"/>
+            </w:pPr>
+            <w:r/>
+            <w:r>
+              <w:rPr>
+                <w:b w:val="0"/>
+                <w:i w:val="0"/>
+                <w:sz w:val="22"/>
+              </w:rPr>
+              <w:t>Сообщения в органы, расчёт выброса</w:t>
+            </w:r>
+          </w:p>
+        </w:tc>
+      </w:tr>
+      <w:tr>
+        <w:tc>
+          <w:tcPr>
+            <w:tcW w:type="dxa" w:w="567"/>
+          </w:tcPr>
+          <w:p>
+            <w:pPr>
+              <w:jc w:val="left"/>
+            </w:pPr>
+            <w:r/>
+            <w:r>
+              <w:rPr>
+                <w:b w:val="0"/>
+                <w:i w:val="0"/>
+                <w:sz w:val="22"/>
+              </w:rPr>
+              <w:t>37.</w:t>
+            </w:r>
+          </w:p>
+        </w:tc>
+        <w:tc>
+          <w:tcPr>
+            <w:tcW w:type="dxa" w:w="4876"/>
+          </w:tcPr>
+          <w:p>
+            <w:pPr>
+              <w:jc w:val="left"/>
+            </w:pPr>
+            <w:r/>
+            <w:r>
+              <w:rPr>
+                <w:b/>
+                <w:i w:val="0"/>
+                <w:sz w:val="22"/>
+              </w:rPr>
+              <w:t>Ремонт ГОУ, ликвидация последствий</w:t>
+            </w:r>
+          </w:p>
+        </w:tc>
+        <w:tc>
+          <w:tcPr>
+            <w:tcW w:type="dxa" w:w="1474"/>
+          </w:tcPr>
+          <w:p>
+            <w:pPr>
+              <w:jc w:val="left"/>
+            </w:pPr>
+            <w:r/>
+            <w:r>
+              <w:rPr>
+                <w:b w:val="0"/>
+                <w:i w:val="0"/>
+                <w:sz w:val="22"/>
+              </w:rPr>
+              <w:t>ОГТ, СГИ</w:t>
+            </w:r>
+          </w:p>
+        </w:tc>
+        <w:tc>
+          <w:tcPr>
+            <w:tcW w:type="dxa" w:w="1247"/>
+          </w:tcPr>
+          <w:p>
+            <w:pPr>
+              <w:jc w:val="left"/>
+            </w:pPr>
+            <w:r/>
+            <w:r>
+              <w:rPr>
+                <w:b w:val="0"/>
+                <w:i w:val="0"/>
+                <w:sz w:val="22"/>
+              </w:rPr>
+              <w:t>По факту</w:t>
+            </w:r>
+          </w:p>
+        </w:tc>
+        <w:tc>
+          <w:tcPr>
+            <w:tcW w:type="dxa" w:w="1928"/>
+          </w:tcPr>
+          <w:p>
+            <w:pPr>
+              <w:jc w:val="left"/>
+            </w:pPr>
+            <w:r/>
+            <w:r>
+              <w:rPr>
+                <w:b w:val="0"/>
+                <w:i w:val="0"/>
+                <w:sz w:val="22"/>
+              </w:rPr>
+              <w:t>Оборудование восстановлено</w:t>
+            </w:r>
+          </w:p>
+        </w:tc>
+      </w:tr>
+      <w:tr>
+        <w:tc>
+          <w:tcPr>
+            <w:tcW w:type="dxa" w:w="567"/>
+          </w:tcPr>
+          <w:p>
+            <w:pPr>
+              <w:jc w:val="left"/>
+            </w:pPr>
+            <w:r/>
+            <w:r>
+              <w:rPr>
+                <w:b w:val="0"/>
+                <w:i w:val="0"/>
+                <w:sz w:val="22"/>
+              </w:rPr>
+              <w:t>38.</w:t>
+            </w:r>
+          </w:p>
+        </w:tc>
+        <w:tc>
+          <w:tcPr>
+            <w:tcW w:type="dxa" w:w="4876"/>
+          </w:tcPr>
+          <w:p>
+            <w:pPr>
+              <w:jc w:val="left"/>
+            </w:pPr>
+            <w:r/>
+            <w:r>
+              <w:rPr>
+                <w:b/>
+                <w:i w:val="0"/>
+                <w:sz w:val="22"/>
+              </w:rPr>
+              <w:t>Расследование причин и корректирующие меры</w:t>
+            </w:r>
+          </w:p>
+          <w:p>
+            <w:pPr>
+              <w:jc w:val="left"/>
+            </w:pPr>
+          </w:p>
+          <w:p>
+            <w:pPr>
+              <w:jc w:val="left"/>
+            </w:pPr>
+            <w:r>
+              <w:rPr>
+                <w:b w:val="0"/>
+                <w:i w:val="0"/>
+                <w:sz w:val="22"/>
+              </w:rPr>
+              <w:t>Акт с причинами и виновными лицами, корректирующие меры (в т.ч. дисциплинарные), при необходимости — этап 22.</w:t>
+            </w:r>
+          </w:p>
+        </w:tc>
+        <w:tc>
+          <w:tcPr>
+            <w:tcW w:type="dxa" w:w="1474"/>
+          </w:tcPr>
+          <w:p>
+            <w:pPr>
+              <w:jc w:val="left"/>
+            </w:pPr>
+            <w:r/>
+            <w:r>
+              <w:rPr>
+                <w:b w:val="0"/>
+                <w:i w:val="0"/>
+                <w:sz w:val="22"/>
+              </w:rPr>
+              <w:t>Начальник ООТиПБ (эколог) с участием руководителя подразделения</w:t>
+            </w:r>
+          </w:p>
+        </w:tc>
+        <w:tc>
+          <w:tcPr>
+            <w:tcW w:type="dxa" w:w="1247"/>
+          </w:tcPr>
+          <w:p>
+            <w:pPr>
+              <w:jc w:val="left"/>
+            </w:pPr>
+            <w:r/>
+            <w:r>
+              <w:rPr>
+                <w:b w:val="0"/>
+                <w:i w:val="0"/>
+                <w:sz w:val="22"/>
+              </w:rPr>
+              <w:t>10 раб. дней</w:t>
+            </w:r>
+          </w:p>
+        </w:tc>
+        <w:tc>
+          <w:tcPr>
+            <w:tcW w:type="dxa" w:w="1928"/>
+          </w:tcPr>
+          <w:p>
+            <w:pPr>
+              <w:jc w:val="left"/>
+            </w:pPr>
+            <w:r/>
+            <w:r>
+              <w:rPr>
+                <w:b w:val="0"/>
+                <w:i w:val="0"/>
+                <w:sz w:val="22"/>
+              </w:rPr>
+              <w:t>Акт расследования, корректирующие меры</w:t>
             </w:r>
           </w:p>
         </w:tc>
@@ -9322,7 +10574,7 @@
                 <w:i w:val="0"/>
                 <w:sz w:val="22"/>
               </w:rPr>
-              <w:t>9</w:t>
+              <w:t>10</w:t>
             </w:r>
           </w:p>
         </w:tc>
@@ -9400,7 +10652,7 @@
                 <w:i w:val="0"/>
                 <w:sz w:val="22"/>
               </w:rPr>
-              <w:t>13</w:t>
+              <w:t>15</w:t>
             </w:r>
           </w:p>
         </w:tc>
@@ -9478,7 +10730,7 @@
                 <w:i w:val="0"/>
                 <w:sz w:val="22"/>
               </w:rPr>
-              <w:t>13</w:t>
+              <w:t>15</w:t>
             </w:r>
           </w:p>
         </w:tc>
@@ -9556,7 +10808,7 @@
                 <w:i w:val="0"/>
                 <w:sz w:val="22"/>
               </w:rPr>
-              <w:t>15</w:t>
+              <w:t>17</w:t>
             </w:r>
           </w:p>
         </w:tc>
@@ -9634,7 +10886,7 @@
                 <w:i w:val="0"/>
                 <w:sz w:val="22"/>
               </w:rPr>
-              <w:t>23</w:t>
+              <w:t>26</w:t>
             </w:r>
           </w:p>
         </w:tc>
@@ -9712,7 +10964,7 @@
                 <w:i w:val="0"/>
                 <w:sz w:val="22"/>
               </w:rPr>
-              <w:t>25, 26</w:t>
+              <w:t>28, 29</w:t>
             </w:r>
           </w:p>
         </w:tc>
@@ -9790,7 +11042,85 @@
                 <w:i w:val="0"/>
                 <w:sz w:val="22"/>
               </w:rPr>
-              <w:t>29</w:t>
+              <w:t>32</w:t>
+            </w:r>
+          </w:p>
+        </w:tc>
+        <w:tc>
+          <w:tcPr>
+            <w:tcW w:type="dxa" w:w="2381"/>
+          </w:tcPr>
+          <w:p>
+            <w:pPr>
+              <w:jc w:val="left"/>
+            </w:pPr>
+            <w:r/>
+            <w:r>
+              <w:rPr>
+                <w:b w:val="0"/>
+                <w:i w:val="0"/>
+                <w:sz w:val="22"/>
+              </w:rPr>
+              <w:t>По событию</w:t>
+            </w:r>
+          </w:p>
+        </w:tc>
+      </w:tr>
+      <w:tr>
+        <w:tc>
+          <w:tcPr>
+            <w:tcW w:type="dxa" w:w="567"/>
+          </w:tcPr>
+          <w:p>
+            <w:pPr>
+              <w:jc w:val="left"/>
+            </w:pPr>
+            <w:r/>
+            <w:r>
+              <w:rPr>
+                <w:b w:val="0"/>
+                <w:i w:val="0"/>
+                <w:sz w:val="22"/>
+              </w:rPr>
+              <w:t>10</w:t>
+            </w:r>
+          </w:p>
+        </w:tc>
+        <w:tc>
+          <w:tcPr>
+            <w:tcW w:type="dxa" w:w="5669"/>
+          </w:tcPr>
+          <w:p>
+            <w:pPr>
+              <w:jc w:val="left"/>
+            </w:pPr>
+            <w:r/>
+            <w:r>
+              <w:rPr>
+                <w:b w:val="0"/>
+                <w:i w:val="0"/>
+                <w:sz w:val="22"/>
+              </w:rPr>
+              <w:t>Меры по итогам расследования аварийной ситуации (в т.ч. дисциплинарные)</w:t>
+            </w:r>
+          </w:p>
+        </w:tc>
+        <w:tc>
+          <w:tcPr>
+            <w:tcW w:type="dxa" w:w="1020"/>
+          </w:tcPr>
+          <w:p>
+            <w:pPr>
+              <w:jc w:val="left"/>
+            </w:pPr>
+            <w:r/>
+            <w:r>
+              <w:rPr>
+                <w:b w:val="0"/>
+                <w:i w:val="0"/>
+                <w:sz w:val="22"/>
+              </w:rPr>
+              <w:t>38</w:t>
             </w:r>
           </w:p>
         </w:tc>
@@ -9841,6 +11171,4603 @@
         <w:t>«____» _______________ 2026 г.</w:t>
       </w:r>
     </w:p>
+    <w:p>
+      <w:r>
+        <w:br w:type="page"/>
+      </w:r>
+    </w:p>
+    <w:p>
+      <w:pPr>
+        <w:spacing w:after="0" w:before="0"/>
+        <w:jc w:val="right"/>
+      </w:pPr>
+      <w:r>
+        <w:rPr>
+          <w:b w:val="0"/>
+          <w:i w:val="0"/>
+        </w:rPr>
+        <w:t>Приложение 4</w:t>
+      </w:r>
+    </w:p>
+    <w:p>
+      <w:pPr>
+        <w:spacing w:after="80" w:before="0"/>
+        <w:jc w:val="center"/>
+      </w:pPr>
+      <w:r>
+        <w:rPr>
+          <w:b/>
+          <w:i w:val="0"/>
+        </w:rPr>
+        <w:t>Матрица ответственности по этапам процесса</w:t>
+      </w:r>
+    </w:p>
+    <w:p>
+      <w:pPr>
+        <w:spacing w:after="120" w:before="0"/>
+        <w:jc w:val="center"/>
+      </w:pPr>
+      <w:r>
+        <w:rPr>
+          <w:b w:val="0"/>
+          <w:i w:val="0"/>
+          <w:sz w:val="24"/>
+        </w:rPr>
+        <w:t>Р — исполняет; У — утверждает / отвечает за результат; С — участвует, предоставляет данные; И — информируется.</w:t>
+      </w:r>
+    </w:p>
+    <w:tbl>
+      <w:tblPr>
+        <w:tblW w:type="auto" w:w="0"/>
+        <w:jc w:val="center"/>
+        <w:tblLayout w:type="fixed"/>
+        <w:tblLook w:firstColumn="1" w:firstRow="1" w:lastColumn="0" w:lastRow="0" w:noHBand="0" w:noVBand="1" w:val="04A0"/>
+        <w:tblBorders>
+          <w:top w:val="single" w:sz="4" w:space="0" w:color="auto"/>
+          <w:left w:val="single" w:sz="4" w:space="0" w:color="auto"/>
+          <w:bottom w:val="single" w:sz="4" w:space="0" w:color="auto"/>
+          <w:right w:val="single" w:sz="4" w:space="0" w:color="auto"/>
+          <w:insideH w:val="single" w:sz="4" w:space="0" w:color="auto"/>
+          <w:insideV w:val="single" w:sz="4" w:space="0" w:color="auto"/>
+        </w:tblBorders>
+        <w:tblLayout w:type="fixed"/>
+      </w:tblPr>
+      <w:tblGrid>
+        <w:gridCol w:w="907"/>
+        <w:gridCol w:w="1361"/>
+        <w:gridCol w:w="1587"/>
+        <w:gridCol w:w="1474"/>
+        <w:gridCol w:w="2268"/>
+        <w:gridCol w:w="2041"/>
+      </w:tblGrid>
+      <w:tr>
+        <w:trPr>
+          <w:tblHeader w:val="true"/>
+        </w:trPr>
+        <w:tc>
+          <w:tcPr>
+            <w:tcW w:type="dxa" w:w="907"/>
+            <w:shd w:val="clear" w:color="auto" w:fill="D9D9D9"/>
+          </w:tcPr>
+          <w:p>
+            <w:pPr>
+              <w:jc w:val="center"/>
+            </w:pPr>
+            <w:r/>
+            <w:r>
+              <w:rPr>
+                <w:b/>
+                <w:sz w:val="20"/>
+              </w:rPr>
+              <w:t>Этап</w:t>
+            </w:r>
+          </w:p>
+        </w:tc>
+        <w:tc>
+          <w:tcPr>
+            <w:tcW w:type="dxa" w:w="1361"/>
+            <w:shd w:val="clear" w:color="auto" w:fill="D9D9D9"/>
+          </w:tcPr>
+          <w:p>
+            <w:pPr>
+              <w:jc w:val="center"/>
+            </w:pPr>
+            <w:r/>
+            <w:r>
+              <w:rPr>
+                <w:b/>
+                <w:sz w:val="20"/>
+              </w:rPr>
+              <w:t>ГД</w:t>
+            </w:r>
+          </w:p>
+        </w:tc>
+        <w:tc>
+          <w:tcPr>
+            <w:tcW w:type="dxa" w:w="1587"/>
+            <w:shd w:val="clear" w:color="auto" w:fill="D9D9D9"/>
+          </w:tcPr>
+          <w:p>
+            <w:pPr>
+              <w:jc w:val="center"/>
+            </w:pPr>
+            <w:r/>
+            <w:r>
+              <w:rPr>
+                <w:b/>
+                <w:sz w:val="20"/>
+              </w:rPr>
+              <w:t>Эколог</w:t>
+            </w:r>
+          </w:p>
+        </w:tc>
+        <w:tc>
+          <w:tcPr>
+            <w:tcW w:type="dxa" w:w="1474"/>
+            <w:shd w:val="clear" w:color="auto" w:fill="D9D9D9"/>
+          </w:tcPr>
+          <w:p>
+            <w:pPr>
+              <w:jc w:val="center"/>
+            </w:pPr>
+            <w:r/>
+            <w:r>
+              <w:rPr>
+                <w:b/>
+                <w:sz w:val="20"/>
+              </w:rPr>
+              <w:t>ОГТ, СГИ</w:t>
+            </w:r>
+          </w:p>
+        </w:tc>
+        <w:tc>
+          <w:tcPr>
+            <w:tcW w:type="dxa" w:w="2268"/>
+            <w:shd w:val="clear" w:color="auto" w:fill="D9D9D9"/>
+          </w:tcPr>
+          <w:p>
+            <w:pPr>
+              <w:jc w:val="center"/>
+            </w:pPr>
+            <w:r/>
+            <w:r>
+              <w:rPr>
+                <w:b/>
+                <w:sz w:val="20"/>
+              </w:rPr>
+              <w:t>Руководители подразделений</w:t>
+            </w:r>
+          </w:p>
+        </w:tc>
+        <w:tc>
+          <w:tcPr>
+            <w:tcW w:type="dxa" w:w="2041"/>
+            <w:shd w:val="clear" w:color="auto" w:fill="D9D9D9"/>
+          </w:tcPr>
+          <w:p>
+            <w:pPr>
+              <w:jc w:val="center"/>
+            </w:pPr>
+            <w:r/>
+            <w:r>
+              <w:rPr>
+                <w:b/>
+                <w:sz w:val="20"/>
+              </w:rPr>
+              <w:t>ОУП, закупки, бухгалтерия</w:t>
+            </w:r>
+          </w:p>
+        </w:tc>
+      </w:tr>
+      <w:tr>
+        <w:tc>
+          <w:tcPr>
+            <w:tcW w:type="dxa" w:w="907"/>
+          </w:tcPr>
+          <w:p>
+            <w:pPr>
+              <w:jc w:val="center"/>
+            </w:pPr>
+            <w:r/>
+            <w:r>
+              <w:rPr>
+                <w:b w:val="0"/>
+                <w:i w:val="0"/>
+                <w:sz w:val="20"/>
+              </w:rPr>
+              <w:t>1</w:t>
+            </w:r>
+          </w:p>
+        </w:tc>
+        <w:tc>
+          <w:tcPr>
+            <w:tcW w:type="dxa" w:w="1361"/>
+          </w:tcPr>
+          <w:p>
+            <w:pPr>
+              <w:jc w:val="center"/>
+            </w:pPr>
+            <w:r/>
+            <w:r>
+              <w:rPr>
+                <w:b w:val="0"/>
+                <w:i w:val="0"/>
+                <w:sz w:val="20"/>
+              </w:rPr>
+              <w:t>У</w:t>
+            </w:r>
+          </w:p>
+        </w:tc>
+        <w:tc>
+          <w:tcPr>
+            <w:tcW w:type="dxa" w:w="1587"/>
+          </w:tcPr>
+          <w:p>
+            <w:pPr>
+              <w:jc w:val="center"/>
+            </w:pPr>
+            <w:r/>
+            <w:r>
+              <w:rPr>
+                <w:b w:val="0"/>
+                <w:i w:val="0"/>
+                <w:sz w:val="20"/>
+              </w:rPr>
+              <w:t>Р</w:t>
+            </w:r>
+          </w:p>
+        </w:tc>
+        <w:tc>
+          <w:tcPr>
+            <w:tcW w:type="dxa" w:w="1474"/>
+          </w:tcPr>
+          <w:p>
+            <w:pPr>
+              <w:jc w:val="center"/>
+            </w:pPr>
+            <w:r/>
+            <w:r>
+              <w:rPr>
+                <w:b w:val="0"/>
+                <w:i w:val="0"/>
+                <w:sz w:val="20"/>
+              </w:rPr>
+              <w:t>С</w:t>
+            </w:r>
+          </w:p>
+        </w:tc>
+        <w:tc>
+          <w:tcPr>
+            <w:tcW w:type="dxa" w:w="2268"/>
+          </w:tcPr>
+          <w:p>
+            <w:pPr>
+              <w:jc w:val="center"/>
+            </w:pPr>
+            <w:r/>
+            <w:r>
+              <w:rPr>
+                <w:b w:val="0"/>
+                <w:i w:val="0"/>
+                <w:sz w:val="20"/>
+              </w:rPr>
+              <w:t>И</w:t>
+            </w:r>
+          </w:p>
+        </w:tc>
+        <w:tc>
+          <w:tcPr>
+            <w:tcW w:type="dxa" w:w="2041"/>
+          </w:tcPr>
+          <w:p>
+            <w:pPr>
+              <w:jc w:val="center"/>
+            </w:pPr>
+            <w:r/>
+            <w:r>
+              <w:rPr>
+                <w:b w:val="0"/>
+                <w:i w:val="0"/>
+                <w:sz w:val="20"/>
+              </w:rPr>
+              <w:t>С</w:t>
+            </w:r>
+          </w:p>
+        </w:tc>
+      </w:tr>
+      <w:tr>
+        <w:tc>
+          <w:tcPr>
+            <w:tcW w:type="dxa" w:w="907"/>
+          </w:tcPr>
+          <w:p>
+            <w:pPr>
+              <w:jc w:val="center"/>
+            </w:pPr>
+            <w:r/>
+            <w:r>
+              <w:rPr>
+                <w:b w:val="0"/>
+                <w:i w:val="0"/>
+                <w:sz w:val="20"/>
+              </w:rPr>
+              <w:t>2</w:t>
+            </w:r>
+          </w:p>
+        </w:tc>
+        <w:tc>
+          <w:tcPr>
+            <w:tcW w:type="dxa" w:w="1361"/>
+          </w:tcPr>
+          <w:p>
+            <w:pPr>
+              <w:jc w:val="center"/>
+            </w:pPr>
+            <w:r/>
+            <w:r>
+              <w:rPr>
+                <w:b w:val="0"/>
+                <w:i w:val="0"/>
+                <w:sz w:val="20"/>
+              </w:rPr>
+              <w:t>У</w:t>
+            </w:r>
+          </w:p>
+        </w:tc>
+        <w:tc>
+          <w:tcPr>
+            <w:tcW w:type="dxa" w:w="1587"/>
+          </w:tcPr>
+          <w:p>
+            <w:pPr>
+              <w:jc w:val="center"/>
+            </w:pPr>
+            <w:r/>
+            <w:r>
+              <w:rPr>
+                <w:b w:val="0"/>
+                <w:i w:val="0"/>
+                <w:sz w:val="20"/>
+              </w:rPr>
+              <w:t>И</w:t>
+            </w:r>
+          </w:p>
+        </w:tc>
+        <w:tc>
+          <w:tcPr>
+            <w:tcW w:type="dxa" w:w="1474"/>
+          </w:tcPr>
+          <w:p>
+            <w:pPr>
+              <w:jc w:val="center"/>
+            </w:pPr>
+            <w:r/>
+            <w:r>
+              <w:rPr>
+                <w:b w:val="0"/>
+                <w:i w:val="0"/>
+                <w:sz w:val="20"/>
+              </w:rPr>
+              <w:t>И</w:t>
+            </w:r>
+          </w:p>
+        </w:tc>
+        <w:tc>
+          <w:tcPr>
+            <w:tcW w:type="dxa" w:w="2268"/>
+          </w:tcPr>
+          <w:p>
+            <w:pPr>
+              <w:jc w:val="center"/>
+            </w:pPr>
+            <w:r/>
+            <w:r>
+              <w:rPr>
+                <w:b w:val="0"/>
+                <w:i w:val="0"/>
+                <w:sz w:val="20"/>
+              </w:rPr>
+              <w:t>И</w:t>
+            </w:r>
+          </w:p>
+        </w:tc>
+        <w:tc>
+          <w:tcPr>
+            <w:tcW w:type="dxa" w:w="2041"/>
+          </w:tcPr>
+          <w:p>
+            <w:pPr>
+              <w:jc w:val="center"/>
+            </w:pPr>
+            <w:r/>
+            <w:r>
+              <w:rPr>
+                <w:b w:val="0"/>
+                <w:i w:val="0"/>
+                <w:sz w:val="20"/>
+              </w:rPr>
+              <w:t>И</w:t>
+            </w:r>
+          </w:p>
+        </w:tc>
+      </w:tr>
+      <w:tr>
+        <w:tc>
+          <w:tcPr>
+            <w:tcW w:type="dxa" w:w="907"/>
+          </w:tcPr>
+          <w:p>
+            <w:pPr>
+              <w:jc w:val="center"/>
+            </w:pPr>
+            <w:r/>
+            <w:r>
+              <w:rPr>
+                <w:b w:val="0"/>
+                <w:i w:val="0"/>
+                <w:sz w:val="20"/>
+              </w:rPr>
+              <w:t>3</w:t>
+            </w:r>
+          </w:p>
+        </w:tc>
+        <w:tc>
+          <w:tcPr>
+            <w:tcW w:type="dxa" w:w="1361"/>
+          </w:tcPr>
+          <w:p>
+            <w:pPr>
+              <w:jc w:val="center"/>
+            </w:pPr>
+            <w:r/>
+            <w:r>
+              <w:rPr>
+                <w:b w:val="0"/>
+                <w:i w:val="0"/>
+                <w:sz w:val="20"/>
+              </w:rPr>
+              <w:t>И</w:t>
+            </w:r>
+          </w:p>
+        </w:tc>
+        <w:tc>
+          <w:tcPr>
+            <w:tcW w:type="dxa" w:w="1587"/>
+          </w:tcPr>
+          <w:p>
+            <w:pPr>
+              <w:jc w:val="center"/>
+            </w:pPr>
+            <w:r/>
+            <w:r>
+              <w:rPr>
+                <w:b w:val="0"/>
+                <w:i w:val="0"/>
+                <w:sz w:val="20"/>
+              </w:rPr>
+              <w:t>С</w:t>
+            </w:r>
+          </w:p>
+        </w:tc>
+        <w:tc>
+          <w:tcPr>
+            <w:tcW w:type="dxa" w:w="1474"/>
+          </w:tcPr>
+          <w:p>
+            <w:pPr>
+              <w:jc w:val="center"/>
+            </w:pPr>
+            <w:r/>
+            <w:r>
+              <w:rPr>
+                <w:b w:val="0"/>
+                <w:i w:val="0"/>
+                <w:sz w:val="20"/>
+              </w:rPr>
+              <w:t>И</w:t>
+            </w:r>
+          </w:p>
+        </w:tc>
+        <w:tc>
+          <w:tcPr>
+            <w:tcW w:type="dxa" w:w="2268"/>
+          </w:tcPr>
+          <w:p>
+            <w:pPr>
+              <w:jc w:val="center"/>
+            </w:pPr>
+            <w:r/>
+            <w:r>
+              <w:rPr>
+                <w:b w:val="0"/>
+                <w:i w:val="0"/>
+                <w:sz w:val="20"/>
+              </w:rPr>
+              <w:t>С</w:t>
+            </w:r>
+          </w:p>
+        </w:tc>
+        <w:tc>
+          <w:tcPr>
+            <w:tcW w:type="dxa" w:w="2041"/>
+          </w:tcPr>
+          <w:p>
+            <w:pPr>
+              <w:jc w:val="center"/>
+            </w:pPr>
+            <w:r/>
+            <w:r>
+              <w:rPr>
+                <w:b w:val="0"/>
+                <w:i w:val="0"/>
+                <w:sz w:val="20"/>
+              </w:rPr>
+              <w:t>Р</w:t>
+            </w:r>
+          </w:p>
+        </w:tc>
+      </w:tr>
+      <w:tr>
+        <w:tc>
+          <w:tcPr>
+            <w:tcW w:type="dxa" w:w="907"/>
+          </w:tcPr>
+          <w:p>
+            <w:pPr>
+              <w:jc w:val="center"/>
+            </w:pPr>
+            <w:r/>
+            <w:r>
+              <w:rPr>
+                <w:b w:val="0"/>
+                <w:i w:val="0"/>
+                <w:sz w:val="20"/>
+              </w:rPr>
+              <w:t>4</w:t>
+            </w:r>
+          </w:p>
+        </w:tc>
+        <w:tc>
+          <w:tcPr>
+            <w:tcW w:type="dxa" w:w="1361"/>
+          </w:tcPr>
+          <w:p>
+            <w:pPr>
+              <w:jc w:val="center"/>
+            </w:pPr>
+            <w:r/>
+            <w:r>
+              <w:rPr>
+                <w:b w:val="0"/>
+                <w:i w:val="0"/>
+                <w:sz w:val="20"/>
+              </w:rPr>
+              <w:t>–</w:t>
+            </w:r>
+          </w:p>
+        </w:tc>
+        <w:tc>
+          <w:tcPr>
+            <w:tcW w:type="dxa" w:w="1587"/>
+          </w:tcPr>
+          <w:p>
+            <w:pPr>
+              <w:jc w:val="center"/>
+            </w:pPr>
+            <w:r/>
+            <w:r>
+              <w:rPr>
+                <w:b w:val="0"/>
+                <w:i w:val="0"/>
+                <w:sz w:val="20"/>
+              </w:rPr>
+              <w:t>У</w:t>
+            </w:r>
+          </w:p>
+        </w:tc>
+        <w:tc>
+          <w:tcPr>
+            <w:tcW w:type="dxa" w:w="1474"/>
+          </w:tcPr>
+          <w:p>
+            <w:pPr>
+              <w:jc w:val="center"/>
+            </w:pPr>
+            <w:r/>
+            <w:r>
+              <w:rPr>
+                <w:b w:val="0"/>
+                <w:i w:val="0"/>
+                <w:sz w:val="20"/>
+              </w:rPr>
+              <w:t>Р</w:t>
+            </w:r>
+          </w:p>
+        </w:tc>
+        <w:tc>
+          <w:tcPr>
+            <w:tcW w:type="dxa" w:w="2268"/>
+          </w:tcPr>
+          <w:p>
+            <w:pPr>
+              <w:jc w:val="center"/>
+            </w:pPr>
+            <w:r/>
+            <w:r>
+              <w:rPr>
+                <w:b w:val="0"/>
+                <w:i w:val="0"/>
+                <w:sz w:val="20"/>
+              </w:rPr>
+              <w:t>С</w:t>
+            </w:r>
+          </w:p>
+        </w:tc>
+        <w:tc>
+          <w:tcPr>
+            <w:tcW w:type="dxa" w:w="2041"/>
+          </w:tcPr>
+          <w:p>
+            <w:pPr>
+              <w:jc w:val="center"/>
+            </w:pPr>
+            <w:r/>
+            <w:r>
+              <w:rPr>
+                <w:b w:val="0"/>
+                <w:i w:val="0"/>
+                <w:sz w:val="20"/>
+              </w:rPr>
+              <w:t>–</w:t>
+            </w:r>
+          </w:p>
+        </w:tc>
+      </w:tr>
+      <w:tr>
+        <w:tc>
+          <w:tcPr>
+            <w:tcW w:type="dxa" w:w="907"/>
+          </w:tcPr>
+          <w:p>
+            <w:pPr>
+              <w:jc w:val="center"/>
+            </w:pPr>
+            <w:r/>
+            <w:r>
+              <w:rPr>
+                <w:b w:val="0"/>
+                <w:i w:val="0"/>
+                <w:sz w:val="20"/>
+              </w:rPr>
+              <w:t>5</w:t>
+            </w:r>
+          </w:p>
+        </w:tc>
+        <w:tc>
+          <w:tcPr>
+            <w:tcW w:type="dxa" w:w="1361"/>
+          </w:tcPr>
+          <w:p>
+            <w:pPr>
+              <w:jc w:val="center"/>
+            </w:pPr>
+            <w:r/>
+            <w:r>
+              <w:rPr>
+                <w:b w:val="0"/>
+                <w:i w:val="0"/>
+                <w:sz w:val="20"/>
+              </w:rPr>
+              <w:t>–</w:t>
+            </w:r>
+          </w:p>
+        </w:tc>
+        <w:tc>
+          <w:tcPr>
+            <w:tcW w:type="dxa" w:w="1587"/>
+          </w:tcPr>
+          <w:p>
+            <w:pPr>
+              <w:jc w:val="center"/>
+            </w:pPr>
+            <w:r/>
+            <w:r>
+              <w:rPr>
+                <w:b w:val="0"/>
+                <w:i w:val="0"/>
+                <w:sz w:val="20"/>
+              </w:rPr>
+              <w:t>У</w:t>
+            </w:r>
+          </w:p>
+        </w:tc>
+        <w:tc>
+          <w:tcPr>
+            <w:tcW w:type="dxa" w:w="1474"/>
+          </w:tcPr>
+          <w:p>
+            <w:pPr>
+              <w:jc w:val="center"/>
+            </w:pPr>
+            <w:r/>
+            <w:r>
+              <w:rPr>
+                <w:b w:val="0"/>
+                <w:i w:val="0"/>
+                <w:sz w:val="20"/>
+              </w:rPr>
+              <w:t>С</w:t>
+            </w:r>
+          </w:p>
+        </w:tc>
+        <w:tc>
+          <w:tcPr>
+            <w:tcW w:type="dxa" w:w="2268"/>
+          </w:tcPr>
+          <w:p>
+            <w:pPr>
+              <w:jc w:val="center"/>
+            </w:pPr>
+            <w:r/>
+            <w:r>
+              <w:rPr>
+                <w:b w:val="0"/>
+                <w:i w:val="0"/>
+                <w:sz w:val="20"/>
+              </w:rPr>
+              <w:t>Р</w:t>
+            </w:r>
+          </w:p>
+        </w:tc>
+        <w:tc>
+          <w:tcPr>
+            <w:tcW w:type="dxa" w:w="2041"/>
+          </w:tcPr>
+          <w:p>
+            <w:pPr>
+              <w:jc w:val="center"/>
+            </w:pPr>
+            <w:r/>
+            <w:r>
+              <w:rPr>
+                <w:b w:val="0"/>
+                <w:i w:val="0"/>
+                <w:sz w:val="20"/>
+              </w:rPr>
+              <w:t>–</w:t>
+            </w:r>
+          </w:p>
+        </w:tc>
+      </w:tr>
+      <w:tr>
+        <w:tc>
+          <w:tcPr>
+            <w:tcW w:type="dxa" w:w="907"/>
+          </w:tcPr>
+          <w:p>
+            <w:pPr>
+              <w:jc w:val="center"/>
+            </w:pPr>
+            <w:r/>
+            <w:r>
+              <w:rPr>
+                <w:b w:val="0"/>
+                <w:i w:val="0"/>
+                <w:sz w:val="20"/>
+              </w:rPr>
+              <w:t>6</w:t>
+            </w:r>
+          </w:p>
+        </w:tc>
+        <w:tc>
+          <w:tcPr>
+            <w:tcW w:type="dxa" w:w="1361"/>
+          </w:tcPr>
+          <w:p>
+            <w:pPr>
+              <w:jc w:val="center"/>
+            </w:pPr>
+            <w:r/>
+            <w:r>
+              <w:rPr>
+                <w:b w:val="0"/>
+                <w:i w:val="0"/>
+                <w:sz w:val="20"/>
+              </w:rPr>
+              <w:t>–</w:t>
+            </w:r>
+          </w:p>
+        </w:tc>
+        <w:tc>
+          <w:tcPr>
+            <w:tcW w:type="dxa" w:w="1587"/>
+          </w:tcPr>
+          <w:p>
+            <w:pPr>
+              <w:jc w:val="center"/>
+            </w:pPr>
+            <w:r/>
+            <w:r>
+              <w:rPr>
+                <w:b w:val="0"/>
+                <w:i w:val="0"/>
+                <w:sz w:val="20"/>
+              </w:rPr>
+              <w:t>Р, У</w:t>
+            </w:r>
+          </w:p>
+        </w:tc>
+        <w:tc>
+          <w:tcPr>
+            <w:tcW w:type="dxa" w:w="1474"/>
+          </w:tcPr>
+          <w:p>
+            <w:pPr>
+              <w:jc w:val="center"/>
+            </w:pPr>
+            <w:r/>
+            <w:r>
+              <w:rPr>
+                <w:b w:val="0"/>
+                <w:i w:val="0"/>
+                <w:sz w:val="20"/>
+              </w:rPr>
+              <w:t>С</w:t>
+            </w:r>
+          </w:p>
+        </w:tc>
+        <w:tc>
+          <w:tcPr>
+            <w:tcW w:type="dxa" w:w="2268"/>
+          </w:tcPr>
+          <w:p>
+            <w:pPr>
+              <w:jc w:val="center"/>
+            </w:pPr>
+            <w:r/>
+            <w:r>
+              <w:rPr>
+                <w:b w:val="0"/>
+                <w:i w:val="0"/>
+                <w:sz w:val="20"/>
+              </w:rPr>
+              <w:t>С</w:t>
+            </w:r>
+          </w:p>
+        </w:tc>
+        <w:tc>
+          <w:tcPr>
+            <w:tcW w:type="dxa" w:w="2041"/>
+          </w:tcPr>
+          <w:p>
+            <w:pPr>
+              <w:jc w:val="center"/>
+            </w:pPr>
+            <w:r/>
+            <w:r>
+              <w:rPr>
+                <w:b w:val="0"/>
+                <w:i w:val="0"/>
+                <w:sz w:val="20"/>
+              </w:rPr>
+              <w:t>–</w:t>
+            </w:r>
+          </w:p>
+        </w:tc>
+      </w:tr>
+      <w:tr>
+        <w:tc>
+          <w:tcPr>
+            <w:tcW w:type="dxa" w:w="907"/>
+          </w:tcPr>
+          <w:p>
+            <w:pPr>
+              <w:jc w:val="center"/>
+            </w:pPr>
+            <w:r/>
+            <w:r>
+              <w:rPr>
+                <w:b w:val="0"/>
+                <w:i w:val="0"/>
+                <w:sz w:val="20"/>
+              </w:rPr>
+              <w:t>7</w:t>
+            </w:r>
+          </w:p>
+        </w:tc>
+        <w:tc>
+          <w:tcPr>
+            <w:tcW w:type="dxa" w:w="1361"/>
+          </w:tcPr>
+          <w:p>
+            <w:pPr>
+              <w:jc w:val="center"/>
+            </w:pPr>
+            <w:r/>
+            <w:r>
+              <w:rPr>
+                <w:b w:val="0"/>
+                <w:i w:val="0"/>
+                <w:sz w:val="20"/>
+              </w:rPr>
+              <w:t>И</w:t>
+            </w:r>
+          </w:p>
+        </w:tc>
+        <w:tc>
+          <w:tcPr>
+            <w:tcW w:type="dxa" w:w="1587"/>
+          </w:tcPr>
+          <w:p>
+            <w:pPr>
+              <w:jc w:val="center"/>
+            </w:pPr>
+            <w:r/>
+            <w:r>
+              <w:rPr>
+                <w:b w:val="0"/>
+                <w:i w:val="0"/>
+                <w:sz w:val="20"/>
+              </w:rPr>
+              <w:t>Р, У</w:t>
+            </w:r>
+          </w:p>
+        </w:tc>
+        <w:tc>
+          <w:tcPr>
+            <w:tcW w:type="dxa" w:w="1474"/>
+          </w:tcPr>
+          <w:p>
+            <w:pPr>
+              <w:jc w:val="center"/>
+            </w:pPr>
+            <w:r/>
+            <w:r>
+              <w:rPr>
+                <w:b w:val="0"/>
+                <w:i w:val="0"/>
+                <w:sz w:val="20"/>
+              </w:rPr>
+              <w:t>–</w:t>
+            </w:r>
+          </w:p>
+        </w:tc>
+        <w:tc>
+          <w:tcPr>
+            <w:tcW w:type="dxa" w:w="2268"/>
+          </w:tcPr>
+          <w:p>
+            <w:pPr>
+              <w:jc w:val="center"/>
+            </w:pPr>
+            <w:r/>
+            <w:r>
+              <w:rPr>
+                <w:b w:val="0"/>
+                <w:i w:val="0"/>
+                <w:sz w:val="20"/>
+              </w:rPr>
+              <w:t>–</w:t>
+            </w:r>
+          </w:p>
+        </w:tc>
+        <w:tc>
+          <w:tcPr>
+            <w:tcW w:type="dxa" w:w="2041"/>
+          </w:tcPr>
+          <w:p>
+            <w:pPr>
+              <w:jc w:val="center"/>
+            </w:pPr>
+            <w:r/>
+            <w:r>
+              <w:rPr>
+                <w:b w:val="0"/>
+                <w:i w:val="0"/>
+                <w:sz w:val="20"/>
+              </w:rPr>
+              <w:t>–</w:t>
+            </w:r>
+          </w:p>
+        </w:tc>
+      </w:tr>
+      <w:tr>
+        <w:tc>
+          <w:tcPr>
+            <w:tcW w:type="dxa" w:w="907"/>
+          </w:tcPr>
+          <w:p>
+            <w:pPr>
+              <w:jc w:val="center"/>
+            </w:pPr>
+            <w:r/>
+            <w:r>
+              <w:rPr>
+                <w:b w:val="0"/>
+                <w:i w:val="0"/>
+                <w:sz w:val="20"/>
+              </w:rPr>
+              <w:t>8</w:t>
+            </w:r>
+          </w:p>
+        </w:tc>
+        <w:tc>
+          <w:tcPr>
+            <w:tcW w:type="dxa" w:w="1361"/>
+          </w:tcPr>
+          <w:p>
+            <w:pPr>
+              <w:jc w:val="center"/>
+            </w:pPr>
+            <w:r/>
+            <w:r>
+              <w:rPr>
+                <w:b w:val="0"/>
+                <w:i w:val="0"/>
+                <w:sz w:val="20"/>
+              </w:rPr>
+              <w:t>И</w:t>
+            </w:r>
+          </w:p>
+        </w:tc>
+        <w:tc>
+          <w:tcPr>
+            <w:tcW w:type="dxa" w:w="1587"/>
+          </w:tcPr>
+          <w:p>
+            <w:pPr>
+              <w:jc w:val="center"/>
+            </w:pPr>
+            <w:r/>
+            <w:r>
+              <w:rPr>
+                <w:b w:val="0"/>
+                <w:i w:val="0"/>
+                <w:sz w:val="20"/>
+              </w:rPr>
+              <w:t>Р, У</w:t>
+            </w:r>
+          </w:p>
+        </w:tc>
+        <w:tc>
+          <w:tcPr>
+            <w:tcW w:type="dxa" w:w="1474"/>
+          </w:tcPr>
+          <w:p>
+            <w:pPr>
+              <w:jc w:val="center"/>
+            </w:pPr>
+            <w:r/>
+            <w:r>
+              <w:rPr>
+                <w:b w:val="0"/>
+                <w:i w:val="0"/>
+                <w:sz w:val="20"/>
+              </w:rPr>
+              <w:t>С</w:t>
+            </w:r>
+          </w:p>
+        </w:tc>
+        <w:tc>
+          <w:tcPr>
+            <w:tcW w:type="dxa" w:w="2268"/>
+          </w:tcPr>
+          <w:p>
+            <w:pPr>
+              <w:jc w:val="center"/>
+            </w:pPr>
+            <w:r/>
+            <w:r>
+              <w:rPr>
+                <w:b w:val="0"/>
+                <w:i w:val="0"/>
+                <w:sz w:val="20"/>
+              </w:rPr>
+              <w:t>С</w:t>
+            </w:r>
+          </w:p>
+        </w:tc>
+        <w:tc>
+          <w:tcPr>
+            <w:tcW w:type="dxa" w:w="2041"/>
+          </w:tcPr>
+          <w:p>
+            <w:pPr>
+              <w:jc w:val="center"/>
+            </w:pPr>
+            <w:r/>
+            <w:r>
+              <w:rPr>
+                <w:b w:val="0"/>
+                <w:i w:val="0"/>
+                <w:sz w:val="20"/>
+              </w:rPr>
+              <w:t>–</w:t>
+            </w:r>
+          </w:p>
+        </w:tc>
+      </w:tr>
+      <w:tr>
+        <w:tc>
+          <w:tcPr>
+            <w:tcW w:type="dxa" w:w="907"/>
+          </w:tcPr>
+          <w:p>
+            <w:pPr>
+              <w:jc w:val="center"/>
+            </w:pPr>
+            <w:r/>
+            <w:r>
+              <w:rPr>
+                <w:b w:val="0"/>
+                <w:i w:val="0"/>
+                <w:sz w:val="20"/>
+              </w:rPr>
+              <w:t>9</w:t>
+            </w:r>
+          </w:p>
+        </w:tc>
+        <w:tc>
+          <w:tcPr>
+            <w:tcW w:type="dxa" w:w="1361"/>
+          </w:tcPr>
+          <w:p>
+            <w:pPr>
+              <w:jc w:val="center"/>
+            </w:pPr>
+            <w:r/>
+            <w:r>
+              <w:rPr>
+                <w:b w:val="0"/>
+                <w:i w:val="0"/>
+                <w:sz w:val="20"/>
+              </w:rPr>
+              <w:t>–</w:t>
+            </w:r>
+          </w:p>
+        </w:tc>
+        <w:tc>
+          <w:tcPr>
+            <w:tcW w:type="dxa" w:w="1587"/>
+          </w:tcPr>
+          <w:p>
+            <w:pPr>
+              <w:jc w:val="center"/>
+            </w:pPr>
+            <w:r/>
+            <w:r>
+              <w:rPr>
+                <w:b w:val="0"/>
+                <w:i w:val="0"/>
+                <w:sz w:val="20"/>
+              </w:rPr>
+              <w:t>Р</w:t>
+            </w:r>
+          </w:p>
+        </w:tc>
+        <w:tc>
+          <w:tcPr>
+            <w:tcW w:type="dxa" w:w="1474"/>
+          </w:tcPr>
+          <w:p>
+            <w:pPr>
+              <w:jc w:val="center"/>
+            </w:pPr>
+            <w:r/>
+            <w:r>
+              <w:rPr>
+                <w:b w:val="0"/>
+                <w:i w:val="0"/>
+                <w:sz w:val="20"/>
+              </w:rPr>
+              <w:t>–</w:t>
+            </w:r>
+          </w:p>
+        </w:tc>
+        <w:tc>
+          <w:tcPr>
+            <w:tcW w:type="dxa" w:w="2268"/>
+          </w:tcPr>
+          <w:p>
+            <w:pPr>
+              <w:jc w:val="center"/>
+            </w:pPr>
+            <w:r/>
+            <w:r>
+              <w:rPr>
+                <w:b w:val="0"/>
+                <w:i w:val="0"/>
+                <w:sz w:val="20"/>
+              </w:rPr>
+              <w:t>–</w:t>
+            </w:r>
+          </w:p>
+        </w:tc>
+        <w:tc>
+          <w:tcPr>
+            <w:tcW w:type="dxa" w:w="2041"/>
+          </w:tcPr>
+          <w:p>
+            <w:pPr>
+              <w:jc w:val="center"/>
+            </w:pPr>
+            <w:r/>
+            <w:r>
+              <w:rPr>
+                <w:b w:val="0"/>
+                <w:i w:val="0"/>
+                <w:sz w:val="20"/>
+              </w:rPr>
+              <w:t>–</w:t>
+            </w:r>
+          </w:p>
+        </w:tc>
+      </w:tr>
+      <w:tr>
+        <w:tc>
+          <w:tcPr>
+            <w:tcW w:type="dxa" w:w="907"/>
+          </w:tcPr>
+          <w:p>
+            <w:pPr>
+              <w:jc w:val="center"/>
+            </w:pPr>
+            <w:r/>
+            <w:r>
+              <w:rPr>
+                <w:b w:val="0"/>
+                <w:i w:val="0"/>
+                <w:sz w:val="20"/>
+              </w:rPr>
+              <w:t>10</w:t>
+            </w:r>
+          </w:p>
+        </w:tc>
+        <w:tc>
+          <w:tcPr>
+            <w:tcW w:type="dxa" w:w="1361"/>
+          </w:tcPr>
+          <w:p>
+            <w:pPr>
+              <w:jc w:val="center"/>
+            </w:pPr>
+            <w:r/>
+            <w:r>
+              <w:rPr>
+                <w:b w:val="0"/>
+                <w:i w:val="0"/>
+                <w:sz w:val="20"/>
+              </w:rPr>
+              <w:t>Р, У</w:t>
+            </w:r>
+          </w:p>
+        </w:tc>
+        <w:tc>
+          <w:tcPr>
+            <w:tcW w:type="dxa" w:w="1587"/>
+          </w:tcPr>
+          <w:p>
+            <w:pPr>
+              <w:jc w:val="center"/>
+            </w:pPr>
+            <w:r/>
+            <w:r>
+              <w:rPr>
+                <w:b w:val="0"/>
+                <w:i w:val="0"/>
+                <w:sz w:val="20"/>
+              </w:rPr>
+              <w:t>С</w:t>
+            </w:r>
+          </w:p>
+        </w:tc>
+        <w:tc>
+          <w:tcPr>
+            <w:tcW w:type="dxa" w:w="1474"/>
+          </w:tcPr>
+          <w:p>
+            <w:pPr>
+              <w:jc w:val="center"/>
+            </w:pPr>
+            <w:r/>
+            <w:r>
+              <w:rPr>
+                <w:b w:val="0"/>
+                <w:i w:val="0"/>
+                <w:sz w:val="20"/>
+              </w:rPr>
+              <w:t>–</w:t>
+            </w:r>
+          </w:p>
+        </w:tc>
+        <w:tc>
+          <w:tcPr>
+            <w:tcW w:type="dxa" w:w="2268"/>
+          </w:tcPr>
+          <w:p>
+            <w:pPr>
+              <w:jc w:val="center"/>
+            </w:pPr>
+            <w:r/>
+            <w:r>
+              <w:rPr>
+                <w:b w:val="0"/>
+                <w:i w:val="0"/>
+                <w:sz w:val="20"/>
+              </w:rPr>
+              <w:t>–</w:t>
+            </w:r>
+          </w:p>
+        </w:tc>
+        <w:tc>
+          <w:tcPr>
+            <w:tcW w:type="dxa" w:w="2041"/>
+          </w:tcPr>
+          <w:p>
+            <w:pPr>
+              <w:jc w:val="center"/>
+            </w:pPr>
+            <w:r/>
+            <w:r>
+              <w:rPr>
+                <w:b w:val="0"/>
+                <w:i w:val="0"/>
+                <w:sz w:val="20"/>
+              </w:rPr>
+              <w:t>–</w:t>
+            </w:r>
+          </w:p>
+        </w:tc>
+      </w:tr>
+      <w:tr>
+        <w:tc>
+          <w:tcPr>
+            <w:tcW w:type="dxa" w:w="907"/>
+          </w:tcPr>
+          <w:p>
+            <w:pPr>
+              <w:jc w:val="center"/>
+            </w:pPr>
+            <w:r/>
+            <w:r>
+              <w:rPr>
+                <w:b w:val="0"/>
+                <w:i w:val="0"/>
+                <w:sz w:val="20"/>
+              </w:rPr>
+              <w:t>11</w:t>
+            </w:r>
+          </w:p>
+        </w:tc>
+        <w:tc>
+          <w:tcPr>
+            <w:tcW w:type="dxa" w:w="1361"/>
+          </w:tcPr>
+          <w:p>
+            <w:pPr>
+              <w:jc w:val="center"/>
+            </w:pPr>
+            <w:r/>
+            <w:r>
+              <w:rPr>
+                <w:b w:val="0"/>
+                <w:i w:val="0"/>
+                <w:sz w:val="20"/>
+              </w:rPr>
+              <w:t>–</w:t>
+            </w:r>
+          </w:p>
+        </w:tc>
+        <w:tc>
+          <w:tcPr>
+            <w:tcW w:type="dxa" w:w="1587"/>
+          </w:tcPr>
+          <w:p>
+            <w:pPr>
+              <w:jc w:val="center"/>
+            </w:pPr>
+            <w:r/>
+            <w:r>
+              <w:rPr>
+                <w:b w:val="0"/>
+                <w:i w:val="0"/>
+                <w:sz w:val="20"/>
+              </w:rPr>
+              <w:t>Р</w:t>
+            </w:r>
+          </w:p>
+        </w:tc>
+        <w:tc>
+          <w:tcPr>
+            <w:tcW w:type="dxa" w:w="1474"/>
+          </w:tcPr>
+          <w:p>
+            <w:pPr>
+              <w:jc w:val="center"/>
+            </w:pPr>
+            <w:r/>
+            <w:r>
+              <w:rPr>
+                <w:b w:val="0"/>
+                <w:i w:val="0"/>
+                <w:sz w:val="20"/>
+              </w:rPr>
+              <w:t>–</w:t>
+            </w:r>
+          </w:p>
+        </w:tc>
+        <w:tc>
+          <w:tcPr>
+            <w:tcW w:type="dxa" w:w="2268"/>
+          </w:tcPr>
+          <w:p>
+            <w:pPr>
+              <w:jc w:val="center"/>
+            </w:pPr>
+            <w:r/>
+            <w:r>
+              <w:rPr>
+                <w:b w:val="0"/>
+                <w:i w:val="0"/>
+                <w:sz w:val="20"/>
+              </w:rPr>
+              <w:t>С</w:t>
+            </w:r>
+          </w:p>
+        </w:tc>
+        <w:tc>
+          <w:tcPr>
+            <w:tcW w:type="dxa" w:w="2041"/>
+          </w:tcPr>
+          <w:p>
+            <w:pPr>
+              <w:jc w:val="center"/>
+            </w:pPr>
+            <w:r/>
+            <w:r>
+              <w:rPr>
+                <w:b w:val="0"/>
+                <w:i w:val="0"/>
+                <w:sz w:val="20"/>
+              </w:rPr>
+              <w:t>–</w:t>
+            </w:r>
+          </w:p>
+        </w:tc>
+      </w:tr>
+      <w:tr>
+        <w:tc>
+          <w:tcPr>
+            <w:tcW w:type="dxa" w:w="907"/>
+          </w:tcPr>
+          <w:p>
+            <w:pPr>
+              <w:jc w:val="center"/>
+            </w:pPr>
+            <w:r/>
+            <w:r>
+              <w:rPr>
+                <w:b w:val="0"/>
+                <w:i w:val="0"/>
+                <w:sz w:val="20"/>
+              </w:rPr>
+              <w:t>12</w:t>
+            </w:r>
+          </w:p>
+        </w:tc>
+        <w:tc>
+          <w:tcPr>
+            <w:tcW w:type="dxa" w:w="1361"/>
+          </w:tcPr>
+          <w:p>
+            <w:pPr>
+              <w:jc w:val="center"/>
+            </w:pPr>
+            <w:r/>
+            <w:r>
+              <w:rPr>
+                <w:b w:val="0"/>
+                <w:i w:val="0"/>
+                <w:sz w:val="20"/>
+              </w:rPr>
+              <w:t>–</w:t>
+            </w:r>
+          </w:p>
+        </w:tc>
+        <w:tc>
+          <w:tcPr>
+            <w:tcW w:type="dxa" w:w="1587"/>
+          </w:tcPr>
+          <w:p>
+            <w:pPr>
+              <w:jc w:val="center"/>
+            </w:pPr>
+            <w:r/>
+            <w:r>
+              <w:rPr>
+                <w:b w:val="0"/>
+                <w:i w:val="0"/>
+                <w:sz w:val="20"/>
+              </w:rPr>
+              <w:t>У</w:t>
+            </w:r>
+          </w:p>
+        </w:tc>
+        <w:tc>
+          <w:tcPr>
+            <w:tcW w:type="dxa" w:w="1474"/>
+          </w:tcPr>
+          <w:p>
+            <w:pPr>
+              <w:jc w:val="center"/>
+            </w:pPr>
+            <w:r/>
+            <w:r>
+              <w:rPr>
+                <w:b w:val="0"/>
+                <w:i w:val="0"/>
+                <w:sz w:val="20"/>
+              </w:rPr>
+              <w:t>Р</w:t>
+            </w:r>
+          </w:p>
+        </w:tc>
+        <w:tc>
+          <w:tcPr>
+            <w:tcW w:type="dxa" w:w="2268"/>
+          </w:tcPr>
+          <w:p>
+            <w:pPr>
+              <w:jc w:val="center"/>
+            </w:pPr>
+            <w:r/>
+            <w:r>
+              <w:rPr>
+                <w:b w:val="0"/>
+                <w:i w:val="0"/>
+                <w:sz w:val="20"/>
+              </w:rPr>
+              <w:t>С</w:t>
+            </w:r>
+          </w:p>
+        </w:tc>
+        <w:tc>
+          <w:tcPr>
+            <w:tcW w:type="dxa" w:w="2041"/>
+          </w:tcPr>
+          <w:p>
+            <w:pPr>
+              <w:jc w:val="center"/>
+            </w:pPr>
+            <w:r/>
+            <w:r>
+              <w:rPr>
+                <w:b w:val="0"/>
+                <w:i w:val="0"/>
+                <w:sz w:val="20"/>
+              </w:rPr>
+              <w:t>–</w:t>
+            </w:r>
+          </w:p>
+        </w:tc>
+      </w:tr>
+      <w:tr>
+        <w:tc>
+          <w:tcPr>
+            <w:tcW w:type="dxa" w:w="907"/>
+          </w:tcPr>
+          <w:p>
+            <w:pPr>
+              <w:jc w:val="center"/>
+            </w:pPr>
+            <w:r/>
+            <w:r>
+              <w:rPr>
+                <w:b w:val="0"/>
+                <w:i w:val="0"/>
+                <w:sz w:val="20"/>
+              </w:rPr>
+              <w:t>13</w:t>
+            </w:r>
+          </w:p>
+        </w:tc>
+        <w:tc>
+          <w:tcPr>
+            <w:tcW w:type="dxa" w:w="1361"/>
+          </w:tcPr>
+          <w:p>
+            <w:pPr>
+              <w:jc w:val="center"/>
+            </w:pPr>
+            <w:r/>
+            <w:r>
+              <w:rPr>
+                <w:b w:val="0"/>
+                <w:i w:val="0"/>
+                <w:sz w:val="20"/>
+              </w:rPr>
+              <w:t>–</w:t>
+            </w:r>
+          </w:p>
+        </w:tc>
+        <w:tc>
+          <w:tcPr>
+            <w:tcW w:type="dxa" w:w="1587"/>
+          </w:tcPr>
+          <w:p>
+            <w:pPr>
+              <w:jc w:val="center"/>
+            </w:pPr>
+            <w:r/>
+            <w:r>
+              <w:rPr>
+                <w:b w:val="0"/>
+                <w:i w:val="0"/>
+                <w:sz w:val="20"/>
+              </w:rPr>
+              <w:t>У</w:t>
+            </w:r>
+          </w:p>
+        </w:tc>
+        <w:tc>
+          <w:tcPr>
+            <w:tcW w:type="dxa" w:w="1474"/>
+          </w:tcPr>
+          <w:p>
+            <w:pPr>
+              <w:jc w:val="center"/>
+            </w:pPr>
+            <w:r/>
+            <w:r>
+              <w:rPr>
+                <w:b w:val="0"/>
+                <w:i w:val="0"/>
+                <w:sz w:val="20"/>
+              </w:rPr>
+              <w:t>–</w:t>
+            </w:r>
+          </w:p>
+        </w:tc>
+        <w:tc>
+          <w:tcPr>
+            <w:tcW w:type="dxa" w:w="2268"/>
+          </w:tcPr>
+          <w:p>
+            <w:pPr>
+              <w:jc w:val="center"/>
+            </w:pPr>
+            <w:r/>
+            <w:r>
+              <w:rPr>
+                <w:b w:val="0"/>
+                <w:i w:val="0"/>
+                <w:sz w:val="20"/>
+              </w:rPr>
+              <w:t>Р</w:t>
+            </w:r>
+          </w:p>
+        </w:tc>
+        <w:tc>
+          <w:tcPr>
+            <w:tcW w:type="dxa" w:w="2041"/>
+          </w:tcPr>
+          <w:p>
+            <w:pPr>
+              <w:jc w:val="center"/>
+            </w:pPr>
+            <w:r/>
+            <w:r>
+              <w:rPr>
+                <w:b w:val="0"/>
+                <w:i w:val="0"/>
+                <w:sz w:val="20"/>
+              </w:rPr>
+              <w:t>–</w:t>
+            </w:r>
+          </w:p>
+        </w:tc>
+      </w:tr>
+      <w:tr>
+        <w:tc>
+          <w:tcPr>
+            <w:tcW w:type="dxa" w:w="907"/>
+          </w:tcPr>
+          <w:p>
+            <w:pPr>
+              <w:jc w:val="center"/>
+            </w:pPr>
+            <w:r/>
+            <w:r>
+              <w:rPr>
+                <w:b w:val="0"/>
+                <w:i w:val="0"/>
+                <w:sz w:val="20"/>
+              </w:rPr>
+              <w:t>14</w:t>
+            </w:r>
+          </w:p>
+        </w:tc>
+        <w:tc>
+          <w:tcPr>
+            <w:tcW w:type="dxa" w:w="1361"/>
+          </w:tcPr>
+          <w:p>
+            <w:pPr>
+              <w:jc w:val="center"/>
+            </w:pPr>
+            <w:r/>
+            <w:r>
+              <w:rPr>
+                <w:b w:val="0"/>
+                <w:i w:val="0"/>
+                <w:sz w:val="20"/>
+              </w:rPr>
+              <w:t>–</w:t>
+            </w:r>
+          </w:p>
+        </w:tc>
+        <w:tc>
+          <w:tcPr>
+            <w:tcW w:type="dxa" w:w="1587"/>
+          </w:tcPr>
+          <w:p>
+            <w:pPr>
+              <w:jc w:val="center"/>
+            </w:pPr>
+            <w:r/>
+            <w:r>
+              <w:rPr>
+                <w:b w:val="0"/>
+                <w:i w:val="0"/>
+                <w:sz w:val="20"/>
+              </w:rPr>
+              <w:t>С</w:t>
+            </w:r>
+          </w:p>
+        </w:tc>
+        <w:tc>
+          <w:tcPr>
+            <w:tcW w:type="dxa" w:w="1474"/>
+          </w:tcPr>
+          <w:p>
+            <w:pPr>
+              <w:jc w:val="center"/>
+            </w:pPr>
+            <w:r/>
+            <w:r>
+              <w:rPr>
+                <w:b w:val="0"/>
+                <w:i w:val="0"/>
+                <w:sz w:val="20"/>
+              </w:rPr>
+              <w:t>–</w:t>
+            </w:r>
+          </w:p>
+        </w:tc>
+        <w:tc>
+          <w:tcPr>
+            <w:tcW w:type="dxa" w:w="2268"/>
+          </w:tcPr>
+          <w:p>
+            <w:pPr>
+              <w:jc w:val="center"/>
+            </w:pPr>
+            <w:r/>
+            <w:r>
+              <w:rPr>
+                <w:b w:val="0"/>
+                <w:i w:val="0"/>
+                <w:sz w:val="20"/>
+              </w:rPr>
+              <w:t>–</w:t>
+            </w:r>
+          </w:p>
+        </w:tc>
+        <w:tc>
+          <w:tcPr>
+            <w:tcW w:type="dxa" w:w="2041"/>
+          </w:tcPr>
+          <w:p>
+            <w:pPr>
+              <w:jc w:val="center"/>
+            </w:pPr>
+            <w:r/>
+            <w:r>
+              <w:rPr>
+                <w:b w:val="0"/>
+                <w:i w:val="0"/>
+                <w:sz w:val="20"/>
+              </w:rPr>
+              <w:t>Р</w:t>
+            </w:r>
+          </w:p>
+        </w:tc>
+      </w:tr>
+      <w:tr>
+        <w:tc>
+          <w:tcPr>
+            <w:tcW w:type="dxa" w:w="907"/>
+          </w:tcPr>
+          <w:p>
+            <w:pPr>
+              <w:jc w:val="center"/>
+            </w:pPr>
+            <w:r/>
+            <w:r>
+              <w:rPr>
+                <w:b w:val="0"/>
+                <w:i w:val="0"/>
+                <w:sz w:val="20"/>
+              </w:rPr>
+              <w:t>15</w:t>
+            </w:r>
+          </w:p>
+        </w:tc>
+        <w:tc>
+          <w:tcPr>
+            <w:tcW w:type="dxa" w:w="1361"/>
+          </w:tcPr>
+          <w:p>
+            <w:pPr>
+              <w:jc w:val="center"/>
+            </w:pPr>
+            <w:r/>
+            <w:r>
+              <w:rPr>
+                <w:b w:val="0"/>
+                <w:i w:val="0"/>
+                <w:sz w:val="20"/>
+              </w:rPr>
+              <w:t>Р, У</w:t>
+            </w:r>
+          </w:p>
+        </w:tc>
+        <w:tc>
+          <w:tcPr>
+            <w:tcW w:type="dxa" w:w="1587"/>
+          </w:tcPr>
+          <w:p>
+            <w:pPr>
+              <w:jc w:val="center"/>
+            </w:pPr>
+            <w:r/>
+            <w:r>
+              <w:rPr>
+                <w:b w:val="0"/>
+                <w:i w:val="0"/>
+                <w:sz w:val="20"/>
+              </w:rPr>
+              <w:t>С</w:t>
+            </w:r>
+          </w:p>
+        </w:tc>
+        <w:tc>
+          <w:tcPr>
+            <w:tcW w:type="dxa" w:w="1474"/>
+          </w:tcPr>
+          <w:p>
+            <w:pPr>
+              <w:jc w:val="center"/>
+            </w:pPr>
+            <w:r/>
+            <w:r>
+              <w:rPr>
+                <w:b w:val="0"/>
+                <w:i w:val="0"/>
+                <w:sz w:val="20"/>
+              </w:rPr>
+              <w:t>–</w:t>
+            </w:r>
+          </w:p>
+        </w:tc>
+        <w:tc>
+          <w:tcPr>
+            <w:tcW w:type="dxa" w:w="2268"/>
+          </w:tcPr>
+          <w:p>
+            <w:pPr>
+              <w:jc w:val="center"/>
+            </w:pPr>
+            <w:r/>
+            <w:r>
+              <w:rPr>
+                <w:b w:val="0"/>
+                <w:i w:val="0"/>
+                <w:sz w:val="20"/>
+              </w:rPr>
+              <w:t>–</w:t>
+            </w:r>
+          </w:p>
+        </w:tc>
+        <w:tc>
+          <w:tcPr>
+            <w:tcW w:type="dxa" w:w="2041"/>
+          </w:tcPr>
+          <w:p>
+            <w:pPr>
+              <w:jc w:val="center"/>
+            </w:pPr>
+            <w:r/>
+            <w:r>
+              <w:rPr>
+                <w:b w:val="0"/>
+                <w:i w:val="0"/>
+                <w:sz w:val="20"/>
+              </w:rPr>
+              <w:t>С</w:t>
+            </w:r>
+          </w:p>
+        </w:tc>
+      </w:tr>
+      <w:tr>
+        <w:tc>
+          <w:tcPr>
+            <w:tcW w:type="dxa" w:w="907"/>
+          </w:tcPr>
+          <w:p>
+            <w:pPr>
+              <w:jc w:val="center"/>
+            </w:pPr>
+            <w:r/>
+            <w:r>
+              <w:rPr>
+                <w:b w:val="0"/>
+                <w:i w:val="0"/>
+                <w:sz w:val="20"/>
+              </w:rPr>
+              <w:t>16</w:t>
+            </w:r>
+          </w:p>
+        </w:tc>
+        <w:tc>
+          <w:tcPr>
+            <w:tcW w:type="dxa" w:w="1361"/>
+          </w:tcPr>
+          <w:p>
+            <w:pPr>
+              <w:jc w:val="center"/>
+            </w:pPr>
+            <w:r/>
+            <w:r>
+              <w:rPr>
+                <w:b w:val="0"/>
+                <w:i w:val="0"/>
+                <w:sz w:val="20"/>
+              </w:rPr>
+              <w:t>–</w:t>
+            </w:r>
+          </w:p>
+        </w:tc>
+        <w:tc>
+          <w:tcPr>
+            <w:tcW w:type="dxa" w:w="1587"/>
+          </w:tcPr>
+          <w:p>
+            <w:pPr>
+              <w:jc w:val="center"/>
+            </w:pPr>
+            <w:r/>
+            <w:r>
+              <w:rPr>
+                <w:b w:val="0"/>
+                <w:i w:val="0"/>
+                <w:sz w:val="20"/>
+              </w:rPr>
+              <w:t>Р</w:t>
+            </w:r>
+          </w:p>
+        </w:tc>
+        <w:tc>
+          <w:tcPr>
+            <w:tcW w:type="dxa" w:w="1474"/>
+          </w:tcPr>
+          <w:p>
+            <w:pPr>
+              <w:jc w:val="center"/>
+            </w:pPr>
+            <w:r/>
+            <w:r>
+              <w:rPr>
+                <w:b w:val="0"/>
+                <w:i w:val="0"/>
+                <w:sz w:val="20"/>
+              </w:rPr>
+              <w:t>С</w:t>
+            </w:r>
+          </w:p>
+        </w:tc>
+        <w:tc>
+          <w:tcPr>
+            <w:tcW w:type="dxa" w:w="2268"/>
+          </w:tcPr>
+          <w:p>
+            <w:pPr>
+              <w:jc w:val="center"/>
+            </w:pPr>
+            <w:r/>
+            <w:r>
+              <w:rPr>
+                <w:b w:val="0"/>
+                <w:i w:val="0"/>
+                <w:sz w:val="20"/>
+              </w:rPr>
+              <w:t>С</w:t>
+            </w:r>
+          </w:p>
+        </w:tc>
+        <w:tc>
+          <w:tcPr>
+            <w:tcW w:type="dxa" w:w="2041"/>
+          </w:tcPr>
+          <w:p>
+            <w:pPr>
+              <w:jc w:val="center"/>
+            </w:pPr>
+            <w:r/>
+            <w:r>
+              <w:rPr>
+                <w:b w:val="0"/>
+                <w:i w:val="0"/>
+                <w:sz w:val="20"/>
+              </w:rPr>
+              <w:t>–</w:t>
+            </w:r>
+          </w:p>
+        </w:tc>
+      </w:tr>
+      <w:tr>
+        <w:tc>
+          <w:tcPr>
+            <w:tcW w:type="dxa" w:w="907"/>
+          </w:tcPr>
+          <w:p>
+            <w:pPr>
+              <w:jc w:val="center"/>
+            </w:pPr>
+            <w:r/>
+            <w:r>
+              <w:rPr>
+                <w:b w:val="0"/>
+                <w:i w:val="0"/>
+                <w:sz w:val="20"/>
+              </w:rPr>
+              <w:t>17</w:t>
+            </w:r>
+          </w:p>
+        </w:tc>
+        <w:tc>
+          <w:tcPr>
+            <w:tcW w:type="dxa" w:w="1361"/>
+          </w:tcPr>
+          <w:p>
+            <w:pPr>
+              <w:jc w:val="center"/>
+            </w:pPr>
+            <w:r/>
+            <w:r>
+              <w:rPr>
+                <w:b w:val="0"/>
+                <w:i w:val="0"/>
+                <w:sz w:val="20"/>
+              </w:rPr>
+              <w:t>У</w:t>
+            </w:r>
+          </w:p>
+        </w:tc>
+        <w:tc>
+          <w:tcPr>
+            <w:tcW w:type="dxa" w:w="1587"/>
+          </w:tcPr>
+          <w:p>
+            <w:pPr>
+              <w:jc w:val="center"/>
+            </w:pPr>
+            <w:r/>
+            <w:r>
+              <w:rPr>
+                <w:b w:val="0"/>
+                <w:i w:val="0"/>
+                <w:sz w:val="20"/>
+              </w:rPr>
+              <w:t>Р</w:t>
+            </w:r>
+          </w:p>
+        </w:tc>
+        <w:tc>
+          <w:tcPr>
+            <w:tcW w:type="dxa" w:w="1474"/>
+          </w:tcPr>
+          <w:p>
+            <w:pPr>
+              <w:jc w:val="center"/>
+            </w:pPr>
+            <w:r/>
+            <w:r>
+              <w:rPr>
+                <w:b w:val="0"/>
+                <w:i w:val="0"/>
+                <w:sz w:val="20"/>
+              </w:rPr>
+              <w:t>И</w:t>
+            </w:r>
+          </w:p>
+        </w:tc>
+        <w:tc>
+          <w:tcPr>
+            <w:tcW w:type="dxa" w:w="2268"/>
+          </w:tcPr>
+          <w:p>
+            <w:pPr>
+              <w:jc w:val="center"/>
+            </w:pPr>
+            <w:r/>
+            <w:r>
+              <w:rPr>
+                <w:b w:val="0"/>
+                <w:i w:val="0"/>
+                <w:sz w:val="20"/>
+              </w:rPr>
+              <w:t>И</w:t>
+            </w:r>
+          </w:p>
+        </w:tc>
+        <w:tc>
+          <w:tcPr>
+            <w:tcW w:type="dxa" w:w="2041"/>
+          </w:tcPr>
+          <w:p>
+            <w:pPr>
+              <w:jc w:val="center"/>
+            </w:pPr>
+            <w:r/>
+            <w:r>
+              <w:rPr>
+                <w:b w:val="0"/>
+                <w:i w:val="0"/>
+                <w:sz w:val="20"/>
+              </w:rPr>
+              <w:t>–</w:t>
+            </w:r>
+          </w:p>
+        </w:tc>
+      </w:tr>
+      <w:tr>
+        <w:tc>
+          <w:tcPr>
+            <w:tcW w:type="dxa" w:w="907"/>
+          </w:tcPr>
+          <w:p>
+            <w:pPr>
+              <w:jc w:val="center"/>
+            </w:pPr>
+            <w:r/>
+            <w:r>
+              <w:rPr>
+                <w:b w:val="0"/>
+                <w:i w:val="0"/>
+                <w:sz w:val="20"/>
+              </w:rPr>
+              <w:t>18</w:t>
+            </w:r>
+          </w:p>
+        </w:tc>
+        <w:tc>
+          <w:tcPr>
+            <w:tcW w:type="dxa" w:w="1361"/>
+          </w:tcPr>
+          <w:p>
+            <w:pPr>
+              <w:jc w:val="center"/>
+            </w:pPr>
+            <w:r/>
+            <w:r>
+              <w:rPr>
+                <w:b w:val="0"/>
+                <w:i w:val="0"/>
+                <w:sz w:val="20"/>
+              </w:rPr>
+              <w:t>–</w:t>
+            </w:r>
+          </w:p>
+        </w:tc>
+        <w:tc>
+          <w:tcPr>
+            <w:tcW w:type="dxa" w:w="1587"/>
+          </w:tcPr>
+          <w:p>
+            <w:pPr>
+              <w:jc w:val="center"/>
+            </w:pPr>
+            <w:r/>
+            <w:r>
+              <w:rPr>
+                <w:b w:val="0"/>
+                <w:i w:val="0"/>
+                <w:sz w:val="20"/>
+              </w:rPr>
+              <w:t>С</w:t>
+            </w:r>
+          </w:p>
+        </w:tc>
+        <w:tc>
+          <w:tcPr>
+            <w:tcW w:type="dxa" w:w="1474"/>
+          </w:tcPr>
+          <w:p>
+            <w:pPr>
+              <w:jc w:val="center"/>
+            </w:pPr>
+            <w:r/>
+            <w:r>
+              <w:rPr>
+                <w:b w:val="0"/>
+                <w:i w:val="0"/>
+                <w:sz w:val="20"/>
+              </w:rPr>
+              <w:t>Р</w:t>
+            </w:r>
+          </w:p>
+        </w:tc>
+        <w:tc>
+          <w:tcPr>
+            <w:tcW w:type="dxa" w:w="2268"/>
+          </w:tcPr>
+          <w:p>
+            <w:pPr>
+              <w:jc w:val="center"/>
+            </w:pPr>
+            <w:r/>
+            <w:r>
+              <w:rPr>
+                <w:b w:val="0"/>
+                <w:i w:val="0"/>
+                <w:sz w:val="20"/>
+              </w:rPr>
+              <w:t>И</w:t>
+            </w:r>
+          </w:p>
+        </w:tc>
+        <w:tc>
+          <w:tcPr>
+            <w:tcW w:type="dxa" w:w="2041"/>
+          </w:tcPr>
+          <w:p>
+            <w:pPr>
+              <w:jc w:val="center"/>
+            </w:pPr>
+            <w:r/>
+            <w:r>
+              <w:rPr>
+                <w:b w:val="0"/>
+                <w:i w:val="0"/>
+                <w:sz w:val="20"/>
+              </w:rPr>
+              <w:t>–</w:t>
+            </w:r>
+          </w:p>
+        </w:tc>
+      </w:tr>
+      <w:tr>
+        <w:tc>
+          <w:tcPr>
+            <w:tcW w:type="dxa" w:w="907"/>
+          </w:tcPr>
+          <w:p>
+            <w:pPr>
+              <w:jc w:val="center"/>
+            </w:pPr>
+            <w:r/>
+            <w:r>
+              <w:rPr>
+                <w:b w:val="0"/>
+                <w:i w:val="0"/>
+                <w:sz w:val="20"/>
+              </w:rPr>
+              <w:t>19</w:t>
+            </w:r>
+          </w:p>
+        </w:tc>
+        <w:tc>
+          <w:tcPr>
+            <w:tcW w:type="dxa" w:w="1361"/>
+          </w:tcPr>
+          <w:p>
+            <w:pPr>
+              <w:jc w:val="center"/>
+            </w:pPr>
+            <w:r/>
+            <w:r>
+              <w:rPr>
+                <w:b w:val="0"/>
+                <w:i w:val="0"/>
+                <w:sz w:val="20"/>
+              </w:rPr>
+              <w:t>–</w:t>
+            </w:r>
+          </w:p>
+        </w:tc>
+        <w:tc>
+          <w:tcPr>
+            <w:tcW w:type="dxa" w:w="1587"/>
+          </w:tcPr>
+          <w:p>
+            <w:pPr>
+              <w:jc w:val="center"/>
+            </w:pPr>
+            <w:r/>
+            <w:r>
+              <w:rPr>
+                <w:b w:val="0"/>
+                <w:i w:val="0"/>
+                <w:sz w:val="20"/>
+              </w:rPr>
+              <w:t>У</w:t>
+            </w:r>
+          </w:p>
+        </w:tc>
+        <w:tc>
+          <w:tcPr>
+            <w:tcW w:type="dxa" w:w="1474"/>
+          </w:tcPr>
+          <w:p>
+            <w:pPr>
+              <w:jc w:val="center"/>
+            </w:pPr>
+            <w:r/>
+            <w:r>
+              <w:rPr>
+                <w:b w:val="0"/>
+                <w:i w:val="0"/>
+                <w:sz w:val="20"/>
+              </w:rPr>
+              <w:t>И</w:t>
+            </w:r>
+          </w:p>
+        </w:tc>
+        <w:tc>
+          <w:tcPr>
+            <w:tcW w:type="dxa" w:w="2268"/>
+          </w:tcPr>
+          <w:p>
+            <w:pPr>
+              <w:jc w:val="center"/>
+            </w:pPr>
+            <w:r/>
+            <w:r>
+              <w:rPr>
+                <w:b w:val="0"/>
+                <w:i w:val="0"/>
+                <w:sz w:val="20"/>
+              </w:rPr>
+              <w:t>Р</w:t>
+            </w:r>
+          </w:p>
+        </w:tc>
+        <w:tc>
+          <w:tcPr>
+            <w:tcW w:type="dxa" w:w="2041"/>
+          </w:tcPr>
+          <w:p>
+            <w:pPr>
+              <w:jc w:val="center"/>
+            </w:pPr>
+            <w:r/>
+            <w:r>
+              <w:rPr>
+                <w:b w:val="0"/>
+                <w:i w:val="0"/>
+                <w:sz w:val="20"/>
+              </w:rPr>
+              <w:t>–</w:t>
+            </w:r>
+          </w:p>
+        </w:tc>
+      </w:tr>
+      <w:tr>
+        <w:tc>
+          <w:tcPr>
+            <w:tcW w:type="dxa" w:w="907"/>
+          </w:tcPr>
+          <w:p>
+            <w:pPr>
+              <w:jc w:val="center"/>
+            </w:pPr>
+            <w:r/>
+            <w:r>
+              <w:rPr>
+                <w:b w:val="0"/>
+                <w:i w:val="0"/>
+                <w:sz w:val="20"/>
+              </w:rPr>
+              <w:t>20</w:t>
+            </w:r>
+          </w:p>
+        </w:tc>
+        <w:tc>
+          <w:tcPr>
+            <w:tcW w:type="dxa" w:w="1361"/>
+          </w:tcPr>
+          <w:p>
+            <w:pPr>
+              <w:jc w:val="center"/>
+            </w:pPr>
+            <w:r/>
+            <w:r>
+              <w:rPr>
+                <w:b w:val="0"/>
+                <w:i w:val="0"/>
+                <w:sz w:val="20"/>
+              </w:rPr>
+              <w:t>И</w:t>
+            </w:r>
+          </w:p>
+        </w:tc>
+        <w:tc>
+          <w:tcPr>
+            <w:tcW w:type="dxa" w:w="1587"/>
+          </w:tcPr>
+          <w:p>
+            <w:pPr>
+              <w:jc w:val="center"/>
+            </w:pPr>
+            <w:r/>
+            <w:r>
+              <w:rPr>
+                <w:b w:val="0"/>
+                <w:i w:val="0"/>
+                <w:sz w:val="20"/>
+              </w:rPr>
+              <w:t>Р, У</w:t>
+            </w:r>
+          </w:p>
+        </w:tc>
+        <w:tc>
+          <w:tcPr>
+            <w:tcW w:type="dxa" w:w="1474"/>
+          </w:tcPr>
+          <w:p>
+            <w:pPr>
+              <w:jc w:val="center"/>
+            </w:pPr>
+            <w:r/>
+            <w:r>
+              <w:rPr>
+                <w:b w:val="0"/>
+                <w:i w:val="0"/>
+                <w:sz w:val="20"/>
+              </w:rPr>
+              <w:t>С</w:t>
+            </w:r>
+          </w:p>
+        </w:tc>
+        <w:tc>
+          <w:tcPr>
+            <w:tcW w:type="dxa" w:w="2268"/>
+          </w:tcPr>
+          <w:p>
+            <w:pPr>
+              <w:jc w:val="center"/>
+            </w:pPr>
+            <w:r/>
+            <w:r>
+              <w:rPr>
+                <w:b w:val="0"/>
+                <w:i w:val="0"/>
+                <w:sz w:val="20"/>
+              </w:rPr>
+              <w:t>С</w:t>
+            </w:r>
+          </w:p>
+        </w:tc>
+        <w:tc>
+          <w:tcPr>
+            <w:tcW w:type="dxa" w:w="2041"/>
+          </w:tcPr>
+          <w:p>
+            <w:pPr>
+              <w:jc w:val="center"/>
+            </w:pPr>
+            <w:r/>
+            <w:r>
+              <w:rPr>
+                <w:b w:val="0"/>
+                <w:i w:val="0"/>
+                <w:sz w:val="20"/>
+              </w:rPr>
+              <w:t>–</w:t>
+            </w:r>
+          </w:p>
+        </w:tc>
+      </w:tr>
+      <w:tr>
+        <w:tc>
+          <w:tcPr>
+            <w:tcW w:type="dxa" w:w="907"/>
+          </w:tcPr>
+          <w:p>
+            <w:pPr>
+              <w:jc w:val="center"/>
+            </w:pPr>
+            <w:r/>
+            <w:r>
+              <w:rPr>
+                <w:b w:val="0"/>
+                <w:i w:val="0"/>
+                <w:sz w:val="20"/>
+              </w:rPr>
+              <w:t>21</w:t>
+            </w:r>
+          </w:p>
+        </w:tc>
+        <w:tc>
+          <w:tcPr>
+            <w:tcW w:type="dxa" w:w="1361"/>
+          </w:tcPr>
+          <w:p>
+            <w:pPr>
+              <w:jc w:val="center"/>
+            </w:pPr>
+            <w:r/>
+            <w:r>
+              <w:rPr>
+                <w:b w:val="0"/>
+                <w:i w:val="0"/>
+                <w:sz w:val="20"/>
+              </w:rPr>
+              <w:t>–</w:t>
+            </w:r>
+          </w:p>
+        </w:tc>
+        <w:tc>
+          <w:tcPr>
+            <w:tcW w:type="dxa" w:w="1587"/>
+          </w:tcPr>
+          <w:p>
+            <w:pPr>
+              <w:jc w:val="center"/>
+            </w:pPr>
+            <w:r/>
+            <w:r>
+              <w:rPr>
+                <w:b w:val="0"/>
+                <w:i w:val="0"/>
+                <w:sz w:val="20"/>
+              </w:rPr>
+              <w:t>Р</w:t>
+            </w:r>
+          </w:p>
+        </w:tc>
+        <w:tc>
+          <w:tcPr>
+            <w:tcW w:type="dxa" w:w="1474"/>
+          </w:tcPr>
+          <w:p>
+            <w:pPr>
+              <w:jc w:val="center"/>
+            </w:pPr>
+            <w:r/>
+            <w:r>
+              <w:rPr>
+                <w:b w:val="0"/>
+                <w:i w:val="0"/>
+                <w:sz w:val="20"/>
+              </w:rPr>
+              <w:t>С</w:t>
+            </w:r>
+          </w:p>
+        </w:tc>
+        <w:tc>
+          <w:tcPr>
+            <w:tcW w:type="dxa" w:w="2268"/>
+          </w:tcPr>
+          <w:p>
+            <w:pPr>
+              <w:jc w:val="center"/>
+            </w:pPr>
+            <w:r/>
+            <w:r>
+              <w:rPr>
+                <w:b w:val="0"/>
+                <w:i w:val="0"/>
+                <w:sz w:val="20"/>
+              </w:rPr>
+              <w:t>С</w:t>
+            </w:r>
+          </w:p>
+        </w:tc>
+        <w:tc>
+          <w:tcPr>
+            <w:tcW w:type="dxa" w:w="2041"/>
+          </w:tcPr>
+          <w:p>
+            <w:pPr>
+              <w:jc w:val="center"/>
+            </w:pPr>
+            <w:r/>
+            <w:r>
+              <w:rPr>
+                <w:b w:val="0"/>
+                <w:i w:val="0"/>
+                <w:sz w:val="20"/>
+              </w:rPr>
+              <w:t>–</w:t>
+            </w:r>
+          </w:p>
+        </w:tc>
+      </w:tr>
+      <w:tr>
+        <w:tc>
+          <w:tcPr>
+            <w:tcW w:type="dxa" w:w="907"/>
+          </w:tcPr>
+          <w:p>
+            <w:pPr>
+              <w:jc w:val="center"/>
+            </w:pPr>
+            <w:r/>
+            <w:r>
+              <w:rPr>
+                <w:b w:val="0"/>
+                <w:i w:val="0"/>
+                <w:sz w:val="20"/>
+              </w:rPr>
+              <w:t>22</w:t>
+            </w:r>
+          </w:p>
+        </w:tc>
+        <w:tc>
+          <w:tcPr>
+            <w:tcW w:type="dxa" w:w="1361"/>
+          </w:tcPr>
+          <w:p>
+            <w:pPr>
+              <w:jc w:val="center"/>
+            </w:pPr>
+            <w:r/>
+            <w:r>
+              <w:rPr>
+                <w:b w:val="0"/>
+                <w:i w:val="0"/>
+                <w:sz w:val="20"/>
+              </w:rPr>
+              <w:t>И</w:t>
+            </w:r>
+          </w:p>
+        </w:tc>
+        <w:tc>
+          <w:tcPr>
+            <w:tcW w:type="dxa" w:w="1587"/>
+          </w:tcPr>
+          <w:p>
+            <w:pPr>
+              <w:jc w:val="center"/>
+            </w:pPr>
+            <w:r/>
+            <w:r>
+              <w:rPr>
+                <w:b w:val="0"/>
+                <w:i w:val="0"/>
+                <w:sz w:val="20"/>
+              </w:rPr>
+              <w:t>У</w:t>
+            </w:r>
+          </w:p>
+        </w:tc>
+        <w:tc>
+          <w:tcPr>
+            <w:tcW w:type="dxa" w:w="1474"/>
+          </w:tcPr>
+          <w:p>
+            <w:pPr>
+              <w:jc w:val="center"/>
+            </w:pPr>
+            <w:r/>
+            <w:r>
+              <w:rPr>
+                <w:b w:val="0"/>
+                <w:i w:val="0"/>
+                <w:sz w:val="20"/>
+              </w:rPr>
+              <w:t>Р</w:t>
+            </w:r>
+          </w:p>
+        </w:tc>
+        <w:tc>
+          <w:tcPr>
+            <w:tcW w:type="dxa" w:w="2268"/>
+          </w:tcPr>
+          <w:p>
+            <w:pPr>
+              <w:jc w:val="center"/>
+            </w:pPr>
+            <w:r/>
+            <w:r>
+              <w:rPr>
+                <w:b w:val="0"/>
+                <w:i w:val="0"/>
+                <w:sz w:val="20"/>
+              </w:rPr>
+              <w:t>С</w:t>
+            </w:r>
+          </w:p>
+        </w:tc>
+        <w:tc>
+          <w:tcPr>
+            <w:tcW w:type="dxa" w:w="2041"/>
+          </w:tcPr>
+          <w:p>
+            <w:pPr>
+              <w:jc w:val="center"/>
+            </w:pPr>
+            <w:r/>
+            <w:r>
+              <w:rPr>
+                <w:b w:val="0"/>
+                <w:i w:val="0"/>
+                <w:sz w:val="20"/>
+              </w:rPr>
+              <w:t>–</w:t>
+            </w:r>
+          </w:p>
+        </w:tc>
+      </w:tr>
+      <w:tr>
+        <w:tc>
+          <w:tcPr>
+            <w:tcW w:type="dxa" w:w="907"/>
+          </w:tcPr>
+          <w:p>
+            <w:pPr>
+              <w:jc w:val="center"/>
+            </w:pPr>
+            <w:r/>
+            <w:r>
+              <w:rPr>
+                <w:b w:val="0"/>
+                <w:i w:val="0"/>
+                <w:sz w:val="20"/>
+              </w:rPr>
+              <w:t>23</w:t>
+            </w:r>
+          </w:p>
+        </w:tc>
+        <w:tc>
+          <w:tcPr>
+            <w:tcW w:type="dxa" w:w="1361"/>
+          </w:tcPr>
+          <w:p>
+            <w:pPr>
+              <w:jc w:val="center"/>
+            </w:pPr>
+            <w:r/>
+            <w:r>
+              <w:rPr>
+                <w:b w:val="0"/>
+                <w:i w:val="0"/>
+                <w:sz w:val="20"/>
+              </w:rPr>
+              <w:t>–</w:t>
+            </w:r>
+          </w:p>
+        </w:tc>
+        <w:tc>
+          <w:tcPr>
+            <w:tcW w:type="dxa" w:w="1587"/>
+          </w:tcPr>
+          <w:p>
+            <w:pPr>
+              <w:jc w:val="center"/>
+            </w:pPr>
+            <w:r/>
+            <w:r>
+              <w:rPr>
+                <w:b w:val="0"/>
+                <w:i w:val="0"/>
+                <w:sz w:val="20"/>
+              </w:rPr>
+              <w:t>Р</w:t>
+            </w:r>
+          </w:p>
+        </w:tc>
+        <w:tc>
+          <w:tcPr>
+            <w:tcW w:type="dxa" w:w="1474"/>
+          </w:tcPr>
+          <w:p>
+            <w:pPr>
+              <w:jc w:val="center"/>
+            </w:pPr>
+            <w:r/>
+            <w:r>
+              <w:rPr>
+                <w:b w:val="0"/>
+                <w:i w:val="0"/>
+                <w:sz w:val="20"/>
+              </w:rPr>
+              <w:t>–</w:t>
+            </w:r>
+          </w:p>
+        </w:tc>
+        <w:tc>
+          <w:tcPr>
+            <w:tcW w:type="dxa" w:w="2268"/>
+          </w:tcPr>
+          <w:p>
+            <w:pPr>
+              <w:jc w:val="center"/>
+            </w:pPr>
+            <w:r/>
+            <w:r>
+              <w:rPr>
+                <w:b w:val="0"/>
+                <w:i w:val="0"/>
+                <w:sz w:val="20"/>
+              </w:rPr>
+              <w:t>С</w:t>
+            </w:r>
+          </w:p>
+        </w:tc>
+        <w:tc>
+          <w:tcPr>
+            <w:tcW w:type="dxa" w:w="2041"/>
+          </w:tcPr>
+          <w:p>
+            <w:pPr>
+              <w:jc w:val="center"/>
+            </w:pPr>
+            <w:r/>
+            <w:r>
+              <w:rPr>
+                <w:b w:val="0"/>
+                <w:i w:val="0"/>
+                <w:sz w:val="20"/>
+              </w:rPr>
+              <w:t>–</w:t>
+            </w:r>
+          </w:p>
+        </w:tc>
+      </w:tr>
+      <w:tr>
+        <w:tc>
+          <w:tcPr>
+            <w:tcW w:type="dxa" w:w="907"/>
+          </w:tcPr>
+          <w:p>
+            <w:pPr>
+              <w:jc w:val="center"/>
+            </w:pPr>
+            <w:r/>
+            <w:r>
+              <w:rPr>
+                <w:b w:val="0"/>
+                <w:i w:val="0"/>
+                <w:sz w:val="20"/>
+              </w:rPr>
+              <w:t>24</w:t>
+            </w:r>
+          </w:p>
+        </w:tc>
+        <w:tc>
+          <w:tcPr>
+            <w:tcW w:type="dxa" w:w="1361"/>
+          </w:tcPr>
+          <w:p>
+            <w:pPr>
+              <w:jc w:val="center"/>
+            </w:pPr>
+            <w:r/>
+            <w:r>
+              <w:rPr>
+                <w:b w:val="0"/>
+                <w:i w:val="0"/>
+                <w:sz w:val="20"/>
+              </w:rPr>
+              <w:t>И</w:t>
+            </w:r>
+          </w:p>
+        </w:tc>
+        <w:tc>
+          <w:tcPr>
+            <w:tcW w:type="dxa" w:w="1587"/>
+          </w:tcPr>
+          <w:p>
+            <w:pPr>
+              <w:jc w:val="center"/>
+            </w:pPr>
+            <w:r/>
+            <w:r>
+              <w:rPr>
+                <w:b w:val="0"/>
+                <w:i w:val="0"/>
+                <w:sz w:val="20"/>
+              </w:rPr>
+              <w:t>С</w:t>
+            </w:r>
+          </w:p>
+        </w:tc>
+        <w:tc>
+          <w:tcPr>
+            <w:tcW w:type="dxa" w:w="1474"/>
+          </w:tcPr>
+          <w:p>
+            <w:pPr>
+              <w:jc w:val="center"/>
+            </w:pPr>
+            <w:r/>
+            <w:r>
+              <w:rPr>
+                <w:b w:val="0"/>
+                <w:i w:val="0"/>
+                <w:sz w:val="20"/>
+              </w:rPr>
+              <w:t>–</w:t>
+            </w:r>
+          </w:p>
+        </w:tc>
+        <w:tc>
+          <w:tcPr>
+            <w:tcW w:type="dxa" w:w="2268"/>
+          </w:tcPr>
+          <w:p>
+            <w:pPr>
+              <w:jc w:val="center"/>
+            </w:pPr>
+            <w:r/>
+            <w:r>
+              <w:rPr>
+                <w:b w:val="0"/>
+                <w:i w:val="0"/>
+                <w:sz w:val="20"/>
+              </w:rPr>
+              <w:t>–</w:t>
+            </w:r>
+          </w:p>
+        </w:tc>
+        <w:tc>
+          <w:tcPr>
+            <w:tcW w:type="dxa" w:w="2041"/>
+          </w:tcPr>
+          <w:p>
+            <w:pPr>
+              <w:jc w:val="center"/>
+            </w:pPr>
+            <w:r/>
+            <w:r>
+              <w:rPr>
+                <w:b w:val="0"/>
+                <w:i w:val="0"/>
+                <w:sz w:val="20"/>
+              </w:rPr>
+              <w:t>Р</w:t>
+            </w:r>
+          </w:p>
+        </w:tc>
+      </w:tr>
+      <w:tr>
+        <w:tc>
+          <w:tcPr>
+            <w:tcW w:type="dxa" w:w="907"/>
+          </w:tcPr>
+          <w:p>
+            <w:pPr>
+              <w:jc w:val="center"/>
+            </w:pPr>
+            <w:r/>
+            <w:r>
+              <w:rPr>
+                <w:b w:val="0"/>
+                <w:i w:val="0"/>
+                <w:sz w:val="20"/>
+              </w:rPr>
+              <w:t>25</w:t>
+            </w:r>
+          </w:p>
+        </w:tc>
+        <w:tc>
+          <w:tcPr>
+            <w:tcW w:type="dxa" w:w="1361"/>
+          </w:tcPr>
+          <w:p>
+            <w:pPr>
+              <w:jc w:val="center"/>
+            </w:pPr>
+            <w:r/>
+            <w:r>
+              <w:rPr>
+                <w:b w:val="0"/>
+                <w:i w:val="0"/>
+                <w:sz w:val="20"/>
+              </w:rPr>
+              <w:t>–</w:t>
+            </w:r>
+          </w:p>
+        </w:tc>
+        <w:tc>
+          <w:tcPr>
+            <w:tcW w:type="dxa" w:w="1587"/>
+          </w:tcPr>
+          <w:p>
+            <w:pPr>
+              <w:jc w:val="center"/>
+            </w:pPr>
+            <w:r/>
+            <w:r>
+              <w:rPr>
+                <w:b w:val="0"/>
+                <w:i w:val="0"/>
+                <w:sz w:val="20"/>
+              </w:rPr>
+              <w:t>Р</w:t>
+            </w:r>
+          </w:p>
+        </w:tc>
+        <w:tc>
+          <w:tcPr>
+            <w:tcW w:type="dxa" w:w="1474"/>
+          </w:tcPr>
+          <w:p>
+            <w:pPr>
+              <w:jc w:val="center"/>
+            </w:pPr>
+            <w:r/>
+            <w:r>
+              <w:rPr>
+                <w:b w:val="0"/>
+                <w:i w:val="0"/>
+                <w:sz w:val="20"/>
+              </w:rPr>
+              <w:t>–</w:t>
+            </w:r>
+          </w:p>
+        </w:tc>
+        <w:tc>
+          <w:tcPr>
+            <w:tcW w:type="dxa" w:w="2268"/>
+          </w:tcPr>
+          <w:p>
+            <w:pPr>
+              <w:jc w:val="center"/>
+            </w:pPr>
+            <w:r/>
+            <w:r>
+              <w:rPr>
+                <w:b w:val="0"/>
+                <w:i w:val="0"/>
+                <w:sz w:val="20"/>
+              </w:rPr>
+              <w:t>С</w:t>
+            </w:r>
+          </w:p>
+        </w:tc>
+        <w:tc>
+          <w:tcPr>
+            <w:tcW w:type="dxa" w:w="2041"/>
+          </w:tcPr>
+          <w:p>
+            <w:pPr>
+              <w:jc w:val="center"/>
+            </w:pPr>
+            <w:r/>
+            <w:r>
+              <w:rPr>
+                <w:b w:val="0"/>
+                <w:i w:val="0"/>
+                <w:sz w:val="20"/>
+              </w:rPr>
+              <w:t>–</w:t>
+            </w:r>
+          </w:p>
+        </w:tc>
+      </w:tr>
+      <w:tr>
+        <w:tc>
+          <w:tcPr>
+            <w:tcW w:type="dxa" w:w="907"/>
+          </w:tcPr>
+          <w:p>
+            <w:pPr>
+              <w:jc w:val="center"/>
+            </w:pPr>
+            <w:r/>
+            <w:r>
+              <w:rPr>
+                <w:b w:val="0"/>
+                <w:i w:val="0"/>
+                <w:sz w:val="20"/>
+              </w:rPr>
+              <w:t>26</w:t>
+            </w:r>
+          </w:p>
+        </w:tc>
+        <w:tc>
+          <w:tcPr>
+            <w:tcW w:type="dxa" w:w="1361"/>
+          </w:tcPr>
+          <w:p>
+            <w:pPr>
+              <w:jc w:val="center"/>
+            </w:pPr>
+            <w:r/>
+            <w:r>
+              <w:rPr>
+                <w:b w:val="0"/>
+                <w:i w:val="0"/>
+                <w:sz w:val="20"/>
+              </w:rPr>
+              <w:t>Р, У</w:t>
+            </w:r>
+          </w:p>
+        </w:tc>
+        <w:tc>
+          <w:tcPr>
+            <w:tcW w:type="dxa" w:w="1587"/>
+          </w:tcPr>
+          <w:p>
+            <w:pPr>
+              <w:jc w:val="center"/>
+            </w:pPr>
+            <w:r/>
+            <w:r>
+              <w:rPr>
+                <w:b w:val="0"/>
+                <w:i w:val="0"/>
+                <w:sz w:val="20"/>
+              </w:rPr>
+              <w:t>С</w:t>
+            </w:r>
+          </w:p>
+        </w:tc>
+        <w:tc>
+          <w:tcPr>
+            <w:tcW w:type="dxa" w:w="1474"/>
+          </w:tcPr>
+          <w:p>
+            <w:pPr>
+              <w:jc w:val="center"/>
+            </w:pPr>
+            <w:r/>
+            <w:r>
+              <w:rPr>
+                <w:b w:val="0"/>
+                <w:i w:val="0"/>
+                <w:sz w:val="20"/>
+              </w:rPr>
+              <w:t>–</w:t>
+            </w:r>
+          </w:p>
+        </w:tc>
+        <w:tc>
+          <w:tcPr>
+            <w:tcW w:type="dxa" w:w="2268"/>
+          </w:tcPr>
+          <w:p>
+            <w:pPr>
+              <w:jc w:val="center"/>
+            </w:pPr>
+            <w:r/>
+            <w:r>
+              <w:rPr>
+                <w:b w:val="0"/>
+                <w:i w:val="0"/>
+                <w:sz w:val="20"/>
+              </w:rPr>
+              <w:t>–</w:t>
+            </w:r>
+          </w:p>
+        </w:tc>
+        <w:tc>
+          <w:tcPr>
+            <w:tcW w:type="dxa" w:w="2041"/>
+          </w:tcPr>
+          <w:p>
+            <w:pPr>
+              <w:jc w:val="center"/>
+            </w:pPr>
+            <w:r/>
+            <w:r>
+              <w:rPr>
+                <w:b w:val="0"/>
+                <w:i w:val="0"/>
+                <w:sz w:val="20"/>
+              </w:rPr>
+              <w:t>–</w:t>
+            </w:r>
+          </w:p>
+        </w:tc>
+      </w:tr>
+      <w:tr>
+        <w:tc>
+          <w:tcPr>
+            <w:tcW w:type="dxa" w:w="907"/>
+          </w:tcPr>
+          <w:p>
+            <w:pPr>
+              <w:jc w:val="center"/>
+            </w:pPr>
+            <w:r/>
+            <w:r>
+              <w:rPr>
+                <w:b w:val="0"/>
+                <w:i w:val="0"/>
+                <w:sz w:val="20"/>
+              </w:rPr>
+              <w:t>27</w:t>
+            </w:r>
+          </w:p>
+        </w:tc>
+        <w:tc>
+          <w:tcPr>
+            <w:tcW w:type="dxa" w:w="1361"/>
+          </w:tcPr>
+          <w:p>
+            <w:pPr>
+              <w:jc w:val="center"/>
+            </w:pPr>
+            <w:r/>
+            <w:r>
+              <w:rPr>
+                <w:b w:val="0"/>
+                <w:i w:val="0"/>
+                <w:sz w:val="20"/>
+              </w:rPr>
+              <w:t>И</w:t>
+            </w:r>
+          </w:p>
+        </w:tc>
+        <w:tc>
+          <w:tcPr>
+            <w:tcW w:type="dxa" w:w="1587"/>
+          </w:tcPr>
+          <w:p>
+            <w:pPr>
+              <w:jc w:val="center"/>
+            </w:pPr>
+            <w:r/>
+            <w:r>
+              <w:rPr>
+                <w:b w:val="0"/>
+                <w:i w:val="0"/>
+                <w:sz w:val="20"/>
+              </w:rPr>
+              <w:t>Р</w:t>
+            </w:r>
+          </w:p>
+        </w:tc>
+        <w:tc>
+          <w:tcPr>
+            <w:tcW w:type="dxa" w:w="1474"/>
+          </w:tcPr>
+          <w:p>
+            <w:pPr>
+              <w:jc w:val="center"/>
+            </w:pPr>
+            <w:r/>
+            <w:r>
+              <w:rPr>
+                <w:b w:val="0"/>
+                <w:i w:val="0"/>
+                <w:sz w:val="20"/>
+              </w:rPr>
+              <w:t>С</w:t>
+            </w:r>
+          </w:p>
+        </w:tc>
+        <w:tc>
+          <w:tcPr>
+            <w:tcW w:type="dxa" w:w="2268"/>
+          </w:tcPr>
+          <w:p>
+            <w:pPr>
+              <w:jc w:val="center"/>
+            </w:pPr>
+            <w:r/>
+            <w:r>
+              <w:rPr>
+                <w:b w:val="0"/>
+                <w:i w:val="0"/>
+                <w:sz w:val="20"/>
+              </w:rPr>
+              <w:t>С</w:t>
+            </w:r>
+          </w:p>
+        </w:tc>
+        <w:tc>
+          <w:tcPr>
+            <w:tcW w:type="dxa" w:w="2041"/>
+          </w:tcPr>
+          <w:p>
+            <w:pPr>
+              <w:jc w:val="center"/>
+            </w:pPr>
+            <w:r/>
+            <w:r>
+              <w:rPr>
+                <w:b w:val="0"/>
+                <w:i w:val="0"/>
+                <w:sz w:val="20"/>
+              </w:rPr>
+              <w:t>С</w:t>
+            </w:r>
+          </w:p>
+        </w:tc>
+      </w:tr>
+      <w:tr>
+        <w:tc>
+          <w:tcPr>
+            <w:tcW w:type="dxa" w:w="907"/>
+          </w:tcPr>
+          <w:p>
+            <w:pPr>
+              <w:jc w:val="center"/>
+            </w:pPr>
+            <w:r/>
+            <w:r>
+              <w:rPr>
+                <w:b w:val="0"/>
+                <w:i w:val="0"/>
+                <w:sz w:val="20"/>
+              </w:rPr>
+              <w:t>28</w:t>
+            </w:r>
+          </w:p>
+        </w:tc>
+        <w:tc>
+          <w:tcPr>
+            <w:tcW w:type="dxa" w:w="1361"/>
+          </w:tcPr>
+          <w:p>
+            <w:pPr>
+              <w:jc w:val="center"/>
+            </w:pPr>
+            <w:r/>
+            <w:r>
+              <w:rPr>
+                <w:b w:val="0"/>
+                <w:i w:val="0"/>
+                <w:sz w:val="20"/>
+              </w:rPr>
+              <w:t>Р, У</w:t>
+            </w:r>
+          </w:p>
+        </w:tc>
+        <w:tc>
+          <w:tcPr>
+            <w:tcW w:type="dxa" w:w="1587"/>
+          </w:tcPr>
+          <w:p>
+            <w:pPr>
+              <w:jc w:val="center"/>
+            </w:pPr>
+            <w:r/>
+            <w:r>
+              <w:rPr>
+                <w:b w:val="0"/>
+                <w:i w:val="0"/>
+                <w:sz w:val="20"/>
+              </w:rPr>
+              <w:t>С</w:t>
+            </w:r>
+          </w:p>
+        </w:tc>
+        <w:tc>
+          <w:tcPr>
+            <w:tcW w:type="dxa" w:w="1474"/>
+          </w:tcPr>
+          <w:p>
+            <w:pPr>
+              <w:jc w:val="center"/>
+            </w:pPr>
+            <w:r/>
+            <w:r>
+              <w:rPr>
+                <w:b w:val="0"/>
+                <w:i w:val="0"/>
+                <w:sz w:val="20"/>
+              </w:rPr>
+              <w:t>–</w:t>
+            </w:r>
+          </w:p>
+        </w:tc>
+        <w:tc>
+          <w:tcPr>
+            <w:tcW w:type="dxa" w:w="2268"/>
+          </w:tcPr>
+          <w:p>
+            <w:pPr>
+              <w:jc w:val="center"/>
+            </w:pPr>
+            <w:r/>
+            <w:r>
+              <w:rPr>
+                <w:b w:val="0"/>
+                <w:i w:val="0"/>
+                <w:sz w:val="20"/>
+              </w:rPr>
+              <w:t>–</w:t>
+            </w:r>
+          </w:p>
+        </w:tc>
+        <w:tc>
+          <w:tcPr>
+            <w:tcW w:type="dxa" w:w="2041"/>
+          </w:tcPr>
+          <w:p>
+            <w:pPr>
+              <w:jc w:val="center"/>
+            </w:pPr>
+            <w:r/>
+            <w:r>
+              <w:rPr>
+                <w:b w:val="0"/>
+                <w:i w:val="0"/>
+                <w:sz w:val="20"/>
+              </w:rPr>
+              <w:t>С</w:t>
+            </w:r>
+          </w:p>
+        </w:tc>
+      </w:tr>
+      <w:tr>
+        <w:tc>
+          <w:tcPr>
+            <w:tcW w:type="dxa" w:w="907"/>
+          </w:tcPr>
+          <w:p>
+            <w:pPr>
+              <w:jc w:val="center"/>
+            </w:pPr>
+            <w:r/>
+            <w:r>
+              <w:rPr>
+                <w:b w:val="0"/>
+                <w:i w:val="0"/>
+                <w:sz w:val="20"/>
+              </w:rPr>
+              <w:t>29</w:t>
+            </w:r>
+          </w:p>
+        </w:tc>
+        <w:tc>
+          <w:tcPr>
+            <w:tcW w:type="dxa" w:w="1361"/>
+          </w:tcPr>
+          <w:p>
+            <w:pPr>
+              <w:jc w:val="center"/>
+            </w:pPr>
+            <w:r/>
+            <w:r>
+              <w:rPr>
+                <w:b w:val="0"/>
+                <w:i w:val="0"/>
+                <w:sz w:val="20"/>
+              </w:rPr>
+              <w:t>Р, У</w:t>
+            </w:r>
+          </w:p>
+        </w:tc>
+        <w:tc>
+          <w:tcPr>
+            <w:tcW w:type="dxa" w:w="1587"/>
+          </w:tcPr>
+          <w:p>
+            <w:pPr>
+              <w:jc w:val="center"/>
+            </w:pPr>
+            <w:r/>
+            <w:r>
+              <w:rPr>
+                <w:b w:val="0"/>
+                <w:i w:val="0"/>
+                <w:sz w:val="20"/>
+              </w:rPr>
+              <w:t>С</w:t>
+            </w:r>
+          </w:p>
+        </w:tc>
+        <w:tc>
+          <w:tcPr>
+            <w:tcW w:type="dxa" w:w="1474"/>
+          </w:tcPr>
+          <w:p>
+            <w:pPr>
+              <w:jc w:val="center"/>
+            </w:pPr>
+            <w:r/>
+            <w:r>
+              <w:rPr>
+                <w:b w:val="0"/>
+                <w:i w:val="0"/>
+                <w:sz w:val="20"/>
+              </w:rPr>
+              <w:t>–</w:t>
+            </w:r>
+          </w:p>
+        </w:tc>
+        <w:tc>
+          <w:tcPr>
+            <w:tcW w:type="dxa" w:w="2268"/>
+          </w:tcPr>
+          <w:p>
+            <w:pPr>
+              <w:jc w:val="center"/>
+            </w:pPr>
+            <w:r/>
+            <w:r>
+              <w:rPr>
+                <w:b w:val="0"/>
+                <w:i w:val="0"/>
+                <w:sz w:val="20"/>
+              </w:rPr>
+              <w:t>–</w:t>
+            </w:r>
+          </w:p>
+        </w:tc>
+        <w:tc>
+          <w:tcPr>
+            <w:tcW w:type="dxa" w:w="2041"/>
+          </w:tcPr>
+          <w:p>
+            <w:pPr>
+              <w:jc w:val="center"/>
+            </w:pPr>
+            <w:r/>
+            <w:r>
+              <w:rPr>
+                <w:b w:val="0"/>
+                <w:i w:val="0"/>
+                <w:sz w:val="20"/>
+              </w:rPr>
+              <w:t>–</w:t>
+            </w:r>
+          </w:p>
+        </w:tc>
+      </w:tr>
+      <w:tr>
+        <w:tc>
+          <w:tcPr>
+            <w:tcW w:type="dxa" w:w="907"/>
+          </w:tcPr>
+          <w:p>
+            <w:pPr>
+              <w:jc w:val="center"/>
+            </w:pPr>
+            <w:r/>
+            <w:r>
+              <w:rPr>
+                <w:b w:val="0"/>
+                <w:i w:val="0"/>
+                <w:sz w:val="20"/>
+              </w:rPr>
+              <w:t>30</w:t>
+            </w:r>
+          </w:p>
+        </w:tc>
+        <w:tc>
+          <w:tcPr>
+            <w:tcW w:type="dxa" w:w="1361"/>
+          </w:tcPr>
+          <w:p>
+            <w:pPr>
+              <w:jc w:val="center"/>
+            </w:pPr>
+            <w:r/>
+            <w:r>
+              <w:rPr>
+                <w:b w:val="0"/>
+                <w:i w:val="0"/>
+                <w:sz w:val="20"/>
+              </w:rPr>
+              <w:t>У</w:t>
+            </w:r>
+          </w:p>
+        </w:tc>
+        <w:tc>
+          <w:tcPr>
+            <w:tcW w:type="dxa" w:w="1587"/>
+          </w:tcPr>
+          <w:p>
+            <w:pPr>
+              <w:jc w:val="center"/>
+            </w:pPr>
+            <w:r/>
+            <w:r>
+              <w:rPr>
+                <w:b w:val="0"/>
+                <w:i w:val="0"/>
+                <w:sz w:val="20"/>
+              </w:rPr>
+              <w:t>Р</w:t>
+            </w:r>
+          </w:p>
+        </w:tc>
+        <w:tc>
+          <w:tcPr>
+            <w:tcW w:type="dxa" w:w="1474"/>
+          </w:tcPr>
+          <w:p>
+            <w:pPr>
+              <w:jc w:val="center"/>
+            </w:pPr>
+            <w:r/>
+            <w:r>
+              <w:rPr>
+                <w:b w:val="0"/>
+                <w:i w:val="0"/>
+                <w:sz w:val="20"/>
+              </w:rPr>
+              <w:t>–</w:t>
+            </w:r>
+          </w:p>
+        </w:tc>
+        <w:tc>
+          <w:tcPr>
+            <w:tcW w:type="dxa" w:w="2268"/>
+          </w:tcPr>
+          <w:p>
+            <w:pPr>
+              <w:jc w:val="center"/>
+            </w:pPr>
+            <w:r/>
+            <w:r>
+              <w:rPr>
+                <w:b w:val="0"/>
+                <w:i w:val="0"/>
+                <w:sz w:val="20"/>
+              </w:rPr>
+              <w:t>–</w:t>
+            </w:r>
+          </w:p>
+        </w:tc>
+        <w:tc>
+          <w:tcPr>
+            <w:tcW w:type="dxa" w:w="2041"/>
+          </w:tcPr>
+          <w:p>
+            <w:pPr>
+              <w:jc w:val="center"/>
+            </w:pPr>
+            <w:r/>
+            <w:r>
+              <w:rPr>
+                <w:b w:val="0"/>
+                <w:i w:val="0"/>
+                <w:sz w:val="20"/>
+              </w:rPr>
+              <w:t>–</w:t>
+            </w:r>
+          </w:p>
+        </w:tc>
+      </w:tr>
+      <w:tr>
+        <w:tc>
+          <w:tcPr>
+            <w:tcW w:type="dxa" w:w="907"/>
+          </w:tcPr>
+          <w:p>
+            <w:pPr>
+              <w:jc w:val="center"/>
+            </w:pPr>
+            <w:r/>
+            <w:r>
+              <w:rPr>
+                <w:b w:val="0"/>
+                <w:i w:val="0"/>
+                <w:sz w:val="20"/>
+              </w:rPr>
+              <w:t>31</w:t>
+            </w:r>
+          </w:p>
+        </w:tc>
+        <w:tc>
+          <w:tcPr>
+            <w:tcW w:type="dxa" w:w="1361"/>
+          </w:tcPr>
+          <w:p>
+            <w:pPr>
+              <w:jc w:val="center"/>
+            </w:pPr>
+            <w:r/>
+            <w:r>
+              <w:rPr>
+                <w:b w:val="0"/>
+                <w:i w:val="0"/>
+                <w:sz w:val="20"/>
+              </w:rPr>
+              <w:t>И</w:t>
+            </w:r>
+          </w:p>
+        </w:tc>
+        <w:tc>
+          <w:tcPr>
+            <w:tcW w:type="dxa" w:w="1587"/>
+          </w:tcPr>
+          <w:p>
+            <w:pPr>
+              <w:jc w:val="center"/>
+            </w:pPr>
+            <w:r/>
+            <w:r>
+              <w:rPr>
+                <w:b w:val="0"/>
+                <w:i w:val="0"/>
+                <w:sz w:val="20"/>
+              </w:rPr>
+              <w:t>Р</w:t>
+            </w:r>
+          </w:p>
+        </w:tc>
+        <w:tc>
+          <w:tcPr>
+            <w:tcW w:type="dxa" w:w="1474"/>
+          </w:tcPr>
+          <w:p>
+            <w:pPr>
+              <w:jc w:val="center"/>
+            </w:pPr>
+            <w:r/>
+            <w:r>
+              <w:rPr>
+                <w:b w:val="0"/>
+                <w:i w:val="0"/>
+                <w:sz w:val="20"/>
+              </w:rPr>
+              <w:t>С</w:t>
+            </w:r>
+          </w:p>
+        </w:tc>
+        <w:tc>
+          <w:tcPr>
+            <w:tcW w:type="dxa" w:w="2268"/>
+          </w:tcPr>
+          <w:p>
+            <w:pPr>
+              <w:jc w:val="center"/>
+            </w:pPr>
+            <w:r/>
+            <w:r>
+              <w:rPr>
+                <w:b w:val="0"/>
+                <w:i w:val="0"/>
+                <w:sz w:val="20"/>
+              </w:rPr>
+              <w:t>С</w:t>
+            </w:r>
+          </w:p>
+        </w:tc>
+        <w:tc>
+          <w:tcPr>
+            <w:tcW w:type="dxa" w:w="2041"/>
+          </w:tcPr>
+          <w:p>
+            <w:pPr>
+              <w:jc w:val="center"/>
+            </w:pPr>
+            <w:r/>
+            <w:r>
+              <w:rPr>
+                <w:b w:val="0"/>
+                <w:i w:val="0"/>
+                <w:sz w:val="20"/>
+              </w:rPr>
+              <w:t>–</w:t>
+            </w:r>
+          </w:p>
+        </w:tc>
+      </w:tr>
+      <w:tr>
+        <w:tc>
+          <w:tcPr>
+            <w:tcW w:type="dxa" w:w="907"/>
+          </w:tcPr>
+          <w:p>
+            <w:pPr>
+              <w:jc w:val="center"/>
+            </w:pPr>
+            <w:r/>
+            <w:r>
+              <w:rPr>
+                <w:b w:val="0"/>
+                <w:i w:val="0"/>
+                <w:sz w:val="20"/>
+              </w:rPr>
+              <w:t>32</w:t>
+            </w:r>
+          </w:p>
+        </w:tc>
+        <w:tc>
+          <w:tcPr>
+            <w:tcW w:type="dxa" w:w="1361"/>
+          </w:tcPr>
+          <w:p>
+            <w:pPr>
+              <w:jc w:val="center"/>
+            </w:pPr>
+            <w:r/>
+            <w:r>
+              <w:rPr>
+                <w:b w:val="0"/>
+                <w:i w:val="0"/>
+                <w:sz w:val="20"/>
+              </w:rPr>
+              <w:t>У</w:t>
+            </w:r>
+          </w:p>
+        </w:tc>
+        <w:tc>
+          <w:tcPr>
+            <w:tcW w:type="dxa" w:w="1587"/>
+          </w:tcPr>
+          <w:p>
+            <w:pPr>
+              <w:jc w:val="center"/>
+            </w:pPr>
+            <w:r/>
+            <w:r>
+              <w:rPr>
+                <w:b w:val="0"/>
+                <w:i w:val="0"/>
+                <w:sz w:val="20"/>
+              </w:rPr>
+              <w:t>Р</w:t>
+            </w:r>
+          </w:p>
+        </w:tc>
+        <w:tc>
+          <w:tcPr>
+            <w:tcW w:type="dxa" w:w="1474"/>
+          </w:tcPr>
+          <w:p>
+            <w:pPr>
+              <w:jc w:val="center"/>
+            </w:pPr>
+            <w:r/>
+            <w:r>
+              <w:rPr>
+                <w:b w:val="0"/>
+                <w:i w:val="0"/>
+                <w:sz w:val="20"/>
+              </w:rPr>
+              <w:t>С</w:t>
+            </w:r>
+          </w:p>
+        </w:tc>
+        <w:tc>
+          <w:tcPr>
+            <w:tcW w:type="dxa" w:w="2268"/>
+          </w:tcPr>
+          <w:p>
+            <w:pPr>
+              <w:jc w:val="center"/>
+            </w:pPr>
+            <w:r/>
+            <w:r>
+              <w:rPr>
+                <w:b w:val="0"/>
+                <w:i w:val="0"/>
+                <w:sz w:val="20"/>
+              </w:rPr>
+              <w:t>С</w:t>
+            </w:r>
+          </w:p>
+        </w:tc>
+        <w:tc>
+          <w:tcPr>
+            <w:tcW w:type="dxa" w:w="2041"/>
+          </w:tcPr>
+          <w:p>
+            <w:pPr>
+              <w:jc w:val="center"/>
+            </w:pPr>
+            <w:r/>
+            <w:r>
+              <w:rPr>
+                <w:b w:val="0"/>
+                <w:i w:val="0"/>
+                <w:sz w:val="20"/>
+              </w:rPr>
+              <w:t>–</w:t>
+            </w:r>
+          </w:p>
+        </w:tc>
+      </w:tr>
+      <w:tr>
+        <w:tc>
+          <w:tcPr>
+            <w:tcW w:type="dxa" w:w="907"/>
+          </w:tcPr>
+          <w:p>
+            <w:pPr>
+              <w:jc w:val="center"/>
+            </w:pPr>
+            <w:r/>
+            <w:r>
+              <w:rPr>
+                <w:b w:val="0"/>
+                <w:i w:val="0"/>
+                <w:sz w:val="20"/>
+              </w:rPr>
+              <w:t>33</w:t>
+            </w:r>
+          </w:p>
+        </w:tc>
+        <w:tc>
+          <w:tcPr>
+            <w:tcW w:type="dxa" w:w="1361"/>
+          </w:tcPr>
+          <w:p>
+            <w:pPr>
+              <w:jc w:val="center"/>
+            </w:pPr>
+            <w:r/>
+            <w:r>
+              <w:rPr>
+                <w:b w:val="0"/>
+                <w:i w:val="0"/>
+                <w:sz w:val="20"/>
+              </w:rPr>
+              <w:t>И</w:t>
+            </w:r>
+          </w:p>
+        </w:tc>
+        <w:tc>
+          <w:tcPr>
+            <w:tcW w:type="dxa" w:w="1587"/>
+          </w:tcPr>
+          <w:p>
+            <w:pPr>
+              <w:jc w:val="center"/>
+            </w:pPr>
+            <w:r/>
+            <w:r>
+              <w:rPr>
+                <w:b w:val="0"/>
+                <w:i w:val="0"/>
+                <w:sz w:val="20"/>
+              </w:rPr>
+              <w:t>У</w:t>
+            </w:r>
+          </w:p>
+        </w:tc>
+        <w:tc>
+          <w:tcPr>
+            <w:tcW w:type="dxa" w:w="1474"/>
+          </w:tcPr>
+          <w:p>
+            <w:pPr>
+              <w:jc w:val="center"/>
+            </w:pPr>
+            <w:r/>
+            <w:r>
+              <w:rPr>
+                <w:b w:val="0"/>
+                <w:i w:val="0"/>
+                <w:sz w:val="20"/>
+              </w:rPr>
+              <w:t>Р</w:t>
+            </w:r>
+          </w:p>
+        </w:tc>
+        <w:tc>
+          <w:tcPr>
+            <w:tcW w:type="dxa" w:w="2268"/>
+          </w:tcPr>
+          <w:p>
+            <w:pPr>
+              <w:jc w:val="center"/>
+            </w:pPr>
+            <w:r/>
+            <w:r>
+              <w:rPr>
+                <w:b w:val="0"/>
+                <w:i w:val="0"/>
+                <w:sz w:val="20"/>
+              </w:rPr>
+              <w:t>Р</w:t>
+            </w:r>
+          </w:p>
+        </w:tc>
+        <w:tc>
+          <w:tcPr>
+            <w:tcW w:type="dxa" w:w="2041"/>
+          </w:tcPr>
+          <w:p>
+            <w:pPr>
+              <w:jc w:val="center"/>
+            </w:pPr>
+            <w:r/>
+            <w:r>
+              <w:rPr>
+                <w:b w:val="0"/>
+                <w:i w:val="0"/>
+                <w:sz w:val="20"/>
+              </w:rPr>
+              <w:t>–</w:t>
+            </w:r>
+          </w:p>
+        </w:tc>
+      </w:tr>
+      <w:tr>
+        <w:tc>
+          <w:tcPr>
+            <w:tcW w:type="dxa" w:w="907"/>
+          </w:tcPr>
+          <w:p>
+            <w:pPr>
+              <w:jc w:val="center"/>
+            </w:pPr>
+            <w:r/>
+            <w:r>
+              <w:rPr>
+                <w:b w:val="0"/>
+                <w:i w:val="0"/>
+                <w:sz w:val="20"/>
+              </w:rPr>
+              <w:t>34</w:t>
+            </w:r>
+          </w:p>
+        </w:tc>
+        <w:tc>
+          <w:tcPr>
+            <w:tcW w:type="dxa" w:w="1361"/>
+          </w:tcPr>
+          <w:p>
+            <w:pPr>
+              <w:jc w:val="center"/>
+            </w:pPr>
+            <w:r/>
+            <w:r>
+              <w:rPr>
+                <w:b w:val="0"/>
+                <w:i w:val="0"/>
+                <w:sz w:val="20"/>
+              </w:rPr>
+              <w:t>И</w:t>
+            </w:r>
+          </w:p>
+        </w:tc>
+        <w:tc>
+          <w:tcPr>
+            <w:tcW w:type="dxa" w:w="1587"/>
+          </w:tcPr>
+          <w:p>
+            <w:pPr>
+              <w:jc w:val="center"/>
+            </w:pPr>
+            <w:r/>
+            <w:r>
+              <w:rPr>
+                <w:b w:val="0"/>
+                <w:i w:val="0"/>
+                <w:sz w:val="20"/>
+              </w:rPr>
+              <w:t>Р</w:t>
+            </w:r>
+          </w:p>
+        </w:tc>
+        <w:tc>
+          <w:tcPr>
+            <w:tcW w:type="dxa" w:w="1474"/>
+          </w:tcPr>
+          <w:p>
+            <w:pPr>
+              <w:jc w:val="center"/>
+            </w:pPr>
+            <w:r/>
+            <w:r>
+              <w:rPr>
+                <w:b w:val="0"/>
+                <w:i w:val="0"/>
+                <w:sz w:val="20"/>
+              </w:rPr>
+              <w:t>С</w:t>
+            </w:r>
+          </w:p>
+        </w:tc>
+        <w:tc>
+          <w:tcPr>
+            <w:tcW w:type="dxa" w:w="2268"/>
+          </w:tcPr>
+          <w:p>
+            <w:pPr>
+              <w:jc w:val="center"/>
+            </w:pPr>
+            <w:r/>
+            <w:r>
+              <w:rPr>
+                <w:b w:val="0"/>
+                <w:i w:val="0"/>
+                <w:sz w:val="20"/>
+              </w:rPr>
+              <w:t>С</w:t>
+            </w:r>
+          </w:p>
+        </w:tc>
+        <w:tc>
+          <w:tcPr>
+            <w:tcW w:type="dxa" w:w="2041"/>
+          </w:tcPr>
+          <w:p>
+            <w:pPr>
+              <w:jc w:val="center"/>
+            </w:pPr>
+            <w:r/>
+            <w:r>
+              <w:rPr>
+                <w:b w:val="0"/>
+                <w:i w:val="0"/>
+                <w:sz w:val="20"/>
+              </w:rPr>
+              <w:t>–</w:t>
+            </w:r>
+          </w:p>
+        </w:tc>
+      </w:tr>
+      <w:tr>
+        <w:tc>
+          <w:tcPr>
+            <w:tcW w:type="dxa" w:w="907"/>
+          </w:tcPr>
+          <w:p>
+            <w:pPr>
+              <w:jc w:val="center"/>
+            </w:pPr>
+            <w:r/>
+            <w:r>
+              <w:rPr>
+                <w:b w:val="0"/>
+                <w:i w:val="0"/>
+                <w:sz w:val="20"/>
+              </w:rPr>
+              <w:t>35</w:t>
+            </w:r>
+          </w:p>
+        </w:tc>
+        <w:tc>
+          <w:tcPr>
+            <w:tcW w:type="dxa" w:w="1361"/>
+          </w:tcPr>
+          <w:p>
+            <w:pPr>
+              <w:jc w:val="center"/>
+            </w:pPr>
+            <w:r/>
+            <w:r>
+              <w:rPr>
+                <w:b w:val="0"/>
+                <w:i w:val="0"/>
+                <w:sz w:val="20"/>
+              </w:rPr>
+              <w:t>И</w:t>
+            </w:r>
+          </w:p>
+        </w:tc>
+        <w:tc>
+          <w:tcPr>
+            <w:tcW w:type="dxa" w:w="1587"/>
+          </w:tcPr>
+          <w:p>
+            <w:pPr>
+              <w:jc w:val="center"/>
+            </w:pPr>
+            <w:r/>
+            <w:r>
+              <w:rPr>
+                <w:b w:val="0"/>
+                <w:i w:val="0"/>
+                <w:sz w:val="20"/>
+              </w:rPr>
+              <w:t>С</w:t>
+            </w:r>
+          </w:p>
+        </w:tc>
+        <w:tc>
+          <w:tcPr>
+            <w:tcW w:type="dxa" w:w="1474"/>
+          </w:tcPr>
+          <w:p>
+            <w:pPr>
+              <w:jc w:val="center"/>
+            </w:pPr>
+            <w:r/>
+            <w:r>
+              <w:rPr>
+                <w:b w:val="0"/>
+                <w:i w:val="0"/>
+                <w:sz w:val="20"/>
+              </w:rPr>
+              <w:t>С</w:t>
+            </w:r>
+          </w:p>
+        </w:tc>
+        <w:tc>
+          <w:tcPr>
+            <w:tcW w:type="dxa" w:w="2268"/>
+          </w:tcPr>
+          <w:p>
+            <w:pPr>
+              <w:jc w:val="center"/>
+            </w:pPr>
+            <w:r/>
+            <w:r>
+              <w:rPr>
+                <w:b w:val="0"/>
+                <w:i w:val="0"/>
+                <w:sz w:val="20"/>
+              </w:rPr>
+              <w:t>Р</w:t>
+            </w:r>
+          </w:p>
+        </w:tc>
+        <w:tc>
+          <w:tcPr>
+            <w:tcW w:type="dxa" w:w="2041"/>
+          </w:tcPr>
+          <w:p>
+            <w:pPr>
+              <w:jc w:val="center"/>
+            </w:pPr>
+            <w:r/>
+            <w:r>
+              <w:rPr>
+                <w:b w:val="0"/>
+                <w:i w:val="0"/>
+                <w:sz w:val="20"/>
+              </w:rPr>
+              <w:t>–</w:t>
+            </w:r>
+          </w:p>
+        </w:tc>
+      </w:tr>
+      <w:tr>
+        <w:tc>
+          <w:tcPr>
+            <w:tcW w:type="dxa" w:w="907"/>
+          </w:tcPr>
+          <w:p>
+            <w:pPr>
+              <w:jc w:val="center"/>
+            </w:pPr>
+            <w:r/>
+            <w:r>
+              <w:rPr>
+                <w:b w:val="0"/>
+                <w:i w:val="0"/>
+                <w:sz w:val="20"/>
+              </w:rPr>
+              <w:t>36</w:t>
+            </w:r>
+          </w:p>
+        </w:tc>
+        <w:tc>
+          <w:tcPr>
+            <w:tcW w:type="dxa" w:w="1361"/>
+          </w:tcPr>
+          <w:p>
+            <w:pPr>
+              <w:jc w:val="center"/>
+            </w:pPr>
+            <w:r/>
+            <w:r>
+              <w:rPr>
+                <w:b w:val="0"/>
+                <w:i w:val="0"/>
+                <w:sz w:val="20"/>
+              </w:rPr>
+              <w:t>И</w:t>
+            </w:r>
+          </w:p>
+        </w:tc>
+        <w:tc>
+          <w:tcPr>
+            <w:tcW w:type="dxa" w:w="1587"/>
+          </w:tcPr>
+          <w:p>
+            <w:pPr>
+              <w:jc w:val="center"/>
+            </w:pPr>
+            <w:r/>
+            <w:r>
+              <w:rPr>
+                <w:b w:val="0"/>
+                <w:i w:val="0"/>
+                <w:sz w:val="20"/>
+              </w:rPr>
+              <w:t>Р</w:t>
+            </w:r>
+          </w:p>
+        </w:tc>
+        <w:tc>
+          <w:tcPr>
+            <w:tcW w:type="dxa" w:w="1474"/>
+          </w:tcPr>
+          <w:p>
+            <w:pPr>
+              <w:jc w:val="center"/>
+            </w:pPr>
+            <w:r/>
+            <w:r>
+              <w:rPr>
+                <w:b w:val="0"/>
+                <w:i w:val="0"/>
+                <w:sz w:val="20"/>
+              </w:rPr>
+              <w:t>–</w:t>
+            </w:r>
+          </w:p>
+        </w:tc>
+        <w:tc>
+          <w:tcPr>
+            <w:tcW w:type="dxa" w:w="2268"/>
+          </w:tcPr>
+          <w:p>
+            <w:pPr>
+              <w:jc w:val="center"/>
+            </w:pPr>
+            <w:r/>
+            <w:r>
+              <w:rPr>
+                <w:b w:val="0"/>
+                <w:i w:val="0"/>
+                <w:sz w:val="20"/>
+              </w:rPr>
+              <w:t>С</w:t>
+            </w:r>
+          </w:p>
+        </w:tc>
+        <w:tc>
+          <w:tcPr>
+            <w:tcW w:type="dxa" w:w="2041"/>
+          </w:tcPr>
+          <w:p>
+            <w:pPr>
+              <w:jc w:val="center"/>
+            </w:pPr>
+            <w:r/>
+            <w:r>
+              <w:rPr>
+                <w:b w:val="0"/>
+                <w:i w:val="0"/>
+                <w:sz w:val="20"/>
+              </w:rPr>
+              <w:t>–</w:t>
+            </w:r>
+          </w:p>
+        </w:tc>
+      </w:tr>
+      <w:tr>
+        <w:tc>
+          <w:tcPr>
+            <w:tcW w:type="dxa" w:w="907"/>
+          </w:tcPr>
+          <w:p>
+            <w:pPr>
+              <w:jc w:val="center"/>
+            </w:pPr>
+            <w:r/>
+            <w:r>
+              <w:rPr>
+                <w:b w:val="0"/>
+                <w:i w:val="0"/>
+                <w:sz w:val="20"/>
+              </w:rPr>
+              <w:t>37</w:t>
+            </w:r>
+          </w:p>
+        </w:tc>
+        <w:tc>
+          <w:tcPr>
+            <w:tcW w:type="dxa" w:w="1361"/>
+          </w:tcPr>
+          <w:p>
+            <w:pPr>
+              <w:jc w:val="center"/>
+            </w:pPr>
+            <w:r/>
+            <w:r>
+              <w:rPr>
+                <w:b w:val="0"/>
+                <w:i w:val="0"/>
+                <w:sz w:val="20"/>
+              </w:rPr>
+              <w:t>–</w:t>
+            </w:r>
+          </w:p>
+        </w:tc>
+        <w:tc>
+          <w:tcPr>
+            <w:tcW w:type="dxa" w:w="1587"/>
+          </w:tcPr>
+          <w:p>
+            <w:pPr>
+              <w:jc w:val="center"/>
+            </w:pPr>
+            <w:r/>
+            <w:r>
+              <w:rPr>
+                <w:b w:val="0"/>
+                <w:i w:val="0"/>
+                <w:sz w:val="20"/>
+              </w:rPr>
+              <w:t>И</w:t>
+            </w:r>
+          </w:p>
+        </w:tc>
+        <w:tc>
+          <w:tcPr>
+            <w:tcW w:type="dxa" w:w="1474"/>
+          </w:tcPr>
+          <w:p>
+            <w:pPr>
+              <w:jc w:val="center"/>
+            </w:pPr>
+            <w:r/>
+            <w:r>
+              <w:rPr>
+                <w:b w:val="0"/>
+                <w:i w:val="0"/>
+                <w:sz w:val="20"/>
+              </w:rPr>
+              <w:t>Р</w:t>
+            </w:r>
+          </w:p>
+        </w:tc>
+        <w:tc>
+          <w:tcPr>
+            <w:tcW w:type="dxa" w:w="2268"/>
+          </w:tcPr>
+          <w:p>
+            <w:pPr>
+              <w:jc w:val="center"/>
+            </w:pPr>
+            <w:r/>
+            <w:r>
+              <w:rPr>
+                <w:b w:val="0"/>
+                <w:i w:val="0"/>
+                <w:sz w:val="20"/>
+              </w:rPr>
+              <w:t>С</w:t>
+            </w:r>
+          </w:p>
+        </w:tc>
+        <w:tc>
+          <w:tcPr>
+            <w:tcW w:type="dxa" w:w="2041"/>
+          </w:tcPr>
+          <w:p>
+            <w:pPr>
+              <w:jc w:val="center"/>
+            </w:pPr>
+            <w:r/>
+            <w:r>
+              <w:rPr>
+                <w:b w:val="0"/>
+                <w:i w:val="0"/>
+                <w:sz w:val="20"/>
+              </w:rPr>
+              <w:t>–</w:t>
+            </w:r>
+          </w:p>
+        </w:tc>
+      </w:tr>
+      <w:tr>
+        <w:tc>
+          <w:tcPr>
+            <w:tcW w:type="dxa" w:w="907"/>
+          </w:tcPr>
+          <w:p>
+            <w:pPr>
+              <w:jc w:val="center"/>
+            </w:pPr>
+            <w:r/>
+            <w:r>
+              <w:rPr>
+                <w:b w:val="0"/>
+                <w:i w:val="0"/>
+                <w:sz w:val="20"/>
+              </w:rPr>
+              <w:t>38</w:t>
+            </w:r>
+          </w:p>
+        </w:tc>
+        <w:tc>
+          <w:tcPr>
+            <w:tcW w:type="dxa" w:w="1361"/>
+          </w:tcPr>
+          <w:p>
+            <w:pPr>
+              <w:jc w:val="center"/>
+            </w:pPr>
+            <w:r/>
+            <w:r>
+              <w:rPr>
+                <w:b w:val="0"/>
+                <w:i w:val="0"/>
+                <w:sz w:val="20"/>
+              </w:rPr>
+              <w:t>И</w:t>
+            </w:r>
+          </w:p>
+        </w:tc>
+        <w:tc>
+          <w:tcPr>
+            <w:tcW w:type="dxa" w:w="1587"/>
+          </w:tcPr>
+          <w:p>
+            <w:pPr>
+              <w:jc w:val="center"/>
+            </w:pPr>
+            <w:r/>
+            <w:r>
+              <w:rPr>
+                <w:b w:val="0"/>
+                <w:i w:val="0"/>
+                <w:sz w:val="20"/>
+              </w:rPr>
+              <w:t>Р, У</w:t>
+            </w:r>
+          </w:p>
+        </w:tc>
+        <w:tc>
+          <w:tcPr>
+            <w:tcW w:type="dxa" w:w="1474"/>
+          </w:tcPr>
+          <w:p>
+            <w:pPr>
+              <w:jc w:val="center"/>
+            </w:pPr>
+            <w:r/>
+            <w:r>
+              <w:rPr>
+                <w:b w:val="0"/>
+                <w:i w:val="0"/>
+                <w:sz w:val="20"/>
+              </w:rPr>
+              <w:t>С</w:t>
+            </w:r>
+          </w:p>
+        </w:tc>
+        <w:tc>
+          <w:tcPr>
+            <w:tcW w:type="dxa" w:w="2268"/>
+          </w:tcPr>
+          <w:p>
+            <w:pPr>
+              <w:jc w:val="center"/>
+            </w:pPr>
+            <w:r/>
+            <w:r>
+              <w:rPr>
+                <w:b w:val="0"/>
+                <w:i w:val="0"/>
+                <w:sz w:val="20"/>
+              </w:rPr>
+              <w:t>С</w:t>
+            </w:r>
+          </w:p>
+        </w:tc>
+        <w:tc>
+          <w:tcPr>
+            <w:tcW w:type="dxa" w:w="2041"/>
+          </w:tcPr>
+          <w:p>
+            <w:pPr>
+              <w:jc w:val="center"/>
+            </w:pPr>
+            <w:r/>
+            <w:r>
+              <w:rPr>
+                <w:b w:val="0"/>
+                <w:i w:val="0"/>
+                <w:sz w:val="20"/>
+              </w:rPr>
+              <w:t>–</w:t>
+            </w:r>
+          </w:p>
+        </w:tc>
+      </w:tr>
+    </w:tbl>
     <w:sectPr>
       <w:pgSz w:w="11906" w:h="16838"/>
       <w:pgMar w:top="1134" w:right="850" w:bottom="1134" w:left="1417" w:header="720" w:footer="720" w:gutter="0"/>

--- a/documents/Ekologiya/Бизнес-процесс_Экологическое_сопровождение.docx
+++ b/documents/Ekologiya/Бизнес-процесс_Экологическое_сопровождение.docx
@@ -160,7 +160,7 @@
           <w:b w:val="0"/>
           <w:i w:val="0"/>
         </w:rPr>
-        <w:t xml:space="preserve"> все производственные площадки и обособленные подразделения Общества, на которых осуществляется хозяйственная деятельность, оказывающая негативное воздействие на окружающую среду (далее — НВОС): Технопарк «Руднево» (Руднево-16, Руднево-7), площадка «Машково», обособленное подразделение в аэропорту Внуково.</w:t>
+        <w:t xml:space="preserve"> все производственные площадки и обособленные подразделения Общества, на которых осуществляется хозяйственная деятельность, оказывающая негативное воздействие на окружающую среду (далее - НВОС): Технопарк «Руднево» (Руднево-16, Руднево-7), площадка «Машково», обособленное подразделение в аэропорту Внуково.</w:t>
       </w:r>
     </w:p>
     <w:p>
@@ -187,7 +187,7 @@
           <w:b w:val="0"/>
           <w:i w:val="0"/>
         </w:rPr>
-        <w:t>– выбросы в атмосферу: окрасочные камеры (растворители ЛКМ — ксилол, толуол, бутилацетат); участки формования и склейки композитов (эпоксидные/фенольные смолы, препреги; возможно выделение формальдегида, фенола, стирола — вещества I–II класса опасности); механическая обработка и раскрой композитов, сотопанелей (пыль стеклопластика, углепластика); лазерная резка, сварка (сварочный аэрозоль, оксиды металлов);</w:t>
+        <w:t>- выбросы в атмосферу: окрасочные камеры (растворители ЛКМ - ксилол, толуол, бутилацетат); участки формования и склейки композитов (эпоксидные/фенольные смолы, препреги; возможно выделение формальдегида, фенола, стирола - вещества I-II класса опасности); механическая обработка и раскрой композитов, сотопанелей (пыль стеклопластика, углепластика); лазерная резка, сварка (сварочный аэрозоль, оксиды металлов);</w:t>
       </w:r>
     </w:p>
     <w:p>
@@ -200,7 +200,7 @@
           <w:b w:val="0"/>
           <w:i w:val="0"/>
         </w:rPr>
-        <w:t>– отходы: обрезь препрегов, стекло- и углепластика, сотопанелей; остатки и тара ЛКМ, клеев, смол, растворителей; отработанные фильтры окрасочных камер и аспирации; обтирочный материал, загрязнённый ЛКМ и маслами; отработанные масла и СОЖ; лом металлов; текстиль, кожа, поролон (обивочные материалы); ртутные лампы, аккумуляторы, оргтехника; ТКО;</w:t>
+        <w:t>- отходы: обрезь препрегов, стекло- и углепластика, сотопанелей; остатки и тара ЛКМ, клеев, смол, растворителей; отработанные фильтры окрасочных камер и аспирации; обтирочный материал, загрязнённый ЛКМ и маслами; отработанные масла и СОЖ; лом металлов; текстиль, кожа, поролон (обивочные материалы); ртутные лампы, аккумуляторы, оргтехника; ТКО;</w:t>
       </w:r>
     </w:p>
     <w:p>
@@ -213,7 +213,7 @@
           <w:b w:val="0"/>
           <w:i w:val="0"/>
         </w:rPr>
-        <w:t>– сточные воды: как правило, сброс в централизованную систему водоотведения через арендодателя (уточняется по договорам аренды).</w:t>
+        <w:t>- сточные воды: как правило, сброс в централизованную систему водоотведения через арендодателя (уточняется по договорам аренды).</w:t>
       </w:r>
     </w:p>
     <w:p>
@@ -227,7 +227,1787 @@
           <w:b/>
           <w:i w:val="0"/>
         </w:rPr>
-        <w:t>2. Нормативная база</w:t>
+        <w:t>2. Текущее состояние (как есть)</w:t>
+      </w:r>
+    </w:p>
+    <w:p>
+      <w:pPr>
+        <w:ind w:left="425" w:hanging="283"/>
+        <w:jc w:val="both"/>
+      </w:pPr>
+      <w:r>
+        <w:rPr>
+          <w:b w:val="0"/>
+          <w:i w:val="0"/>
+        </w:rPr>
+        <w:t xml:space="preserve">- На государственном учёте как объект НВОС стоит </w:t>
+      </w:r>
+      <w:r>
+        <w:rPr>
+          <w:b/>
+          <w:i w:val="0"/>
+        </w:rPr>
+        <w:t>только площадка «Машково»</w:t>
+      </w:r>
+      <w:r>
+        <w:rPr>
+          <w:b w:val="0"/>
+          <w:i w:val="0"/>
+        </w:rPr>
+        <w:t>. Площадки Руднево-16, Руднево-7 и обособленное подразделение во Внуково на учёт не поставлены.</w:t>
+      </w:r>
+    </w:p>
+    <w:p>
+      <w:pPr>
+        <w:ind w:left="425" w:hanging="283"/>
+        <w:jc w:val="both"/>
+      </w:pPr>
+      <w:r>
+        <w:rPr>
+          <w:b w:val="0"/>
+          <w:i w:val="0"/>
+        </w:rPr>
+        <w:t xml:space="preserve">- Вывозятся </w:t>
+      </w:r>
+      <w:r>
+        <w:rPr>
+          <w:b/>
+          <w:i w:val="0"/>
+        </w:rPr>
+        <w:t>только производственные отходы и ТКО</w:t>
+      </w:r>
+      <w:r>
+        <w:rPr>
+          <w:b w:val="0"/>
+          <w:i w:val="0"/>
+        </w:rPr>
+        <w:t xml:space="preserve"> по договорам со сторонними лицензированными организациями.</w:t>
+      </w:r>
+    </w:p>
+    <w:p>
+      <w:pPr>
+        <w:ind w:left="425" w:hanging="283"/>
+        <w:jc w:val="both"/>
+      </w:pPr>
+      <w:r>
+        <w:rPr>
+          <w:b w:val="0"/>
+          <w:i w:val="0"/>
+        </w:rPr>
+        <w:t xml:space="preserve">- Весь процесс организует </w:t>
+      </w:r>
+      <w:r>
+        <w:rPr>
+          <w:b/>
+          <w:i w:val="0"/>
+        </w:rPr>
+        <w:t>один работник - ведущий эколог</w:t>
+      </w:r>
+      <w:r>
+        <w:rPr>
+          <w:b w:val="0"/>
+          <w:i w:val="0"/>
+        </w:rPr>
+        <w:t>. Приказ о распределении обязанностей отсутствует, подразделения в процесс не вовлечены, генеральный директор отчётов по экологии не получает.</w:t>
+      </w:r>
+    </w:p>
+    <w:p>
+      <w:pPr>
+        <w:ind w:left="425" w:hanging="283"/>
+        <w:jc w:val="both"/>
+      </w:pPr>
+      <w:r>
+        <w:rPr>
+          <w:b w:val="0"/>
+          <w:i w:val="0"/>
+        </w:rPr>
+        <w:t>- Остальные обязательные элементы (учёт и паспортизация отходов, инвентаризация выбросов, производственный экологический контроль, плата и отчётность по всем площадкам) системно не организованы.</w:t>
+      </w:r>
+    </w:p>
+    <w:p>
+      <w:pPr>
+        <w:spacing w:after="0" w:before="120"/>
+        <w:ind w:firstLine="709"/>
+        <w:jc w:val="both"/>
+      </w:pPr>
+      <w:r>
+        <w:rPr>
+          <w:b w:val="0"/>
+          <w:i w:val="0"/>
+          <w:sz w:val="26"/>
+        </w:rPr>
+        <w:t>Текущее состояние показано на схеме «как есть» (следующая страница). Сравнение с требованиями законодательства - в разделе 3.</w:t>
+      </w:r>
+    </w:p>
+    <w:p>
+      <w:r>
+        <w:br w:type="page"/>
+      </w:r>
+    </w:p>
+    <w:p>
+      <w:pPr>
+        <w:jc w:val="center"/>
+      </w:pPr>
+      <w:r>
+        <w:drawing>
+          <wp:inline xmlns:a="http://schemas.openxmlformats.org/drawingml/2006/main" xmlns:pic="http://schemas.openxmlformats.org/drawingml/2006/picture">
+            <wp:extent cx="6120000" cy="8650093"/>
+            <wp:docPr id="1" name="Picture 1"/>
+            <wp:cNvGraphicFramePr>
+              <a:graphicFrameLocks noChangeAspect="1"/>
+            </wp:cNvGraphicFramePr>
+            <a:graphic>
+              <a:graphicData uri="http://schemas.openxmlformats.org/drawingml/2006/picture">
+                <pic:pic>
+                  <pic:nvPicPr>
+                    <pic:cNvPr id="0" name="asis.png"/>
+                    <pic:cNvPicPr/>
+                  </pic:nvPicPr>
+                  <pic:blipFill>
+                    <a:blip r:embed="rId9"/>
+                    <a:stretch>
+                      <a:fillRect/>
+                    </a:stretch>
+                  </pic:blipFill>
+                  <pic:spPr>
+                    <a:xfrm>
+                      <a:off x="0" y="0"/>
+                      <a:ext cx="6120000" cy="8650093"/>
+                    </a:xfrm>
+                    <a:prstGeom prst="rect"/>
+                  </pic:spPr>
+                </pic:pic>
+              </a:graphicData>
+            </a:graphic>
+          </wp:inline>
+        </w:drawing>
+      </w:r>
+    </w:p>
+    <w:p>
+      <w:r>
+        <w:br w:type="page"/>
+      </w:r>
+    </w:p>
+    <w:p>
+      <w:pPr>
+        <w:keepNext/>
+        <w:spacing w:after="80" w:before="200"/>
+        <w:jc w:val="left"/>
+      </w:pPr>
+      <w:r>
+        <w:rPr>
+          <w:b/>
+          <w:i w:val="0"/>
+        </w:rPr>
+        <w:t>3. Как есть и как должно быть по законодательству</w:t>
+      </w:r>
+    </w:p>
+    <w:tbl>
+      <w:tblPr>
+        <w:tblW w:type="auto" w:w="0"/>
+        <w:jc w:val="center"/>
+        <w:tblLayout w:type="fixed"/>
+        <w:tblLook w:firstColumn="1" w:firstRow="1" w:lastColumn="0" w:lastRow="0" w:noHBand="0" w:noVBand="1" w:val="04A0"/>
+        <w:tblBorders>
+          <w:top w:val="single" w:sz="4" w:space="0" w:color="auto"/>
+          <w:left w:val="single" w:sz="4" w:space="0" w:color="auto"/>
+          <w:bottom w:val="single" w:sz="4" w:space="0" w:color="auto"/>
+          <w:right w:val="single" w:sz="4" w:space="0" w:color="auto"/>
+          <w:insideH w:val="single" w:sz="4" w:space="0" w:color="auto"/>
+          <w:insideV w:val="single" w:sz="4" w:space="0" w:color="auto"/>
+        </w:tblBorders>
+        <w:tblLayout w:type="fixed"/>
+      </w:tblPr>
+      <w:tblGrid>
+        <w:gridCol w:w="454"/>
+        <w:gridCol w:w="1928"/>
+        <w:gridCol w:w="1928"/>
+        <w:gridCol w:w="2835"/>
+        <w:gridCol w:w="2494"/>
+      </w:tblGrid>
+      <w:tr>
+        <w:trPr>
+          <w:tblHeader w:val="true"/>
+        </w:trPr>
+        <w:tc>
+          <w:tcPr>
+            <w:tcW w:type="dxa" w:w="454"/>
+            <w:shd w:val="clear" w:color="auto" w:fill="D9D9D9"/>
+          </w:tcPr>
+          <w:p>
+            <w:pPr>
+              <w:jc w:val="center"/>
+            </w:pPr>
+            <w:r/>
+            <w:r>
+              <w:rPr>
+                <w:b/>
+                <w:sz w:val="20"/>
+              </w:rPr>
+              <w:t>№</w:t>
+            </w:r>
+          </w:p>
+        </w:tc>
+        <w:tc>
+          <w:tcPr>
+            <w:tcW w:type="dxa" w:w="1928"/>
+            <w:shd w:val="clear" w:color="auto" w:fill="D9D9D9"/>
+          </w:tcPr>
+          <w:p>
+            <w:pPr>
+              <w:jc w:val="center"/>
+            </w:pPr>
+            <w:r/>
+            <w:r>
+              <w:rPr>
+                <w:b/>
+                <w:sz w:val="20"/>
+              </w:rPr>
+              <w:t>Требование (основание)</w:t>
+            </w:r>
+          </w:p>
+        </w:tc>
+        <w:tc>
+          <w:tcPr>
+            <w:tcW w:type="dxa" w:w="1928"/>
+            <w:shd w:val="clear" w:color="auto" w:fill="D9D9D9"/>
+          </w:tcPr>
+          <w:p>
+            <w:pPr>
+              <w:jc w:val="center"/>
+            </w:pPr>
+            <w:r/>
+            <w:r>
+              <w:rPr>
+                <w:b/>
+                <w:sz w:val="20"/>
+              </w:rPr>
+              <w:t>Как сейчас</w:t>
+            </w:r>
+          </w:p>
+        </w:tc>
+        <w:tc>
+          <w:tcPr>
+            <w:tcW w:type="dxa" w:w="2835"/>
+            <w:shd w:val="clear" w:color="auto" w:fill="D9D9D9"/>
+          </w:tcPr>
+          <w:p>
+            <w:pPr>
+              <w:jc w:val="center"/>
+            </w:pPr>
+            <w:r/>
+            <w:r>
+              <w:rPr>
+                <w:b/>
+                <w:sz w:val="20"/>
+              </w:rPr>
+              <w:t>Как должно быть</w:t>
+            </w:r>
+          </w:p>
+        </w:tc>
+        <w:tc>
+          <w:tcPr>
+            <w:tcW w:type="dxa" w:w="2494"/>
+            <w:shd w:val="clear" w:color="auto" w:fill="D9D9D9"/>
+          </w:tcPr>
+          <w:p>
+            <w:pPr>
+              <w:jc w:val="center"/>
+            </w:pPr>
+            <w:r/>
+            <w:r>
+              <w:rPr>
+                <w:b/>
+                <w:sz w:val="20"/>
+              </w:rPr>
+              <w:t>Риск</w:t>
+            </w:r>
+          </w:p>
+        </w:tc>
+      </w:tr>
+      <w:tr>
+        <w:tc>
+          <w:tcPr>
+            <w:tcW w:type="dxa" w:w="454"/>
+          </w:tcPr>
+          <w:p>
+            <w:pPr>
+              <w:jc w:val="left"/>
+            </w:pPr>
+            <w:r/>
+            <w:r>
+              <w:rPr>
+                <w:b w:val="0"/>
+                <w:i w:val="0"/>
+                <w:sz w:val="20"/>
+              </w:rPr>
+              <w:t>1</w:t>
+            </w:r>
+          </w:p>
+        </w:tc>
+        <w:tc>
+          <w:tcPr>
+            <w:tcW w:type="dxa" w:w="1928"/>
+          </w:tcPr>
+          <w:p>
+            <w:pPr>
+              <w:jc w:val="left"/>
+            </w:pPr>
+            <w:r/>
+            <w:r>
+              <w:rPr>
+                <w:b w:val="0"/>
+                <w:i w:val="0"/>
+                <w:sz w:val="20"/>
+              </w:rPr>
+              <w:t>Постановка объектов НВОС на учёт (ст. 69.2 7-ФЗ)</w:t>
+            </w:r>
+          </w:p>
+        </w:tc>
+        <w:tc>
+          <w:tcPr>
+            <w:tcW w:type="dxa" w:w="1928"/>
+          </w:tcPr>
+          <w:p>
+            <w:pPr>
+              <w:jc w:val="left"/>
+            </w:pPr>
+            <w:r/>
+            <w:r>
+              <w:rPr>
+                <w:b w:val="0"/>
+                <w:i w:val="0"/>
+                <w:sz w:val="20"/>
+              </w:rPr>
+              <w:t>На учёте только Машково. Руднево-16, Руднево-7, Внуково не учтены</w:t>
+            </w:r>
+          </w:p>
+        </w:tc>
+        <w:tc>
+          <w:tcPr>
+            <w:tcW w:type="dxa" w:w="2835"/>
+          </w:tcPr>
+          <w:p>
+            <w:pPr>
+              <w:jc w:val="left"/>
+            </w:pPr>
+            <w:r/>
+            <w:r>
+              <w:rPr>
+                <w:b w:val="0"/>
+                <w:i w:val="0"/>
+                <w:sz w:val="20"/>
+              </w:rPr>
+              <w:t>Каждая площадка с НВОС на учёте не позднее 6 месяцев с начала эксплуатации. Машково: корректировка категории по ПП № 636 до 01.12.2026</w:t>
+            </w:r>
+          </w:p>
+        </w:tc>
+        <w:tc>
+          <w:tcPr>
+            <w:tcW w:type="dxa" w:w="2494"/>
+          </w:tcPr>
+          <w:p>
+            <w:pPr>
+              <w:jc w:val="left"/>
+            </w:pPr>
+            <w:r/>
+            <w:r>
+              <w:rPr>
+                <w:b w:val="0"/>
+                <w:i w:val="0"/>
+                <w:sz w:val="20"/>
+              </w:rPr>
+              <w:t>ст. 8.46 КоАП: 30 000 - 100 000 руб.; невозможно корректно рассчитать плату и сдать отчётность</w:t>
+            </w:r>
+          </w:p>
+        </w:tc>
+      </w:tr>
+      <w:tr>
+        <w:tc>
+          <w:tcPr>
+            <w:tcW w:type="dxa" w:w="454"/>
+          </w:tcPr>
+          <w:p>
+            <w:pPr>
+              <w:jc w:val="left"/>
+            </w:pPr>
+            <w:r/>
+            <w:r>
+              <w:rPr>
+                <w:b w:val="0"/>
+                <w:i w:val="0"/>
+                <w:sz w:val="20"/>
+              </w:rPr>
+              <w:t>2</w:t>
+            </w:r>
+          </w:p>
+        </w:tc>
+        <w:tc>
+          <w:tcPr>
+            <w:tcW w:type="dxa" w:w="1928"/>
+          </w:tcPr>
+          <w:p>
+            <w:pPr>
+              <w:jc w:val="left"/>
+            </w:pPr>
+            <w:r/>
+            <w:r>
+              <w:rPr>
+                <w:b w:val="0"/>
+                <w:i w:val="0"/>
+                <w:sz w:val="20"/>
+              </w:rPr>
+              <w:t>Назначение ответственных (ст. 2.4 КоАП; приказ № 498)</w:t>
+            </w:r>
+          </w:p>
+        </w:tc>
+        <w:tc>
+          <w:tcPr>
+            <w:tcW w:type="dxa" w:w="1928"/>
+          </w:tcPr>
+          <w:p>
+            <w:pPr>
+              <w:jc w:val="left"/>
+            </w:pPr>
+            <w:r/>
+            <w:r>
+              <w:rPr>
+                <w:b w:val="0"/>
+                <w:i w:val="0"/>
+                <w:sz w:val="20"/>
+              </w:rPr>
+              <w:t>Приказа нет. Все функции выполняет ведущий эколог</w:t>
+            </w:r>
+          </w:p>
+        </w:tc>
+        <w:tc>
+          <w:tcPr>
+            <w:tcW w:type="dxa" w:w="2835"/>
+          </w:tcPr>
+          <w:p>
+            <w:pPr>
+              <w:jc w:val="left"/>
+            </w:pPr>
+            <w:r/>
+            <w:r>
+              <w:rPr>
+                <w:b w:val="0"/>
+                <w:i w:val="0"/>
+                <w:sz w:val="20"/>
+              </w:rPr>
+              <w:t>Приказ: ответственные за ПЭК, ГОУ, обращение с отходами на каждом участке; обязанности в должностных инструкциях</w:t>
+            </w:r>
+          </w:p>
+        </w:tc>
+        <w:tc>
+          <w:tcPr>
+            <w:tcW w:type="dxa" w:w="2494"/>
+          </w:tcPr>
+          <w:p>
+            <w:pPr>
+              <w:jc w:val="left"/>
+            </w:pPr>
+            <w:r/>
+            <w:r>
+              <w:rPr>
+                <w:b w:val="0"/>
+                <w:i w:val="0"/>
+                <w:sz w:val="20"/>
+              </w:rPr>
+              <w:t>Ответственность по всем нарушениям ложится на ГД как должностное лицо</w:t>
+            </w:r>
+          </w:p>
+        </w:tc>
+      </w:tr>
+      <w:tr>
+        <w:tc>
+          <w:tcPr>
+            <w:tcW w:type="dxa" w:w="454"/>
+          </w:tcPr>
+          <w:p>
+            <w:pPr>
+              <w:jc w:val="left"/>
+            </w:pPr>
+            <w:r/>
+            <w:r>
+              <w:rPr>
+                <w:b w:val="0"/>
+                <w:i w:val="0"/>
+                <w:sz w:val="20"/>
+              </w:rPr>
+              <w:t>3</w:t>
+            </w:r>
+          </w:p>
+        </w:tc>
+        <w:tc>
+          <w:tcPr>
+            <w:tcW w:type="dxa" w:w="1928"/>
+          </w:tcPr>
+          <w:p>
+            <w:pPr>
+              <w:jc w:val="left"/>
+            </w:pPr>
+            <w:r/>
+            <w:r>
+              <w:rPr>
+                <w:b w:val="0"/>
+                <w:i w:val="0"/>
+                <w:sz w:val="20"/>
+              </w:rPr>
+              <w:t>Обучение (ст. 73 7-ФЗ; ст. 15 89-ФЗ)</w:t>
+            </w:r>
+          </w:p>
+        </w:tc>
+        <w:tc>
+          <w:tcPr>
+            <w:tcW w:type="dxa" w:w="1928"/>
+          </w:tcPr>
+          <w:p>
+            <w:pPr>
+              <w:jc w:val="left"/>
+            </w:pPr>
+            <w:r/>
+            <w:r>
+              <w:rPr>
+                <w:b w:val="0"/>
+                <w:i w:val="0"/>
+                <w:sz w:val="20"/>
+              </w:rPr>
+              <w:t>Не организовано</w:t>
+            </w:r>
+          </w:p>
+        </w:tc>
+        <w:tc>
+          <w:tcPr>
+            <w:tcW w:type="dxa" w:w="2835"/>
+          </w:tcPr>
+          <w:p>
+            <w:pPr>
+              <w:jc w:val="left"/>
+            </w:pPr>
+            <w:r/>
+            <w:r>
+              <w:rPr>
+                <w:b w:val="0"/>
+                <w:i w:val="0"/>
+                <w:sz w:val="20"/>
+              </w:rPr>
+              <w:t>Обучение ответственных до допуска к работе</w:t>
+            </w:r>
+          </w:p>
+        </w:tc>
+        <w:tc>
+          <w:tcPr>
+            <w:tcW w:type="dxa" w:w="2494"/>
+          </w:tcPr>
+          <w:p>
+            <w:pPr>
+              <w:jc w:val="left"/>
+            </w:pPr>
+            <w:r/>
+            <w:r>
+              <w:rPr>
+                <w:b w:val="0"/>
+                <w:i w:val="0"/>
+                <w:sz w:val="20"/>
+              </w:rPr>
+              <w:t>Нарушение обязательных требований (ст. 8.1, 8.2 КоАП)</w:t>
+            </w:r>
+          </w:p>
+        </w:tc>
+      </w:tr>
+      <w:tr>
+        <w:tc>
+          <w:tcPr>
+            <w:tcW w:type="dxa" w:w="454"/>
+          </w:tcPr>
+          <w:p>
+            <w:pPr>
+              <w:jc w:val="left"/>
+            </w:pPr>
+            <w:r/>
+            <w:r>
+              <w:rPr>
+                <w:b w:val="0"/>
+                <w:i w:val="0"/>
+                <w:sz w:val="20"/>
+              </w:rPr>
+              <w:t>4</w:t>
+            </w:r>
+          </w:p>
+        </w:tc>
+        <w:tc>
+          <w:tcPr>
+            <w:tcW w:type="dxa" w:w="1928"/>
+          </w:tcPr>
+          <w:p>
+            <w:pPr>
+              <w:jc w:val="left"/>
+            </w:pPr>
+            <w:r/>
+            <w:r>
+              <w:rPr>
+                <w:b w:val="0"/>
+                <w:i w:val="0"/>
+                <w:sz w:val="20"/>
+              </w:rPr>
+              <w:t>Инвентаризация выбросов, нормирование, план НМУ (ст. 22 96-ФЗ, ст. 22 7-ФЗ; приказы № 871, 581, 651, 662)</w:t>
+            </w:r>
+          </w:p>
+        </w:tc>
+        <w:tc>
+          <w:tcPr>
+            <w:tcW w:type="dxa" w:w="1928"/>
+          </w:tcPr>
+          <w:p>
+            <w:pPr>
+              <w:jc w:val="left"/>
+            </w:pPr>
+            <w:r/>
+            <w:r>
+              <w:rPr>
+                <w:b w:val="0"/>
+                <w:i w:val="0"/>
+                <w:sz w:val="20"/>
+              </w:rPr>
+              <w:t>По незарегистрированным площадкам не проводилась</w:t>
+            </w:r>
+          </w:p>
+        </w:tc>
+        <w:tc>
+          <w:tcPr>
+            <w:tcW w:type="dxa" w:w="2835"/>
+          </w:tcPr>
+          <w:p>
+            <w:pPr>
+              <w:jc w:val="left"/>
+            </w:pPr>
+            <w:r/>
+            <w:r>
+              <w:rPr>
+                <w:b w:val="0"/>
+                <w:i w:val="0"/>
+                <w:sz w:val="20"/>
+              </w:rPr>
+              <w:t>По каждому объекту I-III категории; при изменении производства - корректировка</w:t>
+            </w:r>
+          </w:p>
+        </w:tc>
+        <w:tc>
+          <w:tcPr>
+            <w:tcW w:type="dxa" w:w="2494"/>
+          </w:tcPr>
+          <w:p>
+            <w:pPr>
+              <w:jc w:val="left"/>
+            </w:pPr>
+            <w:r/>
+            <w:r>
+              <w:rPr>
+                <w:b w:val="0"/>
+                <w:i w:val="0"/>
+                <w:sz w:val="20"/>
+              </w:rPr>
+              <w:t>ст. 8.1, 8.21 КоАП</w:t>
+            </w:r>
+          </w:p>
+        </w:tc>
+      </w:tr>
+      <w:tr>
+        <w:tc>
+          <w:tcPr>
+            <w:tcW w:type="dxa" w:w="454"/>
+          </w:tcPr>
+          <w:p>
+            <w:pPr>
+              <w:jc w:val="left"/>
+            </w:pPr>
+            <w:r/>
+            <w:r>
+              <w:rPr>
+                <w:b w:val="0"/>
+                <w:i w:val="0"/>
+                <w:sz w:val="20"/>
+              </w:rPr>
+              <w:t>5</w:t>
+            </w:r>
+          </w:p>
+        </w:tc>
+        <w:tc>
+          <w:tcPr>
+            <w:tcW w:type="dxa" w:w="1928"/>
+          </w:tcPr>
+          <w:p>
+            <w:pPr>
+              <w:jc w:val="left"/>
+            </w:pPr>
+            <w:r/>
+            <w:r>
+              <w:rPr>
+                <w:b w:val="0"/>
+                <w:i w:val="0"/>
+                <w:sz w:val="20"/>
+              </w:rPr>
+              <w:t>Паспортизация отходов I-IV классов (ст. 14 89-ФЗ; приказ № 286)</w:t>
+            </w:r>
+          </w:p>
+        </w:tc>
+        <w:tc>
+          <w:tcPr>
+            <w:tcW w:type="dxa" w:w="1928"/>
+          </w:tcPr>
+          <w:p>
+            <w:pPr>
+              <w:jc w:val="left"/>
+            </w:pPr>
+            <w:r/>
+            <w:r>
+              <w:rPr>
+                <w:b w:val="0"/>
+                <w:i w:val="0"/>
+                <w:sz w:val="20"/>
+              </w:rPr>
+              <w:t>Не организована</w:t>
+            </w:r>
+          </w:p>
+        </w:tc>
+        <w:tc>
+          <w:tcPr>
+            <w:tcW w:type="dxa" w:w="2835"/>
+          </w:tcPr>
+          <w:p>
+            <w:pPr>
+              <w:jc w:val="left"/>
+            </w:pPr>
+            <w:r/>
+            <w:r>
+              <w:rPr>
+                <w:b w:val="0"/>
+                <w:i w:val="0"/>
+                <w:sz w:val="20"/>
+              </w:rPr>
+              <w:t>Паспорт на каждый вид отходов I-IV классов, подтверждение класса для V класса</w:t>
+            </w:r>
+          </w:p>
+        </w:tc>
+        <w:tc>
+          <w:tcPr>
+            <w:tcW w:type="dxa" w:w="2494"/>
+          </w:tcPr>
+          <w:p>
+            <w:pPr>
+              <w:jc w:val="left"/>
+            </w:pPr>
+            <w:r/>
+            <w:r>
+              <w:rPr>
+                <w:b w:val="0"/>
+                <w:i w:val="0"/>
+                <w:sz w:val="20"/>
+              </w:rPr>
+              <w:t>ч. 1 ст. 8.2 КоАП: 100 000 - 250 000 руб. или приостановление до 90 суток</w:t>
+            </w:r>
+          </w:p>
+        </w:tc>
+      </w:tr>
+      <w:tr>
+        <w:tc>
+          <w:tcPr>
+            <w:tcW w:type="dxa" w:w="454"/>
+          </w:tcPr>
+          <w:p>
+            <w:pPr>
+              <w:jc w:val="left"/>
+            </w:pPr>
+            <w:r/>
+            <w:r>
+              <w:rPr>
+                <w:b w:val="0"/>
+                <w:i w:val="0"/>
+                <w:sz w:val="20"/>
+              </w:rPr>
+              <w:t>6</w:t>
+            </w:r>
+          </w:p>
+        </w:tc>
+        <w:tc>
+          <w:tcPr>
+            <w:tcW w:type="dxa" w:w="1928"/>
+          </w:tcPr>
+          <w:p>
+            <w:pPr>
+              <w:jc w:val="left"/>
+            </w:pPr>
+            <w:r/>
+            <w:r>
+              <w:rPr>
+                <w:b w:val="0"/>
+                <w:i w:val="0"/>
+                <w:sz w:val="20"/>
+              </w:rPr>
+              <w:t>Учёт в области обращения с отходами (ст. 19 89-ФЗ; приказ № 227)</w:t>
+            </w:r>
+          </w:p>
+        </w:tc>
+        <w:tc>
+          <w:tcPr>
+            <w:tcW w:type="dxa" w:w="1928"/>
+          </w:tcPr>
+          <w:p>
+            <w:pPr>
+              <w:jc w:val="left"/>
+            </w:pPr>
+            <w:r/>
+            <w:r>
+              <w:rPr>
+                <w:b w:val="0"/>
+                <w:i w:val="0"/>
+                <w:sz w:val="20"/>
+              </w:rPr>
+              <w:t>Не ведётся</w:t>
+            </w:r>
+          </w:p>
+        </w:tc>
+        <w:tc>
+          <w:tcPr>
+            <w:tcW w:type="dxa" w:w="2835"/>
+          </w:tcPr>
+          <w:p>
+            <w:pPr>
+              <w:jc w:val="left"/>
+            </w:pPr>
+            <w:r/>
+            <w:r>
+              <w:rPr>
+                <w:b w:val="0"/>
+                <w:i w:val="0"/>
+                <w:sz w:val="20"/>
+              </w:rPr>
+              <w:t>По каждому объекту НВОС, обобщение за месяц, квартал, полугодие, год; первичный учёт в подразделениях</w:t>
+            </w:r>
+          </w:p>
+        </w:tc>
+        <w:tc>
+          <w:tcPr>
+            <w:tcW w:type="dxa" w:w="2494"/>
+          </w:tcPr>
+          <w:p>
+            <w:pPr>
+              <w:jc w:val="left"/>
+            </w:pPr>
+            <w:r/>
+            <w:r>
+              <w:rPr>
+                <w:b w:val="0"/>
+                <w:i w:val="0"/>
+                <w:sz w:val="20"/>
+              </w:rPr>
+              <w:t>ч. 1 ст. 8.2 КоАП</w:t>
+            </w:r>
+          </w:p>
+        </w:tc>
+      </w:tr>
+      <w:tr>
+        <w:tc>
+          <w:tcPr>
+            <w:tcW w:type="dxa" w:w="454"/>
+          </w:tcPr>
+          <w:p>
+            <w:pPr>
+              <w:jc w:val="left"/>
+            </w:pPr>
+            <w:r/>
+            <w:r>
+              <w:rPr>
+                <w:b w:val="0"/>
+                <w:i w:val="0"/>
+                <w:sz w:val="20"/>
+              </w:rPr>
+              <w:t>7</w:t>
+            </w:r>
+          </w:p>
+        </w:tc>
+        <w:tc>
+          <w:tcPr>
+            <w:tcW w:type="dxa" w:w="1928"/>
+          </w:tcPr>
+          <w:p>
+            <w:pPr>
+              <w:jc w:val="left"/>
+            </w:pPr>
+            <w:r/>
+            <w:r>
+              <w:rPr>
+                <w:b w:val="0"/>
+                <w:i w:val="0"/>
+                <w:sz w:val="20"/>
+              </w:rPr>
+              <w:t>Накопление отходов (ст. 1 89-ФЗ; СанПиН 2.1.3684-21)</w:t>
+            </w:r>
+          </w:p>
+        </w:tc>
+        <w:tc>
+          <w:tcPr>
+            <w:tcW w:type="dxa" w:w="1928"/>
+          </w:tcPr>
+          <w:p>
+            <w:pPr>
+              <w:jc w:val="left"/>
+            </w:pPr>
+            <w:r/>
+            <w:r>
+              <w:rPr>
+                <w:b w:val="0"/>
+                <w:i w:val="0"/>
+                <w:sz w:val="20"/>
+              </w:rPr>
+              <w:t>Порядок не установлен, раздельный сбор не организован</w:t>
+            </w:r>
+          </w:p>
+        </w:tc>
+        <w:tc>
+          <w:tcPr>
+            <w:tcW w:type="dxa" w:w="2835"/>
+          </w:tcPr>
+          <w:p>
+            <w:pPr>
+              <w:jc w:val="left"/>
+            </w:pPr>
+            <w:r/>
+            <w:r>
+              <w:rPr>
+                <w:b w:val="0"/>
+                <w:i w:val="0"/>
+                <w:sz w:val="20"/>
+              </w:rPr>
+              <w:t>Оборудованные площадки, раздельное накопление на участках, срок не более 11 месяцев</w:t>
+            </w:r>
+          </w:p>
+        </w:tc>
+        <w:tc>
+          <w:tcPr>
+            <w:tcW w:type="dxa" w:w="2494"/>
+          </w:tcPr>
+          <w:p>
+            <w:pPr>
+              <w:jc w:val="left"/>
+            </w:pPr>
+            <w:r/>
+            <w:r>
+              <w:rPr>
+                <w:b w:val="0"/>
+                <w:i w:val="0"/>
+                <w:sz w:val="20"/>
+              </w:rPr>
+              <w:t>ч. 1 ст. 8.2 КоАП</w:t>
+            </w:r>
+          </w:p>
+        </w:tc>
+      </w:tr>
+      <w:tr>
+        <w:tc>
+          <w:tcPr>
+            <w:tcW w:type="dxa" w:w="454"/>
+          </w:tcPr>
+          <w:p>
+            <w:pPr>
+              <w:jc w:val="left"/>
+            </w:pPr>
+            <w:r/>
+            <w:r>
+              <w:rPr>
+                <w:b w:val="0"/>
+                <w:i w:val="0"/>
+                <w:sz w:val="20"/>
+              </w:rPr>
+              <w:t>8</w:t>
+            </w:r>
+          </w:p>
+        </w:tc>
+        <w:tc>
+          <w:tcPr>
+            <w:tcW w:type="dxa" w:w="1928"/>
+          </w:tcPr>
+          <w:p>
+            <w:pPr>
+              <w:jc w:val="left"/>
+            </w:pPr>
+            <w:r/>
+            <w:r>
+              <w:rPr>
+                <w:b w:val="0"/>
+                <w:i w:val="0"/>
+                <w:sz w:val="20"/>
+              </w:rPr>
+              <w:t>Передача отходов (ст. 9, 14.4, 24.7 89-ФЗ)</w:t>
+            </w:r>
+          </w:p>
+        </w:tc>
+        <w:tc>
+          <w:tcPr>
+            <w:tcW w:type="dxa" w:w="1928"/>
+          </w:tcPr>
+          <w:p>
+            <w:pPr>
+              <w:jc w:val="left"/>
+            </w:pPr>
+            <w:r/>
+            <w:r>
+              <w:rPr>
+                <w:b w:val="0"/>
+                <w:i w:val="0"/>
+                <w:sz w:val="20"/>
+              </w:rPr>
+              <w:t>Вывозятся только производственные отходы и ТКО сторонними лицензированными организациями</w:t>
+            </w:r>
+          </w:p>
+        </w:tc>
+        <w:tc>
+          <w:tcPr>
+            <w:tcW w:type="dxa" w:w="2835"/>
+          </w:tcPr>
+          <w:p>
+            <w:pPr>
+              <w:jc w:val="left"/>
+            </w:pPr>
+            <w:r/>
+            <w:r>
+              <w:rPr>
+                <w:b w:val="0"/>
+                <w:i w:val="0"/>
+                <w:sz w:val="20"/>
+              </w:rPr>
+              <w:t>Все виды отходов: ТКО - региональному оператору; I-II класс (лампы, аккумуляторы) - через ФЭО (ФГИС ОПВК); III-IV класс - лицензиатам с проверкой кодов ФККО в лицензии; лом - лицензиату</w:t>
+            </w:r>
+          </w:p>
+        </w:tc>
+        <w:tc>
+          <w:tcPr>
+            <w:tcW w:type="dxa" w:w="2494"/>
+          </w:tcPr>
+          <w:p>
+            <w:pPr>
+              <w:jc w:val="left"/>
+            </w:pPr>
+            <w:r/>
+            <w:r>
+              <w:rPr>
+                <w:b w:val="0"/>
+                <w:i w:val="0"/>
+                <w:sz w:val="20"/>
+              </w:rPr>
+              <w:t>ч. 1 ст. 8.2 КоАП; ответственность за отходы, переданные без надлежащих документов</w:t>
+            </w:r>
+          </w:p>
+        </w:tc>
+      </w:tr>
+      <w:tr>
+        <w:tc>
+          <w:tcPr>
+            <w:tcW w:type="dxa" w:w="454"/>
+          </w:tcPr>
+          <w:p>
+            <w:pPr>
+              <w:jc w:val="left"/>
+            </w:pPr>
+            <w:r/>
+            <w:r>
+              <w:rPr>
+                <w:b w:val="0"/>
+                <w:i w:val="0"/>
+                <w:sz w:val="20"/>
+              </w:rPr>
+              <w:t>9</w:t>
+            </w:r>
+          </w:p>
+        </w:tc>
+        <w:tc>
+          <w:tcPr>
+            <w:tcW w:type="dxa" w:w="1928"/>
+          </w:tcPr>
+          <w:p>
+            <w:pPr>
+              <w:jc w:val="left"/>
+            </w:pPr>
+            <w:r/>
+            <w:r>
+              <w:rPr>
+                <w:b w:val="0"/>
+                <w:i w:val="0"/>
+                <w:sz w:val="20"/>
+              </w:rPr>
+              <w:t>Производственный экологический контроль (ст. 67 7-ФЗ; приказ № 109)</w:t>
+            </w:r>
+          </w:p>
+        </w:tc>
+        <w:tc>
+          <w:tcPr>
+            <w:tcW w:type="dxa" w:w="1928"/>
+          </w:tcPr>
+          <w:p>
+            <w:pPr>
+              <w:jc w:val="left"/>
+            </w:pPr>
+            <w:r/>
+            <w:r>
+              <w:rPr>
+                <w:b w:val="0"/>
+                <w:i w:val="0"/>
+                <w:sz w:val="20"/>
+              </w:rPr>
+              <w:t>Не организован</w:t>
+            </w:r>
+          </w:p>
+        </w:tc>
+        <w:tc>
+          <w:tcPr>
+            <w:tcW w:type="dxa" w:w="2835"/>
+          </w:tcPr>
+          <w:p>
+            <w:pPr>
+              <w:jc w:val="left"/>
+            </w:pPr>
+            <w:r/>
+            <w:r>
+              <w:rPr>
+                <w:b w:val="0"/>
+                <w:i w:val="0"/>
+                <w:sz w:val="20"/>
+              </w:rPr>
+              <w:t>Программа ПЭК по каждому объекту I-III категории, отчёт до 25 марта</w:t>
+            </w:r>
+          </w:p>
+        </w:tc>
+        <w:tc>
+          <w:tcPr>
+            <w:tcW w:type="dxa" w:w="2494"/>
+          </w:tcPr>
+          <w:p>
+            <w:pPr>
+              <w:jc w:val="left"/>
+            </w:pPr>
+            <w:r/>
+            <w:r>
+              <w:rPr>
+                <w:b w:val="0"/>
+                <w:i w:val="0"/>
+                <w:sz w:val="20"/>
+              </w:rPr>
+              <w:t>ст. 8.1, 8.5 КоАП</w:t>
+            </w:r>
+          </w:p>
+        </w:tc>
+      </w:tr>
+      <w:tr>
+        <w:tc>
+          <w:tcPr>
+            <w:tcW w:type="dxa" w:w="454"/>
+          </w:tcPr>
+          <w:p>
+            <w:pPr>
+              <w:jc w:val="left"/>
+            </w:pPr>
+            <w:r/>
+            <w:r>
+              <w:rPr>
+                <w:b w:val="0"/>
+                <w:i w:val="0"/>
+                <w:sz w:val="20"/>
+              </w:rPr>
+              <w:t>10</w:t>
+            </w:r>
+          </w:p>
+        </w:tc>
+        <w:tc>
+          <w:tcPr>
+            <w:tcW w:type="dxa" w:w="1928"/>
+          </w:tcPr>
+          <w:p>
+            <w:pPr>
+              <w:jc w:val="left"/>
+            </w:pPr>
+            <w:r/>
+            <w:r>
+              <w:rPr>
+                <w:b w:val="0"/>
+                <w:i w:val="0"/>
+                <w:sz w:val="20"/>
+              </w:rPr>
+              <w:t>Плата за НВОС (ст. 16-16.5 7-ФЗ)</w:t>
+            </w:r>
+          </w:p>
+        </w:tc>
+        <w:tc>
+          <w:tcPr>
+            <w:tcW w:type="dxa" w:w="1928"/>
+          </w:tcPr>
+          <w:p>
+            <w:pPr>
+              <w:jc w:val="left"/>
+            </w:pPr>
+            <w:r/>
+            <w:r>
+              <w:rPr>
+                <w:b w:val="0"/>
+                <w:i w:val="0"/>
+                <w:sz w:val="20"/>
+              </w:rPr>
+              <w:t>Не охватывает незарегистрированные площадки</w:t>
+            </w:r>
+          </w:p>
+        </w:tc>
+        <w:tc>
+          <w:tcPr>
+            <w:tcW w:type="dxa" w:w="2835"/>
+          </w:tcPr>
+          <w:p>
+            <w:pPr>
+              <w:jc w:val="left"/>
+            </w:pPr>
+            <w:r/>
+            <w:r>
+              <w:rPr>
+                <w:b w:val="0"/>
+                <w:i w:val="0"/>
+                <w:sz w:val="20"/>
+              </w:rPr>
+              <w:t>По всем объектам I-III категории: квартальные авансы, годовая плата до 1 марта, декларация до 10 марта</w:t>
+            </w:r>
+          </w:p>
+        </w:tc>
+        <w:tc>
+          <w:tcPr>
+            <w:tcW w:type="dxa" w:w="2494"/>
+          </w:tcPr>
+          <w:p>
+            <w:pPr>
+              <w:jc w:val="left"/>
+            </w:pPr>
+            <w:r/>
+            <w:r>
+              <w:rPr>
+                <w:b w:val="0"/>
+                <w:i w:val="0"/>
+                <w:sz w:val="20"/>
+              </w:rPr>
+              <w:t>ст. 8.41 КоАП: 50 000 - 100 000 руб.; взыскание платы и пеней</w:t>
+            </w:r>
+          </w:p>
+        </w:tc>
+      </w:tr>
+      <w:tr>
+        <w:tc>
+          <w:tcPr>
+            <w:tcW w:type="dxa" w:w="454"/>
+          </w:tcPr>
+          <w:p>
+            <w:pPr>
+              <w:jc w:val="left"/>
+            </w:pPr>
+            <w:r/>
+            <w:r>
+              <w:rPr>
+                <w:b w:val="0"/>
+                <w:i w:val="0"/>
+                <w:sz w:val="20"/>
+              </w:rPr>
+              <w:t>11</w:t>
+            </w:r>
+          </w:p>
+        </w:tc>
+        <w:tc>
+          <w:tcPr>
+            <w:tcW w:type="dxa" w:w="1928"/>
+          </w:tcPr>
+          <w:p>
+            <w:pPr>
+              <w:jc w:val="left"/>
+            </w:pPr>
+            <w:r/>
+            <w:r>
+              <w:rPr>
+                <w:b w:val="0"/>
+                <w:i w:val="0"/>
+                <w:sz w:val="20"/>
+              </w:rPr>
+              <w:t>Отчётность (2-ТП, 4-ОС, отчёт ПЭК)</w:t>
+            </w:r>
+          </w:p>
+        </w:tc>
+        <w:tc>
+          <w:tcPr>
+            <w:tcW w:type="dxa" w:w="1928"/>
+          </w:tcPr>
+          <w:p>
+            <w:pPr>
+              <w:jc w:val="left"/>
+            </w:pPr>
+            <w:r/>
+            <w:r>
+              <w:rPr>
+                <w:b w:val="0"/>
+                <w:i w:val="0"/>
+                <w:sz w:val="20"/>
+              </w:rPr>
+              <w:t>Не охватывает все площадки</w:t>
+            </w:r>
+          </w:p>
+        </w:tc>
+        <w:tc>
+          <w:tcPr>
+            <w:tcW w:type="dxa" w:w="2835"/>
+          </w:tcPr>
+          <w:p>
+            <w:pPr>
+              <w:jc w:val="left"/>
+            </w:pPr>
+            <w:r/>
+            <w:r>
+              <w:rPr>
+                <w:b w:val="0"/>
+                <w:i w:val="0"/>
+                <w:sz w:val="20"/>
+              </w:rPr>
+              <w:t>Полный комплект по календарю (Приложение 1)</w:t>
+            </w:r>
+          </w:p>
+        </w:tc>
+        <w:tc>
+          <w:tcPr>
+            <w:tcW w:type="dxa" w:w="2494"/>
+          </w:tcPr>
+          <w:p>
+            <w:pPr>
+              <w:jc w:val="left"/>
+            </w:pPr>
+            <w:r/>
+            <w:r>
+              <w:rPr>
+                <w:b w:val="0"/>
+                <w:i w:val="0"/>
+                <w:sz w:val="20"/>
+              </w:rPr>
+              <w:t>ст. 13.19 КоАП: 20 000 - 70 000 руб.; ст. 8.5 КоАП</w:t>
+            </w:r>
+          </w:p>
+        </w:tc>
+      </w:tr>
+      <w:tr>
+        <w:tc>
+          <w:tcPr>
+            <w:tcW w:type="dxa" w:w="454"/>
+          </w:tcPr>
+          <w:p>
+            <w:pPr>
+              <w:jc w:val="left"/>
+            </w:pPr>
+            <w:r/>
+            <w:r>
+              <w:rPr>
+                <w:b w:val="0"/>
+                <w:i w:val="0"/>
+                <w:sz w:val="20"/>
+              </w:rPr>
+              <w:t>12</w:t>
+            </w:r>
+          </w:p>
+        </w:tc>
+        <w:tc>
+          <w:tcPr>
+            <w:tcW w:type="dxa" w:w="1928"/>
+          </w:tcPr>
+          <w:p>
+            <w:pPr>
+              <w:jc w:val="left"/>
+            </w:pPr>
+            <w:r/>
+            <w:r>
+              <w:rPr>
+                <w:b w:val="0"/>
+                <w:i w:val="0"/>
+                <w:sz w:val="20"/>
+              </w:rPr>
+              <w:t>Эксплуатация ГОУ (приказ № 498)</w:t>
+            </w:r>
+          </w:p>
+        </w:tc>
+        <w:tc>
+          <w:tcPr>
+            <w:tcW w:type="dxa" w:w="1928"/>
+          </w:tcPr>
+          <w:p>
+            <w:pPr>
+              <w:jc w:val="left"/>
+            </w:pPr>
+            <w:r/>
+            <w:r>
+              <w:rPr>
+                <w:b w:val="0"/>
+                <w:i w:val="0"/>
+                <w:sz w:val="20"/>
+              </w:rPr>
+              <w:t>Паспорта, журналы работы, ТО не организованы</w:t>
+            </w:r>
+          </w:p>
+        </w:tc>
+        <w:tc>
+          <w:tcPr>
+            <w:tcW w:type="dxa" w:w="2835"/>
+          </w:tcPr>
+          <w:p>
+            <w:pPr>
+              <w:jc w:val="left"/>
+            </w:pPr>
+            <w:r/>
+            <w:r>
+              <w:rPr>
+                <w:b w:val="0"/>
+                <w:i w:val="0"/>
+                <w:sz w:val="20"/>
+              </w:rPr>
+              <w:t>Паспорт ГОУ, журнал, ТО по графику, проверка эффективности, запрет работы без ГОУ</w:t>
+            </w:r>
+          </w:p>
+        </w:tc>
+        <w:tc>
+          <w:tcPr>
+            <w:tcW w:type="dxa" w:w="2494"/>
+          </w:tcPr>
+          <w:p>
+            <w:pPr>
+              <w:jc w:val="left"/>
+            </w:pPr>
+            <w:r/>
+            <w:r>
+              <w:rPr>
+                <w:b w:val="0"/>
+                <w:i w:val="0"/>
+                <w:sz w:val="20"/>
+              </w:rPr>
+              <w:t>ч. 3 ст. 8.21 КоАП</w:t>
+            </w:r>
+          </w:p>
+        </w:tc>
+      </w:tr>
+      <w:tr>
+        <w:tc>
+          <w:tcPr>
+            <w:tcW w:type="dxa" w:w="454"/>
+          </w:tcPr>
+          <w:p>
+            <w:pPr>
+              <w:jc w:val="left"/>
+            </w:pPr>
+            <w:r/>
+            <w:r>
+              <w:rPr>
+                <w:b w:val="0"/>
+                <w:i w:val="0"/>
+                <w:sz w:val="20"/>
+              </w:rPr>
+              <w:t>13</w:t>
+            </w:r>
+          </w:p>
+        </w:tc>
+        <w:tc>
+          <w:tcPr>
+            <w:tcW w:type="dxa" w:w="1928"/>
+          </w:tcPr>
+          <w:p>
+            <w:pPr>
+              <w:jc w:val="left"/>
+            </w:pPr>
+            <w:r/>
+            <w:r>
+              <w:rPr>
+                <w:b w:val="0"/>
+                <w:i w:val="0"/>
+                <w:sz w:val="20"/>
+              </w:rPr>
+              <w:t>Изменения в производстве</w:t>
+            </w:r>
+          </w:p>
+        </w:tc>
+        <w:tc>
+          <w:tcPr>
+            <w:tcW w:type="dxa" w:w="1928"/>
+          </w:tcPr>
+          <w:p>
+            <w:pPr>
+              <w:jc w:val="left"/>
+            </w:pPr>
+            <w:r/>
+            <w:r>
+              <w:rPr>
+                <w:b w:val="0"/>
+                <w:i w:val="0"/>
+                <w:sz w:val="20"/>
+              </w:rPr>
+              <w:t>Эколог не уведомляется до переездов, открытия участков, смены материалов</w:t>
+            </w:r>
+          </w:p>
+        </w:tc>
+        <w:tc>
+          <w:tcPr>
+            <w:tcW w:type="dxa" w:w="2835"/>
+          </w:tcPr>
+          <w:p>
+            <w:pPr>
+              <w:jc w:val="left"/>
+            </w:pPr>
+            <w:r/>
+            <w:r>
+              <w:rPr>
+                <w:b w:val="0"/>
+                <w:i w:val="0"/>
+                <w:sz w:val="20"/>
+              </w:rPr>
+              <w:t>Согласование с экологом до внедрения, актуализация учёта НВОС и нормативов</w:t>
+            </w:r>
+          </w:p>
+        </w:tc>
+        <w:tc>
+          <w:tcPr>
+            <w:tcW w:type="dxa" w:w="2494"/>
+          </w:tcPr>
+          <w:p>
+            <w:pPr>
+              <w:jc w:val="left"/>
+            </w:pPr>
+            <w:r/>
+            <w:r>
+              <w:rPr>
+                <w:b w:val="0"/>
+                <w:i w:val="0"/>
+                <w:sz w:val="20"/>
+              </w:rPr>
+              <w:t>ст. 8.46, 8.1 КоАП</w:t>
+            </w:r>
+          </w:p>
+        </w:tc>
+      </w:tr>
+      <w:tr>
+        <w:tc>
+          <w:tcPr>
+            <w:tcW w:type="dxa" w:w="454"/>
+          </w:tcPr>
+          <w:p>
+            <w:pPr>
+              <w:jc w:val="left"/>
+            </w:pPr>
+            <w:r/>
+            <w:r>
+              <w:rPr>
+                <w:b w:val="0"/>
+                <w:i w:val="0"/>
+                <w:sz w:val="20"/>
+              </w:rPr>
+              <w:t>14</w:t>
+            </w:r>
+          </w:p>
+        </w:tc>
+        <w:tc>
+          <w:tcPr>
+            <w:tcW w:type="dxa" w:w="1928"/>
+          </w:tcPr>
+          <w:p>
+            <w:pPr>
+              <w:jc w:val="left"/>
+            </w:pPr>
+            <w:r/>
+            <w:r>
+              <w:rPr>
+                <w:b w:val="0"/>
+                <w:i w:val="0"/>
+                <w:sz w:val="20"/>
+              </w:rPr>
+              <w:t>Распределение ролей и контроль</w:t>
+            </w:r>
+          </w:p>
+        </w:tc>
+        <w:tc>
+          <w:tcPr>
+            <w:tcW w:type="dxa" w:w="1928"/>
+          </w:tcPr>
+          <w:p>
+            <w:pPr>
+              <w:jc w:val="left"/>
+            </w:pPr>
+            <w:r/>
+            <w:r>
+              <w:rPr>
+                <w:b w:val="0"/>
+                <w:i w:val="0"/>
+                <w:sz w:val="20"/>
+              </w:rPr>
+              <w:t>Весь процесс на одном работнике; подразделения не вовлечены; ГД не получает отчётов</w:t>
+            </w:r>
+          </w:p>
+        </w:tc>
+        <w:tc>
+          <w:tcPr>
+            <w:tcW w:type="dxa" w:w="2835"/>
+          </w:tcPr>
+          <w:p>
+            <w:pPr>
+              <w:jc w:val="left"/>
+            </w:pPr>
+            <w:r/>
+            <w:r>
+              <w:rPr>
+                <w:b w:val="0"/>
+                <w:i w:val="0"/>
+                <w:sz w:val="20"/>
+              </w:rPr>
+              <w:t>5 участников с закреплёнными обязанностями (Приложение 4); справка ГД ежеквартально, доклад ежегодно</w:t>
+            </w:r>
+          </w:p>
+        </w:tc>
+        <w:tc>
+          <w:tcPr>
+            <w:tcW w:type="dxa" w:w="2494"/>
+          </w:tcPr>
+          <w:p>
+            <w:pPr>
+              <w:jc w:val="left"/>
+            </w:pPr>
+            <w:r/>
+            <w:r>
+              <w:rPr>
+                <w:b w:val="0"/>
+                <w:i w:val="0"/>
+                <w:sz w:val="20"/>
+              </w:rPr>
+              <w:t>Процесс останавливается при отсутствии работника; нарушения на участках не выявляются</w:t>
+            </w:r>
+          </w:p>
+        </w:tc>
+      </w:tr>
+      <w:tr>
+        <w:tc>
+          <w:tcPr>
+            <w:tcW w:type="dxa" w:w="454"/>
+          </w:tcPr>
+          <w:p>
+            <w:pPr>
+              <w:jc w:val="left"/>
+            </w:pPr>
+            <w:r/>
+            <w:r>
+              <w:rPr>
+                <w:b w:val="0"/>
+                <w:i w:val="0"/>
+                <w:sz w:val="20"/>
+              </w:rPr>
+              <w:t>15</w:t>
+            </w:r>
+          </w:p>
+        </w:tc>
+        <w:tc>
+          <w:tcPr>
+            <w:tcW w:type="dxa" w:w="1928"/>
+          </w:tcPr>
+          <w:p>
+            <w:pPr>
+              <w:jc w:val="left"/>
+            </w:pPr>
+            <w:r/>
+            <w:r>
+              <w:rPr>
+                <w:b w:val="0"/>
+                <w:i w:val="0"/>
+                <w:sz w:val="20"/>
+              </w:rPr>
+              <w:t>Сточные воды (Правила № 644)</w:t>
+            </w:r>
+          </w:p>
+        </w:tc>
+        <w:tc>
+          <w:tcPr>
+            <w:tcW w:type="dxa" w:w="1928"/>
+          </w:tcPr>
+          <w:p>
+            <w:pPr>
+              <w:jc w:val="left"/>
+            </w:pPr>
+            <w:r/>
+            <w:r>
+              <w:rPr>
+                <w:b w:val="0"/>
+                <w:i w:val="0"/>
+                <w:sz w:val="20"/>
+              </w:rPr>
+              <w:t>Не оценено</w:t>
+            </w:r>
+          </w:p>
+        </w:tc>
+        <w:tc>
+          <w:tcPr>
+            <w:tcW w:type="dxa" w:w="2835"/>
+          </w:tcPr>
+          <w:p>
+            <w:pPr>
+              <w:jc w:val="left"/>
+            </w:pPr>
+            <w:r/>
+            <w:r>
+              <w:rPr>
+                <w:b w:val="0"/>
+                <w:i w:val="0"/>
+                <w:sz w:val="20"/>
+              </w:rPr>
+              <w:t>Определить абонента; при сбросе от 30 м³/сут - декларация о составе и свойствах сточных вод</w:t>
+            </w:r>
+          </w:p>
+        </w:tc>
+        <w:tc>
+          <w:tcPr>
+            <w:tcW w:type="dxa" w:w="2494"/>
+          </w:tcPr>
+          <w:p>
+            <w:pPr>
+              <w:jc w:val="left"/>
+            </w:pPr>
+            <w:r/>
+            <w:r>
+              <w:rPr>
+                <w:b w:val="0"/>
+                <w:i w:val="0"/>
+                <w:sz w:val="20"/>
+              </w:rPr>
+              <w:t>Коэффициент 2 к плате за негативное воздействие на систему водоотведения</w:t>
+            </w:r>
+          </w:p>
+        </w:tc>
+      </w:tr>
+    </w:tbl>
+    <w:p>
+      <w:pPr>
+        <w:spacing w:after="0" w:before="120"/>
+        <w:ind w:firstLine="709"/>
+        <w:jc w:val="both"/>
+      </w:pPr>
+      <w:r>
+        <w:rPr>
+          <w:b w:val="0"/>
+          <w:i w:val="0"/>
+          <w:sz w:val="24"/>
+        </w:rPr>
+        <w:t>Строки 1, 2, 8, 14 отражают зафиксированное фактическое состояние. Остальные строки - по оценке ООТиПБ на дату документа.</w:t>
+      </w:r>
+    </w:p>
+    <w:p>
+      <w:pPr>
+        <w:keepNext/>
+        <w:spacing w:after="80" w:before="200"/>
+        <w:jc w:val="left"/>
+      </w:pPr>
+      <w:r>
+        <w:rPr>
+          <w:b/>
+          <w:i w:val="0"/>
+        </w:rPr>
+        <w:t>4. Нормативная база</w:t>
       </w:r>
     </w:p>
     <w:p>
@@ -241,7 +2021,7 @@
           <w:i w:val="0"/>
           <w:sz w:val="26"/>
         </w:rPr>
-        <w:t>– Федеральный закон от 10.01.2002 № 7-ФЗ «Об охране окружающей среды» (ст. 16–16.5, 22, 31.2, 67, 69.2, 73);</w:t>
+        <w:t>- Федеральный закон от 10.01.2002 № 7-ФЗ «Об охране окружающей среды» (ст. 16-16.5, 22, 31.2, 67, 69.2, 73);</w:t>
       </w:r>
     </w:p>
     <w:p>
@@ -255,7 +2035,7 @@
           <w:i w:val="0"/>
           <w:sz w:val="26"/>
         </w:rPr>
-        <w:t>– Федеральный закон от 24.06.1998 № 89-ФЗ «Об отходах производства и потребления» (ст. 4, 9, 11, 14, 14.2–14.4, 15, 18, 19, 24.2, 24.5, 24.7);</w:t>
+        <w:t>- Федеральный закон от 24.06.1998 № 89-ФЗ «Об отходах производства и потребления» (ст. 4, 9, 11, 14, 14.2-14.4, 15, 18, 19, 24.2, 24.5, 24.7);</w:t>
       </w:r>
     </w:p>
     <w:p>
@@ -269,7 +2049,7 @@
           <w:i w:val="0"/>
           <w:sz w:val="26"/>
         </w:rPr>
-        <w:t>– Федеральный закон от 04.05.1999 № 96-ФЗ «Об охране атмосферного воздуха» (ст. 22, 25, 30);</w:t>
+        <w:t>- Федеральный закон от 04.05.1999 № 96-ФЗ «Об охране атмосферного воздуха» (ст. 22, 25, 30);</w:t>
       </w:r>
     </w:p>
     <w:p>
@@ -283,7 +2063,7 @@
           <w:i w:val="0"/>
           <w:sz w:val="26"/>
         </w:rPr>
-        <w:t>– Постановление Правительства РФ от 29.05.2026 № 636 (критерии отнесения объектов к I–IV категориям НВОС; действует с 01.09.2026, заменило ПП РФ № 2398);</w:t>
+        <w:t>- Постановление Правительства РФ от 29.05.2026 № 636 (критерии отнесения объектов к I-IV категориям НВОС; действует с 01.09.2026, заменило ПП РФ № 2398);</w:t>
       </w:r>
     </w:p>
     <w:p>
@@ -297,7 +2077,7 @@
           <w:i w:val="0"/>
           <w:sz w:val="26"/>
         </w:rPr>
-        <w:t>– Постановление Правительства РФ от 03.03.2017 № 255 (исчисление и взимание платы за НВОС); постановление Правительства РФ от 13.09.2016 № 913 (ставки платы);</w:t>
+        <w:t>- Постановление Правительства РФ от 03.03.2017 № 255 (исчисление и взимание платы за НВОС); постановление Правительства РФ от 13.09.2016 № 913 (ставки платы);</w:t>
       </w:r>
     </w:p>
     <w:p>
@@ -311,7 +2091,7 @@
           <w:i w:val="0"/>
           <w:sz w:val="26"/>
         </w:rPr>
-        <w:t>– Постановление Правительства РФ от 03.03.2018 № 222 (санитарно-защитные зоны);</w:t>
+        <w:t>- Постановление Правительства РФ от 03.03.2018 № 222 (санитарно-защитные зоны);</w:t>
       </w:r>
     </w:p>
     <w:p>
@@ -325,7 +2105,7 @@
           <w:i w:val="0"/>
           <w:sz w:val="26"/>
         </w:rPr>
-        <w:t>– Приказ Минприроды России от 19.11.2021 № 871 (инвентаризация стационарных источников и выбросов);</w:t>
+        <w:t>- Приказ Минприроды России от 19.11.2021 № 871 (инвентаризация стационарных источников и выбросов);</w:t>
       </w:r>
     </w:p>
     <w:p>
@@ -339,7 +2119,7 @@
           <w:i w:val="0"/>
           <w:sz w:val="26"/>
         </w:rPr>
-        <w:t>– Приказ Минприроды России от 11.08.2020 № 581 (методика расчёта нормативов допустимых выбросов);</w:t>
+        <w:t>- Приказ Минприроды России от 11.08.2020 № 581 (методика расчёта нормативов допустимых выбросов);</w:t>
       </w:r>
     </w:p>
     <w:p>
@@ -353,7 +2133,7 @@
           <w:i w:val="0"/>
           <w:sz w:val="26"/>
         </w:rPr>
-        <w:t>– Приказ Минприроды России от 18.02.2022 № 109 (программа и отчёт производственного экологического контроля);</w:t>
+        <w:t>- Приказ Минприроды России от 18.02.2022 № 109 (программа и отчёт производственного экологического контроля);</w:t>
       </w:r>
     </w:p>
     <w:p>
@@ -367,7 +2147,7 @@
           <w:i w:val="0"/>
           <w:sz w:val="26"/>
         </w:rPr>
-        <w:t>– Приказ Минприроды России от 15.05.2026 № 286 (порядок паспортизации и типовые формы паспортов отходов I–IV классов; с 01.09.2026, заменил приказ № 1026);</w:t>
+        <w:t>- Приказ Минприроды России от 15.05.2026 № 286 (порядок паспортизации и типовые формы паспортов отходов I-IV классов; с 01.09.2026, заменил приказ № 1026);</w:t>
       </w:r>
     </w:p>
     <w:p>
@@ -381,7 +2161,7 @@
           <w:i w:val="0"/>
           <w:sz w:val="26"/>
         </w:rPr>
-        <w:t>– Приказ Минприроды России от 16.04.2026 № 227 (порядок учёта в области обращения с отходами; с 01.09.2026, заменил приказ № 1028);</w:t>
+        <w:t>- Приказ Минприроды России от 16.04.2026 № 227 (порядок учёта в области обращения с отходами; с 01.09.2026, заменил приказ № 1028);</w:t>
       </w:r>
     </w:p>
     <w:p>
@@ -395,7 +2175,7 @@
           <w:i w:val="0"/>
           <w:sz w:val="26"/>
         </w:rPr>
-        <w:t>– Приказ Минприроды России от 31.03.2025 № 158 (критерии отнесения отходов к I–V классам опасности; с 01.09.2025, заменил приказ № 536); приказ Минприроды России от 23.04.2026 № 246 (порядок подтверждения класса опасности; с 01.09.2026, заменил приказ № 1027);</w:t>
+        <w:t>- Приказ Минприроды России от 31.03.2025 № 158 (критерии отнесения отходов к I-V классам опасности; с 01.09.2025, заменил приказ № 536); приказ Минприроды России от 23.04.2026 № 246 (порядок подтверждения класса опасности; с 01.09.2026, заменил приказ № 1027);</w:t>
       </w:r>
     </w:p>
     <w:p>
@@ -409,7 +2189,7 @@
           <w:i w:val="0"/>
           <w:sz w:val="26"/>
         </w:rPr>
-        <w:t>– Приказ Минприроды России от 07.12.2020 № 1021 и от 08.12.2020 № 1029 (разработка и утверждение нормативов образования отходов и лимитов на их размещение);</w:t>
+        <w:t>- Приказ Минприроды России от 07.12.2020 № 1021 и от 08.12.2020 № 1029 (разработка и утверждение нормативов образования отходов и лимитов на их размещение);</w:t>
       </w:r>
     </w:p>
     <w:p>
@@ -423,7 +2203,7 @@
           <w:i w:val="0"/>
           <w:sz w:val="26"/>
         </w:rPr>
-        <w:t>– Приказы Минприроды России от 26.11.2025 № 651 и от 28.11.2025 № 662 (мероприятия и план мероприятий по снижению выбросов в периоды неблагоприятных метеоусловий, НМУ; с 01.03.2026);</w:t>
+        <w:t>- Приказы Минприроды России от 26.11.2025 № 651 и от 28.11.2025 № 662 (мероприятия и план мероприятий по снижению выбросов в периоды неблагоприятных метеоусловий, НМУ; с 01.03.2026);</w:t>
       </w:r>
     </w:p>
     <w:p>
@@ -437,7 +2217,7 @@
           <w:i w:val="0"/>
           <w:sz w:val="26"/>
         </w:rPr>
-        <w:t>– Приказ Росприроднадзора от 22.05.2017 № 242 (Федеральный классификационный каталог отходов, ФККО);</w:t>
+        <w:t>- Приказ Росприроднадзора от 22.05.2017 № 242 (Федеральный классификационный каталог отходов, ФККО);</w:t>
       </w:r>
     </w:p>
     <w:p>
@@ -451,7 +2231,7 @@
           <w:i w:val="0"/>
           <w:sz w:val="26"/>
         </w:rPr>
-        <w:t>– Приказ Минприроды России от 15.09.2017 № 498 (правила эксплуатации газоочистных и пылеулавливающих установок, ГОУ);</w:t>
+        <w:t>- Приказ Минприроды России от 15.09.2017 № 498 (правила эксплуатации газоочистных и пылеулавливающих установок, ГОУ);</w:t>
       </w:r>
     </w:p>
     <w:p>
@@ -465,7 +2245,7 @@
           <w:i w:val="0"/>
           <w:sz w:val="26"/>
         </w:rPr>
-        <w:t>– СанПиН 2.1.3684-21 (требования к местам накопления отходов);</w:t>
+        <w:t>- СанПиН 2.1.3684-21 (требования к местам накопления отходов);</w:t>
       </w:r>
     </w:p>
     <w:p>
@@ -479,7 +2259,7 @@
           <w:i w:val="0"/>
           <w:sz w:val="26"/>
         </w:rPr>
-        <w:t>– Правила холодного водоснабжения и водоотведения, утв. ПП РФ от 29.07.2013 № 644 (декларация о составе и свойствах сточных вод);</w:t>
+        <w:t>- Правила холодного водоснабжения и водоотведения, утв. ПП РФ от 29.07.2013 № 644 (декларация о составе и свойствах сточных вод);</w:t>
       </w:r>
     </w:p>
     <w:p>
@@ -493,7 +2273,7 @@
           <w:i w:val="0"/>
           <w:sz w:val="26"/>
         </w:rPr>
-        <w:t>– Кодекс РФ об административных правонарушениях (гл. 8, ст. 13.19, 19.7), Уголовный кодекс РФ (гл. 26).</w:t>
+        <w:t>- Кодекс РФ об административных правонарушениях (гл. 8, ст. 13.19, 19.7), Уголовный кодекс РФ (гл. 26).</w:t>
       </w:r>
     </w:p>
     <w:p>
@@ -507,7 +2287,7 @@
           <w:b/>
           <w:i w:val="0"/>
         </w:rPr>
-        <w:t>3. Участники процесса</w:t>
+        <w:t>5. Участники процесса (как должно быть)</w:t>
       </w:r>
     </w:p>
     <w:tbl>
@@ -629,7 +2409,7 @@
                 <w:i w:val="0"/>
                 <w:sz w:val="22"/>
               </w:rPr>
-              <w:t>Начальник ООТиПБ / инженер-эколог (далее — эколог)</w:t>
+              <w:t>Ведущий эколог (ООТиПБ), далее - эколог</w:t>
             </w:r>
           </w:p>
         </w:tc>
@@ -648,7 +2428,7 @@
                 <w:i w:val="0"/>
                 <w:sz w:val="22"/>
               </w:rPr>
-              <w:t>Владелец процесса. Организует и контролирует все этапы, готовит документы и отчётность, взаимодействует с Росприроднадзором и региональными органами</w:t>
+              <w:t>Владелец процесса. Организует процесс, готовит документы и отчётность, взаимодействует с надзорными органами, контролирует выполнение обязанностей подразделениями. Отчитывается перед начальником ООТиПБ и ГД. Не выполняет за подразделения их обязанности</w:t>
             </w:r>
           </w:p>
         </w:tc>
@@ -768,7 +2548,7 @@
                 <w:i w:val="0"/>
                 <w:sz w:val="22"/>
               </w:rPr>
-              <w:t>Назначаются приказом ответственными за обращение с отходами и соблюдение природоохранных требований на своём участке. Обеспечивают раздельное накопление и перемещение отходов на площадку; ведут первичный учёт (отходы, расход ЛКМ и растворителей) и ежемесячно передают его экологу; не допускают работу оборудования без ГОУ; уведомляют эколога об изменениях и аварийных ситуациях; выполняют мероприятия при НМУ и предписания. Несут дисциплинарную ответственность, как должностные лица — административную (ст. 2.4 КоАП)</w:t>
+              <w:t>Назначаются приказом ответственными за обращение с отходами и соблюдение природоохранных требований на своём участке. Обеспечивают раздельное накопление и перемещение отходов на площадку; ведут первичный учёт (отходы, расход ЛКМ и растворителей) и ежемесячно передают его экологу; не допускают работу оборудования без ГОУ; уведомляют эколога об изменениях и аварийных ситуациях; выполняют мероприятия при НМУ и предписания. Несут дисциплинарную ответственность, как должностные лица - административную (ст. 2.4 КоАП)</w:t>
             </w:r>
           </w:p>
         </w:tc>
@@ -905,7 +2685,7 @@
           <w:b/>
           <w:i w:val="0"/>
         </w:rPr>
-        <w:t>4. Исходные условия, требующие подтверждения на старте процесса</w:t>
+        <w:t>6. Исходные условия, требующие подтверждения на старте процесса</w:t>
       </w:r>
     </w:p>
     <w:p>
@@ -918,7 +2698,7 @@
           <w:b w:val="0"/>
           <w:i w:val="0"/>
         </w:rPr>
-        <w:t xml:space="preserve">– категория объекта НВОС по каждой площадке (II, III или IV) — определяет объём документов и отчётности (ветвление на этапе 9). Процесс ведётся </w:t>
+        <w:t xml:space="preserve">- категория объекта НВОС по каждой площадке (II, III или IV) - определяет объём документов и отчётности (ветвление на этапе 9). Процесс ведётся </w:t>
       </w:r>
       <w:r>
         <w:rPr>
@@ -932,7 +2712,7 @@
           <w:b w:val="0"/>
           <w:i w:val="0"/>
         </w:rPr>
-        <w:t xml:space="preserve"> (Руднево-16, Руднево-7, Машково, Внуково — при наличии собственного производства);</w:t>
+        <w:t xml:space="preserve"> (Руднево-16, Руднево-7, Машково, Внуково - при наличии собственного производства);</w:t>
       </w:r>
     </w:p>
     <w:p>
@@ -945,7 +2725,7 @@
           <w:b w:val="0"/>
           <w:i w:val="0"/>
         </w:rPr>
-        <w:t xml:space="preserve">– </w:t>
+        <w:t xml:space="preserve">- </w:t>
       </w:r>
       <w:r>
         <w:rPr>
@@ -959,7 +2739,7 @@
           <w:b w:val="0"/>
           <w:i w:val="0"/>
         </w:rPr>
-        <w:t xml:space="preserve"> (федеральный надзор — Росприроднадзор или региональный) — указывается в сведениях об объекте в реестре НВОС; для площадок на территории ОЭЗ «Технополис Москва» проверить по реестру, а не принимать по умолчанию;</w:t>
+        <w:t xml:space="preserve"> (федеральный надзор - Росприроднадзор или региональный) - указывается в сведениях об объекте в реестре НВОС; для площадок на территории ОЭЗ «Технополис Москва» проверить по реестру, а не принимать по умолчанию;</w:t>
       </w:r>
     </w:p>
     <w:p>
@@ -972,7 +2752,7 @@
           <w:b w:val="0"/>
           <w:i w:val="0"/>
         </w:rPr>
-        <w:t xml:space="preserve">– распределение обязанностей с арендодателями (АО «ОЭЗ «Технополис Москва» и др.) по отходам, водоотведению, вентвыбросам. </w:t>
+        <w:t xml:space="preserve">- распределение обязанностей с арендодателями (АО «ОЭЗ «Технополис Москва» и др.) по отходам, водоотведению, вентвыбросам. </w:t>
       </w:r>
       <w:r>
         <w:rPr>
@@ -986,7 +2766,7 @@
           <w:b w:val="0"/>
           <w:i w:val="0"/>
         </w:rPr>
-        <w:t xml:space="preserve"> как собственник сырья и материалов, в результате использования которых отходы образовались (ст. 4 89-ФЗ), — передача функций арендодателю по договору не снимает с Общества обязанностей по учёту, паспортизации и отчётности;</w:t>
+        <w:t xml:space="preserve"> как собственник сырья и материалов, в результате использования которых отходы образовались (ст. 4 89-ФЗ), - передача функций арендодателю по договору не снимает с Общества обязанностей по учёту, паспортизации и отчётности;</w:t>
       </w:r>
     </w:p>
     <w:p>
@@ -999,7 +2779,7 @@
           <w:b w:val="0"/>
           <w:i w:val="0"/>
         </w:rPr>
-        <w:t>– I категория для производства интерьеров не характерна (требует комплексного экологического разрешения) и в процесс не включена; при её присвоении процесс пересматривается;</w:t>
+        <w:t>- I категория для производства интерьеров не характерна (требует комплексного экологического разрешения) и в процесс не включена; при её присвоении процесс пересматривается;</w:t>
       </w:r>
     </w:p>
     <w:p>
@@ -1012,7 +2792,7 @@
           <w:b w:val="0"/>
           <w:i w:val="0"/>
         </w:rPr>
-        <w:t xml:space="preserve">– </w:t>
+        <w:t xml:space="preserve">- </w:t>
       </w:r>
       <w:r>
         <w:rPr>
@@ -1039,7 +2819,7 @@
           <w:b w:val="0"/>
           <w:i w:val="0"/>
         </w:rPr>
-        <w:t>– статус Общества как субъекта МСП (при численности более 250 человек Общество не является МСП и обязано вносить квартальные авансовые платежи за НВОС).</w:t>
+        <w:t>- статус Общества как субъекта МСП (при численности более 250 человек Общество не является МСП и обязано вносить квартальные авансовые платежи за НВОС).</w:t>
       </w:r>
     </w:p>
     <w:p>
@@ -1053,7 +2833,7 @@
           <w:b/>
           <w:i w:val="0"/>
         </w:rPr>
-        <w:t>5. Первоочередные действия (IV квартал 2026 г.)</w:t>
+        <w:t>7. Первоочередные действия (IV квартал 2026 г.)</w:t>
       </w:r>
     </w:p>
     <w:tbl>
@@ -1194,7 +2974,7 @@
                 <w:i w:val="0"/>
                 <w:sz w:val="22"/>
               </w:rPr>
-              <w:t>Проверить категорию каждого объекта НВОС по новым критериям и подать заявление о корректировке сведений</w:t>
+              <w:t>Поставить на государственный учёт площадки Руднево-16, Руднево-7 и обособленное подразделение Внуково (при наличии НВОС). Срок по закону - 6 месяцев с начала эксплуатации</w:t>
             </w:r>
           </w:p>
         </w:tc>
@@ -1213,7 +2993,7 @@
                 <w:i w:val="0"/>
                 <w:sz w:val="22"/>
               </w:rPr>
-              <w:t>ПП РФ № 636</w:t>
+              <w:t>ст. 69.2 7-ФЗ</w:t>
             </w:r>
           </w:p>
         </w:tc>
@@ -1232,7 +3012,7 @@
                 <w:i w:val="0"/>
                 <w:sz w:val="22"/>
               </w:rPr>
-              <w:t>до 01.12.2026</w:t>
+              <w:t>незамедлительно</w:t>
             </w:r>
           </w:p>
         </w:tc>
@@ -1272,7 +3052,7 @@
                 <w:i w:val="0"/>
                 <w:sz w:val="22"/>
               </w:rPr>
-              <w:t>Внести авансовый платёж за НВОС за III квартал 2026 г.</w:t>
+              <w:t>Издать приказ о назначении ответственных и распределении обязанностей (этапы 1-2)</w:t>
             </w:r>
           </w:p>
         </w:tc>
@@ -1291,7 +3071,7 @@
                 <w:i w:val="0"/>
                 <w:sz w:val="22"/>
               </w:rPr>
-              <w:t>ст. 16.4 7-ФЗ</w:t>
+              <w:t>ст. 2.4 КоАП; приказ № 498</w:t>
             </w:r>
           </w:p>
         </w:tc>
@@ -1310,7 +3090,7 @@
                 <w:i w:val="0"/>
                 <w:sz w:val="22"/>
               </w:rPr>
-              <w:t>до 20.10.2026</w:t>
+              <w:t>до 31.10.2026</w:t>
             </w:r>
           </w:p>
         </w:tc>
@@ -1350,7 +3130,7 @@
                 <w:i w:val="0"/>
                 <w:sz w:val="22"/>
               </w:rPr>
-              <w:t>Перевести учёт отходов на порядок приказа № 227 (с 01.09.2026), обобщить данные за сентябрь</w:t>
+              <w:t>Площадка «Машково»: проверить категорию по новым критериям и подать заявление о корректировке сведений</w:t>
             </w:r>
           </w:p>
         </w:tc>
@@ -1369,7 +3149,7 @@
                 <w:i w:val="0"/>
                 <w:sz w:val="22"/>
               </w:rPr>
-              <w:t>приказ № 227</w:t>
+              <w:t>ПП РФ № 636</w:t>
             </w:r>
           </w:p>
         </w:tc>
@@ -1388,7 +3168,7 @@
                 <w:i w:val="0"/>
                 <w:sz w:val="22"/>
               </w:rPr>
-              <w:t>до 31.10.2026</w:t>
+              <w:t>до 01.12.2026</w:t>
             </w:r>
           </w:p>
         </w:tc>
@@ -1428,7 +3208,7 @@
                 <w:i w:val="0"/>
                 <w:sz w:val="22"/>
               </w:rPr>
-              <w:t>Новые и переоформляемые паспорта отходов — по формам приказа № 286</w:t>
+              <w:t>Внести авансовый платёж за НВОС за III квартал 2026 г.</w:t>
             </w:r>
           </w:p>
         </w:tc>
@@ -1447,7 +3227,7 @@
                 <w:i w:val="0"/>
                 <w:sz w:val="22"/>
               </w:rPr>
-              <w:t>приказ № 286</w:t>
+              <w:t>ст. 16.4 7-ФЗ</w:t>
             </w:r>
           </w:p>
         </w:tc>
@@ -1466,7 +3246,7 @@
                 <w:i w:val="0"/>
                 <w:sz w:val="22"/>
               </w:rPr>
-              <w:t>постоянно</w:t>
+              <w:t>до 20.10.2026</w:t>
             </w:r>
           </w:p>
         </w:tc>
@@ -1506,7 +3286,7 @@
                 <w:i w:val="0"/>
                 <w:sz w:val="22"/>
               </w:rPr>
-              <w:t>Проверить наличие плана мероприятий при НМУ по новым требованиям</w:t>
+              <w:t>Перевести учёт отходов на порядок приказа № 227 (с 01.09.2026), обобщить данные за сентябрь</w:t>
             </w:r>
           </w:p>
         </w:tc>
@@ -1525,7 +3305,7 @@
                 <w:i w:val="0"/>
                 <w:sz w:val="22"/>
               </w:rPr>
-              <w:t>приказы № 651, № 662</w:t>
+              <w:t>приказ № 227</w:t>
             </w:r>
           </w:p>
         </w:tc>
@@ -1544,7 +3324,7 @@
                 <w:i w:val="0"/>
                 <w:sz w:val="22"/>
               </w:rPr>
-              <w:t>до 31.12.2026</w:t>
+              <w:t>до 31.10.2026</w:t>
             </w:r>
           </w:p>
         </w:tc>
@@ -1584,7 +3364,7 @@
                 <w:i w:val="0"/>
                 <w:sz w:val="22"/>
               </w:rPr>
-              <w:t>Сверить договоры аренды по распределению обязанностей (отходы, водоотведение, вентиляция)</w:t>
+              <w:t>Новые и переоформляемые паспорта отходов - по формам приказа № 286</w:t>
             </w:r>
           </w:p>
         </w:tc>
@@ -1603,7 +3383,7 @@
                 <w:i w:val="0"/>
                 <w:sz w:val="22"/>
               </w:rPr>
-              <w:t>ст. 4 89-ФЗ</w:t>
+              <w:t>приказ № 286</w:t>
             </w:r>
           </w:p>
         </w:tc>
@@ -1622,7 +3402,7 @@
                 <w:i w:val="0"/>
                 <w:sz w:val="22"/>
               </w:rPr>
-              <w:t>до 31.12.2026</w:t>
+              <w:t>постоянно</w:t>
             </w:r>
           </w:p>
         </w:tc>
@@ -1662,7 +3442,7 @@
                 <w:i w:val="0"/>
                 <w:sz w:val="22"/>
               </w:rPr>
-              <w:t>Внести обязанности руководителей подразделений в приказ и должностные инструкции, ввести формы первичного учёта на участках</w:t>
+              <w:t>Проверить наличие плана мероприятий при НМУ по новым требованиям</w:t>
             </w:r>
           </w:p>
         </w:tc>
@@ -1681,7 +3461,7 @@
                 <w:i w:val="0"/>
                 <w:sz w:val="22"/>
               </w:rPr>
-              <w:t>ст. 2.4 КоАП; приказ № 227</w:t>
+              <w:t>приказы № 651, № 662</w:t>
             </w:r>
           </w:p>
         </w:tc>
@@ -1700,7 +3480,7 @@
                 <w:i w:val="0"/>
                 <w:sz w:val="22"/>
               </w:rPr>
-              <w:t>до 30.11.2026</w:t>
+              <w:t>до 31.12.2026</w:t>
             </w:r>
           </w:p>
         </w:tc>
@@ -1740,7 +3520,7 @@
                 <w:i w:val="0"/>
                 <w:sz w:val="22"/>
               </w:rPr>
-              <w:t>Проверить, требуется ли от Общества декларация о составе и свойствах сточных вод (абонент, объём сброса)</w:t>
+              <w:t>Сверить договоры аренды по распределению обязанностей (отходы, водоотведение, вентиляция)</w:t>
             </w:r>
           </w:p>
         </w:tc>
@@ -1759,7 +3539,7 @@
                 <w:i w:val="0"/>
                 <w:sz w:val="22"/>
               </w:rPr>
-              <w:t>Правила № 644</w:t>
+              <w:t>ст. 4 89-ФЗ</w:t>
             </w:r>
           </w:p>
         </w:tc>
@@ -1778,7 +3558,7 @@
                 <w:i w:val="0"/>
                 <w:sz w:val="22"/>
               </w:rPr>
-              <w:t>до 01.11.2026</w:t>
+              <w:t>до 31.12.2026</w:t>
             </w:r>
           </w:p>
         </w:tc>
@@ -1818,7 +3598,7 @@
                 <w:i w:val="0"/>
                 <w:sz w:val="22"/>
               </w:rPr>
-              <w:t>Подготовить отчётность за 2026 г. (декларация о плате — по новой форме)</w:t>
+              <w:t>Внести обязанности руководителей подразделений в приказ и должностные инструкции, ввести формы первичного учёта на участках</w:t>
             </w:r>
           </w:p>
         </w:tc>
@@ -1837,6 +3617,162 @@
                 <w:i w:val="0"/>
                 <w:sz w:val="22"/>
               </w:rPr>
+              <w:t>ст. 2.4 КоАП; приказ № 227</w:t>
+            </w:r>
+          </w:p>
+        </w:tc>
+        <w:tc>
+          <w:tcPr>
+            <w:tcW w:type="dxa" w:w="1701"/>
+          </w:tcPr>
+          <w:p>
+            <w:pPr>
+              <w:jc w:val="left"/>
+            </w:pPr>
+            <w:r/>
+            <w:r>
+              <w:rPr>
+                <w:b w:val="0"/>
+                <w:i w:val="0"/>
+                <w:sz w:val="22"/>
+              </w:rPr>
+              <w:t>до 30.11.2026</w:t>
+            </w:r>
+          </w:p>
+        </w:tc>
+      </w:tr>
+      <w:tr>
+        <w:tc>
+          <w:tcPr>
+            <w:tcW w:type="dxa" w:w="567"/>
+          </w:tcPr>
+          <w:p>
+            <w:pPr>
+              <w:jc w:val="left"/>
+            </w:pPr>
+            <w:r/>
+            <w:r>
+              <w:rPr>
+                <w:b w:val="0"/>
+                <w:i w:val="0"/>
+                <w:sz w:val="22"/>
+              </w:rPr>
+              <w:t>10</w:t>
+            </w:r>
+          </w:p>
+        </w:tc>
+        <w:tc>
+          <w:tcPr>
+            <w:tcW w:type="dxa" w:w="5386"/>
+          </w:tcPr>
+          <w:p>
+            <w:pPr>
+              <w:jc w:val="left"/>
+            </w:pPr>
+            <w:r/>
+            <w:r>
+              <w:rPr>
+                <w:b w:val="0"/>
+                <w:i w:val="0"/>
+                <w:sz w:val="22"/>
+              </w:rPr>
+              <w:t>Проверить, требуется ли от Общества декларация о составе и свойствах сточных вод (абонент, объём сброса)</w:t>
+            </w:r>
+          </w:p>
+        </w:tc>
+        <w:tc>
+          <w:tcPr>
+            <w:tcW w:type="dxa" w:w="1984"/>
+          </w:tcPr>
+          <w:p>
+            <w:pPr>
+              <w:jc w:val="left"/>
+            </w:pPr>
+            <w:r/>
+            <w:r>
+              <w:rPr>
+                <w:b w:val="0"/>
+                <w:i w:val="0"/>
+                <w:sz w:val="22"/>
+              </w:rPr>
+              <w:t>Правила № 644</w:t>
+            </w:r>
+          </w:p>
+        </w:tc>
+        <w:tc>
+          <w:tcPr>
+            <w:tcW w:type="dxa" w:w="1701"/>
+          </w:tcPr>
+          <w:p>
+            <w:pPr>
+              <w:jc w:val="left"/>
+            </w:pPr>
+            <w:r/>
+            <w:r>
+              <w:rPr>
+                <w:b w:val="0"/>
+                <w:i w:val="0"/>
+                <w:sz w:val="22"/>
+              </w:rPr>
+              <w:t>до 01.11.2026</w:t>
+            </w:r>
+          </w:p>
+        </w:tc>
+      </w:tr>
+      <w:tr>
+        <w:tc>
+          <w:tcPr>
+            <w:tcW w:type="dxa" w:w="567"/>
+          </w:tcPr>
+          <w:p>
+            <w:pPr>
+              <w:jc w:val="left"/>
+            </w:pPr>
+            <w:r/>
+            <w:r>
+              <w:rPr>
+                <w:b w:val="0"/>
+                <w:i w:val="0"/>
+                <w:sz w:val="22"/>
+              </w:rPr>
+              <w:t>11</w:t>
+            </w:r>
+          </w:p>
+        </w:tc>
+        <w:tc>
+          <w:tcPr>
+            <w:tcW w:type="dxa" w:w="5386"/>
+          </w:tcPr>
+          <w:p>
+            <w:pPr>
+              <w:jc w:val="left"/>
+            </w:pPr>
+            <w:r/>
+            <w:r>
+              <w:rPr>
+                <w:b w:val="0"/>
+                <w:i w:val="0"/>
+                <w:sz w:val="22"/>
+              </w:rPr>
+              <w:t>Подготовить отчётность за 2026 г. (декларация о плате - по новой форме)</w:t>
+            </w:r>
+          </w:p>
+        </w:tc>
+        <w:tc>
+          <w:tcPr>
+            <w:tcW w:type="dxa" w:w="1984"/>
+          </w:tcPr>
+          <w:p>
+            <w:pPr>
+              <w:jc w:val="left"/>
+            </w:pPr>
+            <w:r/>
+            <w:r>
+              <w:rPr>
+                <w:b w:val="0"/>
+                <w:i w:val="0"/>
+                <w:sz w:val="22"/>
+              </w:rPr>
               <w:t>Приложение 1</w:t>
             </w:r>
           </w:p>
@@ -1856,7 +3792,7 @@
                 <w:i w:val="0"/>
                 <w:sz w:val="22"/>
               </w:rPr>
-              <w:t>январь–март 2027</w:t>
+              <w:t>январь-март 2027</w:t>
             </w:r>
           </w:p>
         </w:tc>
@@ -1874,7 +3810,7 @@
           <w:i w:val="0"/>
           <w:sz w:val="26"/>
         </w:rPr>
-        <w:t>Сроки этапов в разделе «Описание блок-схемы», не установленные законом, являются внутренними нормативами Общества и утверждаются приказом. Этап 3 (обучение) выполняется параллельно с этапами 4–8: при вводе нового объекта этапы 4–7 должны укладываться в 6 месяцев со дня начала эксплуатации (срок постановки на учёт, ст. 69.2 7-ФЗ).</w:t>
+        <w:t>Сроки этапов в разделе «Описание блок-схемы», не установленные законом, являются внутренними нормативами Общества и утверждаются приказом. Этап 3 (обучение) выполняется параллельно с этапами 4-8: при вводе нового объекта этапы 4-7 должны укладываться в 6 месяцев со дня начала эксплуатации (срок постановки на учёт, ст. 69.2 7-ФЗ).</w:t>
       </w:r>
     </w:p>
     <w:p>
@@ -1888,7 +3824,7 @@
           <w:b/>
           <w:i w:val="0"/>
         </w:rPr>
-        <w:t>6. Показатели результативности и пересмотр процесса</w:t>
+        <w:t>8. Показатели результативности и пересмотр процесса</w:t>
       </w:r>
     </w:p>
     <w:tbl>
@@ -2108,7 +4044,7 @@
                 <w:i w:val="0"/>
                 <w:sz w:val="22"/>
               </w:rPr>
-              <w:t>Отходы с паспортом (I–IV кл.) или подтверждённым классом (V кл.)</w:t>
+              <w:t>Отходы с паспортом (I-IV кл.) или подтверждённым классом (V кл.)</w:t>
             </w:r>
           </w:p>
         </w:tc>
@@ -2475,7 +4411,7 @@
         <w:drawing>
           <wp:inline xmlns:a="http://schemas.openxmlformats.org/drawingml/2006/main" xmlns:pic="http://schemas.openxmlformats.org/drawingml/2006/picture">
             <wp:extent cx="6120000" cy="8650093"/>
-            <wp:docPr id="1" name="Picture 1"/>
+            <wp:docPr id="2" name="Picture 2"/>
             <wp:cNvGraphicFramePr>
               <a:graphicFrameLocks noChangeAspect="1"/>
             </wp:cNvGraphicFramePr>
@@ -2484,50 +4420,6 @@
                 <pic:pic>
                   <pic:nvPicPr>
                     <pic:cNvPr id="0" name="swim1.png"/>
-                    <pic:cNvPicPr/>
-                  </pic:nvPicPr>
-                  <pic:blipFill>
-                    <a:blip r:embed="rId9"/>
-                    <a:stretch>
-                      <a:fillRect/>
-                    </a:stretch>
-                  </pic:blipFill>
-                  <pic:spPr>
-                    <a:xfrm>
-                      <a:off x="0" y="0"/>
-                      <a:ext cx="6120000" cy="8650093"/>
-                    </a:xfrm>
-                    <a:prstGeom prst="rect"/>
-                  </pic:spPr>
-                </pic:pic>
-              </a:graphicData>
-            </a:graphic>
-          </wp:inline>
-        </w:drawing>
-      </w:r>
-    </w:p>
-    <w:p>
-      <w:r>
-        <w:br w:type="page"/>
-      </w:r>
-    </w:p>
-    <w:p>
-      <w:pPr>
-        <w:jc w:val="center"/>
-      </w:pPr>
-      <w:r>
-        <w:drawing>
-          <wp:inline xmlns:a="http://schemas.openxmlformats.org/drawingml/2006/main" xmlns:pic="http://schemas.openxmlformats.org/drawingml/2006/picture">
-            <wp:extent cx="6120000" cy="8650093"/>
-            <wp:docPr id="2" name="Picture 2"/>
-            <wp:cNvGraphicFramePr>
-              <a:graphicFrameLocks noChangeAspect="1"/>
-            </wp:cNvGraphicFramePr>
-            <a:graphic>
-              <a:graphicData uri="http://schemas.openxmlformats.org/drawingml/2006/picture">
-                <pic:pic>
-                  <pic:nvPicPr>
-                    <pic:cNvPr id="0" name="swim2.png"/>
                     <pic:cNvPicPr/>
                   </pic:nvPicPr>
                   <pic:blipFill>
@@ -2571,7 +4463,7 @@
               <a:graphicData uri="http://schemas.openxmlformats.org/drawingml/2006/picture">
                 <pic:pic>
                   <pic:nvPicPr>
-                    <pic:cNvPr id="0" name="swim3.png"/>
+                    <pic:cNvPr id="0" name="swim2.png"/>
                     <pic:cNvPicPr/>
                   </pic:nvPicPr>
                   <pic:blipFill>
@@ -2615,11 +4507,55 @@
               <a:graphicData uri="http://schemas.openxmlformats.org/drawingml/2006/picture">
                 <pic:pic>
                   <pic:nvPicPr>
+                    <pic:cNvPr id="0" name="swim3.png"/>
+                    <pic:cNvPicPr/>
+                  </pic:nvPicPr>
+                  <pic:blipFill>
+                    <a:blip r:embed="rId12"/>
+                    <a:stretch>
+                      <a:fillRect/>
+                    </a:stretch>
+                  </pic:blipFill>
+                  <pic:spPr>
+                    <a:xfrm>
+                      <a:off x="0" y="0"/>
+                      <a:ext cx="6120000" cy="8650093"/>
+                    </a:xfrm>
+                    <a:prstGeom prst="rect"/>
+                  </pic:spPr>
+                </pic:pic>
+              </a:graphicData>
+            </a:graphic>
+          </wp:inline>
+        </w:drawing>
+      </w:r>
+    </w:p>
+    <w:p>
+      <w:r>
+        <w:br w:type="page"/>
+      </w:r>
+    </w:p>
+    <w:p>
+      <w:pPr>
+        <w:jc w:val="center"/>
+      </w:pPr>
+      <w:r>
+        <w:drawing>
+          <wp:inline xmlns:a="http://schemas.openxmlformats.org/drawingml/2006/main" xmlns:pic="http://schemas.openxmlformats.org/drawingml/2006/picture">
+            <wp:extent cx="6120000" cy="8650093"/>
+            <wp:docPr id="5" name="Picture 5"/>
+            <wp:cNvGraphicFramePr>
+              <a:graphicFrameLocks noChangeAspect="1"/>
+            </wp:cNvGraphicFramePr>
+            <a:graphic>
+              <a:graphicData uri="http://schemas.openxmlformats.org/drawingml/2006/picture">
+                <pic:pic>
+                  <pic:nvPicPr>
                     <pic:cNvPr id="0" name="swim4.png"/>
                     <pic:cNvPicPr/>
                   </pic:nvPicPr>
                   <pic:blipFill>
-                    <a:blip r:embed="rId12"/>
+                    <a:blip r:embed="rId13"/>
                     <a:stretch>
                       <a:fillRect/>
                     </a:stretch>
@@ -2879,7 +4815,7 @@
                 <w:i w:val="0"/>
                 <w:sz w:val="22"/>
               </w:rPr>
-              <w:t>за обращение с отходами и соблюдение природоохранных требований на участке — руководители подразделений</w:t>
+              <w:t>за обращение с отходами и соблюдение природоохранных требований на участке - руководители подразделений</w:t>
             </w:r>
             <w:r>
               <w:rPr>
@@ -2900,7 +4836,7 @@
                 <w:i w:val="0"/>
                 <w:sz w:val="22"/>
               </w:rPr>
-              <w:t>- за эксплуатацию ГОУ (приказ Минприроды № 498) — СГИ.</w:t>
+              <w:t>- за эксплуатацию ГОУ (приказ Минприроды № 498) - СГИ.</w:t>
             </w:r>
           </w:p>
           <w:p>
@@ -2937,7 +4873,7 @@
                 <w:i w:val="0"/>
                 <w:sz w:val="22"/>
               </w:rPr>
-              <w:t>Начальник ООТиПБ (эколог)</w:t>
+              <w:t>Ведущий эколог</w:t>
             </w:r>
           </w:p>
         </w:tc>
@@ -3148,38 +5084,38 @@
                 <w:i w:val="0"/>
                 <w:sz w:val="22"/>
               </w:rPr>
-              <w:t>- руководители и специалисты, принимающие решения по деятельности, оказывающей НВОС, — подготовка в области охраны окружающей среды и экологической безопасности (ст. 73 7-ФЗ);</w:t>
-            </w:r>
-          </w:p>
-          <w:p>
-            <w:pPr>
-              <w:jc w:val="left"/>
-            </w:pPr>
-            <w:r>
-              <w:rPr>
-                <w:b w:val="0"/>
-                <w:i w:val="0"/>
-                <w:sz w:val="22"/>
-              </w:rPr>
-              <w:t>- лица, допущенные к обращению с отходами I–IV классов (в т.ч. назначенные руководители подразделений), — профессиональная подготовка (ст. 15 89-ФЗ).</w:t>
-            </w:r>
-          </w:p>
-          <w:p>
-            <w:pPr>
-              <w:jc w:val="left"/>
-            </w:pPr>
-          </w:p>
-          <w:p>
-            <w:pPr>
-              <w:jc w:val="left"/>
-            </w:pPr>
-            <w:r>
-              <w:rPr>
-                <w:b w:val="0"/>
-                <w:i w:val="0"/>
-                <w:sz w:val="22"/>
-              </w:rPr>
-              <w:t>Выполняется параллельно с этапами 4–8.</w:t>
+              <w:t>- руководители и специалисты, принимающие решения по деятельности, оказывающей НВОС, - подготовка в области охраны окружающей среды и экологической безопасности (ст. 73 7-ФЗ);</w:t>
+            </w:r>
+          </w:p>
+          <w:p>
+            <w:pPr>
+              <w:jc w:val="left"/>
+            </w:pPr>
+            <w:r>
+              <w:rPr>
+                <w:b w:val="0"/>
+                <w:i w:val="0"/>
+                <w:sz w:val="22"/>
+              </w:rPr>
+              <w:t>- лица, допущенные к обращению с отходами I-IV классов (в т.ч. назначенные руководители подразделений), - профессиональная подготовка (ст. 15 89-ФЗ).</w:t>
+            </w:r>
+          </w:p>
+          <w:p>
+            <w:pPr>
+              <w:jc w:val="left"/>
+            </w:pPr>
+          </w:p>
+          <w:p>
+            <w:pPr>
+              <w:jc w:val="left"/>
+            </w:pPr>
+            <w:r>
+              <w:rPr>
+                <w:b w:val="0"/>
+                <w:i w:val="0"/>
+                <w:sz w:val="22"/>
+              </w:rPr>
+              <w:t>Выполняется параллельно с этапами 4-8.</w:t>
             </w:r>
           </w:p>
         </w:tc>
@@ -3644,7 +5580,7 @@
                 <w:i w:val="0"/>
                 <w:sz w:val="22"/>
               </w:rPr>
-              <w:t>Начальник ООТиПБ (эколог) / подрядчик</w:t>
+              <w:t>Ведущий эколог / подрядчик</w:t>
             </w:r>
           </w:p>
         </w:tc>
@@ -3663,7 +5599,7 @@
                 <w:i w:val="0"/>
                 <w:sz w:val="22"/>
               </w:rPr>
-              <w:t>1–2 мес.</w:t>
+              <w:t>1-2 мес.</w:t>
             </w:r>
           </w:p>
         </w:tc>
@@ -3740,25 +5676,25 @@
                 <w:i w:val="0"/>
                 <w:sz w:val="22"/>
               </w:rPr>
-              <w:t>Категория (I–IV) — по критериям ПП РФ № 636 (с 01.09.2026). Заявка — через личный кабинет природопользователя Росприроднадзора. Каждая площадка с самостоятельным производством — отдельный объект НВОС.</w:t>
-            </w:r>
-          </w:p>
-          <w:p>
-            <w:pPr>
-              <w:jc w:val="left"/>
-            </w:pPr>
-          </w:p>
-          <w:p>
-            <w:pPr>
-              <w:jc w:val="left"/>
-            </w:pPr>
-            <w:r>
-              <w:rPr>
-                <w:b w:val="0"/>
-                <w:i w:val="0"/>
-                <w:sz w:val="22"/>
-              </w:rPr>
-              <w:t>Срок — не позднее 6 месяцев со дня начала эксплуатации (ст. 69.2 7-ФЗ). При изменении сведений — актуализация.</w:t>
+              <w:t>Категория (I-IV) - по критериям ПП РФ № 636 (с 01.09.2026). Заявка - через личный кабинет природопользователя Росприроднадзора. Каждая площадка с самостоятельным производством - отдельный объект НВОС.</w:t>
+            </w:r>
+          </w:p>
+          <w:p>
+            <w:pPr>
+              <w:jc w:val="left"/>
+            </w:pPr>
+          </w:p>
+          <w:p>
+            <w:pPr>
+              <w:jc w:val="left"/>
+            </w:pPr>
+            <w:r>
+              <w:rPr>
+                <w:b w:val="0"/>
+                <w:i w:val="0"/>
+                <w:sz w:val="22"/>
+              </w:rPr>
+              <w:t>Срок - не позднее 6 месяцев со дня начала эксплуатации (ст. 69.2 7-ФЗ). При изменении сведений - актуализация.</w:t>
             </w:r>
           </w:p>
           <w:p>
@@ -3802,7 +5738,7 @@
                 <w:i w:val="0"/>
                 <w:sz w:val="22"/>
               </w:rPr>
-              <w:t>Орган надзора (федеральный / региональный) — по сведениям реестра НВОС.</w:t>
+              <w:t>Орган надзора (федеральный / региональный) - по сведениям реестра НВОС.</w:t>
             </w:r>
           </w:p>
         </w:tc>
@@ -3821,7 +5757,7 @@
                 <w:i w:val="0"/>
                 <w:sz w:val="22"/>
               </w:rPr>
-              <w:t>Начальник ООТиПБ (эколог)</w:t>
+              <w:t>Ведущий эколог</w:t>
             </w:r>
           </w:p>
         </w:tc>
@@ -3933,7 +5869,7 @@
                 <w:i w:val="0"/>
                 <w:sz w:val="22"/>
               </w:rPr>
-              <w:t xml:space="preserve"> нормативы допустимых выбросов (НДВ, приказ № 581) — прилагаются к декларации о воздействии на окружающую среду (ст. 31.2 7-ФЗ); нормативы образования отходов и лимиты на их размещение (НООЛР, ст. 18 89-ФЗ, приказы № 1021, № 1029) — утверждаются территориальным органом Росприроднадзора;</w:t>
+              <w:t xml:space="preserve"> нормативы допустимых выбросов (НДВ, приказ № 581) - прилагаются к декларации о воздействии на окружающую среду (ст. 31.2 7-ФЗ); нормативы образования отходов и лимиты на их размещение (НООЛР, ст. 18 89-ФЗ, приказы № 1021, № 1029) - утверждаются территориальным органом Росприроднадзора;</w:t>
             </w:r>
           </w:p>
           <w:p>
@@ -3962,7 +5898,7 @@
                 <w:i w:val="0"/>
                 <w:sz w:val="22"/>
               </w:rPr>
-              <w:t xml:space="preserve"> НДВ только для высокотоксичных веществ и веществ с канцерогенными, мутагенными свойствами (I–II класса опасности) при их наличии в выбросах (ст. 22 7-ФЗ); отдельной процедуры утверждения нормативов органами власти не предусмотрено. Для композитного производства проверить формальдегид, фенол, стирол, эпихлоргидрин;</w:t>
+              <w:t xml:space="preserve"> НДВ только для высокотоксичных веществ и веществ с канцерогенными, мутагенными свойствами (I-II класса опасности) при их наличии в выбросах (ст. 22 7-ФЗ); отдельной процедуры утверждения нормативов органами власти не предусмотрено. Для композитного производства проверить формальдегид, фенол, стирол, эпихлоргидрин;</w:t>
             </w:r>
           </w:p>
           <w:p>
@@ -4017,25 +5953,25 @@
                 <w:i w:val="0"/>
                 <w:sz w:val="22"/>
               </w:rPr>
-              <w:t xml:space="preserve"> (приказы № 651, № 662, с 01.03.2026) — для объектов I–III категорий, имеющих источники выбросов. Исполнители мероприятий на участках — руководители подразделений.</w:t>
-            </w:r>
-          </w:p>
-          <w:p>
-            <w:pPr>
-              <w:jc w:val="left"/>
-            </w:pPr>
-          </w:p>
-          <w:p>
-            <w:pPr>
-              <w:jc w:val="left"/>
-            </w:pPr>
-            <w:r>
-              <w:rPr>
-                <w:b w:val="0"/>
-                <w:i w:val="0"/>
-                <w:sz w:val="22"/>
-              </w:rPr>
-              <w:t>Дополнительно: наличие санитарно-защитной зоны (ПП РФ № 222) — для площадок в технопарках запрашивается у арендодателя.</w:t>
+              <w:t xml:space="preserve"> (приказы № 651, № 662, с 01.03.2026) - для объектов I-III категорий, имеющих источники выбросов. Исполнители мероприятий на участках - руководители подразделений.</w:t>
+            </w:r>
+          </w:p>
+          <w:p>
+            <w:pPr>
+              <w:jc w:val="left"/>
+            </w:pPr>
+          </w:p>
+          <w:p>
+            <w:pPr>
+              <w:jc w:val="left"/>
+            </w:pPr>
+            <w:r>
+              <w:rPr>
+                <w:b w:val="0"/>
+                <w:i w:val="0"/>
+                <w:sz w:val="22"/>
+              </w:rPr>
+              <w:t>Дополнительно: наличие санитарно-защитной зоны (ПП РФ № 222) - для площадок в технопарках запрашивается у арендодателя.</w:t>
             </w:r>
           </w:p>
         </w:tc>
@@ -4054,7 +5990,7 @@
                 <w:i w:val="0"/>
                 <w:sz w:val="22"/>
               </w:rPr>
-              <w:t>Начальник ООТиПБ (эколог) / подрядчик</w:t>
+              <w:t>Ведущий эколог / подрядчик</w:t>
             </w:r>
           </w:p>
         </w:tc>
@@ -4073,7 +6009,7 @@
                 <w:i w:val="0"/>
                 <w:sz w:val="22"/>
               </w:rPr>
-              <w:t>2–4 мес.</w:t>
+              <w:t>2-4 мес.</w:t>
             </w:r>
           </w:p>
         </w:tc>
@@ -4150,7 +6086,7 @@
                 <w:i w:val="0"/>
                 <w:sz w:val="22"/>
               </w:rPr>
-              <w:t>Если да — декларация о воздействии передаётся на подпись ГД (этап 10). Если нет — переход к этапу 11.</w:t>
+              <w:t>Если да - декларация о воздействии передаётся на подпись ГД (этап 10). Если нет - переход к этапу 11.</w:t>
             </w:r>
           </w:p>
         </w:tc>
@@ -4169,7 +6105,7 @@
                 <w:i w:val="0"/>
                 <w:sz w:val="22"/>
               </w:rPr>
-              <w:t>Начальник ООТиПБ (эколог)</w:t>
+              <w:t>Ведущий эколог</w:t>
             </w:r>
           </w:p>
         </w:tc>
@@ -4265,7 +6201,7 @@
                 <w:i w:val="0"/>
                 <w:sz w:val="22"/>
               </w:rPr>
-              <w:t>Декларация подаётся в орган надзора по сведениям реестра НВОС (Росприроднадзор или региональный орган) на 7 лет (ст. 31.2 7-ФЗ). Повторная подача — при изменении технологических процессов и объёмов выбросов.</w:t>
+              <w:t>Декларация подаётся в орган надзора по сведениям реестра НВОС (Росприроднадзор или региональный орган) на 7 лет (ст. 31.2 7-ФЗ). Повторная подача - при изменении технологических процессов и объёмов выбросов.</w:t>
             </w:r>
           </w:p>
         </w:tc>
@@ -4393,33 +6329,33 @@
                 <w:i w:val="0"/>
                 <w:sz w:val="22"/>
               </w:rPr>
-              <w:t>- проекты паспортов отходов I–IV классов опасности по новым типовым формам (приказ № 286, с 01.09.2026). Ранее оформленные паспорта продолжают действовать; переоформление — при изменении состава, свойств отходов или адреса места образования;</w:t>
-            </w:r>
-          </w:p>
-          <w:p>
-            <w:pPr>
-              <w:jc w:val="left"/>
-            </w:pPr>
-            <w:r>
-              <w:rPr>
-                <w:b w:val="0"/>
-                <w:i w:val="0"/>
-                <w:sz w:val="22"/>
-              </w:rPr>
-              <w:t>- для отходов, отсутствующих в ФККО, — отнесение к классу по критериям приказа № 158 и подтверждение класса опасности по приказу № 246; для отходов V класса паспорт не составляется, класс подтверждается;</w:t>
-            </w:r>
-          </w:p>
-          <w:p>
-            <w:pPr>
-              <w:jc w:val="left"/>
-            </w:pPr>
-            <w:r>
-              <w:rPr>
-                <w:b w:val="0"/>
-                <w:i w:val="0"/>
-                <w:sz w:val="22"/>
-              </w:rPr>
-              <w:t>- учёт в области обращения с отходами (приказ № 227, с 01.09.2026) — отдельно по каждому объекту НВОС и по Обществу в целом; обобщение — за месяц, квартал, полугодие и год, не позднее последнего дня месяца, следующего за периодом;</w:t>
+              <w:t>- проекты паспортов отходов I-IV классов опасности по новым типовым формам (приказ № 286, с 01.09.2026). Ранее оформленные паспорта продолжают действовать; переоформление - при изменении состава, свойств отходов или адреса места образования;</w:t>
+            </w:r>
+          </w:p>
+          <w:p>
+            <w:pPr>
+              <w:jc w:val="left"/>
+            </w:pPr>
+            <w:r>
+              <w:rPr>
+                <w:b w:val="0"/>
+                <w:i w:val="0"/>
+                <w:sz w:val="22"/>
+              </w:rPr>
+              <w:t>- для отходов, отсутствующих в ФККО, - отнесение к классу по критериям приказа № 158 и подтверждение класса опасности по приказу № 246; для отходов V класса паспорт не составляется, класс подтверждается;</w:t>
+            </w:r>
+          </w:p>
+          <w:p>
+            <w:pPr>
+              <w:jc w:val="left"/>
+            </w:pPr>
+            <w:r>
+              <w:rPr>
+                <w:b w:val="0"/>
+                <w:i w:val="0"/>
+                <w:sz w:val="22"/>
+              </w:rPr>
+              <w:t>- учёт в области обращения с отходами (приказ № 227, с 01.09.2026) - отдельно по каждому объекту НВОС и по Обществу в целом; обобщение - за месяц, квартал, полугодие и год, не позднее последнего дня месяца, следующего за периодом;</w:t>
             </w:r>
           </w:p>
           <w:p>
@@ -4451,7 +6387,7 @@
                 <w:i w:val="0"/>
                 <w:sz w:val="22"/>
               </w:rPr>
-              <w:t>Начальник ООТиПБ (эколог)</w:t>
+              <w:t>Ведущий эколог</w:t>
             </w:r>
           </w:p>
         </w:tc>
@@ -4470,7 +6406,7 @@
                 <w:i w:val="0"/>
                 <w:sz w:val="22"/>
               </w:rPr>
-              <w:t>1 мес.; учёт — постоянно</w:t>
+              <w:t>1 мес.; учёт - постоянно</w:t>
             </w:r>
           </w:p>
         </w:tc>
@@ -4560,7 +6496,7 @@
                 <w:i w:val="0"/>
                 <w:sz w:val="22"/>
               </w:rPr>
-              <w:t>- ртутные лампы, аккумуляторы — в отдельной закрытой таре;</w:t>
+              <w:t>- ртутные лампы, аккумуляторы - в отдельной закрытой таре;</w:t>
             </w:r>
           </w:p>
           <w:p>
@@ -4586,7 +6522,7 @@
                 <w:i w:val="0"/>
                 <w:sz w:val="22"/>
               </w:rPr>
-              <w:t xml:space="preserve">- срок накопления — </w:t>
+              <w:t xml:space="preserve">- срок накопления - </w:t>
             </w:r>
             <w:r>
               <w:rPr>
@@ -4902,59 +6838,59 @@
                 <w:i w:val="0"/>
                 <w:sz w:val="22"/>
               </w:rPr>
-              <w:t>- ТКО — только региональному оператору (ст. 24.7 89-ФЗ);</w:t>
-            </w:r>
-          </w:p>
-          <w:p>
-            <w:pPr>
-              <w:jc w:val="left"/>
-            </w:pPr>
-            <w:r>
-              <w:rPr>
-                <w:b w:val="0"/>
-                <w:i w:val="0"/>
-                <w:sz w:val="22"/>
-              </w:rPr>
-              <w:t>- отходы I–II классов (в т.ч. ртутные лампы) — федеральному оператору через ФГИС ОПВК (ст. 14.2–14.4 89-ФЗ);</w:t>
-            </w:r>
-          </w:p>
-          <w:p>
-            <w:pPr>
-              <w:jc w:val="left"/>
-            </w:pPr>
-            <w:r>
-              <w:rPr>
-                <w:b w:val="0"/>
-                <w:i w:val="0"/>
-                <w:sz w:val="22"/>
-              </w:rPr>
-              <w:t>- отходы III–IV классов — организациям с лицензией (ст. 9 89-ФЗ); эколог проверяет наличие в лицензии кодов ФККО и видов работ;</w:t>
-            </w:r>
-          </w:p>
-          <w:p>
-            <w:pPr>
-              <w:jc w:val="left"/>
-            </w:pPr>
-            <w:r>
-              <w:rPr>
-                <w:b w:val="0"/>
-                <w:i w:val="0"/>
-                <w:sz w:val="22"/>
-              </w:rPr>
-              <w:t>- лом металлов — организациям с лицензией на заготовку лома;</w:t>
-            </w:r>
-          </w:p>
-          <w:p>
-            <w:pPr>
-              <w:jc w:val="left"/>
-            </w:pPr>
-            <w:r>
-              <w:rPr>
-                <w:b w:val="0"/>
-                <w:i w:val="0"/>
-                <w:sz w:val="22"/>
-              </w:rPr>
-              <w:t>- самовывоз отходов I–IV классов собственным транспортом без лицензии на транспортирование не допускается;</w:t>
+              <w:t>- ТКО - только региональному оператору (ст. 24.7 89-ФЗ);</w:t>
+            </w:r>
+          </w:p>
+          <w:p>
+            <w:pPr>
+              <w:jc w:val="left"/>
+            </w:pPr>
+            <w:r>
+              <w:rPr>
+                <w:b w:val="0"/>
+                <w:i w:val="0"/>
+                <w:sz w:val="22"/>
+              </w:rPr>
+              <w:t>- отходы I-II классов (в т.ч. ртутные лампы) - федеральному оператору через ФГИС ОПВК (ст. 14.2-14.4 89-ФЗ);</w:t>
+            </w:r>
+          </w:p>
+          <w:p>
+            <w:pPr>
+              <w:jc w:val="left"/>
+            </w:pPr>
+            <w:r>
+              <w:rPr>
+                <w:b w:val="0"/>
+                <w:i w:val="0"/>
+                <w:sz w:val="22"/>
+              </w:rPr>
+              <w:t>- отходы III-IV классов - организациям с лицензией (ст. 9 89-ФЗ); эколог проверяет наличие в лицензии кодов ФККО и видов работ;</w:t>
+            </w:r>
+          </w:p>
+          <w:p>
+            <w:pPr>
+              <w:jc w:val="left"/>
+            </w:pPr>
+            <w:r>
+              <w:rPr>
+                <w:b w:val="0"/>
+                <w:i w:val="0"/>
+                <w:sz w:val="22"/>
+              </w:rPr>
+              <w:t>- лом металлов - организациям с лицензией на заготовку лома;</w:t>
+            </w:r>
+          </w:p>
+          <w:p>
+            <w:pPr>
+              <w:jc w:val="left"/>
+            </w:pPr>
+            <w:r>
+              <w:rPr>
+                <w:b w:val="0"/>
+                <w:i w:val="0"/>
+                <w:sz w:val="22"/>
+              </w:rPr>
+              <w:t>- самовывоз отходов I-IV классов собственным транспортом без лицензии на транспортирование не допускается;</w:t>
             </w:r>
           </w:p>
           <w:p>
@@ -5187,25 +7123,25 @@
                 <w:i w:val="0"/>
                 <w:sz w:val="22"/>
               </w:rPr>
-              <w:t xml:space="preserve"> (только объекты I–III категорий)</w:t>
-            </w:r>
-          </w:p>
-          <w:p>
-            <w:pPr>
-              <w:jc w:val="left"/>
-            </w:pPr>
-          </w:p>
-          <w:p>
-            <w:pPr>
-              <w:jc w:val="left"/>
-            </w:pPr>
-            <w:r>
-              <w:rPr>
-                <w:b w:val="0"/>
-                <w:i w:val="0"/>
-                <w:sz w:val="22"/>
-              </w:rPr>
-              <w:t>Обязательна для объектов I–III категорий (ст. 67 7-ФЗ); для IV категории не требуется. Содержание — по приказу № 109: инвентаризационные данные, план-график контроля выбросов, контроль обращения с отходами, контроль работы ГОУ. В программе указываются обязанности подразделений по ведению первичных журналов.</w:t>
+              <w:t xml:space="preserve"> (только объекты I-III категорий)</w:t>
+            </w:r>
+          </w:p>
+          <w:p>
+            <w:pPr>
+              <w:jc w:val="left"/>
+            </w:pPr>
+          </w:p>
+          <w:p>
+            <w:pPr>
+              <w:jc w:val="left"/>
+            </w:pPr>
+            <w:r>
+              <w:rPr>
+                <w:b w:val="0"/>
+                <w:i w:val="0"/>
+                <w:sz w:val="22"/>
+              </w:rPr>
+              <w:t>Обязательна для объектов I-III категорий (ст. 67 7-ФЗ); для IV категории не требуется. Содержание - по приказу № 109: инвентаризационные данные, план-график контроля выбросов, контроль обращения с отходами, контроль работы ГОУ. В программе указываются обязанности подразделений по ведению первичных журналов.</w:t>
             </w:r>
           </w:p>
         </w:tc>
@@ -5224,7 +7160,7 @@
                 <w:i w:val="0"/>
                 <w:sz w:val="22"/>
               </w:rPr>
-              <w:t>Начальник ООТиПБ (эколог)</w:t>
+              <w:t>Ведущий эколог</w:t>
             </w:r>
           </w:p>
         </w:tc>
@@ -5550,20 +7486,20 @@
                 <w:i w:val="0"/>
                 <w:sz w:val="22"/>
               </w:rPr>
-              <w:t>- ежемесячно (до 5-го числа) — сведения экологу: образование отходов по видам, передача на площадку накопления, расход ЛКМ, растворителей, клеев, смол;</w:t>
-            </w:r>
-          </w:p>
-          <w:p>
-            <w:pPr>
-              <w:jc w:val="left"/>
-            </w:pPr>
-            <w:r>
-              <w:rPr>
-                <w:b w:val="0"/>
-                <w:i w:val="0"/>
-                <w:sz w:val="22"/>
-              </w:rPr>
-              <w:t xml:space="preserve">- ежесменно — журнал работы окрасочных камер и ГОУ; </w:t>
+              <w:t>- ежемесячно (до 5-го числа) - сведения экологу: образование отходов по видам, передача на площадку накопления, расход ЛКМ, растворителей, клеев, смол;</w:t>
+            </w:r>
+          </w:p>
+          <w:p>
+            <w:pPr>
+              <w:jc w:val="left"/>
+            </w:pPr>
+            <w:r>
+              <w:rPr>
+                <w:b w:val="0"/>
+                <w:i w:val="0"/>
+                <w:sz w:val="22"/>
+              </w:rPr>
+              <w:t xml:space="preserve">- ежесменно - журнал работы окрасочных камер и ГОУ; </w:t>
             </w:r>
             <w:r>
               <w:rPr>
@@ -5806,7 +7742,7 @@
                 <w:i w:val="0"/>
                 <w:sz w:val="22"/>
               </w:rPr>
-              <w:t>Вход из этапа 29 (соединитель «4») — начало следующего отчётного периода.</w:t>
+              <w:t>Вход из этапа 29 (соединитель «4») - начало следующего отчётного периода.</w:t>
             </w:r>
           </w:p>
         </w:tc>
@@ -5825,7 +7761,7 @@
                 <w:i w:val="0"/>
                 <w:sz w:val="22"/>
               </w:rPr>
-              <w:t>Начальник ООТиПБ (эколог)</w:t>
+              <w:t>Ведущий эколог</w:t>
             </w:r>
           </w:p>
         </w:tc>
@@ -5921,7 +7857,7 @@
                 <w:i w:val="0"/>
                 <w:sz w:val="22"/>
               </w:rPr>
-              <w:t xml:space="preserve">Проверка в цикле — контрольная; основной механизм — по событию: ОГТ, СГИ и руководители подразделений </w:t>
+              <w:t xml:space="preserve">Проверка в цикле - контрольная; основной механизм - по событию: ОГТ, СГИ и руководители подразделений </w:t>
             </w:r>
             <w:r>
               <w:rPr>
@@ -5937,7 +7873,7 @@
                 <w:i w:val="0"/>
                 <w:sz w:val="22"/>
               </w:rPr>
-              <w:t xml:space="preserve"> уведомляют эколога о новом оборудовании, техпроцессе, материале, переезде или открытии площадки. Если изменения есть — этап 22; если нет — этап 23.</w:t>
+              <w:t xml:space="preserve"> уведомляют эколога о новом оборудовании, техпроцессе, материале, переезде или открытии площадки. Если изменения есть - этап 22; если нет - этап 23.</w:t>
             </w:r>
           </w:p>
         </w:tc>
@@ -5956,7 +7892,7 @@
                 <w:i w:val="0"/>
                 <w:sz w:val="22"/>
               </w:rPr>
-              <w:t>Начальник ООТиПБ (эколог)</w:t>
+              <w:t>Ведущий эколог</w:t>
             </w:r>
           </w:p>
         </w:tc>
@@ -6167,7 +8103,7 @@
                 <w:i w:val="0"/>
                 <w:sz w:val="22"/>
               </w:rPr>
-              <w:t xml:space="preserve">Плата за выбросы и размещение отходов (ст. 16–16.5 7-ФЗ, ПП РФ № 255, № 913) — на основании данных учёта подразделений (этап 19). Освобождение действует, только если </w:t>
+              <w:t xml:space="preserve">Плата за выбросы и размещение отходов (ст. 16-16.5 7-ФЗ, ПП РФ № 255, № 913) - на основании данных учёта подразделений (этап 19). Освобождение действует, только если </w:t>
             </w:r>
             <w:r>
               <w:rPr>
@@ -6202,7 +8138,7 @@
                 <w:i w:val="0"/>
                 <w:sz w:val="22"/>
               </w:rPr>
-              <w:t>Начальник ООТиПБ (эколог)</w:t>
+              <w:t>Ведущий эколог</w:t>
             </w:r>
           </w:p>
         </w:tc>
@@ -6298,20 +8234,20 @@
                 <w:i w:val="0"/>
                 <w:sz w:val="22"/>
               </w:rPr>
-              <w:t>- авансовые платежи — до 20-го числа месяца, следующего за I, II, III кварталами (не вносятся субъектами МСП);</w:t>
-            </w:r>
-          </w:p>
-          <w:p>
-            <w:pPr>
-              <w:jc w:val="left"/>
-            </w:pPr>
-            <w:r>
-              <w:rPr>
-                <w:b w:val="0"/>
-                <w:i w:val="0"/>
-                <w:sz w:val="22"/>
-              </w:rPr>
-              <w:t>- годовая плата — до 1 марта следующего года.</w:t>
+              <w:t>- авансовые платежи - до 20-го числа месяца, следующего за I, II, III кварталами (не вносятся субъектами МСП);</w:t>
+            </w:r>
+          </w:p>
+          <w:p>
+            <w:pPr>
+              <w:jc w:val="left"/>
+            </w:pPr>
+            <w:r>
+              <w:rPr>
+                <w:b w:val="0"/>
+                <w:i w:val="0"/>
+                <w:sz w:val="22"/>
+              </w:rPr>
+              <w:t>- годовая плата - до 1 марта следующего года.</w:t>
             </w:r>
           </w:p>
         </w:tc>
@@ -6426,7 +8362,7 @@
                 <w:i w:val="0"/>
                 <w:sz w:val="22"/>
               </w:rPr>
-              <w:t>2-ТП (воздух), 2-ТП (отходы), 4-ОС, декларация о плате, отчёт ПЭК, отчётность РОП (при наличии обязанности), 2-ТП (водхоз) — при водопользовании.</w:t>
+              <w:t>2-ТП (воздух), 2-ТП (отходы), 4-ОС, декларация о плате, отчёт ПЭК, отчётность РОП (при наличии обязанности), 2-ТП (водхоз) - при водопользовании.</w:t>
             </w:r>
           </w:p>
         </w:tc>
@@ -6445,7 +8381,7 @@
                 <w:i w:val="0"/>
                 <w:sz w:val="22"/>
               </w:rPr>
-              <w:t>Начальник ООТиПБ (эколог)</w:t>
+              <w:t>Ведущий эколог</w:t>
             </w:r>
           </w:p>
         </w:tc>
@@ -6691,7 +8627,7 @@
                 <w:i w:val="0"/>
                 <w:sz w:val="22"/>
               </w:rPr>
-              <w:t>Начальник ООТиПБ (эколог)</w:t>
+              <w:t>Ведущий эколог</w:t>
             </w:r>
           </w:p>
         </w:tc>
@@ -6787,7 +8723,7 @@
                 <w:i w:val="0"/>
                 <w:sz w:val="22"/>
               </w:rPr>
-              <w:t>В случае неутверждения — доработка (этап 27).</w:t>
+              <w:t>В случае неутверждения - доработка (этап 27).</w:t>
             </w:r>
           </w:p>
         </w:tc>
@@ -6902,7 +8838,7 @@
                 <w:i w:val="0"/>
                 <w:sz w:val="22"/>
               </w:rPr>
-              <w:t>Если да — переход к этапу 20 (соединитель «4»), следующий отчётный период. Если эксплуатация объекта (площадки) прекращается — этап 30.</w:t>
+              <w:t>Если да - переход к этапу 20 (соединитель «4»), следующий отчётный период. Если эксплуатация объекта (площадки) прекращается - этап 30.</w:t>
             </w:r>
           </w:p>
         </w:tc>
@@ -7017,7 +8953,7 @@
                 <w:i w:val="0"/>
                 <w:sz w:val="22"/>
               </w:rPr>
-              <w:t>Заявление о снятии с учёта подаётся при прекращении эксплуатации объекта (ст. 69.2 7-ФЗ); плата за НВОС и отчётность — за фактический период эксплуатации.</w:t>
+              <w:t>Заявление о снятии с учёта подаётся при прекращении эксплуатации объекта (ст. 69.2 7-ФЗ); плата за НВОС и отчётность - за фактический период эксплуатации.</w:t>
             </w:r>
           </w:p>
         </w:tc>
@@ -7036,7 +8972,7 @@
                 <w:i w:val="0"/>
                 <w:sz w:val="22"/>
               </w:rPr>
-              <w:t>Начальник ООТиПБ (эколог)</w:t>
+              <w:t>Ведущий эколог</w:t>
             </w:r>
           </w:p>
         </w:tc>
@@ -7159,7 +9095,7 @@
                 <w:i w:val="0"/>
                 <w:sz w:val="22"/>
               </w:rPr>
-              <w:t>Начальник ООТиПБ (эколог)</w:t>
+              <w:t>Ведущий эколог</w:t>
             </w:r>
           </w:p>
         </w:tc>
@@ -7255,7 +9191,7 @@
                 <w:i w:val="0"/>
                 <w:sz w:val="22"/>
               </w:rPr>
-              <w:t>При выдаче предписания — план мероприятий с ответственными (в т.ч. руководителями подразделений) и сроками.</w:t>
+              <w:t>При выдаче предписания - план мероприятий с ответственными (в т.ч. руководителями подразделений) и сроками.</w:t>
             </w:r>
           </w:p>
         </w:tc>
@@ -7370,7 +9306,7 @@
                 <w:i w:val="0"/>
                 <w:sz w:val="22"/>
               </w:rPr>
-              <w:t>Выполнение мероприятий плана на участках; ОГТ, СГИ — в части оборудования и техпроцессов.</w:t>
+              <w:t>Выполнение мероприятий плана на участках; ОГТ, СГИ - в части оборудования и техпроцессов.</w:t>
             </w:r>
           </w:p>
         </w:tc>
@@ -7485,7 +9421,7 @@
                 <w:i w:val="0"/>
                 <w:sz w:val="22"/>
               </w:rPr>
-              <w:t>Направляется в контрольный (надзорный) орган с подтверждающими документами. Если устранение потребовало изменения техпроцесса или документов — запускается этап 22 (управление изменениями).</w:t>
+              <w:t>Направляется в контрольный (надзорный) орган с подтверждающими документами. Если устранение потребовало изменения техпроцесса или документов - запускается этап 22 (управление изменениями).</w:t>
             </w:r>
           </w:p>
         </w:tc>
@@ -7504,7 +9440,7 @@
                 <w:i w:val="0"/>
                 <w:sz w:val="22"/>
               </w:rPr>
-              <w:t>Начальник ООТиПБ (эколог)</w:t>
+              <w:t>Ведущий эколог</w:t>
             </w:r>
           </w:p>
         </w:tc>
@@ -7739,7 +9675,7 @@
                 <w:i w:val="0"/>
                 <w:sz w:val="22"/>
               </w:rPr>
-              <w:t>Оценка выброса; при аварийном выбросе, вызвавшем загрязнение атмосферного воздуха, которое угрожает или нанесло вред здоровью людей и (или) окружающей среде, — немедленная передача информации в органы Росгидромета и надзора (ст. 30 96-ФЗ). Учёт выброса при расчёте платы. Информирование ГД.</w:t>
+              <w:t>Оценка выброса; при аварийном выбросе, вызвавшем загрязнение атмосферного воздуха, которое угрожает или нанесло вред здоровью людей и (или) окружающей среде, - немедленная передача информации в органы Росгидромета и надзора (ст. 30 96-ФЗ). Учёт выброса при расчёте платы. Информирование ГД.</w:t>
             </w:r>
           </w:p>
         </w:tc>
@@ -7758,7 +9694,7 @@
                 <w:i w:val="0"/>
                 <w:sz w:val="22"/>
               </w:rPr>
-              <w:t>Начальник ООТиПБ (эколог)</w:t>
+              <w:t>Ведущий эколог</w:t>
             </w:r>
           </w:p>
         </w:tc>
@@ -7951,7 +9887,7 @@
                 <w:i w:val="0"/>
                 <w:sz w:val="22"/>
               </w:rPr>
-              <w:t>Акт с причинами и виновными лицами, корректирующие меры (в т.ч. дисциплинарные), при необходимости — этап 22.</w:t>
+              <w:t>Акт с причинами и виновными лицами, корректирующие меры (в т.ч. дисциплинарные), при необходимости - этап 22.</w:t>
             </w:r>
           </w:p>
         </w:tc>
@@ -7970,7 +9906,7 @@
                 <w:i w:val="0"/>
                 <w:sz w:val="22"/>
               </w:rPr>
-              <w:t>Начальник ООТиПБ (эколог) с участием руководителя подразделения</w:t>
+              <w:t>Ведущий эколог с участием руководителя подразделения</w:t>
             </w:r>
           </w:p>
         </w:tc>
@@ -8357,7 +10293,7 @@
                 <w:i w:val="0"/>
                 <w:sz w:val="22"/>
               </w:rPr>
-              <w:t>форма — приказ Росстата от 06.11.2025 № 614</w:t>
+              <w:t>форма - приказ Росстата от 06.11.2025 № 614</w:t>
             </w:r>
           </w:p>
         </w:tc>
@@ -8707,7 +10643,7 @@
                 <w:i w:val="0"/>
                 <w:sz w:val="22"/>
               </w:rPr>
-              <w:t>Объекты I–III категорий</w:t>
+              <w:t>Объекты I-III категорий</w:t>
             </w:r>
           </w:p>
         </w:tc>
@@ -8785,7 +10721,7 @@
                 <w:i w:val="0"/>
                 <w:sz w:val="22"/>
               </w:rPr>
-              <w:t>Декларация о плате за НВОС (за 2026 г. — по новой форме)</w:t>
+              <w:t>Декларация о плате за НВОС (за 2026 г. - по новой форме)</w:t>
             </w:r>
           </w:p>
         </w:tc>
@@ -8804,7 +10740,7 @@
                 <w:i w:val="0"/>
                 <w:sz w:val="22"/>
               </w:rPr>
-              <w:t>Объекты I–III категорий</w:t>
+              <w:t>Объекты I-III категорий</w:t>
             </w:r>
           </w:p>
         </w:tc>
@@ -8901,7 +10837,7 @@
                 <w:i w:val="0"/>
                 <w:sz w:val="22"/>
               </w:rPr>
-              <w:t>Объекты I–III категорий</w:t>
+              <w:t>Объекты I-III категорий</w:t>
             </w:r>
           </w:p>
         </w:tc>
@@ -8960,7 +10896,7 @@
                 <w:i w:val="0"/>
                 <w:sz w:val="22"/>
               </w:rPr>
-              <w:t>апрель (сроки — по действующим постановлениям о РОП, сверять ежегодно)</w:t>
+              <w:t>апрель (сроки - по действующим постановлениям о РОП, сверять ежегодно)</w:t>
             </w:r>
           </w:p>
         </w:tc>
@@ -8998,7 +10934,7 @@
                 <w:i w:val="0"/>
                 <w:sz w:val="22"/>
               </w:rPr>
-              <w:t>Производители товаров и упаковки (норматив утилизации упаковки 2026 — 75 %, с 2027 — 100 %)</w:t>
+              <w:t>Производители товаров и упаковки (норматив утилизации упаковки 2026 - 75 %, с 2027 - 100 %)</w:t>
             </w:r>
           </w:p>
         </w:tc>
@@ -9121,7 +11057,7 @@
                 <w:i w:val="0"/>
                 <w:sz w:val="22"/>
               </w:rPr>
-              <w:t>Объекты I–III категорий, кроме субъектов МСП</w:t>
+              <w:t>Объекты I-III категорий, кроме субъектов МСП</w:t>
             </w:r>
           </w:p>
         </w:tc>
@@ -9624,7 +11560,7 @@
                 <w:i w:val="0"/>
                 <w:sz w:val="22"/>
               </w:rPr>
-              <w:t>20 000 – 100 000 руб.</w:t>
+              <w:t>20 000 - 100 000 руб.</w:t>
             </w:r>
           </w:p>
         </w:tc>
@@ -9683,7 +11619,7 @@
                 <w:i w:val="0"/>
                 <w:sz w:val="22"/>
               </w:rPr>
-              <w:t>100 000 – 250 000 руб. или приостановление деятельности до 90 суток</w:t>
+              <w:t>100 000 - 250 000 руб. или приостановление деятельности до 90 суток</w:t>
             </w:r>
           </w:p>
         </w:tc>
@@ -9742,7 +11678,7 @@
                 <w:i w:val="0"/>
                 <w:sz w:val="22"/>
               </w:rPr>
-              <w:t>20 000 – 80 000 руб.</w:t>
+              <w:t>20 000 - 80 000 руб.</w:t>
             </w:r>
           </w:p>
         </w:tc>
@@ -9801,7 +11737,7 @@
                 <w:i w:val="0"/>
                 <w:sz w:val="22"/>
               </w:rPr>
-              <w:t>30 000 – 100 000 руб.</w:t>
+              <w:t>30 000 - 100 000 руб.</w:t>
             </w:r>
           </w:p>
         </w:tc>
@@ -9860,7 +11796,7 @@
                 <w:i w:val="0"/>
                 <w:sz w:val="22"/>
               </w:rPr>
-              <w:t>20 000 – 70 000 руб.; повторно — 100 000 – 150 000 руб.</w:t>
+              <w:t>20 000 - 70 000 руб.; повторно - 100 000 - 150 000 руб.</w:t>
             </w:r>
           </w:p>
         </w:tc>
@@ -9919,7 +11855,7 @@
                 <w:i w:val="0"/>
                 <w:sz w:val="22"/>
               </w:rPr>
-              <w:t>8.5.1 — 70 000 – 150 000 руб.; 8.41.1 — трёхкратный размер сбора, не менее 500 000 руб.</w:t>
+              <w:t>8.5.1 - 70 000 - 150 000 руб.; 8.41.1 - трёхкратный размер сбора, не менее 500 000 руб.</w:t>
             </w:r>
           </w:p>
         </w:tc>
@@ -9978,7 +11914,7 @@
                 <w:i w:val="0"/>
                 <w:sz w:val="22"/>
               </w:rPr>
-              <w:t>Административный штраф (размер — по действующей редакции КоАП)</w:t>
+              <w:t>Административный штраф (размер - по действующей редакции КоАП)</w:t>
             </w:r>
           </w:p>
         </w:tc>
@@ -10037,7 +11973,7 @@
                 <w:i w:val="0"/>
                 <w:sz w:val="22"/>
               </w:rPr>
-              <w:t>50 000 – 100 000 руб.</w:t>
+              <w:t>50 000 - 100 000 руб.</w:t>
             </w:r>
           </w:p>
         </w:tc>
@@ -10096,7 +12032,7 @@
                 <w:i w:val="0"/>
                 <w:sz w:val="22"/>
               </w:rPr>
-              <w:t>3 000 – 5 000 руб.</w:t>
+              <w:t>3 000 - 5 000 руб.</w:t>
             </w:r>
           </w:p>
         </w:tc>
@@ -10633,7 +12569,7 @@
                 <w:i w:val="0"/>
                 <w:sz w:val="22"/>
               </w:rPr>
-              <w:t>Утверждение паспортов отходов I–IV классов</w:t>
+              <w:t>Утверждение паспортов отходов I-IV классов</w:t>
             </w:r>
           </w:p>
         </w:tc>
@@ -11213,7 +13149,7 @@
           <w:i w:val="0"/>
           <w:sz w:val="24"/>
         </w:rPr>
-        <w:t>Р — исполняет; У — утверждает / отвечает за результат; С — участвует, предоставляет данные; И — информируется.</w:t>
+        <w:t>Р - исполняет; У - утверждает / отвечает за результат; С - участвует, предоставляет данные; И - информируется.</w:t>
       </w:r>
     </w:p>
     <w:tbl>
@@ -11742,7 +13678,7 @@
                 <w:i w:val="0"/>
                 <w:sz w:val="20"/>
               </w:rPr>
-              <w:t>–</w:t>
+              <w:t>-</w:t>
             </w:r>
           </w:p>
         </w:tc>
@@ -11818,7 +13754,7 @@
                 <w:i w:val="0"/>
                 <w:sz w:val="20"/>
               </w:rPr>
-              <w:t>–</w:t>
+              <w:t>-</w:t>
             </w:r>
           </w:p>
         </w:tc>
@@ -11858,7 +13794,7 @@
                 <w:i w:val="0"/>
                 <w:sz w:val="20"/>
               </w:rPr>
-              <w:t>–</w:t>
+              <w:t>-</w:t>
             </w:r>
           </w:p>
         </w:tc>
@@ -11934,7 +13870,7 @@
                 <w:i w:val="0"/>
                 <w:sz w:val="20"/>
               </w:rPr>
-              <w:t>–</w:t>
+              <w:t>-</w:t>
             </w:r>
           </w:p>
         </w:tc>
@@ -11974,7 +13910,7 @@
                 <w:i w:val="0"/>
                 <w:sz w:val="20"/>
               </w:rPr>
-              <w:t>–</w:t>
+              <w:t>-</w:t>
             </w:r>
           </w:p>
         </w:tc>
@@ -12050,7 +13986,7 @@
                 <w:i w:val="0"/>
                 <w:sz w:val="20"/>
               </w:rPr>
-              <w:t>–</w:t>
+              <w:t>-</w:t>
             </w:r>
           </w:p>
         </w:tc>
@@ -12128,7 +14064,7 @@
                 <w:i w:val="0"/>
                 <w:sz w:val="20"/>
               </w:rPr>
-              <w:t>–</w:t>
+              <w:t>-</w:t>
             </w:r>
           </w:p>
         </w:tc>
@@ -12147,7 +14083,7 @@
                 <w:i w:val="0"/>
                 <w:sz w:val="20"/>
               </w:rPr>
-              <w:t>–</w:t>
+              <w:t>-</w:t>
             </w:r>
           </w:p>
         </w:tc>
@@ -12166,7 +14102,7 @@
                 <w:i w:val="0"/>
                 <w:sz w:val="20"/>
               </w:rPr>
-              <w:t>–</w:t>
+              <w:t>-</w:t>
             </w:r>
           </w:p>
         </w:tc>
@@ -12282,7 +14218,7 @@
                 <w:i w:val="0"/>
                 <w:sz w:val="20"/>
               </w:rPr>
-              <w:t>–</w:t>
+              <w:t>-</w:t>
             </w:r>
           </w:p>
         </w:tc>
@@ -12322,7 +14258,7 @@
                 <w:i w:val="0"/>
                 <w:sz w:val="20"/>
               </w:rPr>
-              <w:t>–</w:t>
+              <w:t>-</w:t>
             </w:r>
           </w:p>
         </w:tc>
@@ -12360,7 +14296,7 @@
                 <w:i w:val="0"/>
                 <w:sz w:val="20"/>
               </w:rPr>
-              <w:t>–</w:t>
+              <w:t>-</w:t>
             </w:r>
           </w:p>
         </w:tc>
@@ -12379,7 +14315,7 @@
                 <w:i w:val="0"/>
                 <w:sz w:val="20"/>
               </w:rPr>
-              <w:t>–</w:t>
+              <w:t>-</w:t>
             </w:r>
           </w:p>
         </w:tc>
@@ -12398,7 +14334,7 @@
                 <w:i w:val="0"/>
                 <w:sz w:val="20"/>
               </w:rPr>
-              <w:t>–</w:t>
+              <w:t>-</w:t>
             </w:r>
           </w:p>
         </w:tc>
@@ -12476,7 +14412,7 @@
                 <w:i w:val="0"/>
                 <w:sz w:val="20"/>
               </w:rPr>
-              <w:t>–</w:t>
+              <w:t>-</w:t>
             </w:r>
           </w:p>
         </w:tc>
@@ -12495,7 +14431,7 @@
                 <w:i w:val="0"/>
                 <w:sz w:val="20"/>
               </w:rPr>
-              <w:t>–</w:t>
+              <w:t>-</w:t>
             </w:r>
           </w:p>
         </w:tc>
@@ -12514,7 +14450,7 @@
                 <w:i w:val="0"/>
                 <w:sz w:val="20"/>
               </w:rPr>
-              <w:t>–</w:t>
+              <w:t>-</w:t>
             </w:r>
           </w:p>
         </w:tc>
@@ -12554,7 +14490,7 @@
                 <w:i w:val="0"/>
                 <w:sz w:val="20"/>
               </w:rPr>
-              <w:t>–</w:t>
+              <w:t>-</w:t>
             </w:r>
           </w:p>
         </w:tc>
@@ -12592,7 +14528,7 @@
                 <w:i w:val="0"/>
                 <w:sz w:val="20"/>
               </w:rPr>
-              <w:t>–</w:t>
+              <w:t>-</w:t>
             </w:r>
           </w:p>
         </w:tc>
@@ -12630,7 +14566,7 @@
                 <w:i w:val="0"/>
                 <w:sz w:val="20"/>
               </w:rPr>
-              <w:t>–</w:t>
+              <w:t>-</w:t>
             </w:r>
           </w:p>
         </w:tc>
@@ -12670,7 +14606,7 @@
                 <w:i w:val="0"/>
                 <w:sz w:val="20"/>
               </w:rPr>
-              <w:t>–</w:t>
+              <w:t>-</w:t>
             </w:r>
           </w:p>
         </w:tc>
@@ -12746,7 +14682,7 @@
                 <w:i w:val="0"/>
                 <w:sz w:val="20"/>
               </w:rPr>
-              <w:t>–</w:t>
+              <w:t>-</w:t>
             </w:r>
           </w:p>
         </w:tc>
@@ -12786,7 +14722,7 @@
                 <w:i w:val="0"/>
                 <w:sz w:val="20"/>
               </w:rPr>
-              <w:t>–</w:t>
+              <w:t>-</w:t>
             </w:r>
           </w:p>
         </w:tc>
@@ -12824,7 +14760,7 @@
                 <w:i w:val="0"/>
                 <w:sz w:val="20"/>
               </w:rPr>
-              <w:t>–</w:t>
+              <w:t>-</w:t>
             </w:r>
           </w:p>
         </w:tc>
@@ -12862,7 +14798,7 @@
                 <w:i w:val="0"/>
                 <w:sz w:val="20"/>
               </w:rPr>
-              <w:t>–</w:t>
+              <w:t>-</w:t>
             </w:r>
           </w:p>
         </w:tc>
@@ -12902,7 +14838,7 @@
                 <w:i w:val="0"/>
                 <w:sz w:val="20"/>
               </w:rPr>
-              <w:t>–</w:t>
+              <w:t>-</w:t>
             </w:r>
           </w:p>
         </w:tc>
@@ -12940,7 +14876,7 @@
                 <w:i w:val="0"/>
                 <w:sz w:val="20"/>
               </w:rPr>
-              <w:t>–</w:t>
+              <w:t>-</w:t>
             </w:r>
           </w:p>
         </w:tc>
@@ -12959,7 +14895,7 @@
                 <w:i w:val="0"/>
                 <w:sz w:val="20"/>
               </w:rPr>
-              <w:t>–</w:t>
+              <w:t>-</w:t>
             </w:r>
           </w:p>
         </w:tc>
@@ -13056,7 +14992,7 @@
                 <w:i w:val="0"/>
                 <w:sz w:val="20"/>
               </w:rPr>
-              <w:t>–</w:t>
+              <w:t>-</w:t>
             </w:r>
           </w:p>
         </w:tc>
@@ -13075,7 +15011,7 @@
                 <w:i w:val="0"/>
                 <w:sz w:val="20"/>
               </w:rPr>
-              <w:t>–</w:t>
+              <w:t>-</w:t>
             </w:r>
           </w:p>
         </w:tc>
@@ -13134,7 +15070,7 @@
                 <w:i w:val="0"/>
                 <w:sz w:val="20"/>
               </w:rPr>
-              <w:t>–</w:t>
+              <w:t>-</w:t>
             </w:r>
           </w:p>
         </w:tc>
@@ -13210,7 +15146,7 @@
                 <w:i w:val="0"/>
                 <w:sz w:val="20"/>
               </w:rPr>
-              <w:t>–</w:t>
+              <w:t>-</w:t>
             </w:r>
           </w:p>
         </w:tc>
@@ -13326,7 +15262,7 @@
                 <w:i w:val="0"/>
                 <w:sz w:val="20"/>
               </w:rPr>
-              <w:t>–</w:t>
+              <w:t>-</w:t>
             </w:r>
           </w:p>
         </w:tc>
@@ -13366,7 +15302,7 @@
                 <w:i w:val="0"/>
                 <w:sz w:val="20"/>
               </w:rPr>
-              <w:t>–</w:t>
+              <w:t>-</w:t>
             </w:r>
           </w:p>
         </w:tc>
@@ -13442,7 +15378,7 @@
                 <w:i w:val="0"/>
                 <w:sz w:val="20"/>
               </w:rPr>
-              <w:t>–</w:t>
+              <w:t>-</w:t>
             </w:r>
           </w:p>
         </w:tc>
@@ -13482,7 +15418,7 @@
                 <w:i w:val="0"/>
                 <w:sz w:val="20"/>
               </w:rPr>
-              <w:t>–</w:t>
+              <w:t>-</w:t>
             </w:r>
           </w:p>
         </w:tc>
@@ -13558,7 +15494,7 @@
                 <w:i w:val="0"/>
                 <w:sz w:val="20"/>
               </w:rPr>
-              <w:t>–</w:t>
+              <w:t>-</w:t>
             </w:r>
           </w:p>
         </w:tc>
@@ -13674,7 +15610,7 @@
                 <w:i w:val="0"/>
                 <w:sz w:val="20"/>
               </w:rPr>
-              <w:t>–</w:t>
+              <w:t>-</w:t>
             </w:r>
           </w:p>
         </w:tc>
@@ -13714,7 +15650,7 @@
                 <w:i w:val="0"/>
                 <w:sz w:val="20"/>
               </w:rPr>
-              <w:t>–</w:t>
+              <w:t>-</w:t>
             </w:r>
           </w:p>
         </w:tc>
@@ -13790,7 +15726,7 @@
                 <w:i w:val="0"/>
                 <w:sz w:val="20"/>
               </w:rPr>
-              <w:t>–</w:t>
+              <w:t>-</w:t>
             </w:r>
           </w:p>
         </w:tc>
@@ -13906,7 +15842,7 @@
                 <w:i w:val="0"/>
                 <w:sz w:val="20"/>
               </w:rPr>
-              <w:t>–</w:t>
+              <w:t>-</w:t>
             </w:r>
           </w:p>
         </w:tc>
@@ -13946,7 +15882,7 @@
                 <w:i w:val="0"/>
                 <w:sz w:val="20"/>
               </w:rPr>
-              <w:t>–</w:t>
+              <w:t>-</w:t>
             </w:r>
           </w:p>
         </w:tc>
@@ -13984,7 +15920,7 @@
                 <w:i w:val="0"/>
                 <w:sz w:val="20"/>
               </w:rPr>
-              <w:t>–</w:t>
+              <w:t>-</w:t>
             </w:r>
           </w:p>
         </w:tc>
@@ -14022,7 +15958,7 @@
                 <w:i w:val="0"/>
                 <w:sz w:val="20"/>
               </w:rPr>
-              <w:t>–</w:t>
+              <w:t>-</w:t>
             </w:r>
           </w:p>
         </w:tc>
@@ -14100,7 +16036,7 @@
                 <w:i w:val="0"/>
                 <w:sz w:val="20"/>
               </w:rPr>
-              <w:t>–</w:t>
+              <w:t>-</w:t>
             </w:r>
           </w:p>
         </w:tc>
@@ -14119,7 +16055,7 @@
                 <w:i w:val="0"/>
                 <w:sz w:val="20"/>
               </w:rPr>
-              <w:t>–</w:t>
+              <w:t>-</w:t>
             </w:r>
           </w:p>
         </w:tc>
@@ -14178,7 +16114,7 @@
                 <w:i w:val="0"/>
                 <w:sz w:val="20"/>
               </w:rPr>
-              <w:t>–</w:t>
+              <w:t>-</w:t>
             </w:r>
           </w:p>
         </w:tc>
@@ -14216,7 +16152,7 @@
                 <w:i w:val="0"/>
                 <w:sz w:val="20"/>
               </w:rPr>
-              <w:t>–</w:t>
+              <w:t>-</w:t>
             </w:r>
           </w:p>
         </w:tc>
@@ -14254,7 +16190,7 @@
                 <w:i w:val="0"/>
                 <w:sz w:val="20"/>
               </w:rPr>
-              <w:t>–</w:t>
+              <w:t>-</w:t>
             </w:r>
           </w:p>
         </w:tc>
@@ -14332,7 +16268,7 @@
                 <w:i w:val="0"/>
                 <w:sz w:val="20"/>
               </w:rPr>
-              <w:t>–</w:t>
+              <w:t>-</w:t>
             </w:r>
           </w:p>
         </w:tc>
@@ -14351,7 +16287,7 @@
                 <w:i w:val="0"/>
                 <w:sz w:val="20"/>
               </w:rPr>
-              <w:t>–</w:t>
+              <w:t>-</w:t>
             </w:r>
           </w:p>
         </w:tc>
@@ -14370,7 +16306,7 @@
                 <w:i w:val="0"/>
                 <w:sz w:val="20"/>
               </w:rPr>
-              <w:t>–</w:t>
+              <w:t>-</w:t>
             </w:r>
           </w:p>
         </w:tc>
@@ -14564,7 +16500,7 @@
                 <w:i w:val="0"/>
                 <w:sz w:val="20"/>
               </w:rPr>
-              <w:t>–</w:t>
+              <w:t>-</w:t>
             </w:r>
           </w:p>
         </w:tc>
@@ -14583,7 +16519,7 @@
                 <w:i w:val="0"/>
                 <w:sz w:val="20"/>
               </w:rPr>
-              <w:t>–</w:t>
+              <w:t>-</w:t>
             </w:r>
           </w:p>
         </w:tc>
@@ -14680,7 +16616,7 @@
                 <w:i w:val="0"/>
                 <w:sz w:val="20"/>
               </w:rPr>
-              <w:t>–</w:t>
+              <w:t>-</w:t>
             </w:r>
           </w:p>
         </w:tc>
@@ -14699,7 +16635,7 @@
                 <w:i w:val="0"/>
                 <w:sz w:val="20"/>
               </w:rPr>
-              <w:t>–</w:t>
+              <w:t>-</w:t>
             </w:r>
           </w:p>
         </w:tc>
@@ -14718,7 +16654,7 @@
                 <w:i w:val="0"/>
                 <w:sz w:val="20"/>
               </w:rPr>
-              <w:t>–</w:t>
+              <w:t>-</w:t>
             </w:r>
           </w:p>
         </w:tc>
@@ -14796,7 +16732,7 @@
                 <w:i w:val="0"/>
                 <w:sz w:val="20"/>
               </w:rPr>
-              <w:t>–</w:t>
+              <w:t>-</w:t>
             </w:r>
           </w:p>
         </w:tc>
@@ -14815,7 +16751,7 @@
                 <w:i w:val="0"/>
                 <w:sz w:val="20"/>
               </w:rPr>
-              <w:t>–</w:t>
+              <w:t>-</w:t>
             </w:r>
           </w:p>
         </w:tc>
@@ -14834,7 +16770,7 @@
                 <w:i w:val="0"/>
                 <w:sz w:val="20"/>
               </w:rPr>
-              <w:t>–</w:t>
+              <w:t>-</w:t>
             </w:r>
           </w:p>
         </w:tc>
@@ -14950,7 +16886,7 @@
                 <w:i w:val="0"/>
                 <w:sz w:val="20"/>
               </w:rPr>
-              <w:t>–</w:t>
+              <w:t>-</w:t>
             </w:r>
           </w:p>
         </w:tc>
@@ -15066,7 +17002,7 @@
                 <w:i w:val="0"/>
                 <w:sz w:val="20"/>
               </w:rPr>
-              <w:t>–</w:t>
+              <w:t>-</w:t>
             </w:r>
           </w:p>
         </w:tc>
@@ -15182,7 +17118,7 @@
                 <w:i w:val="0"/>
                 <w:sz w:val="20"/>
               </w:rPr>
-              <w:t>–</w:t>
+              <w:t>-</w:t>
             </w:r>
           </w:p>
         </w:tc>
@@ -15298,7 +17234,7 @@
                 <w:i w:val="0"/>
                 <w:sz w:val="20"/>
               </w:rPr>
-              <w:t>–</w:t>
+              <w:t>-</w:t>
             </w:r>
           </w:p>
         </w:tc>
@@ -15414,7 +17350,7 @@
                 <w:i w:val="0"/>
                 <w:sz w:val="20"/>
               </w:rPr>
-              <w:t>–</w:t>
+              <w:t>-</w:t>
             </w:r>
           </w:p>
         </w:tc>
@@ -15492,7 +17428,7 @@
                 <w:i w:val="0"/>
                 <w:sz w:val="20"/>
               </w:rPr>
-              <w:t>–</w:t>
+              <w:t>-</w:t>
             </w:r>
           </w:p>
         </w:tc>
@@ -15530,7 +17466,7 @@
                 <w:i w:val="0"/>
                 <w:sz w:val="20"/>
               </w:rPr>
-              <w:t>–</w:t>
+              <w:t>-</w:t>
             </w:r>
           </w:p>
         </w:tc>
@@ -15570,7 +17506,7 @@
                 <w:i w:val="0"/>
                 <w:sz w:val="20"/>
               </w:rPr>
-              <w:t>–</w:t>
+              <w:t>-</w:t>
             </w:r>
           </w:p>
         </w:tc>
@@ -15646,7 +17582,7 @@
                 <w:i w:val="0"/>
                 <w:sz w:val="20"/>
               </w:rPr>
-              <w:t>–</w:t>
+              <w:t>-</w:t>
             </w:r>
           </w:p>
         </w:tc>
@@ -15762,7 +17698,7 @@
                 <w:i w:val="0"/>
                 <w:sz w:val="20"/>
               </w:rPr>
-              <w:t>–</w:t>
+              <w:t>-</w:t>
             </w:r>
           </w:p>
         </w:tc>

--- a/documents/Ekologiya/Бизнес-процесс_Экологическое_сопровождение.docx
+++ b/documents/Ekologiya/Бизнес-процесс_Экологическое_сопровождение.docx
@@ -105,6 +105,101 @@
           <w:i w:val="0"/>
         </w:rPr>
         <w:t>(обеспечение соблюдения требований природоохранного законодательства РФ)</w:t>
+      </w:r>
+    </w:p>
+    <w:p>
+      <w:pPr>
+        <w:keepNext/>
+        <w:spacing w:after="80" w:before="200"/>
+        <w:jc w:val="left"/>
+      </w:pPr>
+      <w:r>
+        <w:rPr>
+          <w:b/>
+          <w:i w:val="0"/>
+        </w:rPr>
+        <w:t>Резюме для генерального директора</w:t>
+      </w:r>
+    </w:p>
+    <w:p>
+      <w:pPr>
+        <w:ind w:left="425" w:hanging="283"/>
+        <w:jc w:val="both"/>
+      </w:pPr>
+      <w:r>
+        <w:rPr>
+          <w:b w:val="0"/>
+          <w:i w:val="0"/>
+        </w:rPr>
+        <w:t xml:space="preserve">- </w:t>
+      </w:r>
+      <w:r>
+        <w:rPr>
+          <w:b/>
+          <w:i w:val="0"/>
+        </w:rPr>
+        <w:t>Сейчас:</w:t>
+      </w:r>
+      <w:r>
+        <w:rPr>
+          <w:b w:val="0"/>
+          <w:i w:val="0"/>
+        </w:rPr>
+        <w:t xml:space="preserve"> на государственном учёте как объект НВОС стоит 1 площадка из 4 (Машково). Учёт и паспортизация отходов, производственный экологический контроль не организованы. Вывозятся только производственные отходы и ТКО. Весь процесс выполняет один работник (ведущий эколог), ответственность в подразделениях не распределена.</w:t>
+      </w:r>
+    </w:p>
+    <w:p>
+      <w:pPr>
+        <w:ind w:left="425" w:hanging="283"/>
+        <w:jc w:val="both"/>
+      </w:pPr>
+      <w:r>
+        <w:rPr>
+          <w:b w:val="0"/>
+          <w:i w:val="0"/>
+        </w:rPr>
+        <w:t xml:space="preserve">- </w:t>
+      </w:r>
+      <w:r>
+        <w:rPr>
+          <w:b/>
+          <w:i w:val="0"/>
+        </w:rPr>
+        <w:t>Риски:</w:t>
+      </w:r>
+      <w:r>
+        <w:rPr>
+          <w:b w:val="0"/>
+          <w:i w:val="0"/>
+        </w:rPr>
+        <w:t xml:space="preserve"> ч. 1 ст. 8.2 КоАП - 100 000 - 250 000 руб. за каждое нарушение в обращении с отходами или приостановление деятельности до 90 суток; ст. 8.46 КоАП - 30 000 - 100 000 руб. за неподачу заявки на постановку объекта на учёт. Штрафы назначаются юридическому лицу и должностным лицам, при отсутствии приказа об ответственных - генеральному директору.</w:t>
+      </w:r>
+    </w:p>
+    <w:p>
+      <w:pPr>
+        <w:ind w:left="425" w:hanging="283"/>
+        <w:jc w:val="both"/>
+      </w:pPr>
+      <w:r>
+        <w:rPr>
+          <w:b w:val="0"/>
+          <w:i w:val="0"/>
+        </w:rPr>
+        <w:t xml:space="preserve">- </w:t>
+      </w:r>
+      <w:r>
+        <w:rPr>
+          <w:b/>
+          <w:i w:val="0"/>
+        </w:rPr>
+        <w:t>Требуются решения генерального директора:</w:t>
+      </w:r>
+      <w:r>
+        <w:rPr>
+          <w:b w:val="0"/>
+          <w:i w:val="0"/>
+        </w:rPr>
+        <w:t xml:space="preserve"> 1) подписать приказ о назначении ответственных; 2) утвердить план внедрения (раздел 7); 3) выделить бюджет на работы подрядчиков и обучение; 4) определить ресурс для выполнения работ по четырём площадкам (подрядчик или дополнительная штатная единица).</w:t>
       </w:r>
     </w:p>
     <w:p>
@@ -1258,7 +1353,7 @@
                 <w:i w:val="0"/>
                 <w:sz w:val="20"/>
               </w:rPr>
-              <w:t>Вывозятся только производственные отходы и ТКО сторонними лицензированными организациями</w:t>
+              <w:t>Вывозятся только производственные отходы и ТКО сторонними лицензированными организациями. Не проверено, является ли организация, вывозящая ТКО, региональным оператором</w:t>
             </w:r>
           </w:p>
         </w:tc>
@@ -1296,7 +1391,7 @@
                 <w:i w:val="0"/>
                 <w:sz w:val="20"/>
               </w:rPr>
-              <w:t>ч. 1 ст. 8.2 КоАП; ответственность за отходы, переданные без надлежащих документов</w:t>
+              <w:t>ч. 1 ст. 8.2 КоАП: накопление свыше 11 месяцев отходов, которые не вывозятся (лампы, аккумуляторы, масла и др.); передача ТКО не региональному оператору</w:t>
             </w:r>
           </w:p>
         </w:tc>
@@ -2833,7 +2928,7 @@
           <w:b/>
           <w:i w:val="0"/>
         </w:rPr>
-        <w:t>7. Первоочередные действия (IV квартал 2026 г.)</w:t>
+        <w:t>7. План внедрения (октябрь 2026 - март 2027)</w:t>
       </w:r>
     </w:p>
     <w:tbl>
@@ -2853,10 +2948,11 @@
         <w:tblLayout w:type="fixed"/>
       </w:tblPr>
       <w:tblGrid>
-        <w:gridCol w:w="567"/>
-        <w:gridCol w:w="5386"/>
-        <w:gridCol w:w="1984"/>
-        <w:gridCol w:w="1701"/>
+        <w:gridCol w:w="454"/>
+        <w:gridCol w:w="4535"/>
+        <w:gridCol w:w="850"/>
+        <w:gridCol w:w="2211"/>
+        <w:gridCol w:w="1587"/>
       </w:tblGrid>
       <w:tr>
         <w:trPr>
@@ -2864,7 +2960,7 @@
         </w:trPr>
         <w:tc>
           <w:tcPr>
-            <w:tcW w:type="dxa" w:w="567"/>
+            <w:tcW w:type="dxa" w:w="454"/>
             <w:shd w:val="clear" w:color="auto" w:fill="D9D9D9"/>
           </w:tcPr>
           <w:p>
@@ -2875,7 +2971,7 @@
             <w:r>
               <w:rPr>
                 <w:b/>
-                <w:sz w:val="22"/>
+                <w:sz w:val="20"/>
               </w:rPr>
               <w:t>№</w:t>
             </w:r>
@@ -2883,7 +2979,7 @@
         </w:tc>
         <w:tc>
           <w:tcPr>
-            <w:tcW w:type="dxa" w:w="5386"/>
+            <w:tcW w:type="dxa" w:w="4535"/>
             <w:shd w:val="clear" w:color="auto" w:fill="D9D9D9"/>
           </w:tcPr>
           <w:p>
@@ -2894,7 +2990,7 @@
             <w:r>
               <w:rPr>
                 <w:b/>
-                <w:sz w:val="22"/>
+                <w:sz w:val="20"/>
               </w:rPr>
               <w:t>Действие</w:t>
             </w:r>
@@ -2902,7 +2998,7 @@
         </w:tc>
         <w:tc>
           <w:tcPr>
-            <w:tcW w:type="dxa" w:w="1984"/>
+            <w:tcW w:type="dxa" w:w="850"/>
             <w:shd w:val="clear" w:color="auto" w:fill="D9D9D9"/>
           </w:tcPr>
           <w:p>
@@ -2913,15 +3009,15 @@
             <w:r>
               <w:rPr>
                 <w:b/>
-                <w:sz w:val="22"/>
-              </w:rPr>
-              <w:t>Основание</w:t>
-            </w:r>
-          </w:p>
-        </w:tc>
-        <w:tc>
-          <w:tcPr>
-            <w:tcW w:type="dxa" w:w="1701"/>
+                <w:sz w:val="20"/>
+              </w:rPr>
+              <w:t>После п.</w:t>
+            </w:r>
+          </w:p>
+        </w:tc>
+        <w:tc>
+          <w:tcPr>
+            <w:tcW w:type="dxa" w:w="2211"/>
             <w:shd w:val="clear" w:color="auto" w:fill="D9D9D9"/>
           </w:tcPr>
           <w:p>
@@ -2932,7 +3028,26 @@
             <w:r>
               <w:rPr>
                 <w:b/>
-                <w:sz w:val="22"/>
+                <w:sz w:val="20"/>
+              </w:rPr>
+              <w:t>Ответственный / утверждает</w:t>
+            </w:r>
+          </w:p>
+        </w:tc>
+        <w:tc>
+          <w:tcPr>
+            <w:tcW w:type="dxa" w:w="1587"/>
+            <w:shd w:val="clear" w:color="auto" w:fill="D9D9D9"/>
+          </w:tcPr>
+          <w:p>
+            <w:pPr>
+              <w:jc w:val="center"/>
+            </w:pPr>
+            <w:r/>
+            <w:r>
+              <w:rPr>
+                <w:b/>
+                <w:sz w:val="20"/>
               </w:rPr>
               <w:t>Срок</w:t>
             </w:r>
@@ -2942,18 +3057,18 @@
       <w:tr>
         <w:tc>
           <w:tcPr>
-            <w:tcW w:type="dxa" w:w="567"/>
-          </w:tcPr>
-          <w:p>
-            <w:pPr>
-              <w:jc w:val="left"/>
-            </w:pPr>
-            <w:r/>
-            <w:r>
-              <w:rPr>
-                <w:b w:val="0"/>
-                <w:i w:val="0"/>
-                <w:sz w:val="22"/>
+            <w:tcW w:type="dxa" w:w="454"/>
+          </w:tcPr>
+          <w:p>
+            <w:pPr>
+              <w:jc w:val="left"/>
+            </w:pPr>
+            <w:r/>
+            <w:r>
+              <w:rPr>
+                <w:b w:val="0"/>
+                <w:i w:val="0"/>
+                <w:sz w:val="20"/>
               </w:rPr>
               <w:t>1</w:t>
             </w:r>
@@ -2961,58 +3076,77 @@
         </w:tc>
         <w:tc>
           <w:tcPr>
-            <w:tcW w:type="dxa" w:w="5386"/>
-          </w:tcPr>
-          <w:p>
-            <w:pPr>
-              <w:jc w:val="left"/>
-            </w:pPr>
-            <w:r/>
-            <w:r>
-              <w:rPr>
-                <w:b w:val="0"/>
-                <w:i w:val="0"/>
-                <w:sz w:val="22"/>
-              </w:rPr>
-              <w:t>Поставить на государственный учёт площадки Руднево-16, Руднево-7 и обособленное подразделение Внуково (при наличии НВОС). Срок по закону - 6 месяцев с начала эксплуатации</w:t>
-            </w:r>
-          </w:p>
-        </w:tc>
-        <w:tc>
-          <w:tcPr>
-            <w:tcW w:type="dxa" w:w="1984"/>
-          </w:tcPr>
-          <w:p>
-            <w:pPr>
-              <w:jc w:val="left"/>
-            </w:pPr>
-            <w:r/>
-            <w:r>
-              <w:rPr>
-                <w:b w:val="0"/>
-                <w:i w:val="0"/>
-                <w:sz w:val="22"/>
-              </w:rPr>
-              <w:t>ст. 69.2 7-ФЗ</w:t>
-            </w:r>
-          </w:p>
-        </w:tc>
-        <w:tc>
-          <w:tcPr>
-            <w:tcW w:type="dxa" w:w="1701"/>
-          </w:tcPr>
-          <w:p>
-            <w:pPr>
-              <w:jc w:val="left"/>
-            </w:pPr>
-            <w:r/>
-            <w:r>
-              <w:rPr>
-                <w:b w:val="0"/>
-                <w:i w:val="0"/>
-                <w:sz w:val="22"/>
-              </w:rPr>
-              <w:t>незамедлительно</w:t>
+            <w:tcW w:type="dxa" w:w="4535"/>
+          </w:tcPr>
+          <w:p>
+            <w:pPr>
+              <w:jc w:val="left"/>
+            </w:pPr>
+            <w:r/>
+            <w:r>
+              <w:rPr>
+                <w:b w:val="0"/>
+                <w:i w:val="0"/>
+                <w:sz w:val="20"/>
+              </w:rPr>
+              <w:t>Издать приказ о назначении ответственных, внести обязанности в должностные инструкции</w:t>
+            </w:r>
+          </w:p>
+        </w:tc>
+        <w:tc>
+          <w:tcPr>
+            <w:tcW w:type="dxa" w:w="850"/>
+          </w:tcPr>
+          <w:p>
+            <w:pPr>
+              <w:jc w:val="left"/>
+            </w:pPr>
+            <w:r/>
+            <w:r>
+              <w:rPr>
+                <w:b w:val="0"/>
+                <w:i w:val="0"/>
+                <w:sz w:val="20"/>
+              </w:rPr>
+              <w:t>-</w:t>
+            </w:r>
+          </w:p>
+        </w:tc>
+        <w:tc>
+          <w:tcPr>
+            <w:tcW w:type="dxa" w:w="2211"/>
+          </w:tcPr>
+          <w:p>
+            <w:pPr>
+              <w:jc w:val="left"/>
+            </w:pPr>
+            <w:r/>
+            <w:r>
+              <w:rPr>
+                <w:b w:val="0"/>
+                <w:i w:val="0"/>
+                <w:sz w:val="20"/>
+              </w:rPr>
+              <w:t>Эколог, ОУП / ГД</w:t>
+            </w:r>
+          </w:p>
+        </w:tc>
+        <w:tc>
+          <w:tcPr>
+            <w:tcW w:type="dxa" w:w="1587"/>
+          </w:tcPr>
+          <w:p>
+            <w:pPr>
+              <w:jc w:val="left"/>
+            </w:pPr>
+            <w:r/>
+            <w:r>
+              <w:rPr>
+                <w:b w:val="0"/>
+                <w:i w:val="0"/>
+                <w:sz w:val="20"/>
+              </w:rPr>
+              <w:t>до 31.10.2026</w:t>
             </w:r>
           </w:p>
         </w:tc>
@@ -3020,18 +3154,18 @@
       <w:tr>
         <w:tc>
           <w:tcPr>
-            <w:tcW w:type="dxa" w:w="567"/>
-          </w:tcPr>
-          <w:p>
-            <w:pPr>
-              <w:jc w:val="left"/>
-            </w:pPr>
-            <w:r/>
-            <w:r>
-              <w:rPr>
-                <w:b w:val="0"/>
-                <w:i w:val="0"/>
-                <w:sz w:val="22"/>
+            <w:tcW w:type="dxa" w:w="454"/>
+          </w:tcPr>
+          <w:p>
+            <w:pPr>
+              <w:jc w:val="left"/>
+            </w:pPr>
+            <w:r/>
+            <w:r>
+              <w:rPr>
+                <w:b w:val="0"/>
+                <w:i w:val="0"/>
+                <w:sz w:val="20"/>
               </w:rPr>
               <w:t>2</w:t>
             </w:r>
@@ -3039,58 +3173,77 @@
         </w:tc>
         <w:tc>
           <w:tcPr>
-            <w:tcW w:type="dxa" w:w="5386"/>
-          </w:tcPr>
-          <w:p>
-            <w:pPr>
-              <w:jc w:val="left"/>
-            </w:pPr>
-            <w:r/>
-            <w:r>
-              <w:rPr>
-                <w:b w:val="0"/>
-                <w:i w:val="0"/>
-                <w:sz w:val="22"/>
-              </w:rPr>
-              <w:t>Издать приказ о назначении ответственных и распределении обязанностей (этапы 1-2)</w:t>
-            </w:r>
-          </w:p>
-        </w:tc>
-        <w:tc>
-          <w:tcPr>
-            <w:tcW w:type="dxa" w:w="1984"/>
-          </w:tcPr>
-          <w:p>
-            <w:pPr>
-              <w:jc w:val="left"/>
-            </w:pPr>
-            <w:r/>
-            <w:r>
-              <w:rPr>
-                <w:b w:val="0"/>
-                <w:i w:val="0"/>
-                <w:sz w:val="22"/>
-              </w:rPr>
-              <w:t>ст. 2.4 КоАП; приказ № 498</w:t>
-            </w:r>
-          </w:p>
-        </w:tc>
-        <w:tc>
-          <w:tcPr>
-            <w:tcW w:type="dxa" w:w="1701"/>
-          </w:tcPr>
-          <w:p>
-            <w:pPr>
-              <w:jc w:val="left"/>
-            </w:pPr>
-            <w:r/>
-            <w:r>
-              <w:rPr>
-                <w:b w:val="0"/>
-                <w:i w:val="0"/>
-                <w:sz w:val="22"/>
-              </w:rPr>
-              <w:t>до 31.10.2026</w:t>
+            <w:tcW w:type="dxa" w:w="4535"/>
+          </w:tcPr>
+          <w:p>
+            <w:pPr>
+              <w:jc w:val="left"/>
+            </w:pPr>
+            <w:r/>
+            <w:r>
+              <w:rPr>
+                <w:b w:val="0"/>
+                <w:i w:val="0"/>
+                <w:sz w:val="20"/>
+              </w:rPr>
+              <w:t>Подготовить смету: коммерческие предложения подрядчиков (инвентаризация, паспорта, ПЭК, лаборатория, обучение); предложение по ресурсу для работ</w:t>
+            </w:r>
+          </w:p>
+        </w:tc>
+        <w:tc>
+          <w:tcPr>
+            <w:tcW w:type="dxa" w:w="850"/>
+          </w:tcPr>
+          <w:p>
+            <w:pPr>
+              <w:jc w:val="left"/>
+            </w:pPr>
+            <w:r/>
+            <w:r>
+              <w:rPr>
+                <w:b w:val="0"/>
+                <w:i w:val="0"/>
+                <w:sz w:val="20"/>
+              </w:rPr>
+              <w:t>-</w:t>
+            </w:r>
+          </w:p>
+        </w:tc>
+        <w:tc>
+          <w:tcPr>
+            <w:tcW w:type="dxa" w:w="2211"/>
+          </w:tcPr>
+          <w:p>
+            <w:pPr>
+              <w:jc w:val="left"/>
+            </w:pPr>
+            <w:r/>
+            <w:r>
+              <w:rPr>
+                <w:b w:val="0"/>
+                <w:i w:val="0"/>
+                <w:sz w:val="20"/>
+              </w:rPr>
+              <w:t>Эколог, начальник ООТиПБ / ГД</w:t>
+            </w:r>
+          </w:p>
+        </w:tc>
+        <w:tc>
+          <w:tcPr>
+            <w:tcW w:type="dxa" w:w="1587"/>
+          </w:tcPr>
+          <w:p>
+            <w:pPr>
+              <w:jc w:val="left"/>
+            </w:pPr>
+            <w:r/>
+            <w:r>
+              <w:rPr>
+                <w:b w:val="0"/>
+                <w:i w:val="0"/>
+                <w:sz w:val="20"/>
+              </w:rPr>
+              <w:t>до 15.11.2026</w:t>
             </w:r>
           </w:p>
         </w:tc>
@@ -3098,18 +3251,18 @@
       <w:tr>
         <w:tc>
           <w:tcPr>
-            <w:tcW w:type="dxa" w:w="567"/>
-          </w:tcPr>
-          <w:p>
-            <w:pPr>
-              <w:jc w:val="left"/>
-            </w:pPr>
-            <w:r/>
-            <w:r>
-              <w:rPr>
-                <w:b w:val="0"/>
-                <w:i w:val="0"/>
-                <w:sz w:val="22"/>
+            <w:tcW w:type="dxa" w:w="454"/>
+          </w:tcPr>
+          <w:p>
+            <w:pPr>
+              <w:jc w:val="left"/>
+            </w:pPr>
+            <w:r/>
+            <w:r>
+              <w:rPr>
+                <w:b w:val="0"/>
+                <w:i w:val="0"/>
+                <w:sz w:val="20"/>
               </w:rPr>
               <w:t>3</w:t>
             </w:r>
@@ -3117,58 +3270,77 @@
         </w:tc>
         <w:tc>
           <w:tcPr>
-            <w:tcW w:type="dxa" w:w="5386"/>
-          </w:tcPr>
-          <w:p>
-            <w:pPr>
-              <w:jc w:val="left"/>
-            </w:pPr>
-            <w:r/>
-            <w:r>
-              <w:rPr>
-                <w:b w:val="0"/>
-                <w:i w:val="0"/>
-                <w:sz w:val="22"/>
-              </w:rPr>
-              <w:t>Площадка «Машково»: проверить категорию по новым критериям и подать заявление о корректировке сведений</w:t>
-            </w:r>
-          </w:p>
-        </w:tc>
-        <w:tc>
-          <w:tcPr>
-            <w:tcW w:type="dxa" w:w="1984"/>
-          </w:tcPr>
-          <w:p>
-            <w:pPr>
-              <w:jc w:val="left"/>
-            </w:pPr>
-            <w:r/>
-            <w:r>
-              <w:rPr>
-                <w:b w:val="0"/>
-                <w:i w:val="0"/>
-                <w:sz w:val="22"/>
-              </w:rPr>
-              <w:t>ПП РФ № 636</w:t>
-            </w:r>
-          </w:p>
-        </w:tc>
-        <w:tc>
-          <w:tcPr>
-            <w:tcW w:type="dxa" w:w="1701"/>
-          </w:tcPr>
-          <w:p>
-            <w:pPr>
-              <w:jc w:val="left"/>
-            </w:pPr>
-            <w:r/>
-            <w:r>
-              <w:rPr>
-                <w:b w:val="0"/>
-                <w:i w:val="0"/>
-                <w:sz w:val="22"/>
-              </w:rPr>
-              <w:t>до 01.12.2026</w:t>
+            <w:tcW w:type="dxa" w:w="4535"/>
+          </w:tcPr>
+          <w:p>
+            <w:pPr>
+              <w:jc w:val="left"/>
+            </w:pPr>
+            <w:r/>
+            <w:r>
+              <w:rPr>
+                <w:b w:val="0"/>
+                <w:i w:val="0"/>
+                <w:sz w:val="20"/>
+              </w:rPr>
+              <w:t>Плата за НВОС по Машково: проверить расчёт за 2026 г., внести авансовый платёж за III квартал</w:t>
+            </w:r>
+          </w:p>
+        </w:tc>
+        <w:tc>
+          <w:tcPr>
+            <w:tcW w:type="dxa" w:w="850"/>
+          </w:tcPr>
+          <w:p>
+            <w:pPr>
+              <w:jc w:val="left"/>
+            </w:pPr>
+            <w:r/>
+            <w:r>
+              <w:rPr>
+                <w:b w:val="0"/>
+                <w:i w:val="0"/>
+                <w:sz w:val="20"/>
+              </w:rPr>
+              <w:t>-</w:t>
+            </w:r>
+          </w:p>
+        </w:tc>
+        <w:tc>
+          <w:tcPr>
+            <w:tcW w:type="dxa" w:w="2211"/>
+          </w:tcPr>
+          <w:p>
+            <w:pPr>
+              <w:jc w:val="left"/>
+            </w:pPr>
+            <w:r/>
+            <w:r>
+              <w:rPr>
+                <w:b w:val="0"/>
+                <w:i w:val="0"/>
+                <w:sz w:val="20"/>
+              </w:rPr>
+              <w:t>Эколог, бухгалтерия</w:t>
+            </w:r>
+          </w:p>
+        </w:tc>
+        <w:tc>
+          <w:tcPr>
+            <w:tcW w:type="dxa" w:w="1587"/>
+          </w:tcPr>
+          <w:p>
+            <w:pPr>
+              <w:jc w:val="left"/>
+            </w:pPr>
+            <w:r/>
+            <w:r>
+              <w:rPr>
+                <w:b w:val="0"/>
+                <w:i w:val="0"/>
+                <w:sz w:val="20"/>
+              </w:rPr>
+              <w:t>до 20.10.2026</w:t>
             </w:r>
           </w:p>
         </w:tc>
@@ -3176,18 +3348,18 @@
       <w:tr>
         <w:tc>
           <w:tcPr>
-            <w:tcW w:type="dxa" w:w="567"/>
-          </w:tcPr>
-          <w:p>
-            <w:pPr>
-              <w:jc w:val="left"/>
-            </w:pPr>
-            <w:r/>
-            <w:r>
-              <w:rPr>
-                <w:b w:val="0"/>
-                <w:i w:val="0"/>
-                <w:sz w:val="22"/>
+            <w:tcW w:type="dxa" w:w="454"/>
+          </w:tcPr>
+          <w:p>
+            <w:pPr>
+              <w:jc w:val="left"/>
+            </w:pPr>
+            <w:r/>
+            <w:r>
+              <w:rPr>
+                <w:b w:val="0"/>
+                <w:i w:val="0"/>
+                <w:sz w:val="20"/>
               </w:rPr>
               <w:t>4</w:t>
             </w:r>
@@ -3195,58 +3367,77 @@
         </w:tc>
         <w:tc>
           <w:tcPr>
-            <w:tcW w:type="dxa" w:w="5386"/>
-          </w:tcPr>
-          <w:p>
-            <w:pPr>
-              <w:jc w:val="left"/>
-            </w:pPr>
-            <w:r/>
-            <w:r>
-              <w:rPr>
-                <w:b w:val="0"/>
-                <w:i w:val="0"/>
-                <w:sz w:val="22"/>
-              </w:rPr>
-              <w:t>Внести авансовый платёж за НВОС за III квартал 2026 г.</w:t>
-            </w:r>
-          </w:p>
-        </w:tc>
-        <w:tc>
-          <w:tcPr>
-            <w:tcW w:type="dxa" w:w="1984"/>
-          </w:tcPr>
-          <w:p>
-            <w:pPr>
-              <w:jc w:val="left"/>
-            </w:pPr>
-            <w:r/>
-            <w:r>
-              <w:rPr>
-                <w:b w:val="0"/>
-                <w:i w:val="0"/>
-                <w:sz w:val="22"/>
-              </w:rPr>
-              <w:t>ст. 16.4 7-ФЗ</w:t>
-            </w:r>
-          </w:p>
-        </w:tc>
-        <w:tc>
-          <w:tcPr>
-            <w:tcW w:type="dxa" w:w="1701"/>
-          </w:tcPr>
-          <w:p>
-            <w:pPr>
-              <w:jc w:val="left"/>
-            </w:pPr>
-            <w:r/>
-            <w:r>
-              <w:rPr>
-                <w:b w:val="0"/>
-                <w:i w:val="0"/>
-                <w:sz w:val="22"/>
-              </w:rPr>
-              <w:t>до 20.10.2026</w:t>
+            <w:tcW w:type="dxa" w:w="4535"/>
+          </w:tcPr>
+          <w:p>
+            <w:pPr>
+              <w:jc w:val="left"/>
+            </w:pPr>
+            <w:r/>
+            <w:r>
+              <w:rPr>
+                <w:b w:val="0"/>
+                <w:i w:val="0"/>
+                <w:sz w:val="20"/>
+              </w:rPr>
+              <w:t>Водоотведение: определить абонента и объём сброса, при необходимости подать декларацию о составе сточных вод</w:t>
+            </w:r>
+          </w:p>
+        </w:tc>
+        <w:tc>
+          <w:tcPr>
+            <w:tcW w:type="dxa" w:w="850"/>
+          </w:tcPr>
+          <w:p>
+            <w:pPr>
+              <w:jc w:val="left"/>
+            </w:pPr>
+            <w:r/>
+            <w:r>
+              <w:rPr>
+                <w:b w:val="0"/>
+                <w:i w:val="0"/>
+                <w:sz w:val="20"/>
+              </w:rPr>
+              <w:t>-</w:t>
+            </w:r>
+          </w:p>
+        </w:tc>
+        <w:tc>
+          <w:tcPr>
+            <w:tcW w:type="dxa" w:w="2211"/>
+          </w:tcPr>
+          <w:p>
+            <w:pPr>
+              <w:jc w:val="left"/>
+            </w:pPr>
+            <w:r/>
+            <w:r>
+              <w:rPr>
+                <w:b w:val="0"/>
+                <w:i w:val="0"/>
+                <w:sz w:val="20"/>
+              </w:rPr>
+              <w:t>Эколог, СГИ</w:t>
+            </w:r>
+          </w:p>
+        </w:tc>
+        <w:tc>
+          <w:tcPr>
+            <w:tcW w:type="dxa" w:w="1587"/>
+          </w:tcPr>
+          <w:p>
+            <w:pPr>
+              <w:jc w:val="left"/>
+            </w:pPr>
+            <w:r/>
+            <w:r>
+              <w:rPr>
+                <w:b w:val="0"/>
+                <w:i w:val="0"/>
+                <w:sz w:val="20"/>
+              </w:rPr>
+              <w:t>до 01.11.2026</w:t>
             </w:r>
           </w:p>
         </w:tc>
@@ -3254,18 +3445,18 @@
       <w:tr>
         <w:tc>
           <w:tcPr>
-            <w:tcW w:type="dxa" w:w="567"/>
-          </w:tcPr>
-          <w:p>
-            <w:pPr>
-              <w:jc w:val="left"/>
-            </w:pPr>
-            <w:r/>
-            <w:r>
-              <w:rPr>
-                <w:b w:val="0"/>
-                <w:i w:val="0"/>
-                <w:sz w:val="22"/>
+            <w:tcW w:type="dxa" w:w="454"/>
+          </w:tcPr>
+          <w:p>
+            <w:pPr>
+              <w:jc w:val="left"/>
+            </w:pPr>
+            <w:r/>
+            <w:r>
+              <w:rPr>
+                <w:b w:val="0"/>
+                <w:i w:val="0"/>
+                <w:sz w:val="20"/>
               </w:rPr>
               <w:t>5</w:t>
             </w:r>
@@ -3273,58 +3464,77 @@
         </w:tc>
         <w:tc>
           <w:tcPr>
-            <w:tcW w:type="dxa" w:w="5386"/>
-          </w:tcPr>
-          <w:p>
-            <w:pPr>
-              <w:jc w:val="left"/>
-            </w:pPr>
-            <w:r/>
-            <w:r>
-              <w:rPr>
-                <w:b w:val="0"/>
-                <w:i w:val="0"/>
-                <w:sz w:val="22"/>
-              </w:rPr>
-              <w:t>Перевести учёт отходов на порядок приказа № 227 (с 01.09.2026), обобщить данные за сентябрь</w:t>
-            </w:r>
-          </w:p>
-        </w:tc>
-        <w:tc>
-          <w:tcPr>
-            <w:tcW w:type="dxa" w:w="1984"/>
-          </w:tcPr>
-          <w:p>
-            <w:pPr>
-              <w:jc w:val="left"/>
-            </w:pPr>
-            <w:r/>
-            <w:r>
-              <w:rPr>
-                <w:b w:val="0"/>
-                <w:i w:val="0"/>
-                <w:sz w:val="22"/>
-              </w:rPr>
-              <w:t>приказ № 227</w:t>
-            </w:r>
-          </w:p>
-        </w:tc>
-        <w:tc>
-          <w:tcPr>
-            <w:tcW w:type="dxa" w:w="1701"/>
-          </w:tcPr>
-          <w:p>
-            <w:pPr>
-              <w:jc w:val="left"/>
-            </w:pPr>
-            <w:r/>
-            <w:r>
-              <w:rPr>
-                <w:b w:val="0"/>
-                <w:i w:val="0"/>
-                <w:sz w:val="22"/>
-              </w:rPr>
-              <w:t>до 31.10.2026</w:t>
+            <w:tcW w:type="dxa" w:w="4535"/>
+          </w:tcPr>
+          <w:p>
+            <w:pPr>
+              <w:jc w:val="left"/>
+            </w:pPr>
+            <w:r/>
+            <w:r>
+              <w:rPr>
+                <w:b w:val="0"/>
+                <w:i w:val="0"/>
+                <w:sz w:val="20"/>
+              </w:rPr>
+              <w:t>Машково: проверить категорию по ПП № 636, подать заявление о корректировке сведений</w:t>
+            </w:r>
+          </w:p>
+        </w:tc>
+        <w:tc>
+          <w:tcPr>
+            <w:tcW w:type="dxa" w:w="850"/>
+          </w:tcPr>
+          <w:p>
+            <w:pPr>
+              <w:jc w:val="left"/>
+            </w:pPr>
+            <w:r/>
+            <w:r>
+              <w:rPr>
+                <w:b w:val="0"/>
+                <w:i w:val="0"/>
+                <w:sz w:val="20"/>
+              </w:rPr>
+              <w:t>-</w:t>
+            </w:r>
+          </w:p>
+        </w:tc>
+        <w:tc>
+          <w:tcPr>
+            <w:tcW w:type="dxa" w:w="2211"/>
+          </w:tcPr>
+          <w:p>
+            <w:pPr>
+              <w:jc w:val="left"/>
+            </w:pPr>
+            <w:r/>
+            <w:r>
+              <w:rPr>
+                <w:b w:val="0"/>
+                <w:i w:val="0"/>
+                <w:sz w:val="20"/>
+              </w:rPr>
+              <w:t>Эколог</w:t>
+            </w:r>
+          </w:p>
+        </w:tc>
+        <w:tc>
+          <w:tcPr>
+            <w:tcW w:type="dxa" w:w="1587"/>
+          </w:tcPr>
+          <w:p>
+            <w:pPr>
+              <w:jc w:val="left"/>
+            </w:pPr>
+            <w:r/>
+            <w:r>
+              <w:rPr>
+                <w:b w:val="0"/>
+                <w:i w:val="0"/>
+                <w:sz w:val="20"/>
+              </w:rPr>
+              <w:t>до 01.12.2026</w:t>
             </w:r>
           </w:p>
         </w:tc>
@@ -3332,18 +3542,18 @@
       <w:tr>
         <w:tc>
           <w:tcPr>
-            <w:tcW w:type="dxa" w:w="567"/>
-          </w:tcPr>
-          <w:p>
-            <w:pPr>
-              <w:jc w:val="left"/>
-            </w:pPr>
-            <w:r/>
-            <w:r>
-              <w:rPr>
-                <w:b w:val="0"/>
-                <w:i w:val="0"/>
-                <w:sz w:val="22"/>
+            <w:tcW w:type="dxa" w:w="454"/>
+          </w:tcPr>
+          <w:p>
+            <w:pPr>
+              <w:jc w:val="left"/>
+            </w:pPr>
+            <w:r/>
+            <w:r>
+              <w:rPr>
+                <w:b w:val="0"/>
+                <w:i w:val="0"/>
+                <w:sz w:val="20"/>
               </w:rPr>
               <w:t>6</w:t>
             </w:r>
@@ -3351,58 +3561,77 @@
         </w:tc>
         <w:tc>
           <w:tcPr>
-            <w:tcW w:type="dxa" w:w="5386"/>
-          </w:tcPr>
-          <w:p>
-            <w:pPr>
-              <w:jc w:val="left"/>
-            </w:pPr>
-            <w:r/>
-            <w:r>
-              <w:rPr>
-                <w:b w:val="0"/>
-                <w:i w:val="0"/>
-                <w:sz w:val="22"/>
-              </w:rPr>
-              <w:t>Новые и переоформляемые паспорта отходов - по формам приказа № 286</w:t>
-            </w:r>
-          </w:p>
-        </w:tc>
-        <w:tc>
-          <w:tcPr>
-            <w:tcW w:type="dxa" w:w="1984"/>
-          </w:tcPr>
-          <w:p>
-            <w:pPr>
-              <w:jc w:val="left"/>
-            </w:pPr>
-            <w:r/>
-            <w:r>
-              <w:rPr>
-                <w:b w:val="0"/>
-                <w:i w:val="0"/>
-                <w:sz w:val="22"/>
-              </w:rPr>
-              <w:t>приказ № 286</w:t>
-            </w:r>
-          </w:p>
-        </w:tc>
-        <w:tc>
-          <w:tcPr>
-            <w:tcW w:type="dxa" w:w="1701"/>
-          </w:tcPr>
-          <w:p>
-            <w:pPr>
-              <w:jc w:val="left"/>
-            </w:pPr>
-            <w:r/>
-            <w:r>
-              <w:rPr>
-                <w:b w:val="0"/>
-                <w:i w:val="0"/>
-                <w:sz w:val="22"/>
-              </w:rPr>
-              <w:t>постоянно</w:t>
+            <w:tcW w:type="dxa" w:w="4535"/>
+          </w:tcPr>
+          <w:p>
+            <w:pPr>
+              <w:jc w:val="left"/>
+            </w:pPr>
+            <w:r/>
+            <w:r>
+              <w:rPr>
+                <w:b w:val="0"/>
+                <w:i w:val="0"/>
+                <w:sz w:val="20"/>
+              </w:rPr>
+              <w:t>Собрать исходные данные по Руднево-16, Руднево-7, Внуково (этапы 4-5)</w:t>
+            </w:r>
+          </w:p>
+        </w:tc>
+        <w:tc>
+          <w:tcPr>
+            <w:tcW w:type="dxa" w:w="850"/>
+          </w:tcPr>
+          <w:p>
+            <w:pPr>
+              <w:jc w:val="left"/>
+            </w:pPr>
+            <w:r/>
+            <w:r>
+              <w:rPr>
+                <w:b w:val="0"/>
+                <w:i w:val="0"/>
+                <w:sz w:val="20"/>
+              </w:rPr>
+              <w:t>1</w:t>
+            </w:r>
+          </w:p>
+        </w:tc>
+        <w:tc>
+          <w:tcPr>
+            <w:tcW w:type="dxa" w:w="2211"/>
+          </w:tcPr>
+          <w:p>
+            <w:pPr>
+              <w:jc w:val="left"/>
+            </w:pPr>
+            <w:r/>
+            <w:r>
+              <w:rPr>
+                <w:b w:val="0"/>
+                <w:i w:val="0"/>
+                <w:sz w:val="20"/>
+              </w:rPr>
+              <w:t>ОГТ, СГИ, руководители подразделений</w:t>
+            </w:r>
+          </w:p>
+        </w:tc>
+        <w:tc>
+          <w:tcPr>
+            <w:tcW w:type="dxa" w:w="1587"/>
+          </w:tcPr>
+          <w:p>
+            <w:pPr>
+              <w:jc w:val="left"/>
+            </w:pPr>
+            <w:r/>
+            <w:r>
+              <w:rPr>
+                <w:b w:val="0"/>
+                <w:i w:val="0"/>
+                <w:sz w:val="20"/>
+              </w:rPr>
+              <w:t>до 15.11.2026</w:t>
             </w:r>
           </w:p>
         </w:tc>
@@ -3410,18 +3639,18 @@
       <w:tr>
         <w:tc>
           <w:tcPr>
-            <w:tcW w:type="dxa" w:w="567"/>
-          </w:tcPr>
-          <w:p>
-            <w:pPr>
-              <w:jc w:val="left"/>
-            </w:pPr>
-            <w:r/>
-            <w:r>
-              <w:rPr>
-                <w:b w:val="0"/>
-                <w:i w:val="0"/>
-                <w:sz w:val="22"/>
+            <w:tcW w:type="dxa" w:w="454"/>
+          </w:tcPr>
+          <w:p>
+            <w:pPr>
+              <w:jc w:val="left"/>
+            </w:pPr>
+            <w:r/>
+            <w:r>
+              <w:rPr>
+                <w:b w:val="0"/>
+                <w:i w:val="0"/>
+                <w:sz w:val="20"/>
               </w:rPr>
               <w:t>7</w:t>
             </w:r>
@@ -3429,58 +3658,77 @@
         </w:tc>
         <w:tc>
           <w:tcPr>
-            <w:tcW w:type="dxa" w:w="5386"/>
-          </w:tcPr>
-          <w:p>
-            <w:pPr>
-              <w:jc w:val="left"/>
-            </w:pPr>
-            <w:r/>
-            <w:r>
-              <w:rPr>
-                <w:b w:val="0"/>
-                <w:i w:val="0"/>
-                <w:sz w:val="22"/>
-              </w:rPr>
-              <w:t>Проверить наличие плана мероприятий при НМУ по новым требованиям</w:t>
-            </w:r>
-          </w:p>
-        </w:tc>
-        <w:tc>
-          <w:tcPr>
-            <w:tcW w:type="dxa" w:w="1984"/>
-          </w:tcPr>
-          <w:p>
-            <w:pPr>
-              <w:jc w:val="left"/>
-            </w:pPr>
-            <w:r/>
-            <w:r>
-              <w:rPr>
-                <w:b w:val="0"/>
-                <w:i w:val="0"/>
-                <w:sz w:val="22"/>
-              </w:rPr>
-              <w:t>приказы № 651, № 662</w:t>
-            </w:r>
-          </w:p>
-        </w:tc>
-        <w:tc>
-          <w:tcPr>
-            <w:tcW w:type="dxa" w:w="1701"/>
-          </w:tcPr>
-          <w:p>
-            <w:pPr>
-              <w:jc w:val="left"/>
-            </w:pPr>
-            <w:r/>
-            <w:r>
-              <w:rPr>
-                <w:b w:val="0"/>
-                <w:i w:val="0"/>
-                <w:sz w:val="22"/>
-              </w:rPr>
-              <w:t>до 31.12.2026</w:t>
+            <w:tcW w:type="dxa" w:w="4535"/>
+          </w:tcPr>
+          <w:p>
+            <w:pPr>
+              <w:jc w:val="left"/>
+            </w:pPr>
+            <w:r/>
+            <w:r>
+              <w:rPr>
+                <w:b w:val="0"/>
+                <w:i w:val="0"/>
+                <w:sz w:val="20"/>
+              </w:rPr>
+              <w:t>Организовать учёт отходов по приказу № 227 и первичный учёт на участках</w:t>
+            </w:r>
+          </w:p>
+        </w:tc>
+        <w:tc>
+          <w:tcPr>
+            <w:tcW w:type="dxa" w:w="850"/>
+          </w:tcPr>
+          <w:p>
+            <w:pPr>
+              <w:jc w:val="left"/>
+            </w:pPr>
+            <w:r/>
+            <w:r>
+              <w:rPr>
+                <w:b w:val="0"/>
+                <w:i w:val="0"/>
+                <w:sz w:val="20"/>
+              </w:rPr>
+              <w:t>1</w:t>
+            </w:r>
+          </w:p>
+        </w:tc>
+        <w:tc>
+          <w:tcPr>
+            <w:tcW w:type="dxa" w:w="2211"/>
+          </w:tcPr>
+          <w:p>
+            <w:pPr>
+              <w:jc w:val="left"/>
+            </w:pPr>
+            <w:r/>
+            <w:r>
+              <w:rPr>
+                <w:b w:val="0"/>
+                <w:i w:val="0"/>
+                <w:sz w:val="20"/>
+              </w:rPr>
+              <w:t>Эколог, руководители подразделений</w:t>
+            </w:r>
+          </w:p>
+        </w:tc>
+        <w:tc>
+          <w:tcPr>
+            <w:tcW w:type="dxa" w:w="1587"/>
+          </w:tcPr>
+          <w:p>
+            <w:pPr>
+              <w:jc w:val="left"/>
+            </w:pPr>
+            <w:r/>
+            <w:r>
+              <w:rPr>
+                <w:b w:val="0"/>
+                <w:i w:val="0"/>
+                <w:sz w:val="20"/>
+              </w:rPr>
+              <w:t>до 30.11.2026</w:t>
             </w:r>
           </w:p>
         </w:tc>
@@ -3488,18 +3736,18 @@
       <w:tr>
         <w:tc>
           <w:tcPr>
-            <w:tcW w:type="dxa" w:w="567"/>
-          </w:tcPr>
-          <w:p>
-            <w:pPr>
-              <w:jc w:val="left"/>
-            </w:pPr>
-            <w:r/>
-            <w:r>
-              <w:rPr>
-                <w:b w:val="0"/>
-                <w:i w:val="0"/>
-                <w:sz w:val="22"/>
+            <w:tcW w:type="dxa" w:w="454"/>
+          </w:tcPr>
+          <w:p>
+            <w:pPr>
+              <w:jc w:val="left"/>
+            </w:pPr>
+            <w:r/>
+            <w:r>
+              <w:rPr>
+                <w:b w:val="0"/>
+                <w:i w:val="0"/>
+                <w:sz w:val="20"/>
               </w:rPr>
               <w:t>8</w:t>
             </w:r>
@@ -3507,56 +3755,75 @@
         </w:tc>
         <w:tc>
           <w:tcPr>
-            <w:tcW w:type="dxa" w:w="5386"/>
-          </w:tcPr>
-          <w:p>
-            <w:pPr>
-              <w:jc w:val="left"/>
-            </w:pPr>
-            <w:r/>
-            <w:r>
-              <w:rPr>
-                <w:b w:val="0"/>
-                <w:i w:val="0"/>
-                <w:sz w:val="22"/>
-              </w:rPr>
-              <w:t>Сверить договоры аренды по распределению обязанностей (отходы, водоотведение, вентиляция)</w:t>
-            </w:r>
-          </w:p>
-        </w:tc>
-        <w:tc>
-          <w:tcPr>
-            <w:tcW w:type="dxa" w:w="1984"/>
-          </w:tcPr>
-          <w:p>
-            <w:pPr>
-              <w:jc w:val="left"/>
-            </w:pPr>
-            <w:r/>
-            <w:r>
-              <w:rPr>
-                <w:b w:val="0"/>
-                <w:i w:val="0"/>
-                <w:sz w:val="22"/>
-              </w:rPr>
-              <w:t>ст. 4 89-ФЗ</w:t>
-            </w:r>
-          </w:p>
-        </w:tc>
-        <w:tc>
-          <w:tcPr>
-            <w:tcW w:type="dxa" w:w="1701"/>
-          </w:tcPr>
-          <w:p>
-            <w:pPr>
-              <w:jc w:val="left"/>
-            </w:pPr>
-            <w:r/>
-            <w:r>
-              <w:rPr>
-                <w:b w:val="0"/>
-                <w:i w:val="0"/>
-                <w:sz w:val="22"/>
+            <w:tcW w:type="dxa" w:w="4535"/>
+          </w:tcPr>
+          <w:p>
+            <w:pPr>
+              <w:jc w:val="left"/>
+            </w:pPr>
+            <w:r/>
+            <w:r>
+              <w:rPr>
+                <w:b w:val="0"/>
+                <w:i w:val="0"/>
+                <w:sz w:val="20"/>
+              </w:rPr>
+              <w:t>Направить ответственных на обучение</w:t>
+            </w:r>
+          </w:p>
+        </w:tc>
+        <w:tc>
+          <w:tcPr>
+            <w:tcW w:type="dxa" w:w="850"/>
+          </w:tcPr>
+          <w:p>
+            <w:pPr>
+              <w:jc w:val="left"/>
+            </w:pPr>
+            <w:r/>
+            <w:r>
+              <w:rPr>
+                <w:b w:val="0"/>
+                <w:i w:val="0"/>
+                <w:sz w:val="20"/>
+              </w:rPr>
+              <w:t>1, 2</w:t>
+            </w:r>
+          </w:p>
+        </w:tc>
+        <w:tc>
+          <w:tcPr>
+            <w:tcW w:type="dxa" w:w="2211"/>
+          </w:tcPr>
+          <w:p>
+            <w:pPr>
+              <w:jc w:val="left"/>
+            </w:pPr>
+            <w:r/>
+            <w:r>
+              <w:rPr>
+                <w:b w:val="0"/>
+                <w:i w:val="0"/>
+                <w:sz w:val="20"/>
+              </w:rPr>
+              <w:t>ОУП / ГД</w:t>
+            </w:r>
+          </w:p>
+        </w:tc>
+        <w:tc>
+          <w:tcPr>
+            <w:tcW w:type="dxa" w:w="1587"/>
+          </w:tcPr>
+          <w:p>
+            <w:pPr>
+              <w:jc w:val="left"/>
+            </w:pPr>
+            <w:r/>
+            <w:r>
+              <w:rPr>
+                <w:b w:val="0"/>
+                <w:i w:val="0"/>
+                <w:sz w:val="20"/>
               </w:rPr>
               <w:t>до 31.12.2026</w:t>
             </w:r>
@@ -3566,18 +3833,18 @@
       <w:tr>
         <w:tc>
           <w:tcPr>
-            <w:tcW w:type="dxa" w:w="567"/>
-          </w:tcPr>
-          <w:p>
-            <w:pPr>
-              <w:jc w:val="left"/>
-            </w:pPr>
-            <w:r/>
-            <w:r>
-              <w:rPr>
-                <w:b w:val="0"/>
-                <w:i w:val="0"/>
-                <w:sz w:val="22"/>
+            <w:tcW w:type="dxa" w:w="454"/>
+          </w:tcPr>
+          <w:p>
+            <w:pPr>
+              <w:jc w:val="left"/>
+            </w:pPr>
+            <w:r/>
+            <w:r>
+              <w:rPr>
+                <w:b w:val="0"/>
+                <w:i w:val="0"/>
+                <w:sz w:val="20"/>
               </w:rPr>
               <w:t>9</w:t>
             </w:r>
@@ -3585,58 +3852,77 @@
         </w:tc>
         <w:tc>
           <w:tcPr>
-            <w:tcW w:type="dxa" w:w="5386"/>
-          </w:tcPr>
-          <w:p>
-            <w:pPr>
-              <w:jc w:val="left"/>
-            </w:pPr>
-            <w:r/>
-            <w:r>
-              <w:rPr>
-                <w:b w:val="0"/>
-                <w:i w:val="0"/>
-                <w:sz w:val="22"/>
-              </w:rPr>
-              <w:t>Внести обязанности руководителей подразделений в приказ и должностные инструкции, ввести формы первичного учёта на участках</w:t>
-            </w:r>
-          </w:p>
-        </w:tc>
-        <w:tc>
-          <w:tcPr>
-            <w:tcW w:type="dxa" w:w="1984"/>
-          </w:tcPr>
-          <w:p>
-            <w:pPr>
-              <w:jc w:val="left"/>
-            </w:pPr>
-            <w:r/>
-            <w:r>
-              <w:rPr>
-                <w:b w:val="0"/>
-                <w:i w:val="0"/>
-                <w:sz w:val="22"/>
-              </w:rPr>
-              <w:t>ст. 2.4 КоАП; приказ № 227</w:t>
-            </w:r>
-          </w:p>
-        </w:tc>
-        <w:tc>
-          <w:tcPr>
-            <w:tcW w:type="dxa" w:w="1701"/>
-          </w:tcPr>
-          <w:p>
-            <w:pPr>
-              <w:jc w:val="left"/>
-            </w:pPr>
-            <w:r/>
-            <w:r>
-              <w:rPr>
-                <w:b w:val="0"/>
-                <w:i w:val="0"/>
-                <w:sz w:val="22"/>
-              </w:rPr>
-              <w:t>до 30.11.2026</w:t>
+            <w:tcW w:type="dxa" w:w="4535"/>
+          </w:tcPr>
+          <w:p>
+            <w:pPr>
+              <w:jc w:val="left"/>
+            </w:pPr>
+            <w:r/>
+            <w:r>
+              <w:rPr>
+                <w:b w:val="0"/>
+                <w:i w:val="0"/>
+                <w:sz w:val="20"/>
+              </w:rPr>
+              <w:t>Инвентаризация выбросов по незарегистрированным площадкам</w:t>
+            </w:r>
+          </w:p>
+        </w:tc>
+        <w:tc>
+          <w:tcPr>
+            <w:tcW w:type="dxa" w:w="850"/>
+          </w:tcPr>
+          <w:p>
+            <w:pPr>
+              <w:jc w:val="left"/>
+            </w:pPr>
+            <w:r/>
+            <w:r>
+              <w:rPr>
+                <w:b w:val="0"/>
+                <w:i w:val="0"/>
+                <w:sz w:val="20"/>
+              </w:rPr>
+              <w:t>2, 6</w:t>
+            </w:r>
+          </w:p>
+        </w:tc>
+        <w:tc>
+          <w:tcPr>
+            <w:tcW w:type="dxa" w:w="2211"/>
+          </w:tcPr>
+          <w:p>
+            <w:pPr>
+              <w:jc w:val="left"/>
+            </w:pPr>
+            <w:r/>
+            <w:r>
+              <w:rPr>
+                <w:b w:val="0"/>
+                <w:i w:val="0"/>
+                <w:sz w:val="20"/>
+              </w:rPr>
+              <w:t>Эколог, подрядчик</w:t>
+            </w:r>
+          </w:p>
+        </w:tc>
+        <w:tc>
+          <w:tcPr>
+            <w:tcW w:type="dxa" w:w="1587"/>
+          </w:tcPr>
+          <w:p>
+            <w:pPr>
+              <w:jc w:val="left"/>
+            </w:pPr>
+            <w:r/>
+            <w:r>
+              <w:rPr>
+                <w:b w:val="0"/>
+                <w:i w:val="0"/>
+                <w:sz w:val="20"/>
+              </w:rPr>
+              <w:t>до 15.12.2026</w:t>
             </w:r>
           </w:p>
         </w:tc>
@@ -3644,18 +3930,18 @@
       <w:tr>
         <w:tc>
           <w:tcPr>
-            <w:tcW w:type="dxa" w:w="567"/>
-          </w:tcPr>
-          <w:p>
-            <w:pPr>
-              <w:jc w:val="left"/>
-            </w:pPr>
-            <w:r/>
-            <w:r>
-              <w:rPr>
-                <w:b w:val="0"/>
-                <w:i w:val="0"/>
-                <w:sz w:val="22"/>
+            <w:tcW w:type="dxa" w:w="454"/>
+          </w:tcPr>
+          <w:p>
+            <w:pPr>
+              <w:jc w:val="left"/>
+            </w:pPr>
+            <w:r/>
+            <w:r>
+              <w:rPr>
+                <w:b w:val="0"/>
+                <w:i w:val="0"/>
+                <w:sz w:val="20"/>
               </w:rPr>
               <w:t>10</w:t>
             </w:r>
@@ -3663,58 +3949,77 @@
         </w:tc>
         <w:tc>
           <w:tcPr>
-            <w:tcW w:type="dxa" w:w="5386"/>
-          </w:tcPr>
-          <w:p>
-            <w:pPr>
-              <w:jc w:val="left"/>
-            </w:pPr>
-            <w:r/>
-            <w:r>
-              <w:rPr>
-                <w:b w:val="0"/>
-                <w:i w:val="0"/>
-                <w:sz w:val="22"/>
-              </w:rPr>
-              <w:t>Проверить, требуется ли от Общества декларация о составе и свойствах сточных вод (абонент, объём сброса)</w:t>
-            </w:r>
-          </w:p>
-        </w:tc>
-        <w:tc>
-          <w:tcPr>
-            <w:tcW w:type="dxa" w:w="1984"/>
-          </w:tcPr>
-          <w:p>
-            <w:pPr>
-              <w:jc w:val="left"/>
-            </w:pPr>
-            <w:r/>
-            <w:r>
-              <w:rPr>
-                <w:b w:val="0"/>
-                <w:i w:val="0"/>
-                <w:sz w:val="22"/>
-              </w:rPr>
-              <w:t>Правила № 644</w:t>
-            </w:r>
-          </w:p>
-        </w:tc>
-        <w:tc>
-          <w:tcPr>
-            <w:tcW w:type="dxa" w:w="1701"/>
-          </w:tcPr>
-          <w:p>
-            <w:pPr>
-              <w:jc w:val="left"/>
-            </w:pPr>
-            <w:r/>
-            <w:r>
-              <w:rPr>
-                <w:b w:val="0"/>
-                <w:i w:val="0"/>
-                <w:sz w:val="22"/>
-              </w:rPr>
-              <w:t>до 01.11.2026</w:t>
+            <w:tcW w:type="dxa" w:w="4535"/>
+          </w:tcPr>
+          <w:p>
+            <w:pPr>
+              <w:jc w:val="left"/>
+            </w:pPr>
+            <w:r/>
+            <w:r>
+              <w:rPr>
+                <w:b w:val="0"/>
+                <w:i w:val="0"/>
+                <w:sz w:val="20"/>
+              </w:rPr>
+              <w:t>Подать заявки на постановку площадок на учёт. Срок ст. 69.2 7-ФЗ (6 месяцев с начала эксплуатации) пропущен, подача - сразу после инвентаризации</w:t>
+            </w:r>
+          </w:p>
+        </w:tc>
+        <w:tc>
+          <w:tcPr>
+            <w:tcW w:type="dxa" w:w="850"/>
+          </w:tcPr>
+          <w:p>
+            <w:pPr>
+              <w:jc w:val="left"/>
+            </w:pPr>
+            <w:r/>
+            <w:r>
+              <w:rPr>
+                <w:b w:val="0"/>
+                <w:i w:val="0"/>
+                <w:sz w:val="20"/>
+              </w:rPr>
+              <w:t>9</w:t>
+            </w:r>
+          </w:p>
+        </w:tc>
+        <w:tc>
+          <w:tcPr>
+            <w:tcW w:type="dxa" w:w="2211"/>
+          </w:tcPr>
+          <w:p>
+            <w:pPr>
+              <w:jc w:val="left"/>
+            </w:pPr>
+            <w:r/>
+            <w:r>
+              <w:rPr>
+                <w:b w:val="0"/>
+                <w:i w:val="0"/>
+                <w:sz w:val="20"/>
+              </w:rPr>
+              <w:t>Эколог / ГД</w:t>
+            </w:r>
+          </w:p>
+        </w:tc>
+        <w:tc>
+          <w:tcPr>
+            <w:tcW w:type="dxa" w:w="1587"/>
+          </w:tcPr>
+          <w:p>
+            <w:pPr>
+              <w:jc w:val="left"/>
+            </w:pPr>
+            <w:r/>
+            <w:r>
+              <w:rPr>
+                <w:b w:val="0"/>
+                <w:i w:val="0"/>
+                <w:sz w:val="20"/>
+              </w:rPr>
+              <w:t>до 31.12.2026</w:t>
             </w:r>
           </w:p>
         </w:tc>
@@ -3722,18 +4027,18 @@
       <w:tr>
         <w:tc>
           <w:tcPr>
-            <w:tcW w:type="dxa" w:w="567"/>
-          </w:tcPr>
-          <w:p>
-            <w:pPr>
-              <w:jc w:val="left"/>
-            </w:pPr>
-            <w:r/>
-            <w:r>
-              <w:rPr>
-                <w:b w:val="0"/>
-                <w:i w:val="0"/>
-                <w:sz w:val="22"/>
+            <w:tcW w:type="dxa" w:w="454"/>
+          </w:tcPr>
+          <w:p>
+            <w:pPr>
+              <w:jc w:val="left"/>
+            </w:pPr>
+            <w:r/>
+            <w:r>
+              <w:rPr>
+                <w:b w:val="0"/>
+                <w:i w:val="0"/>
+                <w:sz w:val="20"/>
               </w:rPr>
               <w:t>11</w:t>
             </w:r>
@@ -3741,63 +4046,485 @@
         </w:tc>
         <w:tc>
           <w:tcPr>
-            <w:tcW w:type="dxa" w:w="5386"/>
-          </w:tcPr>
-          <w:p>
-            <w:pPr>
-              <w:jc w:val="left"/>
-            </w:pPr>
-            <w:r/>
-            <w:r>
-              <w:rPr>
-                <w:b w:val="0"/>
-                <w:i w:val="0"/>
-                <w:sz w:val="22"/>
-              </w:rPr>
-              <w:t>Подготовить отчётность за 2026 г. (декларация о плате - по новой форме)</w:t>
-            </w:r>
-          </w:p>
-        </w:tc>
-        <w:tc>
-          <w:tcPr>
-            <w:tcW w:type="dxa" w:w="1984"/>
-          </w:tcPr>
-          <w:p>
-            <w:pPr>
-              <w:jc w:val="left"/>
-            </w:pPr>
-            <w:r/>
-            <w:r>
-              <w:rPr>
-                <w:b w:val="0"/>
-                <w:i w:val="0"/>
-                <w:sz w:val="22"/>
-              </w:rPr>
-              <w:t>Приложение 1</w:t>
-            </w:r>
-          </w:p>
-        </w:tc>
-        <w:tc>
-          <w:tcPr>
-            <w:tcW w:type="dxa" w:w="1701"/>
-          </w:tcPr>
-          <w:p>
-            <w:pPr>
-              <w:jc w:val="left"/>
-            </w:pPr>
-            <w:r/>
-            <w:r>
-              <w:rPr>
-                <w:b w:val="0"/>
-                <w:i w:val="0"/>
-                <w:sz w:val="22"/>
-              </w:rPr>
-              <w:t>январь-март 2027</w:t>
+            <w:tcW w:type="dxa" w:w="4535"/>
+          </w:tcPr>
+          <w:p>
+            <w:pPr>
+              <w:jc w:val="left"/>
+            </w:pPr>
+            <w:r/>
+            <w:r>
+              <w:rPr>
+                <w:b w:val="0"/>
+                <w:i w:val="0"/>
+                <w:sz w:val="20"/>
+              </w:rPr>
+              <w:t>Перечень отходов, коды ФККО, паспорта отходов I-IV классов</w:t>
+            </w:r>
+          </w:p>
+        </w:tc>
+        <w:tc>
+          <w:tcPr>
+            <w:tcW w:type="dxa" w:w="850"/>
+          </w:tcPr>
+          <w:p>
+            <w:pPr>
+              <w:jc w:val="left"/>
+            </w:pPr>
+            <w:r/>
+            <w:r>
+              <w:rPr>
+                <w:b w:val="0"/>
+                <w:i w:val="0"/>
+                <w:sz w:val="20"/>
+              </w:rPr>
+              <w:t>7</w:t>
+            </w:r>
+          </w:p>
+        </w:tc>
+        <w:tc>
+          <w:tcPr>
+            <w:tcW w:type="dxa" w:w="2211"/>
+          </w:tcPr>
+          <w:p>
+            <w:pPr>
+              <w:jc w:val="left"/>
+            </w:pPr>
+            <w:r/>
+            <w:r>
+              <w:rPr>
+                <w:b w:val="0"/>
+                <w:i w:val="0"/>
+                <w:sz w:val="20"/>
+              </w:rPr>
+              <w:t>Эколог / ГД</w:t>
+            </w:r>
+          </w:p>
+        </w:tc>
+        <w:tc>
+          <w:tcPr>
+            <w:tcW w:type="dxa" w:w="1587"/>
+          </w:tcPr>
+          <w:p>
+            <w:pPr>
+              <w:jc w:val="left"/>
+            </w:pPr>
+            <w:r/>
+            <w:r>
+              <w:rPr>
+                <w:b w:val="0"/>
+                <w:i w:val="0"/>
+                <w:sz w:val="20"/>
+              </w:rPr>
+              <w:t>до 31.12.2026</w:t>
+            </w:r>
+          </w:p>
+        </w:tc>
+      </w:tr>
+      <w:tr>
+        <w:tc>
+          <w:tcPr>
+            <w:tcW w:type="dxa" w:w="454"/>
+          </w:tcPr>
+          <w:p>
+            <w:pPr>
+              <w:jc w:val="left"/>
+            </w:pPr>
+            <w:r/>
+            <w:r>
+              <w:rPr>
+                <w:b w:val="0"/>
+                <w:i w:val="0"/>
+                <w:sz w:val="20"/>
+              </w:rPr>
+              <w:t>12</w:t>
+            </w:r>
+          </w:p>
+        </w:tc>
+        <w:tc>
+          <w:tcPr>
+            <w:tcW w:type="dxa" w:w="4535"/>
+          </w:tcPr>
+          <w:p>
+            <w:pPr>
+              <w:jc w:val="left"/>
+            </w:pPr>
+            <w:r/>
+            <w:r>
+              <w:rPr>
+                <w:b w:val="0"/>
+                <w:i w:val="0"/>
+                <w:sz w:val="20"/>
+              </w:rPr>
+              <w:t>Договоры на все виды отходов: I-II класс через ФЭО; проверка лицензий подрядчиков по кодам ФККО; проверка, является ли организация, вывозящая ТКО, региональным оператором</w:t>
+            </w:r>
+          </w:p>
+        </w:tc>
+        <w:tc>
+          <w:tcPr>
+            <w:tcW w:type="dxa" w:w="850"/>
+          </w:tcPr>
+          <w:p>
+            <w:pPr>
+              <w:jc w:val="left"/>
+            </w:pPr>
+            <w:r/>
+            <w:r>
+              <w:rPr>
+                <w:b w:val="0"/>
+                <w:i w:val="0"/>
+                <w:sz w:val="20"/>
+              </w:rPr>
+              <w:t>11</w:t>
+            </w:r>
+          </w:p>
+        </w:tc>
+        <w:tc>
+          <w:tcPr>
+            <w:tcW w:type="dxa" w:w="2211"/>
+          </w:tcPr>
+          <w:p>
+            <w:pPr>
+              <w:jc w:val="left"/>
+            </w:pPr>
+            <w:r/>
+            <w:r>
+              <w:rPr>
+                <w:b w:val="0"/>
+                <w:i w:val="0"/>
+                <w:sz w:val="20"/>
+              </w:rPr>
+              <w:t>Закупки, эколог / ГД</w:t>
+            </w:r>
+          </w:p>
+        </w:tc>
+        <w:tc>
+          <w:tcPr>
+            <w:tcW w:type="dxa" w:w="1587"/>
+          </w:tcPr>
+          <w:p>
+            <w:pPr>
+              <w:jc w:val="left"/>
+            </w:pPr>
+            <w:r/>
+            <w:r>
+              <w:rPr>
+                <w:b w:val="0"/>
+                <w:i w:val="0"/>
+                <w:sz w:val="20"/>
+              </w:rPr>
+              <w:t>до 31.01.2027</w:t>
+            </w:r>
+          </w:p>
+        </w:tc>
+      </w:tr>
+      <w:tr>
+        <w:tc>
+          <w:tcPr>
+            <w:tcW w:type="dxa" w:w="454"/>
+          </w:tcPr>
+          <w:p>
+            <w:pPr>
+              <w:jc w:val="left"/>
+            </w:pPr>
+            <w:r/>
+            <w:r>
+              <w:rPr>
+                <w:b w:val="0"/>
+                <w:i w:val="0"/>
+                <w:sz w:val="20"/>
+              </w:rPr>
+              <w:t>13</w:t>
+            </w:r>
+          </w:p>
+        </w:tc>
+        <w:tc>
+          <w:tcPr>
+            <w:tcW w:type="dxa" w:w="4535"/>
+          </w:tcPr>
+          <w:p>
+            <w:pPr>
+              <w:jc w:val="left"/>
+            </w:pPr>
+            <w:r/>
+            <w:r>
+              <w:rPr>
+                <w:b w:val="0"/>
+                <w:i w:val="0"/>
+                <w:sz w:val="20"/>
+              </w:rPr>
+              <w:t>Площадки накопления и раздельный сбор на участках</w:t>
+            </w:r>
+          </w:p>
+        </w:tc>
+        <w:tc>
+          <w:tcPr>
+            <w:tcW w:type="dxa" w:w="850"/>
+          </w:tcPr>
+          <w:p>
+            <w:pPr>
+              <w:jc w:val="left"/>
+            </w:pPr>
+            <w:r/>
+            <w:r>
+              <w:rPr>
+                <w:b w:val="0"/>
+                <w:i w:val="0"/>
+                <w:sz w:val="20"/>
+              </w:rPr>
+              <w:t>7</w:t>
+            </w:r>
+          </w:p>
+        </w:tc>
+        <w:tc>
+          <w:tcPr>
+            <w:tcW w:type="dxa" w:w="2211"/>
+          </w:tcPr>
+          <w:p>
+            <w:pPr>
+              <w:jc w:val="left"/>
+            </w:pPr>
+            <w:r/>
+            <w:r>
+              <w:rPr>
+                <w:b w:val="0"/>
+                <w:i w:val="0"/>
+                <w:sz w:val="20"/>
+              </w:rPr>
+              <w:t>СГИ, руководители подразделений</w:t>
+            </w:r>
+          </w:p>
+        </w:tc>
+        <w:tc>
+          <w:tcPr>
+            <w:tcW w:type="dxa" w:w="1587"/>
+          </w:tcPr>
+          <w:p>
+            <w:pPr>
+              <w:jc w:val="left"/>
+            </w:pPr>
+            <w:r/>
+            <w:r>
+              <w:rPr>
+                <w:b w:val="0"/>
+                <w:i w:val="0"/>
+                <w:sz w:val="20"/>
+              </w:rPr>
+              <w:t>до 31.01.2027</w:t>
+            </w:r>
+          </w:p>
+        </w:tc>
+      </w:tr>
+      <w:tr>
+        <w:tc>
+          <w:tcPr>
+            <w:tcW w:type="dxa" w:w="454"/>
+          </w:tcPr>
+          <w:p>
+            <w:pPr>
+              <w:jc w:val="left"/>
+            </w:pPr>
+            <w:r/>
+            <w:r>
+              <w:rPr>
+                <w:b w:val="0"/>
+                <w:i w:val="0"/>
+                <w:sz w:val="20"/>
+              </w:rPr>
+              <w:t>14</w:t>
+            </w:r>
+          </w:p>
+        </w:tc>
+        <w:tc>
+          <w:tcPr>
+            <w:tcW w:type="dxa" w:w="4535"/>
+          </w:tcPr>
+          <w:p>
+            <w:pPr>
+              <w:jc w:val="left"/>
+            </w:pPr>
+            <w:r/>
+            <w:r>
+              <w:rPr>
+                <w:b w:val="0"/>
+                <w:i w:val="0"/>
+                <w:sz w:val="20"/>
+              </w:rPr>
+              <w:t>Программы ПЭК и планы НМУ по объектам I-III категорий</w:t>
+            </w:r>
+          </w:p>
+        </w:tc>
+        <w:tc>
+          <w:tcPr>
+            <w:tcW w:type="dxa" w:w="850"/>
+          </w:tcPr>
+          <w:p>
+            <w:pPr>
+              <w:jc w:val="left"/>
+            </w:pPr>
+            <w:r/>
+            <w:r>
+              <w:rPr>
+                <w:b w:val="0"/>
+                <w:i w:val="0"/>
+                <w:sz w:val="20"/>
+              </w:rPr>
+              <w:t>9, 10</w:t>
+            </w:r>
+          </w:p>
+        </w:tc>
+        <w:tc>
+          <w:tcPr>
+            <w:tcW w:type="dxa" w:w="2211"/>
+          </w:tcPr>
+          <w:p>
+            <w:pPr>
+              <w:jc w:val="left"/>
+            </w:pPr>
+            <w:r/>
+            <w:r>
+              <w:rPr>
+                <w:b w:val="0"/>
+                <w:i w:val="0"/>
+                <w:sz w:val="20"/>
+              </w:rPr>
+              <w:t>Эколог / ГД</w:t>
+            </w:r>
+          </w:p>
+        </w:tc>
+        <w:tc>
+          <w:tcPr>
+            <w:tcW w:type="dxa" w:w="1587"/>
+          </w:tcPr>
+          <w:p>
+            <w:pPr>
+              <w:jc w:val="left"/>
+            </w:pPr>
+            <w:r/>
+            <w:r>
+              <w:rPr>
+                <w:b w:val="0"/>
+                <w:i w:val="0"/>
+                <w:sz w:val="20"/>
+              </w:rPr>
+              <w:t>до 28.02.2027</w:t>
+            </w:r>
+          </w:p>
+        </w:tc>
+      </w:tr>
+      <w:tr>
+        <w:tc>
+          <w:tcPr>
+            <w:tcW w:type="dxa" w:w="454"/>
+          </w:tcPr>
+          <w:p>
+            <w:pPr>
+              <w:jc w:val="left"/>
+            </w:pPr>
+            <w:r/>
+            <w:r>
+              <w:rPr>
+                <w:b w:val="0"/>
+                <w:i w:val="0"/>
+                <w:sz w:val="20"/>
+              </w:rPr>
+              <w:t>15</w:t>
+            </w:r>
+          </w:p>
+        </w:tc>
+        <w:tc>
+          <w:tcPr>
+            <w:tcW w:type="dxa" w:w="4535"/>
+          </w:tcPr>
+          <w:p>
+            <w:pPr>
+              <w:jc w:val="left"/>
+            </w:pPr>
+            <w:r/>
+            <w:r>
+              <w:rPr>
+                <w:b w:val="0"/>
+                <w:i w:val="0"/>
+                <w:sz w:val="20"/>
+              </w:rPr>
+              <w:t>Отчётность за 2026 г.: 2-ТП (отходы) по Обществу в целом, 4-ОС; по Машково - декларация о плате, отчёт ПЭК</w:t>
+            </w:r>
+          </w:p>
+        </w:tc>
+        <w:tc>
+          <w:tcPr>
+            <w:tcW w:type="dxa" w:w="850"/>
+          </w:tcPr>
+          <w:p>
+            <w:pPr>
+              <w:jc w:val="left"/>
+            </w:pPr>
+            <w:r/>
+            <w:r>
+              <w:rPr>
+                <w:b w:val="0"/>
+                <w:i w:val="0"/>
+                <w:sz w:val="20"/>
+              </w:rPr>
+              <w:t>7</w:t>
+            </w:r>
+          </w:p>
+        </w:tc>
+        <w:tc>
+          <w:tcPr>
+            <w:tcW w:type="dxa" w:w="2211"/>
+          </w:tcPr>
+          <w:p>
+            <w:pPr>
+              <w:jc w:val="left"/>
+            </w:pPr>
+            <w:r/>
+            <w:r>
+              <w:rPr>
+                <w:b w:val="0"/>
+                <w:i w:val="0"/>
+                <w:sz w:val="20"/>
+              </w:rPr>
+              <w:t>Эколог / ГД</w:t>
+            </w:r>
+          </w:p>
+        </w:tc>
+        <w:tc>
+          <w:tcPr>
+            <w:tcW w:type="dxa" w:w="1587"/>
+          </w:tcPr>
+          <w:p>
+            <w:pPr>
+              <w:jc w:val="left"/>
+            </w:pPr>
+            <w:r/>
+            <w:r>
+              <w:rPr>
+                <w:b w:val="0"/>
+                <w:i w:val="0"/>
+                <w:sz w:val="20"/>
+              </w:rPr>
+              <w:t>январь - март 2027</w:t>
             </w:r>
           </w:p>
         </w:tc>
       </w:tr>
     </w:tbl>
+    <w:p>
+      <w:pPr>
+        <w:spacing w:after="0" w:before="120"/>
+        <w:ind w:firstLine="709"/>
+        <w:jc w:val="both"/>
+      </w:pPr>
+      <w:r>
+        <w:rPr>
+          <w:b w:val="0"/>
+          <w:i w:val="0"/>
+          <w:sz w:val="26"/>
+        </w:rPr>
+        <w:t>Объём работ по четырём площадкам (пп. 6-14) одновременно с текущей работой не может быть выполнен одним работником в указанные сроки. Решение о ресурсе (договор с подрядчиком или дополнительная штатная единица) принимает ГД по смете из п. 2.</w:t>
+      </w:r>
+    </w:p>
     <w:p>
       <w:pPr>
         <w:spacing w:after="0" w:before="120"/>
@@ -13446,7 +14173,7 @@
                 <w:i w:val="0"/>
                 <w:sz w:val="20"/>
               </w:rPr>
-              <w:t>У</w:t>
+              <w:t>Р, У</w:t>
             </w:r>
           </w:p>
         </w:tc>

--- a/documents/Ekologiya/Бизнес-процесс_Экологическое_сопровождение.docx
+++ b/documents/Ekologiya/Бизнес-процесс_Экологическое_сопровождение.docx
@@ -1566,7 +1566,7 @@
                 <w:i w:val="0"/>
                 <w:sz w:val="20"/>
               </w:rPr>
-              <w:t>По всем объектам I-III категории: квартальные авансы, годовая плата до 1 марта, декларация до 10 марта</w:t>
+              <w:t>По всем объектам I-III категории: квартальные авансы, годовая плата до 1 марта, декларация до 10 марта. Плата вносится за фактическое воздействие (ст. 16.1 7-ФЗ): отсутствие постановки на учёт от неё не освобождает</w:t>
             </w:r>
           </w:p>
         </w:tc>
@@ -1585,7 +1585,7 @@
                 <w:i w:val="0"/>
                 <w:sz w:val="20"/>
               </w:rPr>
-              <w:t>ст. 8.41 КоАП: 50 000 - 100 000 руб.; взыскание платы и пеней</w:t>
+              <w:t>ст. 8.41 КоАП: 50 000 - 100 000 руб.; доначисление платы за прошлые периоды и пеней</w:t>
             </w:r>
           </w:p>
         </w:tc>
@@ -2914,7 +2914,7 @@
           <w:b w:val="0"/>
           <w:i w:val="0"/>
         </w:rPr>
-        <w:t>- статус Общества как субъекта МСП (при численности более 250 человек Общество не является МСП и обязано вносить квартальные авансовые платежи за НВОС).</w:t>
+        <w:t>- статус Общества как субъекта МСП: численность превышает 250 человек (492 рабочих места по данным СОУТ 2026 г.), Общество не является МСП и обязано вносить квартальные авансовые платежи за НВОС.</w:t>
       </w:r>
     </w:p>
     <w:p>
@@ -3574,7 +3574,7 @@
                 <w:i w:val="0"/>
                 <w:sz w:val="20"/>
               </w:rPr>
-              <w:t>Собрать исходные данные по Руднево-16, Руднево-7, Внуково (этапы 4-5)</w:t>
+              <w:t>Обход всех площадок: какие отходы накоплены и с какого времени; срочная передача отходов, накопленных свыше 11 месяцев (лампы, аккумуляторы, масла и др.)</w:t>
             </w:r>
           </w:p>
         </w:tc>
@@ -3593,7 +3593,7 @@
                 <w:i w:val="0"/>
                 <w:sz w:val="20"/>
               </w:rPr>
-              <w:t>1</w:t>
+              <w:t>-</w:t>
             </w:r>
           </w:p>
         </w:tc>
@@ -3612,7 +3612,7 @@
                 <w:i w:val="0"/>
                 <w:sz w:val="20"/>
               </w:rPr>
-              <w:t>ОГТ, СГИ, руководители подразделений</w:t>
+              <w:t>Эколог, руководители подразделений</w:t>
             </w:r>
           </w:p>
         </w:tc>
@@ -3671,7 +3671,7 @@
                 <w:i w:val="0"/>
                 <w:sz w:val="20"/>
               </w:rPr>
-              <w:t>Организовать учёт отходов по приказу № 227 и первичный учёт на участках</w:t>
+              <w:t>Собрать исходные данные по Руднево-16, Руднево-7, Внуково (этапы 4-5)</w:t>
             </w:r>
           </w:p>
         </w:tc>
@@ -3709,7 +3709,7 @@
                 <w:i w:val="0"/>
                 <w:sz w:val="20"/>
               </w:rPr>
-              <w:t>Эколог, руководители подразделений</w:t>
+              <w:t>ОГТ, СГИ, руководители подразделений</w:t>
             </w:r>
           </w:p>
         </w:tc>
@@ -3728,7 +3728,7 @@
                 <w:i w:val="0"/>
                 <w:sz w:val="20"/>
               </w:rPr>
-              <w:t>до 30.11.2026</w:t>
+              <w:t>до 15.11.2026</w:t>
             </w:r>
           </w:p>
         </w:tc>
@@ -3768,7 +3768,7 @@
                 <w:i w:val="0"/>
                 <w:sz w:val="20"/>
               </w:rPr>
-              <w:t>Направить ответственных на обучение</w:t>
+              <w:t>Организовать учёт отходов по приказу № 227 и первичный учёт на участках (начальные остатки - по итогам п. 6)</w:t>
             </w:r>
           </w:p>
         </w:tc>
@@ -3787,7 +3787,7 @@
                 <w:i w:val="0"/>
                 <w:sz w:val="20"/>
               </w:rPr>
-              <w:t>1, 2</w:t>
+              <w:t>1, 6</w:t>
             </w:r>
           </w:p>
         </w:tc>
@@ -3806,7 +3806,7 @@
                 <w:i w:val="0"/>
                 <w:sz w:val="20"/>
               </w:rPr>
-              <w:t>ОУП / ГД</w:t>
+              <w:t>Эколог, руководители подразделений</w:t>
             </w:r>
           </w:p>
         </w:tc>
@@ -3825,7 +3825,7 @@
                 <w:i w:val="0"/>
                 <w:sz w:val="20"/>
               </w:rPr>
-              <w:t>до 31.12.2026</w:t>
+              <w:t>до 30.11.2026</w:t>
             </w:r>
           </w:p>
         </w:tc>
@@ -3865,7 +3865,7 @@
                 <w:i w:val="0"/>
                 <w:sz w:val="20"/>
               </w:rPr>
-              <w:t>Инвентаризация выбросов по незарегистрированным площадкам</w:t>
+              <w:t>Направить ответственных на обучение</w:t>
             </w:r>
           </w:p>
         </w:tc>
@@ -3884,7 +3884,7 @@
                 <w:i w:val="0"/>
                 <w:sz w:val="20"/>
               </w:rPr>
-              <w:t>2, 6</w:t>
+              <w:t>1, 2</w:t>
             </w:r>
           </w:p>
         </w:tc>
@@ -3903,7 +3903,7 @@
                 <w:i w:val="0"/>
                 <w:sz w:val="20"/>
               </w:rPr>
-              <w:t>Эколог, подрядчик</w:t>
+              <w:t>ОУП / ГД</w:t>
             </w:r>
           </w:p>
         </w:tc>
@@ -3922,7 +3922,7 @@
                 <w:i w:val="0"/>
                 <w:sz w:val="20"/>
               </w:rPr>
-              <w:t>до 15.12.2026</w:t>
+              <w:t>до 31.12.2026</w:t>
             </w:r>
           </w:p>
         </w:tc>
@@ -3962,7 +3962,7 @@
                 <w:i w:val="0"/>
                 <w:sz w:val="20"/>
               </w:rPr>
-              <w:t>Подать заявки на постановку площадок на учёт. Срок ст. 69.2 7-ФЗ (6 месяцев с начала эксплуатации) пропущен, подача - сразу после инвентаризации</w:t>
+              <w:t>Инвентаризация выбросов по незарегистрированным площадкам</w:t>
             </w:r>
           </w:p>
         </w:tc>
@@ -3981,7 +3981,7 @@
                 <w:i w:val="0"/>
                 <w:sz w:val="20"/>
               </w:rPr>
-              <w:t>9</w:t>
+              <w:t>2, 7</w:t>
             </w:r>
           </w:p>
         </w:tc>
@@ -4000,7 +4000,7 @@
                 <w:i w:val="0"/>
                 <w:sz w:val="20"/>
               </w:rPr>
-              <w:t>Эколог / ГД</w:t>
+              <w:t>Эколог, подрядчик</w:t>
             </w:r>
           </w:p>
         </w:tc>
@@ -4019,7 +4019,7 @@
                 <w:i w:val="0"/>
                 <w:sz w:val="20"/>
               </w:rPr>
-              <w:t>до 31.12.2026</w:t>
+              <w:t>до 15.12.2026</w:t>
             </w:r>
           </w:p>
         </w:tc>
@@ -4059,7 +4059,7 @@
                 <w:i w:val="0"/>
                 <w:sz w:val="20"/>
               </w:rPr>
-              <w:t>Перечень отходов, коды ФККО, паспорта отходов I-IV классов</w:t>
+              <w:t>Подать заявки на постановку площадок на учёт. Срок ст. 69.2 7-ФЗ (6 месяцев с начала эксплуатации) пропущен, подача - сразу после инвентаризации</w:t>
             </w:r>
           </w:p>
         </w:tc>
@@ -4078,7 +4078,7 @@
                 <w:i w:val="0"/>
                 <w:sz w:val="20"/>
               </w:rPr>
-              <w:t>7</w:t>
+              <w:t>10</w:t>
             </w:r>
           </w:p>
         </w:tc>
@@ -4156,7 +4156,7 @@
                 <w:i w:val="0"/>
                 <w:sz w:val="20"/>
               </w:rPr>
-              <w:t>Договоры на все виды отходов: I-II класс через ФЭО; проверка лицензий подрядчиков по кодам ФККО; проверка, является ли организация, вывозящая ТКО, региональным оператором</w:t>
+              <w:t>Рассчитать плату за фактическое НВОС по площадкам, не стоявшим на учёте, за 2026 г. и включить в декларацию о плате; оценить обязательства за прошлые периоды</w:t>
             </w:r>
           </w:p>
         </w:tc>
@@ -4175,7 +4175,7 @@
                 <w:i w:val="0"/>
                 <w:sz w:val="20"/>
               </w:rPr>
-              <w:t>11</w:t>
+              <w:t>10</w:t>
             </w:r>
           </w:p>
         </w:tc>
@@ -4194,7 +4194,7 @@
                 <w:i w:val="0"/>
                 <w:sz w:val="20"/>
               </w:rPr>
-              <w:t>Закупки, эколог / ГД</w:t>
+              <w:t>Эколог, бухгалтерия / ГД</w:t>
             </w:r>
           </w:p>
         </w:tc>
@@ -4213,7 +4213,7 @@
                 <w:i w:val="0"/>
                 <w:sz w:val="20"/>
               </w:rPr>
-              <w:t>до 31.01.2027</w:t>
+              <w:t>до 10.03.2027</w:t>
             </w:r>
           </w:p>
         </w:tc>
@@ -4253,7 +4253,7 @@
                 <w:i w:val="0"/>
                 <w:sz w:val="20"/>
               </w:rPr>
-              <w:t>Площадки накопления и раздельный сбор на участках</w:t>
+              <w:t>Перечень отходов, коды ФККО, паспорта отходов I-IV классов</w:t>
             </w:r>
           </w:p>
         </w:tc>
@@ -4272,7 +4272,7 @@
                 <w:i w:val="0"/>
                 <w:sz w:val="20"/>
               </w:rPr>
-              <w:t>7</w:t>
+              <w:t>8</w:t>
             </w:r>
           </w:p>
         </w:tc>
@@ -4291,7 +4291,7 @@
                 <w:i w:val="0"/>
                 <w:sz w:val="20"/>
               </w:rPr>
-              <w:t>СГИ, руководители подразделений</w:t>
+              <w:t>Эколог / ГД</w:t>
             </w:r>
           </w:p>
         </w:tc>
@@ -4310,7 +4310,7 @@
                 <w:i w:val="0"/>
                 <w:sz w:val="20"/>
               </w:rPr>
-              <w:t>до 31.01.2027</w:t>
+              <w:t>до 31.12.2026</w:t>
             </w:r>
           </w:p>
         </w:tc>
@@ -4350,7 +4350,7 @@
                 <w:i w:val="0"/>
                 <w:sz w:val="20"/>
               </w:rPr>
-              <w:t>Программы ПЭК и планы НМУ по объектам I-III категорий</w:t>
+              <w:t>Договоры на все виды отходов: I-II класс через ФЭО; проверка лицензий подрядчиков по кодам ФККО; проверка, является ли организация, вывозящая ТКО, региональным оператором</w:t>
             </w:r>
           </w:p>
         </w:tc>
@@ -4369,7 +4369,7 @@
                 <w:i w:val="0"/>
                 <w:sz w:val="20"/>
               </w:rPr>
-              <w:t>9, 10</w:t>
+              <w:t>13</w:t>
             </w:r>
           </w:p>
         </w:tc>
@@ -4388,7 +4388,7 @@
                 <w:i w:val="0"/>
                 <w:sz w:val="20"/>
               </w:rPr>
-              <w:t>Эколог / ГД</w:t>
+              <w:t>Закупки, эколог / ГД</w:t>
             </w:r>
           </w:p>
         </w:tc>
@@ -4407,7 +4407,7 @@
                 <w:i w:val="0"/>
                 <w:sz w:val="20"/>
               </w:rPr>
-              <w:t>до 28.02.2027</w:t>
+              <w:t>до 31.01.2027</w:t>
             </w:r>
           </w:p>
         </w:tc>
@@ -4447,7 +4447,7 @@
                 <w:i w:val="0"/>
                 <w:sz w:val="20"/>
               </w:rPr>
-              <w:t>Отчётность за 2026 г.: 2-ТП (отходы) по Обществу в целом, 4-ОС; по Машково - декларация о плате, отчёт ПЭК</w:t>
+              <w:t>Площадки накопления и раздельный сбор на участках</w:t>
             </w:r>
           </w:p>
         </w:tc>
@@ -4466,7 +4466,201 @@
                 <w:i w:val="0"/>
                 <w:sz w:val="20"/>
               </w:rPr>
-              <w:t>7</w:t>
+              <w:t>8</w:t>
+            </w:r>
+          </w:p>
+        </w:tc>
+        <w:tc>
+          <w:tcPr>
+            <w:tcW w:type="dxa" w:w="2211"/>
+          </w:tcPr>
+          <w:p>
+            <w:pPr>
+              <w:jc w:val="left"/>
+            </w:pPr>
+            <w:r/>
+            <w:r>
+              <w:rPr>
+                <w:b w:val="0"/>
+                <w:i w:val="0"/>
+                <w:sz w:val="20"/>
+              </w:rPr>
+              <w:t>СГИ, руководители подразделений</w:t>
+            </w:r>
+          </w:p>
+        </w:tc>
+        <w:tc>
+          <w:tcPr>
+            <w:tcW w:type="dxa" w:w="1587"/>
+          </w:tcPr>
+          <w:p>
+            <w:pPr>
+              <w:jc w:val="left"/>
+            </w:pPr>
+            <w:r/>
+            <w:r>
+              <w:rPr>
+                <w:b w:val="0"/>
+                <w:i w:val="0"/>
+                <w:sz w:val="20"/>
+              </w:rPr>
+              <w:t>до 31.01.2027</w:t>
+            </w:r>
+          </w:p>
+        </w:tc>
+      </w:tr>
+      <w:tr>
+        <w:tc>
+          <w:tcPr>
+            <w:tcW w:type="dxa" w:w="454"/>
+          </w:tcPr>
+          <w:p>
+            <w:pPr>
+              <w:jc w:val="left"/>
+            </w:pPr>
+            <w:r/>
+            <w:r>
+              <w:rPr>
+                <w:b w:val="0"/>
+                <w:i w:val="0"/>
+                <w:sz w:val="20"/>
+              </w:rPr>
+              <w:t>16</w:t>
+            </w:r>
+          </w:p>
+        </w:tc>
+        <w:tc>
+          <w:tcPr>
+            <w:tcW w:type="dxa" w:w="4535"/>
+          </w:tcPr>
+          <w:p>
+            <w:pPr>
+              <w:jc w:val="left"/>
+            </w:pPr>
+            <w:r/>
+            <w:r>
+              <w:rPr>
+                <w:b w:val="0"/>
+                <w:i w:val="0"/>
+                <w:sz w:val="20"/>
+              </w:rPr>
+              <w:t>Программы ПЭК и планы НМУ по объектам I-III категорий</w:t>
+            </w:r>
+          </w:p>
+        </w:tc>
+        <w:tc>
+          <w:tcPr>
+            <w:tcW w:type="dxa" w:w="850"/>
+          </w:tcPr>
+          <w:p>
+            <w:pPr>
+              <w:jc w:val="left"/>
+            </w:pPr>
+            <w:r/>
+            <w:r>
+              <w:rPr>
+                <w:b w:val="0"/>
+                <w:i w:val="0"/>
+                <w:sz w:val="20"/>
+              </w:rPr>
+              <w:t>10, 11</w:t>
+            </w:r>
+          </w:p>
+        </w:tc>
+        <w:tc>
+          <w:tcPr>
+            <w:tcW w:type="dxa" w:w="2211"/>
+          </w:tcPr>
+          <w:p>
+            <w:pPr>
+              <w:jc w:val="left"/>
+            </w:pPr>
+            <w:r/>
+            <w:r>
+              <w:rPr>
+                <w:b w:val="0"/>
+                <w:i w:val="0"/>
+                <w:sz w:val="20"/>
+              </w:rPr>
+              <w:t>Эколог / ГД</w:t>
+            </w:r>
+          </w:p>
+        </w:tc>
+        <w:tc>
+          <w:tcPr>
+            <w:tcW w:type="dxa" w:w="1587"/>
+          </w:tcPr>
+          <w:p>
+            <w:pPr>
+              <w:jc w:val="left"/>
+            </w:pPr>
+            <w:r/>
+            <w:r>
+              <w:rPr>
+                <w:b w:val="0"/>
+                <w:i w:val="0"/>
+                <w:sz w:val="20"/>
+              </w:rPr>
+              <w:t>до 28.02.2027</w:t>
+            </w:r>
+          </w:p>
+        </w:tc>
+      </w:tr>
+      <w:tr>
+        <w:tc>
+          <w:tcPr>
+            <w:tcW w:type="dxa" w:w="454"/>
+          </w:tcPr>
+          <w:p>
+            <w:pPr>
+              <w:jc w:val="left"/>
+            </w:pPr>
+            <w:r/>
+            <w:r>
+              <w:rPr>
+                <w:b w:val="0"/>
+                <w:i w:val="0"/>
+                <w:sz w:val="20"/>
+              </w:rPr>
+              <w:t>17</w:t>
+            </w:r>
+          </w:p>
+        </w:tc>
+        <w:tc>
+          <w:tcPr>
+            <w:tcW w:type="dxa" w:w="4535"/>
+          </w:tcPr>
+          <w:p>
+            <w:pPr>
+              <w:jc w:val="left"/>
+            </w:pPr>
+            <w:r/>
+            <w:r>
+              <w:rPr>
+                <w:b w:val="0"/>
+                <w:i w:val="0"/>
+                <w:sz w:val="20"/>
+              </w:rPr>
+              <w:t>Отчётность за 2026 г.: 2-ТП (отходы) по Обществу в целом, 4-ОС, 2-ТП (воздух) при превышении порогов; по Машково - отчёт ПЭК</w:t>
+            </w:r>
+          </w:p>
+        </w:tc>
+        <w:tc>
+          <w:tcPr>
+            <w:tcW w:type="dxa" w:w="850"/>
+          </w:tcPr>
+          <w:p>
+            <w:pPr>
+              <w:jc w:val="left"/>
+            </w:pPr>
+            <w:r/>
+            <w:r>
+              <w:rPr>
+                <w:b w:val="0"/>
+                <w:i w:val="0"/>
+                <w:sz w:val="20"/>
+              </w:rPr>
+              <w:t>8</w:t>
             </w:r>
           </w:p>
         </w:tc>
@@ -4522,7 +4716,7 @@
           <w:i w:val="0"/>
           <w:sz w:val="26"/>
         </w:rPr>
-        <w:t>Объём работ по четырём площадкам (пп. 6-14) одновременно с текущей работой не может быть выполнен одним работником в указанные сроки. Решение о ресурсе (договор с подрядчиком или дополнительная штатная единица) принимает ГД по смете из п. 2.</w:t>
+        <w:t>Объём работ по четырём площадкам (пп. 6-16) одновременно с текущей работой не может быть выполнен одним работником в указанные сроки. Решение о ресурсе (договор с подрядчиком или дополнительная штатная единица) принимает ГД по смете из п. 2.</w:t>
       </w:r>
     </w:p>
     <w:p>
@@ -4571,9 +4765,10 @@
         <w:tblLayout w:type="fixed"/>
       </w:tblPr>
       <w:tblGrid>
-        <w:gridCol w:w="5102"/>
-        <w:gridCol w:w="2268"/>
-        <w:gridCol w:w="2268"/>
+        <w:gridCol w:w="3969"/>
+        <w:gridCol w:w="2041"/>
+        <w:gridCol w:w="1474"/>
+        <w:gridCol w:w="2154"/>
       </w:tblGrid>
       <w:tr>
         <w:trPr>
@@ -4581,7 +4776,7 @@
         </w:trPr>
         <w:tc>
           <w:tcPr>
-            <w:tcW w:type="dxa" w:w="5102"/>
+            <w:tcW w:type="dxa" w:w="3969"/>
             <w:shd w:val="clear" w:color="auto" w:fill="D9D9D9"/>
           </w:tcPr>
           <w:p>
@@ -4600,7 +4795,7 @@
         </w:tc>
         <w:tc>
           <w:tcPr>
-            <w:tcW w:type="dxa" w:w="2268"/>
+            <w:tcW w:type="dxa" w:w="2041"/>
             <w:shd w:val="clear" w:color="auto" w:fill="D9D9D9"/>
           </w:tcPr>
           <w:p>
@@ -4613,13 +4808,32 @@
                 <w:b/>
                 <w:sz w:val="22"/>
               </w:rPr>
-              <w:t>Целевое значение</w:t>
-            </w:r>
-          </w:p>
-        </w:tc>
-        <w:tc>
-          <w:tcPr>
-            <w:tcW w:type="dxa" w:w="2268"/>
+              <w:t>Сейчас</w:t>
+            </w:r>
+          </w:p>
+        </w:tc>
+        <w:tc>
+          <w:tcPr>
+            <w:tcW w:type="dxa" w:w="1474"/>
+            <w:shd w:val="clear" w:color="auto" w:fill="D9D9D9"/>
+          </w:tcPr>
+          <w:p>
+            <w:pPr>
+              <w:jc w:val="center"/>
+            </w:pPr>
+            <w:r/>
+            <w:r>
+              <w:rPr>
+                <w:b/>
+                <w:sz w:val="22"/>
+              </w:rPr>
+              <w:t>Цель</w:t>
+            </w:r>
+          </w:p>
+        </w:tc>
+        <w:tc>
+          <w:tcPr>
+            <w:tcW w:type="dxa" w:w="2154"/>
             <w:shd w:val="clear" w:color="auto" w:fill="D9D9D9"/>
           </w:tcPr>
           <w:p>
@@ -4640,26 +4854,45 @@
       <w:tr>
         <w:tc>
           <w:tcPr>
-            <w:tcW w:type="dxa" w:w="5102"/>
-          </w:tcPr>
-          <w:p>
-            <w:pPr>
-              <w:jc w:val="left"/>
-            </w:pPr>
-            <w:r/>
-            <w:r>
-              <w:rPr>
-                <w:b w:val="0"/>
-                <w:i w:val="0"/>
-                <w:sz w:val="22"/>
-              </w:rPr>
-              <w:t>Отчётность и платежи, сданные/внесённые в срок</w:t>
-            </w:r>
-          </w:p>
-        </w:tc>
-        <w:tc>
-          <w:tcPr>
-            <w:tcW w:type="dxa" w:w="2268"/>
+            <w:tcW w:type="dxa" w:w="3969"/>
+          </w:tcPr>
+          <w:p>
+            <w:pPr>
+              <w:jc w:val="left"/>
+            </w:pPr>
+            <w:r/>
+            <w:r>
+              <w:rPr>
+                <w:b w:val="0"/>
+                <w:i w:val="0"/>
+                <w:sz w:val="22"/>
+              </w:rPr>
+              <w:t>Площадки с НВОС, поставленные на учёт</w:t>
+            </w:r>
+          </w:p>
+        </w:tc>
+        <w:tc>
+          <w:tcPr>
+            <w:tcW w:type="dxa" w:w="2041"/>
+          </w:tcPr>
+          <w:p>
+            <w:pPr>
+              <w:jc w:val="left"/>
+            </w:pPr>
+            <w:r/>
+            <w:r>
+              <w:rPr>
+                <w:b w:val="0"/>
+                <w:i w:val="0"/>
+                <w:sz w:val="22"/>
+              </w:rPr>
+              <w:t>1 из 4</w:t>
+            </w:r>
+          </w:p>
+        </w:tc>
+        <w:tc>
+          <w:tcPr>
+            <w:tcW w:type="dxa" w:w="1474"/>
           </w:tcPr>
           <w:p>
             <w:pPr>
@@ -4678,20 +4911,20 @@
         </w:tc>
         <w:tc>
           <w:tcPr>
-            <w:tcW w:type="dxa" w:w="2268"/>
-          </w:tcPr>
-          <w:p>
-            <w:pPr>
-              <w:jc w:val="left"/>
-            </w:pPr>
-            <w:r/>
-            <w:r>
-              <w:rPr>
-                <w:b w:val="0"/>
-                <w:i w:val="0"/>
-                <w:sz w:val="22"/>
-              </w:rPr>
-              <w:t>ежеквартально</w:t>
+            <w:tcW w:type="dxa" w:w="2154"/>
+          </w:tcPr>
+          <w:p>
+            <w:pPr>
+              <w:jc w:val="left"/>
+            </w:pPr>
+            <w:r/>
+            <w:r>
+              <w:rPr>
+                <w:b w:val="0"/>
+                <w:i w:val="0"/>
+                <w:sz w:val="22"/>
+              </w:rPr>
+              <w:t>ежегодно</w:t>
             </w:r>
           </w:p>
         </w:tc>
@@ -4699,58 +4932,77 @@
       <w:tr>
         <w:tc>
           <w:tcPr>
-            <w:tcW w:type="dxa" w:w="5102"/>
-          </w:tcPr>
-          <w:p>
-            <w:pPr>
-              <w:jc w:val="left"/>
-            </w:pPr>
-            <w:r/>
-            <w:r>
-              <w:rPr>
-                <w:b w:val="0"/>
-                <w:i w:val="0"/>
-                <w:sz w:val="22"/>
-              </w:rPr>
-              <w:t>Штрафы и предписания надзорных органов</w:t>
-            </w:r>
-          </w:p>
-        </w:tc>
-        <w:tc>
-          <w:tcPr>
-            <w:tcW w:type="dxa" w:w="2268"/>
-          </w:tcPr>
-          <w:p>
-            <w:pPr>
-              <w:jc w:val="left"/>
-            </w:pPr>
-            <w:r/>
-            <w:r>
-              <w:rPr>
-                <w:b w:val="0"/>
-                <w:i w:val="0"/>
-                <w:sz w:val="22"/>
-              </w:rPr>
-              <w:t>0</w:t>
-            </w:r>
-          </w:p>
-        </w:tc>
-        <w:tc>
-          <w:tcPr>
-            <w:tcW w:type="dxa" w:w="2268"/>
-          </w:tcPr>
-          <w:p>
-            <w:pPr>
-              <w:jc w:val="left"/>
-            </w:pPr>
-            <w:r/>
-            <w:r>
-              <w:rPr>
-                <w:b w:val="0"/>
-                <w:i w:val="0"/>
-                <w:sz w:val="22"/>
-              </w:rPr>
-              <w:t>ежегодно</w:t>
+            <w:tcW w:type="dxa" w:w="3969"/>
+          </w:tcPr>
+          <w:p>
+            <w:pPr>
+              <w:jc w:val="left"/>
+            </w:pPr>
+            <w:r/>
+            <w:r>
+              <w:rPr>
+                <w:b w:val="0"/>
+                <w:i w:val="0"/>
+                <w:sz w:val="22"/>
+              </w:rPr>
+              <w:t>Отчётность и платежи, сданные/внесённые в срок по всем площадкам</w:t>
+            </w:r>
+          </w:p>
+        </w:tc>
+        <w:tc>
+          <w:tcPr>
+            <w:tcW w:type="dxa" w:w="2041"/>
+          </w:tcPr>
+          <w:p>
+            <w:pPr>
+              <w:jc w:val="left"/>
+            </w:pPr>
+            <w:r/>
+            <w:r>
+              <w:rPr>
+                <w:b w:val="0"/>
+                <w:i w:val="0"/>
+                <w:sz w:val="22"/>
+              </w:rPr>
+              <w:t>только Машково</w:t>
+            </w:r>
+          </w:p>
+        </w:tc>
+        <w:tc>
+          <w:tcPr>
+            <w:tcW w:type="dxa" w:w="1474"/>
+          </w:tcPr>
+          <w:p>
+            <w:pPr>
+              <w:jc w:val="left"/>
+            </w:pPr>
+            <w:r/>
+            <w:r>
+              <w:rPr>
+                <w:b w:val="0"/>
+                <w:i w:val="0"/>
+                <w:sz w:val="22"/>
+              </w:rPr>
+              <w:t>100 %</w:t>
+            </w:r>
+          </w:p>
+        </w:tc>
+        <w:tc>
+          <w:tcPr>
+            <w:tcW w:type="dxa" w:w="2154"/>
+          </w:tcPr>
+          <w:p>
+            <w:pPr>
+              <w:jc w:val="left"/>
+            </w:pPr>
+            <w:r/>
+            <w:r>
+              <w:rPr>
+                <w:b w:val="0"/>
+                <w:i w:val="0"/>
+                <w:sz w:val="22"/>
+              </w:rPr>
+              <w:t>ежеквартально</w:t>
             </w:r>
           </w:p>
         </w:tc>
@@ -4758,58 +5010,77 @@
       <w:tr>
         <w:tc>
           <w:tcPr>
-            <w:tcW w:type="dxa" w:w="5102"/>
-          </w:tcPr>
-          <w:p>
-            <w:pPr>
-              <w:jc w:val="left"/>
-            </w:pPr>
-            <w:r/>
-            <w:r>
-              <w:rPr>
-                <w:b w:val="0"/>
-                <w:i w:val="0"/>
-                <w:sz w:val="22"/>
-              </w:rPr>
-              <w:t>Отходы с паспортом (I-IV кл.) или подтверждённым классом (V кл.)</w:t>
-            </w:r>
-          </w:p>
-        </w:tc>
-        <w:tc>
-          <w:tcPr>
-            <w:tcW w:type="dxa" w:w="2268"/>
-          </w:tcPr>
-          <w:p>
-            <w:pPr>
-              <w:jc w:val="left"/>
-            </w:pPr>
-            <w:r/>
-            <w:r>
-              <w:rPr>
-                <w:b w:val="0"/>
-                <w:i w:val="0"/>
-                <w:sz w:val="22"/>
-              </w:rPr>
-              <w:t>100 % видов</w:t>
-            </w:r>
-          </w:p>
-        </w:tc>
-        <w:tc>
-          <w:tcPr>
-            <w:tcW w:type="dxa" w:w="2268"/>
-          </w:tcPr>
-          <w:p>
-            <w:pPr>
-              <w:jc w:val="left"/>
-            </w:pPr>
-            <w:r/>
-            <w:r>
-              <w:rPr>
-                <w:b w:val="0"/>
-                <w:i w:val="0"/>
-                <w:sz w:val="22"/>
-              </w:rPr>
-              <w:t>ежеквартально</w:t>
+            <w:tcW w:type="dxa" w:w="3969"/>
+          </w:tcPr>
+          <w:p>
+            <w:pPr>
+              <w:jc w:val="left"/>
+            </w:pPr>
+            <w:r/>
+            <w:r>
+              <w:rPr>
+                <w:b w:val="0"/>
+                <w:i w:val="0"/>
+                <w:sz w:val="22"/>
+              </w:rPr>
+              <w:t>Штрафы и предписания надзорных органов</w:t>
+            </w:r>
+          </w:p>
+        </w:tc>
+        <w:tc>
+          <w:tcPr>
+            <w:tcW w:type="dxa" w:w="2041"/>
+          </w:tcPr>
+          <w:p>
+            <w:pPr>
+              <w:jc w:val="left"/>
+            </w:pPr>
+            <w:r/>
+            <w:r>
+              <w:rPr>
+                <w:b w:val="0"/>
+                <w:i w:val="0"/>
+                <w:sz w:val="22"/>
+              </w:rPr>
+              <w:t>не оценивается</w:t>
+            </w:r>
+          </w:p>
+        </w:tc>
+        <w:tc>
+          <w:tcPr>
+            <w:tcW w:type="dxa" w:w="1474"/>
+          </w:tcPr>
+          <w:p>
+            <w:pPr>
+              <w:jc w:val="left"/>
+            </w:pPr>
+            <w:r/>
+            <w:r>
+              <w:rPr>
+                <w:b w:val="0"/>
+                <w:i w:val="0"/>
+                <w:sz w:val="22"/>
+              </w:rPr>
+              <w:t>0</w:t>
+            </w:r>
+          </w:p>
+        </w:tc>
+        <w:tc>
+          <w:tcPr>
+            <w:tcW w:type="dxa" w:w="2154"/>
+          </w:tcPr>
+          <w:p>
+            <w:pPr>
+              <w:jc w:val="left"/>
+            </w:pPr>
+            <w:r/>
+            <w:r>
+              <w:rPr>
+                <w:b w:val="0"/>
+                <w:i w:val="0"/>
+                <w:sz w:val="22"/>
+              </w:rPr>
+              <w:t>ежегодно</w:t>
             </w:r>
           </w:p>
         </w:tc>
@@ -4817,58 +5088,77 @@
       <w:tr>
         <w:tc>
           <w:tcPr>
-            <w:tcW w:type="dxa" w:w="5102"/>
-          </w:tcPr>
-          <w:p>
-            <w:pPr>
-              <w:jc w:val="left"/>
-            </w:pPr>
-            <w:r/>
-            <w:r>
-              <w:rPr>
-                <w:b w:val="0"/>
-                <w:i w:val="0"/>
-                <w:sz w:val="22"/>
-              </w:rPr>
-              <w:t>Отходы, накопленные свыше 11 месяцев</w:t>
-            </w:r>
-          </w:p>
-        </w:tc>
-        <w:tc>
-          <w:tcPr>
-            <w:tcW w:type="dxa" w:w="2268"/>
-          </w:tcPr>
-          <w:p>
-            <w:pPr>
-              <w:jc w:val="left"/>
-            </w:pPr>
-            <w:r/>
-            <w:r>
-              <w:rPr>
-                <w:b w:val="0"/>
-                <w:i w:val="0"/>
-                <w:sz w:val="22"/>
-              </w:rPr>
-              <w:t>0</w:t>
-            </w:r>
-          </w:p>
-        </w:tc>
-        <w:tc>
-          <w:tcPr>
-            <w:tcW w:type="dxa" w:w="2268"/>
-          </w:tcPr>
-          <w:p>
-            <w:pPr>
-              <w:jc w:val="left"/>
-            </w:pPr>
-            <w:r/>
-            <w:r>
-              <w:rPr>
-                <w:b w:val="0"/>
-                <w:i w:val="0"/>
-                <w:sz w:val="22"/>
-              </w:rPr>
-              <w:t>ежемесячно</w:t>
+            <w:tcW w:type="dxa" w:w="3969"/>
+          </w:tcPr>
+          <w:p>
+            <w:pPr>
+              <w:jc w:val="left"/>
+            </w:pPr>
+            <w:r/>
+            <w:r>
+              <w:rPr>
+                <w:b w:val="0"/>
+                <w:i w:val="0"/>
+                <w:sz w:val="22"/>
+              </w:rPr>
+              <w:t>Отходы с паспортом (I-IV кл.) или подтверждённым классом (V кл.)</w:t>
+            </w:r>
+          </w:p>
+        </w:tc>
+        <w:tc>
+          <w:tcPr>
+            <w:tcW w:type="dxa" w:w="2041"/>
+          </w:tcPr>
+          <w:p>
+            <w:pPr>
+              <w:jc w:val="left"/>
+            </w:pPr>
+            <w:r/>
+            <w:r>
+              <w:rPr>
+                <w:b w:val="0"/>
+                <w:i w:val="0"/>
+                <w:sz w:val="22"/>
+              </w:rPr>
+              <w:t>не организовано</w:t>
+            </w:r>
+          </w:p>
+        </w:tc>
+        <w:tc>
+          <w:tcPr>
+            <w:tcW w:type="dxa" w:w="1474"/>
+          </w:tcPr>
+          <w:p>
+            <w:pPr>
+              <w:jc w:val="left"/>
+            </w:pPr>
+            <w:r/>
+            <w:r>
+              <w:rPr>
+                <w:b w:val="0"/>
+                <w:i w:val="0"/>
+                <w:sz w:val="22"/>
+              </w:rPr>
+              <w:t>100 % видов</w:t>
+            </w:r>
+          </w:p>
+        </w:tc>
+        <w:tc>
+          <w:tcPr>
+            <w:tcW w:type="dxa" w:w="2154"/>
+          </w:tcPr>
+          <w:p>
+            <w:pPr>
+              <w:jc w:val="left"/>
+            </w:pPr>
+            <w:r/>
+            <w:r>
+              <w:rPr>
+                <w:b w:val="0"/>
+                <w:i w:val="0"/>
+                <w:sz w:val="22"/>
+              </w:rPr>
+              <w:t>ежеквартально</w:t>
             </w:r>
           </w:p>
         </w:tc>
@@ -4876,58 +5166,77 @@
       <w:tr>
         <w:tc>
           <w:tcPr>
-            <w:tcW w:type="dxa" w:w="5102"/>
-          </w:tcPr>
-          <w:p>
-            <w:pPr>
-              <w:jc w:val="left"/>
-            </w:pPr>
-            <w:r/>
-            <w:r>
-              <w:rPr>
-                <w:b w:val="0"/>
-                <w:i w:val="0"/>
-                <w:sz w:val="22"/>
-              </w:rPr>
-              <w:t>Подразделения, представившие данные первичного учёта в срок</w:t>
-            </w:r>
-          </w:p>
-        </w:tc>
-        <w:tc>
-          <w:tcPr>
-            <w:tcW w:type="dxa" w:w="2268"/>
-          </w:tcPr>
-          <w:p>
-            <w:pPr>
-              <w:jc w:val="left"/>
-            </w:pPr>
-            <w:r/>
-            <w:r>
-              <w:rPr>
-                <w:b w:val="0"/>
-                <w:i w:val="0"/>
-                <w:sz w:val="22"/>
-              </w:rPr>
-              <w:t>100 %</w:t>
-            </w:r>
-          </w:p>
-        </w:tc>
-        <w:tc>
-          <w:tcPr>
-            <w:tcW w:type="dxa" w:w="2268"/>
-          </w:tcPr>
-          <w:p>
-            <w:pPr>
-              <w:jc w:val="left"/>
-            </w:pPr>
-            <w:r/>
-            <w:r>
-              <w:rPr>
-                <w:b w:val="0"/>
-                <w:i w:val="0"/>
-                <w:sz w:val="22"/>
-              </w:rPr>
-              <w:t>ежемесячно</w:t>
+            <w:tcW w:type="dxa" w:w="3969"/>
+          </w:tcPr>
+          <w:p>
+            <w:pPr>
+              <w:jc w:val="left"/>
+            </w:pPr>
+            <w:r/>
+            <w:r>
+              <w:rPr>
+                <w:b w:val="0"/>
+                <w:i w:val="0"/>
+                <w:sz w:val="22"/>
+              </w:rPr>
+              <w:t>Виды отходов, переданные по договорам</w:t>
+            </w:r>
+          </w:p>
+        </w:tc>
+        <w:tc>
+          <w:tcPr>
+            <w:tcW w:type="dxa" w:w="2041"/>
+          </w:tcPr>
+          <w:p>
+            <w:pPr>
+              <w:jc w:val="left"/>
+            </w:pPr>
+            <w:r/>
+            <w:r>
+              <w:rPr>
+                <w:b w:val="0"/>
+                <w:i w:val="0"/>
+                <w:sz w:val="22"/>
+              </w:rPr>
+              <w:t>производственные и ТКО</w:t>
+            </w:r>
+          </w:p>
+        </w:tc>
+        <w:tc>
+          <w:tcPr>
+            <w:tcW w:type="dxa" w:w="1474"/>
+          </w:tcPr>
+          <w:p>
+            <w:pPr>
+              <w:jc w:val="left"/>
+            </w:pPr>
+            <w:r/>
+            <w:r>
+              <w:rPr>
+                <w:b w:val="0"/>
+                <w:i w:val="0"/>
+                <w:sz w:val="22"/>
+              </w:rPr>
+              <w:t>все виды</w:t>
+            </w:r>
+          </w:p>
+        </w:tc>
+        <w:tc>
+          <w:tcPr>
+            <w:tcW w:type="dxa" w:w="2154"/>
+          </w:tcPr>
+          <w:p>
+            <w:pPr>
+              <w:jc w:val="left"/>
+            </w:pPr>
+            <w:r/>
+            <w:r>
+              <w:rPr>
+                <w:b w:val="0"/>
+                <w:i w:val="0"/>
+                <w:sz w:val="22"/>
+              </w:rPr>
+              <w:t>ежеквартально</w:t>
             </w:r>
           </w:p>
         </w:tc>
@@ -4935,26 +5244,45 @@
       <w:tr>
         <w:tc>
           <w:tcPr>
-            <w:tcW w:type="dxa" w:w="5102"/>
-          </w:tcPr>
-          <w:p>
-            <w:pPr>
-              <w:jc w:val="left"/>
-            </w:pPr>
-            <w:r/>
-            <w:r>
-              <w:rPr>
-                <w:b w:val="0"/>
-                <w:i w:val="0"/>
-                <w:sz w:val="22"/>
-              </w:rPr>
-              <w:t>Случаи работы оборудования без ГОУ</w:t>
-            </w:r>
-          </w:p>
-        </w:tc>
-        <w:tc>
-          <w:tcPr>
-            <w:tcW w:type="dxa" w:w="2268"/>
+            <w:tcW w:type="dxa" w:w="3969"/>
+          </w:tcPr>
+          <w:p>
+            <w:pPr>
+              <w:jc w:val="left"/>
+            </w:pPr>
+            <w:r/>
+            <w:r>
+              <w:rPr>
+                <w:b w:val="0"/>
+                <w:i w:val="0"/>
+                <w:sz w:val="22"/>
+              </w:rPr>
+              <w:t>Отходы, накопленные свыше 11 месяцев</w:t>
+            </w:r>
+          </w:p>
+        </w:tc>
+        <w:tc>
+          <w:tcPr>
+            <w:tcW w:type="dxa" w:w="2041"/>
+          </w:tcPr>
+          <w:p>
+            <w:pPr>
+              <w:jc w:val="left"/>
+            </w:pPr>
+            <w:r/>
+            <w:r>
+              <w:rPr>
+                <w:b w:val="0"/>
+                <w:i w:val="0"/>
+                <w:sz w:val="22"/>
+              </w:rPr>
+              <w:t>не контролируется</w:t>
+            </w:r>
+          </w:p>
+        </w:tc>
+        <w:tc>
+          <w:tcPr>
+            <w:tcW w:type="dxa" w:w="1474"/>
           </w:tcPr>
           <w:p>
             <w:pPr>
@@ -4973,7 +5301,7 @@
         </w:tc>
         <w:tc>
           <w:tcPr>
-            <w:tcW w:type="dxa" w:w="2268"/>
+            <w:tcW w:type="dxa" w:w="2154"/>
           </w:tcPr>
           <w:p>
             <w:pPr>
@@ -4994,26 +5322,45 @@
       <w:tr>
         <w:tc>
           <w:tcPr>
-            <w:tcW w:type="dxa" w:w="5102"/>
-          </w:tcPr>
-          <w:p>
-            <w:pPr>
-              <w:jc w:val="left"/>
-            </w:pPr>
-            <w:r/>
-            <w:r>
-              <w:rPr>
-                <w:b w:val="0"/>
-                <w:i w:val="0"/>
-                <w:sz w:val="22"/>
-              </w:rPr>
-              <w:t>Изменения производства, согласованные с экологом до внедрения</w:t>
-            </w:r>
-          </w:p>
-        </w:tc>
-        <w:tc>
-          <w:tcPr>
-            <w:tcW w:type="dxa" w:w="2268"/>
+            <w:tcW w:type="dxa" w:w="3969"/>
+          </w:tcPr>
+          <w:p>
+            <w:pPr>
+              <w:jc w:val="left"/>
+            </w:pPr>
+            <w:r/>
+            <w:r>
+              <w:rPr>
+                <w:b w:val="0"/>
+                <w:i w:val="0"/>
+                <w:sz w:val="22"/>
+              </w:rPr>
+              <w:t>Подразделения, представившие данные первичного учёта в срок</w:t>
+            </w:r>
+          </w:p>
+        </w:tc>
+        <w:tc>
+          <w:tcPr>
+            <w:tcW w:type="dxa" w:w="2041"/>
+          </w:tcPr>
+          <w:p>
+            <w:pPr>
+              <w:jc w:val="left"/>
+            </w:pPr>
+            <w:r/>
+            <w:r>
+              <w:rPr>
+                <w:b w:val="0"/>
+                <w:i w:val="0"/>
+                <w:sz w:val="22"/>
+              </w:rPr>
+              <w:t>учёт не ведётся</w:t>
+            </w:r>
+          </w:p>
+        </w:tc>
+        <w:tc>
+          <w:tcPr>
+            <w:tcW w:type="dxa" w:w="1474"/>
           </w:tcPr>
           <w:p>
             <w:pPr>
@@ -5032,20 +5379,20 @@
         </w:tc>
         <w:tc>
           <w:tcPr>
-            <w:tcW w:type="dxa" w:w="2268"/>
-          </w:tcPr>
-          <w:p>
-            <w:pPr>
-              <w:jc w:val="left"/>
-            </w:pPr>
-            <w:r/>
-            <w:r>
-              <w:rPr>
-                <w:b w:val="0"/>
-                <w:i w:val="0"/>
-                <w:sz w:val="22"/>
-              </w:rPr>
-              <w:t>ежеквартально</w:t>
+            <w:tcW w:type="dxa" w:w="2154"/>
+          </w:tcPr>
+          <w:p>
+            <w:pPr>
+              <w:jc w:val="left"/>
+            </w:pPr>
+            <w:r/>
+            <w:r>
+              <w:rPr>
+                <w:b w:val="0"/>
+                <w:i w:val="0"/>
+                <w:sz w:val="22"/>
+              </w:rPr>
+              <w:t>ежемесячно</w:t>
             </w:r>
           </w:p>
         </w:tc>
@@ -5053,7 +5400,163 @@
       <w:tr>
         <w:tc>
           <w:tcPr>
-            <w:tcW w:type="dxa" w:w="5102"/>
+            <w:tcW w:type="dxa" w:w="3969"/>
+          </w:tcPr>
+          <w:p>
+            <w:pPr>
+              <w:jc w:val="left"/>
+            </w:pPr>
+            <w:r/>
+            <w:r>
+              <w:rPr>
+                <w:b w:val="0"/>
+                <w:i w:val="0"/>
+                <w:sz w:val="22"/>
+              </w:rPr>
+              <w:t>Случаи работы оборудования без ГОУ</w:t>
+            </w:r>
+          </w:p>
+        </w:tc>
+        <w:tc>
+          <w:tcPr>
+            <w:tcW w:type="dxa" w:w="2041"/>
+          </w:tcPr>
+          <w:p>
+            <w:pPr>
+              <w:jc w:val="left"/>
+            </w:pPr>
+            <w:r/>
+            <w:r>
+              <w:rPr>
+                <w:b w:val="0"/>
+                <w:i w:val="0"/>
+                <w:sz w:val="22"/>
+              </w:rPr>
+              <w:t>не контролируется</w:t>
+            </w:r>
+          </w:p>
+        </w:tc>
+        <w:tc>
+          <w:tcPr>
+            <w:tcW w:type="dxa" w:w="1474"/>
+          </w:tcPr>
+          <w:p>
+            <w:pPr>
+              <w:jc w:val="left"/>
+            </w:pPr>
+            <w:r/>
+            <w:r>
+              <w:rPr>
+                <w:b w:val="0"/>
+                <w:i w:val="0"/>
+                <w:sz w:val="22"/>
+              </w:rPr>
+              <w:t>0</w:t>
+            </w:r>
+          </w:p>
+        </w:tc>
+        <w:tc>
+          <w:tcPr>
+            <w:tcW w:type="dxa" w:w="2154"/>
+          </w:tcPr>
+          <w:p>
+            <w:pPr>
+              <w:jc w:val="left"/>
+            </w:pPr>
+            <w:r/>
+            <w:r>
+              <w:rPr>
+                <w:b w:val="0"/>
+                <w:i w:val="0"/>
+                <w:sz w:val="22"/>
+              </w:rPr>
+              <w:t>ежемесячно</w:t>
+            </w:r>
+          </w:p>
+        </w:tc>
+      </w:tr>
+      <w:tr>
+        <w:tc>
+          <w:tcPr>
+            <w:tcW w:type="dxa" w:w="3969"/>
+          </w:tcPr>
+          <w:p>
+            <w:pPr>
+              <w:jc w:val="left"/>
+            </w:pPr>
+            <w:r/>
+            <w:r>
+              <w:rPr>
+                <w:b w:val="0"/>
+                <w:i w:val="0"/>
+                <w:sz w:val="22"/>
+              </w:rPr>
+              <w:t>Изменения производства, согласованные с экологом до внедрения</w:t>
+            </w:r>
+          </w:p>
+        </w:tc>
+        <w:tc>
+          <w:tcPr>
+            <w:tcW w:type="dxa" w:w="2041"/>
+          </w:tcPr>
+          <w:p>
+            <w:pPr>
+              <w:jc w:val="left"/>
+            </w:pPr>
+            <w:r/>
+            <w:r>
+              <w:rPr>
+                <w:b w:val="0"/>
+                <w:i w:val="0"/>
+                <w:sz w:val="22"/>
+              </w:rPr>
+              <w:t>не согласуются</w:t>
+            </w:r>
+          </w:p>
+        </w:tc>
+        <w:tc>
+          <w:tcPr>
+            <w:tcW w:type="dxa" w:w="1474"/>
+          </w:tcPr>
+          <w:p>
+            <w:pPr>
+              <w:jc w:val="left"/>
+            </w:pPr>
+            <w:r/>
+            <w:r>
+              <w:rPr>
+                <w:b w:val="0"/>
+                <w:i w:val="0"/>
+                <w:sz w:val="22"/>
+              </w:rPr>
+              <w:t>100 %</w:t>
+            </w:r>
+          </w:p>
+        </w:tc>
+        <w:tc>
+          <w:tcPr>
+            <w:tcW w:type="dxa" w:w="2154"/>
+          </w:tcPr>
+          <w:p>
+            <w:pPr>
+              <w:jc w:val="left"/>
+            </w:pPr>
+            <w:r/>
+            <w:r>
+              <w:rPr>
+                <w:b w:val="0"/>
+                <w:i w:val="0"/>
+                <w:sz w:val="22"/>
+              </w:rPr>
+              <w:t>ежеквартально</w:t>
+            </w:r>
+          </w:p>
+        </w:tc>
+      </w:tr>
+      <w:tr>
+        <w:tc>
+          <w:tcPr>
+            <w:tcW w:type="dxa" w:w="3969"/>
           </w:tcPr>
           <w:p>
             <w:pPr>
@@ -5072,7 +5575,26 @@
         </w:tc>
         <w:tc>
           <w:tcPr>
-            <w:tcW w:type="dxa" w:w="2268"/>
+            <w:tcW w:type="dxa" w:w="2041"/>
+          </w:tcPr>
+          <w:p>
+            <w:pPr>
+              <w:jc w:val="left"/>
+            </w:pPr>
+            <w:r/>
+            <w:r>
+              <w:rPr>
+                <w:b w:val="0"/>
+                <w:i w:val="0"/>
+                <w:sz w:val="22"/>
+              </w:rPr>
+              <w:t>реестра нет</w:t>
+            </w:r>
+          </w:p>
+        </w:tc>
+        <w:tc>
+          <w:tcPr>
+            <w:tcW w:type="dxa" w:w="1474"/>
           </w:tcPr>
           <w:p>
             <w:pPr>
@@ -5091,7 +5613,7 @@
         </w:tc>
         <w:tc>
           <w:tcPr>
-            <w:tcW w:type="dxa" w:w="2268"/>
+            <w:tcW w:type="dxa" w:w="2154"/>
           </w:tcPr>
           <w:p>
             <w:pPr>
@@ -13807,6 +14329,84 @@
           </w:p>
         </w:tc>
       </w:tr>
+      <w:tr>
+        <w:tc>
+          <w:tcPr>
+            <w:tcW w:type="dxa" w:w="567"/>
+          </w:tcPr>
+          <w:p>
+            <w:pPr>
+              <w:jc w:val="left"/>
+            </w:pPr>
+            <w:r/>
+            <w:r>
+              <w:rPr>
+                <w:b w:val="0"/>
+                <w:i w:val="0"/>
+                <w:sz w:val="22"/>
+              </w:rPr>
+              <w:t>11</w:t>
+            </w:r>
+          </w:p>
+        </w:tc>
+        <w:tc>
+          <w:tcPr>
+            <w:tcW w:type="dxa" w:w="5669"/>
+          </w:tcPr>
+          <w:p>
+            <w:pPr>
+              <w:jc w:val="left"/>
+            </w:pPr>
+            <w:r/>
+            <w:r>
+              <w:rPr>
+                <w:b w:val="0"/>
+                <w:i w:val="0"/>
+                <w:sz w:val="22"/>
+              </w:rPr>
+              <w:t>Бюджет и ресурс на внедрение процесса (подрядчик или дополнительная штатная единица)</w:t>
+            </w:r>
+          </w:p>
+        </w:tc>
+        <w:tc>
+          <w:tcPr>
+            <w:tcW w:type="dxa" w:w="1020"/>
+          </w:tcPr>
+          <w:p>
+            <w:pPr>
+              <w:jc w:val="left"/>
+            </w:pPr>
+            <w:r/>
+            <w:r>
+              <w:rPr>
+                <w:b w:val="0"/>
+                <w:i w:val="0"/>
+                <w:sz w:val="22"/>
+              </w:rPr>
+              <w:t>раздел 7, п. 2</w:t>
+            </w:r>
+          </w:p>
+        </w:tc>
+        <w:tc>
+          <w:tcPr>
+            <w:tcW w:type="dxa" w:w="2381"/>
+          </w:tcPr>
+          <w:p>
+            <w:pPr>
+              <w:jc w:val="left"/>
+            </w:pPr>
+            <w:r/>
+            <w:r>
+              <w:rPr>
+                <w:b w:val="0"/>
+                <w:i w:val="0"/>
+                <w:sz w:val="22"/>
+              </w:rPr>
+              <w:t>Однократно, далее в годовом бюджете</w:t>
+            </w:r>
+          </w:p>
+        </w:tc>
+      </w:tr>
     </w:tbl>
     <w:p>
       <w:pPr>
@@ -14289,7 +14889,7 @@
                 <w:i w:val="0"/>
                 <w:sz w:val="20"/>
               </w:rPr>
-              <w:t>И</w:t>
+              <w:t>У</w:t>
             </w:r>
           </w:p>
         </w:tc>

--- a/documents/Ekologiya/Бизнес-процесс_Экологическое_сопровождение.docx
+++ b/documents/Ekologiya/Бизнес-процесс_Экологическое_сопровождение.docx
@@ -887,7 +887,7 @@
                 <w:i w:val="0"/>
                 <w:sz w:val="20"/>
               </w:rPr>
-              <w:t>Обучение ответственных до допуска к работе</w:t>
+              <w:t>Подготовка в области охраны окружающей среды у ГД и специалистов, принимающих решения (ст. 73 7-ФЗ); профессиональная подготовка у допущенных к обращению с отходами I-IV классов</w:t>
             </w:r>
           </w:p>
         </w:tc>
@@ -1585,7 +1585,7 @@
                 <w:i w:val="0"/>
                 <w:sz w:val="20"/>
               </w:rPr>
-              <w:t>ст. 8.41 КоАП: 50 000 - 100 000 руб.; доначисление платы за прошлые периоды и пеней</w:t>
+              <w:t>ст. 8.41 КоАП: 50 000 - 100 000 руб.; доначисление платы за прошлые периоды; пени 1/300 ключевой ставки ЦБ за каждый день просрочки (п. 7 ст. 16.4 7-ФЗ)</w:t>
             </w:r>
           </w:p>
         </w:tc>
@@ -2116,7 +2116,7 @@
           <w:i w:val="0"/>
           <w:sz w:val="26"/>
         </w:rPr>
-        <w:t>- Федеральный закон от 10.01.2002 № 7-ФЗ «Об охране окружающей среды» (ст. 16-16.5, 22, 31.2, 67, 69.2, 73);</w:t>
+        <w:t>- Федеральный закон от 10.01.2002 № 7-ФЗ «Об охране окружающей среды» в ред. от 04.08.2026 (ст. 16-16.5, 22, 31.2, 34, 39, 67, 69.2, 73, 75, 77);</w:t>
       </w:r>
     </w:p>
     <w:p>
@@ -2483,7 +2483,7 @@
                 <w:i w:val="0"/>
                 <w:sz w:val="22"/>
               </w:rPr>
-              <w:t>Утверждает приказы, программу ПЭК, декларации; подписывает договоры с операторами по отходам и лабораторией; утверждает план природоохранных мероприятий и бюджет; несёт ответственность как руководитель юридического лица</w:t>
+              <w:t>Утверждает приказы, программу ПЭК, декларации; подписывает договоры с операторами по отходам и лабораторией; утверждает план природоохранных мероприятий и бюджет; несёт ответственность как руководитель юридического лица. Обязан иметь подготовку в области охраны окружающей среды и экологической безопасности (п. 1 ст. 73 7-ФЗ)</w:t>
             </w:r>
           </w:p>
         </w:tc>
@@ -2764,6 +2764,532 @@
                 <w:sz w:val="22"/>
               </w:rPr>
               <w:t>Организация обучения ответственных лиц, учёт документов о квалификации</w:t>
+            </w:r>
+          </w:p>
+        </w:tc>
+      </w:tr>
+    </w:tbl>
+    <w:p>
+      <w:pPr>
+        <w:keepNext/>
+        <w:spacing w:after="80" w:before="200"/>
+        <w:jc w:val="left"/>
+      </w:pPr>
+      <w:r>
+        <w:rPr>
+          <w:b/>
+          <w:i w:val="0"/>
+        </w:rPr>
+        <w:t>5.1. Кто отвечает по Федеральному закону № 7-ФЗ</w:t>
+      </w:r>
+    </w:p>
+    <w:p>
+      <w:pPr>
+        <w:spacing w:after="120" w:before="0"/>
+        <w:ind w:firstLine="709"/>
+        <w:jc w:val="both"/>
+      </w:pPr>
+      <w:r>
+        <w:rPr>
+          <w:b w:val="0"/>
+          <w:i w:val="0"/>
+          <w:sz w:val="26"/>
+        </w:rPr>
+        <w:t>Закон возлагает обязанности на юридическое лицо (Общество). Назначение конкретных лиц закон прямо требует в двух случаях: ответственные за ПЭК указываются в программе ПЭК (п. 3 ст. 67), подготовку обязаны иметь руководитель организации и специалисты, принимающие решения (п. 1 ст. 73). Остальное распределение обязанностей устанавливается приказом Общества. Если ответственные не назначены, административную ответственность как должностное лицо несёт руководитель (ст. 2.4 КоАП).</w:t>
+      </w:r>
+    </w:p>
+    <w:tbl>
+      <w:tblPr>
+        <w:tblW w:type="auto" w:w="0"/>
+        <w:jc w:val="center"/>
+        <w:tblLayout w:type="fixed"/>
+        <w:tblLook w:firstColumn="1" w:firstRow="1" w:lastColumn="0" w:lastRow="0" w:noHBand="0" w:noVBand="1" w:val="04A0"/>
+        <w:tblBorders>
+          <w:top w:val="single" w:sz="4" w:space="0" w:color="auto"/>
+          <w:left w:val="single" w:sz="4" w:space="0" w:color="auto"/>
+          <w:bottom w:val="single" w:sz="4" w:space="0" w:color="auto"/>
+          <w:right w:val="single" w:sz="4" w:space="0" w:color="auto"/>
+          <w:insideH w:val="single" w:sz="4" w:space="0" w:color="auto"/>
+          <w:insideV w:val="single" w:sz="4" w:space="0" w:color="auto"/>
+        </w:tblBorders>
+        <w:tblLayout w:type="fixed"/>
+      </w:tblPr>
+      <w:tblGrid>
+        <w:gridCol w:w="2835"/>
+        <w:gridCol w:w="2835"/>
+        <w:gridCol w:w="3969"/>
+      </w:tblGrid>
+      <w:tr>
+        <w:trPr>
+          <w:tblHeader w:val="true"/>
+        </w:trPr>
+        <w:tc>
+          <w:tcPr>
+            <w:tcW w:type="dxa" w:w="2835"/>
+            <w:shd w:val="clear" w:color="auto" w:fill="D9D9D9"/>
+          </w:tcPr>
+          <w:p>
+            <w:pPr>
+              <w:jc w:val="center"/>
+            </w:pPr>
+            <w:r/>
+            <w:r>
+              <w:rPr>
+                <w:b/>
+                <w:sz w:val="22"/>
+              </w:rPr>
+              <w:t>Обязанность (7-ФЗ)</w:t>
+            </w:r>
+          </w:p>
+        </w:tc>
+        <w:tc>
+          <w:tcPr>
+            <w:tcW w:type="dxa" w:w="2835"/>
+            <w:shd w:val="clear" w:color="auto" w:fill="D9D9D9"/>
+          </w:tcPr>
+          <w:p>
+            <w:pPr>
+              <w:jc w:val="center"/>
+            </w:pPr>
+            <w:r/>
+            <w:r>
+              <w:rPr>
+                <w:b/>
+                <w:sz w:val="22"/>
+              </w:rPr>
+              <w:t>Кто обязан по закону</w:t>
+            </w:r>
+          </w:p>
+        </w:tc>
+        <w:tc>
+          <w:tcPr>
+            <w:tcW w:type="dxa" w:w="3969"/>
+            <w:shd w:val="clear" w:color="auto" w:fill="D9D9D9"/>
+          </w:tcPr>
+          <w:p>
+            <w:pPr>
+              <w:jc w:val="center"/>
+            </w:pPr>
+            <w:r/>
+            <w:r>
+              <w:rPr>
+                <w:b/>
+                <w:sz w:val="22"/>
+              </w:rPr>
+              <w:t>Кто исполняет в Обществе</w:t>
+            </w:r>
+          </w:p>
+        </w:tc>
+      </w:tr>
+      <w:tr>
+        <w:tc>
+          <w:tcPr>
+            <w:tcW w:type="dxa" w:w="2835"/>
+          </w:tcPr>
+          <w:p>
+            <w:pPr>
+              <w:jc w:val="left"/>
+            </w:pPr>
+            <w:r/>
+            <w:r>
+              <w:rPr>
+                <w:b w:val="0"/>
+                <w:i w:val="0"/>
+                <w:sz w:val="22"/>
+              </w:rPr>
+              <w:t>Постановка объекта на учёт, актуализация сведений (ст. 69.2)</w:t>
+            </w:r>
+          </w:p>
+        </w:tc>
+        <w:tc>
+          <w:tcPr>
+            <w:tcW w:type="dxa" w:w="2835"/>
+          </w:tcPr>
+          <w:p>
+            <w:pPr>
+              <w:jc w:val="left"/>
+            </w:pPr>
+            <w:r/>
+            <w:r>
+              <w:rPr>
+                <w:b w:val="0"/>
+                <w:i w:val="0"/>
+                <w:sz w:val="22"/>
+              </w:rPr>
+              <w:t>Юридическое лицо</w:t>
+            </w:r>
+          </w:p>
+        </w:tc>
+        <w:tc>
+          <w:tcPr>
+            <w:tcW w:type="dxa" w:w="3969"/>
+          </w:tcPr>
+          <w:p>
+            <w:pPr>
+              <w:jc w:val="left"/>
+            </w:pPr>
+            <w:r/>
+            <w:r>
+              <w:rPr>
+                <w:b w:val="0"/>
+                <w:i w:val="0"/>
+                <w:sz w:val="22"/>
+              </w:rPr>
+              <w:t>Ведущий эколог готовит; ГД подписывает (ЭП или МЧД)</w:t>
+            </w:r>
+          </w:p>
+        </w:tc>
+      </w:tr>
+      <w:tr>
+        <w:tc>
+          <w:tcPr>
+            <w:tcW w:type="dxa" w:w="2835"/>
+          </w:tcPr>
+          <w:p>
+            <w:pPr>
+              <w:jc w:val="left"/>
+            </w:pPr>
+            <w:r/>
+            <w:r>
+              <w:rPr>
+                <w:b w:val="0"/>
+                <w:i w:val="0"/>
+                <w:sz w:val="22"/>
+              </w:rPr>
+              <w:t>Плата за НВОС, декларация о плате (ст. 16.1, 16.4)</w:t>
+            </w:r>
+          </w:p>
+        </w:tc>
+        <w:tc>
+          <w:tcPr>
+            <w:tcW w:type="dxa" w:w="2835"/>
+          </w:tcPr>
+          <w:p>
+            <w:pPr>
+              <w:jc w:val="left"/>
+            </w:pPr>
+            <w:r/>
+            <w:r>
+              <w:rPr>
+                <w:b w:val="0"/>
+                <w:i w:val="0"/>
+                <w:sz w:val="22"/>
+              </w:rPr>
+              <w:t>Юридическое лицо</w:t>
+            </w:r>
+          </w:p>
+        </w:tc>
+        <w:tc>
+          <w:tcPr>
+            <w:tcW w:type="dxa" w:w="3969"/>
+          </w:tcPr>
+          <w:p>
+            <w:pPr>
+              <w:jc w:val="left"/>
+            </w:pPr>
+            <w:r/>
+            <w:r>
+              <w:rPr>
+                <w:b w:val="0"/>
+                <w:i w:val="0"/>
+                <w:sz w:val="22"/>
+              </w:rPr>
+              <w:t>Ведущий эколог рассчитывает; бухгалтерия вносит; ГД подписывает</w:t>
+            </w:r>
+          </w:p>
+        </w:tc>
+      </w:tr>
+      <w:tr>
+        <w:tc>
+          <w:tcPr>
+            <w:tcW w:type="dxa" w:w="2835"/>
+          </w:tcPr>
+          <w:p>
+            <w:pPr>
+              <w:jc w:val="left"/>
+            </w:pPr>
+            <w:r/>
+            <w:r>
+              <w:rPr>
+                <w:b w:val="0"/>
+                <w:i w:val="0"/>
+                <w:sz w:val="22"/>
+              </w:rPr>
+              <w:t>Декларация о воздействии, II категория (ст. 31.2)</w:t>
+            </w:r>
+          </w:p>
+        </w:tc>
+        <w:tc>
+          <w:tcPr>
+            <w:tcW w:type="dxa" w:w="2835"/>
+          </w:tcPr>
+          <w:p>
+            <w:pPr>
+              <w:jc w:val="left"/>
+            </w:pPr>
+            <w:r/>
+            <w:r>
+              <w:rPr>
+                <w:b w:val="0"/>
+                <w:i w:val="0"/>
+                <w:sz w:val="22"/>
+              </w:rPr>
+              <w:t>Юридическое лицо</w:t>
+            </w:r>
+          </w:p>
+        </w:tc>
+        <w:tc>
+          <w:tcPr>
+            <w:tcW w:type="dxa" w:w="3969"/>
+          </w:tcPr>
+          <w:p>
+            <w:pPr>
+              <w:jc w:val="left"/>
+            </w:pPr>
+            <w:r/>
+            <w:r>
+              <w:rPr>
+                <w:b w:val="0"/>
+                <w:i w:val="0"/>
+                <w:sz w:val="22"/>
+              </w:rPr>
+              <w:t>Ведущий эколог готовит; ГД подписывает</w:t>
+            </w:r>
+          </w:p>
+        </w:tc>
+      </w:tr>
+      <w:tr>
+        <w:tc>
+          <w:tcPr>
+            <w:tcW w:type="dxa" w:w="2835"/>
+          </w:tcPr>
+          <w:p>
+            <w:pPr>
+              <w:jc w:val="left"/>
+            </w:pPr>
+            <w:r/>
+            <w:r>
+              <w:rPr>
+                <w:b w:val="0"/>
+                <w:i w:val="0"/>
+                <w:sz w:val="22"/>
+              </w:rPr>
+              <w:t>Производственный экологический контроль (ст. 67)</w:t>
+            </w:r>
+          </w:p>
+        </w:tc>
+        <w:tc>
+          <w:tcPr>
+            <w:tcW w:type="dxa" w:w="2835"/>
+          </w:tcPr>
+          <w:p>
+            <w:pPr>
+              <w:jc w:val="left"/>
+            </w:pPr>
+            <w:r/>
+            <w:r>
+              <w:rPr>
+                <w:b w:val="0"/>
+                <w:i w:val="0"/>
+                <w:sz w:val="22"/>
+              </w:rPr>
+              <w:t>Юридическое лицо; в программе ПЭК - подразделения и должностные лица, отвечающие за ПЭК (п. 3)</w:t>
+            </w:r>
+          </w:p>
+        </w:tc>
+        <w:tc>
+          <w:tcPr>
+            <w:tcW w:type="dxa" w:w="3969"/>
+          </w:tcPr>
+          <w:p>
+            <w:pPr>
+              <w:jc w:val="left"/>
+            </w:pPr>
+            <w:r/>
+            <w:r>
+              <w:rPr>
+                <w:b w:val="0"/>
+                <w:i w:val="0"/>
+                <w:sz w:val="22"/>
+              </w:rPr>
+              <w:t>Ведущий эколог - организация ПЭК; руководители подразделений - первичные данные; СГИ - ГОУ. Все указываются в программе ПЭК</w:t>
+            </w:r>
+          </w:p>
+        </w:tc>
+      </w:tr>
+      <w:tr>
+        <w:tc>
+          <w:tcPr>
+            <w:tcW w:type="dxa" w:w="2835"/>
+          </w:tcPr>
+          <w:p>
+            <w:pPr>
+              <w:jc w:val="left"/>
+            </w:pPr>
+            <w:r/>
+            <w:r>
+              <w:rPr>
+                <w:b w:val="0"/>
+                <w:i w:val="0"/>
+                <w:sz w:val="22"/>
+              </w:rPr>
+              <w:t>Подготовка в области охраны окружающей среды (ст. 73)</w:t>
+            </w:r>
+          </w:p>
+        </w:tc>
+        <w:tc>
+          <w:tcPr>
+            <w:tcW w:type="dxa" w:w="2835"/>
+          </w:tcPr>
+          <w:p>
+            <w:pPr>
+              <w:jc w:val="left"/>
+            </w:pPr>
+            <w:r/>
+            <w:r>
+              <w:rPr>
+                <w:b w:val="0"/>
+                <w:i w:val="0"/>
+                <w:sz w:val="22"/>
+              </w:rPr>
+              <w:t>Руководитель организации и специалисты, принимающие решения</w:t>
+            </w:r>
+          </w:p>
+        </w:tc>
+        <w:tc>
+          <w:tcPr>
+            <w:tcW w:type="dxa" w:w="3969"/>
+          </w:tcPr>
+          <w:p>
+            <w:pPr>
+              <w:jc w:val="left"/>
+            </w:pPr>
+            <w:r/>
+            <w:r>
+              <w:rPr>
+                <w:b w:val="0"/>
+                <w:i w:val="0"/>
+                <w:sz w:val="22"/>
+              </w:rPr>
+              <w:t>ГД, ведущий эколог, главный инженер, главный технолог, руководители подразделений</w:t>
+            </w:r>
+          </w:p>
+        </w:tc>
+      </w:tr>
+      <w:tr>
+        <w:tc>
+          <w:tcPr>
+            <w:tcW w:type="dxa" w:w="2835"/>
+          </w:tcPr>
+          <w:p>
+            <w:pPr>
+              <w:jc w:val="left"/>
+            </w:pPr>
+            <w:r/>
+            <w:r>
+              <w:rPr>
+                <w:b w:val="0"/>
+                <w:i w:val="0"/>
+                <w:sz w:val="22"/>
+              </w:rPr>
+              <w:t>Соблюдение требований при эксплуатации объектов (ст. 34, 39)</w:t>
+            </w:r>
+          </w:p>
+        </w:tc>
+        <w:tc>
+          <w:tcPr>
+            <w:tcW w:type="dxa" w:w="2835"/>
+          </w:tcPr>
+          <w:p>
+            <w:pPr>
+              <w:jc w:val="left"/>
+            </w:pPr>
+            <w:r/>
+            <w:r>
+              <w:rPr>
+                <w:b w:val="0"/>
+                <w:i w:val="0"/>
+                <w:sz w:val="22"/>
+              </w:rPr>
+              <w:t>Юридическое лицо</w:t>
+            </w:r>
+          </w:p>
+        </w:tc>
+        <w:tc>
+          <w:tcPr>
+            <w:tcW w:type="dxa" w:w="3969"/>
+          </w:tcPr>
+          <w:p>
+            <w:pPr>
+              <w:jc w:val="left"/>
+            </w:pPr>
+            <w:r/>
+            <w:r>
+              <w:rPr>
+                <w:b w:val="0"/>
+                <w:i w:val="0"/>
+                <w:sz w:val="22"/>
+              </w:rPr>
+              <w:t>Руководители подразделений на участках; СГИ по оборудованию; контроль - ведущий эколог</w:t>
+            </w:r>
+          </w:p>
+        </w:tc>
+      </w:tr>
+      <w:tr>
+        <w:tc>
+          <w:tcPr>
+            <w:tcW w:type="dxa" w:w="2835"/>
+          </w:tcPr>
+          <w:p>
+            <w:pPr>
+              <w:jc w:val="left"/>
+            </w:pPr>
+            <w:r/>
+            <w:r>
+              <w:rPr>
+                <w:b w:val="0"/>
+                <w:i w:val="0"/>
+                <w:sz w:val="22"/>
+              </w:rPr>
+              <w:t>Ответственность (ст. 75)</w:t>
+            </w:r>
+          </w:p>
+        </w:tc>
+        <w:tc>
+          <w:tcPr>
+            <w:tcW w:type="dxa" w:w="2835"/>
+          </w:tcPr>
+          <w:p>
+            <w:pPr>
+              <w:jc w:val="left"/>
+            </w:pPr>
+            <w:r/>
+            <w:r>
+              <w:rPr>
+                <w:b w:val="0"/>
+                <w:i w:val="0"/>
+                <w:sz w:val="22"/>
+              </w:rPr>
+              <w:t>Имущественная, дисциплинарная, административная, уголовная</w:t>
+            </w:r>
+          </w:p>
+        </w:tc>
+        <w:tc>
+          <w:tcPr>
+            <w:tcW w:type="dxa" w:w="3969"/>
+          </w:tcPr>
+          <w:p>
+            <w:pPr>
+              <w:jc w:val="left"/>
+            </w:pPr>
+            <w:r/>
+            <w:r>
+              <w:rPr>
+                <w:b w:val="0"/>
+                <w:i w:val="0"/>
+                <w:sz w:val="22"/>
+              </w:rPr>
+              <w:t>Юрлицо и должностные лица, назначенные приказом; при отсутствии приказа - ГД</w:t>
             </w:r>
           </w:p>
         </w:tc>
@@ -3865,7 +4391,7 @@
                 <w:i w:val="0"/>
                 <w:sz w:val="20"/>
               </w:rPr>
-              <w:t>Направить ответственных на обучение</w:t>
+              <w:t>Обучение: ГД, ведущий эколог, главный инженер, главный технолог, руководители подразделений (ст. 73 7-ФЗ); допущенные к обращению с отходами (ст. 15 89-ФЗ)</w:t>
             </w:r>
           </w:p>
         </w:tc>
@@ -4156,7 +4682,7 @@
                 <w:i w:val="0"/>
                 <w:sz w:val="20"/>
               </w:rPr>
-              <w:t>Рассчитать плату за фактическое НВОС по площадкам, не стоявшим на учёте, за 2026 г. и включить в декларацию о плате; оценить обязательства за прошлые периоды</w:t>
+              <w:t>Рассчитать плату за фактическое НВОС по площадкам, не стоявшим на учёте, за 2026 г. и включить в декларацию о плате; оценить обязательства за прошлые периоды (ст. 16.1 7-ФЗ: плату вносят все, чья деятельность оказывает НВОС, кроме лиц, работающих только на объектах IV категории)</w:t>
             </w:r>
           </w:p>
         </w:tc>
@@ -6333,7 +6859,23 @@
                 <w:i w:val="0"/>
                 <w:sz w:val="22"/>
               </w:rPr>
-              <w:t>- руководители и специалисты, принимающие решения по деятельности, оказывающей НВОС, - подготовка в области охраны окружающей среды и экологической безопасности (ст. 73 7-ФЗ);</w:t>
+              <w:t>- руководитель организации (</w:t>
+            </w:r>
+            <w:r>
+              <w:rPr>
+                <w:b/>
+                <w:i w:val="0"/>
+                <w:sz w:val="22"/>
+              </w:rPr>
+              <w:t>генеральный директор</w:t>
+            </w:r>
+            <w:r>
+              <w:rPr>
+                <w:b w:val="0"/>
+                <w:i w:val="0"/>
+                <w:sz w:val="22"/>
+              </w:rPr>
+              <w:t>) и специалисты, ответственные за принятие решений по деятельности, оказывающей НВОС (ведущий эколог, главный инженер, главный технолог, руководители подразделений), - подготовка в области охраны окружающей среды и экологической безопасности (п. 1 ст. 73 7-ФЗ);</w:t>
             </w:r>
           </w:p>
           <w:p>
@@ -8390,7 +8932,7 @@
                 <w:i w:val="0"/>
                 <w:sz w:val="22"/>
               </w:rPr>
-              <w:t>Обязательна для объектов I-III категорий (ст. 67 7-ФЗ); для IV категории не требуется. Содержание - по приказу № 109: инвентаризационные данные, план-график контроля выбросов, контроль обращения с отходами, контроль работы ГОУ. В программе указываются обязанности подразделений по ведению первичных журналов.</w:t>
+              <w:t>Обязательна для объектов I-III категорий (ст. 67 7-ФЗ); для IV категории не требуется. Содержание - по приказу № 109: инвентаризационные данные, план-график контроля выбросов, контроль обращения с отходами, контроль работы ГОУ. Программа обязательно содержит сведения о подразделениях и (или) должностных лицах, отвечающих за осуществление ПЭК (п. 3 ст. 67 7-ФЗ): указываются лица, назначенные приказом (этап 2), и обязанности подразделений по ведению первичных журналов.</w:t>
             </w:r>
           </w:p>
         </w:tc>
@@ -9237,7 +9779,7 @@
                 <w:i w:val="0"/>
                 <w:sz w:val="22"/>
               </w:rPr>
-              <w:t>ОГТ/СГИ предоставляют данные по изменению; эколог оценивает влияние. Процесс возвращается к этапу 6 (соединитель «2»): повторная инвентаризация, актуализация сведений об объекте НВОС, нормативов, паспортов отходов, программы ПЭК.</w:t>
+              <w:t>ОГТ/СГИ предоставляют данные по изменению; эколог оценивает влияние. Процесс возвращается к этапу 6 (соединитель «2»): повторная инвентаризация, актуализация сведений об объекте НВОС, нормативов, паспортов отходов, программы ПЭК. Актуализация сведений об объекте обязательна при изменении характеристик технологических процессов, источников загрязнения, средств очистки выбросов и технологий обращения с отходами (п. 6 ст. 69.2 7-ФЗ).</w:t>
             </w:r>
           </w:p>
         </w:tc>
@@ -9352,7 +9894,7 @@
                 <w:i w:val="0"/>
                 <w:sz w:val="22"/>
               </w:rPr>
-              <w:t xml:space="preserve">Плата за выбросы и размещение отходов (ст. 16-16.5 7-ФЗ, ПП РФ № 255, № 913) - на основании данных учёта подразделений (этап 19). Освобождение действует, только если </w:t>
+              <w:t xml:space="preserve">Плата за выбросы и размещение отходов (ст. 16-16.5 7-ФЗ, ПП РФ № 255, № 913). Платёжная база определяется на основе данных ПЭК (п. 2 ст. 16.2 7-ФЗ), то есть данных учёта подразделений (этап 19). Освобождение действует, только если </w:t>
             </w:r>
             <w:r>
               <w:rPr>
@@ -12008,7 +12550,7 @@
                 <w:i w:val="0"/>
                 <w:sz w:val="22"/>
               </w:rPr>
-              <w:t>Росприроднадзор / региональный орган</w:t>
+              <w:t>Росприроднадзор по месту нахождения объекта</w:t>
             </w:r>
           </w:p>
         </w:tc>
@@ -12027,7 +12569,7 @@
                 <w:i w:val="0"/>
                 <w:sz w:val="22"/>
               </w:rPr>
-              <w:t>ст. 16.4 7-ФЗ, ПП № 255</w:t>
+              <w:t>п. 8 ст. 16.4 7-ФЗ, ПП № 255</w:t>
             </w:r>
           </w:p>
         </w:tc>
@@ -13222,7 +13764,7 @@
                 <w:i w:val="0"/>
                 <w:sz w:val="22"/>
               </w:rPr>
-              <w:t>50 000 - 100 000 руб.</w:t>
+              <w:t>50 000 - 100 000 руб.; кроме того, пени 1/300 ключевой ставки ЦБ за день (п. 7 ст. 16.4 7-ФЗ)</w:t>
             </w:r>
           </w:p>
         </w:tc>
@@ -13662,7 +14204,7 @@
                 <w:i w:val="0"/>
                 <w:sz w:val="22"/>
               </w:rPr>
-              <w:t>Направление ответственных на обучение (ст. 73 7-ФЗ, ст. 15 89-ФЗ)</w:t>
+              <w:t>Направление ответственных на обучение и прохождение подготовки самим ГД (ст. 73 7-ФЗ, ст. 15 89-ФЗ)</w:t>
             </w:r>
           </w:p>
         </w:tc>

--- a/documents/Ekologiya/Бизнес-процесс_Экологическое_сопровождение.docx
+++ b/documents/Ekologiya/Бизнес-процесс_Экологическое_сопровождение.docx
@@ -105,6 +105,21 @@
           <w:i w:val="0"/>
         </w:rPr>
         <w:t>(обеспечение соблюдения требований природоохранного законодательства РФ)</w:t>
+      </w:r>
+    </w:p>
+    <w:p>
+      <w:pPr>
+        <w:spacing w:after="120" w:before="0"/>
+        <w:ind w:firstLine="709"/>
+        <w:jc w:val="both"/>
+      </w:pPr>
+      <w:r>
+        <w:rPr>
+          <w:b w:val="0"/>
+          <w:i w:val="0"/>
+          <w:sz w:val="26"/>
+        </w:rPr>
+        <w:t>Документ состоит из обоснования (разделы 2-3: текущее состояние и требования законодательства) и регламента процесса (разделы 4-8, блок-схема, описание этапов, приложения). Утверждению подлежит регламент процесса.</w:t>
       </w:r>
     </w:p>
     <w:p>
@@ -752,7 +767,7 @@
                 <w:i w:val="0"/>
                 <w:sz w:val="20"/>
               </w:rPr>
-              <w:t>Назначение ответственных (ст. 2.4 КоАП; приказ № 498)</w:t>
+              <w:t>Назначение ответственных (п. 3 ст. 67 7-ФЗ; ст. 2.4 КоАП; приказ № 498)</w:t>
             </w:r>
           </w:p>
         </w:tc>
@@ -7992,7 +8007,7 @@
                 <w:i w:val="0"/>
                 <w:sz w:val="22"/>
               </w:rPr>
-              <w:t>Декларация подаётся в орган надзора по сведениям реестра НВОС (Росприроднадзор или региональный орган) на 7 лет (ст. 31.2 7-ФЗ). Повторная подача - при изменении технологических процессов и объёмов выбросов.</w:t>
+              <w:t>Декларация подаётся в орган надзора по сведениям реестра НВОС (Росприроднадзор или региональный орган) на 7 лет (ст. 31.2 7-ФЗ). Действует при неизменности техпроцессов, характеристик выбросов и стационарных источников; изменения в декларацию вносятся одновременно с актуализацией сведений об объекте (п. 6 ст. 31.2 7-ФЗ).</w:t>
             </w:r>
           </w:p>
         </w:tc>
@@ -9779,7 +9794,7 @@
                 <w:i w:val="0"/>
                 <w:sz w:val="22"/>
               </w:rPr>
-              <w:t>ОГТ/СГИ предоставляют данные по изменению; эколог оценивает влияние. Процесс возвращается к этапу 6 (соединитель «2»): повторная инвентаризация, актуализация сведений об объекте НВОС, нормативов, паспортов отходов, программы ПЭК. Актуализация сведений об объекте обязательна при изменении характеристик технологических процессов, источников загрязнения, средств очистки выбросов и технологий обращения с отходами (п. 6 ст. 69.2 7-ФЗ).</w:t>
+              <w:t>ОГТ/СГИ предоставляют данные по изменению; эколог оценивает влияние. Процесс возвращается к этапу 6 (соединитель «2»): повторная инвентаризация, актуализация сведений об объекте НВОС, нормативов, паспортов отходов, программы ПЭК. При изменении места нахождения объекта (переезд) сведения подаются не позднее 30 дней (п. 7 ст. 69.2 7-ФЗ). Актуализация сведений об объекте обязательна при изменении характеристик технологических процессов, источников загрязнения, средств очистки выбросов и технологий обращения с отходами (п. 6 ст. 69.2 7-ФЗ).</w:t>
             </w:r>
           </w:p>
         </w:tc>
@@ -10041,6 +10056,24 @@
               <w:t>- годовая плата - до 1 марта следующего года.</w:t>
             </w:r>
           </w:p>
+          <w:p>
+            <w:pPr>
+              <w:jc w:val="left"/>
+            </w:pPr>
+          </w:p>
+          <w:p>
+            <w:pPr>
+              <w:jc w:val="left"/>
+            </w:pPr>
+            <w:r>
+              <w:rPr>
+                <w:b w:val="0"/>
+                <w:i w:val="0"/>
+                <w:sz w:val="22"/>
+              </w:rPr>
+              <w:t>Авансовые платежи не вносятся в году начала деятельности на объекте (п. 5 ст. 16.4 7-ФЗ).</w:t>
+            </w:r>
+          </w:p>
         </w:tc>
         <w:tc>
           <w:tcPr>
@@ -10744,7 +10777,7 @@
                 <w:i w:val="0"/>
                 <w:sz w:val="22"/>
               </w:rPr>
-              <w:t>Заявление о снятии с учёта подаётся при прекращении эксплуатации объекта (ст. 69.2 7-ФЗ); плата за НВОС и отчётность - за фактический период эксплуатации.</w:t>
+              <w:t>Сведения о прекращении деятельности на объекте подаются по месту постановки на учёт; подтверждающий документ - акт о консервации или ликвидации объекта (п. 11, 12 ст. 69.2 7-ФЗ). Применяется и при выезде с арендованной площадки. Плата за НВОС и отчётность - за фактический период эксплуатации.</w:t>
             </w:r>
           </w:p>
         </w:tc>
